--- a/doc/NotesNRa4_tests.docx
+++ b/doc/NotesNRa4_tests.docx
@@ -45,15 +45,7 @@
           <w:bCs/>
           <w:u w:val="single"/>
         </w:rPr>
-        <w:t xml:space="preserve"> : </w:t>
-      </w:r>
-      <w:r>
-        <w:rPr>
-          <w:b/>
-          <w:bCs/>
-          <w:u w:val="single"/>
-        </w:rPr>
-        <w:t>tests</w:t>
+        <w:t> : tests</w:t>
       </w:r>
     </w:p>
     <w:p/>
@@ -165,47 +157,50 @@
     <w:p>
       <w:pPr>
         <w:pStyle w:val="PrformatHTML"/>
-      </w:pPr>
-      <w:proofErr w:type="spellStart"/>
-      <w:r>
         <w:rPr>
           <w:rStyle w:val="n"/>
           <w:rFonts w:eastAsiaTheme="majorEastAsia"/>
           <w:highlight w:val="cyan"/>
         </w:rPr>
+      </w:pPr>
+      <w:proofErr w:type="spellStart"/>
+      <w:proofErr w:type="gramStart"/>
+      <w:r>
+        <w:rPr>
+          <w:rStyle w:val="n"/>
+          <w:rFonts w:eastAsiaTheme="majorEastAsia"/>
+          <w:highlight w:val="cyan"/>
+        </w:rPr>
         <w:t>scrapy</w:t>
       </w:r>
       <w:proofErr w:type="spellEnd"/>
-      <w:r>
-        <w:rPr>
+      <w:proofErr w:type="gramEnd"/>
+      <w:r>
+        <w:rPr>
+          <w:rStyle w:val="n"/>
+          <w:rFonts w:eastAsiaTheme="majorEastAsia"/>
           <w:highlight w:val="cyan"/>
         </w:rPr>
-        <w:t xml:space="preserve"> </w:t>
-      </w:r>
+        <w:t xml:space="preserve"> crawl </w:t>
+      </w:r>
+      <w:proofErr w:type="spellStart"/>
       <w:r>
         <w:rPr>
           <w:rStyle w:val="n"/>
           <w:rFonts w:eastAsiaTheme="majorEastAsia"/>
           <w:highlight w:val="cyan"/>
         </w:rPr>
-        <w:t>crawl</w:t>
-      </w:r>
-      <w:r>
-        <w:rPr>
+        <w:t>geneanet</w:t>
+      </w:r>
+      <w:proofErr w:type="spellEnd"/>
+      <w:r>
+        <w:rPr>
+          <w:rStyle w:val="n"/>
+          <w:rFonts w:eastAsiaTheme="majorEastAsia"/>
           <w:highlight w:val="cyan"/>
         </w:rPr>
-        <w:t xml:space="preserve"> </w:t>
-      </w:r>
-      <w:proofErr w:type="spellStart"/>
-      <w:r>
-        <w:rPr>
-          <w:rStyle w:val="n"/>
-          <w:rFonts w:eastAsiaTheme="majorEastAsia"/>
-          <w:highlight w:val="cyan"/>
-        </w:rPr>
-        <w:t>geneanet</w:t>
-      </w:r>
-      <w:proofErr w:type="spellEnd"/>
+        <w:t xml:space="preserve"> -a url="https://gw.geneanet.org/nraibaut2_w?lang=fr&amp;n=dupont&amp;oc=0&amp;p=gerard"</w:t>
+      </w:r>
     </w:p>
     <w:p/>
     <w:p/>
@@ -234,15 +229,172 @@
       </w:r>
     </w:p>
     <w:p>
-      <w:r>
-        <w:t>set PYTHONPATH=D:\Users\Nicolas\Documents\Python\geneanet</w:t>
-      </w:r>
-    </w:p>
-    <w:p>
-      <w:r>
-        <w:t>python tests/TestParser.py</w:t>
-      </w:r>
-    </w:p>
+      <w:proofErr w:type="gramStart"/>
+      <w:r>
+        <w:t>set</w:t>
+      </w:r>
+      <w:proofErr w:type="gramEnd"/>
+      <w:r>
+        <w:t xml:space="preserve"> PYTHONPATH=D:\Users\Nicolas\Documents\Python\geneanet</w:t>
+      </w:r>
+    </w:p>
+    <w:p>
+      <w:proofErr w:type="gramStart"/>
+      <w:r>
+        <w:t>python</w:t>
+      </w:r>
+      <w:proofErr w:type="gramEnd"/>
+      <w:r>
+        <w:t xml:space="preserve"> tests/TestParser.py</w:t>
+      </w:r>
+      <w:r>
+        <w:t xml:space="preserve"> &gt; tests/TestParser.log 2&gt;&amp;1</w:t>
+      </w:r>
+    </w:p>
+    <w:p/>
+    <w:p/>
+    <w:p>
+      <w:pPr>
+        <w:rPr>
+          <w:b/>
+          <w:bCs/>
+        </w:rPr>
+      </w:pPr>
+      <w:r>
+        <w:rPr>
+          <w:b/>
+          <w:bCs/>
+          <w:highlight w:val="yellow"/>
+        </w:rPr>
+        <w:t xml:space="preserve">TESTS </w:t>
+      </w:r>
+      <w:r>
+        <w:rPr>
+          <w:b/>
+          <w:bCs/>
+          <w:highlight w:val="yellow"/>
+        </w:rPr>
+        <w:t>EXPRESSIONS XPATH</w:t>
+      </w:r>
+    </w:p>
+    <w:p/>
+    <w:p>
+      <w:pPr>
+        <w:pStyle w:val="PrformatHTML"/>
+        <w:rPr>
+          <w:rStyle w:val="n"/>
+          <w:rFonts w:eastAsiaTheme="majorEastAsia"/>
+          <w:highlight w:val="cyan"/>
+        </w:rPr>
+      </w:pPr>
+      <w:proofErr w:type="spellStart"/>
+      <w:proofErr w:type="gramStart"/>
+      <w:r>
+        <w:rPr>
+          <w:rStyle w:val="kn"/>
+          <w:rFonts w:eastAsiaTheme="majorEastAsia"/>
+          <w:highlight w:val="cyan"/>
+        </w:rPr>
+        <w:t>scrapy</w:t>
+      </w:r>
+      <w:proofErr w:type="spellEnd"/>
+      <w:proofErr w:type="gramEnd"/>
+      <w:r>
+        <w:rPr>
+          <w:rStyle w:val="kn"/>
+          <w:rFonts w:eastAsiaTheme="majorEastAsia"/>
+          <w:highlight w:val="cyan"/>
+        </w:rPr>
+        <w:t xml:space="preserve"> </w:t>
+      </w:r>
+      <w:proofErr w:type="spellStart"/>
+      <w:r>
+        <w:rPr>
+          <w:rStyle w:val="kn"/>
+          <w:rFonts w:eastAsiaTheme="majorEastAsia"/>
+          <w:highlight w:val="cyan"/>
+        </w:rPr>
+        <w:t>shel</w:t>
+      </w:r>
+      <w:r>
+        <w:rPr>
+          <w:rStyle w:val="kn"/>
+          <w:rFonts w:eastAsiaTheme="majorEastAsia"/>
+          <w:highlight w:val="cyan"/>
+        </w:rPr>
+        <w:t>l</w:t>
+      </w:r>
+      <w:proofErr w:type="spellEnd"/>
+      <w:r>
+        <w:rPr>
+          <w:rStyle w:val="kn"/>
+          <w:rFonts w:eastAsiaTheme="majorEastAsia"/>
+          <w:highlight w:val="cyan"/>
+        </w:rPr>
+        <w:t xml:space="preserve"> </w:t>
+      </w:r>
+      <w:r>
+        <w:rPr>
+          <w:rStyle w:val="n"/>
+          <w:rFonts w:eastAsiaTheme="majorEastAsia"/>
+          <w:highlight w:val="cyan"/>
+        </w:rPr>
+        <w:t>"https://gw.geneanet.org/nraibaut2_w?lang=fr&amp;n=dupont&amp;oc=0&amp;p=gerard"</w:t>
+      </w:r>
+    </w:p>
+    <w:p/>
+    <w:p>
+      <w:proofErr w:type="gramStart"/>
+      <w:r>
+        <w:t>sexe</w:t>
+      </w:r>
+      <w:proofErr w:type="gramEnd"/>
+      <w:r>
+        <w:t> :</w:t>
+      </w:r>
+    </w:p>
+    <w:p>
+      <w:proofErr w:type="gramStart"/>
+      <w:r>
+        <w:t>response.xpath</w:t>
+      </w:r>
+      <w:proofErr w:type="gramEnd"/>
+      <w:r>
+        <w:t>("//div[@id='person-title']//img//@title").extract()</w:t>
+      </w:r>
+    </w:p>
+    <w:p>
+      <w:proofErr w:type="gramStart"/>
+      <w:r>
+        <w:t>homme</w:t>
+      </w:r>
+      <w:proofErr w:type="gramEnd"/>
+      <w:r>
+        <w:t> : M ou H</w:t>
+      </w:r>
+    </w:p>
+    <w:p>
+      <w:proofErr w:type="gramStart"/>
+      <w:r>
+        <w:t>femme</w:t>
+      </w:r>
+      <w:proofErr w:type="gramEnd"/>
+      <w:r>
+        <w:t> : F</w:t>
+      </w:r>
+    </w:p>
+    <w:p>
+      <w:pPr>
+        <w:rPr>
+          <w:rStyle w:val="kn"/>
+          <w:rFonts w:eastAsiaTheme="majorEastAsia"/>
+        </w:rPr>
+      </w:pPr>
+    </w:p>
+    <w:p/>
+    <w:p/>
+    <w:p/>
+    <w:p/>
     <w:p/>
     <w:p/>
     <w:p>
@@ -291,8 +443,13 @@
     <w:p/>
     <w:p>
       <w:bookmarkStart w:id="0" w:name="_Hlk142067930"/>
-      <w:r>
-        <w:t>création projet dans E:\scrapy_crawler</w:t>
+      <w:proofErr w:type="gramStart"/>
+      <w:r>
+        <w:t>création</w:t>
+      </w:r>
+      <w:proofErr w:type="gramEnd"/>
+      <w:r>
+        <w:t xml:space="preserve"> projet dans E:\scrapy_crawler</w:t>
       </w:r>
     </w:p>
     <w:p/>
@@ -305,10 +462,12 @@
         <w:t>(</w:t>
       </w:r>
       <w:proofErr w:type="spellStart"/>
+      <w:proofErr w:type="gramStart"/>
       <w:r>
         <w:t>scrapy</w:t>
       </w:r>
       <w:proofErr w:type="spellEnd"/>
+      <w:proofErr w:type="gramEnd"/>
       <w:r>
         <w:t>) E:\&gt;</w:t>
       </w:r>
@@ -394,8 +553,13 @@
       </w:r>
       <w:proofErr w:type="spellEnd"/>
       <w:r>
-        <w:t xml:space="preserve"> in:</w:t>
-      </w:r>
+        <w:t xml:space="preserve"> </w:t>
+      </w:r>
+      <w:proofErr w:type="gramStart"/>
+      <w:r>
+        <w:t>in:</w:t>
+      </w:r>
+      <w:proofErr w:type="gramEnd"/>
     </w:p>
     <w:p>
       <w:pPr>
@@ -426,6 +590,7 @@
         <w:t xml:space="preserve"> first spider </w:t>
       </w:r>
       <w:proofErr w:type="spellStart"/>
+      <w:proofErr w:type="gramStart"/>
       <w:r>
         <w:t>with</w:t>
       </w:r>
@@ -433,13 +598,22 @@
       <w:r>
         <w:t>:</w:t>
       </w:r>
-    </w:p>
-    <w:p>
-      <w:pPr>
-        <w:pStyle w:val="Listing"/>
-      </w:pPr>
-      <w:r>
-        <w:t xml:space="preserve">    cd </w:t>
+      <w:proofErr w:type="gramEnd"/>
+    </w:p>
+    <w:p>
+      <w:pPr>
+        <w:pStyle w:val="Listing"/>
+      </w:pPr>
+      <w:r>
+        <w:t xml:space="preserve">    </w:t>
+      </w:r>
+      <w:proofErr w:type="gramStart"/>
+      <w:r>
+        <w:t>cd</w:t>
+      </w:r>
+      <w:proofErr w:type="gramEnd"/>
+      <w:r>
+        <w:t xml:space="preserve"> </w:t>
       </w:r>
       <w:proofErr w:type="spellStart"/>
       <w:r>
@@ -455,10 +629,12 @@
         <w:t xml:space="preserve">    </w:t>
       </w:r>
       <w:proofErr w:type="spellStart"/>
+      <w:proofErr w:type="gramStart"/>
       <w:r>
         <w:t>scrapy</w:t>
       </w:r>
       <w:proofErr w:type="spellEnd"/>
+      <w:proofErr w:type="gramEnd"/>
       <w:r>
         <w:t xml:space="preserve"> </w:t>
       </w:r>
@@ -483,8 +659,13 @@
     <w:p/>
     <w:p/>
     <w:p>
-      <w:r>
-        <w:t>l’exemple ne marche pas…</w:t>
+      <w:proofErr w:type="gramStart"/>
+      <w:r>
+        <w:t>l’exemple</w:t>
+      </w:r>
+      <w:proofErr w:type="gramEnd"/>
+      <w:r>
+        <w:t xml:space="preserve"> ne marche pas…</w:t>
       </w:r>
     </w:p>
     <w:p>
@@ -508,6 +689,7 @@
         <w:pStyle w:val="PrformatHTML"/>
       </w:pPr>
       <w:proofErr w:type="spellStart"/>
+      <w:proofErr w:type="gramStart"/>
       <w:r>
         <w:rPr>
           <w:rStyle w:val="n"/>
@@ -516,6 +698,7 @@
         <w:t>scrapy</w:t>
       </w:r>
       <w:proofErr w:type="spellEnd"/>
+      <w:proofErr w:type="gramEnd"/>
       <w:r>
         <w:t xml:space="preserve"> </w:t>
       </w:r>
@@ -545,10 +728,12 @@
         <w:t>(</w:t>
       </w:r>
       <w:proofErr w:type="spellStart"/>
+      <w:proofErr w:type="gramStart"/>
       <w:r>
         <w:t>scrapy</w:t>
       </w:r>
       <w:proofErr w:type="spellEnd"/>
+      <w:proofErr w:type="gramEnd"/>
       <w:r>
         <w:t xml:space="preserve">) D:\Users\Nicolas\Documents\Python\test_scrapy&gt;scrapy </w:t>
       </w:r>
@@ -603,8 +788,13 @@
       </w:r>
       <w:proofErr w:type="spellEnd"/>
       <w:r>
-        <w:t xml:space="preserve"> in:</w:t>
-      </w:r>
+        <w:t xml:space="preserve"> </w:t>
+      </w:r>
+      <w:proofErr w:type="gramStart"/>
+      <w:r>
+        <w:t>in:</w:t>
+      </w:r>
+      <w:proofErr w:type="gramEnd"/>
     </w:p>
     <w:p>
       <w:r>
@@ -625,6 +815,7 @@
         <w:t xml:space="preserve"> first spider </w:t>
       </w:r>
       <w:proofErr w:type="spellStart"/>
+      <w:proofErr w:type="gramStart"/>
       <w:r>
         <w:t>with</w:t>
       </w:r>
@@ -632,21 +823,32 @@
       <w:r>
         <w:t>:</w:t>
       </w:r>
-    </w:p>
-    <w:p>
-      <w:r>
-        <w:t xml:space="preserve">    cd tutorial</w:t>
-      </w:r>
+      <w:proofErr w:type="gramEnd"/>
     </w:p>
     <w:p>
       <w:r>
         <w:t xml:space="preserve">    </w:t>
       </w:r>
-      <w:proofErr w:type="spellStart"/>
+      <w:proofErr w:type="gramStart"/>
+      <w:r>
+        <w:t>cd</w:t>
+      </w:r>
+      <w:proofErr w:type="gramEnd"/>
+      <w:r>
+        <w:t xml:space="preserve"> tutorial</w:t>
+      </w:r>
+    </w:p>
+    <w:p>
+      <w:r>
+        <w:t xml:space="preserve">    </w:t>
+      </w:r>
+      <w:proofErr w:type="spellStart"/>
+      <w:proofErr w:type="gramStart"/>
       <w:r>
         <w:t>scrapy</w:t>
       </w:r>
       <w:proofErr w:type="spellEnd"/>
+      <w:proofErr w:type="gramEnd"/>
       <w:r>
         <w:t xml:space="preserve"> </w:t>
       </w:r>
@@ -674,6 +876,7 @@
         <w:pStyle w:val="PrformatHTML"/>
       </w:pPr>
       <w:proofErr w:type="spellStart"/>
+      <w:proofErr w:type="gramStart"/>
       <w:r>
         <w:rPr>
           <w:rStyle w:val="n"/>
@@ -682,6 +885,7 @@
         <w:t>scrapy</w:t>
       </w:r>
       <w:proofErr w:type="spellEnd"/>
+      <w:proofErr w:type="gramEnd"/>
       <w:r>
         <w:t xml:space="preserve"> </w:t>
       </w:r>
@@ -713,6 +917,7 @@
         </w:rPr>
       </w:pPr>
       <w:proofErr w:type="spellStart"/>
+      <w:proofErr w:type="gramStart"/>
       <w:r>
         <w:rPr>
           <w:rStyle w:val="n"/>
@@ -721,6 +926,7 @@
         <w:t>scrapy</w:t>
       </w:r>
       <w:proofErr w:type="spellEnd"/>
+      <w:proofErr w:type="gramEnd"/>
       <w:r>
         <w:t xml:space="preserve"> </w:t>
       </w:r>
@@ -846,6 +1052,7 @@
         <w:t>"</w:t>
       </w:r>
       <w:proofErr w:type="spellStart"/>
+      <w:proofErr w:type="gramStart"/>
       <w:r>
         <w:rPr>
           <w:rStyle w:val="s2"/>
@@ -863,6 +1070,7 @@
         <w:t>::</w:t>
       </w:r>
       <w:proofErr w:type="spellStart"/>
+      <w:proofErr w:type="gramEnd"/>
       <w:r>
         <w:rPr>
           <w:rStyle w:val="s2"/>
@@ -946,6 +1154,7 @@
         <w:t>"</w:t>
       </w:r>
       <w:proofErr w:type="spellStart"/>
+      <w:proofErr w:type="gramStart"/>
       <w:r>
         <w:rPr>
           <w:rStyle w:val="s2"/>
@@ -962,6 +1171,7 @@
         <w:t>::</w:t>
       </w:r>
       <w:proofErr w:type="spellStart"/>
+      <w:proofErr w:type="gramEnd"/>
       <w:r>
         <w:rPr>
           <w:rStyle w:val="s2"/>
@@ -1043,6 +1253,7 @@
         <w:t>"</w:t>
       </w:r>
       <w:proofErr w:type="spellStart"/>
+      <w:proofErr w:type="gramStart"/>
       <w:r>
         <w:rPr>
           <w:rStyle w:val="s2"/>
@@ -1059,6 +1270,7 @@
         <w:t>::</w:t>
       </w:r>
       <w:proofErr w:type="spellStart"/>
+      <w:proofErr w:type="gramEnd"/>
       <w:r>
         <w:rPr>
           <w:rStyle w:val="s2"/>
@@ -1153,6 +1365,7 @@
         <w:t>"</w:t>
       </w:r>
       <w:proofErr w:type="spellStart"/>
+      <w:proofErr w:type="gramStart"/>
       <w:r>
         <w:rPr>
           <w:rStyle w:val="s2"/>
@@ -1169,6 +1382,7 @@
         <w:t>::</w:t>
       </w:r>
       <w:proofErr w:type="spellStart"/>
+      <w:proofErr w:type="gramEnd"/>
       <w:r>
         <w:rPr>
           <w:rStyle w:val="s2"/>
@@ -1248,6 +1462,7 @@
           <w:rStyle w:val="n"/>
           <w:rFonts w:eastAsiaTheme="majorEastAsia"/>
         </w:rPr>
+        <w:lastRenderedPageBreak/>
         <w:t>response</w:t>
       </w:r>
       <w:r>
@@ -1277,6 +1492,7 @@
         <w:t>"</w:t>
       </w:r>
       <w:proofErr w:type="spellStart"/>
+      <w:proofErr w:type="gramStart"/>
       <w:r>
         <w:rPr>
           <w:rStyle w:val="s2"/>
@@ -1293,6 +1509,7 @@
         <w:t>::</w:t>
       </w:r>
       <w:proofErr w:type="spellStart"/>
+      <w:proofErr w:type="gramEnd"/>
       <w:r>
         <w:rPr>
           <w:rStyle w:val="s2"/>
@@ -1401,6 +1618,7 @@
         <w:t>"</w:t>
       </w:r>
       <w:proofErr w:type="spellStart"/>
+      <w:proofErr w:type="gramStart"/>
       <w:r>
         <w:rPr>
           <w:rStyle w:val="s2"/>
@@ -1417,6 +1635,7 @@
         <w:t>::</w:t>
       </w:r>
       <w:proofErr w:type="spellStart"/>
+      <w:proofErr w:type="gramEnd"/>
       <w:r>
         <w:rPr>
           <w:rStyle w:val="s2"/>
@@ -1483,6 +1702,7 @@
         <w:pStyle w:val="PrformatHTML"/>
       </w:pPr>
       <w:proofErr w:type="spellStart"/>
+      <w:proofErr w:type="gramStart"/>
       <w:r>
         <w:rPr>
           <w:rStyle w:val="n"/>
@@ -1504,6 +1724,7 @@
         <w:t>xpath</w:t>
       </w:r>
       <w:proofErr w:type="spellEnd"/>
+      <w:proofErr w:type="gramEnd"/>
       <w:r>
         <w:rPr>
           <w:rStyle w:val="p"/>
@@ -1545,6 +1766,7 @@
         <w:pStyle w:val="PrformatHTML"/>
       </w:pPr>
       <w:proofErr w:type="spellStart"/>
+      <w:proofErr w:type="gramStart"/>
       <w:r>
         <w:rPr>
           <w:rStyle w:val="n"/>
@@ -1566,6 +1788,7 @@
         <w:t>xpath</w:t>
       </w:r>
       <w:proofErr w:type="spellEnd"/>
+      <w:proofErr w:type="gramEnd"/>
       <w:r>
         <w:rPr>
           <w:rStyle w:val="p"/>
@@ -1656,10 +1879,12 @@
     </w:p>
     <w:p>
       <w:proofErr w:type="spellStart"/>
+      <w:proofErr w:type="gramStart"/>
       <w:r>
         <w:t>scrapy</w:t>
       </w:r>
       <w:proofErr w:type="spellEnd"/>
+      <w:proofErr w:type="gramEnd"/>
       <w:r>
         <w:t xml:space="preserve"> </w:t>
       </w:r>
@@ -1710,6 +1935,7 @@
         <w:t>"</w:t>
       </w:r>
       <w:proofErr w:type="spellStart"/>
+      <w:proofErr w:type="gramStart"/>
       <w:r>
         <w:rPr>
           <w:rStyle w:val="s2"/>
@@ -1718,6 +1944,7 @@
         <w:t>div.quote</w:t>
       </w:r>
       <w:proofErr w:type="spellEnd"/>
+      <w:proofErr w:type="gramEnd"/>
       <w:r>
         <w:rPr>
           <w:rStyle w:val="s2"/>
@@ -1737,6 +1964,7 @@
         <w:pStyle w:val="PrformatHTML"/>
       </w:pPr>
       <w:proofErr w:type="spellStart"/>
+      <w:proofErr w:type="gramStart"/>
       <w:r>
         <w:rPr>
           <w:rStyle w:val="n"/>
@@ -1745,6 +1973,7 @@
         <w:t>quote</w:t>
       </w:r>
       <w:proofErr w:type="spellEnd"/>
+      <w:proofErr w:type="gramEnd"/>
       <w:r>
         <w:t xml:space="preserve"> </w:t>
       </w:r>
@@ -1831,6 +2060,7 @@
         <w:pStyle w:val="PrformatHTML"/>
       </w:pPr>
       <w:proofErr w:type="spellStart"/>
+      <w:proofErr w:type="gramStart"/>
       <w:r>
         <w:rPr>
           <w:rStyle w:val="n"/>
@@ -1839,6 +2069,7 @@
         <w:t>text</w:t>
       </w:r>
       <w:proofErr w:type="spellEnd"/>
+      <w:proofErr w:type="gramEnd"/>
       <w:r>
         <w:t xml:space="preserve"> </w:t>
       </w:r>
@@ -1949,6 +2180,7 @@
         <w:pStyle w:val="PrformatHTML"/>
       </w:pPr>
       <w:proofErr w:type="spellStart"/>
+      <w:proofErr w:type="gramStart"/>
       <w:r>
         <w:rPr>
           <w:rStyle w:val="n"/>
@@ -1957,12 +2189,14 @@
         <w:t>text</w:t>
       </w:r>
       <w:proofErr w:type="spellEnd"/>
+      <w:proofErr w:type="gramEnd"/>
     </w:p>
     <w:p>
       <w:pPr>
         <w:pStyle w:val="PrformatHTML"/>
       </w:pPr>
       <w:proofErr w:type="spellStart"/>
+      <w:proofErr w:type="gramStart"/>
       <w:r>
         <w:rPr>
           <w:rStyle w:val="n"/>
@@ -1971,6 +2205,7 @@
         <w:t>author</w:t>
       </w:r>
       <w:proofErr w:type="spellEnd"/>
+      <w:proofErr w:type="gramEnd"/>
       <w:r>
         <w:t xml:space="preserve"> </w:t>
       </w:r>
@@ -2081,6 +2316,7 @@
         <w:pStyle w:val="PrformatHTML"/>
       </w:pPr>
       <w:proofErr w:type="spellStart"/>
+      <w:proofErr w:type="gramStart"/>
       <w:r>
         <w:rPr>
           <w:rStyle w:val="n"/>
@@ -2089,6 +2325,7 @@
         <w:t>author</w:t>
       </w:r>
       <w:proofErr w:type="spellEnd"/>
+      <w:proofErr w:type="gramEnd"/>
     </w:p>
     <w:p/>
     <w:p/>
@@ -2097,6 +2334,7 @@
         <w:pStyle w:val="PrformatHTML"/>
       </w:pPr>
       <w:proofErr w:type="spellStart"/>
+      <w:proofErr w:type="gramStart"/>
       <w:r>
         <w:rPr>
           <w:rStyle w:val="n"/>
@@ -2105,6 +2343,7 @@
         <w:t>scrapy</w:t>
       </w:r>
       <w:proofErr w:type="spellEnd"/>
+      <w:proofErr w:type="gramEnd"/>
       <w:r>
         <w:t xml:space="preserve"> </w:t>
       </w:r>
@@ -2171,14 +2410,20 @@
     </w:p>
     <w:p/>
     <w:p>
-      <w:r>
-        <w:t>liens :</w:t>
+      <w:proofErr w:type="gramStart"/>
+      <w:r>
+        <w:t>liens</w:t>
+      </w:r>
+      <w:proofErr w:type="gramEnd"/>
+      <w:r>
+        <w:t> :</w:t>
       </w:r>
     </w:p>
     <w:p>
       <w:pPr>
         <w:pStyle w:val="PrformatHTML"/>
       </w:pPr>
+      <w:proofErr w:type="gramStart"/>
       <w:r>
         <w:rPr>
           <w:rStyle w:val="n"/>
@@ -2205,6 +2450,7 @@
         </w:rPr>
         <w:t>(</w:t>
       </w:r>
+      <w:proofErr w:type="gramEnd"/>
       <w:r>
         <w:rPr>
           <w:rStyle w:val="s1"/>
@@ -2260,6 +2506,7 @@
       <w:pPr>
         <w:pStyle w:val="PrformatHTML"/>
       </w:pPr>
+      <w:proofErr w:type="gramStart"/>
       <w:r>
         <w:rPr>
           <w:rStyle w:val="n"/>
@@ -2286,6 +2533,7 @@
         </w:rPr>
         <w:t>(</w:t>
       </w:r>
+      <w:proofErr w:type="gramEnd"/>
       <w:r>
         <w:rPr>
           <w:rStyle w:val="s2"/>
@@ -2336,14 +2584,17 @@
       </w:r>
     </w:p>
     <w:p>
+      <w:proofErr w:type="gramStart"/>
       <w:r>
         <w:t>ou</w:t>
       </w:r>
+      <w:proofErr w:type="gramEnd"/>
     </w:p>
     <w:p>
       <w:pPr>
         <w:pStyle w:val="PrformatHTML"/>
       </w:pPr>
+      <w:proofErr w:type="gramStart"/>
       <w:r>
         <w:rPr>
           <w:rStyle w:val="n"/>
@@ -2370,6 +2621,7 @@
         </w:rPr>
         <w:t>(</w:t>
       </w:r>
+      <w:proofErr w:type="gramEnd"/>
       <w:r>
         <w:rPr>
           <w:rStyle w:val="s2"/>
@@ -2446,6 +2698,7 @@
         </w:rPr>
       </w:pPr>
       <w:proofErr w:type="spellStart"/>
+      <w:proofErr w:type="gramStart"/>
       <w:r>
         <w:rPr>
           <w:rStyle w:val="n"/>
@@ -2454,6 +2707,7 @@
         <w:t>scrapy</w:t>
       </w:r>
       <w:proofErr w:type="spellEnd"/>
+      <w:proofErr w:type="gramEnd"/>
       <w:r>
         <w:rPr>
           <w:rStyle w:val="n"/>
@@ -2492,6 +2746,7 @@
         <w:pStyle w:val="PrformatHTML"/>
       </w:pPr>
       <w:proofErr w:type="spellStart"/>
+      <w:proofErr w:type="gramStart"/>
       <w:r>
         <w:rPr>
           <w:rStyle w:val="n"/>
@@ -2501,6 +2756,7 @@
         <w:t>scrapy</w:t>
       </w:r>
       <w:proofErr w:type="spellEnd"/>
+      <w:proofErr w:type="gramEnd"/>
       <w:r>
         <w:rPr>
           <w:highlight w:val="cyan"/>
@@ -2557,6 +2813,7 @@
         </w:rPr>
       </w:pPr>
       <w:proofErr w:type="spellStart"/>
+      <w:proofErr w:type="gramStart"/>
       <w:r>
         <w:rPr>
           <w:rStyle w:val="kn"/>
@@ -2566,6 +2823,7 @@
         <w:t>scrapy</w:t>
       </w:r>
       <w:proofErr w:type="spellEnd"/>
+      <w:proofErr w:type="gramEnd"/>
       <w:r>
         <w:rPr>
           <w:rStyle w:val="kn"/>
@@ -2666,6 +2924,7 @@
         </w:rPr>
       </w:pPr>
       <w:proofErr w:type="spellStart"/>
+      <w:proofErr w:type="gramStart"/>
       <w:r>
         <w:rPr>
           <w:rStyle w:val="kn"/>
@@ -2675,6 +2934,7 @@
         <w:t>scrapy</w:t>
       </w:r>
       <w:proofErr w:type="spellEnd"/>
+      <w:proofErr w:type="gramEnd"/>
       <w:r>
         <w:rPr>
           <w:rStyle w:val="kn"/>
@@ -2712,6 +2972,7 @@
         </w:rPr>
       </w:pPr>
       <w:proofErr w:type="spellStart"/>
+      <w:proofErr w:type="gramStart"/>
       <w:r>
         <w:rPr>
           <w:rStyle w:val="kn"/>
@@ -2721,6 +2982,7 @@
         <w:t>scrapy</w:t>
       </w:r>
       <w:proofErr w:type="spellEnd"/>
+      <w:proofErr w:type="gramEnd"/>
       <w:r>
         <w:rPr>
           <w:rStyle w:val="kn"/>
@@ -2758,6 +3020,7 @@
         </w:rPr>
       </w:pPr>
       <w:proofErr w:type="spellStart"/>
+      <w:proofErr w:type="gramStart"/>
       <w:r>
         <w:rPr>
           <w:rStyle w:val="kn"/>
@@ -2767,6 +3030,7 @@
         <w:t>scrapy</w:t>
       </w:r>
       <w:proofErr w:type="spellEnd"/>
+      <w:proofErr w:type="gramEnd"/>
       <w:r>
         <w:rPr>
           <w:rStyle w:val="kn"/>
@@ -2812,6 +3076,7 @@
         </w:rPr>
       </w:pPr>
       <w:proofErr w:type="spellStart"/>
+      <w:proofErr w:type="gramStart"/>
       <w:r>
         <w:rPr>
           <w:rStyle w:val="kn"/>
@@ -2821,6 +3086,7 @@
         <w:t>scrapy</w:t>
       </w:r>
       <w:proofErr w:type="spellEnd"/>
+      <w:proofErr w:type="gramEnd"/>
       <w:r>
         <w:rPr>
           <w:rStyle w:val="kn"/>
@@ -2877,6 +3143,7 @@
         <w:pStyle w:val="PrformatHTML"/>
       </w:pPr>
       <w:proofErr w:type="spellStart"/>
+      <w:proofErr w:type="gramStart"/>
       <w:r>
         <w:rPr>
           <w:rStyle w:val="kn"/>
@@ -2885,6 +3152,7 @@
         <w:t>from</w:t>
       </w:r>
       <w:proofErr w:type="spellEnd"/>
+      <w:proofErr w:type="gramEnd"/>
       <w:r>
         <w:t xml:space="preserve"> </w:t>
       </w:r>
@@ -2925,6 +3193,7 @@
         </w:rPr>
       </w:pPr>
       <w:proofErr w:type="spellStart"/>
+      <w:proofErr w:type="gramStart"/>
       <w:r>
         <w:rPr>
           <w:rStyle w:val="n"/>
@@ -2933,6 +3202,7 @@
         <w:t>filename</w:t>
       </w:r>
       <w:proofErr w:type="spellEnd"/>
+      <w:proofErr w:type="gramEnd"/>
       <w:r>
         <w:t xml:space="preserve"> </w:t>
       </w:r>
@@ -2971,6 +3241,7 @@
           <w:rStyle w:val="n"/>
           <w:rFonts w:eastAsiaTheme="majorEastAsia"/>
         </w:rPr>
+        <w:lastRenderedPageBreak/>
         <w:t>Path</w:t>
       </w:r>
       <w:r>
@@ -2988,6 +3259,7 @@
         <w:t>filename</w:t>
       </w:r>
       <w:proofErr w:type="spellEnd"/>
+      <w:proofErr w:type="gramStart"/>
       <w:r>
         <w:rPr>
           <w:rStyle w:val="p"/>
@@ -3006,7 +3278,15 @@
           <w:rStyle w:val="n"/>
           <w:rFonts w:eastAsiaTheme="majorEastAsia"/>
         </w:rPr>
-        <w:t>write_bytes</w:t>
+        <w:t>write</w:t>
+      </w:r>
+      <w:proofErr w:type="gramEnd"/>
+      <w:r>
+        <w:rPr>
+          <w:rStyle w:val="n"/>
+          <w:rFonts w:eastAsiaTheme="majorEastAsia"/>
+        </w:rPr>
+        <w:t>_bytes</w:t>
       </w:r>
       <w:proofErr w:type="spellEnd"/>
       <w:r>
@@ -3062,28 +3342,53 @@
           <w:rFonts w:eastAsiaTheme="majorEastAsia"/>
         </w:rPr>
       </w:pPr>
-      <w:r>
-        <w:rPr>
-          <w:rStyle w:val="comment"/>
-          <w:rFonts w:eastAsiaTheme="majorEastAsia"/>
-        </w:rPr>
-        <w:t>&lt;!--  Portrait --&gt;</w:t>
-      </w:r>
-    </w:p>
-    <w:p>
-      <w:pPr>
-        <w:pStyle w:val="Listing"/>
-        <w:rPr>
-          <w:rStyle w:val="comment"/>
-          <w:rFonts w:eastAsiaTheme="majorEastAsia"/>
-        </w:rPr>
-      </w:pPr>
-      <w:r>
-        <w:rPr>
-          <w:rStyle w:val="comment"/>
-          <w:rFonts w:eastAsiaTheme="majorEastAsia"/>
-        </w:rPr>
-        <w:t>&lt;div id="</w:t>
+      <w:proofErr w:type="gramStart"/>
+      <w:r>
+        <w:rPr>
+          <w:rStyle w:val="comment"/>
+          <w:rFonts w:eastAsiaTheme="majorEastAsia"/>
+        </w:rPr>
+        <w:t>&lt;!--</w:t>
+      </w:r>
+      <w:proofErr w:type="gramEnd"/>
+      <w:r>
+        <w:rPr>
+          <w:rStyle w:val="comment"/>
+          <w:rFonts w:eastAsiaTheme="majorEastAsia"/>
+        </w:rPr>
+        <w:t xml:space="preserve">  Portrait --&gt;</w:t>
+      </w:r>
+    </w:p>
+    <w:p>
+      <w:pPr>
+        <w:pStyle w:val="Listing"/>
+        <w:rPr>
+          <w:rStyle w:val="comment"/>
+          <w:rFonts w:eastAsiaTheme="majorEastAsia"/>
+        </w:rPr>
+      </w:pPr>
+      <w:r>
+        <w:rPr>
+          <w:rStyle w:val="comment"/>
+          <w:rFonts w:eastAsiaTheme="majorEastAsia"/>
+        </w:rPr>
+        <w:t>&lt;</w:t>
+      </w:r>
+      <w:proofErr w:type="gramStart"/>
+      <w:r>
+        <w:rPr>
+          <w:rStyle w:val="comment"/>
+          <w:rFonts w:eastAsiaTheme="majorEastAsia"/>
+        </w:rPr>
+        <w:t>div</w:t>
+      </w:r>
+      <w:proofErr w:type="gramEnd"/>
+      <w:r>
+        <w:rPr>
+          <w:rStyle w:val="comment"/>
+          <w:rFonts w:eastAsiaTheme="majorEastAsia"/>
+        </w:rPr>
+        <w:t xml:space="preserve"> id="</w:t>
       </w:r>
       <w:proofErr w:type="spellStart"/>
       <w:r>
@@ -3147,7 +3452,23 @@
           <w:rStyle w:val="comment"/>
           <w:rFonts w:eastAsiaTheme="majorEastAsia"/>
         </w:rPr>
-        <w:t>&lt;div class="</w:t>
+        <w:t>&lt;</w:t>
+      </w:r>
+      <w:proofErr w:type="gramStart"/>
+      <w:r>
+        <w:rPr>
+          <w:rStyle w:val="comment"/>
+          <w:rFonts w:eastAsiaTheme="majorEastAsia"/>
+        </w:rPr>
+        <w:t>div</w:t>
+      </w:r>
+      <w:proofErr w:type="gramEnd"/>
+      <w:r>
+        <w:rPr>
+          <w:rStyle w:val="comment"/>
+          <w:rFonts w:eastAsiaTheme="majorEastAsia"/>
+        </w:rPr>
+        <w:t xml:space="preserve"> class="</w:t>
       </w:r>
       <w:proofErr w:type="spellStart"/>
       <w:r>
@@ -3179,7 +3500,23 @@
           <w:rStyle w:val="comment"/>
           <w:rFonts w:eastAsiaTheme="majorEastAsia"/>
         </w:rPr>
-        <w:t>&lt;h1 class="</w:t>
+        <w:t>&lt;</w:t>
+      </w:r>
+      <w:proofErr w:type="gramStart"/>
+      <w:r>
+        <w:rPr>
+          <w:rStyle w:val="comment"/>
+          <w:rFonts w:eastAsiaTheme="majorEastAsia"/>
+        </w:rPr>
+        <w:t>h</w:t>
+      </w:r>
+      <w:proofErr w:type="gramEnd"/>
+      <w:r>
+        <w:rPr>
+          <w:rStyle w:val="comment"/>
+          <w:rFonts w:eastAsiaTheme="majorEastAsia"/>
+        </w:rPr>
+        <w:t>1 class="</w:t>
       </w:r>
       <w:proofErr w:type="spellStart"/>
       <w:r>
@@ -3230,6 +3567,7 @@
         <w:t>&lt;</w:t>
       </w:r>
       <w:proofErr w:type="spellStart"/>
+      <w:proofErr w:type="gramStart"/>
       <w:r>
         <w:rPr>
           <w:rStyle w:val="comment"/>
@@ -3238,6 +3576,7 @@
         <w:t>img</w:t>
       </w:r>
       <w:proofErr w:type="spellEnd"/>
+      <w:proofErr w:type="gramEnd"/>
       <w:r>
         <w:rPr>
           <w:rStyle w:val="comment"/>
@@ -3291,7 +3630,23 @@
           <w:rStyle w:val="comment"/>
           <w:rFonts w:eastAsiaTheme="majorEastAsia"/>
         </w:rPr>
-        <w:t>&lt;a href="</w:t>
+        <w:t>&lt;</w:t>
+      </w:r>
+      <w:proofErr w:type="gramStart"/>
+      <w:r>
+        <w:rPr>
+          <w:rStyle w:val="comment"/>
+          <w:rFonts w:eastAsiaTheme="majorEastAsia"/>
+        </w:rPr>
+        <w:t>a</w:t>
+      </w:r>
+      <w:proofErr w:type="gramEnd"/>
+      <w:r>
+        <w:rPr>
+          <w:rStyle w:val="comment"/>
+          <w:rFonts w:eastAsiaTheme="majorEastAsia"/>
+        </w:rPr>
+        <w:t xml:space="preserve"> href="</w:t>
       </w:r>
       <w:proofErr w:type="spellStart"/>
       <w:r>
@@ -3371,7 +3726,23 @@
           <w:rStyle w:val="comment"/>
           <w:rFonts w:eastAsiaTheme="majorEastAsia"/>
         </w:rPr>
-        <w:t>&lt;a href="</w:t>
+        <w:t>&lt;</w:t>
+      </w:r>
+      <w:proofErr w:type="gramStart"/>
+      <w:r>
+        <w:rPr>
+          <w:rStyle w:val="comment"/>
+          <w:rFonts w:eastAsiaTheme="majorEastAsia"/>
+        </w:rPr>
+        <w:t>a</w:t>
+      </w:r>
+      <w:proofErr w:type="gramEnd"/>
+      <w:r>
+        <w:rPr>
+          <w:rStyle w:val="comment"/>
+          <w:rFonts w:eastAsiaTheme="majorEastAsia"/>
+        </w:rPr>
+        <w:t xml:space="preserve"> href="</w:t>
       </w:r>
       <w:proofErr w:type="spellStart"/>
       <w:r>
@@ -3451,7 +3822,23 @@
           <w:rStyle w:val="comment"/>
           <w:rFonts w:eastAsiaTheme="majorEastAsia"/>
         </w:rPr>
-        <w:t>&lt;div class="action-buttons not-</w:t>
+        <w:t>&lt;</w:t>
+      </w:r>
+      <w:proofErr w:type="gramStart"/>
+      <w:r>
+        <w:rPr>
+          <w:rStyle w:val="comment"/>
+          <w:rFonts w:eastAsiaTheme="majorEastAsia"/>
+        </w:rPr>
+        <w:t>div</w:t>
+      </w:r>
+      <w:proofErr w:type="gramEnd"/>
+      <w:r>
+        <w:rPr>
+          <w:rStyle w:val="comment"/>
+          <w:rFonts w:eastAsiaTheme="majorEastAsia"/>
+        </w:rPr>
+        <w:t xml:space="preserve"> class="action-buttons not-</w:t>
       </w:r>
       <w:proofErr w:type="spellStart"/>
       <w:r>
@@ -3543,6 +3930,7 @@
         <w:t>&lt;</w:t>
       </w:r>
       <w:proofErr w:type="spellStart"/>
+      <w:proofErr w:type="gramStart"/>
       <w:r>
         <w:rPr>
           <w:rStyle w:val="comment"/>
@@ -3551,6 +3939,7 @@
         <w:t>ul</w:t>
       </w:r>
       <w:proofErr w:type="spellEnd"/>
+      <w:proofErr w:type="gramEnd"/>
       <w:r>
         <w:rPr>
           <w:rStyle w:val="comment"/>
@@ -3572,55 +3961,112 @@
           <w:rStyle w:val="comment"/>
           <w:rFonts w:eastAsiaTheme="majorEastAsia"/>
         </w:rPr>
-        <w:t>&lt;li&gt;Né vers&amp;nbsp;1704&lt;/li&gt;</w:t>
-      </w:r>
-    </w:p>
-    <w:p>
-      <w:pPr>
-        <w:pStyle w:val="Listing"/>
-        <w:rPr>
-          <w:rStyle w:val="comment"/>
-          <w:rFonts w:eastAsiaTheme="majorEastAsia"/>
-        </w:rPr>
-      </w:pPr>
-      <w:r>
-        <w:rPr>
-          <w:rStyle w:val="comment"/>
-          <w:rFonts w:eastAsiaTheme="majorEastAsia"/>
-        </w:rPr>
-        <w:t>&lt;li&gt;Décédé le&amp;nbsp;9&amp;nbsp;décembre&amp;nbsp;1792 - Thoirette Coisia, 39240, Jura, Franche-Comté, FRANCE,</w:t>
-      </w:r>
-    </w:p>
-    <w:p>
-      <w:pPr>
-        <w:pStyle w:val="Listing"/>
-        <w:rPr>
-          <w:rStyle w:val="comment"/>
-          <w:rFonts w:eastAsiaTheme="majorEastAsia"/>
-        </w:rPr>
-      </w:pPr>
-      <w:r>
-        <w:rPr>
-          <w:rStyle w:val="comment"/>
-          <w:rFonts w:eastAsiaTheme="majorEastAsia"/>
-        </w:rPr>
-        <w:t>à l'âge d'environ 88 ans&lt;/li&gt;</w:t>
-      </w:r>
-    </w:p>
-    <w:p>
-      <w:pPr>
-        <w:pStyle w:val="Listing"/>
-        <w:rPr>
-          <w:rStyle w:val="comment"/>
-          <w:rFonts w:eastAsiaTheme="majorEastAsia"/>
-        </w:rPr>
-      </w:pPr>
-      <w:r>
-        <w:rPr>
-          <w:rStyle w:val="comment"/>
-          <w:rFonts w:eastAsiaTheme="majorEastAsia"/>
-        </w:rPr>
-        <w:t>&lt;li&gt;Laboureur(02 et 12/1792)&lt;/li&gt;</w:t>
+        <w:t>&lt;</w:t>
+      </w:r>
+      <w:proofErr w:type="gramStart"/>
+      <w:r>
+        <w:rPr>
+          <w:rStyle w:val="comment"/>
+          <w:rFonts w:eastAsiaTheme="majorEastAsia"/>
+        </w:rPr>
+        <w:t>li</w:t>
+      </w:r>
+      <w:proofErr w:type="gramEnd"/>
+      <w:r>
+        <w:rPr>
+          <w:rStyle w:val="comment"/>
+          <w:rFonts w:eastAsiaTheme="majorEastAsia"/>
+        </w:rPr>
+        <w:t>&gt;Né vers&amp;nbsp;1704&lt;/li&gt;</w:t>
+      </w:r>
+    </w:p>
+    <w:p>
+      <w:pPr>
+        <w:pStyle w:val="Listing"/>
+        <w:rPr>
+          <w:rStyle w:val="comment"/>
+          <w:rFonts w:eastAsiaTheme="majorEastAsia"/>
+        </w:rPr>
+      </w:pPr>
+      <w:r>
+        <w:rPr>
+          <w:rStyle w:val="comment"/>
+          <w:rFonts w:eastAsiaTheme="majorEastAsia"/>
+        </w:rPr>
+        <w:t>&lt;</w:t>
+      </w:r>
+      <w:proofErr w:type="gramStart"/>
+      <w:r>
+        <w:rPr>
+          <w:rStyle w:val="comment"/>
+          <w:rFonts w:eastAsiaTheme="majorEastAsia"/>
+        </w:rPr>
+        <w:t>li</w:t>
+      </w:r>
+      <w:proofErr w:type="gramEnd"/>
+      <w:r>
+        <w:rPr>
+          <w:rStyle w:val="comment"/>
+          <w:rFonts w:eastAsiaTheme="majorEastAsia"/>
+        </w:rPr>
+        <w:t>&gt;Décédé le&amp;nbsp;9&amp;nbsp;décembre&amp;nbsp;1792 - Thoirette Coisia, 39240, Jura, Franche-Comté, FRANCE,</w:t>
+      </w:r>
+    </w:p>
+    <w:p>
+      <w:pPr>
+        <w:pStyle w:val="Listing"/>
+        <w:rPr>
+          <w:rStyle w:val="comment"/>
+          <w:rFonts w:eastAsiaTheme="majorEastAsia"/>
+        </w:rPr>
+      </w:pPr>
+      <w:proofErr w:type="gramStart"/>
+      <w:r>
+        <w:rPr>
+          <w:rStyle w:val="comment"/>
+          <w:rFonts w:eastAsiaTheme="majorEastAsia"/>
+        </w:rPr>
+        <w:t>à</w:t>
+      </w:r>
+      <w:proofErr w:type="gramEnd"/>
+      <w:r>
+        <w:rPr>
+          <w:rStyle w:val="comment"/>
+          <w:rFonts w:eastAsiaTheme="majorEastAsia"/>
+        </w:rPr>
+        <w:t xml:space="preserve"> l'âge d'environ 88 ans&lt;/li&gt;</w:t>
+      </w:r>
+    </w:p>
+    <w:p>
+      <w:pPr>
+        <w:pStyle w:val="Listing"/>
+        <w:rPr>
+          <w:rStyle w:val="comment"/>
+          <w:rFonts w:eastAsiaTheme="majorEastAsia"/>
+        </w:rPr>
+      </w:pPr>
+      <w:r>
+        <w:rPr>
+          <w:rStyle w:val="comment"/>
+          <w:rFonts w:eastAsiaTheme="majorEastAsia"/>
+        </w:rPr>
+        <w:t>&lt;</w:t>
+      </w:r>
+      <w:proofErr w:type="gramStart"/>
+      <w:r>
+        <w:rPr>
+          <w:rStyle w:val="comment"/>
+          <w:rFonts w:eastAsiaTheme="majorEastAsia"/>
+        </w:rPr>
+        <w:t>li</w:t>
+      </w:r>
+      <w:proofErr w:type="gramEnd"/>
+      <w:r>
+        <w:rPr>
+          <w:rStyle w:val="comment"/>
+          <w:rFonts w:eastAsiaTheme="majorEastAsia"/>
+        </w:rPr>
+        <w:t>&gt;Laboureur(02 et 12/1792)&lt;/li&gt;</w:t>
       </w:r>
     </w:p>
     <w:p>
@@ -3681,28 +4127,53 @@
           <w:rFonts w:eastAsiaTheme="majorEastAsia"/>
         </w:rPr>
       </w:pPr>
-      <w:r>
-        <w:rPr>
-          <w:rStyle w:val="comment"/>
-          <w:rFonts w:eastAsiaTheme="majorEastAsia"/>
-        </w:rPr>
-        <w:t>&lt;!-- Parents simple --&gt;</w:t>
-      </w:r>
-    </w:p>
-    <w:p>
-      <w:pPr>
-        <w:pStyle w:val="Listing"/>
-        <w:rPr>
-          <w:rStyle w:val="comment"/>
-          <w:rFonts w:eastAsiaTheme="majorEastAsia"/>
-        </w:rPr>
-      </w:pPr>
-      <w:r>
-        <w:rPr>
-          <w:rStyle w:val="comment"/>
-          <w:rFonts w:eastAsiaTheme="majorEastAsia"/>
-        </w:rPr>
-        <w:t>&lt;h2&gt;&lt;</w:t>
+      <w:proofErr w:type="gramStart"/>
+      <w:r>
+        <w:rPr>
+          <w:rStyle w:val="comment"/>
+          <w:rFonts w:eastAsiaTheme="majorEastAsia"/>
+        </w:rPr>
+        <w:t>&lt;!--</w:t>
+      </w:r>
+      <w:proofErr w:type="gramEnd"/>
+      <w:r>
+        <w:rPr>
+          <w:rStyle w:val="comment"/>
+          <w:rFonts w:eastAsiaTheme="majorEastAsia"/>
+        </w:rPr>
+        <w:t xml:space="preserve"> Parents simple --&gt;</w:t>
+      </w:r>
+    </w:p>
+    <w:p>
+      <w:pPr>
+        <w:pStyle w:val="Listing"/>
+        <w:rPr>
+          <w:rStyle w:val="comment"/>
+          <w:rFonts w:eastAsiaTheme="majorEastAsia"/>
+        </w:rPr>
+      </w:pPr>
+      <w:r>
+        <w:rPr>
+          <w:rStyle w:val="comment"/>
+          <w:rFonts w:eastAsiaTheme="majorEastAsia"/>
+        </w:rPr>
+        <w:t>&lt;</w:t>
+      </w:r>
+      <w:proofErr w:type="gramStart"/>
+      <w:r>
+        <w:rPr>
+          <w:rStyle w:val="comment"/>
+          <w:rFonts w:eastAsiaTheme="majorEastAsia"/>
+        </w:rPr>
+        <w:t>h</w:t>
+      </w:r>
+      <w:proofErr w:type="gramEnd"/>
+      <w:r>
+        <w:rPr>
+          <w:rStyle w:val="comment"/>
+          <w:rFonts w:eastAsiaTheme="majorEastAsia"/>
+        </w:rPr>
+        <w:t>2&gt;&lt;</w:t>
       </w:r>
       <w:proofErr w:type="spellStart"/>
       <w:r>
@@ -3817,6 +4288,7 @@
         <w:t>&lt;</w:t>
       </w:r>
       <w:proofErr w:type="spellStart"/>
+      <w:proofErr w:type="gramStart"/>
       <w:r>
         <w:rPr>
           <w:rStyle w:val="comment"/>
@@ -3825,6 +4297,7 @@
         <w:t>ul</w:t>
       </w:r>
       <w:proofErr w:type="spellEnd"/>
+      <w:proofErr w:type="gramEnd"/>
       <w:r>
         <w:rPr>
           <w:rStyle w:val="comment"/>
@@ -3846,7 +4319,23 @@
           <w:rStyle w:val="comment"/>
           <w:rFonts w:eastAsiaTheme="majorEastAsia"/>
         </w:rPr>
-        <w:t>&lt;li style="</w:t>
+        <w:t>&lt;</w:t>
+      </w:r>
+      <w:proofErr w:type="gramStart"/>
+      <w:r>
+        <w:rPr>
+          <w:rStyle w:val="comment"/>
+          <w:rFonts w:eastAsiaTheme="majorEastAsia"/>
+        </w:rPr>
+        <w:t>li</w:t>
+      </w:r>
+      <w:proofErr w:type="gramEnd"/>
+      <w:r>
+        <w:rPr>
+          <w:rStyle w:val="comment"/>
+          <w:rFonts w:eastAsiaTheme="majorEastAsia"/>
+        </w:rPr>
+        <w:t xml:space="preserve"> style="</w:t>
       </w:r>
       <w:proofErr w:type="spellStart"/>
       <w:r>
@@ -3878,7 +4367,23 @@
           <w:rStyle w:val="comment"/>
           <w:rFonts w:eastAsiaTheme="majorEastAsia"/>
         </w:rPr>
-        <w:t>&lt;a  href="</w:t>
+        <w:t>&lt;</w:t>
+      </w:r>
+      <w:proofErr w:type="gramStart"/>
+      <w:r>
+        <w:rPr>
+          <w:rStyle w:val="comment"/>
+          <w:rFonts w:eastAsiaTheme="majorEastAsia"/>
+        </w:rPr>
+        <w:t>a  href</w:t>
+      </w:r>
+      <w:proofErr w:type="gramEnd"/>
+      <w:r>
+        <w:rPr>
+          <w:rStyle w:val="comment"/>
+          <w:rFonts w:eastAsiaTheme="majorEastAsia"/>
+        </w:rPr>
+        <w:t>="</w:t>
       </w:r>
       <w:proofErr w:type="spellStart"/>
       <w:r>
@@ -4022,7 +4527,23 @@
           <w:rStyle w:val="comment"/>
           <w:rFonts w:eastAsiaTheme="majorEastAsia"/>
         </w:rPr>
-        <w:t>&lt;li style="</w:t>
+        <w:t>&lt;</w:t>
+      </w:r>
+      <w:proofErr w:type="gramStart"/>
+      <w:r>
+        <w:rPr>
+          <w:rStyle w:val="comment"/>
+          <w:rFonts w:eastAsiaTheme="majorEastAsia"/>
+        </w:rPr>
+        <w:t>li</w:t>
+      </w:r>
+      <w:proofErr w:type="gramEnd"/>
+      <w:r>
+        <w:rPr>
+          <w:rStyle w:val="comment"/>
+          <w:rFonts w:eastAsiaTheme="majorEastAsia"/>
+        </w:rPr>
+        <w:t xml:space="preserve"> style="</w:t>
       </w:r>
       <w:proofErr w:type="spellStart"/>
       <w:r>
@@ -4054,7 +4575,23 @@
           <w:rStyle w:val="comment"/>
           <w:rFonts w:eastAsiaTheme="majorEastAsia"/>
         </w:rPr>
-        <w:t>&lt;a  href="</w:t>
+        <w:t>&lt;</w:t>
+      </w:r>
+      <w:proofErr w:type="gramStart"/>
+      <w:r>
+        <w:rPr>
+          <w:rStyle w:val="comment"/>
+          <w:rFonts w:eastAsiaTheme="majorEastAsia"/>
+        </w:rPr>
+        <w:t>a  href</w:t>
+      </w:r>
+      <w:proofErr w:type="gramEnd"/>
+      <w:r>
+        <w:rPr>
+          <w:rStyle w:val="comment"/>
+          <w:rFonts w:eastAsiaTheme="majorEastAsia"/>
+        </w:rPr>
+        <w:t>="</w:t>
       </w:r>
       <w:proofErr w:type="spellStart"/>
       <w:r>
@@ -4246,12 +4783,21 @@
       <w:pPr>
         <w:pStyle w:val="Listing"/>
       </w:pPr>
-      <w:r>
-        <w:rPr>
-          <w:rStyle w:val="comment"/>
-          <w:rFonts w:eastAsiaTheme="majorEastAsia"/>
-        </w:rPr>
-        <w:t>&lt;!-- sources --&gt;</w:t>
+      <w:proofErr w:type="gramStart"/>
+      <w:r>
+        <w:rPr>
+          <w:rStyle w:val="comment"/>
+          <w:rFonts w:eastAsiaTheme="majorEastAsia"/>
+        </w:rPr>
+        <w:t>&lt;!--</w:t>
+      </w:r>
+      <w:proofErr w:type="gramEnd"/>
+      <w:r>
+        <w:rPr>
+          <w:rStyle w:val="comment"/>
+          <w:rFonts w:eastAsiaTheme="majorEastAsia"/>
+        </w:rPr>
+        <w:t xml:space="preserve"> sources --&gt;</w:t>
       </w:r>
     </w:p>
     <w:p>
@@ -4261,114 +4807,408 @@
       <w:r>
         <w:t>&lt;</w:t>
       </w:r>
+      <w:proofErr w:type="gramStart"/>
       <w:r>
         <w:rPr>
           <w:rStyle w:val="start-tag"/>
         </w:rPr>
+        <w:t>h</w:t>
+      </w:r>
+      <w:proofErr w:type="gramEnd"/>
+      <w:r>
+        <w:rPr>
+          <w:rStyle w:val="start-tag"/>
+        </w:rPr>
+        <w:t>2</w:t>
+      </w:r>
+      <w:r>
+        <w:t>&gt;&lt;</w:t>
+      </w:r>
+      <w:proofErr w:type="spellStart"/>
+      <w:r>
+        <w:rPr>
+          <w:rStyle w:val="start-tag"/>
+        </w:rPr>
+        <w:t>span</w:t>
+      </w:r>
+      <w:proofErr w:type="spellEnd"/>
+      <w:r>
+        <w:t xml:space="preserve"> </w:t>
+      </w:r>
+      <w:r>
+        <w:rPr>
+          <w:rStyle w:val="attribute-name"/>
+        </w:rPr>
+        <w:t>class</w:t>
+      </w:r>
+      <w:r>
+        <w:t>="</w:t>
+      </w:r>
+      <w:proofErr w:type="spellStart"/>
+      <w:r>
+        <w:t>htitle</w:t>
+      </w:r>
+      <w:proofErr w:type="spellEnd"/>
+      <w:r>
+        <w:t>"&gt;</w:t>
+      </w:r>
+      <w:r>
+        <w:rPr>
+          <w:rStyle w:val="entity"/>
+          <w:rFonts w:eastAsiaTheme="majorEastAsia"/>
+        </w:rPr>
+        <w:t>&amp;</w:t>
+      </w:r>
+      <w:proofErr w:type="spellStart"/>
+      <w:r>
+        <w:rPr>
+          <w:rStyle w:val="entity"/>
+          <w:rFonts w:eastAsiaTheme="majorEastAsia"/>
+        </w:rPr>
+        <w:t>nbsp</w:t>
+      </w:r>
+      <w:proofErr w:type="spellEnd"/>
+      <w:r>
+        <w:rPr>
+          <w:rStyle w:val="entity"/>
+          <w:rFonts w:eastAsiaTheme="majorEastAsia"/>
+        </w:rPr>
+        <w:t>;</w:t>
+      </w:r>
+      <w:r>
+        <w:t>&lt;/</w:t>
+      </w:r>
+      <w:proofErr w:type="spellStart"/>
+      <w:r>
+        <w:rPr>
+          <w:rStyle w:val="end-tag"/>
+          <w:rFonts w:eastAsiaTheme="majorEastAsia"/>
+        </w:rPr>
+        <w:t>span</w:t>
+      </w:r>
+      <w:proofErr w:type="spellEnd"/>
+      <w:r>
+        <w:t>&gt;&lt;</w:t>
+      </w:r>
+      <w:proofErr w:type="spellStart"/>
+      <w:r>
+        <w:rPr>
+          <w:rStyle w:val="start-tag"/>
+        </w:rPr>
+        <w:t>span</w:t>
+      </w:r>
+      <w:proofErr w:type="spellEnd"/>
+      <w:r>
+        <w:t>&gt;Sources&lt;/</w:t>
+      </w:r>
+      <w:proofErr w:type="spellStart"/>
+      <w:r>
+        <w:rPr>
+          <w:rStyle w:val="end-tag"/>
+          <w:rFonts w:eastAsiaTheme="majorEastAsia"/>
+        </w:rPr>
+        <w:t>span</w:t>
+      </w:r>
+      <w:proofErr w:type="spellEnd"/>
+      <w:r>
+        <w:t>&gt;&lt;/</w:t>
+      </w:r>
+      <w:r>
+        <w:rPr>
+          <w:rStyle w:val="end-tag"/>
+          <w:rFonts w:eastAsiaTheme="majorEastAsia"/>
+        </w:rPr>
         <w:t>h2</w:t>
       </w:r>
       <w:r>
-        <w:t>&gt;&lt;</w:t>
-      </w:r>
-      <w:proofErr w:type="spellStart"/>
+        <w:t>&gt;</w:t>
+      </w:r>
+    </w:p>
+    <w:p>
+      <w:pPr>
+        <w:pStyle w:val="Listing"/>
+      </w:pPr>
+      <w:r>
+        <w:t>&lt;</w:t>
+      </w:r>
+      <w:proofErr w:type="spellStart"/>
+      <w:proofErr w:type="gramStart"/>
       <w:r>
         <w:rPr>
           <w:rStyle w:val="start-tag"/>
         </w:rPr>
-        <w:t>span</w:t>
+        <w:t>em</w:t>
+      </w:r>
+      <w:proofErr w:type="spellEnd"/>
+      <w:proofErr w:type="gramEnd"/>
+      <w:r>
+        <w:t>&gt;</w:t>
+      </w:r>
+    </w:p>
+    <w:p>
+      <w:pPr>
+        <w:pStyle w:val="Listing"/>
+      </w:pPr>
+      <w:r>
+        <w:t>&lt;</w:t>
+      </w:r>
+      <w:proofErr w:type="spellStart"/>
+      <w:proofErr w:type="gramStart"/>
+      <w:r>
+        <w:rPr>
+          <w:rStyle w:val="start-tag"/>
+        </w:rPr>
+        <w:t>ul</w:t>
+      </w:r>
+      <w:proofErr w:type="spellEnd"/>
+      <w:proofErr w:type="gramEnd"/>
+      <w:r>
+        <w:t>&gt;</w:t>
+      </w:r>
+    </w:p>
+    <w:p>
+      <w:pPr>
+        <w:pStyle w:val="Listing"/>
+      </w:pPr>
+      <w:r>
+        <w:t>&lt;</w:t>
+      </w:r>
+      <w:proofErr w:type="gramStart"/>
+      <w:r>
+        <w:rPr>
+          <w:rStyle w:val="start-tag"/>
+        </w:rPr>
+        <w:t>li</w:t>
+      </w:r>
+      <w:proofErr w:type="gramEnd"/>
+      <w:r>
+        <w:t>&gt;Union: Paroissiaux de Coisia(39) (1740) - Acte de mariage religieux de ROCHET et GUILLOT - 9 FEB 1740 - AD 39 - Mariages 1740 Coisia(39) page 116/150 - Internet&lt;/</w:t>
+      </w:r>
+      <w:r>
+        <w:rPr>
+          <w:rStyle w:val="end-tag"/>
+          <w:rFonts w:eastAsiaTheme="majorEastAsia"/>
+        </w:rPr>
+        <w:t>li</w:t>
+      </w:r>
+      <w:r>
+        <w:t>&gt;</w:t>
+      </w:r>
+    </w:p>
+    <w:p>
+      <w:pPr>
+        <w:pStyle w:val="Listing"/>
+      </w:pPr>
+      <w:r>
+        <w:t>&lt;</w:t>
+      </w:r>
+      <w:proofErr w:type="gramStart"/>
+      <w:r>
+        <w:rPr>
+          <w:rStyle w:val="start-tag"/>
+        </w:rPr>
+        <w:t>li</w:t>
+      </w:r>
+      <w:proofErr w:type="gramEnd"/>
+      <w:r>
+        <w:t>&gt;Décès: Etat civil de Coisia(39) (1792) - Acte de décès de ROCHET Didier - 9 DEC 1792 - AD 39 - Décès 1792 Coisia(39) page 177/177 - Internet&lt;/</w:t>
+      </w:r>
+      <w:r>
+        <w:rPr>
+          <w:rStyle w:val="end-tag"/>
+          <w:rFonts w:eastAsiaTheme="majorEastAsia"/>
+        </w:rPr>
+        <w:t>li</w:t>
+      </w:r>
+      <w:r>
+        <w:t>&gt;</w:t>
+      </w:r>
+    </w:p>
+    <w:p>
+      <w:pPr>
+        <w:pStyle w:val="Listing"/>
+      </w:pPr>
+      <w:r>
+        <w:t>&lt;/</w:t>
+      </w:r>
+      <w:proofErr w:type="spellStart"/>
+      <w:r>
+        <w:rPr>
+          <w:rStyle w:val="end-tag"/>
+          <w:rFonts w:eastAsiaTheme="majorEastAsia"/>
+        </w:rPr>
+        <w:t>ul</w:t>
+      </w:r>
+      <w:proofErr w:type="spellEnd"/>
+      <w:r>
+        <w:t>&gt;</w:t>
+      </w:r>
+    </w:p>
+    <w:p>
+      <w:pPr>
+        <w:pStyle w:val="Listing"/>
+        <w:rPr>
+          <w:rStyle w:val="comment"/>
+          <w:rFonts w:eastAsiaTheme="majorEastAsia"/>
+        </w:rPr>
+      </w:pPr>
+    </w:p>
+    <w:p/>
+    <w:p>
+      <w:r>
+        <w:t xml:space="preserve">Avec </w:t>
+      </w:r>
+      <w:proofErr w:type="spellStart"/>
+      <w:r>
+        <w:t>Scrapy</w:t>
+      </w:r>
+      <w:proofErr w:type="spellEnd"/>
+      <w:r>
+        <w:t> :</w:t>
+      </w:r>
+    </w:p>
+    <w:p>
+      <w:pPr>
+        <w:pStyle w:val="Listing"/>
+      </w:pPr>
+      <w:proofErr w:type="gramStart"/>
+      <w:r>
+        <w:t>&lt;!--</w:t>
+      </w:r>
+      <w:proofErr w:type="gramEnd"/>
+      <w:r>
+        <w:t xml:space="preserve">  Portrait --&gt;</w:t>
+      </w:r>
+    </w:p>
+    <w:p>
+      <w:pPr>
+        <w:pStyle w:val="Listing"/>
+      </w:pPr>
+      <w:r>
+        <w:t>&lt;</w:t>
+      </w:r>
+      <w:proofErr w:type="gramStart"/>
+      <w:r>
+        <w:t>div</w:t>
+      </w:r>
+      <w:proofErr w:type="gramEnd"/>
+      <w:r>
+        <w:t xml:space="preserve"> id="</w:t>
+      </w:r>
+      <w:proofErr w:type="spellStart"/>
+      <w:r>
+        <w:t>person-title</w:t>
+      </w:r>
+      <w:proofErr w:type="spellEnd"/>
+      <w:r>
+        <w:t>" class="</w:t>
+      </w:r>
+      <w:proofErr w:type="spellStart"/>
+      <w:r>
+        <w:t>row</w:t>
       </w:r>
       <w:proofErr w:type="spellEnd"/>
       <w:r>
         <w:t xml:space="preserve"> </w:t>
       </w:r>
-      <w:r>
-        <w:rPr>
-          <w:rStyle w:val="attribute-name"/>
-        </w:rPr>
-        <w:t>class</w:t>
-      </w:r>
-      <w:r>
-        <w:t>="</w:t>
-      </w:r>
-      <w:proofErr w:type="spellStart"/>
-      <w:r>
-        <w:t>htitle</w:t>
+      <w:proofErr w:type="spellStart"/>
+      <w:r>
+        <w:t>clearfix</w:t>
       </w:r>
       <w:proofErr w:type="spellEnd"/>
       <w:r>
         <w:t>"&gt;</w:t>
       </w:r>
-      <w:r>
-        <w:rPr>
-          <w:rStyle w:val="entity"/>
-          <w:rFonts w:eastAsiaTheme="majorEastAsia"/>
-        </w:rPr>
-        <w:t>&amp;</w:t>
-      </w:r>
-      <w:proofErr w:type="spellStart"/>
-      <w:r>
-        <w:rPr>
-          <w:rStyle w:val="entity"/>
-          <w:rFonts w:eastAsiaTheme="majorEastAsia"/>
-        </w:rPr>
+    </w:p>
+    <w:p>
+      <w:pPr>
+        <w:pStyle w:val="Listing"/>
+      </w:pPr>
+      <w:r>
+        <w:t>&lt;</w:t>
+      </w:r>
+      <w:proofErr w:type="gramStart"/>
+      <w:r>
+        <w:t>div</w:t>
+      </w:r>
+      <w:proofErr w:type="gramEnd"/>
+      <w:r>
+        <w:t xml:space="preserve"> class="</w:t>
+      </w:r>
+      <w:proofErr w:type="spellStart"/>
+      <w:r>
+        <w:t>columns</w:t>
+      </w:r>
+      <w:proofErr w:type="spellEnd"/>
+      <w:r>
+        <w:t>"&gt;</w:t>
+      </w:r>
+    </w:p>
+    <w:p>
+      <w:pPr>
+        <w:pStyle w:val="Listing"/>
+      </w:pPr>
+      <w:r>
+        <w:t>&lt;</w:t>
+      </w:r>
+      <w:proofErr w:type="gramStart"/>
+      <w:r>
+        <w:t>h</w:t>
+      </w:r>
+      <w:proofErr w:type="gramEnd"/>
+      <w:r>
+        <w:t>1 class="</w:t>
+      </w:r>
+      <w:proofErr w:type="spellStart"/>
+      <w:r>
+        <w:t>with_tabs</w:t>
+      </w:r>
+      <w:proofErr w:type="spellEnd"/>
+      <w:r>
+        <w:t xml:space="preserve"> </w:t>
+      </w:r>
+      <w:proofErr w:type="spellStart"/>
+      <w:r>
+        <w:t>name</w:t>
+      </w:r>
+      <w:proofErr w:type="spellEnd"/>
+      <w:r>
+        <w:t>"&gt;</w:t>
+      </w:r>
+    </w:p>
+    <w:p>
+      <w:pPr>
+        <w:pStyle w:val="Listing"/>
+      </w:pPr>
+      <w:r>
+        <w:t>&lt;</w:t>
+      </w:r>
+      <w:proofErr w:type="spellStart"/>
+      <w:proofErr w:type="gramStart"/>
+      <w:r>
+        <w:t>img</w:t>
+      </w:r>
+      <w:proofErr w:type="spellEnd"/>
+      <w:proofErr w:type="gramEnd"/>
+      <w:r>
+        <w:t xml:space="preserve"> src="images/male.png" alt="M" </w:t>
+      </w:r>
+      <w:proofErr w:type="spellStart"/>
+      <w:r>
+        <w:t>title</w:t>
+      </w:r>
+      <w:proofErr w:type="spellEnd"/>
+      <w:r>
+        <w:t>="M"&gt;&amp;</w:t>
+      </w:r>
+      <w:proofErr w:type="spellStart"/>
+      <w:r>
         <w:t>nbsp</w:t>
       </w:r>
       <w:proofErr w:type="spellEnd"/>
       <w:r>
-        <w:rPr>
-          <w:rStyle w:val="entity"/>
-          <w:rFonts w:eastAsiaTheme="majorEastAsia"/>
-        </w:rPr>
         <w:t>;</w:t>
       </w:r>
-      <w:r>
-        <w:t>&lt;/</w:t>
-      </w:r>
-      <w:proofErr w:type="spellStart"/>
-      <w:r>
-        <w:rPr>
-          <w:rStyle w:val="end-tag"/>
-          <w:rFonts w:eastAsiaTheme="majorEastAsia"/>
-        </w:rPr>
-        <w:t>span</w:t>
-      </w:r>
-      <w:proofErr w:type="spellEnd"/>
-      <w:r>
-        <w:t>&gt;&lt;</w:t>
-      </w:r>
-      <w:proofErr w:type="spellStart"/>
-      <w:r>
-        <w:rPr>
-          <w:rStyle w:val="start-tag"/>
-        </w:rPr>
-        <w:t>span</w:t>
-      </w:r>
-      <w:proofErr w:type="spellEnd"/>
-      <w:r>
-        <w:t>&gt;Sources&lt;/</w:t>
-      </w:r>
-      <w:proofErr w:type="spellStart"/>
-      <w:r>
-        <w:rPr>
-          <w:rStyle w:val="end-tag"/>
-          <w:rFonts w:eastAsiaTheme="majorEastAsia"/>
-        </w:rPr>
-        <w:t>span</w:t>
-      </w:r>
-      <w:proofErr w:type="spellEnd"/>
-      <w:r>
-        <w:t>&gt;&lt;/</w:t>
-      </w:r>
-      <w:r>
-        <w:rPr>
-          <w:rStyle w:val="end-tag"/>
-          <w:rFonts w:eastAsiaTheme="majorEastAsia"/>
-        </w:rPr>
-        <w:t>h2</w:t>
-      </w:r>
-      <w:r>
-        <w:t>&gt;</w:t>
-      </w:r>
     </w:p>
     <w:p>
       <w:pPr>
@@ -4377,16 +5217,45 @@
       <w:r>
         <w:t>&lt;</w:t>
       </w:r>
-      <w:proofErr w:type="spellStart"/>
-      <w:r>
-        <w:rPr>
-          <w:rStyle w:val="start-tag"/>
-        </w:rPr>
-        <w:t>em</w:t>
-      </w:r>
-      <w:proofErr w:type="spellEnd"/>
-      <w:r>
-        <w:t>&gt;</w:t>
+      <w:proofErr w:type="gramStart"/>
+      <w:r>
+        <w:t>a</w:t>
+      </w:r>
+      <w:proofErr w:type="gramEnd"/>
+      <w:r>
+        <w:t xml:space="preserve"> href="</w:t>
+      </w:r>
+      <w:proofErr w:type="spellStart"/>
+      <w:r>
+        <w:t>fbiet?lang</w:t>
+      </w:r>
+      <w:proofErr w:type="spellEnd"/>
+      <w:r>
+        <w:t>=</w:t>
+      </w:r>
+      <w:proofErr w:type="spellStart"/>
+      <w:r>
+        <w:t>en&amp;iz</w:t>
+      </w:r>
+      <w:proofErr w:type="spellEnd"/>
+      <w:r>
+        <w:t>=6951&amp;m=</w:t>
+      </w:r>
+      <w:proofErr w:type="spellStart"/>
+      <w:r>
+        <w:t>P&amp;v</w:t>
+      </w:r>
+      <w:proofErr w:type="spellEnd"/>
+      <w:r>
+        <w:t>=</w:t>
+      </w:r>
+      <w:proofErr w:type="spellStart"/>
+      <w:r>
+        <w:t>didier</w:t>
+      </w:r>
+      <w:proofErr w:type="spellEnd"/>
+      <w:r>
+        <w:t>"&gt;Didier&lt;/a&gt;</w:t>
       </w:r>
     </w:p>
     <w:p>
@@ -4397,14 +5266,114 @@
         <w:lastRenderedPageBreak/>
         <w:t>&lt;</w:t>
       </w:r>
-      <w:proofErr w:type="spellStart"/>
-      <w:r>
-        <w:rPr>
-          <w:rStyle w:val="start-tag"/>
-        </w:rPr>
+      <w:proofErr w:type="gramStart"/>
+      <w:r>
+        <w:t>a</w:t>
+      </w:r>
+      <w:proofErr w:type="gramEnd"/>
+      <w:r>
+        <w:t xml:space="preserve"> href="</w:t>
+      </w:r>
+      <w:proofErr w:type="spellStart"/>
+      <w:r>
+        <w:t>fbiet?lang</w:t>
+      </w:r>
+      <w:proofErr w:type="spellEnd"/>
+      <w:r>
+        <w:t>=</w:t>
+      </w:r>
+      <w:proofErr w:type="spellStart"/>
+      <w:r>
+        <w:t>en&amp;iz</w:t>
+      </w:r>
+      <w:proofErr w:type="spellEnd"/>
+      <w:r>
+        <w:t>=6951&amp;m=</w:t>
+      </w:r>
+      <w:proofErr w:type="spellStart"/>
+      <w:r>
+        <w:t>N&amp;v</w:t>
+      </w:r>
+      <w:proofErr w:type="spellEnd"/>
+      <w:r>
+        <w:t>=rochet"&gt;ROCHET&lt;/a&gt;</w:t>
+      </w:r>
+    </w:p>
+    <w:p>
+      <w:pPr>
+        <w:pStyle w:val="Listing"/>
+      </w:pPr>
+      <w:r>
+        <w:t>&lt;/h1&gt;</w:t>
+      </w:r>
+    </w:p>
+    <w:p>
+      <w:pPr>
+        <w:pStyle w:val="Listing"/>
+      </w:pPr>
+      <w:r>
+        <w:t>&lt;</w:t>
+      </w:r>
+      <w:proofErr w:type="gramStart"/>
+      <w:r>
+        <w:t>div</w:t>
+      </w:r>
+      <w:proofErr w:type="gramEnd"/>
+      <w:r>
+        <w:t xml:space="preserve"> class="action-buttons not-</w:t>
+      </w:r>
+      <w:proofErr w:type="spellStart"/>
+      <w:r>
+        <w:t>printable</w:t>
+      </w:r>
+      <w:proofErr w:type="spellEnd"/>
+      <w:r>
+        <w:t>"&gt;</w:t>
+      </w:r>
+    </w:p>
+    <w:p>
+      <w:pPr>
+        <w:pStyle w:val="Listing"/>
+      </w:pPr>
+    </w:p>
+    <w:p>
+      <w:pPr>
+        <w:pStyle w:val="Listing"/>
+      </w:pPr>
+      <w:r>
+        <w:t>&lt;/div&gt;</w:t>
+      </w:r>
+    </w:p>
+    <w:p>
+      <w:pPr>
+        <w:pStyle w:val="Listing"/>
+      </w:pPr>
+      <w:r>
+        <w:t>&lt;/div&gt;</w:t>
+      </w:r>
+    </w:p>
+    <w:p>
+      <w:pPr>
+        <w:pStyle w:val="Listing"/>
+      </w:pPr>
+      <w:r>
+        <w:t>&lt;/div&gt;</w:t>
+      </w:r>
+    </w:p>
+    <w:p>
+      <w:pPr>
+        <w:pStyle w:val="Listing"/>
+      </w:pPr>
+      <w:r>
+        <w:t>&lt;</w:t>
+      </w:r>
+      <w:proofErr w:type="spellStart"/>
+      <w:proofErr w:type="gramStart"/>
+      <w:r>
         <w:t>ul</w:t>
       </w:r>
       <w:proofErr w:type="spellEnd"/>
+      <w:proofErr w:type="gramEnd"/>
       <w:r>
         <w:t>&gt;</w:t>
       </w:r>
@@ -4416,25 +5385,69 @@
       <w:r>
         <w:t>&lt;</w:t>
       </w:r>
-      <w:r>
-        <w:rPr>
-          <w:rStyle w:val="start-tag"/>
-        </w:rPr>
+      <w:proofErr w:type="gramStart"/>
+      <w:r>
         <w:t>li</w:t>
       </w:r>
-      <w:r>
-        <w:t>&gt;Union: Paroissiaux de Coisia(39) (1740) - Acte de mariage religieux de ROCHET et GUILLOT - 9 FEB 1740 - AD 39 - Mariages 1740 Coisia(39) page 116/150 - Internet&lt;/</w:t>
-      </w:r>
-      <w:r>
-        <w:rPr>
-          <w:rStyle w:val="end-tag"/>
-          <w:rFonts w:eastAsiaTheme="majorEastAsia"/>
-        </w:rPr>
+      <w:proofErr w:type="gramEnd"/>
+      <w:r>
+        <w:t>&gt;Born about&amp;nbsp;1704&lt;/li&gt;</w:t>
+      </w:r>
+    </w:p>
+    <w:p>
+      <w:pPr>
+        <w:pStyle w:val="Listing"/>
+      </w:pPr>
+      <w:r>
+        <w:t>&lt;</w:t>
+      </w:r>
+      <w:proofErr w:type="gramStart"/>
+      <w:r>
         <w:t>li</w:t>
       </w:r>
+      <w:proofErr w:type="gramEnd"/>
       <w:r>
         <w:t>&gt;</w:t>
       </w:r>
+      <w:proofErr w:type="spellStart"/>
+      <w:r>
+        <w:t>Deceased</w:t>
+      </w:r>
+      <w:proofErr w:type="spellEnd"/>
+      <w:r>
+        <w:t xml:space="preserve"> 9&amp;nbsp;December&amp;nbsp;1792 - Thoirette Coisia, 39240, Jura, Franche-Comté, FRANCE,</w:t>
+      </w:r>
+    </w:p>
+    <w:p>
+      <w:pPr>
+        <w:pStyle w:val="Listing"/>
+      </w:pPr>
+      <w:proofErr w:type="spellStart"/>
+      <w:proofErr w:type="gramStart"/>
+      <w:r>
+        <w:t>aged</w:t>
+      </w:r>
+      <w:proofErr w:type="spellEnd"/>
+      <w:proofErr w:type="gramEnd"/>
+      <w:r>
+        <w:t xml:space="preserve"> about 88 </w:t>
+      </w:r>
+      <w:proofErr w:type="spellStart"/>
+      <w:r>
+        <w:t>years</w:t>
+      </w:r>
+      <w:proofErr w:type="spellEnd"/>
+      <w:r>
+        <w:t xml:space="preserve"> </w:t>
+      </w:r>
+      <w:proofErr w:type="spellStart"/>
+      <w:r>
+        <w:t>old</w:t>
+      </w:r>
+      <w:proofErr w:type="spellEnd"/>
+      <w:r>
+        <w:t>&lt;/li&gt;</w:t>
+      </w:r>
     </w:p>
     <w:p>
       <w:pPr>
@@ -4443,95 +5456,210 @@
       <w:r>
         <w:t>&lt;</w:t>
       </w:r>
-      <w:r>
-        <w:rPr>
-          <w:rStyle w:val="start-tag"/>
-        </w:rPr>
+      <w:proofErr w:type="gramStart"/>
+      <w:r>
         <w:t>li</w:t>
       </w:r>
-      <w:r>
-        <w:t>&gt;Décès: Etat civil de Coisia(39) (1792) - Acte de décès de ROCHET Didier - 9 DEC 1792 - AD 39 - Décès 1792 Coisia(39) page 177/177 - Internet&lt;/</w:t>
-      </w:r>
-      <w:r>
-        <w:rPr>
-          <w:rStyle w:val="end-tag"/>
-          <w:rFonts w:eastAsiaTheme="majorEastAsia"/>
-        </w:rPr>
+      <w:proofErr w:type="gramEnd"/>
+      <w:r>
+        <w:t>&gt;Laboureur(02 et 12/1792)&lt;/li&gt;</w:t>
+      </w:r>
+    </w:p>
+    <w:p>
+      <w:pPr>
+        <w:pStyle w:val="Listing"/>
+      </w:pPr>
+      <w:r>
+        <w:t>&lt;/</w:t>
+      </w:r>
+      <w:proofErr w:type="spellStart"/>
+      <w:r>
+        <w:t>ul</w:t>
+      </w:r>
+      <w:proofErr w:type="spellEnd"/>
+      <w:r>
+        <w:t>&gt;</w:t>
+      </w:r>
+    </w:p>
+    <w:p>
+      <w:pPr>
+        <w:pStyle w:val="Listing"/>
+      </w:pPr>
+    </w:p>
+    <w:p>
+      <w:pPr>
+        <w:pStyle w:val="Listing"/>
+      </w:pPr>
+    </w:p>
+    <w:p>
+      <w:pPr>
+        <w:pStyle w:val="Listing"/>
+      </w:pPr>
+      <w:proofErr w:type="gramStart"/>
+      <w:r>
+        <w:t>&lt;!--</w:t>
+      </w:r>
+      <w:proofErr w:type="gramEnd"/>
+      <w:r>
+        <w:t xml:space="preserve"> Parents simple --&gt;</w:t>
+      </w:r>
+    </w:p>
+    <w:p>
+      <w:pPr>
+        <w:pStyle w:val="Listing"/>
+      </w:pPr>
+      <w:r>
+        <w:t>&lt;</w:t>
+      </w:r>
+      <w:proofErr w:type="gramStart"/>
+      <w:r>
+        <w:t>h</w:t>
+      </w:r>
+      <w:proofErr w:type="gramEnd"/>
+      <w:r>
+        <w:t>2&gt;&lt;</w:t>
+      </w:r>
+      <w:proofErr w:type="spellStart"/>
+      <w:r>
+        <w:t>span</w:t>
+      </w:r>
+      <w:proofErr w:type="spellEnd"/>
+      <w:r>
+        <w:t xml:space="preserve"> class="</w:t>
+      </w:r>
+      <w:proofErr w:type="spellStart"/>
+      <w:r>
+        <w:t>htitle</w:t>
+      </w:r>
+      <w:proofErr w:type="spellEnd"/>
+      <w:r>
+        <w:t>"&gt;&amp;</w:t>
+      </w:r>
+      <w:proofErr w:type="spellStart"/>
+      <w:r>
+        <w:t>nbsp</w:t>
+      </w:r>
+      <w:proofErr w:type="spellEnd"/>
+      <w:r>
+        <w:t>;&lt;/</w:t>
+      </w:r>
+      <w:proofErr w:type="spellStart"/>
+      <w:r>
+        <w:t>span</w:t>
+      </w:r>
+      <w:proofErr w:type="spellEnd"/>
+      <w:r>
+        <w:t>&gt;&lt;</w:t>
+      </w:r>
+      <w:proofErr w:type="spellStart"/>
+      <w:r>
+        <w:t>span</w:t>
+      </w:r>
+      <w:proofErr w:type="spellEnd"/>
+      <w:r>
+        <w:t>&gt;Parents&lt;/</w:t>
+      </w:r>
+      <w:proofErr w:type="spellStart"/>
+      <w:r>
+        <w:t>span</w:t>
+      </w:r>
+      <w:proofErr w:type="spellEnd"/>
+      <w:r>
+        <w:t>&gt;&lt;/h2&gt;</w:t>
+      </w:r>
+    </w:p>
+    <w:p>
+      <w:pPr>
+        <w:pStyle w:val="Listing"/>
+      </w:pPr>
+      <w:r>
+        <w:t>&lt;</w:t>
+      </w:r>
+      <w:proofErr w:type="spellStart"/>
+      <w:proofErr w:type="gramStart"/>
+      <w:r>
+        <w:t>ul</w:t>
+      </w:r>
+      <w:proofErr w:type="spellEnd"/>
+      <w:proofErr w:type="gramEnd"/>
+      <w:r>
+        <w:t>&gt;</w:t>
+      </w:r>
+    </w:p>
+    <w:p>
+      <w:pPr>
+        <w:pStyle w:val="Listing"/>
+      </w:pPr>
+      <w:r>
+        <w:t>&lt;</w:t>
+      </w:r>
+      <w:proofErr w:type="gramStart"/>
+      <w:r>
         <w:t>li</w:t>
       </w:r>
-      <w:r>
-        <w:t>&gt;</w:t>
-      </w:r>
-    </w:p>
-    <w:p>
-      <w:pPr>
-        <w:pStyle w:val="Listing"/>
-      </w:pPr>
-      <w:r>
-        <w:t>&lt;/</w:t>
-      </w:r>
-      <w:proofErr w:type="spellStart"/>
-      <w:r>
-        <w:rPr>
-          <w:rStyle w:val="end-tag"/>
-          <w:rFonts w:eastAsiaTheme="majorEastAsia"/>
-        </w:rPr>
-        <w:t>ul</w:t>
-      </w:r>
-      <w:proofErr w:type="spellEnd"/>
-      <w:r>
-        <w:t>&gt;</w:t>
-      </w:r>
-    </w:p>
-    <w:p>
-      <w:pPr>
-        <w:pStyle w:val="Listing"/>
-        <w:rPr>
-          <w:rStyle w:val="comment"/>
-          <w:rFonts w:eastAsiaTheme="majorEastAsia"/>
-        </w:rPr>
-      </w:pPr>
-    </w:p>
-    <w:p/>
-    <w:p>
-      <w:r>
-        <w:t xml:space="preserve">Avec </w:t>
-      </w:r>
-      <w:proofErr w:type="spellStart"/>
-      <w:r>
-        <w:t>Scrapy</w:t>
-      </w:r>
-      <w:proofErr w:type="spellEnd"/>
-      <w:r>
-        <w:t> :</w:t>
-      </w:r>
-    </w:p>
-    <w:p>
-      <w:pPr>
-        <w:pStyle w:val="Listing"/>
-      </w:pPr>
-      <w:r>
-        <w:t>&lt;!--  Portrait --&gt;</w:t>
-      </w:r>
-    </w:p>
-    <w:p>
-      <w:pPr>
-        <w:pStyle w:val="Listing"/>
-      </w:pPr>
-      <w:r>
-        <w:t>&lt;div id="</w:t>
-      </w:r>
-      <w:proofErr w:type="spellStart"/>
-      <w:r>
-        <w:t>person-title</w:t>
-      </w:r>
-      <w:proofErr w:type="spellEnd"/>
-      <w:r>
-        <w:t>" class="</w:t>
-      </w:r>
-      <w:proofErr w:type="spellStart"/>
-      <w:r>
-        <w:t>row</w:t>
+      <w:proofErr w:type="gramEnd"/>
+      <w:r>
+        <w:t xml:space="preserve"> style="</w:t>
+      </w:r>
+      <w:proofErr w:type="spellStart"/>
+      <w:r>
+        <w:t>vertical-align:middle;list-style-type:disc</w:t>
+      </w:r>
+      <w:proofErr w:type="spellEnd"/>
+      <w:r>
+        <w:t>" &gt;</w:t>
+      </w:r>
+    </w:p>
+    <w:p>
+      <w:pPr>
+        <w:pStyle w:val="Listing"/>
+      </w:pPr>
+      <w:r>
+        <w:t>&lt;</w:t>
+      </w:r>
+      <w:proofErr w:type="gramStart"/>
+      <w:r>
+        <w:t>a  href</w:t>
+      </w:r>
+      <w:proofErr w:type="gramEnd"/>
+      <w:r>
+        <w:t>="</w:t>
+      </w:r>
+      <w:proofErr w:type="spellStart"/>
+      <w:r>
+        <w:t>fbiet?lang</w:t>
+      </w:r>
+      <w:proofErr w:type="spellEnd"/>
+      <w:r>
+        <w:t>=</w:t>
+      </w:r>
+      <w:proofErr w:type="spellStart"/>
+      <w:r>
+        <w:t>en&amp;iz</w:t>
+      </w:r>
+      <w:proofErr w:type="spellEnd"/>
+      <w:r>
+        <w:t>=6951&amp;p=</w:t>
+      </w:r>
+      <w:proofErr w:type="spellStart"/>
+      <w:r>
+        <w:t>joseph&amp;n</w:t>
+      </w:r>
+      <w:proofErr w:type="spellEnd"/>
+      <w:r>
+        <w:t>=</w:t>
+      </w:r>
+      <w:proofErr w:type="spellStart"/>
+      <w:r>
+        <w:t>rochet&amp;oc</w:t>
+      </w:r>
+      <w:proofErr w:type="spellEnd"/>
+      <w:r>
+        <w:t>=6"&gt;Joseph ROCHET&lt;/a&gt; &lt;</w:t>
+      </w:r>
+      <w:proofErr w:type="spellStart"/>
+      <w:r>
+        <w:t>bdo</w:t>
       </w:r>
       <w:proofErr w:type="spellEnd"/>
       <w:r>
@@ -4539,51 +5667,27 @@
       </w:r>
       <w:proofErr w:type="spellStart"/>
       <w:r>
-        <w:t>clearfix</w:t>
-      </w:r>
-      <w:proofErr w:type="spellEnd"/>
-      <w:r>
-        <w:t>"&gt;</w:t>
-      </w:r>
-    </w:p>
-    <w:p>
-      <w:pPr>
-        <w:pStyle w:val="Listing"/>
-      </w:pPr>
-      <w:r>
-        <w:t>&lt;div class="</w:t>
-      </w:r>
-      <w:proofErr w:type="spellStart"/>
-      <w:r>
-        <w:t>columns</w:t>
-      </w:r>
-      <w:proofErr w:type="spellEnd"/>
-      <w:r>
-        <w:t>"&gt;</w:t>
-      </w:r>
-    </w:p>
-    <w:p>
-      <w:pPr>
-        <w:pStyle w:val="Listing"/>
-      </w:pPr>
-      <w:r>
-        <w:t>&lt;h1 class="</w:t>
-      </w:r>
-      <w:proofErr w:type="spellStart"/>
-      <w:r>
-        <w:t>with_tabs</w:t>
-      </w:r>
-      <w:proofErr w:type="spellEnd"/>
-      <w:r>
-        <w:t xml:space="preserve"> </w:t>
-      </w:r>
-      <w:proofErr w:type="spellStart"/>
-      <w:r>
-        <w:t>name</w:t>
-      </w:r>
-      <w:proofErr w:type="spellEnd"/>
-      <w:r>
-        <w:t>"&gt;</w:t>
+        <w:t>dir</w:t>
+      </w:r>
+      <w:proofErr w:type="spellEnd"/>
+      <w:r>
+        <w:t>="</w:t>
+      </w:r>
+      <w:proofErr w:type="spellStart"/>
+      <w:r>
+        <w:t>ltr</w:t>
+      </w:r>
+      <w:proofErr w:type="spellEnd"/>
+      <w:r>
+        <w:t>"&gt;ca 1679-1755&lt;/</w:t>
+      </w:r>
+      <w:proofErr w:type="spellStart"/>
+      <w:r>
+        <w:t>bdo</w:t>
+      </w:r>
+      <w:proofErr w:type="spellEnd"/>
+      <w:r>
+        <w:t>&gt; &lt;/li&gt;</w:t>
       </w:r>
     </w:p>
     <w:p>
@@ -4593,154 +5697,21 @@
       <w:r>
         <w:t>&lt;</w:t>
       </w:r>
-      <w:proofErr w:type="spellStart"/>
-      <w:r>
-        <w:t>img</w:t>
-      </w:r>
-      <w:proofErr w:type="spellEnd"/>
-      <w:r>
-        <w:t xml:space="preserve"> src="images/male.png" alt="M" </w:t>
-      </w:r>
-      <w:proofErr w:type="spellStart"/>
-      <w:r>
-        <w:t>title</w:t>
-      </w:r>
-      <w:proofErr w:type="spellEnd"/>
-      <w:r>
-        <w:t>="M"&gt;&amp;</w:t>
-      </w:r>
-      <w:proofErr w:type="spellStart"/>
-      <w:r>
-        <w:t>nbsp</w:t>
-      </w:r>
-      <w:proofErr w:type="spellEnd"/>
-      <w:r>
-        <w:t>;</w:t>
-      </w:r>
-    </w:p>
-    <w:p>
-      <w:pPr>
-        <w:pStyle w:val="Listing"/>
-      </w:pPr>
-      <w:r>
-        <w:t>&lt;a href="</w:t>
-      </w:r>
-      <w:proofErr w:type="spellStart"/>
-      <w:r>
-        <w:t>fbiet?lang</w:t>
-      </w:r>
-      <w:proofErr w:type="spellEnd"/>
-      <w:r>
-        <w:t>=</w:t>
-      </w:r>
-      <w:proofErr w:type="spellStart"/>
-      <w:r>
-        <w:t>en&amp;iz</w:t>
-      </w:r>
-      <w:proofErr w:type="spellEnd"/>
-      <w:r>
-        <w:t>=6951&amp;m=</w:t>
-      </w:r>
-      <w:proofErr w:type="spellStart"/>
-      <w:r>
-        <w:t>P&amp;v</w:t>
-      </w:r>
-      <w:proofErr w:type="spellEnd"/>
-      <w:r>
-        <w:t>=</w:t>
-      </w:r>
-      <w:proofErr w:type="spellStart"/>
-      <w:r>
-        <w:t>didier</w:t>
-      </w:r>
-      <w:proofErr w:type="spellEnd"/>
-      <w:r>
-        <w:t>"&gt;Didier&lt;/a&gt;</w:t>
-      </w:r>
-    </w:p>
-    <w:p>
-      <w:pPr>
-        <w:pStyle w:val="Listing"/>
-      </w:pPr>
-      <w:r>
-        <w:t>&lt;a href="</w:t>
-      </w:r>
-      <w:proofErr w:type="spellStart"/>
-      <w:r>
-        <w:t>fbiet?lang</w:t>
-      </w:r>
-      <w:proofErr w:type="spellEnd"/>
-      <w:r>
-        <w:t>=</w:t>
-      </w:r>
-      <w:proofErr w:type="spellStart"/>
-      <w:r>
-        <w:t>en&amp;iz</w:t>
-      </w:r>
-      <w:proofErr w:type="spellEnd"/>
-      <w:r>
-        <w:t>=6951&amp;m=</w:t>
-      </w:r>
-      <w:proofErr w:type="spellStart"/>
-      <w:r>
-        <w:t>N&amp;v</w:t>
-      </w:r>
-      <w:proofErr w:type="spellEnd"/>
-      <w:r>
-        <w:t>=rochet"&gt;ROCHET&lt;/a&gt;</w:t>
-      </w:r>
-    </w:p>
-    <w:p>
-      <w:pPr>
-        <w:pStyle w:val="Listing"/>
-      </w:pPr>
-      <w:r>
-        <w:t>&lt;/h1&gt;</w:t>
-      </w:r>
-    </w:p>
-    <w:p>
-      <w:pPr>
-        <w:pStyle w:val="Listing"/>
-      </w:pPr>
-      <w:r>
-        <w:t>&lt;div class="action-buttons not-</w:t>
-      </w:r>
-      <w:proofErr w:type="spellStart"/>
-      <w:r>
-        <w:t>printable</w:t>
-      </w:r>
-      <w:proofErr w:type="spellEnd"/>
-      <w:r>
-        <w:t>"&gt;</w:t>
-      </w:r>
-    </w:p>
-    <w:p>
-      <w:pPr>
-        <w:pStyle w:val="Listing"/>
-      </w:pPr>
-    </w:p>
-    <w:p>
-      <w:pPr>
-        <w:pStyle w:val="Listing"/>
-      </w:pPr>
-      <w:r>
-        <w:t>&lt;/div&gt;</w:t>
-      </w:r>
-    </w:p>
-    <w:p>
-      <w:pPr>
-        <w:pStyle w:val="Listing"/>
-      </w:pPr>
-      <w:r>
-        <w:t>&lt;/div&gt;</w:t>
-      </w:r>
-    </w:p>
-    <w:p>
-      <w:pPr>
-        <w:pStyle w:val="Listing"/>
-      </w:pPr>
-      <w:r>
-        <w:t>&lt;/div&gt;</w:t>
+      <w:proofErr w:type="gramStart"/>
+      <w:r>
+        <w:t>li</w:t>
+      </w:r>
+      <w:proofErr w:type="gramEnd"/>
+      <w:r>
+        <w:t xml:space="preserve"> style="</w:t>
+      </w:r>
+      <w:proofErr w:type="spellStart"/>
+      <w:r>
+        <w:t>vertical-align:middle;list-style-type:circle</w:t>
+      </w:r>
+      <w:proofErr w:type="spellEnd"/>
+      <w:r>
+        <w:t>" &gt;</w:t>
       </w:r>
     </w:p>
     <w:p>
@@ -4750,292 +5721,13 @@
       <w:r>
         <w:t>&lt;</w:t>
       </w:r>
-      <w:proofErr w:type="spellStart"/>
-      <w:r>
-        <w:t>ul</w:t>
-      </w:r>
-      <w:proofErr w:type="spellEnd"/>
-      <w:r>
-        <w:t>&gt;</w:t>
-      </w:r>
-    </w:p>
-    <w:p>
-      <w:pPr>
-        <w:pStyle w:val="Listing"/>
-      </w:pPr>
-      <w:r>
-        <w:t>&lt;li&gt;Born about&amp;nbsp;1704&lt;/li&gt;</w:t>
-      </w:r>
-    </w:p>
-    <w:p>
-      <w:pPr>
-        <w:pStyle w:val="Listing"/>
-      </w:pPr>
-      <w:r>
-        <w:t>&lt;li&gt;</w:t>
-      </w:r>
-      <w:proofErr w:type="spellStart"/>
-      <w:r>
-        <w:t>Deceased</w:t>
-      </w:r>
-      <w:proofErr w:type="spellEnd"/>
-      <w:r>
-        <w:t xml:space="preserve"> 9&amp;nbsp;December&amp;nbsp;1792 - Thoirette Coisia, 39240, Jura, Franche-Comté, FRANCE,</w:t>
-      </w:r>
-    </w:p>
-    <w:p>
-      <w:pPr>
-        <w:pStyle w:val="Listing"/>
-      </w:pPr>
-      <w:proofErr w:type="spellStart"/>
-      <w:r>
-        <w:t>aged</w:t>
-      </w:r>
-      <w:proofErr w:type="spellEnd"/>
-      <w:r>
-        <w:t xml:space="preserve"> about 88 </w:t>
-      </w:r>
-      <w:proofErr w:type="spellStart"/>
-      <w:r>
-        <w:t>years</w:t>
-      </w:r>
-      <w:proofErr w:type="spellEnd"/>
-      <w:r>
-        <w:t xml:space="preserve"> </w:t>
-      </w:r>
-      <w:proofErr w:type="spellStart"/>
-      <w:r>
-        <w:t>old</w:t>
-      </w:r>
-      <w:proofErr w:type="spellEnd"/>
-      <w:r>
-        <w:t>&lt;/li&gt;</w:t>
-      </w:r>
-    </w:p>
-    <w:p>
-      <w:pPr>
-        <w:pStyle w:val="Listing"/>
-      </w:pPr>
-      <w:r>
-        <w:t>&lt;li&gt;Laboureur(02 et 12/1792)&lt;/li&gt;</w:t>
-      </w:r>
-    </w:p>
-    <w:p>
-      <w:pPr>
-        <w:pStyle w:val="Listing"/>
-      </w:pPr>
-      <w:r>
-        <w:t>&lt;/</w:t>
-      </w:r>
-      <w:proofErr w:type="spellStart"/>
-      <w:r>
-        <w:t>ul</w:t>
-      </w:r>
-      <w:proofErr w:type="spellEnd"/>
-      <w:r>
-        <w:t>&gt;</w:t>
-      </w:r>
-    </w:p>
-    <w:p>
-      <w:pPr>
-        <w:pStyle w:val="Listing"/>
-      </w:pPr>
-    </w:p>
-    <w:p>
-      <w:pPr>
-        <w:pStyle w:val="Listing"/>
-      </w:pPr>
-    </w:p>
-    <w:p>
-      <w:pPr>
-        <w:pStyle w:val="Listing"/>
-      </w:pPr>
-      <w:r>
-        <w:t>&lt;!-- Parents simple --&gt;</w:t>
-      </w:r>
-    </w:p>
-    <w:p>
-      <w:pPr>
-        <w:pStyle w:val="Listing"/>
-      </w:pPr>
-      <w:r>
-        <w:t>&lt;h2&gt;&lt;</w:t>
-      </w:r>
-      <w:proofErr w:type="spellStart"/>
-      <w:r>
-        <w:t>span</w:t>
-      </w:r>
-      <w:proofErr w:type="spellEnd"/>
-      <w:r>
-        <w:t xml:space="preserve"> class="</w:t>
-      </w:r>
-      <w:proofErr w:type="spellStart"/>
-      <w:r>
-        <w:t>htitle</w:t>
-      </w:r>
-      <w:proofErr w:type="spellEnd"/>
-      <w:r>
-        <w:t>"&gt;&amp;</w:t>
-      </w:r>
-      <w:proofErr w:type="spellStart"/>
-      <w:r>
-        <w:t>nbsp</w:t>
-      </w:r>
-      <w:proofErr w:type="spellEnd"/>
-      <w:r>
-        <w:t>;&lt;/</w:t>
-      </w:r>
-      <w:proofErr w:type="spellStart"/>
-      <w:r>
-        <w:t>span</w:t>
-      </w:r>
-      <w:proofErr w:type="spellEnd"/>
-      <w:r>
-        <w:t>&gt;&lt;</w:t>
-      </w:r>
-      <w:proofErr w:type="spellStart"/>
-      <w:r>
-        <w:t>span</w:t>
-      </w:r>
-      <w:proofErr w:type="spellEnd"/>
-      <w:r>
-        <w:t>&gt;Parents&lt;/</w:t>
-      </w:r>
-      <w:proofErr w:type="spellStart"/>
-      <w:r>
-        <w:t>span</w:t>
-      </w:r>
-      <w:proofErr w:type="spellEnd"/>
-      <w:r>
-        <w:t>&gt;&lt;/h2&gt;</w:t>
-      </w:r>
-    </w:p>
-    <w:p>
-      <w:pPr>
-        <w:pStyle w:val="Listing"/>
-      </w:pPr>
-      <w:r>
-        <w:t>&lt;</w:t>
-      </w:r>
-      <w:proofErr w:type="spellStart"/>
-      <w:r>
-        <w:t>ul</w:t>
-      </w:r>
-      <w:proofErr w:type="spellEnd"/>
-      <w:r>
-        <w:t>&gt;</w:t>
-      </w:r>
-    </w:p>
-    <w:p>
-      <w:pPr>
-        <w:pStyle w:val="Listing"/>
-      </w:pPr>
-      <w:r>
-        <w:t>&lt;li style="</w:t>
-      </w:r>
-      <w:proofErr w:type="spellStart"/>
-      <w:r>
-        <w:t>vertical-align:middle;list-style-type:disc</w:t>
-      </w:r>
-      <w:proofErr w:type="spellEnd"/>
-      <w:r>
-        <w:t>" &gt;</w:t>
-      </w:r>
-    </w:p>
-    <w:p>
-      <w:pPr>
-        <w:pStyle w:val="Listing"/>
-      </w:pPr>
-      <w:r>
-        <w:t>&lt;a  href="</w:t>
-      </w:r>
-      <w:proofErr w:type="spellStart"/>
-      <w:r>
-        <w:t>fbiet?lang</w:t>
-      </w:r>
-      <w:proofErr w:type="spellEnd"/>
-      <w:r>
-        <w:t>=</w:t>
-      </w:r>
-      <w:proofErr w:type="spellStart"/>
-      <w:r>
-        <w:t>en&amp;iz</w:t>
-      </w:r>
-      <w:proofErr w:type="spellEnd"/>
-      <w:r>
-        <w:t>=6951&amp;p=</w:t>
-      </w:r>
-      <w:proofErr w:type="spellStart"/>
-      <w:r>
-        <w:t>joseph&amp;n</w:t>
-      </w:r>
-      <w:proofErr w:type="spellEnd"/>
-      <w:r>
-        <w:t>=</w:t>
-      </w:r>
-      <w:proofErr w:type="spellStart"/>
-      <w:r>
-        <w:t>rochet&amp;oc</w:t>
-      </w:r>
-      <w:proofErr w:type="spellEnd"/>
-      <w:r>
-        <w:t>=6"&gt;Joseph ROCHET&lt;/a&gt; &lt;</w:t>
-      </w:r>
-      <w:proofErr w:type="spellStart"/>
-      <w:r>
-        <w:t>bdo</w:t>
-      </w:r>
-      <w:proofErr w:type="spellEnd"/>
-      <w:r>
-        <w:t xml:space="preserve"> </w:t>
-      </w:r>
-      <w:proofErr w:type="spellStart"/>
-      <w:r>
-        <w:t>dir</w:t>
-      </w:r>
-      <w:proofErr w:type="spellEnd"/>
+      <w:proofErr w:type="gramStart"/>
+      <w:r>
+        <w:t>a  href</w:t>
+      </w:r>
+      <w:proofErr w:type="gramEnd"/>
       <w:r>
         <w:t>="</w:t>
-      </w:r>
-      <w:proofErr w:type="spellStart"/>
-      <w:r>
-        <w:t>ltr</w:t>
-      </w:r>
-      <w:proofErr w:type="spellEnd"/>
-      <w:r>
-        <w:t>"&gt;ca 1679-1755&lt;/</w:t>
-      </w:r>
-      <w:proofErr w:type="spellStart"/>
-      <w:r>
-        <w:t>bdo</w:t>
-      </w:r>
-      <w:proofErr w:type="spellEnd"/>
-      <w:r>
-        <w:t>&gt; &lt;/li&gt;</w:t>
-      </w:r>
-    </w:p>
-    <w:p>
-      <w:pPr>
-        <w:pStyle w:val="Listing"/>
-      </w:pPr>
-      <w:r>
-        <w:t>&lt;li style="</w:t>
-      </w:r>
-      <w:proofErr w:type="spellStart"/>
-      <w:r>
-        <w:t>vertical-align:middle;list-style-type:circle</w:t>
-      </w:r>
-      <w:proofErr w:type="spellEnd"/>
-      <w:r>
-        <w:t>" &gt;</w:t>
-      </w:r>
-    </w:p>
-    <w:p>
-      <w:pPr>
-        <w:pStyle w:val="Listing"/>
-      </w:pPr>
-      <w:r>
-        <w:t>&lt;a  href="</w:t>
       </w:r>
       <w:proofErr w:type="spellStart"/>
       <w:r>
@@ -5129,6 +5821,7 @@
         </w:rPr>
       </w:pPr>
       <w:proofErr w:type="spellStart"/>
+      <w:proofErr w:type="gramStart"/>
       <w:r>
         <w:rPr>
           <w:rStyle w:val="n"/>
@@ -5137,6 +5830,7 @@
         <w:t>person</w:t>
       </w:r>
       <w:proofErr w:type="spellEnd"/>
+      <w:proofErr w:type="gramEnd"/>
       <w:r>
         <w:t xml:space="preserve"> </w:t>
       </w:r>
@@ -5255,24 +5949,39 @@
       <w:pPr>
         <w:pStyle w:val="PrformatHTML"/>
       </w:pPr>
-      <w:r>
-        <w:t>response.xpath("//div[@id='person-title']//div//h1//a//text()")[0].extract()</w:t>
+      <w:proofErr w:type="gramStart"/>
+      <w:r>
+        <w:t>response.xpath</w:t>
+      </w:r>
+      <w:proofErr w:type="gramEnd"/>
+      <w:r>
+        <w:t>("//div[@id='person-title']//div//h1//a//text()")[0].extract()</w:t>
       </w:r>
     </w:p>
     <w:p>
       <w:pPr>
         <w:pStyle w:val="PrformatHTML"/>
       </w:pPr>
-      <w:r>
-        <w:t>ou :</w:t>
+      <w:proofErr w:type="gramStart"/>
+      <w:r>
+        <w:t>ou</w:t>
+      </w:r>
+      <w:proofErr w:type="gramEnd"/>
+      <w:r>
+        <w:t> :</w:t>
       </w:r>
     </w:p>
     <w:p>
       <w:pPr>
         <w:pStyle w:val="PrformatHTML"/>
       </w:pPr>
-      <w:r>
-        <w:t>response.xpath("//div[@id='person-title']//div//h1//a[1]//text()").extract()</w:t>
+      <w:proofErr w:type="gramStart"/>
+      <w:r>
+        <w:t>response.xpath</w:t>
+      </w:r>
+      <w:proofErr w:type="gramEnd"/>
+      <w:r>
+        <w:t>("//div[@id='person-title']//div//h1//a[1]//text()").extract()</w:t>
       </w:r>
     </w:p>
     <w:p>
@@ -5285,6 +5994,7 @@
         <w:pStyle w:val="PrformatHTML"/>
       </w:pPr>
       <w:proofErr w:type="spellStart"/>
+      <w:proofErr w:type="gramStart"/>
       <w:r>
         <w:rPr>
           <w:rStyle w:val="n"/>
@@ -5293,6 +6003,7 @@
         <w:t>scrapy</w:t>
       </w:r>
       <w:proofErr w:type="spellEnd"/>
+      <w:proofErr w:type="gramEnd"/>
       <w:r>
         <w:t xml:space="preserve"> </w:t>
       </w:r>
@@ -5323,10 +6034,12 @@
         <w:pStyle w:val="PrformatHTML"/>
       </w:pPr>
       <w:proofErr w:type="spellStart"/>
+      <w:proofErr w:type="gramStart"/>
       <w:r>
         <w:t>response.xpath</w:t>
       </w:r>
       <w:proofErr w:type="spellEnd"/>
+      <w:proofErr w:type="gramEnd"/>
       <w:r>
         <w:t>("//</w:t>
       </w:r>
@@ -5359,10 +6072,12 @@
         <w:pStyle w:val="PrformatHTML"/>
       </w:pPr>
       <w:proofErr w:type="spellStart"/>
+      <w:proofErr w:type="gramStart"/>
       <w:r>
         <w:t>response.xpath</w:t>
       </w:r>
       <w:proofErr w:type="spellEnd"/>
+      <w:proofErr w:type="gramEnd"/>
       <w:r>
         <w:t>("//</w:t>
       </w:r>
@@ -5417,10 +6132,12 @@
         <w:pStyle w:val="PrformatHTML"/>
       </w:pPr>
       <w:proofErr w:type="spellStart"/>
+      <w:proofErr w:type="gramStart"/>
       <w:r>
         <w:t>response.xpath</w:t>
       </w:r>
       <w:proofErr w:type="spellEnd"/>
+      <w:proofErr w:type="gramEnd"/>
       <w:r>
         <w:t>("//</w:t>
       </w:r>
@@ -5475,10 +6192,12 @@
         <w:pStyle w:val="PrformatHTML"/>
       </w:pPr>
       <w:proofErr w:type="spellStart"/>
+      <w:proofErr w:type="gramStart"/>
       <w:r>
         <w:t>response.xpath</w:t>
       </w:r>
       <w:proofErr w:type="spellEnd"/>
+      <w:proofErr w:type="gramEnd"/>
       <w:r>
         <w:t>("//</w:t>
       </w:r>
@@ -5519,10 +6238,12 @@
         <w:pStyle w:val="PrformatHTML"/>
       </w:pPr>
       <w:proofErr w:type="spellStart"/>
+      <w:proofErr w:type="gramStart"/>
       <w:r>
         <w:t>response.xpath</w:t>
       </w:r>
       <w:proofErr w:type="spellEnd"/>
+      <w:proofErr w:type="gramEnd"/>
       <w:r>
         <w:t>("//</w:t>
       </w:r>
@@ -5558,10 +6279,12 @@
     </w:p>
     <w:p>
       <w:proofErr w:type="spellStart"/>
+      <w:proofErr w:type="gramStart"/>
       <w:r>
         <w:t>response.xpath</w:t>
       </w:r>
       <w:proofErr w:type="spellEnd"/>
+      <w:proofErr w:type="gramEnd"/>
       <w:r>
         <w:t>("//h2[</w:t>
       </w:r>
@@ -5602,43 +6325,81 @@
       </w:r>
     </w:p>
     <w:p>
-      <w:r>
-        <w:t>response.xpath("//h2[span='Parents']/following-sibling::ul")[0].extract()</w:t>
-      </w:r>
-    </w:p>
-    <w:p>
-      <w:r>
-        <w:t>response.xpath("//h2[span='Parents']/following-sibling::ul[1]").extract()</w:t>
-      </w:r>
-    </w:p>
-    <w:p>
-      <w:r>
-        <w:t>&gt;&gt;&gt; response.xpath("//h2[span='Parents']/following-sibling::ul[1]/li[1]/a/@href").extract()</w:t>
-      </w:r>
-    </w:p>
-    <w:p>
-      <w:r>
-        <w:t>&gt;&gt;&gt; response.xpath("//h2[span='Parents']/following-sibling::ul[1]/li[2]/a/@href").extract()</w:t>
+      <w:proofErr w:type="gramStart"/>
+      <w:r>
+        <w:t>response.xpath</w:t>
+      </w:r>
+      <w:proofErr w:type="gramEnd"/>
+      <w:r>
+        <w:t>("//h2[span='Parents']/following-sibling::ul")[0].extract()</w:t>
+      </w:r>
+    </w:p>
+    <w:p>
+      <w:proofErr w:type="gramStart"/>
+      <w:r>
+        <w:t>response.xpath</w:t>
+      </w:r>
+      <w:proofErr w:type="gramEnd"/>
+      <w:r>
+        <w:t>("//h2[span='Parents']/following-sibling::ul[1]").extract()</w:t>
+      </w:r>
+    </w:p>
+    <w:p>
+      <w:r>
+        <w:t xml:space="preserve">&gt;&gt;&gt; </w:t>
+      </w:r>
+      <w:proofErr w:type="gramStart"/>
+      <w:r>
+        <w:t>response.xpath</w:t>
+      </w:r>
+      <w:proofErr w:type="gramEnd"/>
+      <w:r>
+        <w:t>("//h2[span='Parents']/following-sibling::ul[1]/li[1]/a/@href").extract()</w:t>
+      </w:r>
+    </w:p>
+    <w:p>
+      <w:r>
+        <w:lastRenderedPageBreak/>
+        <w:t xml:space="preserve">&gt;&gt;&gt; </w:t>
+      </w:r>
+      <w:proofErr w:type="gramStart"/>
+      <w:r>
+        <w:t>response.xpath</w:t>
+      </w:r>
+      <w:proofErr w:type="gramEnd"/>
+      <w:r>
+        <w:t>("//h2[span='Parents']/following-sibling::ul[1]/li[2]/a/@href").extract()</w:t>
       </w:r>
     </w:p>
     <w:p/>
     <w:p>
-      <w:r>
-        <w:lastRenderedPageBreak/>
-        <w:t>autre méthode avec liste :</w:t>
-      </w:r>
-    </w:p>
-    <w:p>
-      <w:r>
-        <w:t>list=response.xpath("//h2[span='Parents']/following-sibling::ul[1]/li")</w:t>
-      </w:r>
-    </w:p>
-    <w:p>
-      <w:proofErr w:type="spellStart"/>
+      <w:proofErr w:type="gramStart"/>
+      <w:r>
+        <w:t>autre</w:t>
+      </w:r>
+      <w:proofErr w:type="gramEnd"/>
+      <w:r>
+        <w:t xml:space="preserve"> méthode avec liste :</w:t>
+      </w:r>
+    </w:p>
+    <w:p>
+      <w:proofErr w:type="gramStart"/>
+      <w:r>
+        <w:t>list</w:t>
+      </w:r>
+      <w:proofErr w:type="gramEnd"/>
+      <w:r>
+        <w:t>=response.xpath("//h2[span='Parents']/following-sibling::ul[1]/li")</w:t>
+      </w:r>
+    </w:p>
+    <w:p>
+      <w:proofErr w:type="spellStart"/>
+      <w:proofErr w:type="gramStart"/>
       <w:r>
         <w:t>list.xpath</w:t>
       </w:r>
       <w:proofErr w:type="spellEnd"/>
+      <w:proofErr w:type="gramEnd"/>
       <w:r>
         <w:t>("a/@href")</w:t>
       </w:r>
@@ -5646,28 +6407,48 @@
     <w:p/>
     <w:p/>
     <w:p>
-      <w:r>
-        <w:t>response.xpath("//div[@id='person-title']/</w:t>
+      <w:proofErr w:type="gramStart"/>
+      <w:r>
+        <w:t>response.xpath</w:t>
+      </w:r>
+      <w:proofErr w:type="gramEnd"/>
+      <w:r>
+        <w:t>("//div[@id='person-title']/</w:t>
       </w:r>
       <w:r>
         <w:t>following-sibling::ul")</w:t>
       </w:r>
     </w:p>
     <w:p>
-      <w:r>
-        <w:t>response.xpath("//div[@id='person-title']/following-sibling::ul[1]/li/text()")[0].extract()</w:t>
+      <w:proofErr w:type="gramStart"/>
+      <w:r>
+        <w:t>response.xpath</w:t>
+      </w:r>
+      <w:proofErr w:type="gramEnd"/>
+      <w:r>
+        <w:t>("//div[@id='person-title']/following-sibling::ul[1]/li/text()")[0].extract()</w:t>
       </w:r>
     </w:p>
     <w:p/>
     <w:p>
-      <w:r>
-        <w:t>response.xpath("//h2[span='Sources']/following-sibling::em/ul[1]/li")</w:t>
+      <w:proofErr w:type="gramStart"/>
+      <w:r>
+        <w:t>response.xpath</w:t>
+      </w:r>
+      <w:proofErr w:type="gramEnd"/>
+      <w:r>
+        <w:t>("//h2[span='Sources']/following-sibling::em/ul[1]/li")</w:t>
       </w:r>
     </w:p>
     <w:p/>
     <w:p>
-      <w:r>
-        <w:t>response.xpath("//h2[span='</w:t>
+      <w:proofErr w:type="gramStart"/>
+      <w:r>
+        <w:t>response.xpath</w:t>
+      </w:r>
+      <w:proofErr w:type="gramEnd"/>
+      <w:r>
+        <w:t>("//h2[span='</w:t>
       </w:r>
       <w:r>
         <w:t>Événements</w:t>
@@ -5720,12 +6501,14 @@
         </w:rPr>
         <w:t xml:space="preserve">        </w:t>
       </w:r>
+      <w:proofErr w:type="gramStart"/>
       <w:r>
         <w:rPr>
           <w:rStyle w:val="hljs-keyword"/>
         </w:rPr>
         <w:t>for</w:t>
       </w:r>
+      <w:proofErr w:type="gramEnd"/>
       <w:r>
         <w:rPr>
           <w:rStyle w:val="CodeHTML"/>
@@ -5799,19 +6582,28 @@
         <w:t xml:space="preserve">            </w:t>
       </w:r>
       <w:proofErr w:type="spellStart"/>
+      <w:proofErr w:type="gramStart"/>
       <w:r>
         <w:rPr>
           <w:rStyle w:val="CodeHTML"/>
           <w:rFonts w:eastAsiaTheme="majorEastAsia"/>
         </w:rPr>
-        <w:t>event_info</w:t>
-      </w:r>
-      <w:proofErr w:type="spellEnd"/>
+        <w:t>event</w:t>
+      </w:r>
+      <w:proofErr w:type="gramEnd"/>
       <w:r>
         <w:rPr>
           <w:rStyle w:val="CodeHTML"/>
           <w:rFonts w:eastAsiaTheme="majorEastAsia"/>
         </w:rPr>
+        <w:t>_info</w:t>
+      </w:r>
+      <w:proofErr w:type="spellEnd"/>
+      <w:r>
+        <w:rPr>
+          <w:rStyle w:val="CodeHTML"/>
+          <w:rFonts w:eastAsiaTheme="majorEastAsia"/>
+        </w:rPr>
         <w:t xml:space="preserve"> = {</w:t>
       </w:r>
       <w:r>
@@ -5953,12 +6745,21 @@
         <w:t>event_name</w:t>
       </w:r>
       <w:proofErr w:type="spellEnd"/>
+      <w:proofErr w:type="gramStart"/>
       <w:r>
         <w:rPr>
           <w:rStyle w:val="CodeHTML"/>
           <w:rFonts w:eastAsiaTheme="majorEastAsia"/>
         </w:rPr>
-        <w:t>': event.</w:t>
+        <w:t>':</w:t>
+      </w:r>
+      <w:proofErr w:type="gramEnd"/>
+      <w:r>
+        <w:rPr>
+          <w:rStyle w:val="CodeHTML"/>
+          <w:rFonts w:eastAsiaTheme="majorEastAsia"/>
+        </w:rPr>
+        <w:t xml:space="preserve"> event.</w:t>
       </w:r>
       <w:r>
         <w:rPr>
@@ -6090,12 +6891,21 @@
         <w:t>event_date</w:t>
       </w:r>
       <w:proofErr w:type="spellEnd"/>
+      <w:proofErr w:type="gramStart"/>
       <w:r>
         <w:rPr>
           <w:rStyle w:val="CodeHTML"/>
           <w:rFonts w:eastAsiaTheme="majorEastAsia"/>
         </w:rPr>
-        <w:t>': event.</w:t>
+        <w:t>':</w:t>
+      </w:r>
+      <w:proofErr w:type="gramEnd"/>
+      <w:r>
+        <w:rPr>
+          <w:rStyle w:val="CodeHTML"/>
+          <w:rFonts w:eastAsiaTheme="majorEastAsia"/>
+        </w:rPr>
+        <w:t xml:space="preserve"> event.</w:t>
       </w:r>
       <w:r>
         <w:rPr>
@@ -6241,19 +7051,28 @@
         <w:t>event_location</w:t>
       </w:r>
       <w:proofErr w:type="spellEnd"/>
+      <w:proofErr w:type="gramStart"/>
       <w:r>
         <w:rPr>
           <w:rStyle w:val="CodeHTML"/>
           <w:rFonts w:eastAsiaTheme="majorEastAsia"/>
         </w:rPr>
-        <w:t xml:space="preserve">': </w:t>
-      </w:r>
-      <w:proofErr w:type="spellStart"/>
+        <w:t>':</w:t>
+      </w:r>
+      <w:proofErr w:type="gramEnd"/>
       <w:r>
         <w:rPr>
           <w:rStyle w:val="CodeHTML"/>
           <w:rFonts w:eastAsiaTheme="majorEastAsia"/>
         </w:rPr>
+        <w:t xml:space="preserve"> </w:t>
+      </w:r>
+      <w:proofErr w:type="spellStart"/>
+      <w:r>
+        <w:rPr>
+          <w:rStyle w:val="CodeHTML"/>
+          <w:rFonts w:eastAsiaTheme="majorEastAsia"/>
+        </w:rPr>
         <w:t>event.</w:t>
       </w:r>
       <w:r>
@@ -6383,6 +7202,7 @@
         <w:t xml:space="preserve">            </w:t>
       </w:r>
       <w:proofErr w:type="spellStart"/>
+      <w:proofErr w:type="gramStart"/>
       <w:r>
         <w:rPr>
           <w:rStyle w:val="hljs-keyword"/>
@@ -6397,6 +7217,7 @@
         <w:t>.events</w:t>
       </w:r>
       <w:proofErr w:type="spellEnd"/>
+      <w:proofErr w:type="gramEnd"/>
       <w:r>
         <w:rPr>
           <w:rStyle w:val="CodeHTML"/>
@@ -6514,7 +7335,15 @@
     </w:p>
     <w:p>
       <w:r>
-        <w:t>2023-06-09 01:50:57 [</w:t>
+        <w:t xml:space="preserve">2023-06-09 </w:t>
+      </w:r>
+      <w:proofErr w:type="gramStart"/>
+      <w:r>
+        <w:t>01:</w:t>
+      </w:r>
+      <w:proofErr w:type="gramEnd"/>
+      <w:r>
+        <w:t>50:57 [</w:t>
       </w:r>
       <w:proofErr w:type="spellStart"/>
       <w:r>
@@ -6535,7 +7364,15 @@
     </w:p>
     <w:p>
       <w:r>
-        <w:t>2023-06-09 01:50:57 [</w:t>
+        <w:t xml:space="preserve">2023-06-09 </w:t>
+      </w:r>
+      <w:proofErr w:type="gramStart"/>
+      <w:r>
+        <w:t>01:</w:t>
+      </w:r>
+      <w:proofErr w:type="gramEnd"/>
+      <w:r>
+        <w:t>50:57 [</w:t>
       </w:r>
       <w:proofErr w:type="spellStart"/>
       <w:r>
@@ -6572,7 +7409,15 @@
     </w:p>
     <w:p>
       <w:r>
-        <w:t>2023-06-09 01:52:09 [</w:t>
+        <w:t xml:space="preserve">2023-06-09 </w:t>
+      </w:r>
+      <w:proofErr w:type="gramStart"/>
+      <w:r>
+        <w:t>01:</w:t>
+      </w:r>
+      <w:proofErr w:type="gramEnd"/>
+      <w:r>
+        <w:t>52:09 [</w:t>
       </w:r>
       <w:proofErr w:type="spellStart"/>
       <w:r>
@@ -6593,7 +7438,15 @@
     </w:p>
     <w:p>
       <w:r>
-        <w:t>2023-06-09 01:52:09 [</w:t>
+        <w:t xml:space="preserve">2023-06-09 </w:t>
+      </w:r>
+      <w:proofErr w:type="gramStart"/>
+      <w:r>
+        <w:t>01:</w:t>
+      </w:r>
+      <w:proofErr w:type="gramEnd"/>
+      <w:r>
+        <w:t>52:09 [</w:t>
       </w:r>
       <w:proofErr w:type="spellStart"/>
       <w:r>
@@ -6625,7 +7478,15 @@
     </w:p>
     <w:p>
       <w:r>
-        <w:t>2023-06-09 01:53:00 [</w:t>
+        <w:t xml:space="preserve">2023-06-09 </w:t>
+      </w:r>
+      <w:proofErr w:type="gramStart"/>
+      <w:r>
+        <w:t>01:</w:t>
+      </w:r>
+      <w:proofErr w:type="gramEnd"/>
+      <w:r>
+        <w:t>53:00 [</w:t>
       </w:r>
       <w:proofErr w:type="spellStart"/>
       <w:r>
@@ -6646,7 +7507,15 @@
     </w:p>
     <w:p>
       <w:r>
-        <w:t>2023-06-09 01:53:00 [</w:t>
+        <w:t xml:space="preserve">2023-06-09 </w:t>
+      </w:r>
+      <w:proofErr w:type="gramStart"/>
+      <w:r>
+        <w:t>01:</w:t>
+      </w:r>
+      <w:proofErr w:type="gramEnd"/>
+      <w:r>
+        <w:t>53:00 [</w:t>
       </w:r>
       <w:proofErr w:type="spellStart"/>
       <w:r>
@@ -6671,7 +7540,15 @@
         <w:pStyle w:val="Listing"/>
       </w:pPr>
       <w:r>
-        <w:t>2023-06-09 01:52:58 [</w:t>
+        <w:t xml:space="preserve">2023-06-09 </w:t>
+      </w:r>
+      <w:proofErr w:type="gramStart"/>
+      <w:r>
+        <w:t>01:</w:t>
+      </w:r>
+      <w:proofErr w:type="gramEnd"/>
+      <w:r>
+        <w:t>52:58 [</w:t>
       </w:r>
       <w:proofErr w:type="spellStart"/>
       <w:r>
@@ -6753,7 +7630,15 @@
         <w:pStyle w:val="Listing"/>
       </w:pPr>
       <w:r>
-        <w:t>2023-06-09 01:52:58 [</w:t>
+        <w:t xml:space="preserve">2023-06-09 </w:t>
+      </w:r>
+      <w:proofErr w:type="gramStart"/>
+      <w:r>
+        <w:t>01:</w:t>
+      </w:r>
+      <w:proofErr w:type="gramEnd"/>
+      <w:r>
+        <w:t>52:58 [</w:t>
       </w:r>
       <w:proofErr w:type="spellStart"/>
       <w:r>
@@ -6805,7 +7690,15 @@
         <w:pStyle w:val="Listing"/>
       </w:pPr>
       <w:r>
-        <w:t>2023-06-09 01:52:58 [</w:t>
+        <w:t xml:space="preserve">2023-06-09 </w:t>
+      </w:r>
+      <w:proofErr w:type="gramStart"/>
+      <w:r>
+        <w:t>01:</w:t>
+      </w:r>
+      <w:proofErr w:type="gramEnd"/>
+      <w:r>
+        <w:t>52:58 [</w:t>
       </w:r>
       <w:proofErr w:type="spellStart"/>
       <w:r>
@@ -6821,7 +7714,15 @@
         <w:pStyle w:val="Listing"/>
       </w:pPr>
       <w:r>
-        <w:t>2023-06-09 01:52:58 [</w:t>
+        <w:t xml:space="preserve">2023-06-09 </w:t>
+      </w:r>
+      <w:proofErr w:type="gramStart"/>
+      <w:r>
+        <w:t>01:</w:t>
+      </w:r>
+      <w:proofErr w:type="gramEnd"/>
+      <w:r>
+        <w:t>52:58 [</w:t>
       </w:r>
       <w:proofErr w:type="spellStart"/>
       <w:r>
@@ -6837,7 +7738,15 @@
         <w:pStyle w:val="Listing"/>
       </w:pPr>
       <w:r>
-        <w:t>2023-06-09 01:52:58 [</w:t>
+        <w:t xml:space="preserve">2023-06-09 </w:t>
+      </w:r>
+      <w:proofErr w:type="gramStart"/>
+      <w:r>
+        <w:t>01:</w:t>
+      </w:r>
+      <w:proofErr w:type="gramEnd"/>
+      <w:r>
+        <w:t>52:58 [</w:t>
       </w:r>
       <w:proofErr w:type="spellStart"/>
       <w:r>
@@ -6869,7 +7778,15 @@
         <w:pStyle w:val="Listing"/>
       </w:pPr>
       <w:r>
-        <w:t>2023-06-09 01:52:58 [</w:t>
+        <w:t xml:space="preserve">2023-06-09 </w:t>
+      </w:r>
+      <w:proofErr w:type="gramStart"/>
+      <w:r>
+        <w:t>01:</w:t>
+      </w:r>
+      <w:proofErr w:type="gramEnd"/>
+      <w:r>
+        <w:t>52:58 [</w:t>
       </w:r>
       <w:proofErr w:type="spellStart"/>
       <w:r>
@@ -6893,7 +7810,15 @@
         <w:pStyle w:val="Listing"/>
       </w:pPr>
       <w:r>
-        <w:t>2023-06-09 01:52:58 [</w:t>
+        <w:t xml:space="preserve">2023-06-09 </w:t>
+      </w:r>
+      <w:proofErr w:type="gramStart"/>
+      <w:r>
+        <w:t>01:</w:t>
+      </w:r>
+      <w:proofErr w:type="gramEnd"/>
+      <w:r>
+        <w:t>52:58 [</w:t>
       </w:r>
       <w:proofErr w:type="spellStart"/>
       <w:r>
@@ -6925,7 +7850,15 @@
         <w:pStyle w:val="Listing"/>
       </w:pPr>
       <w:r>
-        <w:t>2023-06-09 01:52:58 [</w:t>
+        <w:t xml:space="preserve">2023-06-09 </w:t>
+      </w:r>
+      <w:proofErr w:type="gramStart"/>
+      <w:r>
+        <w:t>01:</w:t>
+      </w:r>
+      <w:proofErr w:type="gramEnd"/>
+      <w:r>
+        <w:t>52:58 [</w:t>
       </w:r>
       <w:proofErr w:type="spellStart"/>
       <w:r>
@@ -6949,7 +7882,15 @@
         <w:pStyle w:val="Listing"/>
       </w:pPr>
       <w:r>
-        <w:t>2023-06-09 01:52:58 [</w:t>
+        <w:t xml:space="preserve">2023-06-09 </w:t>
+      </w:r>
+      <w:proofErr w:type="gramStart"/>
+      <w:r>
+        <w:t>01:</w:t>
+      </w:r>
+      <w:proofErr w:type="gramEnd"/>
+      <w:r>
+        <w:t>52:58 [</w:t>
       </w:r>
       <w:proofErr w:type="spellStart"/>
       <w:r>
@@ -6981,7 +7922,15 @@
         <w:pStyle w:val="Listing"/>
       </w:pPr>
       <w:r>
-        <w:t>2023-06-09 01:52:58 [</w:t>
+        <w:t xml:space="preserve">2023-06-09 </w:t>
+      </w:r>
+      <w:proofErr w:type="gramStart"/>
+      <w:r>
+        <w:t>01:</w:t>
+      </w:r>
+      <w:proofErr w:type="gramEnd"/>
+      <w:r>
+        <w:t>52:58 [</w:t>
       </w:r>
       <w:proofErr w:type="spellStart"/>
       <w:r>
@@ -7005,7 +7954,15 @@
         <w:pStyle w:val="Listing"/>
       </w:pPr>
       <w:r>
-        <w:t>2023-06-09 01:52:58 [</w:t>
+        <w:t xml:space="preserve">2023-06-09 </w:t>
+      </w:r>
+      <w:proofErr w:type="gramStart"/>
+      <w:r>
+        <w:t>01:</w:t>
+      </w:r>
+      <w:proofErr w:type="gramEnd"/>
+      <w:r>
+        <w:t>52:58 [</w:t>
       </w:r>
       <w:proofErr w:type="spellStart"/>
       <w:r>
@@ -7037,7 +7994,16 @@
         <w:pStyle w:val="Listing"/>
       </w:pPr>
       <w:r>
-        <w:t>2023-06-09 01:52:58 [</w:t>
+        <w:lastRenderedPageBreak/>
+        <w:t xml:space="preserve">2023-06-09 </w:t>
+      </w:r>
+      <w:proofErr w:type="gramStart"/>
+      <w:r>
+        <w:t>01:</w:t>
+      </w:r>
+      <w:proofErr w:type="gramEnd"/>
+      <w:r>
+        <w:t>52:58 [</w:t>
       </w:r>
       <w:proofErr w:type="spellStart"/>
       <w:r>
@@ -7061,7 +8027,15 @@
         <w:pStyle w:val="Listing"/>
       </w:pPr>
       <w:r>
-        <w:t>2023-06-09 01:52:58 [</w:t>
+        <w:t xml:space="preserve">2023-06-09 </w:t>
+      </w:r>
+      <w:proofErr w:type="gramStart"/>
+      <w:r>
+        <w:t>01:</w:t>
+      </w:r>
+      <w:proofErr w:type="gramEnd"/>
+      <w:r>
+        <w:t>52:58 [</w:t>
       </w:r>
       <w:proofErr w:type="spellStart"/>
       <w:r>
@@ -7093,7 +8067,15 @@
         <w:pStyle w:val="Listing"/>
       </w:pPr>
       <w:r>
-        <w:t>2023-06-09 01:52:58 [</w:t>
+        <w:t xml:space="preserve">2023-06-09 </w:t>
+      </w:r>
+      <w:proofErr w:type="gramStart"/>
+      <w:r>
+        <w:t>01:</w:t>
+      </w:r>
+      <w:proofErr w:type="gramEnd"/>
+      <w:r>
+        <w:t>52:58 [</w:t>
       </w:r>
       <w:proofErr w:type="spellStart"/>
       <w:r>
@@ -7117,7 +8099,15 @@
         <w:pStyle w:val="Listing"/>
       </w:pPr>
       <w:r>
-        <w:t>2023-06-09 01:52:58 [</w:t>
+        <w:t xml:space="preserve">2023-06-09 </w:t>
+      </w:r>
+      <w:proofErr w:type="gramStart"/>
+      <w:r>
+        <w:t>01:</w:t>
+      </w:r>
+      <w:proofErr w:type="gramEnd"/>
+      <w:r>
+        <w:t>52:58 [</w:t>
       </w:r>
       <w:proofErr w:type="spellStart"/>
       <w:r>
@@ -7149,7 +8139,15 @@
         <w:pStyle w:val="Listing"/>
       </w:pPr>
       <w:r>
-        <w:t>2023-06-09 01:52:58 [</w:t>
+        <w:t xml:space="preserve">2023-06-09 </w:t>
+      </w:r>
+      <w:proofErr w:type="gramStart"/>
+      <w:r>
+        <w:t>01:</w:t>
+      </w:r>
+      <w:proofErr w:type="gramEnd"/>
+      <w:r>
+        <w:t>52:58 [</w:t>
       </w:r>
       <w:proofErr w:type="spellStart"/>
       <w:r>
@@ -7173,7 +8171,15 @@
         <w:pStyle w:val="Listing"/>
       </w:pPr>
       <w:r>
-        <w:t>2023-06-09 01:52:59 [</w:t>
+        <w:t xml:space="preserve">2023-06-09 </w:t>
+      </w:r>
+      <w:proofErr w:type="gramStart"/>
+      <w:r>
+        <w:t>01:</w:t>
+      </w:r>
+      <w:proofErr w:type="gramEnd"/>
+      <w:r>
+        <w:t>52:59 [</w:t>
       </w:r>
       <w:proofErr w:type="spellStart"/>
       <w:r>
@@ -7205,7 +8211,15 @@
         <w:pStyle w:val="Listing"/>
       </w:pPr>
       <w:r>
-        <w:t>2023-06-09 01:52:59 [</w:t>
+        <w:t xml:space="preserve">2023-06-09 </w:t>
+      </w:r>
+      <w:proofErr w:type="gramStart"/>
+      <w:r>
+        <w:t>01:</w:t>
+      </w:r>
+      <w:proofErr w:type="gramEnd"/>
+      <w:r>
+        <w:t>52:59 [</w:t>
       </w:r>
       <w:proofErr w:type="spellStart"/>
       <w:r>
@@ -7229,7 +8243,15 @@
         <w:pStyle w:val="Listing"/>
       </w:pPr>
       <w:r>
-        <w:t>2023-06-09 01:52:59 [</w:t>
+        <w:t xml:space="preserve">2023-06-09 </w:t>
+      </w:r>
+      <w:proofErr w:type="gramStart"/>
+      <w:r>
+        <w:t>01:</w:t>
+      </w:r>
+      <w:proofErr w:type="gramEnd"/>
+      <w:r>
+        <w:t>52:59 [</w:t>
       </w:r>
       <w:proofErr w:type="spellStart"/>
       <w:r>
@@ -7261,7 +8283,15 @@
         <w:pStyle w:val="Listing"/>
       </w:pPr>
       <w:r>
-        <w:t>2023-06-09 01:52:59 [</w:t>
+        <w:t xml:space="preserve">2023-06-09 </w:t>
+      </w:r>
+      <w:proofErr w:type="gramStart"/>
+      <w:r>
+        <w:t>01:</w:t>
+      </w:r>
+      <w:proofErr w:type="gramEnd"/>
+      <w:r>
+        <w:t>52:59 [</w:t>
       </w:r>
       <w:proofErr w:type="spellStart"/>
       <w:r>
@@ -7285,7 +8315,15 @@
         <w:pStyle w:val="Listing"/>
       </w:pPr>
       <w:r>
-        <w:t>2023-06-09 01:52:59 [</w:t>
+        <w:t xml:space="preserve">2023-06-09 </w:t>
+      </w:r>
+      <w:proofErr w:type="gramStart"/>
+      <w:r>
+        <w:t>01:</w:t>
+      </w:r>
+      <w:proofErr w:type="gramEnd"/>
+      <w:r>
+        <w:t>52:59 [</w:t>
       </w:r>
       <w:proofErr w:type="spellStart"/>
       <w:r>
@@ -7301,11 +8339,368 @@
       </w:r>
       <w:proofErr w:type="spellEnd"/>
       <w:r>
-        <w:t xml:space="preserve"> (302) to &lt;GET https://www.geneanet.org/connexion/?from=view_limit_redirect&amp;url=https://gw.geneanet.org/danielr1</w:t>
-      </w:r>
+        <w:t xml:space="preserve"> (302) to &lt;GET https://www.geneanet.org/connexion/?from=view_limit_redirect&amp;url=https://gw.geneanet.org/danielr13?lang%3Dfr%26p%3Dmarguerite%26n%3Ddeleuze&gt; </w:t>
+      </w:r>
+      <w:proofErr w:type="spellStart"/>
+      <w:r>
+        <w:t>from</w:t>
+      </w:r>
+      <w:proofErr w:type="spellEnd"/>
+      <w:r>
+        <w:t xml:space="preserve"> &lt;GET https://gw.geneanet.org/danielr13?lang=fr&amp;p=marguerite&amp;n=deleuze&gt;</w:t>
+      </w:r>
+    </w:p>
+    <w:p>
+      <w:pPr>
+        <w:pStyle w:val="Listing"/>
+      </w:pPr>
+      <w:r>
+        <w:t xml:space="preserve">2023-06-09 </w:t>
+      </w:r>
+      <w:proofErr w:type="gramStart"/>
+      <w:r>
+        <w:t>01:</w:t>
+      </w:r>
+      <w:proofErr w:type="gramEnd"/>
+      <w:r>
+        <w:t>52:59 [</w:t>
+      </w:r>
+      <w:proofErr w:type="spellStart"/>
+      <w:r>
+        <w:t>scrapy.downloadermiddlewares.robotstxt</w:t>
+      </w:r>
+      <w:proofErr w:type="spellEnd"/>
+      <w:r>
+        <w:t xml:space="preserve">] DEBUG: </w:t>
+      </w:r>
+      <w:proofErr w:type="spellStart"/>
+      <w:r>
+        <w:t>Forbidden</w:t>
+      </w:r>
+      <w:proofErr w:type="spellEnd"/>
+      <w:r>
+        <w:t xml:space="preserve"> by robots.txt: &lt;GET https://www.geneanet.org/connexion/?from=view_limit_redirect&amp;url=https://gw.geneanet.org/danielr13?lang%3Dfr%26p%3Dmarguerite%26n%3Ddeleuze&gt;</w:t>
+      </w:r>
+    </w:p>
+    <w:p>
+      <w:pPr>
+        <w:pStyle w:val="Listing"/>
+      </w:pPr>
+      <w:r>
+        <w:t xml:space="preserve">2023-06-09 </w:t>
+      </w:r>
+      <w:proofErr w:type="gramStart"/>
+      <w:r>
+        <w:t>01:</w:t>
+      </w:r>
+      <w:proofErr w:type="gramEnd"/>
+      <w:r>
+        <w:t>52:59 [</w:t>
+      </w:r>
+      <w:proofErr w:type="spellStart"/>
+      <w:r>
+        <w:t>scrapy.downloadermiddlewares.redirect</w:t>
+      </w:r>
+      <w:proofErr w:type="spellEnd"/>
+      <w:r>
+        <w:t xml:space="preserve">] DEBUG: </w:t>
+      </w:r>
+      <w:proofErr w:type="spellStart"/>
+      <w:r>
+        <w:t>Redirecting</w:t>
+      </w:r>
+      <w:proofErr w:type="spellEnd"/>
+      <w:r>
+        <w:t xml:space="preserve"> (302) to &lt;GET https://www.geneanet.org/connexion/?from=view_limit_redirect&amp;url=https://gw.geneanet.org/danielr13?lang%3Dfr%26p%3Dpierre%26n%3Dbourges%26oc%3D1&gt; </w:t>
+      </w:r>
+      <w:proofErr w:type="spellStart"/>
+      <w:r>
+        <w:t>from</w:t>
+      </w:r>
+      <w:proofErr w:type="spellEnd"/>
+      <w:r>
+        <w:t xml:space="preserve"> &lt;GET https://gw.geneanet.org/danielr13?lang=fr&amp;p=pierre&amp;n=bourges&amp;oc=1&gt;</w:t>
+      </w:r>
+    </w:p>
+    <w:p>
+      <w:pPr>
+        <w:pStyle w:val="Listing"/>
+      </w:pPr>
+      <w:r>
+        <w:t xml:space="preserve">2023-06-09 </w:t>
+      </w:r>
+      <w:proofErr w:type="gramStart"/>
+      <w:r>
+        <w:t>01:</w:t>
+      </w:r>
+      <w:proofErr w:type="gramEnd"/>
+      <w:r>
+        <w:t>52:59 [</w:t>
+      </w:r>
+      <w:proofErr w:type="spellStart"/>
+      <w:r>
+        <w:t>scrapy.downloadermiddlewares.robotstxt</w:t>
+      </w:r>
+      <w:proofErr w:type="spellEnd"/>
+      <w:r>
+        <w:t xml:space="preserve">] DEBUG: </w:t>
+      </w:r>
+      <w:proofErr w:type="spellStart"/>
+      <w:r>
+        <w:t>Forbidden</w:t>
+      </w:r>
+      <w:proofErr w:type="spellEnd"/>
+      <w:r>
+        <w:t xml:space="preserve"> by robots.txt: &lt;GET https://www.geneanet.org/connexion/?from=view_limit_redirect&amp;url=https://gw.geneanet.org/danielr13?lang%3Dfr%26p%3Dpierre%26n%3Dbourges%26oc%3D1&gt;</w:t>
+      </w:r>
+    </w:p>
+    <w:p>
+      <w:pPr>
+        <w:pStyle w:val="Listing"/>
+      </w:pPr>
+      <w:r>
+        <w:t xml:space="preserve">2023-06-09 </w:t>
+      </w:r>
+      <w:proofErr w:type="gramStart"/>
+      <w:r>
+        <w:t>01:</w:t>
+      </w:r>
+      <w:proofErr w:type="gramEnd"/>
+      <w:r>
+        <w:t>52:59 [</w:t>
+      </w:r>
+      <w:proofErr w:type="spellStart"/>
+      <w:r>
+        <w:t>scrapy.downloadermiddlewares.redirect</w:t>
+      </w:r>
+      <w:proofErr w:type="spellEnd"/>
+      <w:r>
+        <w:t xml:space="preserve">] DEBUG: </w:t>
+      </w:r>
+      <w:proofErr w:type="spellStart"/>
+      <w:r>
+        <w:t>Redirecting</w:t>
+      </w:r>
+      <w:proofErr w:type="spellEnd"/>
+      <w:r>
+        <w:t xml:space="preserve"> (302) to &lt;GET https://www.geneanet.org/connexion/?from=view_limit_redirect&amp;url=https://gw.geneanet.org/danielr13?lang%3Dfr%26p%3Dhonorade%26n%3Dagnier&gt; </w:t>
+      </w:r>
+      <w:proofErr w:type="spellStart"/>
+      <w:r>
+        <w:t>from</w:t>
+      </w:r>
+      <w:proofErr w:type="spellEnd"/>
+      <w:r>
+        <w:t xml:space="preserve"> &lt;GET https://gw.geneanet.org/danielr13?lang=fr&amp;p=honorade&amp;n=agnier&gt;</w:t>
+      </w:r>
+    </w:p>
+    <w:p>
+      <w:pPr>
+        <w:pStyle w:val="Listing"/>
+      </w:pPr>
+      <w:r>
+        <w:t xml:space="preserve">2023-06-09 </w:t>
+      </w:r>
+      <w:proofErr w:type="gramStart"/>
+      <w:r>
+        <w:t>01:</w:t>
+      </w:r>
+      <w:proofErr w:type="gramEnd"/>
+      <w:r>
+        <w:t>52:59 [</w:t>
+      </w:r>
+      <w:proofErr w:type="spellStart"/>
+      <w:r>
+        <w:t>scrapy.downloadermiddlewares.robotstxt</w:t>
+      </w:r>
+      <w:proofErr w:type="spellEnd"/>
+      <w:r>
+        <w:t xml:space="preserve">] DEBUG: </w:t>
+      </w:r>
+      <w:proofErr w:type="spellStart"/>
+      <w:r>
+        <w:t>Forbidden</w:t>
+      </w:r>
+      <w:proofErr w:type="spellEnd"/>
+      <w:r>
+        <w:t xml:space="preserve"> by robots.txt: &lt;GET https://www.geneanet.org/connexion/?from=view_limit_redirect&amp;url=https://gw.geneanet.org/danielr13?lang%3Dfr%26p%3Dhonorade%26n%3Dagnier&gt;</w:t>
+      </w:r>
+    </w:p>
+    <w:p>
+      <w:pPr>
+        <w:pStyle w:val="Listing"/>
+      </w:pPr>
+      <w:r>
+        <w:t xml:space="preserve">2023-06-09 </w:t>
+      </w:r>
+      <w:proofErr w:type="gramStart"/>
+      <w:r>
+        <w:t>01:</w:t>
+      </w:r>
+      <w:proofErr w:type="gramEnd"/>
+      <w:r>
+        <w:t>52:59 [</w:t>
+      </w:r>
+      <w:proofErr w:type="spellStart"/>
+      <w:r>
+        <w:t>scrapy.downloadermiddlewares.redirect</w:t>
+      </w:r>
+      <w:proofErr w:type="spellEnd"/>
+      <w:r>
+        <w:t xml:space="preserve">] DEBUG: </w:t>
+      </w:r>
+      <w:proofErr w:type="spellStart"/>
+      <w:r>
+        <w:t>Redirecting</w:t>
+      </w:r>
+      <w:proofErr w:type="spellEnd"/>
+      <w:r>
+        <w:t xml:space="preserve"> (302) to &lt;GET https://www.geneanet.org/connexion/?from=view_limit_redirect&amp;url=https://gw.geneanet.org/danielr13?lang%3Dfr%26p%3Dnicolas%26n%3Djoujoux&gt; </w:t>
+      </w:r>
+      <w:proofErr w:type="spellStart"/>
+      <w:r>
+        <w:t>from</w:t>
+      </w:r>
+      <w:proofErr w:type="spellEnd"/>
+      <w:r>
+        <w:t xml:space="preserve"> &lt;GET https://gw.geneanet.org/danielr13?lang=fr&amp;p=nicolas&amp;n=joujoux&gt;</w:t>
+      </w:r>
+    </w:p>
+    <w:p>
+      <w:pPr>
+        <w:pStyle w:val="Listing"/>
+      </w:pPr>
+      <w:r>
+        <w:t xml:space="preserve">2023-06-09 </w:t>
+      </w:r>
+      <w:proofErr w:type="gramStart"/>
+      <w:r>
+        <w:t>01:</w:t>
+      </w:r>
+      <w:proofErr w:type="gramEnd"/>
+      <w:r>
+        <w:t>52:59 [</w:t>
+      </w:r>
+      <w:proofErr w:type="spellStart"/>
+      <w:r>
+        <w:t>scrapy.downloadermiddlewares.robotstxt</w:t>
+      </w:r>
+      <w:proofErr w:type="spellEnd"/>
+      <w:r>
+        <w:t xml:space="preserve">] DEBUG: </w:t>
+      </w:r>
+      <w:proofErr w:type="spellStart"/>
+      <w:r>
+        <w:t>Forbidden</w:t>
+      </w:r>
+      <w:proofErr w:type="spellEnd"/>
+      <w:r>
+        <w:t xml:space="preserve"> by robots.txt: &lt;GET https://www.geneanet.org/connexion/?from=view_limit_redirect&amp;url=https://gw.geneanet.org/danielr13?lang%3Dfr%26p%3Dnicolas%26n%3Djoujoux&gt;</w:t>
+      </w:r>
+    </w:p>
+    <w:p>
+      <w:pPr>
+        <w:pStyle w:val="Listing"/>
+      </w:pPr>
+      <w:r>
+        <w:t xml:space="preserve">2023-06-09 </w:t>
+      </w:r>
+      <w:proofErr w:type="gramStart"/>
+      <w:r>
+        <w:t>01:</w:t>
+      </w:r>
+      <w:proofErr w:type="gramEnd"/>
+      <w:r>
+        <w:t>52:59 [</w:t>
+      </w:r>
+      <w:proofErr w:type="spellStart"/>
+      <w:r>
+        <w:t>scrapy.downloadermiddlewares.redirect</w:t>
+      </w:r>
+      <w:proofErr w:type="spellEnd"/>
+      <w:r>
+        <w:t xml:space="preserve">] DEBUG: </w:t>
+      </w:r>
+      <w:proofErr w:type="spellStart"/>
+      <w:r>
+        <w:t>Redirecting</w:t>
+      </w:r>
+      <w:proofErr w:type="spellEnd"/>
+      <w:r>
+        <w:t xml:space="preserve"> (302) to &lt;GET https://www.geneanet.org/connexion/?from=view_limit_redirect&amp;url=https://gw.geneanet.org/danielr13?lang%3Dfr%26p%3Dfrancois%26n%3Dnicolas%26oc%3D2&gt; </w:t>
+      </w:r>
+      <w:proofErr w:type="spellStart"/>
+      <w:r>
+        <w:t>from</w:t>
+      </w:r>
+      <w:proofErr w:type="spellEnd"/>
+      <w:r>
+        <w:t xml:space="preserve"> &lt;GET https://gw.geneanet.org/danielr13?lang=fr&amp;p=francois&amp;n=nicolas&amp;oc=2&gt;</w:t>
+      </w:r>
+    </w:p>
+    <w:p>
+      <w:pPr>
+        <w:pStyle w:val="Listing"/>
+      </w:pPr>
+      <w:r>
+        <w:t xml:space="preserve">2023-06-09 </w:t>
+      </w:r>
+      <w:proofErr w:type="gramStart"/>
+      <w:r>
+        <w:t>01:</w:t>
+      </w:r>
+      <w:proofErr w:type="gramEnd"/>
+      <w:r>
+        <w:t>52:59 [</w:t>
+      </w:r>
+      <w:proofErr w:type="spellStart"/>
+      <w:r>
+        <w:t>scrapy.downloadermiddlewares.robotstxt</w:t>
+      </w:r>
+      <w:proofErr w:type="spellEnd"/>
+      <w:r>
+        <w:t xml:space="preserve">] DEBUG: </w:t>
+      </w:r>
+      <w:proofErr w:type="spellStart"/>
+      <w:r>
+        <w:t>Forbidden</w:t>
+      </w:r>
+      <w:proofErr w:type="spellEnd"/>
+      <w:r>
+        <w:t xml:space="preserve"> by robots.txt: &lt;GET https://www.geneanet.org/connexion/?from=view_limit_redirect&amp;url=https://gw.geneanet.org/danielr13?lang%3Dfr%26p%3Dfrancois%26n%3Dnicolas%26oc%3D2&gt;</w:t>
+      </w:r>
+    </w:p>
+    <w:p>
+      <w:pPr>
+        <w:pStyle w:val="Listing"/>
+      </w:pPr>
       <w:r>
         <w:lastRenderedPageBreak/>
-        <w:t xml:space="preserve">3?lang%3Dfr%26p%3Dmarguerite%26n%3Ddeleuze&gt; </w:t>
+        <w:t xml:space="preserve">2023-06-09 </w:t>
+      </w:r>
+      <w:proofErr w:type="gramStart"/>
+      <w:r>
+        <w:t>01:</w:t>
+      </w:r>
+      <w:proofErr w:type="gramEnd"/>
+      <w:r>
+        <w:t>52:59 [</w:t>
+      </w:r>
+      <w:proofErr w:type="spellStart"/>
+      <w:r>
+        <w:t>scrapy.downloadermiddlewares.redirect</w:t>
+      </w:r>
+      <w:proofErr w:type="spellEnd"/>
+      <w:r>
+        <w:t xml:space="preserve">] DEBUG: </w:t>
+      </w:r>
+      <w:proofErr w:type="spellStart"/>
+      <w:r>
+        <w:t>Redirecting</w:t>
+      </w:r>
+      <w:proofErr w:type="spellEnd"/>
+      <w:r>
+        <w:t xml:space="preserve"> (302) to &lt;GET https://www.geneanet.org/connexion/?from=view_limit_redirect&amp;url=https://gw.geneanet.org/danielr13?lang%3Dfr%26p%3Dmagdaleine%26n%3Dperrier%26oc%3D1&gt; </w:t>
       </w:r>
       <w:proofErr w:type="spellStart"/>
       <w:r>
@@ -7313,15 +8708,23 @@
       </w:r>
       <w:proofErr w:type="spellEnd"/>
       <w:r>
-        <w:t xml:space="preserve"> &lt;GET https://gw.geneanet.org/danielr13?lang=fr&amp;p=marguerite&amp;n=deleuze&gt;</w:t>
-      </w:r>
-    </w:p>
-    <w:p>
-      <w:pPr>
-        <w:pStyle w:val="Listing"/>
-      </w:pPr>
-      <w:r>
-        <w:t>2023-06-09 01:52:59 [</w:t>
+        <w:t xml:space="preserve"> &lt;GET https://gw.geneanet.org/danielr13?lang=fr&amp;p=magdaleine&amp;n=perrier&amp;oc=1&gt;</w:t>
+      </w:r>
+    </w:p>
+    <w:p>
+      <w:pPr>
+        <w:pStyle w:val="Listing"/>
+      </w:pPr>
+      <w:r>
+        <w:t xml:space="preserve">2023-06-09 </w:t>
+      </w:r>
+      <w:proofErr w:type="gramStart"/>
+      <w:r>
+        <w:t>01:</w:t>
+      </w:r>
+      <w:proofErr w:type="gramEnd"/>
+      <w:r>
+        <w:t>52:59 [</w:t>
       </w:r>
       <w:proofErr w:type="spellStart"/>
       <w:r>
@@ -7337,15 +8740,23 @@
       </w:r>
       <w:proofErr w:type="spellEnd"/>
       <w:r>
-        <w:t xml:space="preserve"> by robots.txt: &lt;GET https://www.geneanet.org/connexion/?from=view_limit_redirect&amp;url=https://gw.geneanet.org/danielr13?lang%3Dfr%26p%3Dmarguerite%26n%3Ddeleuze&gt;</w:t>
-      </w:r>
-    </w:p>
-    <w:p>
-      <w:pPr>
-        <w:pStyle w:val="Listing"/>
-      </w:pPr>
-      <w:r>
-        <w:t>2023-06-09 01:52:59 [</w:t>
+        <w:t xml:space="preserve"> by robots.txt: &lt;GET https://www.geneanet.org/connexion/?from=view_limit_redirect&amp;url=https://gw.geneanet.org/danielr13?lang%3Dfr%26p%3Dmagdaleine%26n%3Dperrier%26oc%3D1&gt;</w:t>
+      </w:r>
+    </w:p>
+    <w:p>
+      <w:pPr>
+        <w:pStyle w:val="Listing"/>
+      </w:pPr>
+      <w:r>
+        <w:t xml:space="preserve">2023-06-09 </w:t>
+      </w:r>
+      <w:proofErr w:type="gramStart"/>
+      <w:r>
+        <w:t>01:</w:t>
+      </w:r>
+      <w:proofErr w:type="gramEnd"/>
+      <w:r>
+        <w:t>52:59 [</w:t>
       </w:r>
       <w:proofErr w:type="spellStart"/>
       <w:r>
@@ -7361,7 +8772,7 @@
       </w:r>
       <w:proofErr w:type="spellEnd"/>
       <w:r>
-        <w:t xml:space="preserve"> (302) to &lt;GET https://www.geneanet.org/connexion/?from=view_limit_redirect&amp;url=https://gw.geneanet.org/danielr13?lang%3Dfr%26p%3Dpierre%26n%3Dbourges%26oc%3D1&gt; </w:t>
+        <w:t xml:space="preserve"> (302) to &lt;GET https://www.geneanet.org/connexion/?from=view_limit_redirect&amp;url=https://gw.geneanet.org/danielr13?lang%3Dfr%26p%3Dmagdeleine%26n%3Dtissot%26oc%3D1&gt; </w:t>
       </w:r>
       <w:proofErr w:type="spellStart"/>
       <w:r>
@@ -7369,15 +8780,23 @@
       </w:r>
       <w:proofErr w:type="spellEnd"/>
       <w:r>
-        <w:t xml:space="preserve"> &lt;GET https://gw.geneanet.org/danielr13?lang=fr&amp;p=pierre&amp;n=bourges&amp;oc=1&gt;</w:t>
-      </w:r>
-    </w:p>
-    <w:p>
-      <w:pPr>
-        <w:pStyle w:val="Listing"/>
-      </w:pPr>
-      <w:r>
-        <w:t>2023-06-09 01:52:59 [</w:t>
+        <w:t xml:space="preserve"> &lt;GET https://gw.geneanet.org/danielr13?lang=fr&amp;p=magdeleine&amp;n=tissot&amp;oc=1&gt;</w:t>
+      </w:r>
+    </w:p>
+    <w:p>
+      <w:pPr>
+        <w:pStyle w:val="Listing"/>
+      </w:pPr>
+      <w:r>
+        <w:t xml:space="preserve">2023-06-09 </w:t>
+      </w:r>
+      <w:proofErr w:type="gramStart"/>
+      <w:r>
+        <w:t>01:</w:t>
+      </w:r>
+      <w:proofErr w:type="gramEnd"/>
+      <w:r>
+        <w:t>52:59 [</w:t>
       </w:r>
       <w:proofErr w:type="spellStart"/>
       <w:r>
@@ -7393,15 +8812,23 @@
       </w:r>
       <w:proofErr w:type="spellEnd"/>
       <w:r>
-        <w:t xml:space="preserve"> by robots.txt: &lt;GET https://www.geneanet.org/connexion/?from=view_limit_redirect&amp;url=https://gw.geneanet.org/danielr13?lang%3Dfr%26p%3Dpierre%26n%3Dbourges%26oc%3D1&gt;</w:t>
-      </w:r>
-    </w:p>
-    <w:p>
-      <w:pPr>
-        <w:pStyle w:val="Listing"/>
-      </w:pPr>
-      <w:r>
-        <w:t>2023-06-09 01:52:59 [</w:t>
+        <w:t xml:space="preserve"> by robots.txt: &lt;GET https://www.geneanet.org/connexion/?from=view_limit_redirect&amp;url=https://gw.geneanet.org/danielr13?lang%3Dfr%26p%3Dmagdeleine%26n%3Dtissot%26oc%3D1&gt;</w:t>
+      </w:r>
+    </w:p>
+    <w:p>
+      <w:pPr>
+        <w:pStyle w:val="Listing"/>
+      </w:pPr>
+      <w:r>
+        <w:t xml:space="preserve">2023-06-09 </w:t>
+      </w:r>
+      <w:proofErr w:type="gramStart"/>
+      <w:r>
+        <w:t>01:</w:t>
+      </w:r>
+      <w:proofErr w:type="gramEnd"/>
+      <w:r>
+        <w:t>52:59 [</w:t>
       </w:r>
       <w:proofErr w:type="spellStart"/>
       <w:r>
@@ -7417,7 +8844,7 @@
       </w:r>
       <w:proofErr w:type="spellEnd"/>
       <w:r>
-        <w:t xml:space="preserve"> (302) to &lt;GET https://www.geneanet.org/connexion/?from=view_limit_redirect&amp;url=https://gw.geneanet.org/danielr13?lang%3Dfr%26p%3Dhonorade%26n%3Dagnier&gt; </w:t>
+        <w:t xml:space="preserve"> (302) to &lt;GET https://www.geneanet.org/connexion/?from=view_limit_redirect&amp;url=https://gw.geneanet.org/danielr13?lang%3Dfr%26p%3Dclaude%26n%3Dbard&gt; </w:t>
       </w:r>
       <w:proofErr w:type="spellStart"/>
       <w:r>
@@ -7425,15 +8852,23 @@
       </w:r>
       <w:proofErr w:type="spellEnd"/>
       <w:r>
-        <w:t xml:space="preserve"> &lt;GET https://gw.geneanet.org/danielr13?lang=fr&amp;p=honorade&amp;n=agnier&gt;</w:t>
-      </w:r>
-    </w:p>
-    <w:p>
-      <w:pPr>
-        <w:pStyle w:val="Listing"/>
-      </w:pPr>
-      <w:r>
-        <w:t>2023-06-09 01:52:59 [</w:t>
+        <w:t xml:space="preserve"> &lt;GET https://gw.geneanet.org/danielr13?lang=fr&amp;p=claude&amp;n=bard&gt;</w:t>
+      </w:r>
+    </w:p>
+    <w:p>
+      <w:pPr>
+        <w:pStyle w:val="Listing"/>
+      </w:pPr>
+      <w:r>
+        <w:t xml:space="preserve">2023-06-09 </w:t>
+      </w:r>
+      <w:proofErr w:type="gramStart"/>
+      <w:r>
+        <w:t>01:</w:t>
+      </w:r>
+      <w:proofErr w:type="gramEnd"/>
+      <w:r>
+        <w:t>52:59 [</w:t>
       </w:r>
       <w:proofErr w:type="spellStart"/>
       <w:r>
@@ -7449,15 +8884,23 @@
       </w:r>
       <w:proofErr w:type="spellEnd"/>
       <w:r>
-        <w:t xml:space="preserve"> by robots.txt: &lt;GET https://www.geneanet.org/connexion/?from=view_limit_redirect&amp;url=https://gw.geneanet.org/danielr13?lang%3Dfr%26p%3Dhonorade%26n%3Dagnier&gt;</w:t>
-      </w:r>
-    </w:p>
-    <w:p>
-      <w:pPr>
-        <w:pStyle w:val="Listing"/>
-      </w:pPr>
-      <w:r>
-        <w:t>2023-06-09 01:52:59 [</w:t>
+        <w:t xml:space="preserve"> by robots.txt: &lt;GET https://www.geneanet.org/connexion/?from=view_limit_redirect&amp;url=https://gw.geneanet.org/danielr13?lang%3Dfr%26p%3Dclaude%26n%3Dbard&gt;</w:t>
+      </w:r>
+    </w:p>
+    <w:p>
+      <w:pPr>
+        <w:pStyle w:val="Listing"/>
+      </w:pPr>
+      <w:r>
+        <w:t xml:space="preserve">2023-06-09 </w:t>
+      </w:r>
+      <w:proofErr w:type="gramStart"/>
+      <w:r>
+        <w:t>01:</w:t>
+      </w:r>
+      <w:proofErr w:type="gramEnd"/>
+      <w:r>
+        <w:t>52:59 [</w:t>
       </w:r>
       <w:proofErr w:type="spellStart"/>
       <w:r>
@@ -7473,7 +8916,7 @@
       </w:r>
       <w:proofErr w:type="spellEnd"/>
       <w:r>
-        <w:t xml:space="preserve"> (302) to &lt;GET https://www.geneanet.org/connexion/?from=view_limit_redirect&amp;url=https://gw.geneanet.org/danielr13?lang%3Dfr%26p%3Dnicolas%26n%3Djoujoux&gt; </w:t>
+        <w:t xml:space="preserve"> (302) to &lt;GET https://www.geneanet.org/connexion/?from=view_limit_redirect&amp;url=https://gw.geneanet.org/danielr13?lang%3Dfr%26p%3Dbarthelemy%26n%3Dgilles%26oc%3D1&gt; </w:t>
       </w:r>
       <w:proofErr w:type="spellStart"/>
       <w:r>
@@ -7481,15 +8924,23 @@
       </w:r>
       <w:proofErr w:type="spellEnd"/>
       <w:r>
-        <w:t xml:space="preserve"> &lt;GET https://gw.geneanet.org/danielr13?lang=fr&amp;p=nicolas&amp;n=joujoux&gt;</w:t>
-      </w:r>
-    </w:p>
-    <w:p>
-      <w:pPr>
-        <w:pStyle w:val="Listing"/>
-      </w:pPr>
-      <w:r>
-        <w:t>2023-06-09 01:52:59 [</w:t>
+        <w:t xml:space="preserve"> &lt;GET https://gw.geneanet.org/danielr13?lang=fr&amp;p=barthelemy&amp;n=gilles&amp;oc=1&gt;</w:t>
+      </w:r>
+    </w:p>
+    <w:p>
+      <w:pPr>
+        <w:pStyle w:val="Listing"/>
+      </w:pPr>
+      <w:r>
+        <w:t xml:space="preserve">2023-06-09 </w:t>
+      </w:r>
+      <w:proofErr w:type="gramStart"/>
+      <w:r>
+        <w:t>01:</w:t>
+      </w:r>
+      <w:proofErr w:type="gramEnd"/>
+      <w:r>
+        <w:t>52:59 [</w:t>
       </w:r>
       <w:proofErr w:type="spellStart"/>
       <w:r>
@@ -7505,15 +8956,23 @@
       </w:r>
       <w:proofErr w:type="spellEnd"/>
       <w:r>
-        <w:t xml:space="preserve"> by robots.txt: &lt;GET https://www.geneanet.org/connexion/?from=view_limit_redirect&amp;url=https://gw.geneanet.org/danielr13?lang%3Dfr%26p%3Dnicolas%26n%3Djoujoux&gt;</w:t>
-      </w:r>
-    </w:p>
-    <w:p>
-      <w:pPr>
-        <w:pStyle w:val="Listing"/>
-      </w:pPr>
-      <w:r>
-        <w:t>2023-06-09 01:52:59 [</w:t>
+        <w:t xml:space="preserve"> by robots.txt: &lt;GET https://www.geneanet.org/connexion/?from=view_limit_redirect&amp;url=https://gw.geneanet.org/danielr13?lang%3Dfr%26p%3Dbarthelemy%26n%3Dgilles%26oc%3D1&gt;</w:t>
+      </w:r>
+    </w:p>
+    <w:p>
+      <w:pPr>
+        <w:pStyle w:val="Listing"/>
+      </w:pPr>
+      <w:r>
+        <w:t xml:space="preserve">2023-06-09 </w:t>
+      </w:r>
+      <w:proofErr w:type="gramStart"/>
+      <w:r>
+        <w:t>01:</w:t>
+      </w:r>
+      <w:proofErr w:type="gramEnd"/>
+      <w:r>
+        <w:t>52:59 [</w:t>
       </w:r>
       <w:proofErr w:type="spellStart"/>
       <w:r>
@@ -7529,7 +8988,7 @@
       </w:r>
       <w:proofErr w:type="spellEnd"/>
       <w:r>
-        <w:t xml:space="preserve"> (302) to &lt;GET https://www.geneanet.org/connexion/?from=view_limit_redirect&amp;url=https://gw.geneanet.org/danielr13?lang%3Dfr%26p%3Dfrancois%26n%3Dnicolas%26oc%3D2&gt; </w:t>
+        <w:t xml:space="preserve"> (302) to &lt;GET https://www.geneanet.org/connexion/?from=view_limit_redirect&amp;url=https://gw.geneanet.org/danielr13?lang%3Dfr%26p%3Desprite%26n%3Dgilles&gt; </w:t>
       </w:r>
       <w:proofErr w:type="spellStart"/>
       <w:r>
@@ -7537,15 +8996,23 @@
       </w:r>
       <w:proofErr w:type="spellEnd"/>
       <w:r>
-        <w:t xml:space="preserve"> &lt;GET https://gw.geneanet.org/danielr13?lang=fr&amp;p=francois&amp;n=nicolas&amp;oc=2&gt;</w:t>
-      </w:r>
-    </w:p>
-    <w:p>
-      <w:pPr>
-        <w:pStyle w:val="Listing"/>
-      </w:pPr>
-      <w:r>
-        <w:t>2023-06-09 01:52:59 [</w:t>
+        <w:t xml:space="preserve"> &lt;GET https://gw.geneanet.org/danielr13?lang=fr&amp;p=esprite&amp;n=gilles&gt;</w:t>
+      </w:r>
+    </w:p>
+    <w:p>
+      <w:pPr>
+        <w:pStyle w:val="Listing"/>
+      </w:pPr>
+      <w:r>
+        <w:t xml:space="preserve">2023-06-09 </w:t>
+      </w:r>
+      <w:proofErr w:type="gramStart"/>
+      <w:r>
+        <w:t>01:</w:t>
+      </w:r>
+      <w:proofErr w:type="gramEnd"/>
+      <w:r>
+        <w:t>52:59 [</w:t>
       </w:r>
       <w:proofErr w:type="spellStart"/>
       <w:r>
@@ -7561,15 +9028,23 @@
       </w:r>
       <w:proofErr w:type="spellEnd"/>
       <w:r>
-        <w:t xml:space="preserve"> by robots.txt: &lt;GET https://www.geneanet.org/connexion/?from=view_limit_redirect&amp;url=https://gw.geneanet.org/danielr13?lang%3Dfr%26p%3Dfrancois%26n%3Dnicolas%26oc%3D2&gt;</w:t>
-      </w:r>
-    </w:p>
-    <w:p>
-      <w:pPr>
-        <w:pStyle w:val="Listing"/>
-      </w:pPr>
-      <w:r>
-        <w:t>2023-06-09 01:52:59 [</w:t>
+        <w:t xml:space="preserve"> by robots.txt: &lt;GET https://www.geneanet.org/connexion/?from=view_limit_redirect&amp;url=https://gw.geneanet.org/danielr13?lang%3Dfr%26p%3Desprite%26n%3Dgilles&gt;</w:t>
+      </w:r>
+    </w:p>
+    <w:p>
+      <w:pPr>
+        <w:pStyle w:val="Listing"/>
+      </w:pPr>
+      <w:r>
+        <w:t xml:space="preserve">2023-06-09 </w:t>
+      </w:r>
+      <w:proofErr w:type="gramStart"/>
+      <w:r>
+        <w:t>01:</w:t>
+      </w:r>
+      <w:proofErr w:type="gramEnd"/>
+      <w:r>
+        <w:t>52:59 [</w:t>
       </w:r>
       <w:proofErr w:type="spellStart"/>
       <w:r>
@@ -7585,7 +9060,7 @@
       </w:r>
       <w:proofErr w:type="spellEnd"/>
       <w:r>
-        <w:t xml:space="preserve"> (302) to &lt;GET https://www.geneanet.org/connexion/?from=view_limit_redirect&amp;url=https://gw.geneanet.org/danielr13?lang%3Dfr%26p%3Dmagdaleine%26n%3Dperrier%26oc%3D1&gt; </w:t>
+        <w:t xml:space="preserve"> (302) to &lt;GET https://www.geneanet.org/connexion/?from=view_limit_redirect&amp;url=https://gw.geneanet.org/danielr13?lang%3Dfr%26p%3Djoseph%26n%3Dguiraud&gt; </w:t>
       </w:r>
       <w:proofErr w:type="spellStart"/>
       <w:r>
@@ -7593,15 +9068,23 @@
       </w:r>
       <w:proofErr w:type="spellEnd"/>
       <w:r>
-        <w:t xml:space="preserve"> &lt;GET https://gw.geneanet.org/danielr13?lang=fr&amp;p=magdaleine&amp;n=perrier&amp;oc=1&gt;</w:t>
-      </w:r>
-    </w:p>
-    <w:p>
-      <w:pPr>
-        <w:pStyle w:val="Listing"/>
-      </w:pPr>
-      <w:r>
-        <w:t>2023-06-09 01:52:59 [</w:t>
+        <w:t xml:space="preserve"> &lt;GET https://gw.geneanet.org/danielr13?lang=fr&amp;p=joseph&amp;n=guiraud&gt;</w:t>
+      </w:r>
+    </w:p>
+    <w:p>
+      <w:pPr>
+        <w:pStyle w:val="Listing"/>
+      </w:pPr>
+      <w:r>
+        <w:t xml:space="preserve">2023-06-09 </w:t>
+      </w:r>
+      <w:proofErr w:type="gramStart"/>
+      <w:r>
+        <w:t>01:</w:t>
+      </w:r>
+      <w:proofErr w:type="gramEnd"/>
+      <w:r>
+        <w:t>52:59 [</w:t>
       </w:r>
       <w:proofErr w:type="spellStart"/>
       <w:r>
@@ -7617,15 +9100,23 @@
       </w:r>
       <w:proofErr w:type="spellEnd"/>
       <w:r>
-        <w:t xml:space="preserve"> by robots.txt: &lt;GET https://www.geneanet.org/connexion/?from=view_limit_redirect&amp;url=https://gw.geneanet.org/danielr13?lang%3Dfr%26p%3Dmagdaleine%26n%3Dperrier%26oc%3D1&gt;</w:t>
-      </w:r>
-    </w:p>
-    <w:p>
-      <w:pPr>
-        <w:pStyle w:val="Listing"/>
-      </w:pPr>
-      <w:r>
-        <w:t>2023-06-09 01:52:59 [</w:t>
+        <w:t xml:space="preserve"> by robots.txt: &lt;GET https://www.geneanet.org/connexion/?from=view_limit_redirect&amp;url=https://gw.geneanet.org/danielr13?lang%3Dfr%26p%3Djoseph%26n%3Dguiraud&gt;</w:t>
+      </w:r>
+    </w:p>
+    <w:p>
+      <w:pPr>
+        <w:pStyle w:val="Listing"/>
+      </w:pPr>
+      <w:r>
+        <w:t xml:space="preserve">2023-06-09 </w:t>
+      </w:r>
+      <w:proofErr w:type="gramStart"/>
+      <w:r>
+        <w:t>01:</w:t>
+      </w:r>
+      <w:proofErr w:type="gramEnd"/>
+      <w:r>
+        <w:t>52:59 [</w:t>
       </w:r>
       <w:proofErr w:type="spellStart"/>
       <w:r>
@@ -7641,7 +9132,7 @@
       </w:r>
       <w:proofErr w:type="spellEnd"/>
       <w:r>
-        <w:t xml:space="preserve"> (302) to &lt;GET https://www.geneanet.org/connexion/?from=view_limit_redirect&amp;url=https://gw.geneanet.org/danielr13?lang%3Dfr%26p%3Dmagdeleine%26n%3Dtissot%26oc%3D1&gt; </w:t>
+        <w:t xml:space="preserve"> (302) to &lt;GET https://www.geneanet.org/connexion/?from=view_limit_redirect&amp;url=https://gw.geneanet.org/danielr13?lang%3Dfr%26p%3Djean%2Bnicolas%26n%3Ddurand&gt; </w:t>
       </w:r>
       <w:proofErr w:type="spellStart"/>
       <w:r>
@@ -7649,15 +9140,23 @@
       </w:r>
       <w:proofErr w:type="spellEnd"/>
       <w:r>
-        <w:t xml:space="preserve"> &lt;GET https://gw.geneanet.org/danielr13?lang=fr&amp;p=magdeleine&amp;n=tissot&amp;oc=1&gt;</w:t>
-      </w:r>
-    </w:p>
-    <w:p>
-      <w:pPr>
-        <w:pStyle w:val="Listing"/>
-      </w:pPr>
-      <w:r>
-        <w:t>2023-06-09 01:52:59 [</w:t>
+        <w:t xml:space="preserve"> &lt;GET https://gw.geneanet.org/danielr13?lang=fr&amp;p=jean+nicolas&amp;n=durand&gt;</w:t>
+      </w:r>
+    </w:p>
+    <w:p>
+      <w:pPr>
+        <w:pStyle w:val="Listing"/>
+      </w:pPr>
+      <w:r>
+        <w:t xml:space="preserve">2023-06-09 </w:t>
+      </w:r>
+      <w:proofErr w:type="gramStart"/>
+      <w:r>
+        <w:t>01:</w:t>
+      </w:r>
+      <w:proofErr w:type="gramEnd"/>
+      <w:r>
+        <w:t>52:59 [</w:t>
       </w:r>
       <w:proofErr w:type="spellStart"/>
       <w:r>
@@ -7673,15 +9172,23 @@
       </w:r>
       <w:proofErr w:type="spellEnd"/>
       <w:r>
-        <w:t xml:space="preserve"> by robots.txt: &lt;GET https://www.geneanet.org/connexion/?from=view_limit_redirect&amp;url=https://gw.geneanet.org/danielr13?lang%3Dfr%26p%3Dmagdeleine%26n%3Dtissot%26oc%3D1&gt;</w:t>
-      </w:r>
-    </w:p>
-    <w:p>
-      <w:pPr>
-        <w:pStyle w:val="Listing"/>
-      </w:pPr>
-      <w:r>
-        <w:t>2023-06-09 01:52:59 [</w:t>
+        <w:t xml:space="preserve"> by robots.txt: &lt;GET https://www.geneanet.org/connexion/?from=view_limit_redirect&amp;url=https://gw.geneanet.org/danielr13?lang%3Dfr%26p%3Djean%2Bnicolas%26n%3Ddurand&gt;</w:t>
+      </w:r>
+    </w:p>
+    <w:p>
+      <w:pPr>
+        <w:pStyle w:val="Listing"/>
+      </w:pPr>
+      <w:r>
+        <w:t xml:space="preserve">2023-06-09 </w:t>
+      </w:r>
+      <w:proofErr w:type="gramStart"/>
+      <w:r>
+        <w:t>01:</w:t>
+      </w:r>
+      <w:proofErr w:type="gramEnd"/>
+      <w:r>
+        <w:t>52:59 [</w:t>
       </w:r>
       <w:proofErr w:type="spellStart"/>
       <w:r>
@@ -7697,7 +9204,7 @@
       </w:r>
       <w:proofErr w:type="spellEnd"/>
       <w:r>
-        <w:t xml:space="preserve"> (302) to &lt;GET https://www.geneanet.org/connexion/?from=view_limit_redirect&amp;url=https://gw.geneanet.org/danielr13?lang%3Dfr%26p%3Dclaude%26n%3Dbard&gt; </w:t>
+        <w:t xml:space="preserve"> (302) to &lt;GET https://www.geneanet.org/connexion/?from=view_limit_redirect&amp;url=https://gw.geneanet.org/danielr13?lang%3Dfr%26p%3Dmarie%2Banne%26n%3Dchoisity&gt; </w:t>
       </w:r>
       <w:proofErr w:type="spellStart"/>
       <w:r>
@@ -7705,15 +9212,23 @@
       </w:r>
       <w:proofErr w:type="spellEnd"/>
       <w:r>
-        <w:t xml:space="preserve"> &lt;GET https://gw.geneanet.org/danielr13?lang=fr&amp;p=claude&amp;n=bard&gt;</w:t>
-      </w:r>
-    </w:p>
-    <w:p>
-      <w:pPr>
-        <w:pStyle w:val="Listing"/>
-      </w:pPr>
-      <w:r>
-        <w:t>2023-06-09 01:52:59 [</w:t>
+        <w:t xml:space="preserve"> &lt;GET https://gw.geneanet.org/danielr13?lang=fr&amp;p=marie+anne&amp;n=choisity&gt;</w:t>
+      </w:r>
+    </w:p>
+    <w:p>
+      <w:pPr>
+        <w:pStyle w:val="Listing"/>
+      </w:pPr>
+      <w:r>
+        <w:t xml:space="preserve">2023-06-09 </w:t>
+      </w:r>
+      <w:proofErr w:type="gramStart"/>
+      <w:r>
+        <w:t>01:</w:t>
+      </w:r>
+      <w:proofErr w:type="gramEnd"/>
+      <w:r>
+        <w:t>52:59 [</w:t>
       </w:r>
       <w:proofErr w:type="spellStart"/>
       <w:r>
@@ -7729,15 +9244,23 @@
       </w:r>
       <w:proofErr w:type="spellEnd"/>
       <w:r>
-        <w:t xml:space="preserve"> by robots.txt: &lt;GET https://www.geneanet.org/connexion/?from=view_limit_redirect&amp;url=https://gw.geneanet.org/danielr13?lang%3Dfr%26p%3Dclaude%26n%3Dbard&gt;</w:t>
-      </w:r>
-    </w:p>
-    <w:p>
-      <w:pPr>
-        <w:pStyle w:val="Listing"/>
-      </w:pPr>
-      <w:r>
-        <w:t>2023-06-09 01:52:59 [</w:t>
+        <w:t xml:space="preserve"> by robots.txt: &lt;GET https://www.geneanet.org/connexion/?from=view_limit_redirect&amp;url=https://gw.geneanet.org/danielr13?lang%3Dfr%26p%3Dmarie%2Banne%26n%3Dchoisity&gt;</w:t>
+      </w:r>
+    </w:p>
+    <w:p>
+      <w:pPr>
+        <w:pStyle w:val="Listing"/>
+      </w:pPr>
+      <w:r>
+        <w:t xml:space="preserve">2023-06-09 </w:t>
+      </w:r>
+      <w:proofErr w:type="gramStart"/>
+      <w:r>
+        <w:t>01:</w:t>
+      </w:r>
+      <w:proofErr w:type="gramEnd"/>
+      <w:r>
+        <w:t>52:59 [</w:t>
       </w:r>
       <w:proofErr w:type="spellStart"/>
       <w:r>
@@ -7753,7 +9276,7 @@
       </w:r>
       <w:proofErr w:type="spellEnd"/>
       <w:r>
-        <w:t xml:space="preserve"> (302) to &lt;GET https://www.geneanet.org/connexion/?from=view_limit_redirect&amp;url=https://gw.geneanet.org/danielr13?lang%3Dfr%26p%3Dbarthelemy%26n%3Dgilles%26oc%3D1&gt; </w:t>
+        <w:t xml:space="preserve"> (302) to &lt;GET https://www.geneanet.org/connexion/?from=view_limit_redirect&amp;url=https://gw.geneanet.org/danielr13?lang%3Dfr%26p%3Detienne%26n%3Dbraye&gt; </w:t>
       </w:r>
       <w:proofErr w:type="spellStart"/>
       <w:r>
@@ -7761,15 +9284,23 @@
       </w:r>
       <w:proofErr w:type="spellEnd"/>
       <w:r>
-        <w:t xml:space="preserve"> &lt;GET https://gw.geneanet.org/danielr13?lang=fr&amp;p=barthelemy&amp;n=gilles&amp;oc=1&gt;</w:t>
-      </w:r>
-    </w:p>
-    <w:p>
-      <w:pPr>
-        <w:pStyle w:val="Listing"/>
-      </w:pPr>
-      <w:r>
-        <w:t>2023-06-09 01:52:59 [</w:t>
+        <w:t xml:space="preserve"> &lt;GET https://gw.geneanet.org/danielr13?lang=fr&amp;p=etienne&amp;n=braye&gt;</w:t>
+      </w:r>
+    </w:p>
+    <w:p>
+      <w:pPr>
+        <w:pStyle w:val="Listing"/>
+      </w:pPr>
+      <w:r>
+        <w:t xml:space="preserve">2023-06-09 </w:t>
+      </w:r>
+      <w:proofErr w:type="gramStart"/>
+      <w:r>
+        <w:t>01:</w:t>
+      </w:r>
+      <w:proofErr w:type="gramEnd"/>
+      <w:r>
+        <w:t>52:59 [</w:t>
       </w:r>
       <w:proofErr w:type="spellStart"/>
       <w:r>
@@ -7785,15 +9316,23 @@
       </w:r>
       <w:proofErr w:type="spellEnd"/>
       <w:r>
-        <w:t xml:space="preserve"> by robots.txt: &lt;GET https://www.geneanet.org/connexion/?from=view_limit_redirect&amp;url=https://gw.geneanet.org/danielr13?lang%3Dfr%26p%3Dbarthelemy%26n%3Dgilles%26oc%3D1&gt;</w:t>
-      </w:r>
-    </w:p>
-    <w:p>
-      <w:pPr>
-        <w:pStyle w:val="Listing"/>
-      </w:pPr>
-      <w:r>
-        <w:t>2023-06-09 01:52:59 [</w:t>
+        <w:t xml:space="preserve"> by robots.txt: &lt;GET https://www.geneanet.org/connexion/?from=view_limit_redirect&amp;url=https://gw.geneanet.org/danielr13?lang%3Dfr%26p%3Detienne%26n%3Dbraye&gt;</w:t>
+      </w:r>
+    </w:p>
+    <w:p>
+      <w:pPr>
+        <w:pStyle w:val="Listing"/>
+      </w:pPr>
+      <w:r>
+        <w:t xml:space="preserve">2023-06-09 </w:t>
+      </w:r>
+      <w:proofErr w:type="gramStart"/>
+      <w:r>
+        <w:t>01:</w:t>
+      </w:r>
+      <w:proofErr w:type="gramEnd"/>
+      <w:r>
+        <w:t>52:59 [</w:t>
       </w:r>
       <w:proofErr w:type="spellStart"/>
       <w:r>
@@ -7809,7 +9348,7 @@
       </w:r>
       <w:proofErr w:type="spellEnd"/>
       <w:r>
-        <w:t xml:space="preserve"> (302) to &lt;GET https://www.geneanet.org/connexion/?from=view_limit_redirect&amp;url=https://gw.geneanet.org/danielr13?lang%3Dfr%26p%3Desprite%26n%3Dgilles&gt; </w:t>
+        <w:t xml:space="preserve"> (302) to &lt;GET https://www.geneanet.org/connexion/?from=view_limit_redirect&amp;url=https://gw.geneanet.org/danielr13?lang%3Dfr%26p%3Dlouis%26n%3Dsaint%2Bmichel&gt; </w:t>
       </w:r>
       <w:proofErr w:type="spellStart"/>
       <w:r>
@@ -7817,15 +9356,64 @@
       </w:r>
       <w:proofErr w:type="spellEnd"/>
       <w:r>
-        <w:t xml:space="preserve"> &lt;GET https://gw.geneanet.org/danielr13?lang=fr&amp;p=esprite&amp;n=gilles&gt;</w:t>
-      </w:r>
-    </w:p>
-    <w:p>
-      <w:pPr>
-        <w:pStyle w:val="Listing"/>
-      </w:pPr>
-      <w:r>
-        <w:t>2023-06-09 01:52:59 [</w:t>
+        <w:t xml:space="preserve"> &lt;GET https://gw.geneanet.org/danielr13?lang=fr&amp;p=louis&amp;n=saint+michel&gt;</w:t>
+      </w:r>
+    </w:p>
+    <w:p>
+      <w:pPr>
+        <w:pStyle w:val="Listing"/>
+      </w:pPr>
+      <w:r>
+        <w:lastRenderedPageBreak/>
+        <w:t xml:space="preserve">2023-06-09 </w:t>
+      </w:r>
+      <w:proofErr w:type="gramStart"/>
+      <w:r>
+        <w:t>01:</w:t>
+      </w:r>
+      <w:proofErr w:type="gramEnd"/>
+      <w:r>
+        <w:t>52:59 [</w:t>
+      </w:r>
+      <w:proofErr w:type="spellStart"/>
+      <w:r>
+        <w:t>scrapy.downloadermiddlewares.redirect</w:t>
+      </w:r>
+      <w:proofErr w:type="spellEnd"/>
+      <w:r>
+        <w:t xml:space="preserve">] DEBUG: </w:t>
+      </w:r>
+      <w:proofErr w:type="spellStart"/>
+      <w:r>
+        <w:t>Redirecting</w:t>
+      </w:r>
+      <w:proofErr w:type="spellEnd"/>
+      <w:r>
+        <w:t xml:space="preserve"> (302) to &lt;GET https://www.geneanet.org/connexion/?from=view_limit_redirect&amp;url=https://gw.geneanet.org/danielr13?lang%3Dfr%26p%3Dclaude%2Bfrancois%26n%3Damy&gt; </w:t>
+      </w:r>
+      <w:proofErr w:type="spellStart"/>
+      <w:r>
+        <w:t>from</w:t>
+      </w:r>
+      <w:proofErr w:type="spellEnd"/>
+      <w:r>
+        <w:t xml:space="preserve"> &lt;GET https://gw.geneanet.org/danielr13?lang=fr&amp;p=claude+francois&amp;n=amy&gt;</w:t>
+      </w:r>
+    </w:p>
+    <w:p>
+      <w:pPr>
+        <w:pStyle w:val="Listing"/>
+      </w:pPr>
+      <w:r>
+        <w:t xml:space="preserve">2023-06-09 </w:t>
+      </w:r>
+      <w:proofErr w:type="gramStart"/>
+      <w:r>
+        <w:t>01:</w:t>
+      </w:r>
+      <w:proofErr w:type="gramEnd"/>
+      <w:r>
+        <w:t>52:59 [</w:t>
       </w:r>
       <w:proofErr w:type="spellStart"/>
       <w:r>
@@ -7841,15 +9429,55 @@
       </w:r>
       <w:proofErr w:type="spellEnd"/>
       <w:r>
-        <w:t xml:space="preserve"> by robots.txt: &lt;GET https://www.geneanet.org/connexion/?from=view_limit_redirect&amp;url=https://gw.geneanet.org/danielr13?lang%3Dfr%26p%3Desprite%26n%3Dgilles&gt;</w:t>
-      </w:r>
-    </w:p>
-    <w:p>
-      <w:pPr>
-        <w:pStyle w:val="Listing"/>
-      </w:pPr>
-      <w:r>
-        <w:t>2023-06-09 01:52:59 [</w:t>
+        <w:t xml:space="preserve"> by robots.txt: &lt;GET https://www.geneanet.org/connexion/?from=view_limit_redirect&amp;url=https://gw.geneanet.org/danielr13?lang%3Dfr%26p%3Dclaude%2Bfrancois%26n%3Damy&gt;</w:t>
+      </w:r>
+    </w:p>
+    <w:p>
+      <w:pPr>
+        <w:pStyle w:val="Listing"/>
+      </w:pPr>
+      <w:r>
+        <w:t xml:space="preserve">2023-06-09 </w:t>
+      </w:r>
+      <w:proofErr w:type="gramStart"/>
+      <w:r>
+        <w:t>01:</w:t>
+      </w:r>
+      <w:proofErr w:type="gramEnd"/>
+      <w:r>
+        <w:t>52:59 [</w:t>
+      </w:r>
+      <w:proofErr w:type="spellStart"/>
+      <w:r>
+        <w:t>scrapy.downloadermiddlewares.robotstxt</w:t>
+      </w:r>
+      <w:proofErr w:type="spellEnd"/>
+      <w:r>
+        <w:t xml:space="preserve">] DEBUG: </w:t>
+      </w:r>
+      <w:proofErr w:type="spellStart"/>
+      <w:r>
+        <w:t>Forbidden</w:t>
+      </w:r>
+      <w:proofErr w:type="spellEnd"/>
+      <w:r>
+        <w:t xml:space="preserve"> by robots.txt: &lt;GET https://www.geneanet.org/connexion/?from=view_limit_redirect&amp;url=https://gw.geneanet.org/danielr13?lang%3Dfr%26p%3Dlouis%26n%3Dsaint%2Bmichel&gt;</w:t>
+      </w:r>
+    </w:p>
+    <w:p>
+      <w:pPr>
+        <w:pStyle w:val="Listing"/>
+      </w:pPr>
+      <w:r>
+        <w:t xml:space="preserve">2023-06-09 </w:t>
+      </w:r>
+      <w:proofErr w:type="gramStart"/>
+      <w:r>
+        <w:t>01:</w:t>
+      </w:r>
+      <w:proofErr w:type="gramEnd"/>
+      <w:r>
+        <w:t>52:59 [</w:t>
       </w:r>
       <w:proofErr w:type="spellStart"/>
       <w:r>
@@ -7865,7 +9493,7 @@
       </w:r>
       <w:proofErr w:type="spellEnd"/>
       <w:r>
-        <w:t xml:space="preserve"> (302) to &lt;GET https://www.geneanet.org/connexion/?from=view_limit_redirect&amp;url=https://gw.geneanet.org/danielr13?lang%3Dfr%26p%3Djoseph%26n%3Dguiraud&gt; </w:t>
+        <w:t xml:space="preserve"> (302) to &lt;GET https://www.geneanet.org/connexion/?from=view_limit_redirect&amp;url=https://gw.geneanet.org/danielr13?lang%3Dfr%26p%3Dcatherine%26n%3Dburavand&gt; </w:t>
       </w:r>
       <w:proofErr w:type="spellStart"/>
       <w:r>
@@ -7873,15 +9501,23 @@
       </w:r>
       <w:proofErr w:type="spellEnd"/>
       <w:r>
-        <w:t xml:space="preserve"> &lt;GET https://gw.geneanet.org/danielr13?lang=fr&amp;p=joseph&amp;n=guiraud&gt;</w:t>
-      </w:r>
-    </w:p>
-    <w:p>
-      <w:pPr>
-        <w:pStyle w:val="Listing"/>
-      </w:pPr>
-      <w:r>
-        <w:t>2023-06-09 01:52:59 [</w:t>
+        <w:t xml:space="preserve"> &lt;GET https://gw.geneanet.org/danielr13?lang=fr&amp;p=catherine&amp;n=buravand&gt;</w:t>
+      </w:r>
+    </w:p>
+    <w:p>
+      <w:pPr>
+        <w:pStyle w:val="Listing"/>
+      </w:pPr>
+      <w:r>
+        <w:t xml:space="preserve">2023-06-09 </w:t>
+      </w:r>
+      <w:proofErr w:type="gramStart"/>
+      <w:r>
+        <w:t>01:</w:t>
+      </w:r>
+      <w:proofErr w:type="gramEnd"/>
+      <w:r>
+        <w:t>52:59 [</w:t>
       </w:r>
       <w:proofErr w:type="spellStart"/>
       <w:r>
@@ -7897,15 +9533,23 @@
       </w:r>
       <w:proofErr w:type="spellEnd"/>
       <w:r>
-        <w:t xml:space="preserve"> by robots.txt: &lt;GET https://www.geneanet.org/connexion/?from=view_limit_redirect&amp;url=https://gw.geneanet.org/danielr13?lang%3Dfr%26p%3Djoseph%26n%3Dguiraud&gt;</w:t>
-      </w:r>
-    </w:p>
-    <w:p>
-      <w:pPr>
-        <w:pStyle w:val="Listing"/>
-      </w:pPr>
-      <w:r>
-        <w:t>2023-06-09 01:52:59 [</w:t>
+        <w:t xml:space="preserve"> by robots.txt: &lt;GET https://www.geneanet.org/connexion/?from=view_limit_redirect&amp;url=https://gw.geneanet.org/danielr13?lang%3Dfr%26p%3Dcatherine%26n%3Dburavand&gt;</w:t>
+      </w:r>
+    </w:p>
+    <w:p>
+      <w:pPr>
+        <w:pStyle w:val="Listing"/>
+      </w:pPr>
+      <w:r>
+        <w:t xml:space="preserve">2023-06-09 </w:t>
+      </w:r>
+      <w:proofErr w:type="gramStart"/>
+      <w:r>
+        <w:t>01:</w:t>
+      </w:r>
+      <w:proofErr w:type="gramEnd"/>
+      <w:r>
+        <w:t>52:59 [</w:t>
       </w:r>
       <w:proofErr w:type="spellStart"/>
       <w:r>
@@ -7921,11 +9565,512 @@
       </w:r>
       <w:proofErr w:type="spellEnd"/>
       <w:r>
-        <w:t xml:space="preserve"> (302) to &lt;GET https://www.geneanet.org/connexion/?from=view_limit_redirect&amp;url=https://gw.geneanet.org/danielr1</w:t>
-      </w:r>
+        <w:t xml:space="preserve"> (302) to &lt;GET https://www.geneanet.org/connexion/?from=view_limit_redirect&amp;url=https://gw.geneanet.org/danielr13?lang%3Dfr%26p%3Dpierre%26n%3Djoubert&gt; </w:t>
+      </w:r>
+      <w:proofErr w:type="spellStart"/>
+      <w:r>
+        <w:t>from</w:t>
+      </w:r>
+      <w:proofErr w:type="spellEnd"/>
+      <w:r>
+        <w:t xml:space="preserve"> &lt;GET https://gw.geneanet.org/danielr13?lang=fr&amp;p=pierre&amp;n=joubert&gt;</w:t>
+      </w:r>
+    </w:p>
+    <w:p>
+      <w:pPr>
+        <w:pStyle w:val="Listing"/>
+      </w:pPr>
+      <w:r>
+        <w:t xml:space="preserve">2023-06-09 </w:t>
+      </w:r>
+      <w:proofErr w:type="gramStart"/>
+      <w:r>
+        <w:t>01:</w:t>
+      </w:r>
+      <w:proofErr w:type="gramEnd"/>
+      <w:r>
+        <w:t>52:59 [</w:t>
+      </w:r>
+      <w:proofErr w:type="spellStart"/>
+      <w:r>
+        <w:t>scrapy.downloadermiddlewares.robotstxt</w:t>
+      </w:r>
+      <w:proofErr w:type="spellEnd"/>
+      <w:r>
+        <w:t xml:space="preserve">] DEBUG: </w:t>
+      </w:r>
+      <w:proofErr w:type="spellStart"/>
+      <w:r>
+        <w:t>Forbidden</w:t>
+      </w:r>
+      <w:proofErr w:type="spellEnd"/>
+      <w:r>
+        <w:t xml:space="preserve"> by robots.txt: &lt;GET https://www.geneanet.org/connexion/?from=view_limit_redirect&amp;url=https://gw.geneanet.org/danielr13?lang%3Dfr%26p%3Dpierre%26n%3Djoubert&gt;</w:t>
+      </w:r>
+    </w:p>
+    <w:p>
+      <w:pPr>
+        <w:pStyle w:val="Listing"/>
+      </w:pPr>
+      <w:r>
+        <w:t xml:space="preserve">2023-06-09 </w:t>
+      </w:r>
+      <w:proofErr w:type="gramStart"/>
+      <w:r>
+        <w:t>01:</w:t>
+      </w:r>
+      <w:proofErr w:type="gramEnd"/>
+      <w:r>
+        <w:t>52:59 [</w:t>
+      </w:r>
+      <w:proofErr w:type="spellStart"/>
+      <w:r>
+        <w:t>scrapy.downloadermiddlewares.redirect</w:t>
+      </w:r>
+      <w:proofErr w:type="spellEnd"/>
+      <w:r>
+        <w:t xml:space="preserve">] DEBUG: </w:t>
+      </w:r>
+      <w:proofErr w:type="spellStart"/>
+      <w:r>
+        <w:t>Redirecting</w:t>
+      </w:r>
+      <w:proofErr w:type="spellEnd"/>
+      <w:r>
+        <w:t xml:space="preserve"> (302) to &lt;GET https://www.geneanet.org/connexion/?from=view_limit_redirect&amp;url=https://gw.geneanet.org/danielr13?lang%3Dfr%26p%3Djacques%26n%3Dnicolas%26oc%3D1&gt; </w:t>
+      </w:r>
+      <w:proofErr w:type="spellStart"/>
+      <w:r>
+        <w:t>from</w:t>
+      </w:r>
+      <w:proofErr w:type="spellEnd"/>
+      <w:r>
+        <w:t xml:space="preserve"> &lt;GET https://gw.geneanet.org/danielr13?lang=fr&amp;p=jacques&amp;n=nicolas&amp;oc=1&gt;</w:t>
+      </w:r>
+    </w:p>
+    <w:p>
+      <w:pPr>
+        <w:pStyle w:val="Listing"/>
+      </w:pPr>
+      <w:r>
+        <w:t xml:space="preserve">2023-06-09 </w:t>
+      </w:r>
+      <w:proofErr w:type="gramStart"/>
+      <w:r>
+        <w:t>01:</w:t>
+      </w:r>
+      <w:proofErr w:type="gramEnd"/>
+      <w:r>
+        <w:t>52:59 [</w:t>
+      </w:r>
+      <w:proofErr w:type="spellStart"/>
+      <w:r>
+        <w:t>scrapy.downloadermiddlewares.robotstxt</w:t>
+      </w:r>
+      <w:proofErr w:type="spellEnd"/>
+      <w:r>
+        <w:t xml:space="preserve">] DEBUG: </w:t>
+      </w:r>
+      <w:proofErr w:type="spellStart"/>
+      <w:r>
+        <w:t>Forbidden</w:t>
+      </w:r>
+      <w:proofErr w:type="spellEnd"/>
+      <w:r>
+        <w:t xml:space="preserve"> by robots.txt: &lt;GET https://www.geneanet.org/connexion/?from=view_limit_redirect&amp;url=https://gw.geneanet.org/danielr13?lang%3Dfr%26p%3Djacques%26n%3Dnicolas%26oc%3D1&gt;</w:t>
+      </w:r>
+    </w:p>
+    <w:p>
+      <w:pPr>
+        <w:pStyle w:val="Listing"/>
+      </w:pPr>
+      <w:r>
+        <w:t xml:space="preserve">2023-06-09 </w:t>
+      </w:r>
+      <w:proofErr w:type="gramStart"/>
+      <w:r>
+        <w:t>01:</w:t>
+      </w:r>
+      <w:proofErr w:type="gramEnd"/>
+      <w:r>
+        <w:t>52:59 [</w:t>
+      </w:r>
+      <w:proofErr w:type="spellStart"/>
+      <w:r>
+        <w:t>scrapy.downloadermiddlewares.redirect</w:t>
+      </w:r>
+      <w:proofErr w:type="spellEnd"/>
+      <w:r>
+        <w:t xml:space="preserve">] DEBUG: </w:t>
+      </w:r>
+      <w:proofErr w:type="spellStart"/>
+      <w:r>
+        <w:t>Redirecting</w:t>
+      </w:r>
+      <w:proofErr w:type="spellEnd"/>
+      <w:r>
+        <w:t xml:space="preserve"> (302) to &lt;GET https://www.geneanet.org/connexion/?from=view_limit_redirect&amp;url=https://gw.geneanet.org/danielr13?lang%3Dfr%26p%3Dmagdeleine%26n%3Dmeynier&gt; </w:t>
+      </w:r>
+      <w:proofErr w:type="spellStart"/>
+      <w:r>
+        <w:t>from</w:t>
+      </w:r>
+      <w:proofErr w:type="spellEnd"/>
+      <w:r>
+        <w:t xml:space="preserve"> &lt;GET https://gw.geneanet.org/danielr13?lang=fr&amp;p=magdeleine&amp;n=meynier&gt;</w:t>
+      </w:r>
+    </w:p>
+    <w:p>
+      <w:pPr>
+        <w:pStyle w:val="Listing"/>
+      </w:pPr>
+      <w:r>
+        <w:t xml:space="preserve">2023-06-09 </w:t>
+      </w:r>
+      <w:proofErr w:type="gramStart"/>
+      <w:r>
+        <w:t>01:</w:t>
+      </w:r>
+      <w:proofErr w:type="gramEnd"/>
+      <w:r>
+        <w:t>52:59 [</w:t>
+      </w:r>
+      <w:proofErr w:type="spellStart"/>
+      <w:r>
+        <w:t>scrapy.downloadermiddlewares.robotstxt</w:t>
+      </w:r>
+      <w:proofErr w:type="spellEnd"/>
+      <w:r>
+        <w:t xml:space="preserve">] DEBUG: </w:t>
+      </w:r>
+      <w:proofErr w:type="spellStart"/>
+      <w:r>
+        <w:t>Forbidden</w:t>
+      </w:r>
+      <w:proofErr w:type="spellEnd"/>
+      <w:r>
+        <w:t xml:space="preserve"> by robots.txt: &lt;GET https://www.geneanet.org/connexion/?from=view_limit_redirect&amp;url=https://gw.geneanet.org/danielr13?lang%3Dfr%26p%3Dmagdeleine%26n%3Dmeynier&gt;</w:t>
+      </w:r>
+    </w:p>
+    <w:p>
+      <w:pPr>
+        <w:pStyle w:val="Listing"/>
+      </w:pPr>
+      <w:r>
+        <w:t xml:space="preserve">2023-06-09 </w:t>
+      </w:r>
+      <w:proofErr w:type="gramStart"/>
+      <w:r>
+        <w:t>01:</w:t>
+      </w:r>
+      <w:proofErr w:type="gramEnd"/>
+      <w:r>
+        <w:t>52:59 [</w:t>
+      </w:r>
+      <w:proofErr w:type="spellStart"/>
+      <w:r>
+        <w:t>scrapy.downloadermiddlewares.redirect</w:t>
+      </w:r>
+      <w:proofErr w:type="spellEnd"/>
+      <w:r>
+        <w:t xml:space="preserve">] DEBUG: </w:t>
+      </w:r>
+      <w:proofErr w:type="spellStart"/>
+      <w:r>
+        <w:t>Redirecting</w:t>
+      </w:r>
+      <w:proofErr w:type="spellEnd"/>
+      <w:r>
+        <w:t xml:space="preserve"> (302) to &lt;GET https://www.geneanet.org/connexion/?from=view_limit_redirect&amp;url=https://gw.geneanet.org/danielr13?lang%3Dfr%26p%3Dfrancois%26n%3Dberlandier&gt; </w:t>
+      </w:r>
+      <w:proofErr w:type="spellStart"/>
+      <w:r>
+        <w:t>from</w:t>
+      </w:r>
+      <w:proofErr w:type="spellEnd"/>
+      <w:r>
+        <w:t xml:space="preserve"> &lt;GET https://gw.geneanet.org/danielr13?lang=fr&amp;p=francois&amp;n=berlandier&gt;</w:t>
+      </w:r>
+    </w:p>
+    <w:p>
+      <w:pPr>
+        <w:pStyle w:val="Listing"/>
+      </w:pPr>
+      <w:r>
+        <w:t xml:space="preserve">2023-06-09 </w:t>
+      </w:r>
+      <w:proofErr w:type="gramStart"/>
+      <w:r>
+        <w:t>01:</w:t>
+      </w:r>
+      <w:proofErr w:type="gramEnd"/>
+      <w:r>
+        <w:t>52:59 [</w:t>
+      </w:r>
+      <w:proofErr w:type="spellStart"/>
+      <w:r>
+        <w:t>scrapy.downloadermiddlewares.redirect</w:t>
+      </w:r>
+      <w:proofErr w:type="spellEnd"/>
+      <w:r>
+        <w:t xml:space="preserve">] DEBUG: </w:t>
+      </w:r>
+      <w:proofErr w:type="spellStart"/>
+      <w:r>
+        <w:t>Redirecting</w:t>
+      </w:r>
+      <w:proofErr w:type="spellEnd"/>
+      <w:r>
+        <w:t xml:space="preserve"> (302) to &lt;GET https://www.geneanet.org/connexion/?from=view_limit_redirect&amp;url=https://gw.geneanet.org/danielr13?lang%3Dfr%26p%3Dpierre%26n%3Dbraye%26oc%3D2&gt; </w:t>
+      </w:r>
+      <w:proofErr w:type="spellStart"/>
+      <w:r>
+        <w:t>from</w:t>
+      </w:r>
+      <w:proofErr w:type="spellEnd"/>
+      <w:r>
+        <w:t xml:space="preserve"> &lt;GET https://gw.geneanet.org/danielr13?lang=fr&amp;p=pierre&amp;n=braye&amp;oc=2&gt;</w:t>
+      </w:r>
+    </w:p>
+    <w:p>
+      <w:pPr>
+        <w:pStyle w:val="Listing"/>
+      </w:pPr>
+      <w:r>
+        <w:t xml:space="preserve">2023-06-09 </w:t>
+      </w:r>
+      <w:proofErr w:type="gramStart"/>
+      <w:r>
+        <w:t>01:</w:t>
+      </w:r>
+      <w:proofErr w:type="gramEnd"/>
+      <w:r>
+        <w:t>52:59 [</w:t>
+      </w:r>
+      <w:proofErr w:type="spellStart"/>
+      <w:r>
+        <w:t>scrapy.downloadermiddlewares.robotstxt</w:t>
+      </w:r>
+      <w:proofErr w:type="spellEnd"/>
+      <w:r>
+        <w:t xml:space="preserve">] DEBUG: </w:t>
+      </w:r>
+      <w:proofErr w:type="spellStart"/>
+      <w:r>
+        <w:t>Forbidden</w:t>
+      </w:r>
+      <w:proofErr w:type="spellEnd"/>
+      <w:r>
+        <w:t xml:space="preserve"> by robots.txt: &lt;GET https://www.geneanet.org/connexion/?from=view_limit_redirect&amp;url=https://gw.geneanet.org/danielr13?lang%3Dfr%26p%3Dpierre%26n%3Dbraye%26oc%3D2&gt;</w:t>
+      </w:r>
+    </w:p>
+    <w:p>
+      <w:pPr>
+        <w:pStyle w:val="Listing"/>
+      </w:pPr>
+      <w:r>
+        <w:t xml:space="preserve">2023-06-09 </w:t>
+      </w:r>
+      <w:proofErr w:type="gramStart"/>
+      <w:r>
+        <w:t>01:</w:t>
+      </w:r>
+      <w:proofErr w:type="gramEnd"/>
+      <w:r>
+        <w:t>52:59 [</w:t>
+      </w:r>
+      <w:proofErr w:type="spellStart"/>
+      <w:r>
+        <w:t>scrapy.downloadermiddlewares.robotstxt</w:t>
+      </w:r>
+      <w:proofErr w:type="spellEnd"/>
+      <w:r>
+        <w:t xml:space="preserve">] DEBUG: </w:t>
+      </w:r>
+      <w:proofErr w:type="spellStart"/>
+      <w:r>
+        <w:t>Forbidden</w:t>
+      </w:r>
+      <w:proofErr w:type="spellEnd"/>
+      <w:r>
+        <w:t xml:space="preserve"> by robots.txt: &lt;GET https://www.geneanet.org/connexion/?from=view_limit_redirect&amp;url=https://gw.geneanet.org/danielr13?lang%3Dfr%26p%3Dfrancois%26n%3Dberlandier&gt;</w:t>
+      </w:r>
+    </w:p>
+    <w:p>
+      <w:pPr>
+        <w:pStyle w:val="Listing"/>
+      </w:pPr>
+      <w:r>
+        <w:t xml:space="preserve">2023-06-09 </w:t>
+      </w:r>
+      <w:proofErr w:type="gramStart"/>
+      <w:r>
+        <w:t>01:</w:t>
+      </w:r>
+      <w:proofErr w:type="gramEnd"/>
+      <w:r>
+        <w:t>52:59 [</w:t>
+      </w:r>
+      <w:proofErr w:type="spellStart"/>
+      <w:r>
+        <w:t>scrapy.downloadermiddlewares.redirect</w:t>
+      </w:r>
+      <w:proofErr w:type="spellEnd"/>
+      <w:r>
+        <w:t xml:space="preserve">] DEBUG: </w:t>
+      </w:r>
+      <w:proofErr w:type="spellStart"/>
+      <w:r>
+        <w:t>Redirecting</w:t>
+      </w:r>
+      <w:proofErr w:type="spellEnd"/>
+      <w:r>
+        <w:t xml:space="preserve"> (302) to &lt;GET https://www.geneanet.org/connexion/?from=view_limit_redirect&amp;url=https://gw.geneanet.org/danielr13?lang%3Dfr%26p%3Dmichel%26n%3Dsaint%2Bmichel&gt; </w:t>
+      </w:r>
+      <w:proofErr w:type="spellStart"/>
+      <w:r>
+        <w:t>from</w:t>
+      </w:r>
+      <w:proofErr w:type="spellEnd"/>
+      <w:r>
+        <w:t xml:space="preserve"> &lt;GET https://gw.geneanet.org/danielr13?lang=fr&amp;p=michel&amp;n=saint+michel&gt;</w:t>
+      </w:r>
+    </w:p>
+    <w:p>
+      <w:pPr>
+        <w:pStyle w:val="Listing"/>
+      </w:pPr>
+      <w:r>
+        <w:t xml:space="preserve">2023-06-09 </w:t>
+      </w:r>
+      <w:proofErr w:type="gramStart"/>
+      <w:r>
+        <w:t>01:</w:t>
+      </w:r>
+      <w:proofErr w:type="gramEnd"/>
+      <w:r>
+        <w:t>52:59 [</w:t>
+      </w:r>
+      <w:proofErr w:type="spellStart"/>
+      <w:r>
+        <w:t>scrapy.downloadermiddlewares.robotstxt</w:t>
+      </w:r>
+      <w:proofErr w:type="spellEnd"/>
+      <w:r>
+        <w:t xml:space="preserve">] DEBUG: </w:t>
+      </w:r>
+      <w:proofErr w:type="spellStart"/>
+      <w:r>
+        <w:t>Forbidden</w:t>
+      </w:r>
+      <w:proofErr w:type="spellEnd"/>
+      <w:r>
+        <w:t xml:space="preserve"> by robots.txt: &lt;GET https://www.geneanet.org/connexion/?from=view_limit_redirect&amp;url=https://gw.geneanet.org/danielr13?lang%3Dfr%26p%3Dmichel%26n%3Dsaint%2Bmichel&gt;</w:t>
+      </w:r>
+    </w:p>
+    <w:p>
+      <w:pPr>
+        <w:pStyle w:val="Listing"/>
+      </w:pPr>
+      <w:r>
+        <w:t xml:space="preserve">2023-06-09 </w:t>
+      </w:r>
+      <w:proofErr w:type="gramStart"/>
+      <w:r>
+        <w:t>01:</w:t>
+      </w:r>
+      <w:proofErr w:type="gramEnd"/>
+      <w:r>
+        <w:t>52:59 [</w:t>
+      </w:r>
+      <w:proofErr w:type="spellStart"/>
+      <w:r>
+        <w:t>scrapy.downloadermiddlewares.redirect</w:t>
+      </w:r>
+      <w:proofErr w:type="spellEnd"/>
+      <w:r>
+        <w:t xml:space="preserve">] DEBUG: </w:t>
+      </w:r>
+      <w:proofErr w:type="spellStart"/>
+      <w:r>
+        <w:t>Redirecting</w:t>
+      </w:r>
+      <w:proofErr w:type="spellEnd"/>
+      <w:r>
+        <w:t xml:space="preserve"> (302) to &lt;GET https://www.geneanet.org/connexion/?from=view_limit_redirect&amp;url=https://gw.geneanet.org/danielr13?lang%3Dfr%26p%3Djoseph%26n%3Dfabre%26oc%3D12&gt; </w:t>
+      </w:r>
+      <w:proofErr w:type="spellStart"/>
+      <w:r>
+        <w:t>from</w:t>
+      </w:r>
+      <w:proofErr w:type="spellEnd"/>
+      <w:r>
+        <w:t xml:space="preserve"> &lt;GET https://gw.geneanet.org/danielr13?lang=fr&amp;p=joseph&amp;n=fabre&amp;oc=12&gt;</w:t>
+      </w:r>
+    </w:p>
+    <w:p>
+      <w:pPr>
+        <w:pStyle w:val="Listing"/>
+      </w:pPr>
       <w:r>
         <w:lastRenderedPageBreak/>
-        <w:t xml:space="preserve">3?lang%3Dfr%26p%3Djean%2Bnicolas%26n%3Ddurand&gt; </w:t>
+        <w:t xml:space="preserve">2023-06-09 </w:t>
+      </w:r>
+      <w:proofErr w:type="gramStart"/>
+      <w:r>
+        <w:t>01:</w:t>
+      </w:r>
+      <w:proofErr w:type="gramEnd"/>
+      <w:r>
+        <w:t>52:59 [</w:t>
+      </w:r>
+      <w:proofErr w:type="spellStart"/>
+      <w:r>
+        <w:t>scrapy.downloadermiddlewares.robotstxt</w:t>
+      </w:r>
+      <w:proofErr w:type="spellEnd"/>
+      <w:r>
+        <w:t xml:space="preserve">] DEBUG: </w:t>
+      </w:r>
+      <w:proofErr w:type="spellStart"/>
+      <w:r>
+        <w:t>Forbidden</w:t>
+      </w:r>
+      <w:proofErr w:type="spellEnd"/>
+      <w:r>
+        <w:t xml:space="preserve"> by robots.txt: &lt;GET https://www.geneanet.org/connexion/?from=view_limit_redirect&amp;url=https://gw.geneanet.org/danielr13?lang%3Dfr%26p%3Djoseph%26n%3Dfabre%26oc%3D12&gt;</w:t>
+      </w:r>
+    </w:p>
+    <w:p>
+      <w:pPr>
+        <w:pStyle w:val="Listing"/>
+      </w:pPr>
+      <w:r>
+        <w:t xml:space="preserve">2023-06-09 </w:t>
+      </w:r>
+      <w:proofErr w:type="gramStart"/>
+      <w:r>
+        <w:t>01:</w:t>
+      </w:r>
+      <w:proofErr w:type="gramEnd"/>
+      <w:r>
+        <w:t>52:59 [</w:t>
+      </w:r>
+      <w:proofErr w:type="spellStart"/>
+      <w:r>
+        <w:t>scrapy.downloadermiddlewares.redirect</w:t>
+      </w:r>
+      <w:proofErr w:type="spellEnd"/>
+      <w:r>
+        <w:t xml:space="preserve">] DEBUG: </w:t>
+      </w:r>
+      <w:proofErr w:type="spellStart"/>
+      <w:r>
+        <w:t>Redirecting</w:t>
+      </w:r>
+      <w:proofErr w:type="spellEnd"/>
+      <w:r>
+        <w:t xml:space="preserve"> (302) to &lt;GET https://www.geneanet.org/connexion/?from=view_limit_redirect&amp;url=https://gw.geneanet.org/danielr13?lang%3Dfr%26p%3Delizabeth%26n%3Ddurieu&gt; </w:t>
       </w:r>
       <w:proofErr w:type="spellStart"/>
       <w:r>
@@ -7933,15 +10078,63 @@
       </w:r>
       <w:proofErr w:type="spellEnd"/>
       <w:r>
-        <w:t xml:space="preserve"> &lt;GET https://gw.geneanet.org/danielr13?lang=fr&amp;p=jean+nicolas&amp;n=durand&gt;</w:t>
-      </w:r>
-    </w:p>
-    <w:p>
-      <w:pPr>
-        <w:pStyle w:val="Listing"/>
-      </w:pPr>
-      <w:r>
-        <w:t>2023-06-09 01:52:59 [</w:t>
+        <w:t xml:space="preserve"> &lt;GET https://gw.geneanet.org/danielr13?lang=fr&amp;p=elizabeth&amp;n=durieu&gt;</w:t>
+      </w:r>
+    </w:p>
+    <w:p>
+      <w:pPr>
+        <w:pStyle w:val="Listing"/>
+      </w:pPr>
+      <w:r>
+        <w:t xml:space="preserve">2023-06-09 </w:t>
+      </w:r>
+      <w:proofErr w:type="gramStart"/>
+      <w:r>
+        <w:t>01:</w:t>
+      </w:r>
+      <w:proofErr w:type="gramEnd"/>
+      <w:r>
+        <w:t>52:59 [</w:t>
+      </w:r>
+      <w:proofErr w:type="spellStart"/>
+      <w:r>
+        <w:t>scrapy.downloadermiddlewares.redirect</w:t>
+      </w:r>
+      <w:proofErr w:type="spellEnd"/>
+      <w:r>
+        <w:t xml:space="preserve">] DEBUG: </w:t>
+      </w:r>
+      <w:proofErr w:type="spellStart"/>
+      <w:r>
+        <w:t>Redirecting</w:t>
+      </w:r>
+      <w:proofErr w:type="spellEnd"/>
+      <w:r>
+        <w:t xml:space="preserve"> (302) to &lt;GET https://www.geneanet.org/connexion/?from=view_limit_redirect&amp;url=https://gw.geneanet.org/danielr13?lang%3Dfr%26p%3Djean%2Bfrancois%26n%3Dbraye&gt; </w:t>
+      </w:r>
+      <w:proofErr w:type="spellStart"/>
+      <w:r>
+        <w:t>from</w:t>
+      </w:r>
+      <w:proofErr w:type="spellEnd"/>
+      <w:r>
+        <w:t xml:space="preserve"> &lt;GET https://gw.geneanet.org/danielr13?lang=fr&amp;p=jean+francois&amp;n=braye&gt;</w:t>
+      </w:r>
+    </w:p>
+    <w:p>
+      <w:pPr>
+        <w:pStyle w:val="Listing"/>
+      </w:pPr>
+      <w:r>
+        <w:t xml:space="preserve">2023-06-09 </w:t>
+      </w:r>
+      <w:proofErr w:type="gramStart"/>
+      <w:r>
+        <w:t>01:</w:t>
+      </w:r>
+      <w:proofErr w:type="gramEnd"/>
+      <w:r>
+        <w:t>52:59 [</w:t>
       </w:r>
       <w:proofErr w:type="spellStart"/>
       <w:r>
@@ -7957,15 +10150,55 @@
       </w:r>
       <w:proofErr w:type="spellEnd"/>
       <w:r>
-        <w:t xml:space="preserve"> by robots.txt: &lt;GET https://www.geneanet.org/connexion/?from=view_limit_redirect&amp;url=https://gw.geneanet.org/danielr13?lang%3Dfr%26p%3Djean%2Bnicolas%26n%3Ddurand&gt;</w:t>
-      </w:r>
-    </w:p>
-    <w:p>
-      <w:pPr>
-        <w:pStyle w:val="Listing"/>
-      </w:pPr>
-      <w:r>
-        <w:t>2023-06-09 01:52:59 [</w:t>
+        <w:t xml:space="preserve"> by robots.txt: &lt;GET https://www.geneanet.org/connexion/?from=view_limit_redirect&amp;url=https://gw.geneanet.org/danielr13?lang%3Dfr%26p%3Djean%2Bfrancois%26n%3Dbraye&gt;</w:t>
+      </w:r>
+    </w:p>
+    <w:p>
+      <w:pPr>
+        <w:pStyle w:val="Listing"/>
+      </w:pPr>
+      <w:r>
+        <w:t xml:space="preserve">2023-06-09 </w:t>
+      </w:r>
+      <w:proofErr w:type="gramStart"/>
+      <w:r>
+        <w:t>01:</w:t>
+      </w:r>
+      <w:proofErr w:type="gramEnd"/>
+      <w:r>
+        <w:t>52:59 [</w:t>
+      </w:r>
+      <w:proofErr w:type="spellStart"/>
+      <w:r>
+        <w:t>scrapy.downloadermiddlewares.robotstxt</w:t>
+      </w:r>
+      <w:proofErr w:type="spellEnd"/>
+      <w:r>
+        <w:t xml:space="preserve">] DEBUG: </w:t>
+      </w:r>
+      <w:proofErr w:type="spellStart"/>
+      <w:r>
+        <w:t>Forbidden</w:t>
+      </w:r>
+      <w:proofErr w:type="spellEnd"/>
+      <w:r>
+        <w:t xml:space="preserve"> by robots.txt: &lt;GET https://www.geneanet.org/connexion/?from=view_limit_redirect&amp;url=https://gw.geneanet.org/danielr13?lang%3Dfr%26p%3Delizabeth%26n%3Ddurieu&gt;</w:t>
+      </w:r>
+    </w:p>
+    <w:p>
+      <w:pPr>
+        <w:pStyle w:val="Listing"/>
+      </w:pPr>
+      <w:r>
+        <w:t xml:space="preserve">2023-06-09 </w:t>
+      </w:r>
+      <w:proofErr w:type="gramStart"/>
+      <w:r>
+        <w:t>01:</w:t>
+      </w:r>
+      <w:proofErr w:type="gramEnd"/>
+      <w:r>
+        <w:t>53:00 [</w:t>
       </w:r>
       <w:proofErr w:type="spellStart"/>
       <w:r>
@@ -7981,7 +10214,7 @@
       </w:r>
       <w:proofErr w:type="spellEnd"/>
       <w:r>
-        <w:t xml:space="preserve"> (302) to &lt;GET https://www.geneanet.org/connexion/?from=view_limit_redirect&amp;url=https://gw.geneanet.org/danielr13?lang%3Dfr%26p%3Dmarie%2Banne%26n%3Dchoisity&gt; </w:t>
+        <w:t xml:space="preserve"> (302) to &lt;GET https://www.geneanet.org/connexion/?from=view_limit_redirect&amp;url=https://gw.geneanet.org/danielr13?lang%3Dfr%26p%3Djean%26n%3Dberlandier%26oc%3D24&gt; </w:t>
       </w:r>
       <w:proofErr w:type="spellStart"/>
       <w:r>
@@ -7989,15 +10222,63 @@
       </w:r>
       <w:proofErr w:type="spellEnd"/>
       <w:r>
-        <w:t xml:space="preserve"> &lt;GET https://gw.geneanet.org/danielr13?lang=fr&amp;p=marie+anne&amp;n=choisity&gt;</w:t>
-      </w:r>
-    </w:p>
-    <w:p>
-      <w:pPr>
-        <w:pStyle w:val="Listing"/>
-      </w:pPr>
-      <w:r>
-        <w:t>2023-06-09 01:52:59 [</w:t>
+        <w:t xml:space="preserve"> &lt;GET https://gw.geneanet.org/danielr13?lang=fr&amp;p=jean&amp;n=berlandier&amp;oc=24&gt;</w:t>
+      </w:r>
+    </w:p>
+    <w:p>
+      <w:pPr>
+        <w:pStyle w:val="Listing"/>
+      </w:pPr>
+      <w:r>
+        <w:t xml:space="preserve">2023-06-09 </w:t>
+      </w:r>
+      <w:proofErr w:type="gramStart"/>
+      <w:r>
+        <w:t>01:</w:t>
+      </w:r>
+      <w:proofErr w:type="gramEnd"/>
+      <w:r>
+        <w:t>53:00 [</w:t>
+      </w:r>
+      <w:proofErr w:type="spellStart"/>
+      <w:r>
+        <w:t>scrapy.downloadermiddlewares.redirect</w:t>
+      </w:r>
+      <w:proofErr w:type="spellEnd"/>
+      <w:r>
+        <w:t xml:space="preserve">] DEBUG: </w:t>
+      </w:r>
+      <w:proofErr w:type="spellStart"/>
+      <w:r>
+        <w:t>Redirecting</w:t>
+      </w:r>
+      <w:proofErr w:type="spellEnd"/>
+      <w:r>
+        <w:t xml:space="preserve"> (302) to &lt;GET https://www.geneanet.org/connexion/?from=view_limit_redirect&amp;url=https://gw.geneanet.org/danielr13?lang%3Dfr%26p%3Dmarie%26n%3Dellien%26oc%3D2&gt; </w:t>
+      </w:r>
+      <w:proofErr w:type="spellStart"/>
+      <w:r>
+        <w:t>from</w:t>
+      </w:r>
+      <w:proofErr w:type="spellEnd"/>
+      <w:r>
+        <w:t xml:space="preserve"> &lt;GET https://gw.geneanet.org/danielr13?lang=fr&amp;p=marie&amp;n=ellien&amp;oc=2&gt;</w:t>
+      </w:r>
+    </w:p>
+    <w:p>
+      <w:pPr>
+        <w:pStyle w:val="Listing"/>
+      </w:pPr>
+      <w:r>
+        <w:t xml:space="preserve">2023-06-09 </w:t>
+      </w:r>
+      <w:proofErr w:type="gramStart"/>
+      <w:r>
+        <w:t>01:</w:t>
+      </w:r>
+      <w:proofErr w:type="gramEnd"/>
+      <w:r>
+        <w:t>53:00 [</w:t>
       </w:r>
       <w:proofErr w:type="spellStart"/>
       <w:r>
@@ -8013,15 +10294,55 @@
       </w:r>
       <w:proofErr w:type="spellEnd"/>
       <w:r>
-        <w:t xml:space="preserve"> by robots.txt: &lt;GET https://www.geneanet.org/connexion/?from=view_limit_redirect&amp;url=https://gw.geneanet.org/danielr13?lang%3Dfr%26p%3Dmarie%2Banne%26n%3Dchoisity&gt;</w:t>
-      </w:r>
-    </w:p>
-    <w:p>
-      <w:pPr>
-        <w:pStyle w:val="Listing"/>
-      </w:pPr>
-      <w:r>
-        <w:t>2023-06-09 01:52:59 [</w:t>
+        <w:t xml:space="preserve"> by robots.txt: &lt;GET https://www.geneanet.org/connexion/?from=view_limit_redirect&amp;url=https://gw.geneanet.org/danielr13?lang%3Dfr%26p%3Dmarie%26n%3Dellien%26oc%3D2&gt;</w:t>
+      </w:r>
+    </w:p>
+    <w:p>
+      <w:pPr>
+        <w:pStyle w:val="Listing"/>
+      </w:pPr>
+      <w:r>
+        <w:t xml:space="preserve">2023-06-09 </w:t>
+      </w:r>
+      <w:proofErr w:type="gramStart"/>
+      <w:r>
+        <w:t>01:</w:t>
+      </w:r>
+      <w:proofErr w:type="gramEnd"/>
+      <w:r>
+        <w:t>53:00 [</w:t>
+      </w:r>
+      <w:proofErr w:type="spellStart"/>
+      <w:r>
+        <w:t>scrapy.downloadermiddlewares.robotstxt</w:t>
+      </w:r>
+      <w:proofErr w:type="spellEnd"/>
+      <w:r>
+        <w:t xml:space="preserve">] DEBUG: </w:t>
+      </w:r>
+      <w:proofErr w:type="spellStart"/>
+      <w:r>
+        <w:t>Forbidden</w:t>
+      </w:r>
+      <w:proofErr w:type="spellEnd"/>
+      <w:r>
+        <w:t xml:space="preserve"> by robots.txt: &lt;GET https://www.geneanet.org/connexion/?from=view_limit_redirect&amp;url=https://gw.geneanet.org/danielr13?lang%3Dfr%26p%3Djean%26n%3Dberlandier%26oc%3D24&gt;</w:t>
+      </w:r>
+    </w:p>
+    <w:p>
+      <w:pPr>
+        <w:pStyle w:val="Listing"/>
+      </w:pPr>
+      <w:r>
+        <w:t xml:space="preserve">2023-06-09 </w:t>
+      </w:r>
+      <w:proofErr w:type="gramStart"/>
+      <w:r>
+        <w:t>01:</w:t>
+      </w:r>
+      <w:proofErr w:type="gramEnd"/>
+      <w:r>
+        <w:t>53:00 [</w:t>
       </w:r>
       <w:proofErr w:type="spellStart"/>
       <w:r>
@@ -8037,7 +10358,7 @@
       </w:r>
       <w:proofErr w:type="spellEnd"/>
       <w:r>
-        <w:t xml:space="preserve"> (302) to &lt;GET https://www.geneanet.org/connexion/?from=view_limit_redirect&amp;url=https://gw.geneanet.org/danielr13?lang%3Dfr%26p%3Detienne%26n%3Dbraye&gt; </w:t>
+        <w:t xml:space="preserve"> (302) to &lt;GET https://www.geneanet.org/connexion/?from=view_limit_redirect&amp;url=https://gw.geneanet.org/danielr13?lang%3Dfr%26p%3Djoseph%26n%3Dgilles%26oc%3D4&gt; </w:t>
       </w:r>
       <w:proofErr w:type="spellStart"/>
       <w:r>
@@ -8045,15 +10366,23 @@
       </w:r>
       <w:proofErr w:type="spellEnd"/>
       <w:r>
-        <w:t xml:space="preserve"> &lt;GET https://gw.geneanet.org/danielr13?lang=fr&amp;p=etienne&amp;n=braye&gt;</w:t>
-      </w:r>
-    </w:p>
-    <w:p>
-      <w:pPr>
-        <w:pStyle w:val="Listing"/>
-      </w:pPr>
-      <w:r>
-        <w:t>2023-06-09 01:52:59 [</w:t>
+        <w:t xml:space="preserve"> &lt;GET https://gw.geneanet.org/danielr13?lang=fr&amp;p=joseph&amp;n=gilles&amp;oc=4&gt;</w:t>
+      </w:r>
+    </w:p>
+    <w:p>
+      <w:pPr>
+        <w:pStyle w:val="Listing"/>
+      </w:pPr>
+      <w:r>
+        <w:t xml:space="preserve">2023-06-09 </w:t>
+      </w:r>
+      <w:proofErr w:type="gramStart"/>
+      <w:r>
+        <w:t>01:</w:t>
+      </w:r>
+      <w:proofErr w:type="gramEnd"/>
+      <w:r>
+        <w:t>53:00 [</w:t>
       </w:r>
       <w:proofErr w:type="spellStart"/>
       <w:r>
@@ -8069,15 +10398,23 @@
       </w:r>
       <w:proofErr w:type="spellEnd"/>
       <w:r>
-        <w:t xml:space="preserve"> by robots.txt: &lt;GET https://www.geneanet.org/connexion/?from=view_limit_redirect&amp;url=https://gw.geneanet.org/danielr13?lang%3Dfr%26p%3Detienne%26n%3Dbraye&gt;</w:t>
-      </w:r>
-    </w:p>
-    <w:p>
-      <w:pPr>
-        <w:pStyle w:val="Listing"/>
-      </w:pPr>
-      <w:r>
-        <w:t>2023-06-09 01:52:59 [</w:t>
+        <w:t xml:space="preserve"> by robots.txt: &lt;GET https://www.geneanet.org/connexion/?from=view_limit_redirect&amp;url=https://gw.geneanet.org/danielr13?lang%3Dfr%26p%3Djoseph%26n%3Dgilles%26oc%3D4&gt;</w:t>
+      </w:r>
+    </w:p>
+    <w:p>
+      <w:pPr>
+        <w:pStyle w:val="Listing"/>
+      </w:pPr>
+      <w:r>
+        <w:t xml:space="preserve">2023-06-09 </w:t>
+      </w:r>
+      <w:proofErr w:type="gramStart"/>
+      <w:r>
+        <w:t>01:</w:t>
+      </w:r>
+      <w:proofErr w:type="gramEnd"/>
+      <w:r>
+        <w:t>53:00 [</w:t>
       </w:r>
       <w:proofErr w:type="spellStart"/>
       <w:r>
@@ -8093,7 +10430,7 @@
       </w:r>
       <w:proofErr w:type="spellEnd"/>
       <w:r>
-        <w:t xml:space="preserve"> (302) to &lt;GET https://www.geneanet.org/connexion/?from=view_limit_redirect&amp;url=https://gw.geneanet.org/danielr13?lang%3Dfr%26p%3Dlouis%26n%3Dsaint%2Bmichel&gt; </w:t>
+        <w:t xml:space="preserve"> (302) to &lt;GET https://www.geneanet.org/connexion/?from=view_limit_redirect&amp;url=https://gw.geneanet.org/danielr13?lang%3Dfr%26p%3Delizabeth%26n%3Dblanc&gt; </w:t>
       </w:r>
       <w:proofErr w:type="spellStart"/>
       <w:r>
@@ -8101,15 +10438,55 @@
       </w:r>
       <w:proofErr w:type="spellEnd"/>
       <w:r>
-        <w:t xml:space="preserve"> &lt;GET https://gw.geneanet.org/danielr13?lang=fr&amp;p=louis&amp;n=saint+michel&gt;</w:t>
-      </w:r>
-    </w:p>
-    <w:p>
-      <w:pPr>
-        <w:pStyle w:val="Listing"/>
-      </w:pPr>
-      <w:r>
-        <w:t>2023-06-09 01:52:59 [</w:t>
+        <w:t xml:space="preserve"> &lt;GET https://gw.geneanet.org/danielr13?lang=fr&amp;p=elizabeth&amp;n=blanc&gt;</w:t>
+      </w:r>
+    </w:p>
+    <w:p>
+      <w:pPr>
+        <w:pStyle w:val="Listing"/>
+      </w:pPr>
+      <w:r>
+        <w:t xml:space="preserve">2023-06-09 </w:t>
+      </w:r>
+      <w:proofErr w:type="gramStart"/>
+      <w:r>
+        <w:t>01:</w:t>
+      </w:r>
+      <w:proofErr w:type="gramEnd"/>
+      <w:r>
+        <w:t>53:00 [</w:t>
+      </w:r>
+      <w:proofErr w:type="spellStart"/>
+      <w:r>
+        <w:t>scrapy.downloadermiddlewares.robotstxt</w:t>
+      </w:r>
+      <w:proofErr w:type="spellEnd"/>
+      <w:r>
+        <w:t xml:space="preserve">] DEBUG: </w:t>
+      </w:r>
+      <w:proofErr w:type="spellStart"/>
+      <w:r>
+        <w:t>Forbidden</w:t>
+      </w:r>
+      <w:proofErr w:type="spellEnd"/>
+      <w:r>
+        <w:t xml:space="preserve"> by robots.txt: &lt;GET https://www.geneanet.org/connexion/?from=view_limit_redirect&amp;url=https://gw.geneanet.org/danielr13?lang%3Dfr%26p%3Delizabeth%26n%3Dblanc&gt;</w:t>
+      </w:r>
+    </w:p>
+    <w:p>
+      <w:pPr>
+        <w:pStyle w:val="Listing"/>
+      </w:pPr>
+      <w:r>
+        <w:t xml:space="preserve">2023-06-09 </w:t>
+      </w:r>
+      <w:proofErr w:type="gramStart"/>
+      <w:r>
+        <w:t>01:</w:t>
+      </w:r>
+      <w:proofErr w:type="gramEnd"/>
+      <w:r>
+        <w:t>53:00 [</w:t>
       </w:r>
       <w:proofErr w:type="spellStart"/>
       <w:r>
@@ -8125,7 +10502,7 @@
       </w:r>
       <w:proofErr w:type="spellEnd"/>
       <w:r>
-        <w:t xml:space="preserve"> (302) to &lt;GET https://www.geneanet.org/connexion/?from=view_limit_redirect&amp;url=https://gw.geneanet.org/danielr13?lang%3Dfr%26p%3Dclaude%2Bfrancois%26n%3Damy&gt; </w:t>
+        <w:t xml:space="preserve"> (302) to &lt;GET https://www.geneanet.org/connexion/?from=view_limit_redirect&amp;url=https://gw.geneanet.org/danielr13?lang%3Dfr%26p%3Djean%2Bjacques%26n%3Dnicolas&gt; </w:t>
       </w:r>
       <w:proofErr w:type="spellStart"/>
       <w:r>
@@ -8133,874 +10510,6 @@
       </w:r>
       <w:proofErr w:type="spellEnd"/>
       <w:r>
-        <w:t xml:space="preserve"> &lt;GET https://gw.geneanet.org/danielr13?lang=fr&amp;p=claude+francois&amp;n=amy&gt;</w:t>
-      </w:r>
-    </w:p>
-    <w:p>
-      <w:pPr>
-        <w:pStyle w:val="Listing"/>
-      </w:pPr>
-      <w:r>
-        <w:t>2023-06-09 01:52:59 [</w:t>
-      </w:r>
-      <w:proofErr w:type="spellStart"/>
-      <w:r>
-        <w:t>scrapy.downloadermiddlewares.robotstxt</w:t>
-      </w:r>
-      <w:proofErr w:type="spellEnd"/>
-      <w:r>
-        <w:t xml:space="preserve">] DEBUG: </w:t>
-      </w:r>
-      <w:proofErr w:type="spellStart"/>
-      <w:r>
-        <w:t>Forbidden</w:t>
-      </w:r>
-      <w:proofErr w:type="spellEnd"/>
-      <w:r>
-        <w:t xml:space="preserve"> by robots.txt: &lt;GET https://www.geneanet.org/connexion/?from=view_limit_redirect&amp;url=https://gw.geneanet.org/danielr13?lang%3Dfr%26p%3Dclaude%2Bfrancois%26n%3Damy&gt;</w:t>
-      </w:r>
-    </w:p>
-    <w:p>
-      <w:pPr>
-        <w:pStyle w:val="Listing"/>
-      </w:pPr>
-      <w:r>
-        <w:t>2023-06-09 01:52:59 [</w:t>
-      </w:r>
-      <w:proofErr w:type="spellStart"/>
-      <w:r>
-        <w:t>scrapy.downloadermiddlewares.robotstxt</w:t>
-      </w:r>
-      <w:proofErr w:type="spellEnd"/>
-      <w:r>
-        <w:t xml:space="preserve">] DEBUG: </w:t>
-      </w:r>
-      <w:proofErr w:type="spellStart"/>
-      <w:r>
-        <w:t>Forbidden</w:t>
-      </w:r>
-      <w:proofErr w:type="spellEnd"/>
-      <w:r>
-        <w:t xml:space="preserve"> by robots.txt: &lt;GET https://www.geneanet.org/connexion/?from=view_limit_redirect&amp;url=https://gw.geneanet.org/danielr13?lang%3Dfr%26p%3Dlouis%26n%3Dsaint%2Bmichel&gt;</w:t>
-      </w:r>
-    </w:p>
-    <w:p>
-      <w:pPr>
-        <w:pStyle w:val="Listing"/>
-      </w:pPr>
-      <w:r>
-        <w:t>2023-06-09 01:52:59 [</w:t>
-      </w:r>
-      <w:proofErr w:type="spellStart"/>
-      <w:r>
-        <w:t>scrapy.downloadermiddlewares.redirect</w:t>
-      </w:r>
-      <w:proofErr w:type="spellEnd"/>
-      <w:r>
-        <w:t xml:space="preserve">] DEBUG: </w:t>
-      </w:r>
-      <w:proofErr w:type="spellStart"/>
-      <w:r>
-        <w:t>Redirecting</w:t>
-      </w:r>
-      <w:proofErr w:type="spellEnd"/>
-      <w:r>
-        <w:t xml:space="preserve"> (302) to &lt;GET https://www.geneanet.org/connexion/?from=view_limit_redirect&amp;url=https://gw.geneanet.org/danielr13?lang%3Dfr%26p%3Dcatherine%26n%3Dburavand&gt; </w:t>
-      </w:r>
-      <w:proofErr w:type="spellStart"/>
-      <w:r>
-        <w:t>from</w:t>
-      </w:r>
-      <w:proofErr w:type="spellEnd"/>
-      <w:r>
-        <w:t xml:space="preserve"> &lt;GET https://gw.geneanet.org/danielr13?lang=fr&amp;p=catherine&amp;n=buravand&gt;</w:t>
-      </w:r>
-    </w:p>
-    <w:p>
-      <w:pPr>
-        <w:pStyle w:val="Listing"/>
-      </w:pPr>
-      <w:r>
-        <w:t>2023-06-09 01:52:59 [</w:t>
-      </w:r>
-      <w:proofErr w:type="spellStart"/>
-      <w:r>
-        <w:t>scrapy.downloadermiddlewares.robotstxt</w:t>
-      </w:r>
-      <w:proofErr w:type="spellEnd"/>
-      <w:r>
-        <w:t xml:space="preserve">] DEBUG: </w:t>
-      </w:r>
-      <w:proofErr w:type="spellStart"/>
-      <w:r>
-        <w:t>Forbidden</w:t>
-      </w:r>
-      <w:proofErr w:type="spellEnd"/>
-      <w:r>
-        <w:t xml:space="preserve"> by robots.txt: &lt;GET https://www.geneanet.org/connexion/?from=view_limit_redirect&amp;url=https://gw.geneanet.org/danielr13?lang%3Dfr%26p%3Dcatherine%26n%3Dburavand&gt;</w:t>
-      </w:r>
-    </w:p>
-    <w:p>
-      <w:pPr>
-        <w:pStyle w:val="Listing"/>
-      </w:pPr>
-      <w:r>
-        <w:t>2023-06-09 01:52:59 [</w:t>
-      </w:r>
-      <w:proofErr w:type="spellStart"/>
-      <w:r>
-        <w:t>scrapy.downloadermiddlewares.redirect</w:t>
-      </w:r>
-      <w:proofErr w:type="spellEnd"/>
-      <w:r>
-        <w:t xml:space="preserve">] DEBUG: </w:t>
-      </w:r>
-      <w:proofErr w:type="spellStart"/>
-      <w:r>
-        <w:t>Redirecting</w:t>
-      </w:r>
-      <w:proofErr w:type="spellEnd"/>
-      <w:r>
-        <w:t xml:space="preserve"> (302) to &lt;GET https://www.geneanet.org/connexion/?from=view_limit_redirect&amp;url=https://gw.geneanet.org/danielr13?lang%3Dfr%26p%3Dpierre%26n%3Djoubert&gt; </w:t>
-      </w:r>
-      <w:proofErr w:type="spellStart"/>
-      <w:r>
-        <w:t>from</w:t>
-      </w:r>
-      <w:proofErr w:type="spellEnd"/>
-      <w:r>
-        <w:t xml:space="preserve"> &lt;GET https://gw.geneanet.org/danielr13?lang=fr&amp;p=pierre&amp;n=joubert&gt;</w:t>
-      </w:r>
-    </w:p>
-    <w:p>
-      <w:pPr>
-        <w:pStyle w:val="Listing"/>
-      </w:pPr>
-      <w:r>
-        <w:t>2023-06-09 01:52:59 [</w:t>
-      </w:r>
-      <w:proofErr w:type="spellStart"/>
-      <w:r>
-        <w:t>scrapy.downloadermiddlewares.robotstxt</w:t>
-      </w:r>
-      <w:proofErr w:type="spellEnd"/>
-      <w:r>
-        <w:t xml:space="preserve">] DEBUG: </w:t>
-      </w:r>
-      <w:proofErr w:type="spellStart"/>
-      <w:r>
-        <w:t>Forbidden</w:t>
-      </w:r>
-      <w:proofErr w:type="spellEnd"/>
-      <w:r>
-        <w:t xml:space="preserve"> by robots.txt: &lt;GET https://www.geneanet.org/connexion/?from=view_limit_redirect&amp;url=https://gw.geneanet.org/danielr13?lang%3Dfr%26p%3Dpierre%26n%3Djoubert&gt;</w:t>
-      </w:r>
-    </w:p>
-    <w:p>
-      <w:pPr>
-        <w:pStyle w:val="Listing"/>
-      </w:pPr>
-      <w:r>
-        <w:t>2023-06-09 01:52:59 [</w:t>
-      </w:r>
-      <w:proofErr w:type="spellStart"/>
-      <w:r>
-        <w:t>scrapy.downloadermiddlewares.redirect</w:t>
-      </w:r>
-      <w:proofErr w:type="spellEnd"/>
-      <w:r>
-        <w:t xml:space="preserve">] DEBUG: </w:t>
-      </w:r>
-      <w:proofErr w:type="spellStart"/>
-      <w:r>
-        <w:t>Redirecting</w:t>
-      </w:r>
-      <w:proofErr w:type="spellEnd"/>
-      <w:r>
-        <w:t xml:space="preserve"> (302) to &lt;GET https://www.geneanet.org/connexion/?from=view_limit_redirect&amp;url=https://gw.geneanet.org/danielr13?lang%3Dfr%26p%3Djacques%26n%3Dnicolas%26oc%3D1&gt; </w:t>
-      </w:r>
-      <w:proofErr w:type="spellStart"/>
-      <w:r>
-        <w:t>from</w:t>
-      </w:r>
-      <w:proofErr w:type="spellEnd"/>
-      <w:r>
-        <w:t xml:space="preserve"> &lt;GET https://gw.geneanet.org/danielr13?lang=fr&amp;p=jacques&amp;n=nicolas&amp;oc=1&gt;</w:t>
-      </w:r>
-    </w:p>
-    <w:p>
-      <w:pPr>
-        <w:pStyle w:val="Listing"/>
-      </w:pPr>
-      <w:r>
-        <w:t>2023-06-09 01:52:59 [</w:t>
-      </w:r>
-      <w:proofErr w:type="spellStart"/>
-      <w:r>
-        <w:t>scrapy.downloadermiddlewares.robotstxt</w:t>
-      </w:r>
-      <w:proofErr w:type="spellEnd"/>
-      <w:r>
-        <w:t xml:space="preserve">] DEBUG: </w:t>
-      </w:r>
-      <w:proofErr w:type="spellStart"/>
-      <w:r>
-        <w:t>Forbidden</w:t>
-      </w:r>
-      <w:proofErr w:type="spellEnd"/>
-      <w:r>
-        <w:t xml:space="preserve"> by robots.txt: &lt;GET https://www.geneanet.org/connexion/?from=view_limit_redirect&amp;url=https://gw.geneanet.org/danielr13?lang%3Dfr%26p%3Djacques%26n%3Dnicolas%26oc%3D1&gt;</w:t>
-      </w:r>
-    </w:p>
-    <w:p>
-      <w:pPr>
-        <w:pStyle w:val="Listing"/>
-      </w:pPr>
-      <w:r>
-        <w:t>2023-06-09 01:52:59 [</w:t>
-      </w:r>
-      <w:proofErr w:type="spellStart"/>
-      <w:r>
-        <w:t>scrapy.downloadermiddlewares.redirect</w:t>
-      </w:r>
-      <w:proofErr w:type="spellEnd"/>
-      <w:r>
-        <w:t xml:space="preserve">] DEBUG: </w:t>
-      </w:r>
-      <w:proofErr w:type="spellStart"/>
-      <w:r>
-        <w:t>Redirecting</w:t>
-      </w:r>
-      <w:proofErr w:type="spellEnd"/>
-      <w:r>
-        <w:t xml:space="preserve"> (302) to &lt;GET https://www.geneanet.org/connexion/?from=view_limit_redirect&amp;url=https://gw.geneanet.org/danielr13?lang%3Dfr%26p%3Dmagdeleine%26n%3Dmeynier&gt; </w:t>
-      </w:r>
-      <w:proofErr w:type="spellStart"/>
-      <w:r>
-        <w:t>from</w:t>
-      </w:r>
-      <w:proofErr w:type="spellEnd"/>
-      <w:r>
-        <w:t xml:space="preserve"> &lt;GET https://gw.geneanet.org/danielr13?lang=fr&amp;p=magdeleine&amp;n=meynier&gt;</w:t>
-      </w:r>
-    </w:p>
-    <w:p>
-      <w:pPr>
-        <w:pStyle w:val="Listing"/>
-      </w:pPr>
-      <w:r>
-        <w:t>2023-06-09 01:52:59 [</w:t>
-      </w:r>
-      <w:proofErr w:type="spellStart"/>
-      <w:r>
-        <w:t>scrapy.downloadermiddlewares.robotstxt</w:t>
-      </w:r>
-      <w:proofErr w:type="spellEnd"/>
-      <w:r>
-        <w:t xml:space="preserve">] DEBUG: </w:t>
-      </w:r>
-      <w:proofErr w:type="spellStart"/>
-      <w:r>
-        <w:t>Forbidden</w:t>
-      </w:r>
-      <w:proofErr w:type="spellEnd"/>
-      <w:r>
-        <w:t xml:space="preserve"> by robots.txt: &lt;GET https://www.geneanet.org/connexion/?from=view_limit_redirect&amp;url=https://gw.geneanet.org/danielr13?lang%3Dfr%26p%3Dmagdeleine%26n%3Dmeynier&gt;</w:t>
-      </w:r>
-    </w:p>
-    <w:p>
-      <w:pPr>
-        <w:pStyle w:val="Listing"/>
-      </w:pPr>
-      <w:r>
-        <w:t>2023-06-09 01:52:59 [</w:t>
-      </w:r>
-      <w:proofErr w:type="spellStart"/>
-      <w:r>
-        <w:t>scrapy.downloadermiddlewares.redirect</w:t>
-      </w:r>
-      <w:proofErr w:type="spellEnd"/>
-      <w:r>
-        <w:t xml:space="preserve">] DEBUG: </w:t>
-      </w:r>
-      <w:proofErr w:type="spellStart"/>
-      <w:r>
-        <w:t>Redirecting</w:t>
-      </w:r>
-      <w:proofErr w:type="spellEnd"/>
-      <w:r>
-        <w:t xml:space="preserve"> (302) to &lt;GET https://www.geneanet.org/connexion/?from=view_limit_redirect&amp;url=https://gw.geneanet.org/danielr13?lang%3Dfr%26p%3Dfrancois%26n%3Dberlandier&gt; </w:t>
-      </w:r>
-      <w:proofErr w:type="spellStart"/>
-      <w:r>
-        <w:t>from</w:t>
-      </w:r>
-      <w:proofErr w:type="spellEnd"/>
-      <w:r>
-        <w:t xml:space="preserve"> &lt;GET https://gw.geneanet.org/danielr13?lang=fr&amp;p=francois&amp;n=berlandier&gt;</w:t>
-      </w:r>
-    </w:p>
-    <w:p>
-      <w:pPr>
-        <w:pStyle w:val="Listing"/>
-      </w:pPr>
-      <w:r>
-        <w:t>2023-06-09 01:52:59 [</w:t>
-      </w:r>
-      <w:proofErr w:type="spellStart"/>
-      <w:r>
-        <w:t>scrapy.downloadermiddlewares.redirect</w:t>
-      </w:r>
-      <w:proofErr w:type="spellEnd"/>
-      <w:r>
-        <w:t xml:space="preserve">] DEBUG: </w:t>
-      </w:r>
-      <w:proofErr w:type="spellStart"/>
-      <w:r>
-        <w:t>Redirecting</w:t>
-      </w:r>
-      <w:proofErr w:type="spellEnd"/>
-      <w:r>
-        <w:t xml:space="preserve"> (302) to &lt;GET https://www.geneanet.org/connexion/?from=view_limit_redirect&amp;url=https://gw.geneanet.org/danielr13?lang%3Dfr%26p%3Dpierre%26n%3Dbraye%26oc%3D2&gt; </w:t>
-      </w:r>
-      <w:proofErr w:type="spellStart"/>
-      <w:r>
-        <w:t>from</w:t>
-      </w:r>
-      <w:proofErr w:type="spellEnd"/>
-      <w:r>
-        <w:t xml:space="preserve"> &lt;GET https://gw.geneanet.org/danielr13?lang=fr&amp;p=pierre&amp;n=braye&amp;oc=2&gt;</w:t>
-      </w:r>
-    </w:p>
-    <w:p>
-      <w:pPr>
-        <w:pStyle w:val="Listing"/>
-      </w:pPr>
-      <w:r>
-        <w:t>2023-06-09 01:52:59 [</w:t>
-      </w:r>
-      <w:proofErr w:type="spellStart"/>
-      <w:r>
-        <w:t>scrapy.downloadermiddlewares.robotstxt</w:t>
-      </w:r>
-      <w:proofErr w:type="spellEnd"/>
-      <w:r>
-        <w:t xml:space="preserve">] DEBUG: </w:t>
-      </w:r>
-      <w:proofErr w:type="spellStart"/>
-      <w:r>
-        <w:t>Forbidden</w:t>
-      </w:r>
-      <w:proofErr w:type="spellEnd"/>
-      <w:r>
-        <w:t xml:space="preserve"> by robots.txt: &lt;GET https://www.geneanet.org/connexion/?from=view_limit_redirect&amp;url=https://gw.geneanet.org/danielr13?lang%3Dfr%26p%3Dpierre%26n%3Dbraye%26oc%3D2&gt;</w:t>
-      </w:r>
-    </w:p>
-    <w:p>
-      <w:pPr>
-        <w:pStyle w:val="Listing"/>
-      </w:pPr>
-      <w:r>
-        <w:t>2023-06-09 01:52:59 [</w:t>
-      </w:r>
-      <w:proofErr w:type="spellStart"/>
-      <w:r>
-        <w:t>scrapy.downloadermiddlewares.robotstxt</w:t>
-      </w:r>
-      <w:proofErr w:type="spellEnd"/>
-      <w:r>
-        <w:t xml:space="preserve">] DEBUG: </w:t>
-      </w:r>
-      <w:proofErr w:type="spellStart"/>
-      <w:r>
-        <w:t>Forbidden</w:t>
-      </w:r>
-      <w:proofErr w:type="spellEnd"/>
-      <w:r>
-        <w:t xml:space="preserve"> by robots.txt: &lt;GET https://www.geneanet.org/connexion/?from=view_limit_redirect&amp;url=https://gw.geneanet.org/danielr13?lang%3Dfr%26p%3Dfrancois%26n%3Dberlandier&gt;</w:t>
-      </w:r>
-    </w:p>
-    <w:p>
-      <w:pPr>
-        <w:pStyle w:val="Listing"/>
-      </w:pPr>
-      <w:r>
-        <w:t>2023-06-09 01:52:59 [</w:t>
-      </w:r>
-      <w:proofErr w:type="spellStart"/>
-      <w:r>
-        <w:t>scrapy.downloadermiddlewares.redirect</w:t>
-      </w:r>
-      <w:proofErr w:type="spellEnd"/>
-      <w:r>
-        <w:t xml:space="preserve">] DEBUG: </w:t>
-      </w:r>
-      <w:proofErr w:type="spellStart"/>
-      <w:r>
-        <w:t>Redirecting</w:t>
-      </w:r>
-      <w:proofErr w:type="spellEnd"/>
-      <w:r>
-        <w:t xml:space="preserve"> (302) to &lt;GET https://www.geneanet.org/connexion/?from=view_limit_redirect&amp;url=https://gw.geneanet.org/danielr1</w:t>
-      </w:r>
-      <w:r>
-        <w:lastRenderedPageBreak/>
-        <w:t xml:space="preserve">3?lang%3Dfr%26p%3Dmichel%26n%3Dsaint%2Bmichel&gt; </w:t>
-      </w:r>
-      <w:proofErr w:type="spellStart"/>
-      <w:r>
-        <w:t>from</w:t>
-      </w:r>
-      <w:proofErr w:type="spellEnd"/>
-      <w:r>
-        <w:t xml:space="preserve"> &lt;GET https://gw.geneanet.org/danielr13?lang=fr&amp;p=michel&amp;n=saint+michel&gt;</w:t>
-      </w:r>
-    </w:p>
-    <w:p>
-      <w:pPr>
-        <w:pStyle w:val="Listing"/>
-      </w:pPr>
-      <w:r>
-        <w:t>2023-06-09 01:52:59 [</w:t>
-      </w:r>
-      <w:proofErr w:type="spellStart"/>
-      <w:r>
-        <w:t>scrapy.downloadermiddlewares.robotstxt</w:t>
-      </w:r>
-      <w:proofErr w:type="spellEnd"/>
-      <w:r>
-        <w:t xml:space="preserve">] DEBUG: </w:t>
-      </w:r>
-      <w:proofErr w:type="spellStart"/>
-      <w:r>
-        <w:t>Forbidden</w:t>
-      </w:r>
-      <w:proofErr w:type="spellEnd"/>
-      <w:r>
-        <w:t xml:space="preserve"> by robots.txt: &lt;GET https://www.geneanet.org/connexion/?from=view_limit_redirect&amp;url=https://gw.geneanet.org/danielr13?lang%3Dfr%26p%3Dmichel%26n%3Dsaint%2Bmichel&gt;</w:t>
-      </w:r>
-    </w:p>
-    <w:p>
-      <w:pPr>
-        <w:pStyle w:val="Listing"/>
-      </w:pPr>
-      <w:r>
-        <w:t>2023-06-09 01:52:59 [</w:t>
-      </w:r>
-      <w:proofErr w:type="spellStart"/>
-      <w:r>
-        <w:t>scrapy.downloadermiddlewares.redirect</w:t>
-      </w:r>
-      <w:proofErr w:type="spellEnd"/>
-      <w:r>
-        <w:t xml:space="preserve">] DEBUG: </w:t>
-      </w:r>
-      <w:proofErr w:type="spellStart"/>
-      <w:r>
-        <w:t>Redirecting</w:t>
-      </w:r>
-      <w:proofErr w:type="spellEnd"/>
-      <w:r>
-        <w:t xml:space="preserve"> (302) to &lt;GET https://www.geneanet.org/connexion/?from=view_limit_redirect&amp;url=https://gw.geneanet.org/danielr13?lang%3Dfr%26p%3Djoseph%26n%3Dfabre%26oc%3D12&gt; </w:t>
-      </w:r>
-      <w:proofErr w:type="spellStart"/>
-      <w:r>
-        <w:t>from</w:t>
-      </w:r>
-      <w:proofErr w:type="spellEnd"/>
-      <w:r>
-        <w:t xml:space="preserve"> &lt;GET https://gw.geneanet.org/danielr13?lang=fr&amp;p=joseph&amp;n=fabre&amp;oc=12&gt;</w:t>
-      </w:r>
-    </w:p>
-    <w:p>
-      <w:pPr>
-        <w:pStyle w:val="Listing"/>
-      </w:pPr>
-      <w:r>
-        <w:t>2023-06-09 01:52:59 [</w:t>
-      </w:r>
-      <w:proofErr w:type="spellStart"/>
-      <w:r>
-        <w:t>scrapy.downloadermiddlewares.robotstxt</w:t>
-      </w:r>
-      <w:proofErr w:type="spellEnd"/>
-      <w:r>
-        <w:t xml:space="preserve">] DEBUG: </w:t>
-      </w:r>
-      <w:proofErr w:type="spellStart"/>
-      <w:r>
-        <w:t>Forbidden</w:t>
-      </w:r>
-      <w:proofErr w:type="spellEnd"/>
-      <w:r>
-        <w:t xml:space="preserve"> by robots.txt: &lt;GET https://www.geneanet.org/connexion/?from=view_limit_redirect&amp;url=https://gw.geneanet.org/danielr13?lang%3Dfr%26p%3Djoseph%26n%3Dfabre%26oc%3D12&gt;</w:t>
-      </w:r>
-    </w:p>
-    <w:p>
-      <w:pPr>
-        <w:pStyle w:val="Listing"/>
-      </w:pPr>
-      <w:r>
-        <w:t>2023-06-09 01:52:59 [</w:t>
-      </w:r>
-      <w:proofErr w:type="spellStart"/>
-      <w:r>
-        <w:t>scrapy.downloadermiddlewares.redirect</w:t>
-      </w:r>
-      <w:proofErr w:type="spellEnd"/>
-      <w:r>
-        <w:t xml:space="preserve">] DEBUG: </w:t>
-      </w:r>
-      <w:proofErr w:type="spellStart"/>
-      <w:r>
-        <w:t>Redirecting</w:t>
-      </w:r>
-      <w:proofErr w:type="spellEnd"/>
-      <w:r>
-        <w:t xml:space="preserve"> (302) to &lt;GET https://www.geneanet.org/connexion/?from=view_limit_redirect&amp;url=https://gw.geneanet.org/danielr13?lang%3Dfr%26p%3Delizabeth%26n%3Ddurieu&gt; </w:t>
-      </w:r>
-      <w:proofErr w:type="spellStart"/>
-      <w:r>
-        <w:t>from</w:t>
-      </w:r>
-      <w:proofErr w:type="spellEnd"/>
-      <w:r>
-        <w:t xml:space="preserve"> &lt;GET https://gw.geneanet.org/danielr13?lang=fr&amp;p=elizabeth&amp;n=durieu&gt;</w:t>
-      </w:r>
-    </w:p>
-    <w:p>
-      <w:pPr>
-        <w:pStyle w:val="Listing"/>
-      </w:pPr>
-      <w:r>
-        <w:t>2023-06-09 01:52:59 [</w:t>
-      </w:r>
-      <w:proofErr w:type="spellStart"/>
-      <w:r>
-        <w:t>scrapy.downloadermiddlewares.redirect</w:t>
-      </w:r>
-      <w:proofErr w:type="spellEnd"/>
-      <w:r>
-        <w:t xml:space="preserve">] DEBUG: </w:t>
-      </w:r>
-      <w:proofErr w:type="spellStart"/>
-      <w:r>
-        <w:t>Redirecting</w:t>
-      </w:r>
-      <w:proofErr w:type="spellEnd"/>
-      <w:r>
-        <w:t xml:space="preserve"> (302) to &lt;GET https://www.geneanet.org/connexion/?from=view_limit_redirect&amp;url=https://gw.geneanet.org/danielr13?lang%3Dfr%26p%3Djean%2Bfrancois%26n%3Dbraye&gt; </w:t>
-      </w:r>
-      <w:proofErr w:type="spellStart"/>
-      <w:r>
-        <w:t>from</w:t>
-      </w:r>
-      <w:proofErr w:type="spellEnd"/>
-      <w:r>
-        <w:t xml:space="preserve"> &lt;GET https://gw.geneanet.org/danielr13?lang=fr&amp;p=jean+francois&amp;n=braye&gt;</w:t>
-      </w:r>
-    </w:p>
-    <w:p>
-      <w:pPr>
-        <w:pStyle w:val="Listing"/>
-      </w:pPr>
-      <w:r>
-        <w:t>2023-06-09 01:52:59 [</w:t>
-      </w:r>
-      <w:proofErr w:type="spellStart"/>
-      <w:r>
-        <w:t>scrapy.downloadermiddlewares.robotstxt</w:t>
-      </w:r>
-      <w:proofErr w:type="spellEnd"/>
-      <w:r>
-        <w:t xml:space="preserve">] DEBUG: </w:t>
-      </w:r>
-      <w:proofErr w:type="spellStart"/>
-      <w:r>
-        <w:t>Forbidden</w:t>
-      </w:r>
-      <w:proofErr w:type="spellEnd"/>
-      <w:r>
-        <w:t xml:space="preserve"> by robots.txt: &lt;GET https://www.geneanet.org/connexion/?from=view_limit_redirect&amp;url=https://gw.geneanet.org/danielr13?lang%3Dfr%26p%3Djean%2Bfrancois%26n%3Dbraye&gt;</w:t>
-      </w:r>
-    </w:p>
-    <w:p>
-      <w:pPr>
-        <w:pStyle w:val="Listing"/>
-      </w:pPr>
-      <w:r>
-        <w:t>2023-06-09 01:52:59 [</w:t>
-      </w:r>
-      <w:proofErr w:type="spellStart"/>
-      <w:r>
-        <w:t>scrapy.downloadermiddlewares.robotstxt</w:t>
-      </w:r>
-      <w:proofErr w:type="spellEnd"/>
-      <w:r>
-        <w:t xml:space="preserve">] DEBUG: </w:t>
-      </w:r>
-      <w:proofErr w:type="spellStart"/>
-      <w:r>
-        <w:t>Forbidden</w:t>
-      </w:r>
-      <w:proofErr w:type="spellEnd"/>
-      <w:r>
-        <w:t xml:space="preserve"> by robots.txt: &lt;GET https://www.geneanet.org/connexion/?from=view_limit_redirect&amp;url=https://gw.geneanet.org/danielr13?lang%3Dfr%26p%3Delizabeth%26n%3Ddurieu&gt;</w:t>
-      </w:r>
-    </w:p>
-    <w:p>
-      <w:pPr>
-        <w:pStyle w:val="Listing"/>
-      </w:pPr>
-      <w:r>
-        <w:t>2023-06-09 01:53:00 [</w:t>
-      </w:r>
-      <w:proofErr w:type="spellStart"/>
-      <w:r>
-        <w:t>scrapy.downloadermiddlewares.redirect</w:t>
-      </w:r>
-      <w:proofErr w:type="spellEnd"/>
-      <w:r>
-        <w:t xml:space="preserve">] DEBUG: </w:t>
-      </w:r>
-      <w:proofErr w:type="spellStart"/>
-      <w:r>
-        <w:t>Redirecting</w:t>
-      </w:r>
-      <w:proofErr w:type="spellEnd"/>
-      <w:r>
-        <w:t xml:space="preserve"> (302) to &lt;GET https://www.geneanet.org/connexion/?from=view_limit_redirect&amp;url=https://gw.geneanet.org/danielr13?lang%3Dfr%26p%3Djean%26n%3Dberlandier%26oc%3D24&gt; </w:t>
-      </w:r>
-      <w:proofErr w:type="spellStart"/>
-      <w:r>
-        <w:t>from</w:t>
-      </w:r>
-      <w:proofErr w:type="spellEnd"/>
-      <w:r>
-        <w:t xml:space="preserve"> &lt;GET https://gw.geneanet.org/danielr13?lang=fr&amp;p=jean&amp;n=berlandier&amp;oc=24&gt;</w:t>
-      </w:r>
-    </w:p>
-    <w:p>
-      <w:pPr>
-        <w:pStyle w:val="Listing"/>
-      </w:pPr>
-      <w:r>
-        <w:t>2023-06-09 01:53:00 [</w:t>
-      </w:r>
-      <w:proofErr w:type="spellStart"/>
-      <w:r>
-        <w:t>scrapy.downloadermiddlewares.redirect</w:t>
-      </w:r>
-      <w:proofErr w:type="spellEnd"/>
-      <w:r>
-        <w:t xml:space="preserve">] DEBUG: </w:t>
-      </w:r>
-      <w:proofErr w:type="spellStart"/>
-      <w:r>
-        <w:t>Redirecting</w:t>
-      </w:r>
-      <w:proofErr w:type="spellEnd"/>
-      <w:r>
-        <w:t xml:space="preserve"> (302) to &lt;GET https://www.geneanet.org/connexion/?from=view_limit_redirect&amp;url=https://gw.geneanet.org/danielr13?lang%3Dfr%26p%3Dmarie%26n%3Dellien%26oc%3D2&gt; </w:t>
-      </w:r>
-      <w:proofErr w:type="spellStart"/>
-      <w:r>
-        <w:t>from</w:t>
-      </w:r>
-      <w:proofErr w:type="spellEnd"/>
-      <w:r>
-        <w:t xml:space="preserve"> &lt;GET https://gw.geneanet.org/danielr13?lang=fr&amp;p=marie&amp;n=ellien&amp;oc=2&gt;</w:t>
-      </w:r>
-    </w:p>
-    <w:p>
-      <w:pPr>
-        <w:pStyle w:val="Listing"/>
-      </w:pPr>
-      <w:r>
-        <w:t>2023-06-09 01:53:00 [</w:t>
-      </w:r>
-      <w:proofErr w:type="spellStart"/>
-      <w:r>
-        <w:t>scrapy.downloadermiddlewares.robotstxt</w:t>
-      </w:r>
-      <w:proofErr w:type="spellEnd"/>
-      <w:r>
-        <w:t xml:space="preserve">] DEBUG: </w:t>
-      </w:r>
-      <w:proofErr w:type="spellStart"/>
-      <w:r>
-        <w:t>Forbidden</w:t>
-      </w:r>
-      <w:proofErr w:type="spellEnd"/>
-      <w:r>
-        <w:t xml:space="preserve"> by robots.txt: &lt;GET https://www.geneanet.org/connexion/?from=view_limit_redirect&amp;url=https://gw.geneanet.org/danielr13?lang%3Dfr%26p%3Dmarie%26n%3Dellien%26oc%3D2&gt;</w:t>
-      </w:r>
-    </w:p>
-    <w:p>
-      <w:pPr>
-        <w:pStyle w:val="Listing"/>
-      </w:pPr>
-      <w:r>
-        <w:t>2023-06-09 01:53:00 [</w:t>
-      </w:r>
-      <w:proofErr w:type="spellStart"/>
-      <w:r>
-        <w:t>scrapy.downloadermiddlewares.robotstxt</w:t>
-      </w:r>
-      <w:proofErr w:type="spellEnd"/>
-      <w:r>
-        <w:t xml:space="preserve">] DEBUG: </w:t>
-      </w:r>
-      <w:proofErr w:type="spellStart"/>
-      <w:r>
-        <w:t>Forbidden</w:t>
-      </w:r>
-      <w:proofErr w:type="spellEnd"/>
-      <w:r>
-        <w:t xml:space="preserve"> by robots.txt: &lt;GET https://www.geneanet.org/connexion/?from=view_limit_redirect&amp;url=https://gw.geneanet.org/danielr13?lang%3Dfr%26p%3Djean%26n%3Dberlandier%26oc%3D24&gt;</w:t>
-      </w:r>
-    </w:p>
-    <w:p>
-      <w:pPr>
-        <w:pStyle w:val="Listing"/>
-      </w:pPr>
-      <w:r>
-        <w:t>2023-06-09 01:53:00 [</w:t>
-      </w:r>
-      <w:proofErr w:type="spellStart"/>
-      <w:r>
-        <w:t>scrapy.downloadermiddlewares.redirect</w:t>
-      </w:r>
-      <w:proofErr w:type="spellEnd"/>
-      <w:r>
-        <w:t xml:space="preserve">] DEBUG: </w:t>
-      </w:r>
-      <w:proofErr w:type="spellStart"/>
-      <w:r>
-        <w:t>Redirecting</w:t>
-      </w:r>
-      <w:proofErr w:type="spellEnd"/>
-      <w:r>
-        <w:t xml:space="preserve"> (302) to &lt;GET https://www.geneanet.org/connexion/?from=view_limit_redirect&amp;url=https://gw.geneanet.org/danielr13?lang%3Dfr%26p%3Djoseph%26n%3Dgilles%26oc%3D4&gt; </w:t>
-      </w:r>
-      <w:proofErr w:type="spellStart"/>
-      <w:r>
-        <w:t>from</w:t>
-      </w:r>
-      <w:proofErr w:type="spellEnd"/>
-      <w:r>
-        <w:t xml:space="preserve"> &lt;GET https://gw.geneanet.org/danielr13?lang=fr&amp;p=joseph&amp;n=gilles&amp;oc=4&gt;</w:t>
-      </w:r>
-    </w:p>
-    <w:p>
-      <w:pPr>
-        <w:pStyle w:val="Listing"/>
-      </w:pPr>
-      <w:r>
-        <w:t>2023-06-09 01:53:00 [</w:t>
-      </w:r>
-      <w:proofErr w:type="spellStart"/>
-      <w:r>
-        <w:t>scrapy.downloadermiddlewares.robotstxt</w:t>
-      </w:r>
-      <w:proofErr w:type="spellEnd"/>
-      <w:r>
-        <w:t xml:space="preserve">] DEBUG: </w:t>
-      </w:r>
-      <w:proofErr w:type="spellStart"/>
-      <w:r>
-        <w:t>Forbidden</w:t>
-      </w:r>
-      <w:proofErr w:type="spellEnd"/>
-      <w:r>
-        <w:t xml:space="preserve"> by robots.txt: &lt;GET https://www.geneanet.org/connexion/?from=view_limit_redirect&amp;url=https://gw.geneanet.org/danielr13?lang%3Dfr%26p%3Djoseph%26n%3Dgilles%26oc%3D4&gt;</w:t>
-      </w:r>
-    </w:p>
-    <w:p>
-      <w:pPr>
-        <w:pStyle w:val="Listing"/>
-      </w:pPr>
-      <w:r>
-        <w:t>2023-06-09 01:53:00 [</w:t>
-      </w:r>
-      <w:proofErr w:type="spellStart"/>
-      <w:r>
-        <w:t>scrapy.downloadermiddlewares.redirect</w:t>
-      </w:r>
-      <w:proofErr w:type="spellEnd"/>
-      <w:r>
-        <w:t xml:space="preserve">] DEBUG: </w:t>
-      </w:r>
-      <w:proofErr w:type="spellStart"/>
-      <w:r>
-        <w:t>Redirecting</w:t>
-      </w:r>
-      <w:proofErr w:type="spellEnd"/>
-      <w:r>
-        <w:t xml:space="preserve"> (302) to &lt;GET https://www.geneanet.org/connexion/?from=view_limit_redirect&amp;url=https://gw.geneanet.org/danielr13?lang%3Dfr%26p%3Delizabeth%26n%3Dblanc&gt; </w:t>
-      </w:r>
-      <w:proofErr w:type="spellStart"/>
-      <w:r>
-        <w:t>from</w:t>
-      </w:r>
-      <w:proofErr w:type="spellEnd"/>
-      <w:r>
-        <w:t xml:space="preserve"> &lt;GET https://gw.geneanet.org/danielr13?lang=fr&amp;p=elizabeth&amp;n=blanc&gt;</w:t>
-      </w:r>
-    </w:p>
-    <w:p>
-      <w:pPr>
-        <w:pStyle w:val="Listing"/>
-      </w:pPr>
-      <w:r>
-        <w:t>2023-06-09 01:53:00 [</w:t>
-      </w:r>
-      <w:proofErr w:type="spellStart"/>
-      <w:r>
-        <w:t>scrapy.downloadermiddlewares.robotstxt</w:t>
-      </w:r>
-      <w:proofErr w:type="spellEnd"/>
-      <w:r>
-        <w:t xml:space="preserve">] DEBUG: </w:t>
-      </w:r>
-      <w:proofErr w:type="spellStart"/>
-      <w:r>
-        <w:t>Forbidden</w:t>
-      </w:r>
-      <w:proofErr w:type="spellEnd"/>
-      <w:r>
-        <w:t xml:space="preserve"> by robots.txt: &lt;GET https://www.geneanet.org/connexion/?from=view_limit_redirect&amp;url=https://gw.geneanet.org/danielr13?lang%3Dfr%26p%3Delizabeth%26n%3Dblanc&gt;</w:t>
-      </w:r>
-    </w:p>
-    <w:p>
-      <w:pPr>
-        <w:pStyle w:val="Listing"/>
-      </w:pPr>
-      <w:r>
-        <w:t>2023-06-09 01:53:00 [</w:t>
-      </w:r>
-      <w:proofErr w:type="spellStart"/>
-      <w:r>
-        <w:t>scrapy.downloadermiddlewares.redirect</w:t>
-      </w:r>
-      <w:proofErr w:type="spellEnd"/>
-      <w:r>
-        <w:t xml:space="preserve">] DEBUG: </w:t>
-      </w:r>
-      <w:proofErr w:type="spellStart"/>
-      <w:r>
-        <w:t>Redirecting</w:t>
-      </w:r>
-      <w:proofErr w:type="spellEnd"/>
-      <w:r>
-        <w:t xml:space="preserve"> (302) to &lt;GET https://www.geneanet.org/connexion/?from=view_limit_redirect&amp;url=https://gw.geneanet.org/danielr13?lang%3Dfr%26p%3Djean%2Bjacques%26n%3Dnicolas&gt; </w:t>
-      </w:r>
-      <w:proofErr w:type="spellStart"/>
-      <w:r>
-        <w:t>from</w:t>
-      </w:r>
-      <w:proofErr w:type="spellEnd"/>
-      <w:r>
         <w:t xml:space="preserve"> &lt;GET https://gw.geneanet.org/danielr13?lang=fr&amp;p=jean+jacques&amp;n=nicolas&gt;</w:t>
       </w:r>
     </w:p>
@@ -9009,7 +10518,15 @@
         <w:pStyle w:val="Listing"/>
       </w:pPr>
       <w:r>
-        <w:t>2023-06-09 01:53:00 [</w:t>
+        <w:t xml:space="preserve">2023-06-09 </w:t>
+      </w:r>
+      <w:proofErr w:type="gramStart"/>
+      <w:r>
+        <w:t>01:</w:t>
+      </w:r>
+      <w:proofErr w:type="gramEnd"/>
+      <w:r>
+        <w:t>53:00 [</w:t>
       </w:r>
       <w:proofErr w:type="spellStart"/>
       <w:r>
@@ -9032,8 +10549,8 @@
     <w:p/>
     <w:sectPr>
       <w:headerReference w:type="default" r:id="rId17"/>
-      <w:pgSz w:w="11906" w:h="16838"/>
-      <w:pgMar w:top="1440" w:right="1080" w:bottom="1440" w:left="1080" w:header="708" w:footer="708" w:gutter="0"/>
+      <w:pgSz w:w="16838" w:h="11906" w:orient="landscape"/>
+      <w:pgMar w:top="1080" w:right="1440" w:bottom="1080" w:left="1440" w:header="708" w:footer="708" w:gutter="0"/>
       <w:cols w:space="708"/>
       <w:docGrid w:linePitch="360"/>
     </w:sectPr>

--- a/doc/NotesNRa4_tests.docx
+++ b/doc/NotesNRa4_tests.docx
@@ -200,6 +200,163 @@
           <w:highlight w:val="cyan"/>
         </w:rPr>
         <w:t xml:space="preserve"> -a url="https://gw.geneanet.org/nraibaut2_w?lang=fr&amp;n=dupont&amp;oc=0&amp;p=gerard"</w:t>
+      </w:r>
+    </w:p>
+    <w:p/>
+    <w:p>
+      <w:pPr>
+        <w:pStyle w:val="PrformatHTML"/>
+        <w:rPr>
+          <w:rStyle w:val="n"/>
+          <w:rFonts w:eastAsiaTheme="majorEastAsia"/>
+          <w:highlight w:val="cyan"/>
+        </w:rPr>
+      </w:pPr>
+      <w:proofErr w:type="spellStart"/>
+      <w:proofErr w:type="gramStart"/>
+      <w:r>
+        <w:rPr>
+          <w:rStyle w:val="n"/>
+          <w:rFonts w:eastAsiaTheme="majorEastAsia"/>
+          <w:highlight w:val="cyan"/>
+        </w:rPr>
+        <w:t>scrapy</w:t>
+      </w:r>
+      <w:proofErr w:type="spellEnd"/>
+      <w:proofErr w:type="gramEnd"/>
+      <w:r>
+        <w:rPr>
+          <w:rStyle w:val="n"/>
+          <w:rFonts w:eastAsiaTheme="majorEastAsia"/>
+          <w:highlight w:val="cyan"/>
+        </w:rPr>
+        <w:t xml:space="preserve"> crawl </w:t>
+      </w:r>
+      <w:proofErr w:type="spellStart"/>
+      <w:r>
+        <w:rPr>
+          <w:rStyle w:val="n"/>
+          <w:rFonts w:eastAsiaTheme="majorEastAsia"/>
+          <w:highlight w:val="cyan"/>
+        </w:rPr>
+        <w:t>geneanet</w:t>
+      </w:r>
+      <w:proofErr w:type="spellEnd"/>
+      <w:r>
+        <w:rPr>
+          <w:rStyle w:val="n"/>
+          <w:rFonts w:eastAsiaTheme="majorEastAsia"/>
+          <w:highlight w:val="cyan"/>
+        </w:rPr>
+        <w:t xml:space="preserve"> -a url=</w:t>
+      </w:r>
+      <w:r>
+        <w:t>"https://gw.geneanet.org/virgile81?lang=fr&amp;n=schembri&amp;oc=0&amp;p=emmanuele</w:t>
+      </w:r>
+      <w:r>
+        <w:t>"</w:t>
+      </w:r>
+    </w:p>
+    <w:p>
+      <w:pPr>
+        <w:pStyle w:val="PrformatHTML"/>
+        <w:rPr>
+          <w:rStyle w:val="n"/>
+          <w:rFonts w:eastAsiaTheme="majorEastAsia"/>
+          <w:highlight w:val="cyan"/>
+        </w:rPr>
+      </w:pPr>
+      <w:proofErr w:type="spellStart"/>
+      <w:proofErr w:type="gramStart"/>
+      <w:r>
+        <w:rPr>
+          <w:rStyle w:val="n"/>
+          <w:rFonts w:eastAsiaTheme="majorEastAsia"/>
+          <w:highlight w:val="cyan"/>
+        </w:rPr>
+        <w:t>scrapy</w:t>
+      </w:r>
+      <w:proofErr w:type="spellEnd"/>
+      <w:proofErr w:type="gramEnd"/>
+      <w:r>
+        <w:rPr>
+          <w:rStyle w:val="n"/>
+          <w:rFonts w:eastAsiaTheme="majorEastAsia"/>
+          <w:highlight w:val="cyan"/>
+        </w:rPr>
+        <w:t xml:space="preserve"> crawl </w:t>
+      </w:r>
+      <w:proofErr w:type="spellStart"/>
+      <w:r>
+        <w:rPr>
+          <w:rStyle w:val="n"/>
+          <w:rFonts w:eastAsiaTheme="majorEastAsia"/>
+          <w:highlight w:val="cyan"/>
+        </w:rPr>
+        <w:t>geneanet</w:t>
+      </w:r>
+      <w:proofErr w:type="spellEnd"/>
+      <w:r>
+        <w:rPr>
+          <w:rStyle w:val="n"/>
+          <w:rFonts w:eastAsiaTheme="majorEastAsia"/>
+          <w:highlight w:val="cyan"/>
+        </w:rPr>
+        <w:t xml:space="preserve"> -a url=</w:t>
+      </w:r>
+      <w:r>
+        <w:t>"https://gw.geneanet.org/evechevaleyre?lang=fr&amp;n=brincat&amp;oc=0&amp;p=maria+anna"</w:t>
+      </w:r>
+    </w:p>
+    <w:p>
+      <w:pPr>
+        <w:pStyle w:val="PrformatHTML"/>
+        <w:rPr>
+          <w:rStyle w:val="n"/>
+          <w:rFonts w:eastAsiaTheme="majorEastAsia"/>
+          <w:highlight w:val="cyan"/>
+        </w:rPr>
+      </w:pPr>
+      <w:proofErr w:type="spellStart"/>
+      <w:proofErr w:type="gramStart"/>
+      <w:r>
+        <w:rPr>
+          <w:rStyle w:val="n"/>
+          <w:rFonts w:eastAsiaTheme="majorEastAsia"/>
+          <w:highlight w:val="cyan"/>
+        </w:rPr>
+        <w:t>scrapy</w:t>
+      </w:r>
+      <w:proofErr w:type="spellEnd"/>
+      <w:proofErr w:type="gramEnd"/>
+      <w:r>
+        <w:rPr>
+          <w:rStyle w:val="n"/>
+          <w:rFonts w:eastAsiaTheme="majorEastAsia"/>
+          <w:highlight w:val="cyan"/>
+        </w:rPr>
+        <w:t xml:space="preserve"> crawl </w:t>
+      </w:r>
+      <w:proofErr w:type="spellStart"/>
+      <w:r>
+        <w:rPr>
+          <w:rStyle w:val="n"/>
+          <w:rFonts w:eastAsiaTheme="majorEastAsia"/>
+          <w:highlight w:val="cyan"/>
+        </w:rPr>
+        <w:t>geneanet</w:t>
+      </w:r>
+      <w:proofErr w:type="spellEnd"/>
+      <w:r>
+        <w:rPr>
+          <w:rStyle w:val="n"/>
+          <w:rFonts w:eastAsiaTheme="majorEastAsia"/>
+          <w:highlight w:val="cyan"/>
+        </w:rPr>
+        <w:t xml:space="preserve"> -a url=</w:t>
+      </w:r>
+      <w:r>
+        <w:t>"https://gw.geneanet.org/danielr13?lang=fr&amp;n=nicolas&amp;oc=0&amp;p=etienne+henri"</w:t>
       </w:r>
     </w:p>
     <w:p/>

--- a/doc/NotesNRa4_tests.docx
+++ b/doc/NotesNRa4_tests.docx
@@ -251,10 +251,7 @@
         <w:t xml:space="preserve"> -a url=</w:t>
       </w:r>
       <w:r>
-        <w:t>"https://gw.geneanet.org/virgile81?lang=fr&amp;n=schembri&amp;oc=0&amp;p=emmanuele</w:t>
-      </w:r>
-      <w:r>
-        <w:t>"</w:t>
+        <w:t>"https://gw.geneanet.org/virgile81?lang=fr&amp;n=schembri&amp;oc=0&amp;p=emmanuele"</w:t>
       </w:r>
     </w:p>
     <w:p>
@@ -360,7 +357,18 @@
       </w:r>
     </w:p>
     <w:p/>
-    <w:p/>
+    <w:p>
+      <w:proofErr w:type="spellStart"/>
+      <w:proofErr w:type="gramStart"/>
+      <w:r>
+        <w:t>grep</w:t>
+      </w:r>
+      <w:proofErr w:type="spellEnd"/>
+      <w:proofErr w:type="gramEnd"/>
+      <w:r>
+        <w:t xml:space="preserve"> </w:t>
+      </w:r>
+    </w:p>
     <w:p>
       <w:pPr>
         <w:rPr>
@@ -10787,7 +10795,7 @@
       <w:rPr>
         <w:noProof/>
       </w:rPr>
-      <w:t>04/08/2023</w:t>
+      <w:t>06/08/2023</w:t>
     </w:r>
     <w:r>
       <w:fldChar w:fldCharType="end"/>

--- a/doc/NotesNRa4_tests.docx
+++ b/doc/NotesNRa4_tests.docx
@@ -558,7 +558,724 @@
     </w:p>
     <w:p/>
     <w:p/>
+    <w:p>
+      <w:r>
+        <w:t xml:space="preserve">&gt;&gt;&gt; </w:t>
+      </w:r>
+      <w:proofErr w:type="spellStart"/>
+      <w:proofErr w:type="gramStart"/>
+      <w:r>
+        <w:t>response.xpath</w:t>
+      </w:r>
+      <w:proofErr w:type="spellEnd"/>
+      <w:proofErr w:type="gramEnd"/>
+      <w:r>
+        <w:t>("//h2[</w:t>
+      </w:r>
+      <w:proofErr w:type="spellStart"/>
+      <w:r>
+        <w:t>span</w:t>
+      </w:r>
+      <w:proofErr w:type="spellEnd"/>
+      <w:r>
+        <w:t>='Événements ']/following-sibling::table[1]/tr/td[2]/span[@class='nnom']").extract()</w:t>
+      </w:r>
+    </w:p>
+    <w:p>
+      <w:r>
+        <w:t>['&lt;</w:t>
+      </w:r>
+      <w:proofErr w:type="spellStart"/>
+      <w:r>
+        <w:t>span</w:t>
+      </w:r>
+      <w:proofErr w:type="spellEnd"/>
+      <w:r>
+        <w:t xml:space="preserve"> class="</w:t>
+      </w:r>
+      <w:proofErr w:type="spellStart"/>
+      <w:r>
+        <w:t>nnom</w:t>
+      </w:r>
+      <w:proofErr w:type="spellEnd"/>
+      <w:r>
+        <w:t>"&gt;\</w:t>
+      </w:r>
+      <w:proofErr w:type="spellStart"/>
+      <w:proofErr w:type="gramStart"/>
+      <w:r>
+        <w:t>nNaissance</w:t>
+      </w:r>
+      <w:proofErr w:type="spellEnd"/>
+      <w:r>
+        <w:t xml:space="preserve">  -</w:t>
+      </w:r>
+      <w:proofErr w:type="gramEnd"/>
+      <w:r>
+        <w:t xml:space="preserve"> Paris, France &lt;/</w:t>
+      </w:r>
+      <w:proofErr w:type="spellStart"/>
+      <w:r>
+        <w:t>span</w:t>
+      </w:r>
+      <w:proofErr w:type="spellEnd"/>
+      <w:r>
+        <w:t>&gt;', '&lt;</w:t>
+      </w:r>
+      <w:proofErr w:type="spellStart"/>
+      <w:r>
+        <w:t>span</w:t>
+      </w:r>
+      <w:proofErr w:type="spellEnd"/>
+      <w:r>
+        <w:t xml:space="preserve"> class="</w:t>
+      </w:r>
+      <w:proofErr w:type="spellStart"/>
+      <w:r>
+        <w:t>nnom</w:t>
+      </w:r>
+      <w:proofErr w:type="spellEnd"/>
+      <w:r>
+        <w:t>"&gt;\</w:t>
+      </w:r>
+      <w:proofErr w:type="spellStart"/>
+      <w:r>
+        <w:t>nBaptême</w:t>
+      </w:r>
+      <w:proofErr w:type="spellEnd"/>
+      <w:r>
+        <w:t xml:space="preserve">  - Paris, France &lt;/</w:t>
+      </w:r>
+      <w:proofErr w:type="spellStart"/>
+      <w:r>
+        <w:t>span</w:t>
+      </w:r>
+      <w:proofErr w:type="spellEnd"/>
+      <w:r>
+        <w:t>&gt;', '&lt;</w:t>
+      </w:r>
+      <w:proofErr w:type="spellStart"/>
+      <w:r>
+        <w:t>span</w:t>
+      </w:r>
+      <w:proofErr w:type="spellEnd"/>
+      <w:r>
+        <w:t xml:space="preserve"> class="</w:t>
+      </w:r>
+      <w:proofErr w:type="spellStart"/>
+      <w:r>
+        <w:t>nnom</w:t>
+      </w:r>
+      <w:proofErr w:type="spellEnd"/>
+      <w:r>
+        <w:t>"&gt;\</w:t>
+      </w:r>
+      <w:proofErr w:type="spellStart"/>
+      <w:r>
+        <w:t>nProfession</w:t>
+      </w:r>
+      <w:proofErr w:type="spellEnd"/>
+      <w:r>
+        <w:t xml:space="preserve"> &lt;/</w:t>
+      </w:r>
+      <w:proofErr w:type="spellStart"/>
+      <w:r>
+        <w:t>span</w:t>
+      </w:r>
+      <w:proofErr w:type="spellEnd"/>
+      <w:r>
+        <w:t>&gt;', '&lt;</w:t>
+      </w:r>
+      <w:proofErr w:type="spellStart"/>
+      <w:r>
+        <w:t>span</w:t>
+      </w:r>
+      <w:proofErr w:type="spellEnd"/>
+      <w:r>
+        <w:t xml:space="preserve"> class="</w:t>
+      </w:r>
+      <w:proofErr w:type="spellStart"/>
+      <w:r>
+        <w:t>nnom</w:t>
+      </w:r>
+      <w:proofErr w:type="spellEnd"/>
+      <w:r>
+        <w:t>"&gt;\</w:t>
+      </w:r>
+      <w:proofErr w:type="spellStart"/>
+      <w:r>
+        <w:t>nDomicile</w:t>
+      </w:r>
+      <w:proofErr w:type="spellEnd"/>
+      <w:r>
+        <w:t xml:space="preserve">  - Lyon, France &lt;/</w:t>
+      </w:r>
+      <w:proofErr w:type="spellStart"/>
+      <w:r>
+        <w:t>span</w:t>
+      </w:r>
+      <w:proofErr w:type="spellEnd"/>
+      <w:r>
+        <w:t>&gt;', '&lt;</w:t>
+      </w:r>
+      <w:proofErr w:type="spellStart"/>
+      <w:r>
+        <w:t>span</w:t>
+      </w:r>
+      <w:proofErr w:type="spellEnd"/>
+      <w:r>
+        <w:t xml:space="preserve"> class="</w:t>
+      </w:r>
+      <w:proofErr w:type="spellStart"/>
+      <w:r>
+        <w:t>nnom</w:t>
+      </w:r>
+      <w:proofErr w:type="spellEnd"/>
+      <w:r>
+        <w:t>"&gt;\</w:t>
+      </w:r>
+      <w:proofErr w:type="spellStart"/>
+      <w:r>
+        <w:t>nDiplôme</w:t>
+      </w:r>
+      <w:proofErr w:type="spellEnd"/>
+      <w:r>
+        <w:t xml:space="preserve">  - Nice, FRANCE &lt;/</w:t>
+      </w:r>
+      <w:proofErr w:type="spellStart"/>
+      <w:r>
+        <w:t>span</w:t>
+      </w:r>
+      <w:proofErr w:type="spellEnd"/>
+      <w:r>
+        <w:t>&gt;', '&lt;</w:t>
+      </w:r>
+      <w:proofErr w:type="spellStart"/>
+      <w:r>
+        <w:t>span</w:t>
+      </w:r>
+      <w:proofErr w:type="spellEnd"/>
+      <w:r>
+        <w:t xml:space="preserve"> class="</w:t>
+      </w:r>
+      <w:proofErr w:type="spellStart"/>
+      <w:r>
+        <w:t>nnom</w:t>
+      </w:r>
+      <w:proofErr w:type="spellEnd"/>
+      <w:r>
+        <w:t>"&gt;\</w:t>
+      </w:r>
+      <w:proofErr w:type="spellStart"/>
+      <w:r>
+        <w:t>nDécès</w:t>
+      </w:r>
+      <w:proofErr w:type="spellEnd"/>
+      <w:r>
+        <w:t xml:space="preserve">  - Nice, FRANCE &lt;/</w:t>
+      </w:r>
+      <w:proofErr w:type="spellStart"/>
+      <w:r>
+        <w:t>span</w:t>
+      </w:r>
+      <w:proofErr w:type="spellEnd"/>
+      <w:r>
+        <w:t>&gt;', '&lt;</w:t>
+      </w:r>
+      <w:proofErr w:type="spellStart"/>
+      <w:r>
+        <w:t>span</w:t>
+      </w:r>
+      <w:proofErr w:type="spellEnd"/>
+      <w:r>
+        <w:t xml:space="preserve"> class="</w:t>
+      </w:r>
+      <w:proofErr w:type="spellStart"/>
+      <w:r>
+        <w:t>nnom</w:t>
+      </w:r>
+      <w:proofErr w:type="spellEnd"/>
+      <w:r>
+        <w:t>"&gt;\</w:t>
+      </w:r>
+      <w:proofErr w:type="spellStart"/>
+      <w:r>
+        <w:t>nInhumation</w:t>
+      </w:r>
+      <w:proofErr w:type="spellEnd"/>
+      <w:r>
+        <w:t xml:space="preserve">  - Nice, FRANCE &lt;/</w:t>
+      </w:r>
+      <w:proofErr w:type="spellStart"/>
+      <w:r>
+        <w:t>span</w:t>
+      </w:r>
+      <w:proofErr w:type="spellEnd"/>
+      <w:r>
+        <w:t>&gt;']</w:t>
+      </w:r>
+    </w:p>
     <w:p/>
+    <w:p>
+      <w:r>
+        <w:t>Evénements[</w:t>
+      </w:r>
+      <w:r>
+        <w:t>class='</w:t>
+      </w:r>
+      <w:proofErr w:type="spellStart"/>
+      <w:r>
+        <w:t>nnom</w:t>
+      </w:r>
+      <w:proofErr w:type="spellEnd"/>
+      <w:r>
+        <w:t>'</w:t>
+      </w:r>
+      <w:r>
+        <w:t xml:space="preserve">] : </w:t>
+      </w:r>
+      <w:r>
+        <w:t>Naissance Baptême Profession</w:t>
+      </w:r>
+      <w:r>
+        <w:t xml:space="preserve"> </w:t>
+      </w:r>
+      <w:r>
+        <w:t>Domicile Diplôme Décès Inhumation</w:t>
+      </w:r>
+      <w:r>
+        <w:t xml:space="preserve"> </w:t>
+      </w:r>
+      <w:r>
+        <w:rPr>
+          <w:rFonts w:ascii="Lucida Console" w:hAnsi="Lucida Console" w:cs="Lucida Console"/>
+          <w:kern w:val="0"/>
+          <w:sz w:val="18"/>
+          <w:szCs w:val="18"/>
+        </w:rPr>
+        <w:t>Contrat de mariage</w:t>
+      </w:r>
+    </w:p>
+    <w:p>
+      <w:r>
+        <w:rPr>
+          <w:rFonts w:ascii="Lucida Console" w:hAnsi="Lucida Console" w:cs="Lucida Console"/>
+          <w:kern w:val="0"/>
+          <w:sz w:val="18"/>
+          <w:szCs w:val="18"/>
+        </w:rPr>
+        <w:lastRenderedPageBreak/>
+        <w:t>result/gw.geneanet.org.danielr13.lang=fr.n=</w:t>
+      </w:r>
+      <w:proofErr w:type="gramStart"/>
+      <w:r>
+        <w:rPr>
+          <w:rFonts w:ascii="Lucida Console" w:hAnsi="Lucida Console" w:cs="Lucida Console"/>
+          <w:kern w:val="0"/>
+          <w:sz w:val="18"/>
+          <w:szCs w:val="18"/>
+        </w:rPr>
+        <w:t>nicolas.oc=0.p</w:t>
+      </w:r>
+      <w:proofErr w:type="gramEnd"/>
+      <w:r>
+        <w:rPr>
+          <w:rFonts w:ascii="Lucida Console" w:hAnsi="Lucida Console" w:cs="Lucida Console"/>
+          <w:kern w:val="0"/>
+          <w:sz w:val="18"/>
+          <w:szCs w:val="18"/>
+        </w:rPr>
+        <w:t xml:space="preserve">=etienne+henri.log:[geneanet] DEBUG: </w:t>
+      </w:r>
+      <w:proofErr w:type="spellStart"/>
+      <w:r>
+        <w:rPr>
+          <w:rFonts w:ascii="Lucida Console" w:hAnsi="Lucida Console" w:cs="Lucida Console"/>
+          <w:kern w:val="0"/>
+          <w:sz w:val="18"/>
+          <w:szCs w:val="18"/>
+        </w:rPr>
+        <w:t>Generation</w:t>
+      </w:r>
+      <w:proofErr w:type="spellEnd"/>
+      <w:r>
+        <w:rPr>
+          <w:rFonts w:ascii="Lucida Console" w:hAnsi="Lucida Console" w:cs="Lucida Console"/>
+          <w:kern w:val="0"/>
+          <w:sz w:val="18"/>
+          <w:szCs w:val="18"/>
+        </w:rPr>
+        <w:t xml:space="preserve"> 9, </w:t>
+      </w:r>
+      <w:proofErr w:type="spellStart"/>
+      <w:r>
+        <w:rPr>
+          <w:rFonts w:ascii="Lucida Console" w:hAnsi="Lucida Console" w:cs="Lucida Console"/>
+          <w:kern w:val="0"/>
+          <w:sz w:val="18"/>
+          <w:szCs w:val="18"/>
+        </w:rPr>
+        <w:t>sosa</w:t>
+      </w:r>
+      <w:proofErr w:type="spellEnd"/>
+      <w:r>
+        <w:rPr>
+          <w:rFonts w:ascii="Lucida Console" w:hAnsi="Lucida Console" w:cs="Lucida Console"/>
+          <w:kern w:val="0"/>
+          <w:sz w:val="18"/>
+          <w:szCs w:val="18"/>
+        </w:rPr>
+        <w:t xml:space="preserve"> 429 : Magdeleine PERRIER : </w:t>
+      </w:r>
+      <w:proofErr w:type="spellStart"/>
+      <w:r>
+        <w:rPr>
+          <w:rFonts w:ascii="Lucida Console" w:hAnsi="Lucida Console" w:cs="Lucida Console"/>
+          <w:kern w:val="0"/>
+          <w:sz w:val="18"/>
+          <w:szCs w:val="18"/>
+        </w:rPr>
+        <w:t>event_nom</w:t>
+      </w:r>
+      <w:proofErr w:type="spellEnd"/>
+      <w:r>
+        <w:rPr>
+          <w:rFonts w:ascii="Lucida Console" w:hAnsi="Lucida Console" w:cs="Lucida Console"/>
+          <w:kern w:val="0"/>
+          <w:sz w:val="18"/>
+          <w:szCs w:val="18"/>
+        </w:rPr>
+        <w:t xml:space="preserve"> = 'Contrat de mariage (avec Jean LAMOUROUX) - Vallabrègues (30336)'</w:t>
+      </w:r>
+    </w:p>
+    <w:p/>
+    <w:p>
+      <w:proofErr w:type="gramStart"/>
+      <w:r>
+        <w:t>types</w:t>
+      </w:r>
+      <w:proofErr w:type="gramEnd"/>
+      <w:r>
+        <w:t xml:space="preserve"> d’événements :</w:t>
+      </w:r>
+    </w:p>
+    <w:p>
+      <w:r>
+        <w:t xml:space="preserve">&gt;&gt;&gt; </w:t>
+      </w:r>
+      <w:proofErr w:type="spellStart"/>
+      <w:proofErr w:type="gramStart"/>
+      <w:r>
+        <w:t>response.xpath</w:t>
+      </w:r>
+      <w:proofErr w:type="spellEnd"/>
+      <w:proofErr w:type="gramEnd"/>
+      <w:r>
+        <w:t>("//h2[</w:t>
+      </w:r>
+      <w:proofErr w:type="spellStart"/>
+      <w:r>
+        <w:t>span</w:t>
+      </w:r>
+      <w:proofErr w:type="spellEnd"/>
+      <w:r>
+        <w:t>='Événements ']/</w:t>
+      </w:r>
+      <w:proofErr w:type="spellStart"/>
+      <w:r>
+        <w:t>following</w:t>
+      </w:r>
+      <w:proofErr w:type="spellEnd"/>
+      <w:r>
+        <w:t>-sibling::table[1]/tr/td[2]/</w:t>
+      </w:r>
+      <w:proofErr w:type="spellStart"/>
+      <w:r>
+        <w:t>span</w:t>
+      </w:r>
+      <w:proofErr w:type="spellEnd"/>
+      <w:r>
+        <w:t>/@class").extract()</w:t>
+      </w:r>
+    </w:p>
+    <w:p>
+      <w:r>
+        <w:t>[</w:t>
+      </w:r>
+      <w:r>
+        <w:rPr>
+          <w:highlight w:val="yellow"/>
+        </w:rPr>
+        <w:t>'</w:t>
+      </w:r>
+      <w:proofErr w:type="spellStart"/>
+      <w:r>
+        <w:rPr>
+          <w:highlight w:val="yellow"/>
+        </w:rPr>
+        <w:t>ddate</w:t>
+      </w:r>
+      <w:proofErr w:type="spellEnd"/>
+      <w:r>
+        <w:t xml:space="preserve"> small-12 show-for-</w:t>
+      </w:r>
+      <w:proofErr w:type="spellStart"/>
+      <w:r>
+        <w:t>small</w:t>
+      </w:r>
+      <w:proofErr w:type="spellEnd"/>
+      <w:r>
+        <w:t>-</w:t>
+      </w:r>
+      <w:proofErr w:type="spellStart"/>
+      <w:r>
+        <w:t>only</w:t>
+      </w:r>
+      <w:proofErr w:type="spellEnd"/>
+      <w:r>
+        <w:t>', '</w:t>
+      </w:r>
+      <w:proofErr w:type="spellStart"/>
+      <w:r>
+        <w:t>nnom</w:t>
+      </w:r>
+      <w:proofErr w:type="spellEnd"/>
+      <w:r>
+        <w:t>', '</w:t>
+      </w:r>
+      <w:proofErr w:type="spellStart"/>
+      <w:r>
+        <w:t>ssource</w:t>
+      </w:r>
+      <w:proofErr w:type="spellEnd"/>
+      <w:r>
+        <w:t>', '</w:t>
+      </w:r>
+      <w:proofErr w:type="spellStart"/>
+      <w:r>
+        <w:t>ddate</w:t>
+      </w:r>
+      <w:proofErr w:type="spellEnd"/>
+      <w:r>
+        <w:t xml:space="preserve"> small-12 show-for-</w:t>
+      </w:r>
+      <w:proofErr w:type="spellStart"/>
+      <w:r>
+        <w:t>small</w:t>
+      </w:r>
+      <w:proofErr w:type="spellEnd"/>
+      <w:r>
+        <w:t>-</w:t>
+      </w:r>
+      <w:proofErr w:type="spellStart"/>
+      <w:r>
+        <w:t>only</w:t>
+      </w:r>
+      <w:proofErr w:type="spellEnd"/>
+      <w:r>
+        <w:t>', '</w:t>
+      </w:r>
+      <w:proofErr w:type="spellStart"/>
+      <w:r>
+        <w:t>nnom</w:t>
+      </w:r>
+      <w:proofErr w:type="spellEnd"/>
+      <w:r>
+        <w:t>', '</w:t>
+      </w:r>
+      <w:proofErr w:type="spellStart"/>
+      <w:r>
+        <w:t>ssource</w:t>
+      </w:r>
+      <w:proofErr w:type="spellEnd"/>
+      <w:r>
+        <w:t>', 'small-12 show-for-</w:t>
+      </w:r>
+      <w:proofErr w:type="spellStart"/>
+      <w:r>
+        <w:t>small</w:t>
+      </w:r>
+      <w:proofErr w:type="spellEnd"/>
+      <w:r>
+        <w:t>-</w:t>
+      </w:r>
+      <w:proofErr w:type="spellStart"/>
+      <w:r>
+        <w:t>only</w:t>
+      </w:r>
+      <w:proofErr w:type="spellEnd"/>
+      <w:r>
+        <w:t>', '</w:t>
+      </w:r>
+      <w:proofErr w:type="spellStart"/>
+      <w:r>
+        <w:t>nnom</w:t>
+      </w:r>
+      <w:proofErr w:type="spellEnd"/>
+      <w:r>
+        <w:t>', '</w:t>
+      </w:r>
+      <w:proofErr w:type="spellStart"/>
+      <w:r>
+        <w:t>ssource</w:t>
+      </w:r>
+      <w:proofErr w:type="spellEnd"/>
+      <w:r>
+        <w:t>', 'small-12 show-for-</w:t>
+      </w:r>
+      <w:proofErr w:type="spellStart"/>
+      <w:r>
+        <w:t>small</w:t>
+      </w:r>
+      <w:proofErr w:type="spellEnd"/>
+      <w:r>
+        <w:t>-</w:t>
+      </w:r>
+      <w:proofErr w:type="spellStart"/>
+      <w:r>
+        <w:t>only</w:t>
+      </w:r>
+      <w:proofErr w:type="spellEnd"/>
+      <w:r>
+        <w:t>', '</w:t>
+      </w:r>
+      <w:proofErr w:type="spellStart"/>
+      <w:r>
+        <w:t>nnom</w:t>
+      </w:r>
+      <w:proofErr w:type="spellEnd"/>
+      <w:r>
+        <w:t>', '</w:t>
+      </w:r>
+      <w:proofErr w:type="spellStart"/>
+      <w:r>
+        <w:t>ssource</w:t>
+      </w:r>
+      <w:proofErr w:type="spellEnd"/>
+      <w:r>
+        <w:t>', '</w:t>
+      </w:r>
+      <w:proofErr w:type="spellStart"/>
+      <w:r>
+        <w:t>ddate</w:t>
+      </w:r>
+      <w:proofErr w:type="spellEnd"/>
+      <w:r>
+        <w:t xml:space="preserve"> small-12 show-for-</w:t>
+      </w:r>
+      <w:proofErr w:type="spellStart"/>
+      <w:r>
+        <w:t>small</w:t>
+      </w:r>
+      <w:proofErr w:type="spellEnd"/>
+      <w:r>
+        <w:t>-</w:t>
+      </w:r>
+      <w:proofErr w:type="spellStart"/>
+      <w:r>
+        <w:t>only</w:t>
+      </w:r>
+      <w:proofErr w:type="spellEnd"/>
+      <w:r>
+        <w:t>', '</w:t>
+      </w:r>
+      <w:proofErr w:type="spellStart"/>
+      <w:r>
+        <w:t>nnom</w:t>
+      </w:r>
+      <w:proofErr w:type="spellEnd"/>
+      <w:r>
+        <w:t>', '</w:t>
+      </w:r>
+      <w:proofErr w:type="spellStart"/>
+      <w:r>
+        <w:t>ssource</w:t>
+      </w:r>
+      <w:proofErr w:type="spellEnd"/>
+      <w:r>
+        <w:t>', '</w:t>
+      </w:r>
+      <w:proofErr w:type="spellStart"/>
+      <w:r>
+        <w:t>ddate</w:t>
+      </w:r>
+      <w:proofErr w:type="spellEnd"/>
+      <w:r>
+        <w:t xml:space="preserve"> small-12 show-for-</w:t>
+      </w:r>
+      <w:proofErr w:type="spellStart"/>
+      <w:r>
+        <w:t>small</w:t>
+      </w:r>
+      <w:proofErr w:type="spellEnd"/>
+      <w:r>
+        <w:t>-</w:t>
+      </w:r>
+      <w:proofErr w:type="spellStart"/>
+      <w:r>
+        <w:t>only</w:t>
+      </w:r>
+      <w:proofErr w:type="spellEnd"/>
+      <w:r>
+        <w:t>', '</w:t>
+      </w:r>
+      <w:proofErr w:type="spellStart"/>
+      <w:r>
+        <w:t>nnom</w:t>
+      </w:r>
+      <w:proofErr w:type="spellEnd"/>
+      <w:r>
+        <w:t>', '</w:t>
+      </w:r>
+      <w:proofErr w:type="spellStart"/>
+      <w:r>
+        <w:t>ssource</w:t>
+      </w:r>
+      <w:proofErr w:type="spellEnd"/>
+      <w:r>
+        <w:t>', '</w:t>
+      </w:r>
+      <w:proofErr w:type="spellStart"/>
+      <w:r>
+        <w:t>ddate</w:t>
+      </w:r>
+      <w:proofErr w:type="spellEnd"/>
+      <w:r>
+        <w:t xml:space="preserve"> small-12 show-for-</w:t>
+      </w:r>
+      <w:proofErr w:type="spellStart"/>
+      <w:r>
+        <w:t>small</w:t>
+      </w:r>
+      <w:proofErr w:type="spellEnd"/>
+      <w:r>
+        <w:t>-</w:t>
+      </w:r>
+      <w:proofErr w:type="spellStart"/>
+      <w:r>
+        <w:t>only</w:t>
+      </w:r>
+      <w:proofErr w:type="spellEnd"/>
+      <w:r>
+        <w:t>', '</w:t>
+      </w:r>
+      <w:proofErr w:type="spellStart"/>
+      <w:r>
+        <w:t>nnom</w:t>
+      </w:r>
+      <w:proofErr w:type="spellEnd"/>
+      <w:r>
+        <w:t>', '</w:t>
+      </w:r>
+      <w:proofErr w:type="spellStart"/>
+      <w:r>
+        <w:t>ssource</w:t>
+      </w:r>
+      <w:proofErr w:type="spellEnd"/>
+      <w:r>
+        <w:t>']</w:t>
+      </w:r>
+    </w:p>
     <w:p/>
     <w:p/>
     <w:p/>
@@ -10795,7 +11512,7 @@
       <w:rPr>
         <w:noProof/>
       </w:rPr>
-      <w:t>06/08/2023</w:t>
+      <w:t>07/08/2023</w:t>
     </w:r>
     <w:r>
       <w:fldChar w:fldCharType="end"/>

--- a/doc/NotesNRa4_tests.docx
+++ b/doc/NotesNRa4_tests.docx
@@ -1017,23 +1017,41 @@
       </w:r>
       <w:proofErr w:type="spellEnd"/>
       <w:r>
+        <w:rPr>
+          <w:highlight w:val="yellow"/>
+        </w:rPr>
         <w:t xml:space="preserve"> small-12 show-for-</w:t>
       </w:r>
       <w:proofErr w:type="spellStart"/>
       <w:r>
+        <w:rPr>
+          <w:highlight w:val="yellow"/>
+        </w:rPr>
         <w:t>small</w:t>
       </w:r>
       <w:proofErr w:type="spellEnd"/>
       <w:r>
+        <w:rPr>
+          <w:highlight w:val="yellow"/>
+        </w:rPr>
         <w:t>-</w:t>
       </w:r>
       <w:proofErr w:type="spellStart"/>
       <w:r>
+        <w:rPr>
+          <w:highlight w:val="yellow"/>
+        </w:rPr>
         <w:t>only</w:t>
       </w:r>
       <w:proofErr w:type="spellEnd"/>
       <w:r>
-        <w:t>', '</w:t>
+        <w:rPr>
+          <w:highlight w:val="yellow"/>
+        </w:rPr>
+        <w:t>'</w:t>
+      </w:r>
+      <w:r>
+        <w:t>, '</w:t>
       </w:r>
       <w:proofErr w:type="spellStart"/>
       <w:r>

--- a/doc/NotesNRa4_tests.docx
+++ b/doc/NotesNRa4_tests.docx
@@ -199,7 +199,74 @@
           <w:rFonts w:eastAsiaTheme="majorEastAsia"/>
           <w:highlight w:val="cyan"/>
         </w:rPr>
-        <w:t xml:space="preserve"> -a url="https://gw.geneanet.org/nraibaut2_w?lang=fr&amp;n=dupont&amp;oc=0&amp;p=gerard"</w:t>
+        <w:t xml:space="preserve"> -a url="https://gw.geneanet.org/nraibaut2</w:t>
+      </w:r>
+      <w:r>
+        <w:rPr>
+          <w:rStyle w:val="n"/>
+          <w:rFonts w:eastAsiaTheme="majorEastAsia"/>
+          <w:b/>
+          <w:bCs/>
+          <w:color w:val="FF0000"/>
+          <w:highlight w:val="yellow"/>
+        </w:rPr>
+        <w:t>_w</w:t>
+      </w:r>
+      <w:r>
+        <w:rPr>
+          <w:rStyle w:val="n"/>
+          <w:rFonts w:eastAsiaTheme="majorEastAsia"/>
+          <w:highlight w:val="cyan"/>
+        </w:rPr>
+        <w:t>?lang=fr&amp;n=dupont&amp;oc=0&amp;p=gerard"</w:t>
+      </w:r>
+    </w:p>
+    <w:p>
+      <w:pPr>
+        <w:pStyle w:val="PrformatHTML"/>
+        <w:rPr>
+          <w:rStyle w:val="n"/>
+          <w:rFonts w:eastAsiaTheme="majorEastAsia"/>
+          <w:highlight w:val="cyan"/>
+        </w:rPr>
+      </w:pPr>
+      <w:proofErr w:type="spellStart"/>
+      <w:proofErr w:type="gramStart"/>
+      <w:r>
+        <w:rPr>
+          <w:rStyle w:val="n"/>
+          <w:rFonts w:eastAsiaTheme="majorEastAsia"/>
+          <w:highlight w:val="cyan"/>
+        </w:rPr>
+        <w:t>scrapy</w:t>
+      </w:r>
+      <w:proofErr w:type="spellEnd"/>
+      <w:proofErr w:type="gramEnd"/>
+      <w:r>
+        <w:rPr>
+          <w:rStyle w:val="n"/>
+          <w:rFonts w:eastAsiaTheme="majorEastAsia"/>
+          <w:highlight w:val="cyan"/>
+        </w:rPr>
+        <w:t xml:space="preserve"> crawl </w:t>
+      </w:r>
+      <w:proofErr w:type="spellStart"/>
+      <w:r>
+        <w:rPr>
+          <w:rStyle w:val="n"/>
+          <w:rFonts w:eastAsiaTheme="majorEastAsia"/>
+          <w:highlight w:val="cyan"/>
+        </w:rPr>
+        <w:t>geneanet</w:t>
+      </w:r>
+      <w:proofErr w:type="spellEnd"/>
+      <w:r>
+        <w:rPr>
+          <w:rStyle w:val="n"/>
+          <w:rFonts w:eastAsiaTheme="majorEastAsia"/>
+          <w:highlight w:val="cyan"/>
+        </w:rPr>
+        <w:t xml:space="preserve"> -a url="https://gw.geneanet.org/nraibaut2?lang=fr&amp;n=dupont&amp;oc=0&amp;p=gerard"</w:t>
       </w:r>
     </w:p>
     <w:p/>
@@ -356,6 +423,153 @@
         <w:t>"https://gw.geneanet.org/danielr13?lang=fr&amp;n=nicolas&amp;oc=0&amp;p=etienne+henri"</w:t>
       </w:r>
     </w:p>
+    <w:p/>
+    <w:p>
+      <w:pPr>
+        <w:rPr>
+          <w:rStyle w:val="n"/>
+          <w:rFonts w:ascii="Courier New" w:eastAsiaTheme="majorEastAsia" w:hAnsi="Courier New" w:cs="Courier New"/>
+          <w:kern w:val="0"/>
+          <w:sz w:val="20"/>
+          <w:szCs w:val="20"/>
+          <w:highlight w:val="green"/>
+          <w:lang w:eastAsia="fr-FR"/>
+          <w14:ligatures w14:val="none"/>
+        </w:rPr>
+      </w:pPr>
+      <w:proofErr w:type="spellStart"/>
+      <w:proofErr w:type="gramStart"/>
+      <w:r>
+        <w:rPr>
+          <w:rStyle w:val="n"/>
+          <w:rFonts w:ascii="Courier New" w:eastAsiaTheme="majorEastAsia" w:hAnsi="Courier New" w:cs="Courier New"/>
+          <w:kern w:val="0"/>
+          <w:sz w:val="20"/>
+          <w:szCs w:val="20"/>
+          <w:highlight w:val="green"/>
+          <w:lang w:eastAsia="fr-FR"/>
+          <w14:ligatures w14:val="none"/>
+        </w:rPr>
+        <w:t>scrapy</w:t>
+      </w:r>
+      <w:proofErr w:type="spellEnd"/>
+      <w:proofErr w:type="gramEnd"/>
+      <w:r>
+        <w:rPr>
+          <w:rStyle w:val="n"/>
+          <w:rFonts w:ascii="Courier New" w:eastAsiaTheme="majorEastAsia" w:hAnsi="Courier New" w:cs="Courier New"/>
+          <w:kern w:val="0"/>
+          <w:sz w:val="20"/>
+          <w:szCs w:val="20"/>
+          <w:highlight w:val="green"/>
+          <w:lang w:eastAsia="fr-FR"/>
+          <w14:ligatures w14:val="none"/>
+        </w:rPr>
+        <w:t xml:space="preserve"> crawl </w:t>
+      </w:r>
+      <w:proofErr w:type="spellStart"/>
+      <w:r>
+        <w:rPr>
+          <w:rStyle w:val="n"/>
+          <w:rFonts w:ascii="Courier New" w:eastAsiaTheme="majorEastAsia" w:hAnsi="Courier New" w:cs="Courier New"/>
+          <w:kern w:val="0"/>
+          <w:sz w:val="20"/>
+          <w:szCs w:val="20"/>
+          <w:highlight w:val="green"/>
+          <w:lang w:eastAsia="fr-FR"/>
+          <w14:ligatures w14:val="none"/>
+        </w:rPr>
+        <w:t>geneanet</w:t>
+      </w:r>
+      <w:proofErr w:type="spellEnd"/>
+      <w:r>
+        <w:rPr>
+          <w:rStyle w:val="n"/>
+          <w:rFonts w:ascii="Courier New" w:eastAsiaTheme="majorEastAsia" w:hAnsi="Courier New" w:cs="Courier New"/>
+          <w:kern w:val="0"/>
+          <w:sz w:val="20"/>
+          <w:szCs w:val="20"/>
+          <w:highlight w:val="green"/>
+          <w:lang w:eastAsia="fr-FR"/>
+          <w14:ligatures w14:val="none"/>
+        </w:rPr>
+        <w:t xml:space="preserve"> -a url="file:D:\Users\Nicolas\Documents\Python\geneanet\result\pages\gw.geneanet.org.nraibaut2.lang=fr.n=dupont.oc=0.p=gerard.html"</w:t>
+      </w:r>
+    </w:p>
+    <w:p/>
+    <w:p>
+      <w:pPr>
+        <w:rPr>
+          <w:rStyle w:val="n"/>
+          <w:rFonts w:ascii="Courier New" w:eastAsiaTheme="majorEastAsia" w:hAnsi="Courier New" w:cs="Courier New"/>
+          <w:kern w:val="0"/>
+          <w:sz w:val="20"/>
+          <w:szCs w:val="20"/>
+          <w:highlight w:val="green"/>
+          <w:lang w:eastAsia="fr-FR"/>
+          <w14:ligatures w14:val="none"/>
+        </w:rPr>
+      </w:pPr>
+      <w:proofErr w:type="spellStart"/>
+      <w:proofErr w:type="gramStart"/>
+      <w:r>
+        <w:rPr>
+          <w:rStyle w:val="n"/>
+          <w:rFonts w:ascii="Courier New" w:eastAsiaTheme="majorEastAsia" w:hAnsi="Courier New" w:cs="Courier New"/>
+          <w:kern w:val="0"/>
+          <w:sz w:val="20"/>
+          <w:szCs w:val="20"/>
+          <w:highlight w:val="green"/>
+          <w:lang w:eastAsia="fr-FR"/>
+          <w14:ligatures w14:val="none"/>
+        </w:rPr>
+        <w:t>scrapy</w:t>
+      </w:r>
+      <w:proofErr w:type="spellEnd"/>
+      <w:proofErr w:type="gramEnd"/>
+      <w:r>
+        <w:rPr>
+          <w:rStyle w:val="n"/>
+          <w:rFonts w:ascii="Courier New" w:eastAsiaTheme="majorEastAsia" w:hAnsi="Courier New" w:cs="Courier New"/>
+          <w:kern w:val="0"/>
+          <w:sz w:val="20"/>
+          <w:szCs w:val="20"/>
+          <w:highlight w:val="green"/>
+          <w:lang w:eastAsia="fr-FR"/>
+          <w14:ligatures w14:val="none"/>
+        </w:rPr>
+        <w:t xml:space="preserve"> crawl </w:t>
+      </w:r>
+      <w:proofErr w:type="spellStart"/>
+      <w:r>
+        <w:rPr>
+          <w:rStyle w:val="n"/>
+          <w:rFonts w:ascii="Courier New" w:eastAsiaTheme="majorEastAsia" w:hAnsi="Courier New" w:cs="Courier New"/>
+          <w:kern w:val="0"/>
+          <w:sz w:val="20"/>
+          <w:szCs w:val="20"/>
+          <w:highlight w:val="green"/>
+          <w:lang w:eastAsia="fr-FR"/>
+          <w14:ligatures w14:val="none"/>
+        </w:rPr>
+        <w:t>geneanet</w:t>
+      </w:r>
+      <w:proofErr w:type="spellEnd"/>
+      <w:r>
+        <w:rPr>
+          <w:rStyle w:val="n"/>
+          <w:rFonts w:ascii="Courier New" w:eastAsiaTheme="majorEastAsia" w:hAnsi="Courier New" w:cs="Courier New"/>
+          <w:kern w:val="0"/>
+          <w:sz w:val="20"/>
+          <w:szCs w:val="20"/>
+          <w:highlight w:val="green"/>
+          <w:lang w:eastAsia="fr-FR"/>
+          <w14:ligatures w14:val="none"/>
+        </w:rPr>
+        <w:t xml:space="preserve"> -a url="file:result\pages\gw.geneanet.org.nraibaut2.lang=fr.n=dupont.oc=0.p=gerard.html"</w:t>
+      </w:r>
+    </w:p>
+    <w:p/>
     <w:p/>
     <w:p>
       <w:proofErr w:type="spellStart"/>
@@ -417,6 +631,33 @@
       </w:r>
     </w:p>
     <w:p/>
+    <w:p>
+      <w:proofErr w:type="gramStart"/>
+      <w:r>
+        <w:t>python</w:t>
+      </w:r>
+      <w:proofErr w:type="gramEnd"/>
+      <w:r>
+        <w:t xml:space="preserve"> tests/</w:t>
+      </w:r>
+      <w:r>
+        <w:t>TestDateConverter</w:t>
+      </w:r>
+      <w:r>
+        <w:t>.py</w:t>
+      </w:r>
+      <w:r>
+        <w:t xml:space="preserve"> &gt; tests/</w:t>
+      </w:r>
+      <w:r>
+        <w:t>TestDateConverter</w:t>
+      </w:r>
+      <w:r>
+        <w:t>.log 2&gt;&amp;1</w:t>
+      </w:r>
+    </w:p>
+    <w:p/>
+    <w:p/>
     <w:p/>
     <w:p>
       <w:pPr>
@@ -531,6 +772,7 @@
     <w:p>
       <w:proofErr w:type="gramStart"/>
       <w:r>
+        <w:lastRenderedPageBreak/>
         <w:t>homme</w:t>
       </w:r>
       <w:proofErr w:type="gramEnd"/>
@@ -818,10 +1060,7 @@
     <w:p/>
     <w:p>
       <w:r>
-        <w:t>Evénements[</w:t>
-      </w:r>
-      <w:r>
-        <w:t>class='</w:t>
+        <w:t>Evénements[class='</w:t>
       </w:r>
       <w:proofErr w:type="spellStart"/>
       <w:r>
@@ -829,22 +1068,13 @@
       </w:r>
       <w:proofErr w:type="spellEnd"/>
       <w:r>
-        <w:t>'</w:t>
-      </w:r>
-      <w:r>
-        <w:t xml:space="preserve">] : </w:t>
-      </w:r>
-      <w:r>
-        <w:t>Naissance Baptême Profession</w:t>
+        <w:t>'] : Naissance Baptême Profession</w:t>
       </w:r>
       <w:r>
         <w:t xml:space="preserve"> </w:t>
       </w:r>
       <w:r>
-        <w:t>Domicile Diplôme Décès Inhumation</w:t>
-      </w:r>
-      <w:r>
-        <w:t xml:space="preserve"> </w:t>
+        <w:t xml:space="preserve">Domicile Diplôme Décès Inhumation </w:t>
       </w:r>
       <w:r>
         <w:rPr>
@@ -864,7 +1094,6 @@
           <w:sz w:val="18"/>
           <w:szCs w:val="18"/>
         </w:rPr>
-        <w:lastRenderedPageBreak/>
         <w:t>result/gw.geneanet.org.danielr13.lang=fr.n=</w:t>
       </w:r>
       <w:proofErr w:type="gramStart"/>
@@ -11530,7 +11759,7 @@
       <w:rPr>
         <w:noProof/>
       </w:rPr>
-      <w:t>07/08/2023</w:t>
+      <w:t>08/08/2023</w:t>
     </w:r>
     <w:r>
       <w:fldChar w:fldCharType="end"/>

--- a/doc/NotesNRa4_tests.docx
+++ b/doc/NotesNRa4_tests.docx
@@ -570,6 +570,34 @@
       </w:r>
     </w:p>
     <w:p/>
+    <w:p>
+      <w:proofErr w:type="spellStart"/>
+      <w:proofErr w:type="gramStart"/>
+      <w:r>
+        <w:t>grep</w:t>
+      </w:r>
+      <w:proofErr w:type="spellEnd"/>
+      <w:proofErr w:type="gramEnd"/>
+      <w:r>
+        <w:t xml:space="preserve"> </w:t>
+      </w:r>
+      <w:proofErr w:type="spellStart"/>
+      <w:r>
+        <w:t>Traceback</w:t>
+      </w:r>
+      <w:proofErr w:type="spellEnd"/>
+      <w:r>
+        <w:t xml:space="preserve"> </w:t>
+      </w:r>
+      <w:proofErr w:type="spellStart"/>
+      <w:r>
+        <w:t>result</w:t>
+      </w:r>
+      <w:proofErr w:type="spellEnd"/>
+      <w:r>
+        <w:t>/*.log</w:t>
+      </w:r>
+    </w:p>
     <w:p/>
     <w:p>
       <w:proofErr w:type="spellStart"/>
@@ -580,9 +608,27 @@
       <w:proofErr w:type="spellEnd"/>
       <w:proofErr w:type="gramEnd"/>
       <w:r>
+        <w:t xml:space="preserve"> -i </w:t>
+      </w:r>
+      <w:proofErr w:type="spellStart"/>
+      <w:r>
+        <w:t>error</w:t>
+      </w:r>
+      <w:proofErr w:type="spellEnd"/>
+      <w:r>
         <w:t xml:space="preserve"> </w:t>
       </w:r>
-    </w:p>
+      <w:proofErr w:type="spellStart"/>
+      <w:r>
+        <w:t>result</w:t>
+      </w:r>
+      <w:proofErr w:type="spellEnd"/>
+      <w:r>
+        <w:t>/*.log</w:t>
+      </w:r>
+    </w:p>
+    <w:p/>
+    <w:p/>
     <w:p>
       <w:pPr>
         <w:rPr>
@@ -772,7 +818,6 @@
     <w:p>
       <w:proofErr w:type="gramStart"/>
       <w:r>
-        <w:lastRenderedPageBreak/>
         <w:t>homme</w:t>
       </w:r>
       <w:proofErr w:type="gramEnd"/>
@@ -11759,7 +11804,7 @@
       <w:rPr>
         <w:noProof/>
       </w:rPr>
-      <w:t>08/08/2023</w:t>
+      <w:t>10/08/2023</w:t>
     </w:r>
     <w:r>
       <w:fldChar w:fldCharType="end"/>

--- a/doc/NotesNRa4_tests.docx
+++ b/doc/NotesNRa4_tests.docx
@@ -792,6 +792,95 @@
           <w:highlight w:val="cyan"/>
         </w:rPr>
         <w:t>"https://gw.geneanet.org/nraibaut2_w?lang=fr&amp;n=dupont&amp;oc=0&amp;p=gerard"</w:t>
+      </w:r>
+    </w:p>
+    <w:p>
+      <w:pPr>
+        <w:pStyle w:val="PrformatHTML"/>
+        <w:rPr>
+          <w:rStyle w:val="n"/>
+          <w:rFonts w:eastAsiaTheme="majorEastAsia"/>
+          <w:highlight w:val="cyan"/>
+        </w:rPr>
+      </w:pPr>
+      <w:proofErr w:type="spellStart"/>
+      <w:proofErr w:type="gramStart"/>
+      <w:r>
+        <w:rPr>
+          <w:rStyle w:val="kn"/>
+          <w:rFonts w:eastAsiaTheme="majorEastAsia"/>
+          <w:highlight w:val="cyan"/>
+        </w:rPr>
+        <w:lastRenderedPageBreak/>
+        <w:t>scrapy</w:t>
+      </w:r>
+      <w:proofErr w:type="spellEnd"/>
+      <w:proofErr w:type="gramEnd"/>
+      <w:r>
+        <w:rPr>
+          <w:rStyle w:val="kn"/>
+          <w:rFonts w:eastAsiaTheme="majorEastAsia"/>
+          <w:highlight w:val="cyan"/>
+        </w:rPr>
+        <w:t xml:space="preserve"> </w:t>
+      </w:r>
+      <w:proofErr w:type="spellStart"/>
+      <w:r>
+        <w:rPr>
+          <w:rStyle w:val="kn"/>
+          <w:rFonts w:eastAsiaTheme="majorEastAsia"/>
+          <w:highlight w:val="cyan"/>
+        </w:rPr>
+        <w:t>shel</w:t>
+      </w:r>
+      <w:r>
+        <w:rPr>
+          <w:rStyle w:val="kn"/>
+          <w:rFonts w:eastAsiaTheme="majorEastAsia"/>
+          <w:highlight w:val="cyan"/>
+        </w:rPr>
+        <w:t>l</w:t>
+      </w:r>
+      <w:proofErr w:type="spellEnd"/>
+      <w:r>
+        <w:rPr>
+          <w:rStyle w:val="kn"/>
+          <w:rFonts w:eastAsiaTheme="majorEastAsia"/>
+          <w:highlight w:val="cyan"/>
+        </w:rPr>
+        <w:t xml:space="preserve"> </w:t>
+      </w:r>
+      <w:r>
+        <w:rPr>
+          <w:rStyle w:val="n"/>
+          <w:rFonts w:eastAsiaTheme="majorEastAsia"/>
+          <w:highlight w:val="cyan"/>
+        </w:rPr>
+        <w:t>"</w:t>
+      </w:r>
+      <w:r>
+        <w:t>file:</w:t>
+      </w:r>
+      <w:r>
+        <w:t>D:\Users\Nicolas\Documents\Python\geneanet\result\pages</w:t>
+      </w:r>
+      <w:r>
+        <w:t>\</w:t>
+      </w:r>
+      <w:r>
+        <w:rPr>
+          <w:rStyle w:val="n"/>
+          <w:rFonts w:eastAsiaTheme="majorEastAsia"/>
+        </w:rPr>
+        <w:t>gw.geneanet.org.nraibaut2.lang=fr.n=dupont.oc=0.p=gerard.html</w:t>
+      </w:r>
+      <w:r>
+        <w:rPr>
+          <w:rStyle w:val="n"/>
+          <w:rFonts w:eastAsiaTheme="majorEastAsia"/>
+          <w:highlight w:val="cyan"/>
+        </w:rPr>
+        <w:t>"</w:t>
       </w:r>
     </w:p>
     <w:p/>
@@ -11804,7 +11893,7 @@
       <w:rPr>
         <w:noProof/>
       </w:rPr>
-      <w:t>10/08/2023</w:t>
+      <w:t>11/08/2023</w:t>
     </w:r>
     <w:r>
       <w:fldChar w:fldCharType="end"/>

--- a/doc/NotesNRa4_tests.docx
+++ b/doc/NotesNRa4_tests.docx
@@ -598,6 +598,82 @@
         <w:t>/*.log</w:t>
       </w:r>
     </w:p>
+    <w:p>
+      <w:pPr>
+        <w:autoSpaceDE w:val="0"/>
+        <w:autoSpaceDN w:val="0"/>
+        <w:adjustRightInd w:val="0"/>
+        <w:rPr>
+          <w:rFonts w:ascii="Lucida Console" w:hAnsi="Lucida Console" w:cs="Lucida Console"/>
+          <w:kern w:val="0"/>
+          <w:sz w:val="18"/>
+          <w:szCs w:val="18"/>
+        </w:rPr>
+      </w:pPr>
+      <w:proofErr w:type="spellStart"/>
+      <w:proofErr w:type="gramStart"/>
+      <w:r>
+        <w:rPr>
+          <w:rFonts w:ascii="Lucida Console" w:hAnsi="Lucida Console" w:cs="Lucida Console"/>
+          <w:kern w:val="0"/>
+          <w:sz w:val="18"/>
+          <w:szCs w:val="18"/>
+        </w:rPr>
+        <w:t>egrep</w:t>
+      </w:r>
+      <w:proofErr w:type="spellEnd"/>
+      <w:proofErr w:type="gramEnd"/>
+      <w:r>
+        <w:rPr>
+          <w:rFonts w:ascii="Lucida Console" w:hAnsi="Lucida Console" w:cs="Lucida Console"/>
+          <w:kern w:val="0"/>
+          <w:sz w:val="18"/>
+          <w:szCs w:val="18"/>
+        </w:rPr>
+        <w:t xml:space="preserve"> '</w:t>
+      </w:r>
+      <w:proofErr w:type="spellStart"/>
+      <w:r>
+        <w:rPr>
+          <w:rFonts w:ascii="Lucida Console" w:hAnsi="Lucida Console" w:cs="Lucida Console"/>
+          <w:kern w:val="0"/>
+          <w:sz w:val="18"/>
+          <w:szCs w:val="18"/>
+        </w:rPr>
+        <w:t>Traceback|ERROR</w:t>
+      </w:r>
+      <w:proofErr w:type="spellEnd"/>
+      <w:r>
+        <w:rPr>
+          <w:rFonts w:ascii="Lucida Console" w:hAnsi="Lucida Console" w:cs="Lucida Console"/>
+          <w:kern w:val="0"/>
+          <w:sz w:val="18"/>
+          <w:szCs w:val="18"/>
+        </w:rPr>
+        <w:t xml:space="preserve">' </w:t>
+      </w:r>
+      <w:proofErr w:type="spellStart"/>
+      <w:r>
+        <w:rPr>
+          <w:rFonts w:ascii="Lucida Console" w:hAnsi="Lucida Console" w:cs="Lucida Console"/>
+          <w:kern w:val="0"/>
+          <w:sz w:val="18"/>
+          <w:szCs w:val="18"/>
+        </w:rPr>
+        <w:t>result</w:t>
+      </w:r>
+      <w:proofErr w:type="spellEnd"/>
+      <w:r>
+        <w:rPr>
+          <w:rFonts w:ascii="Lucida Console" w:hAnsi="Lucida Console" w:cs="Lucida Console"/>
+          <w:kern w:val="0"/>
+          <w:sz w:val="18"/>
+          <w:szCs w:val="18"/>
+        </w:rPr>
+        <w:t>/*.log</w:t>
+      </w:r>
+    </w:p>
+    <w:p/>
     <w:p/>
     <w:p>
       <w:proofErr w:type="spellStart"/>
@@ -747,6 +823,7 @@
           <w:rFonts w:eastAsiaTheme="majorEastAsia"/>
           <w:highlight w:val="cyan"/>
         </w:rPr>
+        <w:lastRenderedPageBreak/>
         <w:t>scrapy</w:t>
       </w:r>
       <w:proofErr w:type="spellEnd"/>
@@ -811,7 +888,6 @@
           <w:rFonts w:eastAsiaTheme="majorEastAsia"/>
           <w:highlight w:val="cyan"/>
         </w:rPr>
-        <w:lastRenderedPageBreak/>
         <w:t>scrapy</w:t>
       </w:r>
       <w:proofErr w:type="spellEnd"/>

--- a/doc/NotesNRa4_tests.docx
+++ b/doc/NotesNRa4_tests.docx
@@ -1737,6 +1737,2387 @@
     <w:p/>
     <w:p/>
     <w:p>
+      <w:r>
+        <w:t>Notes</w:t>
+      </w:r>
+    </w:p>
+    <w:p>
+      <w:pPr>
+        <w:rPr>
+          <w:rStyle w:val="Lienhypertexte"/>
+        </w:rPr>
+      </w:pPr>
+      <w:hyperlink r:id="rId8" w:history="1">
+        <w:r>
+          <w:rPr>
+            <w:rStyle w:val="Lienhypertexte"/>
+          </w:rPr>
+          <w:t>file:///D:/Users/Nicolas/Documents/Python/geneanet/result/pages/gw.geneanet.org.nraibaut2.lang=fr.p=pierre.n=dupont.html</w:t>
+        </w:r>
+      </w:hyperlink>
+    </w:p>
+    <w:bookmarkStart w:id="0" w:name="_Hlk143032551"/>
+    <w:p>
+      <w:r>
+        <w:fldChar w:fldCharType="begin"/>
+      </w:r>
+      <w:r>
+        <w:instrText>HYPERLINK "</w:instrText>
+      </w:r>
+      <w:r>
+        <w:instrText>https://gw.geneanet.org/nraibaut2?lang=fr&amp;p=pierre&amp;n=dupont</w:instrText>
+      </w:r>
+      <w:r>
+        <w:instrText>"</w:instrText>
+      </w:r>
+      <w:r>
+        <w:fldChar w:fldCharType="separate"/>
+      </w:r>
+      <w:r>
+        <w:rPr>
+          <w:rStyle w:val="Lienhypertexte"/>
+        </w:rPr>
+        <w:t>https://gw.geneanet.org/nraibaut2?lang=fr&amp;p=pierre&amp;n=dupont</w:t>
+      </w:r>
+      <w:r>
+        <w:fldChar w:fldCharType="end"/>
+      </w:r>
+    </w:p>
+    <w:bookmarkEnd w:id="0"/>
+    <w:p/>
+    <w:p>
+      <w:r>
+        <w:rPr>
+          <w:noProof/>
+        </w:rPr>
+        <w:lastRenderedPageBreak/>
+        <w:drawing>
+          <wp:inline distT="0" distB="0" distL="0" distR="0" wp14:anchorId="1AB230D8" wp14:editId="41089AAC">
+            <wp:extent cx="1739609" cy="1816925"/>
+            <wp:effectExtent l="0" t="0" r="0" b="0"/>
+            <wp:docPr id="1198804864" name="Image 1"/>
+            <wp:cNvGraphicFramePr>
+              <a:graphicFrameLocks xmlns:a="http://schemas.openxmlformats.org/drawingml/2006/main" noChangeAspect="1"/>
+            </wp:cNvGraphicFramePr>
+            <a:graphic xmlns:a="http://schemas.openxmlformats.org/drawingml/2006/main">
+              <a:graphicData uri="http://schemas.openxmlformats.org/drawingml/2006/picture">
+                <pic:pic xmlns:pic="http://schemas.openxmlformats.org/drawingml/2006/picture">
+                  <pic:nvPicPr>
+                    <pic:cNvPr id="1198804864" name=""/>
+                    <pic:cNvPicPr/>
+                  </pic:nvPicPr>
+                  <pic:blipFill>
+                    <a:blip r:embed="rId9"/>
+                    <a:stretch>
+                      <a:fillRect/>
+                    </a:stretch>
+                  </pic:blipFill>
+                  <pic:spPr>
+                    <a:xfrm>
+                      <a:off x="0" y="0"/>
+                      <a:ext cx="1749259" cy="1827004"/>
+                    </a:xfrm>
+                    <a:prstGeom prst="rect">
+                      <a:avLst/>
+                    </a:prstGeom>
+                  </pic:spPr>
+                </pic:pic>
+              </a:graphicData>
+            </a:graphic>
+          </wp:inline>
+        </w:drawing>
+      </w:r>
+    </w:p>
+    <w:p>
+      <w:pPr>
+        <w:pStyle w:val="Listing"/>
+      </w:pPr>
+      <w:proofErr w:type="gramStart"/>
+      <w:r>
+        <w:t>&lt;!--</w:t>
+      </w:r>
+      <w:proofErr w:type="gramEnd"/>
+      <w:r>
+        <w:t xml:space="preserve"> notes --&gt;</w:t>
+      </w:r>
+    </w:p>
+    <w:p>
+      <w:pPr>
+        <w:pStyle w:val="Listing"/>
+      </w:pPr>
+      <w:r>
+        <w:t>&lt;</w:t>
+      </w:r>
+      <w:proofErr w:type="gramStart"/>
+      <w:r>
+        <w:t>a</w:t>
+      </w:r>
+      <w:proofErr w:type="gramEnd"/>
+      <w:r>
+        <w:t xml:space="preserve"> </w:t>
+      </w:r>
+      <w:proofErr w:type="spellStart"/>
+      <w:r>
+        <w:t>name</w:t>
+      </w:r>
+      <w:proofErr w:type="spellEnd"/>
+      <w:r>
+        <w:t>="notes"&gt;&lt;/a&gt;</w:t>
+      </w:r>
+    </w:p>
+    <w:p>
+      <w:pPr>
+        <w:pStyle w:val="Listing"/>
+      </w:pPr>
+      <w:r>
+        <w:t>&lt;</w:t>
+      </w:r>
+      <w:proofErr w:type="gramStart"/>
+      <w:r>
+        <w:t>h</w:t>
+      </w:r>
+      <w:proofErr w:type="gramEnd"/>
+      <w:r>
+        <w:t>2&gt;&lt;</w:t>
+      </w:r>
+      <w:proofErr w:type="spellStart"/>
+      <w:r>
+        <w:t>span</w:t>
+      </w:r>
+      <w:proofErr w:type="spellEnd"/>
+      <w:r>
+        <w:t xml:space="preserve"> class="</w:t>
+      </w:r>
+      <w:proofErr w:type="spellStart"/>
+      <w:r>
+        <w:t>htitle</w:t>
+      </w:r>
+      <w:proofErr w:type="spellEnd"/>
+      <w:r>
+        <w:t>"&gt;&amp;</w:t>
+      </w:r>
+      <w:proofErr w:type="spellStart"/>
+      <w:r>
+        <w:t>nbsp</w:t>
+      </w:r>
+      <w:proofErr w:type="spellEnd"/>
+      <w:r>
+        <w:t>;&lt;/</w:t>
+      </w:r>
+      <w:proofErr w:type="spellStart"/>
+      <w:r>
+        <w:t>span</w:t>
+      </w:r>
+      <w:proofErr w:type="spellEnd"/>
+      <w:r>
+        <w:t>&gt;&lt;</w:t>
+      </w:r>
+      <w:proofErr w:type="spellStart"/>
+      <w:r>
+        <w:t>span</w:t>
+      </w:r>
+      <w:proofErr w:type="spellEnd"/>
+      <w:r>
+        <w:t>&gt;Notes&lt;/</w:t>
+      </w:r>
+      <w:proofErr w:type="spellStart"/>
+      <w:r>
+        <w:t>span</w:t>
+      </w:r>
+      <w:proofErr w:type="spellEnd"/>
+      <w:r>
+        <w:t>&gt;&lt;/h2&gt;</w:t>
+      </w:r>
+    </w:p>
+    <w:p>
+      <w:pPr>
+        <w:pStyle w:val="Listing"/>
+      </w:pPr>
+      <w:r>
+        <w:t>&lt;</w:t>
+      </w:r>
+      <w:proofErr w:type="gramStart"/>
+      <w:r>
+        <w:t>h</w:t>
+      </w:r>
+      <w:proofErr w:type="gramEnd"/>
+      <w:r>
+        <w:t>3 class="</w:t>
+      </w:r>
+      <w:proofErr w:type="spellStart"/>
+      <w:r>
+        <w:t>note_type</w:t>
+      </w:r>
+      <w:proofErr w:type="spellEnd"/>
+      <w:r>
+        <w:t>"&gt;Naissance&lt;/h3&gt; &lt;p&gt;</w:t>
+      </w:r>
+    </w:p>
+    <w:p>
+      <w:pPr>
+        <w:pStyle w:val="Listing"/>
+      </w:pPr>
+      <w:r>
+        <w:t>Note1 sur la naissance&lt;</w:t>
+      </w:r>
+      <w:proofErr w:type="spellStart"/>
+      <w:r>
+        <w:t>br</w:t>
+      </w:r>
+      <w:proofErr w:type="spellEnd"/>
+      <w:r>
+        <w:t>&gt;</w:t>
+      </w:r>
+    </w:p>
+    <w:p>
+      <w:pPr>
+        <w:pStyle w:val="Listing"/>
+      </w:pPr>
+      <w:r>
+        <w:t>Note2 sur la naissance</w:t>
+      </w:r>
+    </w:p>
+    <w:p>
+      <w:pPr>
+        <w:pStyle w:val="Listing"/>
+      </w:pPr>
+      <w:r>
+        <w:t>&lt;/p&gt;&lt;h3 class="</w:t>
+      </w:r>
+      <w:proofErr w:type="spellStart"/>
+      <w:r>
+        <w:t>note_type</w:t>
+      </w:r>
+      <w:proofErr w:type="spellEnd"/>
+      <w:r>
+        <w:t>"&gt;Décès&lt;/h3&gt; &lt;p&gt;</w:t>
+      </w:r>
+    </w:p>
+    <w:p>
+      <w:pPr>
+        <w:pStyle w:val="Listing"/>
+      </w:pPr>
+      <w:r>
+        <w:t>Note1 sur le décès&lt;</w:t>
+      </w:r>
+      <w:proofErr w:type="spellStart"/>
+      <w:r>
+        <w:t>br</w:t>
+      </w:r>
+      <w:proofErr w:type="spellEnd"/>
+      <w:r>
+        <w:t>&gt;</w:t>
+      </w:r>
+    </w:p>
+    <w:p>
+      <w:pPr>
+        <w:pStyle w:val="Listing"/>
+      </w:pPr>
+      <w:r>
+        <w:t>Note2 sur le décès</w:t>
+      </w:r>
+    </w:p>
+    <w:p>
+      <w:pPr>
+        <w:pStyle w:val="Listing"/>
+      </w:pPr>
+      <w:r>
+        <w:t>&lt;/p&gt;&lt;p style="</w:t>
+      </w:r>
+      <w:proofErr w:type="spellStart"/>
+      <w:proofErr w:type="gramStart"/>
+      <w:r>
+        <w:t>clear:both</w:t>
+      </w:r>
+      <w:proofErr w:type="spellEnd"/>
+      <w:proofErr w:type="gramEnd"/>
+      <w:r>
+        <w:t>; margin:0;"&gt;&lt;/p&gt;</w:t>
+      </w:r>
+    </w:p>
+    <w:p>
+      <w:pPr>
+        <w:pStyle w:val="Listing"/>
+      </w:pPr>
+      <w:r>
+        <w:t xml:space="preserve"> &lt;</w:t>
+      </w:r>
+      <w:proofErr w:type="gramStart"/>
+      <w:r>
+        <w:t>h</w:t>
+      </w:r>
+      <w:proofErr w:type="gramEnd"/>
+      <w:r>
+        <w:t>2&gt;&lt;</w:t>
+      </w:r>
+      <w:proofErr w:type="spellStart"/>
+      <w:r>
+        <w:t>span</w:t>
+      </w:r>
+      <w:proofErr w:type="spellEnd"/>
+      <w:r>
+        <w:t xml:space="preserve"> class="</w:t>
+      </w:r>
+      <w:proofErr w:type="spellStart"/>
+      <w:r>
+        <w:t>htitle</w:t>
+      </w:r>
+      <w:proofErr w:type="spellEnd"/>
+      <w:r>
+        <w:t>"&gt;&amp;</w:t>
+      </w:r>
+      <w:proofErr w:type="spellStart"/>
+      <w:r>
+        <w:t>nbsp</w:t>
+      </w:r>
+      <w:proofErr w:type="spellEnd"/>
+      <w:r>
+        <w:t>;&lt;/</w:t>
+      </w:r>
+      <w:proofErr w:type="spellStart"/>
+      <w:r>
+        <w:t>span</w:t>
+      </w:r>
+      <w:proofErr w:type="spellEnd"/>
+      <w:r>
+        <w:t>&gt;&lt;</w:t>
+      </w:r>
+      <w:proofErr w:type="spellStart"/>
+      <w:r>
+        <w:t>span</w:t>
+      </w:r>
+      <w:proofErr w:type="spellEnd"/>
+      <w:r>
+        <w:t>&gt;Notes concernant l'union&lt;/</w:t>
+      </w:r>
+      <w:proofErr w:type="spellStart"/>
+      <w:r>
+        <w:t>span</w:t>
+      </w:r>
+      <w:proofErr w:type="spellEnd"/>
+      <w:r>
+        <w:t>&gt;&lt;/h2&gt;</w:t>
+      </w:r>
+    </w:p>
+    <w:p>
+      <w:pPr>
+        <w:pStyle w:val="Listing"/>
+      </w:pPr>
+      <w:r>
+        <w:t>&lt;</w:t>
+      </w:r>
+      <w:proofErr w:type="gramStart"/>
+      <w:r>
+        <w:t>h</w:t>
+      </w:r>
+      <w:proofErr w:type="gramEnd"/>
+      <w:r>
+        <w:t>3 class="</w:t>
+      </w:r>
+      <w:proofErr w:type="spellStart"/>
+      <w:r>
+        <w:t>note_type</w:t>
+      </w:r>
+      <w:proofErr w:type="spellEnd"/>
+      <w:r>
+        <w:t>"&gt;Union avec Marie Paule DURAND&lt;/h3&gt; &lt;p&gt;</w:t>
+      </w:r>
+    </w:p>
+    <w:p>
+      <w:pPr>
+        <w:pStyle w:val="Listing"/>
+      </w:pPr>
+      <w:r>
+        <w:t>Note1 sur le mariage&lt;</w:t>
+      </w:r>
+      <w:proofErr w:type="spellStart"/>
+      <w:r>
+        <w:t>br</w:t>
+      </w:r>
+      <w:proofErr w:type="spellEnd"/>
+      <w:r>
+        <w:t>&gt;</w:t>
+      </w:r>
+    </w:p>
+    <w:p>
+      <w:pPr>
+        <w:pStyle w:val="Listing"/>
+      </w:pPr>
+      <w:r>
+        <w:t>Note2 sur le mariage</w:t>
+      </w:r>
+    </w:p>
+    <w:p>
+      <w:pPr>
+        <w:pStyle w:val="Listing"/>
+      </w:pPr>
+      <w:r>
+        <w:t>&lt;/p&gt;&lt;p style="</w:t>
+      </w:r>
+      <w:proofErr w:type="spellStart"/>
+      <w:proofErr w:type="gramStart"/>
+      <w:r>
+        <w:t>clear:both</w:t>
+      </w:r>
+      <w:proofErr w:type="spellEnd"/>
+      <w:proofErr w:type="gramEnd"/>
+      <w:r>
+        <w:t>; margin:0;"&gt;&lt;/p&gt;</w:t>
+      </w:r>
+    </w:p>
+    <w:p/>
+    <w:p/>
+    <w:p>
+      <w:proofErr w:type="spellStart"/>
+      <w:proofErr w:type="gramStart"/>
+      <w:r>
+        <w:rPr>
+          <w:rStyle w:val="kn"/>
+          <w:rFonts w:eastAsiaTheme="majorEastAsia"/>
+          <w:highlight w:val="cyan"/>
+        </w:rPr>
+        <w:t>scrapy</w:t>
+      </w:r>
+      <w:proofErr w:type="spellEnd"/>
+      <w:proofErr w:type="gramEnd"/>
+      <w:r>
+        <w:rPr>
+          <w:rStyle w:val="kn"/>
+          <w:rFonts w:eastAsiaTheme="majorEastAsia"/>
+          <w:highlight w:val="cyan"/>
+        </w:rPr>
+        <w:t xml:space="preserve"> </w:t>
+      </w:r>
+      <w:proofErr w:type="spellStart"/>
+      <w:r>
+        <w:rPr>
+          <w:rStyle w:val="kn"/>
+          <w:rFonts w:eastAsiaTheme="majorEastAsia"/>
+          <w:highlight w:val="cyan"/>
+        </w:rPr>
+        <w:t>shel</w:t>
+      </w:r>
+      <w:r>
+        <w:rPr>
+          <w:rStyle w:val="kn"/>
+          <w:rFonts w:eastAsiaTheme="majorEastAsia"/>
+          <w:highlight w:val="cyan"/>
+        </w:rPr>
+        <w:t>l</w:t>
+      </w:r>
+      <w:proofErr w:type="spellEnd"/>
+      <w:r>
+        <w:rPr>
+          <w:rStyle w:val="kn"/>
+          <w:rFonts w:eastAsiaTheme="majorEastAsia"/>
+          <w:highlight w:val="cyan"/>
+        </w:rPr>
+        <w:t xml:space="preserve"> </w:t>
+      </w:r>
+      <w:r>
+        <w:rPr>
+          <w:rStyle w:val="n"/>
+          <w:rFonts w:eastAsiaTheme="majorEastAsia"/>
+          <w:highlight w:val="cyan"/>
+        </w:rPr>
+        <w:t>"</w:t>
+      </w:r>
+      <w:r>
+        <w:t>https://gw.geneanet.org/nraibaut2?lang=</w:t>
+      </w:r>
+      <w:proofErr w:type="spellStart"/>
+      <w:r>
+        <w:t>fr&amp;p</w:t>
+      </w:r>
+      <w:proofErr w:type="spellEnd"/>
+      <w:r>
+        <w:t>=</w:t>
+      </w:r>
+      <w:proofErr w:type="spellStart"/>
+      <w:r>
+        <w:t>pierre&amp;n</w:t>
+      </w:r>
+      <w:proofErr w:type="spellEnd"/>
+      <w:r>
+        <w:t>=</w:t>
+      </w:r>
+      <w:proofErr w:type="spellStart"/>
+      <w:r>
+        <w:t>dupont</w:t>
+      </w:r>
+      <w:proofErr w:type="spellEnd"/>
+      <w:r>
+        <w:t>"</w:t>
+      </w:r>
+    </w:p>
+    <w:p/>
+    <w:p>
+      <w:proofErr w:type="gramStart"/>
+      <w:r>
+        <w:t>response.xpath</w:t>
+      </w:r>
+      <w:proofErr w:type="gramEnd"/>
+      <w:r>
+        <w:t>("//h2[span='Notes']/following-sibling::h3[@class='note_type']").extract()</w:t>
+      </w:r>
+    </w:p>
+    <w:p>
+      <w:r>
+        <w:t>['&lt;h3 class="</w:t>
+      </w:r>
+      <w:proofErr w:type="spellStart"/>
+      <w:r>
+        <w:t>note_type</w:t>
+      </w:r>
+      <w:proofErr w:type="spellEnd"/>
+      <w:r>
+        <w:t>"&gt;Naissance&lt;/h3&gt;', '&lt;h3 class="</w:t>
+      </w:r>
+      <w:proofErr w:type="spellStart"/>
+      <w:r>
+        <w:t>note_type</w:t>
+      </w:r>
+      <w:proofErr w:type="spellEnd"/>
+      <w:r>
+        <w:t>"&gt;Décès&lt;/h3&gt;', '&lt;h3 class="</w:t>
+      </w:r>
+      <w:proofErr w:type="spellStart"/>
+      <w:r>
+        <w:t>note_type</w:t>
+      </w:r>
+      <w:proofErr w:type="spellEnd"/>
+      <w:r>
+        <w:t>"&gt;Union avec Marie Paule DURAND&lt;/h3&gt;']</w:t>
+      </w:r>
+    </w:p>
+    <w:p/>
+    <w:p/>
+    <w:p>
+      <w:bookmarkStart w:id="1" w:name="_Hlk143032613"/>
+      <w:r>
+        <w:t xml:space="preserve">Cas </w:t>
+      </w:r>
+      <w:hyperlink r:id="rId10" w:history="1">
+        <w:r>
+          <w:rPr>
+            <w:rStyle w:val="Lienhypertexte"/>
+          </w:rPr>
+          <w:t>https://gw.geneanet.org/nraibaut2?lang=fr&amp;p=jean&amp;n=dates</w:t>
+        </w:r>
+      </w:hyperlink>
+      <w:r>
+        <w:t> :</w:t>
+      </w:r>
+    </w:p>
+    <w:p>
+      <w:r>
+        <w:drawing>
+          <wp:inline distT="0" distB="0" distL="0" distR="0" wp14:anchorId="78200BF3" wp14:editId="00777240">
+            <wp:extent cx="1819529" cy="704948"/>
+            <wp:effectExtent l="0" t="0" r="9525" b="0"/>
+            <wp:docPr id="1288197431" name="Image 1"/>
+            <wp:cNvGraphicFramePr>
+              <a:graphicFrameLocks xmlns:a="http://schemas.openxmlformats.org/drawingml/2006/main" noChangeAspect="1"/>
+            </wp:cNvGraphicFramePr>
+            <a:graphic xmlns:a="http://schemas.openxmlformats.org/drawingml/2006/main">
+              <a:graphicData uri="http://schemas.openxmlformats.org/drawingml/2006/picture">
+                <pic:pic xmlns:pic="http://schemas.openxmlformats.org/drawingml/2006/picture">
+                  <pic:nvPicPr>
+                    <pic:cNvPr id="1288197431" name=""/>
+                    <pic:cNvPicPr/>
+                  </pic:nvPicPr>
+                  <pic:blipFill>
+                    <a:blip r:embed="rId11"/>
+                    <a:stretch>
+                      <a:fillRect/>
+                    </a:stretch>
+                  </pic:blipFill>
+                  <pic:spPr>
+                    <a:xfrm>
+                      <a:off x="0" y="0"/>
+                      <a:ext cx="1819529" cy="704948"/>
+                    </a:xfrm>
+                    <a:prstGeom prst="rect">
+                      <a:avLst/>
+                    </a:prstGeom>
+                  </pic:spPr>
+                </pic:pic>
+              </a:graphicData>
+            </a:graphic>
+          </wp:inline>
+        </w:drawing>
+      </w:r>
+    </w:p>
+    <w:p>
+      <w:pPr>
+        <w:pStyle w:val="Listing"/>
+      </w:pPr>
+      <w:proofErr w:type="gramStart"/>
+      <w:r>
+        <w:rPr>
+          <w:rStyle w:val="comment"/>
+          <w:rFonts w:eastAsiaTheme="majorEastAsia"/>
+        </w:rPr>
+        <w:t>&lt;!--</w:t>
+      </w:r>
+      <w:proofErr w:type="gramEnd"/>
+      <w:r>
+        <w:rPr>
+          <w:rStyle w:val="comment"/>
+          <w:rFonts w:eastAsiaTheme="majorEastAsia"/>
+        </w:rPr>
+        <w:t xml:space="preserve"> notes --&gt;</w:t>
+      </w:r>
+    </w:p>
+    <w:p>
+      <w:pPr>
+        <w:pStyle w:val="Listing"/>
+      </w:pPr>
+      <w:r>
+        <w:t>&lt;</w:t>
+      </w:r>
+      <w:proofErr w:type="gramStart"/>
+      <w:r>
+        <w:rPr>
+          <w:rStyle w:val="start-tag"/>
+        </w:rPr>
+        <w:t>a</w:t>
+      </w:r>
+      <w:proofErr w:type="gramEnd"/>
+      <w:r>
+        <w:t xml:space="preserve"> </w:t>
+      </w:r>
+      <w:proofErr w:type="spellStart"/>
+      <w:r>
+        <w:rPr>
+          <w:rStyle w:val="attribute-name"/>
+        </w:rPr>
+        <w:t>name</w:t>
+      </w:r>
+      <w:proofErr w:type="spellEnd"/>
+      <w:r>
+        <w:t>="notes"&gt;&lt;/</w:t>
+      </w:r>
+      <w:r>
+        <w:rPr>
+          <w:rStyle w:val="end-tag"/>
+          <w:rFonts w:eastAsiaTheme="majorEastAsia"/>
+        </w:rPr>
+        <w:t>a</w:t>
+      </w:r>
+      <w:r>
+        <w:t>&gt;</w:t>
+      </w:r>
+    </w:p>
+    <w:p>
+      <w:pPr>
+        <w:pStyle w:val="Listing"/>
+      </w:pPr>
+      <w:r>
+        <w:lastRenderedPageBreak/>
+        <w:t>&lt;</w:t>
+      </w:r>
+      <w:proofErr w:type="gramStart"/>
+      <w:r>
+        <w:rPr>
+          <w:rStyle w:val="start-tag"/>
+        </w:rPr>
+        <w:t>h</w:t>
+      </w:r>
+      <w:proofErr w:type="gramEnd"/>
+      <w:r>
+        <w:rPr>
+          <w:rStyle w:val="start-tag"/>
+        </w:rPr>
+        <w:t>2</w:t>
+      </w:r>
+      <w:r>
+        <w:t>&gt;&lt;</w:t>
+      </w:r>
+      <w:proofErr w:type="spellStart"/>
+      <w:r>
+        <w:rPr>
+          <w:rStyle w:val="start-tag"/>
+        </w:rPr>
+        <w:t>span</w:t>
+      </w:r>
+      <w:proofErr w:type="spellEnd"/>
+      <w:r>
+        <w:t xml:space="preserve"> </w:t>
+      </w:r>
+      <w:r>
+        <w:rPr>
+          <w:rStyle w:val="attribute-name"/>
+        </w:rPr>
+        <w:t>class</w:t>
+      </w:r>
+      <w:r>
+        <w:t>="</w:t>
+      </w:r>
+      <w:proofErr w:type="spellStart"/>
+      <w:r>
+        <w:t>htitle</w:t>
+      </w:r>
+      <w:proofErr w:type="spellEnd"/>
+      <w:r>
+        <w:t>"&gt;</w:t>
+      </w:r>
+      <w:r>
+        <w:rPr>
+          <w:rStyle w:val="entity"/>
+          <w:rFonts w:eastAsiaTheme="majorEastAsia"/>
+        </w:rPr>
+        <w:t>&amp;</w:t>
+      </w:r>
+      <w:proofErr w:type="spellStart"/>
+      <w:r>
+        <w:rPr>
+          <w:rStyle w:val="entity"/>
+          <w:rFonts w:eastAsiaTheme="majorEastAsia"/>
+        </w:rPr>
+        <w:t>nbsp</w:t>
+      </w:r>
+      <w:proofErr w:type="spellEnd"/>
+      <w:r>
+        <w:rPr>
+          <w:rStyle w:val="entity"/>
+          <w:rFonts w:eastAsiaTheme="majorEastAsia"/>
+        </w:rPr>
+        <w:t>;</w:t>
+      </w:r>
+      <w:r>
+        <w:t>&lt;/</w:t>
+      </w:r>
+      <w:proofErr w:type="spellStart"/>
+      <w:r>
+        <w:rPr>
+          <w:rStyle w:val="end-tag"/>
+          <w:rFonts w:eastAsiaTheme="majorEastAsia"/>
+        </w:rPr>
+        <w:t>span</w:t>
+      </w:r>
+      <w:proofErr w:type="spellEnd"/>
+      <w:r>
+        <w:t>&gt;&lt;</w:t>
+      </w:r>
+      <w:proofErr w:type="spellStart"/>
+      <w:r>
+        <w:rPr>
+          <w:rStyle w:val="start-tag"/>
+        </w:rPr>
+        <w:t>span</w:t>
+      </w:r>
+      <w:proofErr w:type="spellEnd"/>
+      <w:r>
+        <w:t>&gt;Notes&lt;/</w:t>
+      </w:r>
+      <w:proofErr w:type="spellStart"/>
+      <w:r>
+        <w:rPr>
+          <w:rStyle w:val="end-tag"/>
+          <w:rFonts w:eastAsiaTheme="majorEastAsia"/>
+        </w:rPr>
+        <w:t>span</w:t>
+      </w:r>
+      <w:proofErr w:type="spellEnd"/>
+      <w:r>
+        <w:t>&gt;&lt;/</w:t>
+      </w:r>
+      <w:r>
+        <w:rPr>
+          <w:rStyle w:val="end-tag"/>
+          <w:rFonts w:eastAsiaTheme="majorEastAsia"/>
+        </w:rPr>
+        <w:t>h2</w:t>
+      </w:r>
+      <w:r>
+        <w:t>&gt;</w:t>
+      </w:r>
+    </w:p>
+    <w:p>
+      <w:pPr>
+        <w:pStyle w:val="Listing"/>
+      </w:pPr>
+      <w:r>
+        <w:t>&lt;</w:t>
+      </w:r>
+      <w:proofErr w:type="gramStart"/>
+      <w:r>
+        <w:rPr>
+          <w:rStyle w:val="start-tag"/>
+        </w:rPr>
+        <w:t>h</w:t>
+      </w:r>
+      <w:proofErr w:type="gramEnd"/>
+      <w:r>
+        <w:rPr>
+          <w:rStyle w:val="start-tag"/>
+        </w:rPr>
+        <w:t>3</w:t>
+      </w:r>
+      <w:r>
+        <w:t xml:space="preserve"> </w:t>
+      </w:r>
+      <w:r>
+        <w:rPr>
+          <w:rStyle w:val="attribute-name"/>
+        </w:rPr>
+        <w:t>class</w:t>
+      </w:r>
+      <w:r>
+        <w:t>="</w:t>
+      </w:r>
+      <w:proofErr w:type="spellStart"/>
+      <w:r>
+        <w:t>note_type</w:t>
+      </w:r>
+      <w:proofErr w:type="spellEnd"/>
+      <w:r>
+        <w:t>"&gt;Notes individuelles&lt;/</w:t>
+      </w:r>
+      <w:r>
+        <w:rPr>
+          <w:rStyle w:val="end-tag"/>
+          <w:rFonts w:eastAsiaTheme="majorEastAsia"/>
+        </w:rPr>
+        <w:t>h3</w:t>
+      </w:r>
+      <w:r>
+        <w:t>&gt;</w:t>
+      </w:r>
+    </w:p>
+    <w:p>
+      <w:pPr>
+        <w:pStyle w:val="Listing"/>
+      </w:pPr>
+      <w:r>
+        <w:t>&lt;</w:t>
+      </w:r>
+      <w:proofErr w:type="gramStart"/>
+      <w:r>
+        <w:rPr>
+          <w:rStyle w:val="start-tag"/>
+        </w:rPr>
+        <w:t>div</w:t>
+      </w:r>
+      <w:proofErr w:type="gramEnd"/>
+      <w:r>
+        <w:t xml:space="preserve"> </w:t>
+      </w:r>
+      <w:r>
+        <w:rPr>
+          <w:rStyle w:val="attribute-name"/>
+        </w:rPr>
+        <w:t>class</w:t>
+      </w:r>
+      <w:r>
+        <w:t>="fiche-note-</w:t>
+      </w:r>
+      <w:proofErr w:type="spellStart"/>
+      <w:r>
+        <w:t>ind</w:t>
+      </w:r>
+      <w:proofErr w:type="spellEnd"/>
+      <w:r>
+        <w:t>"&gt;</w:t>
+      </w:r>
+    </w:p>
+    <w:p>
+      <w:pPr>
+        <w:pStyle w:val="Listing"/>
+      </w:pPr>
+      <w:proofErr w:type="gramStart"/>
+      <w:r>
+        <w:t>Retraite:</w:t>
+      </w:r>
+      <w:proofErr w:type="gramEnd"/>
+      <w:r>
+        <w:t xml:space="preserve"> &lt;/</w:t>
+      </w:r>
+      <w:r>
+        <w:rPr>
+          <w:rStyle w:val="end-tag"/>
+          <w:rFonts w:eastAsiaTheme="majorEastAsia"/>
+        </w:rPr>
+        <w:t>div</w:t>
+      </w:r>
+      <w:r>
+        <w:t>&gt;</w:t>
+      </w:r>
+    </w:p>
+    <w:p>
+      <w:pPr>
+        <w:pStyle w:val="Listing"/>
+      </w:pPr>
+      <w:r>
+        <w:t>&lt;</w:t>
+      </w:r>
+      <w:proofErr w:type="gramStart"/>
+      <w:r>
+        <w:rPr>
+          <w:rStyle w:val="start-tag"/>
+        </w:rPr>
+        <w:t>p</w:t>
+      </w:r>
+      <w:proofErr w:type="gramEnd"/>
+      <w:r>
+        <w:t xml:space="preserve"> </w:t>
+      </w:r>
+      <w:r>
+        <w:rPr>
+          <w:rStyle w:val="attribute-name"/>
+        </w:rPr>
+        <w:t>style</w:t>
+      </w:r>
+      <w:r>
+        <w:t>="</w:t>
+      </w:r>
+      <w:proofErr w:type="spellStart"/>
+      <w:r>
+        <w:t>clear:both</w:t>
+      </w:r>
+      <w:proofErr w:type="spellEnd"/>
+      <w:r>
+        <w:t>; margin:0;"&gt;&lt;/</w:t>
+      </w:r>
+      <w:r>
+        <w:rPr>
+          <w:rStyle w:val="end-tag"/>
+          <w:rFonts w:eastAsiaTheme="majorEastAsia"/>
+        </w:rPr>
+        <w:t>p</w:t>
+      </w:r>
+      <w:r>
+        <w:t>&gt;</w:t>
+      </w:r>
+    </w:p>
+    <w:p>
+      <w:pPr>
+        <w:pStyle w:val="Listing"/>
+      </w:pPr>
+      <w:r>
+        <w:t xml:space="preserve"> &lt;</w:t>
+      </w:r>
+      <w:proofErr w:type="gramStart"/>
+      <w:r>
+        <w:rPr>
+          <w:rStyle w:val="start-tag"/>
+        </w:rPr>
+        <w:t>p</w:t>
+      </w:r>
+      <w:proofErr w:type="gramEnd"/>
+      <w:r>
+        <w:t xml:space="preserve"> </w:t>
+      </w:r>
+      <w:r>
+        <w:rPr>
+          <w:rStyle w:val="attribute-name"/>
+        </w:rPr>
+        <w:t>style</w:t>
+      </w:r>
+      <w:r>
+        <w:t>="</w:t>
+      </w:r>
+      <w:proofErr w:type="spellStart"/>
+      <w:r>
+        <w:t>clear:both</w:t>
+      </w:r>
+      <w:proofErr w:type="spellEnd"/>
+      <w:r>
+        <w:t>; margin:0;"&gt;&lt;/</w:t>
+      </w:r>
+      <w:r>
+        <w:rPr>
+          <w:rStyle w:val="end-tag"/>
+          <w:rFonts w:eastAsiaTheme="majorEastAsia"/>
+        </w:rPr>
+        <w:t>p</w:t>
+      </w:r>
+      <w:r>
+        <w:t>&gt;</w:t>
+      </w:r>
+    </w:p>
+    <w:p/>
+    <w:p/>
+    <w:p/>
+    <w:p>
+      <w:pPr>
+        <w:autoSpaceDE w:val="0"/>
+        <w:autoSpaceDN w:val="0"/>
+        <w:adjustRightInd w:val="0"/>
+        <w:rPr>
+          <w:rFonts w:ascii="Lucida Console" w:hAnsi="Lucida Console" w:cs="Lucida Console"/>
+          <w:kern w:val="0"/>
+          <w:sz w:val="18"/>
+          <w:szCs w:val="18"/>
+        </w:rPr>
+      </w:pPr>
+      <w:proofErr w:type="spellStart"/>
+      <w:proofErr w:type="gramStart"/>
+      <w:r>
+        <w:rPr>
+          <w:rFonts w:ascii="Lucida Console" w:hAnsi="Lucida Console" w:cs="Lucida Console"/>
+          <w:kern w:val="0"/>
+          <w:sz w:val="18"/>
+          <w:szCs w:val="18"/>
+        </w:rPr>
+        <w:t>egrep</w:t>
+      </w:r>
+      <w:proofErr w:type="spellEnd"/>
+      <w:proofErr w:type="gramEnd"/>
+      <w:r>
+        <w:rPr>
+          <w:rFonts w:ascii="Lucida Console" w:hAnsi="Lucida Console" w:cs="Lucida Console"/>
+          <w:kern w:val="0"/>
+          <w:sz w:val="18"/>
+          <w:szCs w:val="18"/>
+        </w:rPr>
+        <w:t xml:space="preserve"> 'Notes individuelles' </w:t>
+      </w:r>
+      <w:proofErr w:type="spellStart"/>
+      <w:r>
+        <w:rPr>
+          <w:rFonts w:ascii="Lucida Console" w:hAnsi="Lucida Console" w:cs="Lucida Console"/>
+          <w:kern w:val="0"/>
+          <w:sz w:val="18"/>
+          <w:szCs w:val="18"/>
+        </w:rPr>
+        <w:t>result</w:t>
+      </w:r>
+      <w:proofErr w:type="spellEnd"/>
+      <w:r>
+        <w:rPr>
+          <w:rFonts w:ascii="Lucida Console" w:hAnsi="Lucida Console" w:cs="Lucida Console"/>
+          <w:kern w:val="0"/>
+          <w:sz w:val="18"/>
+          <w:szCs w:val="18"/>
+        </w:rPr>
+        <w:t>/*.log</w:t>
+      </w:r>
+    </w:p>
+    <w:p>
+      <w:pPr>
+        <w:autoSpaceDE w:val="0"/>
+        <w:autoSpaceDN w:val="0"/>
+        <w:adjustRightInd w:val="0"/>
+        <w:rPr>
+          <w:rFonts w:ascii="Lucida Console" w:hAnsi="Lucida Console" w:cs="Lucida Console"/>
+          <w:kern w:val="0"/>
+          <w:sz w:val="18"/>
+          <w:szCs w:val="18"/>
+        </w:rPr>
+      </w:pPr>
+      <w:r>
+        <w:rPr>
+          <w:rFonts w:ascii="Lucida Console" w:hAnsi="Lucida Console" w:cs="Lucida Console"/>
+          <w:kern w:val="0"/>
+          <w:sz w:val="18"/>
+          <w:szCs w:val="18"/>
+        </w:rPr>
+        <w:t>result/gw.geneanet.org.danielr13.lang=fr.n=</w:t>
+      </w:r>
+      <w:proofErr w:type="gramStart"/>
+      <w:r>
+        <w:rPr>
+          <w:rFonts w:ascii="Lucida Console" w:hAnsi="Lucida Console" w:cs="Lucida Console"/>
+          <w:kern w:val="0"/>
+          <w:sz w:val="18"/>
+          <w:szCs w:val="18"/>
+        </w:rPr>
+        <w:t>nicolas.oc=0.p</w:t>
+      </w:r>
+      <w:proofErr w:type="gramEnd"/>
+      <w:r>
+        <w:rPr>
+          <w:rFonts w:ascii="Lucida Console" w:hAnsi="Lucida Console" w:cs="Lucida Console"/>
+          <w:kern w:val="0"/>
+          <w:sz w:val="18"/>
+          <w:szCs w:val="18"/>
+        </w:rPr>
+        <w:t xml:space="preserve">=etienne+henri.log:[geneanet] DEBUG: </w:t>
+      </w:r>
+      <w:proofErr w:type="spellStart"/>
+      <w:r>
+        <w:rPr>
+          <w:rFonts w:ascii="Lucida Console" w:hAnsi="Lucida Console" w:cs="Lucida Console"/>
+          <w:kern w:val="0"/>
+          <w:sz w:val="18"/>
+          <w:szCs w:val="18"/>
+        </w:rPr>
+        <w:t>Generation</w:t>
+      </w:r>
+      <w:proofErr w:type="spellEnd"/>
+      <w:r>
+        <w:rPr>
+          <w:rFonts w:ascii="Lucida Console" w:hAnsi="Lucida Console" w:cs="Lucida Console"/>
+          <w:kern w:val="0"/>
+          <w:sz w:val="18"/>
+          <w:szCs w:val="18"/>
+        </w:rPr>
+        <w:t xml:space="preserve"> 8, </w:t>
+      </w:r>
+      <w:proofErr w:type="spellStart"/>
+      <w:r>
+        <w:rPr>
+          <w:rFonts w:ascii="Lucida Console" w:hAnsi="Lucida Console" w:cs="Lucida Console"/>
+          <w:kern w:val="0"/>
+          <w:sz w:val="18"/>
+          <w:szCs w:val="18"/>
+        </w:rPr>
+        <w:t>sosa</w:t>
+      </w:r>
+      <w:proofErr w:type="spellEnd"/>
+      <w:r>
+        <w:rPr>
+          <w:rFonts w:ascii="Lucida Console" w:hAnsi="Lucida Console" w:cs="Lucida Console"/>
+          <w:kern w:val="0"/>
+          <w:sz w:val="18"/>
+          <w:szCs w:val="18"/>
+        </w:rPr>
+        <w:t xml:space="preserve"> 146 : Jean Baptiste BOSC : note 1 : </w:t>
+      </w:r>
+      <w:proofErr w:type="spellStart"/>
+      <w:r>
+        <w:rPr>
+          <w:rFonts w:ascii="Lucida Console" w:hAnsi="Lucida Console" w:cs="Lucida Console"/>
+          <w:kern w:val="0"/>
+          <w:sz w:val="18"/>
+          <w:szCs w:val="18"/>
+        </w:rPr>
+        <w:t>note_type</w:t>
+      </w:r>
+      <w:proofErr w:type="spellEnd"/>
+      <w:r>
+        <w:rPr>
+          <w:rFonts w:ascii="Lucida Console" w:hAnsi="Lucida Console" w:cs="Lucida Console"/>
+          <w:kern w:val="0"/>
+          <w:sz w:val="18"/>
+          <w:szCs w:val="18"/>
+        </w:rPr>
+        <w:t xml:space="preserve">='Notes individuelles' </w:t>
+      </w:r>
+      <w:proofErr w:type="spellStart"/>
+      <w:r>
+        <w:rPr>
+          <w:rFonts w:ascii="Lucida Console" w:hAnsi="Lucida Console" w:cs="Lucida Console"/>
+          <w:kern w:val="0"/>
+          <w:sz w:val="18"/>
+          <w:szCs w:val="18"/>
+        </w:rPr>
+        <w:t>note_text</w:t>
+      </w:r>
+      <w:proofErr w:type="spellEnd"/>
+      <w:r>
+        <w:rPr>
+          <w:rFonts w:ascii="Lucida Console" w:hAnsi="Lucida Console" w:cs="Lucida Console"/>
+          <w:kern w:val="0"/>
+          <w:sz w:val="18"/>
+          <w:szCs w:val="18"/>
+        </w:rPr>
+        <w:t>=''</w:t>
+      </w:r>
+    </w:p>
+    <w:p>
+      <w:pPr>
+        <w:autoSpaceDE w:val="0"/>
+        <w:autoSpaceDN w:val="0"/>
+        <w:adjustRightInd w:val="0"/>
+        <w:rPr>
+          <w:rFonts w:ascii="Lucida Console" w:hAnsi="Lucida Console" w:cs="Lucida Console"/>
+          <w:kern w:val="0"/>
+          <w:sz w:val="18"/>
+          <w:szCs w:val="18"/>
+        </w:rPr>
+      </w:pPr>
+      <w:r>
+        <w:rPr>
+          <w:rFonts w:ascii="Lucida Console" w:hAnsi="Lucida Console" w:cs="Lucida Console"/>
+          <w:kern w:val="0"/>
+          <w:sz w:val="18"/>
+          <w:szCs w:val="18"/>
+        </w:rPr>
+        <w:t>result/gw.geneanet.org.danielr13.lang=fr.n=</w:t>
+      </w:r>
+      <w:proofErr w:type="gramStart"/>
+      <w:r>
+        <w:rPr>
+          <w:rFonts w:ascii="Lucida Console" w:hAnsi="Lucida Console" w:cs="Lucida Console"/>
+          <w:kern w:val="0"/>
+          <w:sz w:val="18"/>
+          <w:szCs w:val="18"/>
+        </w:rPr>
+        <w:t>nicolas.oc=0.p</w:t>
+      </w:r>
+      <w:proofErr w:type="gramEnd"/>
+      <w:r>
+        <w:rPr>
+          <w:rFonts w:ascii="Lucida Console" w:hAnsi="Lucida Console" w:cs="Lucida Console"/>
+          <w:kern w:val="0"/>
+          <w:sz w:val="18"/>
+          <w:szCs w:val="18"/>
+        </w:rPr>
+        <w:t xml:space="preserve">=etienne+henri.log:[geneanet] DEBUG: </w:t>
+      </w:r>
+      <w:proofErr w:type="spellStart"/>
+      <w:r>
+        <w:rPr>
+          <w:rFonts w:ascii="Lucida Console" w:hAnsi="Lucida Console" w:cs="Lucida Console"/>
+          <w:kern w:val="0"/>
+          <w:sz w:val="18"/>
+          <w:szCs w:val="18"/>
+        </w:rPr>
+        <w:t>Generation</w:t>
+      </w:r>
+      <w:proofErr w:type="spellEnd"/>
+      <w:r>
+        <w:rPr>
+          <w:rFonts w:ascii="Lucida Console" w:hAnsi="Lucida Console" w:cs="Lucida Console"/>
+          <w:kern w:val="0"/>
+          <w:sz w:val="18"/>
+          <w:szCs w:val="18"/>
+        </w:rPr>
+        <w:t xml:space="preserve"> 9, </w:t>
+      </w:r>
+      <w:proofErr w:type="spellStart"/>
+      <w:r>
+        <w:rPr>
+          <w:rFonts w:ascii="Lucida Console" w:hAnsi="Lucida Console" w:cs="Lucida Console"/>
+          <w:kern w:val="0"/>
+          <w:sz w:val="18"/>
+          <w:szCs w:val="18"/>
+        </w:rPr>
+        <w:t>sosa</w:t>
+      </w:r>
+      <w:proofErr w:type="spellEnd"/>
+      <w:r>
+        <w:rPr>
+          <w:rFonts w:ascii="Lucida Console" w:hAnsi="Lucida Console" w:cs="Lucida Console"/>
+          <w:kern w:val="0"/>
+          <w:sz w:val="18"/>
+          <w:szCs w:val="18"/>
+        </w:rPr>
+        <w:t xml:space="preserve"> 437 : Anne BARD : note 1 : </w:t>
+      </w:r>
+      <w:proofErr w:type="spellStart"/>
+      <w:r>
+        <w:rPr>
+          <w:rFonts w:ascii="Lucida Console" w:hAnsi="Lucida Console" w:cs="Lucida Console"/>
+          <w:kern w:val="0"/>
+          <w:sz w:val="18"/>
+          <w:szCs w:val="18"/>
+        </w:rPr>
+        <w:t>note_type</w:t>
+      </w:r>
+      <w:proofErr w:type="spellEnd"/>
+      <w:r>
+        <w:rPr>
+          <w:rFonts w:ascii="Lucida Console" w:hAnsi="Lucida Console" w:cs="Lucida Console"/>
+          <w:kern w:val="0"/>
+          <w:sz w:val="18"/>
+          <w:szCs w:val="18"/>
+        </w:rPr>
+        <w:t xml:space="preserve">='Notes individuelles' </w:t>
+      </w:r>
+      <w:proofErr w:type="spellStart"/>
+      <w:r>
+        <w:rPr>
+          <w:rFonts w:ascii="Lucida Console" w:hAnsi="Lucida Console" w:cs="Lucida Console"/>
+          <w:kern w:val="0"/>
+          <w:sz w:val="18"/>
+          <w:szCs w:val="18"/>
+        </w:rPr>
+        <w:t>note_text</w:t>
+      </w:r>
+      <w:proofErr w:type="spellEnd"/>
+      <w:r>
+        <w:rPr>
+          <w:rFonts w:ascii="Lucida Console" w:hAnsi="Lucida Console" w:cs="Lucida Console"/>
+          <w:kern w:val="0"/>
+          <w:sz w:val="18"/>
+          <w:szCs w:val="18"/>
+        </w:rPr>
+        <w:t>=''</w:t>
+      </w:r>
+    </w:p>
+    <w:p>
+      <w:pPr>
+        <w:autoSpaceDE w:val="0"/>
+        <w:autoSpaceDN w:val="0"/>
+        <w:adjustRightInd w:val="0"/>
+        <w:rPr>
+          <w:rFonts w:ascii="Lucida Console" w:hAnsi="Lucida Console" w:cs="Lucida Console"/>
+          <w:kern w:val="0"/>
+          <w:sz w:val="18"/>
+          <w:szCs w:val="18"/>
+        </w:rPr>
+      </w:pPr>
+      <w:r>
+        <w:rPr>
+          <w:rFonts w:ascii="Lucida Console" w:hAnsi="Lucida Console" w:cs="Lucida Console"/>
+          <w:kern w:val="0"/>
+          <w:sz w:val="18"/>
+          <w:szCs w:val="18"/>
+        </w:rPr>
+        <w:t>result/gw.geneanet.org.evechevaleyre.lang=</w:t>
+      </w:r>
+      <w:proofErr w:type="gramStart"/>
+      <w:r>
+        <w:rPr>
+          <w:rFonts w:ascii="Lucida Console" w:hAnsi="Lucida Console" w:cs="Lucida Console"/>
+          <w:kern w:val="0"/>
+          <w:sz w:val="18"/>
+          <w:szCs w:val="18"/>
+        </w:rPr>
+        <w:t>fr.n</w:t>
+      </w:r>
+      <w:proofErr w:type="gramEnd"/>
+      <w:r>
+        <w:rPr>
+          <w:rFonts w:ascii="Lucida Console" w:hAnsi="Lucida Console" w:cs="Lucida Console"/>
+          <w:kern w:val="0"/>
+          <w:sz w:val="18"/>
+          <w:szCs w:val="18"/>
+        </w:rPr>
+        <w:t xml:space="preserve">=brincat.oc=0.p=maria+anna.log:[geneanet] DEBUG: </w:t>
+      </w:r>
+      <w:proofErr w:type="spellStart"/>
+      <w:r>
+        <w:rPr>
+          <w:rFonts w:ascii="Lucida Console" w:hAnsi="Lucida Console" w:cs="Lucida Console"/>
+          <w:kern w:val="0"/>
+          <w:sz w:val="18"/>
+          <w:szCs w:val="18"/>
+        </w:rPr>
+        <w:t>Generation</w:t>
+      </w:r>
+      <w:proofErr w:type="spellEnd"/>
+      <w:r>
+        <w:rPr>
+          <w:rFonts w:ascii="Lucida Console" w:hAnsi="Lucida Console" w:cs="Lucida Console"/>
+          <w:kern w:val="0"/>
+          <w:sz w:val="18"/>
+          <w:szCs w:val="18"/>
+        </w:rPr>
+        <w:t xml:space="preserve"> 4, </w:t>
+      </w:r>
+      <w:proofErr w:type="spellStart"/>
+      <w:r>
+        <w:rPr>
+          <w:rFonts w:ascii="Lucida Console" w:hAnsi="Lucida Console" w:cs="Lucida Console"/>
+          <w:kern w:val="0"/>
+          <w:sz w:val="18"/>
+          <w:szCs w:val="18"/>
+        </w:rPr>
+        <w:t>sosa</w:t>
+      </w:r>
+      <w:proofErr w:type="spellEnd"/>
+      <w:r>
+        <w:rPr>
+          <w:rFonts w:ascii="Lucida Console" w:hAnsi="Lucida Console" w:cs="Lucida Console"/>
+          <w:kern w:val="0"/>
+          <w:sz w:val="18"/>
+          <w:szCs w:val="18"/>
+        </w:rPr>
+        <w:t xml:space="preserve"> 8 : Francesco de BRINCAT : note 1 : </w:t>
+      </w:r>
+      <w:proofErr w:type="spellStart"/>
+      <w:r>
+        <w:rPr>
+          <w:rFonts w:ascii="Lucida Console" w:hAnsi="Lucida Console" w:cs="Lucida Console"/>
+          <w:kern w:val="0"/>
+          <w:sz w:val="18"/>
+          <w:szCs w:val="18"/>
+        </w:rPr>
+        <w:t>note_type</w:t>
+      </w:r>
+      <w:proofErr w:type="spellEnd"/>
+      <w:r>
+        <w:rPr>
+          <w:rFonts w:ascii="Lucida Console" w:hAnsi="Lucida Console" w:cs="Lucida Console"/>
+          <w:kern w:val="0"/>
+          <w:sz w:val="18"/>
+          <w:szCs w:val="18"/>
+        </w:rPr>
+        <w:t xml:space="preserve">='Notes individuelles' </w:t>
+      </w:r>
+      <w:proofErr w:type="spellStart"/>
+      <w:r>
+        <w:rPr>
+          <w:rFonts w:ascii="Lucida Console" w:hAnsi="Lucida Console" w:cs="Lucida Console"/>
+          <w:kern w:val="0"/>
+          <w:sz w:val="18"/>
+          <w:szCs w:val="18"/>
+        </w:rPr>
+        <w:t>note_text</w:t>
+      </w:r>
+      <w:proofErr w:type="spellEnd"/>
+      <w:r>
+        <w:rPr>
+          <w:rFonts w:ascii="Lucida Console" w:hAnsi="Lucida Console" w:cs="Lucida Console"/>
+          <w:kern w:val="0"/>
+          <w:sz w:val="18"/>
+          <w:szCs w:val="18"/>
+        </w:rPr>
+        <w:t>=''</w:t>
+      </w:r>
+    </w:p>
+    <w:p>
+      <w:pPr>
+        <w:autoSpaceDE w:val="0"/>
+        <w:autoSpaceDN w:val="0"/>
+        <w:adjustRightInd w:val="0"/>
+        <w:rPr>
+          <w:rFonts w:ascii="Lucida Console" w:hAnsi="Lucida Console" w:cs="Lucida Console"/>
+          <w:kern w:val="0"/>
+          <w:sz w:val="18"/>
+          <w:szCs w:val="18"/>
+        </w:rPr>
+      </w:pPr>
+      <w:r>
+        <w:rPr>
+          <w:rFonts w:ascii="Lucida Console" w:hAnsi="Lucida Console" w:cs="Lucida Console"/>
+          <w:kern w:val="0"/>
+          <w:sz w:val="18"/>
+          <w:szCs w:val="18"/>
+        </w:rPr>
+        <w:t>result/gw.geneanet.org.nraibaut2.lang=fr.n=</w:t>
+      </w:r>
+      <w:proofErr w:type="gramStart"/>
+      <w:r>
+        <w:rPr>
+          <w:rFonts w:ascii="Lucida Console" w:hAnsi="Lucida Console" w:cs="Lucida Console"/>
+          <w:kern w:val="0"/>
+          <w:sz w:val="18"/>
+          <w:szCs w:val="18"/>
+        </w:rPr>
+        <w:t>dupont.oc=0.p</w:t>
+      </w:r>
+      <w:proofErr w:type="gramEnd"/>
+      <w:r>
+        <w:rPr>
+          <w:rFonts w:ascii="Lucida Console" w:hAnsi="Lucida Console" w:cs="Lucida Console"/>
+          <w:kern w:val="0"/>
+          <w:sz w:val="18"/>
+          <w:szCs w:val="18"/>
+        </w:rPr>
+        <w:t xml:space="preserve">=gerard.log:[geneanet] DEBUG: </w:t>
+      </w:r>
+      <w:proofErr w:type="spellStart"/>
+      <w:r>
+        <w:rPr>
+          <w:rFonts w:ascii="Lucida Console" w:hAnsi="Lucida Console" w:cs="Lucida Console"/>
+          <w:kern w:val="0"/>
+          <w:sz w:val="18"/>
+          <w:szCs w:val="18"/>
+        </w:rPr>
+        <w:t>Generation</w:t>
+      </w:r>
+      <w:proofErr w:type="spellEnd"/>
+      <w:r>
+        <w:rPr>
+          <w:rFonts w:ascii="Lucida Console" w:hAnsi="Lucida Console" w:cs="Lucida Console"/>
+          <w:kern w:val="0"/>
+          <w:sz w:val="18"/>
+          <w:szCs w:val="18"/>
+        </w:rPr>
+        <w:t xml:space="preserve"> 1, </w:t>
+      </w:r>
+      <w:proofErr w:type="spellStart"/>
+      <w:r>
+        <w:rPr>
+          <w:rFonts w:ascii="Lucida Console" w:hAnsi="Lucida Console" w:cs="Lucida Console"/>
+          <w:kern w:val="0"/>
+          <w:sz w:val="18"/>
+          <w:szCs w:val="18"/>
+        </w:rPr>
+        <w:t>sosa</w:t>
+      </w:r>
+      <w:proofErr w:type="spellEnd"/>
+      <w:r>
+        <w:rPr>
+          <w:rFonts w:ascii="Lucida Console" w:hAnsi="Lucida Console" w:cs="Lucida Console"/>
+          <w:kern w:val="0"/>
+          <w:sz w:val="18"/>
+          <w:szCs w:val="18"/>
+        </w:rPr>
+        <w:t xml:space="preserve"> 1 : Gérard DUPONT : note 1 : </w:t>
+      </w:r>
+      <w:proofErr w:type="spellStart"/>
+      <w:r>
+        <w:rPr>
+          <w:rFonts w:ascii="Lucida Console" w:hAnsi="Lucida Console" w:cs="Lucida Console"/>
+          <w:kern w:val="0"/>
+          <w:sz w:val="18"/>
+          <w:szCs w:val="18"/>
+        </w:rPr>
+        <w:t>note_type</w:t>
+      </w:r>
+      <w:proofErr w:type="spellEnd"/>
+      <w:r>
+        <w:rPr>
+          <w:rFonts w:ascii="Lucida Console" w:hAnsi="Lucida Console" w:cs="Lucida Console"/>
+          <w:kern w:val="0"/>
+          <w:sz w:val="18"/>
+          <w:szCs w:val="18"/>
+        </w:rPr>
+        <w:t xml:space="preserve">='Notes individuelles' </w:t>
+      </w:r>
+      <w:proofErr w:type="spellStart"/>
+      <w:r>
+        <w:rPr>
+          <w:rFonts w:ascii="Lucida Console" w:hAnsi="Lucida Console" w:cs="Lucida Console"/>
+          <w:kern w:val="0"/>
+          <w:sz w:val="18"/>
+          <w:szCs w:val="18"/>
+        </w:rPr>
+        <w:t>note_text</w:t>
+      </w:r>
+      <w:proofErr w:type="spellEnd"/>
+      <w:r>
+        <w:rPr>
+          <w:rFonts w:ascii="Lucida Console" w:hAnsi="Lucida Console" w:cs="Lucida Console"/>
+          <w:kern w:val="0"/>
+          <w:sz w:val="18"/>
+          <w:szCs w:val="18"/>
+        </w:rPr>
+        <w:t>=''</w:t>
+      </w:r>
+    </w:p>
+    <w:p>
+      <w:pPr>
+        <w:autoSpaceDE w:val="0"/>
+        <w:autoSpaceDN w:val="0"/>
+        <w:adjustRightInd w:val="0"/>
+        <w:rPr>
+          <w:rFonts w:ascii="Lucida Console" w:hAnsi="Lucida Console" w:cs="Lucida Console"/>
+          <w:kern w:val="0"/>
+          <w:sz w:val="18"/>
+          <w:szCs w:val="18"/>
+        </w:rPr>
+      </w:pPr>
+      <w:r>
+        <w:rPr>
+          <w:rFonts w:ascii="Lucida Console" w:hAnsi="Lucida Console" w:cs="Lucida Console"/>
+          <w:kern w:val="0"/>
+          <w:sz w:val="18"/>
+          <w:szCs w:val="18"/>
+        </w:rPr>
+        <w:t>result/gw.geneanet.org.nraibaut2.lang=fr.n=</w:t>
+      </w:r>
+      <w:proofErr w:type="gramStart"/>
+      <w:r>
+        <w:rPr>
+          <w:rFonts w:ascii="Lucida Console" w:hAnsi="Lucida Console" w:cs="Lucida Console"/>
+          <w:kern w:val="0"/>
+          <w:sz w:val="18"/>
+          <w:szCs w:val="18"/>
+        </w:rPr>
+        <w:t>dupont.oc=0.p</w:t>
+      </w:r>
+      <w:proofErr w:type="gramEnd"/>
+      <w:r>
+        <w:rPr>
+          <w:rFonts w:ascii="Lucida Console" w:hAnsi="Lucida Console" w:cs="Lucida Console"/>
+          <w:kern w:val="0"/>
+          <w:sz w:val="18"/>
+          <w:szCs w:val="18"/>
+        </w:rPr>
+        <w:t xml:space="preserve">=gerard.log:[geneanet] DEBUG: </w:t>
+      </w:r>
+      <w:proofErr w:type="spellStart"/>
+      <w:r>
+        <w:rPr>
+          <w:rFonts w:ascii="Lucida Console" w:hAnsi="Lucida Console" w:cs="Lucida Console"/>
+          <w:kern w:val="0"/>
+          <w:sz w:val="18"/>
+          <w:szCs w:val="18"/>
+        </w:rPr>
+        <w:t>Generation</w:t>
+      </w:r>
+      <w:proofErr w:type="spellEnd"/>
+      <w:r>
+        <w:rPr>
+          <w:rFonts w:ascii="Lucida Console" w:hAnsi="Lucida Console" w:cs="Lucida Console"/>
+          <w:kern w:val="0"/>
+          <w:sz w:val="18"/>
+          <w:szCs w:val="18"/>
+        </w:rPr>
+        <w:t xml:space="preserve"> 3, </w:t>
+      </w:r>
+      <w:proofErr w:type="spellStart"/>
+      <w:r>
+        <w:rPr>
+          <w:rFonts w:ascii="Lucida Console" w:hAnsi="Lucida Console" w:cs="Lucida Console"/>
+          <w:kern w:val="0"/>
+          <w:sz w:val="18"/>
+          <w:szCs w:val="18"/>
+        </w:rPr>
+        <w:t>sosa</w:t>
+      </w:r>
+      <w:proofErr w:type="spellEnd"/>
+      <w:r>
+        <w:rPr>
+          <w:rFonts w:ascii="Lucida Console" w:hAnsi="Lucida Console" w:cs="Lucida Console"/>
+          <w:kern w:val="0"/>
+          <w:sz w:val="18"/>
+          <w:szCs w:val="18"/>
+        </w:rPr>
+        <w:t xml:space="preserve"> 4 : Jean DATES : note 1 : </w:t>
+      </w:r>
+      <w:proofErr w:type="spellStart"/>
+      <w:r>
+        <w:rPr>
+          <w:rFonts w:ascii="Lucida Console" w:hAnsi="Lucida Console" w:cs="Lucida Console"/>
+          <w:kern w:val="0"/>
+          <w:sz w:val="18"/>
+          <w:szCs w:val="18"/>
+        </w:rPr>
+        <w:t>note_type</w:t>
+      </w:r>
+      <w:proofErr w:type="spellEnd"/>
+      <w:r>
+        <w:rPr>
+          <w:rFonts w:ascii="Lucida Console" w:hAnsi="Lucida Console" w:cs="Lucida Console"/>
+          <w:kern w:val="0"/>
+          <w:sz w:val="18"/>
+          <w:szCs w:val="18"/>
+        </w:rPr>
+        <w:t xml:space="preserve">='Notes individuelles' </w:t>
+      </w:r>
+      <w:proofErr w:type="spellStart"/>
+      <w:r>
+        <w:rPr>
+          <w:rFonts w:ascii="Lucida Console" w:hAnsi="Lucida Console" w:cs="Lucida Console"/>
+          <w:kern w:val="0"/>
+          <w:sz w:val="18"/>
+          <w:szCs w:val="18"/>
+        </w:rPr>
+        <w:t>note_text</w:t>
+      </w:r>
+      <w:proofErr w:type="spellEnd"/>
+      <w:r>
+        <w:rPr>
+          <w:rFonts w:ascii="Lucida Console" w:hAnsi="Lucida Console" w:cs="Lucida Console"/>
+          <w:kern w:val="0"/>
+          <w:sz w:val="18"/>
+          <w:szCs w:val="18"/>
+        </w:rPr>
+        <w:t>=''</w:t>
+      </w:r>
+    </w:p>
+    <w:p/>
+    <w:p/>
+    <w:bookmarkEnd w:id="1"/>
+    <w:p/>
+    <w:p/>
+    <w:p/>
+    <w:p>
+      <w:pPr>
+        <w:autoSpaceDE w:val="0"/>
+        <w:autoSpaceDN w:val="0"/>
+        <w:adjustRightInd w:val="0"/>
+        <w:rPr>
+          <w:rFonts w:ascii="Lucida Console" w:hAnsi="Lucida Console" w:cs="Lucida Console"/>
+          <w:kern w:val="0"/>
+          <w:sz w:val="18"/>
+          <w:szCs w:val="18"/>
+        </w:rPr>
+      </w:pPr>
+      <w:proofErr w:type="spellStart"/>
+      <w:proofErr w:type="gramStart"/>
+      <w:r>
+        <w:rPr>
+          <w:rFonts w:ascii="Lucida Console" w:hAnsi="Lucida Console" w:cs="Lucida Console"/>
+          <w:kern w:val="0"/>
+          <w:sz w:val="18"/>
+          <w:szCs w:val="18"/>
+        </w:rPr>
+        <w:t>egrep</w:t>
+      </w:r>
+      <w:proofErr w:type="spellEnd"/>
+      <w:proofErr w:type="gramEnd"/>
+      <w:r>
+        <w:rPr>
+          <w:rFonts w:ascii="Lucida Console" w:hAnsi="Lucida Console" w:cs="Lucida Console"/>
+          <w:kern w:val="0"/>
+          <w:sz w:val="18"/>
+          <w:szCs w:val="18"/>
+        </w:rPr>
+        <w:t xml:space="preserve"> 'Notes individuelles' </w:t>
+      </w:r>
+      <w:proofErr w:type="spellStart"/>
+      <w:r>
+        <w:rPr>
+          <w:rFonts w:ascii="Lucida Console" w:hAnsi="Lucida Console" w:cs="Lucida Console"/>
+          <w:kern w:val="0"/>
+          <w:sz w:val="18"/>
+          <w:szCs w:val="18"/>
+        </w:rPr>
+        <w:t>result</w:t>
+      </w:r>
+      <w:proofErr w:type="spellEnd"/>
+      <w:r>
+        <w:rPr>
+          <w:rFonts w:ascii="Lucida Console" w:hAnsi="Lucida Console" w:cs="Lucida Console"/>
+          <w:kern w:val="0"/>
+          <w:sz w:val="18"/>
+          <w:szCs w:val="18"/>
+        </w:rPr>
+        <w:t>/*.log</w:t>
+      </w:r>
+    </w:p>
+    <w:p>
+      <w:pPr>
+        <w:autoSpaceDE w:val="0"/>
+        <w:autoSpaceDN w:val="0"/>
+        <w:adjustRightInd w:val="0"/>
+        <w:rPr>
+          <w:rFonts w:ascii="Lucida Console" w:hAnsi="Lucida Console" w:cs="Lucida Console"/>
+          <w:kern w:val="0"/>
+          <w:sz w:val="18"/>
+          <w:szCs w:val="18"/>
+        </w:rPr>
+      </w:pPr>
+      <w:r>
+        <w:rPr>
+          <w:rFonts w:ascii="Lucida Console" w:hAnsi="Lucida Console" w:cs="Lucida Console"/>
+          <w:kern w:val="0"/>
+          <w:sz w:val="18"/>
+          <w:szCs w:val="18"/>
+        </w:rPr>
+        <w:t>result/gw.geneanet.org.danielr13.lang=fr.n=</w:t>
+      </w:r>
+      <w:proofErr w:type="gramStart"/>
+      <w:r>
+        <w:rPr>
+          <w:rFonts w:ascii="Lucida Console" w:hAnsi="Lucida Console" w:cs="Lucida Console"/>
+          <w:kern w:val="0"/>
+          <w:sz w:val="18"/>
+          <w:szCs w:val="18"/>
+        </w:rPr>
+        <w:t>nicolas.oc=0.p</w:t>
+      </w:r>
+      <w:proofErr w:type="gramEnd"/>
+      <w:r>
+        <w:rPr>
+          <w:rFonts w:ascii="Lucida Console" w:hAnsi="Lucida Console" w:cs="Lucida Console"/>
+          <w:kern w:val="0"/>
+          <w:sz w:val="18"/>
+          <w:szCs w:val="18"/>
+        </w:rPr>
+        <w:t xml:space="preserve">=etienne+henri.log:[geneanet] DEBUG: </w:t>
+      </w:r>
+      <w:proofErr w:type="spellStart"/>
+      <w:r>
+        <w:rPr>
+          <w:rFonts w:ascii="Lucida Console" w:hAnsi="Lucida Console" w:cs="Lucida Console"/>
+          <w:kern w:val="0"/>
+          <w:sz w:val="18"/>
+          <w:szCs w:val="18"/>
+        </w:rPr>
+        <w:t>Generation</w:t>
+      </w:r>
+      <w:proofErr w:type="spellEnd"/>
+      <w:r>
+        <w:rPr>
+          <w:rFonts w:ascii="Lucida Console" w:hAnsi="Lucida Console" w:cs="Lucida Console"/>
+          <w:kern w:val="0"/>
+          <w:sz w:val="18"/>
+          <w:szCs w:val="18"/>
+        </w:rPr>
+        <w:t xml:space="preserve"> 8, </w:t>
+      </w:r>
+      <w:proofErr w:type="spellStart"/>
+      <w:r>
+        <w:rPr>
+          <w:rFonts w:ascii="Lucida Console" w:hAnsi="Lucida Console" w:cs="Lucida Console"/>
+          <w:kern w:val="0"/>
+          <w:sz w:val="18"/>
+          <w:szCs w:val="18"/>
+        </w:rPr>
+        <w:t>sosa</w:t>
+      </w:r>
+      <w:proofErr w:type="spellEnd"/>
+      <w:r>
+        <w:rPr>
+          <w:rFonts w:ascii="Lucida Console" w:hAnsi="Lucida Console" w:cs="Lucida Console"/>
+          <w:kern w:val="0"/>
+          <w:sz w:val="18"/>
+          <w:szCs w:val="18"/>
+        </w:rPr>
+        <w:t xml:space="preserve"> 146 : Jean Baptiste BOSC : note 1 : </w:t>
+      </w:r>
+      <w:proofErr w:type="spellStart"/>
+      <w:r>
+        <w:rPr>
+          <w:rFonts w:ascii="Lucida Console" w:hAnsi="Lucida Console" w:cs="Lucida Console"/>
+          <w:kern w:val="0"/>
+          <w:sz w:val="18"/>
+          <w:szCs w:val="18"/>
+        </w:rPr>
+        <w:t>note_type</w:t>
+      </w:r>
+      <w:proofErr w:type="spellEnd"/>
+      <w:r>
+        <w:rPr>
+          <w:rFonts w:ascii="Lucida Console" w:hAnsi="Lucida Console" w:cs="Lucida Console"/>
+          <w:kern w:val="0"/>
+          <w:sz w:val="18"/>
+          <w:szCs w:val="18"/>
+        </w:rPr>
+        <w:t xml:space="preserve">='Notes individuelles' </w:t>
+      </w:r>
+      <w:proofErr w:type="spellStart"/>
+      <w:r>
+        <w:rPr>
+          <w:rFonts w:ascii="Lucida Console" w:hAnsi="Lucida Console" w:cs="Lucida Console"/>
+          <w:kern w:val="0"/>
+          <w:sz w:val="18"/>
+          <w:szCs w:val="18"/>
+        </w:rPr>
+        <w:t>note_text</w:t>
+      </w:r>
+      <w:proofErr w:type="spellEnd"/>
+      <w:r>
+        <w:rPr>
+          <w:rFonts w:ascii="Lucida Console" w:hAnsi="Lucida Console" w:cs="Lucida Console"/>
+          <w:kern w:val="0"/>
+          <w:sz w:val="18"/>
+          <w:szCs w:val="18"/>
+        </w:rPr>
+        <w:t>='Aveugle'</w:t>
+      </w:r>
+    </w:p>
+    <w:p>
+      <w:pPr>
+        <w:autoSpaceDE w:val="0"/>
+        <w:autoSpaceDN w:val="0"/>
+        <w:adjustRightInd w:val="0"/>
+        <w:rPr>
+          <w:rFonts w:ascii="Lucida Console" w:hAnsi="Lucida Console" w:cs="Lucida Console"/>
+          <w:kern w:val="0"/>
+          <w:sz w:val="18"/>
+          <w:szCs w:val="18"/>
+        </w:rPr>
+      </w:pPr>
+      <w:r>
+        <w:rPr>
+          <w:rFonts w:ascii="Lucida Console" w:hAnsi="Lucida Console" w:cs="Lucida Console"/>
+          <w:kern w:val="0"/>
+          <w:sz w:val="18"/>
+          <w:szCs w:val="18"/>
+        </w:rPr>
+        <w:t>result/gw.geneanet.org.danielr13.lang=fr.n=</w:t>
+      </w:r>
+      <w:proofErr w:type="gramStart"/>
+      <w:r>
+        <w:rPr>
+          <w:rFonts w:ascii="Lucida Console" w:hAnsi="Lucida Console" w:cs="Lucida Console"/>
+          <w:kern w:val="0"/>
+          <w:sz w:val="18"/>
+          <w:szCs w:val="18"/>
+        </w:rPr>
+        <w:t>nicolas.oc=0.p</w:t>
+      </w:r>
+      <w:proofErr w:type="gramEnd"/>
+      <w:r>
+        <w:rPr>
+          <w:rFonts w:ascii="Lucida Console" w:hAnsi="Lucida Console" w:cs="Lucida Console"/>
+          <w:kern w:val="0"/>
+          <w:sz w:val="18"/>
+          <w:szCs w:val="18"/>
+        </w:rPr>
+        <w:t xml:space="preserve">=etienne+henri.log:[geneanet] DEBUG: </w:t>
+      </w:r>
+      <w:proofErr w:type="spellStart"/>
+      <w:r>
+        <w:rPr>
+          <w:rFonts w:ascii="Lucida Console" w:hAnsi="Lucida Console" w:cs="Lucida Console"/>
+          <w:kern w:val="0"/>
+          <w:sz w:val="18"/>
+          <w:szCs w:val="18"/>
+        </w:rPr>
+        <w:t>Generation</w:t>
+      </w:r>
+      <w:proofErr w:type="spellEnd"/>
+      <w:r>
+        <w:rPr>
+          <w:rFonts w:ascii="Lucida Console" w:hAnsi="Lucida Console" w:cs="Lucida Console"/>
+          <w:kern w:val="0"/>
+          <w:sz w:val="18"/>
+          <w:szCs w:val="18"/>
+        </w:rPr>
+        <w:t xml:space="preserve"> 9, </w:t>
+      </w:r>
+      <w:proofErr w:type="spellStart"/>
+      <w:r>
+        <w:rPr>
+          <w:rFonts w:ascii="Lucida Console" w:hAnsi="Lucida Console" w:cs="Lucida Console"/>
+          <w:kern w:val="0"/>
+          <w:sz w:val="18"/>
+          <w:szCs w:val="18"/>
+        </w:rPr>
+        <w:t>sosa</w:t>
+      </w:r>
+      <w:proofErr w:type="spellEnd"/>
+      <w:r>
+        <w:rPr>
+          <w:rFonts w:ascii="Lucida Console" w:hAnsi="Lucida Console" w:cs="Lucida Console"/>
+          <w:kern w:val="0"/>
+          <w:sz w:val="18"/>
+          <w:szCs w:val="18"/>
+        </w:rPr>
+        <w:t xml:space="preserve"> 307 : Anne BARD : note 1 : </w:t>
+      </w:r>
+      <w:proofErr w:type="spellStart"/>
+      <w:r>
+        <w:rPr>
+          <w:rFonts w:ascii="Lucida Console" w:hAnsi="Lucida Console" w:cs="Lucida Console"/>
+          <w:kern w:val="0"/>
+          <w:sz w:val="18"/>
+          <w:szCs w:val="18"/>
+        </w:rPr>
+        <w:t>note_type</w:t>
+      </w:r>
+      <w:proofErr w:type="spellEnd"/>
+      <w:r>
+        <w:rPr>
+          <w:rFonts w:ascii="Lucida Console" w:hAnsi="Lucida Console" w:cs="Lucida Console"/>
+          <w:kern w:val="0"/>
+          <w:sz w:val="18"/>
+          <w:szCs w:val="18"/>
+        </w:rPr>
+        <w:t xml:space="preserve">='Notes individuelles' </w:t>
+      </w:r>
+      <w:proofErr w:type="spellStart"/>
+      <w:r>
+        <w:rPr>
+          <w:rFonts w:ascii="Lucida Console" w:hAnsi="Lucida Console" w:cs="Lucida Console"/>
+          <w:kern w:val="0"/>
+          <w:sz w:val="18"/>
+          <w:szCs w:val="18"/>
+        </w:rPr>
+        <w:t>note_text</w:t>
+      </w:r>
+      <w:proofErr w:type="spellEnd"/>
+      <w:r>
+        <w:rPr>
+          <w:rFonts w:ascii="Lucida Console" w:hAnsi="Lucida Console" w:cs="Lucida Console"/>
+          <w:kern w:val="0"/>
+          <w:sz w:val="18"/>
+          <w:szCs w:val="18"/>
+        </w:rPr>
+        <w:t xml:space="preserve">='"morte d'un </w:t>
+      </w:r>
+      <w:proofErr w:type="spellStart"/>
+      <w:r>
+        <w:rPr>
+          <w:rFonts w:ascii="Lucida Console" w:hAnsi="Lucida Console" w:cs="Lucida Console"/>
+          <w:kern w:val="0"/>
+          <w:sz w:val="18"/>
+          <w:szCs w:val="18"/>
+        </w:rPr>
+        <w:t>coléra</w:t>
+      </w:r>
+      <w:proofErr w:type="spellEnd"/>
+      <w:r>
+        <w:rPr>
+          <w:rFonts w:ascii="Lucida Console" w:hAnsi="Lucida Console" w:cs="Lucida Console"/>
+          <w:kern w:val="0"/>
+          <w:sz w:val="18"/>
+          <w:szCs w:val="18"/>
+        </w:rPr>
+        <w:t xml:space="preserve"> morbus"'</w:t>
+      </w:r>
+    </w:p>
+    <w:p>
+      <w:pPr>
+        <w:autoSpaceDE w:val="0"/>
+        <w:autoSpaceDN w:val="0"/>
+        <w:adjustRightInd w:val="0"/>
+        <w:rPr>
+          <w:rFonts w:ascii="Lucida Console" w:hAnsi="Lucida Console" w:cs="Lucida Console"/>
+          <w:kern w:val="0"/>
+          <w:sz w:val="18"/>
+          <w:szCs w:val="18"/>
+        </w:rPr>
+      </w:pPr>
+      <w:r>
+        <w:rPr>
+          <w:rFonts w:ascii="Lucida Console" w:hAnsi="Lucida Console" w:cs="Lucida Console"/>
+          <w:kern w:val="0"/>
+          <w:sz w:val="18"/>
+          <w:szCs w:val="18"/>
+        </w:rPr>
+        <w:t>result/gw.geneanet.org.evechevaleyre.lang=</w:t>
+      </w:r>
+      <w:proofErr w:type="gramStart"/>
+      <w:r>
+        <w:rPr>
+          <w:rFonts w:ascii="Lucida Console" w:hAnsi="Lucida Console" w:cs="Lucida Console"/>
+          <w:kern w:val="0"/>
+          <w:sz w:val="18"/>
+          <w:szCs w:val="18"/>
+        </w:rPr>
+        <w:t>fr.n</w:t>
+      </w:r>
+      <w:proofErr w:type="gramEnd"/>
+      <w:r>
+        <w:rPr>
+          <w:rFonts w:ascii="Lucida Console" w:hAnsi="Lucida Console" w:cs="Lucida Console"/>
+          <w:kern w:val="0"/>
+          <w:sz w:val="18"/>
+          <w:szCs w:val="18"/>
+        </w:rPr>
+        <w:t xml:space="preserve">=brincat.oc=0.p=maria+anna.log:[geneanet] DEBUG: </w:t>
+      </w:r>
+      <w:proofErr w:type="spellStart"/>
+      <w:r>
+        <w:rPr>
+          <w:rFonts w:ascii="Lucida Console" w:hAnsi="Lucida Console" w:cs="Lucida Console"/>
+          <w:kern w:val="0"/>
+          <w:sz w:val="18"/>
+          <w:szCs w:val="18"/>
+        </w:rPr>
+        <w:t>Generation</w:t>
+      </w:r>
+      <w:proofErr w:type="spellEnd"/>
+      <w:r>
+        <w:rPr>
+          <w:rFonts w:ascii="Lucida Console" w:hAnsi="Lucida Console" w:cs="Lucida Console"/>
+          <w:kern w:val="0"/>
+          <w:sz w:val="18"/>
+          <w:szCs w:val="18"/>
+        </w:rPr>
+        <w:t xml:space="preserve"> 4, </w:t>
+      </w:r>
+      <w:proofErr w:type="spellStart"/>
+      <w:r>
+        <w:rPr>
+          <w:rFonts w:ascii="Lucida Console" w:hAnsi="Lucida Console" w:cs="Lucida Console"/>
+          <w:kern w:val="0"/>
+          <w:sz w:val="18"/>
+          <w:szCs w:val="18"/>
+        </w:rPr>
+        <w:t>sosa</w:t>
+      </w:r>
+      <w:proofErr w:type="spellEnd"/>
+      <w:r>
+        <w:rPr>
+          <w:rFonts w:ascii="Lucida Console" w:hAnsi="Lucida Console" w:cs="Lucida Console"/>
+          <w:kern w:val="0"/>
+          <w:sz w:val="18"/>
+          <w:szCs w:val="18"/>
+        </w:rPr>
+        <w:t xml:space="preserve"> 8 : Francesco de BRINCAT : note 1 : </w:t>
+      </w:r>
+      <w:proofErr w:type="spellStart"/>
+      <w:r>
+        <w:rPr>
+          <w:rFonts w:ascii="Lucida Console" w:hAnsi="Lucida Console" w:cs="Lucida Console"/>
+          <w:kern w:val="0"/>
+          <w:sz w:val="18"/>
+          <w:szCs w:val="18"/>
+        </w:rPr>
+        <w:t>note_type</w:t>
+      </w:r>
+      <w:proofErr w:type="spellEnd"/>
+      <w:r>
+        <w:rPr>
+          <w:rFonts w:ascii="Lucida Console" w:hAnsi="Lucida Console" w:cs="Lucida Console"/>
+          <w:kern w:val="0"/>
+          <w:sz w:val="18"/>
+          <w:szCs w:val="18"/>
+        </w:rPr>
+        <w:t xml:space="preserve">='Notes individuelles' </w:t>
+      </w:r>
+      <w:proofErr w:type="spellStart"/>
+      <w:r>
+        <w:rPr>
+          <w:rFonts w:ascii="Lucida Console" w:hAnsi="Lucida Console" w:cs="Lucida Console"/>
+          <w:kern w:val="0"/>
+          <w:sz w:val="18"/>
+          <w:szCs w:val="18"/>
+        </w:rPr>
+        <w:t>note_text</w:t>
+      </w:r>
+      <w:proofErr w:type="spellEnd"/>
+      <w:r>
+        <w:rPr>
+          <w:rFonts w:ascii="Lucida Console" w:hAnsi="Lucida Console" w:cs="Lucida Console"/>
+          <w:kern w:val="0"/>
+          <w:sz w:val="18"/>
+          <w:szCs w:val="18"/>
+        </w:rPr>
+        <w:t xml:space="preserve">='son père est nommé BRINCAT Gioacchino </w:t>
+      </w:r>
+      <w:proofErr w:type="spellStart"/>
+      <w:r>
+        <w:rPr>
+          <w:rFonts w:ascii="Lucida Console" w:hAnsi="Lucida Console" w:cs="Lucida Console"/>
+          <w:kern w:val="0"/>
+          <w:sz w:val="18"/>
+          <w:szCs w:val="18"/>
+        </w:rPr>
+        <w:t>Verifier</w:t>
+      </w:r>
+      <w:proofErr w:type="spellEnd"/>
+      <w:r>
+        <w:rPr>
+          <w:rFonts w:ascii="Lucida Console" w:hAnsi="Lucida Console" w:cs="Lucida Console"/>
+          <w:kern w:val="0"/>
+          <w:sz w:val="18"/>
+          <w:szCs w:val="18"/>
+        </w:rPr>
+        <w:t xml:space="preserve"> la parenté'</w:t>
+      </w:r>
+    </w:p>
+    <w:p>
+      <w:pPr>
+        <w:autoSpaceDE w:val="0"/>
+        <w:autoSpaceDN w:val="0"/>
+        <w:adjustRightInd w:val="0"/>
+        <w:rPr>
+          <w:rFonts w:ascii="Lucida Console" w:hAnsi="Lucida Console" w:cs="Lucida Console"/>
+          <w:kern w:val="0"/>
+          <w:sz w:val="18"/>
+          <w:szCs w:val="18"/>
+        </w:rPr>
+      </w:pPr>
+      <w:r>
+        <w:rPr>
+          <w:rFonts w:ascii="Lucida Console" w:hAnsi="Lucida Console" w:cs="Lucida Console"/>
+          <w:kern w:val="0"/>
+          <w:sz w:val="18"/>
+          <w:szCs w:val="18"/>
+        </w:rPr>
+        <w:t>result/gw.geneanet.org.nraibaut2.lang=fr.n=</w:t>
+      </w:r>
+      <w:proofErr w:type="gramStart"/>
+      <w:r>
+        <w:rPr>
+          <w:rFonts w:ascii="Lucida Console" w:hAnsi="Lucida Console" w:cs="Lucida Console"/>
+          <w:kern w:val="0"/>
+          <w:sz w:val="18"/>
+          <w:szCs w:val="18"/>
+        </w:rPr>
+        <w:t>dupont.oc=0.p</w:t>
+      </w:r>
+      <w:proofErr w:type="gramEnd"/>
+      <w:r>
+        <w:rPr>
+          <w:rFonts w:ascii="Lucida Console" w:hAnsi="Lucida Console" w:cs="Lucida Console"/>
+          <w:kern w:val="0"/>
+          <w:sz w:val="18"/>
+          <w:szCs w:val="18"/>
+        </w:rPr>
+        <w:t xml:space="preserve">=gerard.log:[geneanet] DEBUG: </w:t>
+      </w:r>
+      <w:proofErr w:type="spellStart"/>
+      <w:r>
+        <w:rPr>
+          <w:rFonts w:ascii="Lucida Console" w:hAnsi="Lucida Console" w:cs="Lucida Console"/>
+          <w:kern w:val="0"/>
+          <w:sz w:val="18"/>
+          <w:szCs w:val="18"/>
+        </w:rPr>
+        <w:t>Generation</w:t>
+      </w:r>
+      <w:proofErr w:type="spellEnd"/>
+      <w:r>
+        <w:rPr>
+          <w:rFonts w:ascii="Lucida Console" w:hAnsi="Lucida Console" w:cs="Lucida Console"/>
+          <w:kern w:val="0"/>
+          <w:sz w:val="18"/>
+          <w:szCs w:val="18"/>
+        </w:rPr>
+        <w:t xml:space="preserve"> 1, </w:t>
+      </w:r>
+      <w:proofErr w:type="spellStart"/>
+      <w:r>
+        <w:rPr>
+          <w:rFonts w:ascii="Lucida Console" w:hAnsi="Lucida Console" w:cs="Lucida Console"/>
+          <w:kern w:val="0"/>
+          <w:sz w:val="18"/>
+          <w:szCs w:val="18"/>
+        </w:rPr>
+        <w:t>sosa</w:t>
+      </w:r>
+      <w:proofErr w:type="spellEnd"/>
+      <w:r>
+        <w:rPr>
+          <w:rFonts w:ascii="Lucida Console" w:hAnsi="Lucida Console" w:cs="Lucida Console"/>
+          <w:kern w:val="0"/>
+          <w:sz w:val="18"/>
+          <w:szCs w:val="18"/>
+        </w:rPr>
+        <w:t xml:space="preserve"> 1 : Gérard DUPONT : note 1 : </w:t>
+      </w:r>
+      <w:proofErr w:type="spellStart"/>
+      <w:r>
+        <w:rPr>
+          <w:rFonts w:ascii="Lucida Console" w:hAnsi="Lucida Console" w:cs="Lucida Console"/>
+          <w:kern w:val="0"/>
+          <w:sz w:val="18"/>
+          <w:szCs w:val="18"/>
+        </w:rPr>
+        <w:t>note_type</w:t>
+      </w:r>
+      <w:proofErr w:type="spellEnd"/>
+      <w:r>
+        <w:rPr>
+          <w:rFonts w:ascii="Lucida Console" w:hAnsi="Lucida Console" w:cs="Lucida Console"/>
+          <w:kern w:val="0"/>
+          <w:sz w:val="18"/>
+          <w:szCs w:val="18"/>
+        </w:rPr>
+        <w:t xml:space="preserve">='Notes individuelles' </w:t>
+      </w:r>
+      <w:proofErr w:type="spellStart"/>
+      <w:r>
+        <w:rPr>
+          <w:rFonts w:ascii="Lucida Console" w:hAnsi="Lucida Console" w:cs="Lucida Console"/>
+          <w:kern w:val="0"/>
+          <w:sz w:val="18"/>
+          <w:szCs w:val="18"/>
+        </w:rPr>
+        <w:t>note_text</w:t>
+      </w:r>
+      <w:proofErr w:type="spellEnd"/>
+      <w:r>
+        <w:rPr>
+          <w:rFonts w:ascii="Lucida Console" w:hAnsi="Lucida Console" w:cs="Lucida Console"/>
+          <w:kern w:val="0"/>
+          <w:sz w:val="18"/>
+          <w:szCs w:val="18"/>
+        </w:rPr>
+        <w:t>='Texte1 note général</w:t>
+      </w:r>
+    </w:p>
+    <w:p>
+      <w:pPr>
+        <w:autoSpaceDE w:val="0"/>
+        <w:autoSpaceDN w:val="0"/>
+        <w:adjustRightInd w:val="0"/>
+        <w:rPr>
+          <w:rFonts w:ascii="Lucida Console" w:hAnsi="Lucida Console" w:cs="Lucida Console"/>
+          <w:kern w:val="0"/>
+          <w:sz w:val="18"/>
+          <w:szCs w:val="18"/>
+        </w:rPr>
+      </w:pPr>
+      <w:r>
+        <w:rPr>
+          <w:rFonts w:ascii="Lucida Console" w:hAnsi="Lucida Console" w:cs="Lucida Console"/>
+          <w:kern w:val="0"/>
+          <w:sz w:val="18"/>
+          <w:szCs w:val="18"/>
+        </w:rPr>
+        <w:t>result/gw.geneanet.org.nraibaut2.lang=fr.n=</w:t>
+      </w:r>
+      <w:proofErr w:type="gramStart"/>
+      <w:r>
+        <w:rPr>
+          <w:rFonts w:ascii="Lucida Console" w:hAnsi="Lucida Console" w:cs="Lucida Console"/>
+          <w:kern w:val="0"/>
+          <w:sz w:val="18"/>
+          <w:szCs w:val="18"/>
+        </w:rPr>
+        <w:t>dupont.oc=0.p</w:t>
+      </w:r>
+      <w:proofErr w:type="gramEnd"/>
+      <w:r>
+        <w:rPr>
+          <w:rFonts w:ascii="Lucida Console" w:hAnsi="Lucida Console" w:cs="Lucida Console"/>
+          <w:kern w:val="0"/>
+          <w:sz w:val="18"/>
+          <w:szCs w:val="18"/>
+        </w:rPr>
+        <w:t xml:space="preserve">=gerard.log:[geneanet] DEBUG: </w:t>
+      </w:r>
+      <w:proofErr w:type="spellStart"/>
+      <w:r>
+        <w:rPr>
+          <w:rFonts w:ascii="Lucida Console" w:hAnsi="Lucida Console" w:cs="Lucida Console"/>
+          <w:kern w:val="0"/>
+          <w:sz w:val="18"/>
+          <w:szCs w:val="18"/>
+        </w:rPr>
+        <w:t>Generation</w:t>
+      </w:r>
+      <w:proofErr w:type="spellEnd"/>
+      <w:r>
+        <w:rPr>
+          <w:rFonts w:ascii="Lucida Console" w:hAnsi="Lucida Console" w:cs="Lucida Console"/>
+          <w:kern w:val="0"/>
+          <w:sz w:val="18"/>
+          <w:szCs w:val="18"/>
+        </w:rPr>
+        <w:t xml:space="preserve"> 3, </w:t>
+      </w:r>
+      <w:proofErr w:type="spellStart"/>
+      <w:r>
+        <w:rPr>
+          <w:rFonts w:ascii="Lucida Console" w:hAnsi="Lucida Console" w:cs="Lucida Console"/>
+          <w:kern w:val="0"/>
+          <w:sz w:val="18"/>
+          <w:szCs w:val="18"/>
+        </w:rPr>
+        <w:t>sosa</w:t>
+      </w:r>
+      <w:proofErr w:type="spellEnd"/>
+      <w:r>
+        <w:rPr>
+          <w:rFonts w:ascii="Lucida Console" w:hAnsi="Lucida Console" w:cs="Lucida Console"/>
+          <w:kern w:val="0"/>
+          <w:sz w:val="18"/>
+          <w:szCs w:val="18"/>
+        </w:rPr>
+        <w:t xml:space="preserve"> 4 : Jean DATES : note 1 : </w:t>
+      </w:r>
+      <w:proofErr w:type="spellStart"/>
+      <w:r>
+        <w:rPr>
+          <w:rFonts w:ascii="Lucida Console" w:hAnsi="Lucida Console" w:cs="Lucida Console"/>
+          <w:kern w:val="0"/>
+          <w:sz w:val="18"/>
+          <w:szCs w:val="18"/>
+        </w:rPr>
+        <w:t>note_type</w:t>
+      </w:r>
+      <w:proofErr w:type="spellEnd"/>
+      <w:r>
+        <w:rPr>
+          <w:rFonts w:ascii="Lucida Console" w:hAnsi="Lucida Console" w:cs="Lucida Console"/>
+          <w:kern w:val="0"/>
+          <w:sz w:val="18"/>
+          <w:szCs w:val="18"/>
+        </w:rPr>
+        <w:t xml:space="preserve">='Notes individuelles' </w:t>
+      </w:r>
+      <w:proofErr w:type="spellStart"/>
+      <w:r>
+        <w:rPr>
+          <w:rFonts w:ascii="Lucida Console" w:hAnsi="Lucida Console" w:cs="Lucida Console"/>
+          <w:kern w:val="0"/>
+          <w:sz w:val="18"/>
+          <w:szCs w:val="18"/>
+        </w:rPr>
+        <w:t>note_text</w:t>
+      </w:r>
+      <w:proofErr w:type="spellEnd"/>
+      <w:r>
+        <w:rPr>
+          <w:rFonts w:ascii="Lucida Console" w:hAnsi="Lucida Console" w:cs="Lucida Console"/>
+          <w:kern w:val="0"/>
+          <w:sz w:val="18"/>
+          <w:szCs w:val="18"/>
+        </w:rPr>
+        <w:t>='Retraite:'</w:t>
+      </w:r>
+    </w:p>
+    <w:p/>
+    <w:p>
       <w:pPr>
         <w:spacing w:after="160" w:line="259" w:lineRule="auto"/>
       </w:pPr>
@@ -1770,7 +4151,7 @@
       <w:r>
         <w:t xml:space="preserve">Test initial avec exemple </w:t>
       </w:r>
-      <w:hyperlink r:id="rId8" w:anchor="building-an-example-scrapy-crawler-for-imdb" w:history="1">
+      <w:hyperlink r:id="rId12" w:anchor="building-an-example-scrapy-crawler-for-imdb" w:history="1">
         <w:r>
           <w:rPr>
             <w:rStyle w:val="Lienhypertexte"/>
@@ -1781,7 +4162,7 @@
     </w:p>
     <w:p/>
     <w:p>
-      <w:bookmarkStart w:id="0" w:name="_Hlk142067930"/>
+      <w:bookmarkStart w:id="2" w:name="_Hlk142067930"/>
       <w:proofErr w:type="gramStart"/>
       <w:r>
         <w:t>création</w:t>
@@ -1994,7 +4375,7 @@
         <w:t xml:space="preserve"> example.com</w:t>
       </w:r>
     </w:p>
-    <w:bookmarkEnd w:id="0"/>
+    <w:bookmarkEnd w:id="2"/>
     <w:p/>
     <w:p/>
     <w:p>
@@ -2013,7 +4394,7 @@
       </w:r>
     </w:p>
     <w:p>
-      <w:hyperlink r:id="rId9" w:history="1">
+      <w:hyperlink r:id="rId13" w:history="1">
         <w:r>
           <w:rPr>
             <w:rStyle w:val="Lienhypertexte"/>
@@ -2281,7 +4662,7 @@
       <w:r>
         <w:t xml:space="preserve"> </w:t>
       </w:r>
-      <w:hyperlink r:id="rId10" w:history="1">
+      <w:hyperlink r:id="rId14" w:history="1">
         <w:r>
           <w:rPr>
             <w:rStyle w:val="Lienhypertexte"/>
@@ -4133,7 +6514,7 @@
       <w:r>
         <w:t xml:space="preserve">Tests avec </w:t>
       </w:r>
-      <w:hyperlink r:id="rId11" w:history="1">
+      <w:hyperlink r:id="rId15" w:history="1">
         <w:r>
           <w:rPr>
             <w:rStyle w:val="Lienhypertexte"/>
@@ -7274,7 +9655,7 @@
           <w:rFonts w:eastAsiaTheme="majorEastAsia"/>
         </w:rPr>
       </w:pPr>
-      <w:hyperlink r:id="rId12" w:history="1">
+      <w:hyperlink r:id="rId16" w:history="1">
         <w:r>
           <w:rPr>
             <w:rStyle w:val="Lienhypertexte"/>
@@ -7816,7 +10197,7 @@
       <w:r>
         <w:t xml:space="preserve"> : </w:t>
       </w:r>
-      <w:hyperlink r:id="rId13" w:history="1">
+      <w:hyperlink r:id="rId17" w:history="1">
         <w:r>
           <w:rPr>
             <w:rStyle w:val="Lienhypertexte"/>
@@ -8910,7 +11291,7 @@
       <w:pPr>
         <w:pStyle w:val="Listing"/>
       </w:pPr>
-      <w:hyperlink r:id="rId14" w:history="1">
+      <w:hyperlink r:id="rId18" w:history="1">
         <w:r>
           <w:rPr>
             <w:rStyle w:val="Lienhypertexte"/>
@@ -8947,7 +11328,7 @@
       <w:pPr>
         <w:pStyle w:val="Listing"/>
       </w:pPr>
-      <w:hyperlink r:id="rId15" w:history="1">
+      <w:hyperlink r:id="rId19" w:history="1">
         <w:r>
           <w:rPr>
             <w:rStyle w:val="Lienhypertexte"/>
@@ -9000,7 +11381,7 @@
       <w:pPr>
         <w:pStyle w:val="Listing"/>
       </w:pPr>
-      <w:hyperlink r:id="rId16" w:history="1">
+      <w:hyperlink r:id="rId20" w:history="1">
         <w:r>
           <w:rPr>
             <w:rStyle w:val="Lienhypertexte"/>
@@ -11887,7 +14268,7 @@
     <w:p/>
     <w:p/>
     <w:sectPr>
-      <w:headerReference w:type="default" r:id="rId17"/>
+      <w:headerReference w:type="default" r:id="rId21"/>
       <w:pgSz w:w="16838" w:h="11906" w:orient="landscape"/>
       <w:pgMar w:top="1080" w:right="1440" w:bottom="1080" w:left="1440" w:header="708" w:footer="708" w:gutter="0"/>
       <w:cols w:space="708"/>

--- a/doc/NotesNRa4_tests.docx
+++ b/doc/NotesNRa4_tests.docx
@@ -2311,6 +2311,9 @@
     </w:p>
     <w:p>
       <w:r>
+        <w:rPr>
+          <w:noProof/>
+        </w:rPr>
         <w:drawing>
           <wp:inline distT="0" distB="0" distL="0" distR="0" wp14:anchorId="78200BF3" wp14:editId="00777240">
             <wp:extent cx="1819529" cy="704948"/>
@@ -14266,9 +14269,353 @@
       </w:r>
     </w:p>
     <w:p/>
+    <w:p>
+      <w:r>
+        <w:t xml:space="preserve">Pb </w:t>
+      </w:r>
+      <w:proofErr w:type="spellStart"/>
+      <w:r>
+        <w:t>xpath</w:t>
+      </w:r>
+      <w:proofErr w:type="spellEnd"/>
+      <w:r>
+        <w:t xml:space="preserve"> accès sous-titre : KO sur</w:t>
+      </w:r>
+    </w:p>
+    <w:p>
+      <w:hyperlink r:id="rId21" w:history="1">
+        <w:r>
+          <w:rPr>
+            <w:rStyle w:val="Lienhypertexte"/>
+          </w:rPr>
+          <w:t>https://gw.geneanet.org/nraibaut2?lang=fr&amp;p=pierre&amp;n=dupont</w:t>
+        </w:r>
+      </w:hyperlink>
+    </w:p>
+    <w:p>
+      <w:proofErr w:type="gramStart"/>
+      <w:r>
+        <w:t>Ca</w:t>
+      </w:r>
+      <w:proofErr w:type="gramEnd"/>
+      <w:r>
+        <w:t xml:space="preserve"> ramène &lt;</w:t>
+      </w:r>
+      <w:proofErr w:type="spellStart"/>
+      <w:r>
+        <w:t>em</w:t>
+      </w:r>
+      <w:proofErr w:type="spellEnd"/>
+      <w:r>
+        <w:t>&gt; des sources :</w:t>
+      </w:r>
+    </w:p>
+    <w:p>
+      <w:pPr>
+        <w:pStyle w:val="Listing"/>
+      </w:pPr>
+      <w:r>
+        <w:t>&lt;</w:t>
+      </w:r>
+      <w:proofErr w:type="spellStart"/>
+      <w:proofErr w:type="gramStart"/>
+      <w:r>
+        <w:t>em</w:t>
+      </w:r>
+      <w:proofErr w:type="spellEnd"/>
+      <w:proofErr w:type="gramEnd"/>
+      <w:r>
+        <w:t>&gt;</w:t>
+      </w:r>
+    </w:p>
+    <w:p>
+      <w:pPr>
+        <w:pStyle w:val="Listing"/>
+      </w:pPr>
+      <w:r>
+        <w:t>&lt;</w:t>
+      </w:r>
+      <w:proofErr w:type="spellStart"/>
+      <w:proofErr w:type="gramStart"/>
+      <w:r>
+        <w:t>ul</w:t>
+      </w:r>
+      <w:proofErr w:type="spellEnd"/>
+      <w:proofErr w:type="gramEnd"/>
+      <w:r>
+        <w:t>&gt;</w:t>
+      </w:r>
+    </w:p>
+    <w:p>
+      <w:pPr>
+        <w:pStyle w:val="Listing"/>
+      </w:pPr>
+      <w:r>
+        <w:t>&lt;</w:t>
+      </w:r>
+      <w:proofErr w:type="gramStart"/>
+      <w:r>
+        <w:t>li</w:t>
+      </w:r>
+      <w:proofErr w:type="gramEnd"/>
+      <w:r>
+        <w:t>&gt;Naissance: &lt;a href="https://www.source_naissance.fr/"&gt;https://www.source_naissance.fr/&lt;/a&gt;&lt;br&gt;Texte1 source naissance&lt;</w:t>
+      </w:r>
+      <w:proofErr w:type="spellStart"/>
+      <w:r>
+        <w:t>br</w:t>
+      </w:r>
+      <w:proofErr w:type="spellEnd"/>
+      <w:r>
+        <w:t>&gt;Texte2 source naissance&lt;</w:t>
+      </w:r>
+      <w:proofErr w:type="spellStart"/>
+      <w:r>
+        <w:t>br</w:t>
+      </w:r>
+      <w:proofErr w:type="spellEnd"/>
+      <w:r>
+        <w:t>&gt;&lt;/li&gt;</w:t>
+      </w:r>
+    </w:p>
+    <w:p>
+      <w:pPr>
+        <w:pStyle w:val="Listing"/>
+      </w:pPr>
+      <w:r>
+        <w:lastRenderedPageBreak/>
+        <w:t>&lt;</w:t>
+      </w:r>
+      <w:proofErr w:type="gramStart"/>
+      <w:r>
+        <w:t>li</w:t>
+      </w:r>
+      <w:proofErr w:type="gramEnd"/>
+      <w:r>
+        <w:t>&gt;Union: &lt;a href="https://www.source_mariage.fr/"&gt;https://www.source_mariage.fr/&lt;/a&gt;&lt;br&gt;Texte1 source mariage&lt;</w:t>
+      </w:r>
+      <w:proofErr w:type="spellStart"/>
+      <w:r>
+        <w:t>br</w:t>
+      </w:r>
+      <w:proofErr w:type="spellEnd"/>
+      <w:r>
+        <w:t>&gt;Texte2 source mariage&lt;</w:t>
+      </w:r>
+      <w:proofErr w:type="spellStart"/>
+      <w:r>
+        <w:t>br</w:t>
+      </w:r>
+      <w:proofErr w:type="spellEnd"/>
+      <w:r>
+        <w:t>&gt;&lt;/li&gt;</w:t>
+      </w:r>
+    </w:p>
+    <w:p>
+      <w:pPr>
+        <w:pStyle w:val="Listing"/>
+      </w:pPr>
+      <w:r>
+        <w:t>&lt;</w:t>
+      </w:r>
+      <w:proofErr w:type="gramStart"/>
+      <w:r>
+        <w:t>li</w:t>
+      </w:r>
+      <w:proofErr w:type="gramEnd"/>
+      <w:r>
+        <w:t>&gt;Décès: &lt;a href="https://www.source_deces.fr/"&gt;https://www.source_deces.fr/&lt;/a&gt; - Texte1 source décès&lt;</w:t>
+      </w:r>
+      <w:proofErr w:type="spellStart"/>
+      <w:r>
+        <w:t>br</w:t>
+      </w:r>
+      <w:proofErr w:type="spellEnd"/>
+      <w:r>
+        <w:t>&gt;Texte2 source décès&lt;</w:t>
+      </w:r>
+      <w:proofErr w:type="spellStart"/>
+      <w:r>
+        <w:t>br</w:t>
+      </w:r>
+      <w:proofErr w:type="spellEnd"/>
+      <w:r>
+        <w:t>&gt;&lt;/li&gt;</w:t>
+      </w:r>
+    </w:p>
+    <w:p>
+      <w:pPr>
+        <w:pStyle w:val="Listing"/>
+      </w:pPr>
+      <w:r>
+        <w:t>&lt;/</w:t>
+      </w:r>
+      <w:proofErr w:type="spellStart"/>
+      <w:r>
+        <w:t>ul</w:t>
+      </w:r>
+      <w:proofErr w:type="spellEnd"/>
+      <w:r>
+        <w:t>&gt;</w:t>
+      </w:r>
+    </w:p>
+    <w:p>
+      <w:pPr>
+        <w:pStyle w:val="Listing"/>
+      </w:pPr>
+      <w:r>
+        <w:t>&lt;/</w:t>
+      </w:r>
+      <w:proofErr w:type="spellStart"/>
+      <w:r>
+        <w:t>em</w:t>
+      </w:r>
+      <w:proofErr w:type="spellEnd"/>
+      <w:r>
+        <w:t>&gt;</w:t>
+      </w:r>
+    </w:p>
+    <w:p/>
+    <w:p>
+      <w:proofErr w:type="spellStart"/>
+      <w:proofErr w:type="gramStart"/>
+      <w:r>
+        <w:t>scrapy</w:t>
+      </w:r>
+      <w:proofErr w:type="spellEnd"/>
+      <w:proofErr w:type="gramEnd"/>
+      <w:r>
+        <w:t xml:space="preserve"> </w:t>
+      </w:r>
+      <w:proofErr w:type="spellStart"/>
+      <w:r>
+        <w:t>shell</w:t>
+      </w:r>
+      <w:proofErr w:type="spellEnd"/>
+      <w:r>
+        <w:t xml:space="preserve"> </w:t>
+      </w:r>
+      <w:r>
+        <w:t>"</w:t>
+      </w:r>
+      <w:hyperlink r:id="rId22" w:history="1">
+        <w:r>
+          <w:rPr>
+            <w:rStyle w:val="Lienhypertexte"/>
+          </w:rPr>
+          <w:t>https://gw.geneanet.org/nraibaut2?lang=fr&amp;p=pierre&amp;n=dupont</w:t>
+        </w:r>
+      </w:hyperlink>
+      <w:r>
+        <w:t>"</w:t>
+      </w:r>
+    </w:p>
+    <w:p>
+      <w:proofErr w:type="gramStart"/>
+      <w:r>
+        <w:t>response.xpath</w:t>
+      </w:r>
+      <w:proofErr w:type="gramEnd"/>
+      <w:r>
+        <w:t>("</w:t>
+      </w:r>
+      <w:r>
+        <w:t>//div[@id='person-title']/following-sibling::em[1]</w:t>
+      </w:r>
+      <w:r>
+        <w:t>")</w:t>
+      </w:r>
+    </w:p>
+    <w:p>
+      <w:proofErr w:type="gramStart"/>
+      <w:r>
+        <w:t>response.xpath</w:t>
+      </w:r>
+      <w:proofErr w:type="gramEnd"/>
+      <w:r>
+        <w:t>("//div[@id='person-title']/following-sibling::em[1]").extract()</w:t>
+      </w:r>
+    </w:p>
+    <w:p>
+      <w:proofErr w:type="gramStart"/>
+      <w:r>
+        <w:t>response.xpath</w:t>
+      </w:r>
+      <w:proofErr w:type="gramEnd"/>
+      <w:r>
+        <w:t>("//div[@id='person-title']/following-sibling").extract()</w:t>
+      </w:r>
+    </w:p>
+    <w:p>
+      <w:proofErr w:type="gramStart"/>
+      <w:r>
+        <w:t>response.xpath</w:t>
+      </w:r>
+      <w:proofErr w:type="gramEnd"/>
+      <w:r>
+        <w:t>("//div[@id='person-title']/following-sibling::*[1][name()='em']")</w:t>
+      </w:r>
+    </w:p>
+    <w:p>
+      <w:proofErr w:type="gramStart"/>
+      <w:r>
+        <w:t>response.xpath</w:t>
+      </w:r>
+      <w:proofErr w:type="gramEnd"/>
+      <w:r>
+        <w:t>("//div[@id='person-title']/following-sibling::*[1][name()='em']/text()").get()</w:t>
+      </w:r>
+    </w:p>
+    <w:p/>
+    <w:p>
+      <w:proofErr w:type="spellStart"/>
+      <w:proofErr w:type="gramStart"/>
+      <w:r>
+        <w:t>scrapy</w:t>
+      </w:r>
+      <w:proofErr w:type="spellEnd"/>
+      <w:proofErr w:type="gramEnd"/>
+      <w:r>
+        <w:t xml:space="preserve"> </w:t>
+      </w:r>
+      <w:proofErr w:type="spellStart"/>
+      <w:r>
+        <w:t>shell</w:t>
+      </w:r>
+      <w:proofErr w:type="spellEnd"/>
+      <w:r>
+        <w:t xml:space="preserve"> </w:t>
+      </w:r>
+      <w:r>
+        <w:t>"</w:t>
+      </w:r>
+      <w:hyperlink r:id="rId23" w:history="1">
+        <w:r>
+          <w:rPr>
+            <w:rStyle w:val="Lienhypertexte"/>
+          </w:rPr>
+          <w:t>https://gw.geneanet.org/danielr13?lan</w:t>
+        </w:r>
+        <w:r>
+          <w:rPr>
+            <w:rStyle w:val="Lienhypertexte"/>
+          </w:rPr>
+          <w:t>g</w:t>
+        </w:r>
+        <w:r>
+          <w:rPr>
+            <w:rStyle w:val="Lienhypertexte"/>
+          </w:rPr>
+          <w:t>=fr&amp;p=marthe&amp;n=saint+michel&amp;oc=1</w:t>
+        </w:r>
+      </w:hyperlink>
+      <w:r>
+        <w:t>"</w:t>
+      </w:r>
+    </w:p>
     <w:p/>
     <w:sectPr>
-      <w:headerReference w:type="default" r:id="rId21"/>
+      <w:headerReference w:type="default" r:id="rId24"/>
       <w:pgSz w:w="16838" w:h="11906" w:orient="landscape"/>
       <w:pgMar w:top="1080" w:right="1440" w:bottom="1080" w:left="1440" w:header="708" w:footer="708" w:gutter="0"/>
       <w:cols w:space="708"/>
@@ -14350,7 +14697,7 @@
       <w:rPr>
         <w:noProof/>
       </w:rPr>
-      <w:t>11/08/2023</w:t>
+      <w:t>16/08/2023</w:t>
     </w:r>
     <w:r>
       <w:fldChar w:fldCharType="end"/>
@@ -15940,6 +16287,18 @@
     <w:basedOn w:val="Policepardfaut"/>
     <w:rsid w:val="00D41C0A"/>
   </w:style>
+  <w:style w:type="character" w:styleId="Lienhypertextesuivivisit">
+    <w:name w:val="FollowedHyperlink"/>
+    <w:basedOn w:val="Policepardfaut"/>
+    <w:uiPriority w:val="99"/>
+    <w:semiHidden/>
+    <w:unhideWhenUsed/>
+    <w:rsid w:val="00BD0D54"/>
+    <w:rPr>
+      <w:color w:val="954F72" w:themeColor="followedHyperlink"/>
+      <w:u w:val="single"/>
+    </w:rPr>
+  </w:style>
 </w:styles>
 </file>
 

--- a/doc/NotesNRa4_tests.docx
+++ b/doc/NotesNRa4_tests.docx
@@ -14513,6 +14513,16 @@
     <w:p>
       <w:proofErr w:type="gramStart"/>
       <w:r>
+        <w:t>sans</w:t>
+      </w:r>
+      <w:proofErr w:type="gramEnd"/>
+      <w:r>
+        <w:t xml:space="preserve"> titre, mais avec sources qui matchent</w:t>
+      </w:r>
+    </w:p>
+    <w:p>
+      <w:proofErr w:type="gramStart"/>
+      <w:r>
         <w:t>response.xpath</w:t>
       </w:r>
       <w:proofErr w:type="gramEnd"/>
@@ -14594,28 +14604,74 @@
           <w:rPr>
             <w:rStyle w:val="Lienhypertexte"/>
           </w:rPr>
-          <w:t>https://gw.geneanet.org/danielr13?lan</w:t>
+          <w:t>https://gw.geneanet.org/danielr13?lang=fr&amp;p=marthe&amp;n=saint+michel&amp;oc=1</w:t>
         </w:r>
+      </w:hyperlink>
+      <w:r>
+        <w:t>"</w:t>
+      </w:r>
+    </w:p>
+    <w:p/>
+    <w:p>
+      <w:proofErr w:type="spellStart"/>
+      <w:proofErr w:type="gramStart"/>
+      <w:r>
+        <w:t>scrapy</w:t>
+      </w:r>
+      <w:proofErr w:type="spellEnd"/>
+      <w:proofErr w:type="gramEnd"/>
+      <w:r>
+        <w:t xml:space="preserve"> </w:t>
+      </w:r>
+      <w:proofErr w:type="spellStart"/>
+      <w:r>
+        <w:t>shell</w:t>
+      </w:r>
+      <w:proofErr w:type="spellEnd"/>
+      <w:r>
+        <w:t xml:space="preserve"> </w:t>
+      </w:r>
+      <w:r>
+        <w:t>"</w:t>
+      </w:r>
+      <w:hyperlink r:id="rId24" w:history="1">
         <w:r>
           <w:rPr>
             <w:rStyle w:val="Lienhypertexte"/>
+            <w:noProof/>
           </w:rPr>
-          <w:t>g</w:t>
-        </w:r>
-        <w:r>
-          <w:rPr>
-            <w:rStyle w:val="Lienhypertexte"/>
-          </w:rPr>
-          <w:t>=fr&amp;p=marthe&amp;n=saint+michel&amp;oc=1</w:t>
+          <w:t>https://gw.geneanet.org/nraibaut2?lang=fr&amp;n=dupont&amp;oc=0&amp;p=gerard</w:t>
         </w:r>
       </w:hyperlink>
       <w:r>
         <w:t>"</w:t>
       </w:r>
     </w:p>
+    <w:p>
+      <w:pPr>
+        <w:rPr>
+          <w:noProof/>
+        </w:rPr>
+      </w:pPr>
+      <w:proofErr w:type="gramStart"/>
+      <w:r>
+        <w:t>avec</w:t>
+      </w:r>
+      <w:proofErr w:type="gramEnd"/>
+      <w:r>
+        <w:t xml:space="preserve"> titre et note sur</w:t>
+      </w:r>
+      <w:r>
+        <w:t xml:space="preserve"> le</w:t>
+      </w:r>
+      <w:r>
+        <w:t xml:space="preserve"> titre</w:t>
+      </w:r>
+    </w:p>
+    <w:p/>
     <w:p/>
     <w:sectPr>
-      <w:headerReference w:type="default" r:id="rId24"/>
+      <w:headerReference w:type="default" r:id="rId25"/>
       <w:pgSz w:w="16838" w:h="11906" w:orient="landscape"/>
       <w:pgMar w:top="1080" w:right="1440" w:bottom="1080" w:left="1440" w:header="708" w:footer="708" w:gutter="0"/>
       <w:cols w:space="708"/>

--- a/doc/NotesNRa4_tests.docx
+++ b/doc/NotesNRa4_tests.docx
@@ -14670,8 +14670,1232 @@
     </w:p>
     <w:p/>
     <w:p/>
+    <w:p/>
+    <w:p>
+      <w:r>
+        <w:t>Unions :</w:t>
+      </w:r>
+    </w:p>
+    <w:p/>
+    <w:p>
+      <w:proofErr w:type="spellStart"/>
+      <w:proofErr w:type="gramStart"/>
+      <w:r>
+        <w:t>scrapy</w:t>
+      </w:r>
+      <w:proofErr w:type="spellEnd"/>
+      <w:proofErr w:type="gramEnd"/>
+      <w:r>
+        <w:t xml:space="preserve"> </w:t>
+      </w:r>
+      <w:proofErr w:type="spellStart"/>
+      <w:r>
+        <w:t>shell</w:t>
+      </w:r>
+      <w:proofErr w:type="spellEnd"/>
+      <w:r>
+        <w:t xml:space="preserve"> </w:t>
+      </w:r>
+      <w:r>
+        <w:t>"</w:t>
+      </w:r>
+      <w:hyperlink r:id="rId25" w:history="1">
+        <w:r>
+          <w:rPr>
+            <w:rStyle w:val="Lienhypertexte"/>
+          </w:rPr>
+          <w:t>https://gw.geneanet.org/evechevaleyre?lang=fr&amp;pz=evelyne&amp;nz=cassar&amp;p=rafaele&amp;n=brincat&amp;oc=2</w:t>
+        </w:r>
+      </w:hyperlink>
+      <w:r>
+        <w:t>"</w:t>
+      </w:r>
+    </w:p>
+    <w:p/>
+    <w:p>
+      <w:proofErr w:type="spellStart"/>
+      <w:proofErr w:type="gramStart"/>
+      <w:r>
+        <w:t>response.xpath</w:t>
+      </w:r>
+      <w:proofErr w:type="spellEnd"/>
+      <w:proofErr w:type="gramEnd"/>
+      <w:r>
+        <w:t>("//</w:t>
+      </w:r>
+      <w:proofErr w:type="spellStart"/>
+      <w:r>
+        <w:t>ul</w:t>
+      </w:r>
+      <w:proofErr w:type="spellEnd"/>
+      <w:r>
+        <w:t>[@class='fiche_union']/li")</w:t>
+      </w:r>
+    </w:p>
+    <w:p/>
+    <w:p>
+      <w:r>
+        <w:t>La plupart sont de la forme « Marié … » / « Mariée … », sauf :</w:t>
+      </w:r>
+    </w:p>
+    <w:p/>
+    <w:p>
+      <w:pPr>
+        <w:autoSpaceDE w:val="0"/>
+        <w:autoSpaceDN w:val="0"/>
+        <w:adjustRightInd w:val="0"/>
+        <w:rPr>
+          <w:rFonts w:ascii="Lucida Console" w:hAnsi="Lucida Console" w:cs="Lucida Console"/>
+          <w:kern w:val="0"/>
+          <w:sz w:val="18"/>
+          <w:szCs w:val="18"/>
+        </w:rPr>
+      </w:pPr>
+      <w:r>
+        <w:rPr>
+          <w:rFonts w:ascii="Lucida Console" w:hAnsi="Lucida Console" w:cs="Lucida Console"/>
+          <w:kern w:val="0"/>
+          <w:sz w:val="18"/>
+          <w:szCs w:val="18"/>
+        </w:rPr>
+        <w:t xml:space="preserve">$ </w:t>
+      </w:r>
+      <w:proofErr w:type="spellStart"/>
+      <w:r>
+        <w:rPr>
+          <w:rFonts w:ascii="Lucida Console" w:hAnsi="Lucida Console" w:cs="Lucida Console"/>
+          <w:kern w:val="0"/>
+          <w:sz w:val="18"/>
+          <w:szCs w:val="18"/>
+        </w:rPr>
+        <w:t>grep</w:t>
+      </w:r>
+      <w:proofErr w:type="spellEnd"/>
+      <w:r>
+        <w:rPr>
+          <w:rFonts w:ascii="Lucida Console" w:hAnsi="Lucida Console" w:cs="Lucida Console"/>
+          <w:kern w:val="0"/>
+          <w:sz w:val="18"/>
+          <w:szCs w:val="18"/>
+        </w:rPr>
+        <w:t xml:space="preserve"> 'union ' </w:t>
+      </w:r>
+      <w:proofErr w:type="spellStart"/>
+      <w:r>
+        <w:rPr>
+          <w:rFonts w:ascii="Lucida Console" w:hAnsi="Lucida Console" w:cs="Lucida Console"/>
+          <w:kern w:val="0"/>
+          <w:sz w:val="18"/>
+          <w:szCs w:val="18"/>
+        </w:rPr>
+        <w:t>result</w:t>
+      </w:r>
+      <w:proofErr w:type="spellEnd"/>
+      <w:r>
+        <w:rPr>
+          <w:rFonts w:ascii="Lucida Console" w:hAnsi="Lucida Console" w:cs="Lucida Console"/>
+          <w:kern w:val="0"/>
+          <w:sz w:val="18"/>
+          <w:szCs w:val="18"/>
+        </w:rPr>
+        <w:t xml:space="preserve">/*.log | </w:t>
+      </w:r>
+      <w:proofErr w:type="spellStart"/>
+      <w:r>
+        <w:rPr>
+          <w:rFonts w:ascii="Lucida Console" w:hAnsi="Lucida Console" w:cs="Lucida Console"/>
+          <w:kern w:val="0"/>
+          <w:sz w:val="18"/>
+          <w:szCs w:val="18"/>
+        </w:rPr>
+        <w:t>grep</w:t>
+      </w:r>
+      <w:proofErr w:type="spellEnd"/>
+      <w:r>
+        <w:rPr>
+          <w:rFonts w:ascii="Lucida Console" w:hAnsi="Lucida Console" w:cs="Lucida Console"/>
+          <w:kern w:val="0"/>
+          <w:sz w:val="18"/>
+          <w:szCs w:val="18"/>
+        </w:rPr>
+        <w:t xml:space="preserve"> -v Mari</w:t>
+      </w:r>
+    </w:p>
+    <w:p>
+      <w:pPr>
+        <w:autoSpaceDE w:val="0"/>
+        <w:autoSpaceDN w:val="0"/>
+        <w:adjustRightInd w:val="0"/>
+        <w:rPr>
+          <w:rFonts w:ascii="Lucida Console" w:hAnsi="Lucida Console" w:cs="Lucida Console"/>
+          <w:kern w:val="0"/>
+          <w:sz w:val="18"/>
+          <w:szCs w:val="18"/>
+        </w:rPr>
+      </w:pPr>
+      <w:r>
+        <w:rPr>
+          <w:rFonts w:ascii="Lucida Console" w:hAnsi="Lucida Console" w:cs="Lucida Console"/>
+          <w:kern w:val="0"/>
+          <w:sz w:val="18"/>
+          <w:szCs w:val="18"/>
+        </w:rPr>
+        <w:t>result/gw.geneanet.org.danielr13.lang=fr.n=</w:t>
+      </w:r>
+      <w:proofErr w:type="gramStart"/>
+      <w:r>
+        <w:rPr>
+          <w:rFonts w:ascii="Lucida Console" w:hAnsi="Lucida Console" w:cs="Lucida Console"/>
+          <w:kern w:val="0"/>
+          <w:sz w:val="18"/>
+          <w:szCs w:val="18"/>
+        </w:rPr>
+        <w:t>nicolas.oc=0.p</w:t>
+      </w:r>
+      <w:proofErr w:type="gramEnd"/>
+      <w:r>
+        <w:rPr>
+          <w:rFonts w:ascii="Lucida Console" w:hAnsi="Lucida Console" w:cs="Lucida Console"/>
+          <w:kern w:val="0"/>
+          <w:sz w:val="18"/>
+          <w:szCs w:val="18"/>
+        </w:rPr>
+        <w:t xml:space="preserve">=etienne+henri.log:[geneanet] DEBUG: </w:t>
+      </w:r>
+      <w:proofErr w:type="spellStart"/>
+      <w:r>
+        <w:rPr>
+          <w:rFonts w:ascii="Lucida Console" w:hAnsi="Lucida Console" w:cs="Lucida Console"/>
+          <w:kern w:val="0"/>
+          <w:sz w:val="18"/>
+          <w:szCs w:val="18"/>
+        </w:rPr>
+        <w:t>Generation</w:t>
+      </w:r>
+      <w:proofErr w:type="spellEnd"/>
+      <w:r>
+        <w:rPr>
+          <w:rFonts w:ascii="Lucida Console" w:hAnsi="Lucida Console" w:cs="Lucida Console"/>
+          <w:kern w:val="0"/>
+          <w:sz w:val="18"/>
+          <w:szCs w:val="18"/>
+        </w:rPr>
+        <w:t xml:space="preserve"> 8, </w:t>
+      </w:r>
+      <w:proofErr w:type="spellStart"/>
+      <w:r>
+        <w:rPr>
+          <w:rFonts w:ascii="Lucida Console" w:hAnsi="Lucida Console" w:cs="Lucida Console"/>
+          <w:kern w:val="0"/>
+          <w:sz w:val="18"/>
+          <w:szCs w:val="18"/>
+        </w:rPr>
+        <w:t>sosa</w:t>
+      </w:r>
+      <w:proofErr w:type="spellEnd"/>
+      <w:r>
+        <w:rPr>
+          <w:rFonts w:ascii="Lucida Console" w:hAnsi="Lucida Console" w:cs="Lucida Console"/>
+          <w:kern w:val="0"/>
+          <w:sz w:val="18"/>
+          <w:szCs w:val="18"/>
+        </w:rPr>
+        <w:t xml:space="preserve"> 187 : Magdeleine BOUDOY : union 2 = </w:t>
+      </w:r>
+      <w:proofErr w:type="spellStart"/>
+      <w:r>
+        <w:rPr>
+          <w:rFonts w:ascii="Lucida Console" w:hAnsi="Lucida Console" w:cs="Lucida Console"/>
+          <w:kern w:val="0"/>
+          <w:sz w:val="18"/>
+          <w:szCs w:val="18"/>
+        </w:rPr>
+        <w:t>debut</w:t>
+      </w:r>
+      <w:proofErr w:type="spellEnd"/>
+      <w:r>
+        <w:rPr>
+          <w:rFonts w:ascii="Lucida Console" w:hAnsi="Lucida Console" w:cs="Lucida Console"/>
+          <w:kern w:val="0"/>
+          <w:sz w:val="18"/>
+          <w:szCs w:val="18"/>
+        </w:rPr>
+        <w:t>='</w:t>
+      </w:r>
+      <w:r>
+        <w:rPr>
+          <w:rFonts w:ascii="Lucida Console" w:hAnsi="Lucida Console" w:cs="Lucida Console"/>
+          <w:kern w:val="0"/>
+          <w:sz w:val="18"/>
+          <w:szCs w:val="18"/>
+          <w:highlight w:val="yellow"/>
+        </w:rPr>
+        <w:t>* Relation'</w:t>
+      </w:r>
+      <w:r>
+        <w:rPr>
+          <w:rFonts w:ascii="Lucida Console" w:hAnsi="Lucida Console" w:cs="Lucida Console"/>
+          <w:kern w:val="0"/>
+          <w:sz w:val="18"/>
+          <w:szCs w:val="18"/>
+        </w:rPr>
+        <w:t xml:space="preserve"> </w:t>
+      </w:r>
+      <w:proofErr w:type="spellStart"/>
+      <w:r>
+        <w:rPr>
+          <w:rFonts w:ascii="Lucida Console" w:hAnsi="Lucida Console" w:cs="Lucida Console"/>
+          <w:kern w:val="0"/>
+          <w:sz w:val="18"/>
+          <w:szCs w:val="18"/>
+        </w:rPr>
+        <w:t>nom_conjoint</w:t>
+      </w:r>
+      <w:proofErr w:type="spellEnd"/>
+      <w:r>
+        <w:rPr>
+          <w:rFonts w:ascii="Lucida Console" w:hAnsi="Lucida Console" w:cs="Lucida Console"/>
+          <w:kern w:val="0"/>
+          <w:sz w:val="18"/>
+          <w:szCs w:val="18"/>
+        </w:rPr>
+        <w:t xml:space="preserve">='? LAPIERRE' </w:t>
+      </w:r>
+      <w:proofErr w:type="spellStart"/>
+      <w:r>
+        <w:rPr>
+          <w:rFonts w:ascii="Lucida Console" w:hAnsi="Lucida Console" w:cs="Lucida Console"/>
+          <w:kern w:val="0"/>
+          <w:sz w:val="18"/>
+          <w:szCs w:val="18"/>
+        </w:rPr>
+        <w:t>url_conjoint</w:t>
+      </w:r>
+      <w:proofErr w:type="spellEnd"/>
+      <w:r>
+        <w:rPr>
+          <w:rFonts w:ascii="Lucida Console" w:hAnsi="Lucida Console" w:cs="Lucida Console"/>
+          <w:kern w:val="0"/>
+          <w:sz w:val="18"/>
+          <w:szCs w:val="18"/>
+        </w:rPr>
+        <w:t>='danielr</w:t>
+      </w:r>
+      <w:proofErr w:type="gramStart"/>
+      <w:r>
+        <w:rPr>
+          <w:rFonts w:ascii="Lucida Console" w:hAnsi="Lucida Console" w:cs="Lucida Console"/>
+          <w:kern w:val="0"/>
+          <w:sz w:val="18"/>
+          <w:szCs w:val="18"/>
+        </w:rPr>
+        <w:t>13?</w:t>
+      </w:r>
+      <w:proofErr w:type="gramEnd"/>
+      <w:r>
+        <w:rPr>
+          <w:rFonts w:ascii="Lucida Console" w:hAnsi="Lucida Console" w:cs="Lucida Console"/>
+          <w:kern w:val="0"/>
+          <w:sz w:val="18"/>
+          <w:szCs w:val="18"/>
+        </w:rPr>
+        <w:t>lang=</w:t>
+      </w:r>
+      <w:proofErr w:type="spellStart"/>
+      <w:r>
+        <w:rPr>
+          <w:rFonts w:ascii="Lucida Console" w:hAnsi="Lucida Console" w:cs="Lucida Console"/>
+          <w:kern w:val="0"/>
+          <w:sz w:val="18"/>
+          <w:szCs w:val="18"/>
+        </w:rPr>
+        <w:t>fr&amp;i</w:t>
+      </w:r>
+      <w:proofErr w:type="spellEnd"/>
+      <w:r>
+        <w:rPr>
+          <w:rFonts w:ascii="Lucida Console" w:hAnsi="Lucida Console" w:cs="Lucida Console"/>
+          <w:kern w:val="0"/>
+          <w:sz w:val="18"/>
+          <w:szCs w:val="18"/>
+        </w:rPr>
+        <w:t>=28804'</w:t>
+      </w:r>
+    </w:p>
+    <w:p>
+      <w:pPr>
+        <w:autoSpaceDE w:val="0"/>
+        <w:autoSpaceDN w:val="0"/>
+        <w:adjustRightInd w:val="0"/>
+        <w:rPr>
+          <w:rFonts w:ascii="Lucida Console" w:hAnsi="Lucida Console" w:cs="Lucida Console"/>
+          <w:kern w:val="0"/>
+          <w:sz w:val="18"/>
+          <w:szCs w:val="18"/>
+        </w:rPr>
+      </w:pPr>
+      <w:r>
+        <w:rPr>
+          <w:rFonts w:ascii="Lucida Console" w:hAnsi="Lucida Console" w:cs="Lucida Console"/>
+          <w:kern w:val="0"/>
+          <w:sz w:val="18"/>
+          <w:szCs w:val="18"/>
+        </w:rPr>
+        <w:t>result/gw.geneanet.org.danielr13.lang=fr.n=</w:t>
+      </w:r>
+      <w:proofErr w:type="gramStart"/>
+      <w:r>
+        <w:rPr>
+          <w:rFonts w:ascii="Lucida Console" w:hAnsi="Lucida Console" w:cs="Lucida Console"/>
+          <w:kern w:val="0"/>
+          <w:sz w:val="18"/>
+          <w:szCs w:val="18"/>
+        </w:rPr>
+        <w:t>nicolas.oc=0.p</w:t>
+      </w:r>
+      <w:proofErr w:type="gramEnd"/>
+      <w:r>
+        <w:rPr>
+          <w:rFonts w:ascii="Lucida Console" w:hAnsi="Lucida Console" w:cs="Lucida Console"/>
+          <w:kern w:val="0"/>
+          <w:sz w:val="18"/>
+          <w:szCs w:val="18"/>
+        </w:rPr>
+        <w:t xml:space="preserve">=etienne+henri.log:[geneanet] DEBUG: </w:t>
+      </w:r>
+      <w:proofErr w:type="spellStart"/>
+      <w:r>
+        <w:rPr>
+          <w:rFonts w:ascii="Lucida Console" w:hAnsi="Lucida Console" w:cs="Lucida Console"/>
+          <w:kern w:val="0"/>
+          <w:sz w:val="18"/>
+          <w:szCs w:val="18"/>
+        </w:rPr>
+        <w:t>Generation</w:t>
+      </w:r>
+      <w:proofErr w:type="spellEnd"/>
+      <w:r>
+        <w:rPr>
+          <w:rFonts w:ascii="Lucida Console" w:hAnsi="Lucida Console" w:cs="Lucida Console"/>
+          <w:kern w:val="0"/>
+          <w:sz w:val="18"/>
+          <w:szCs w:val="18"/>
+        </w:rPr>
+        <w:t xml:space="preserve"> 9, </w:t>
+      </w:r>
+      <w:proofErr w:type="spellStart"/>
+      <w:r>
+        <w:rPr>
+          <w:rFonts w:ascii="Lucida Console" w:hAnsi="Lucida Console" w:cs="Lucida Console"/>
+          <w:kern w:val="0"/>
+          <w:sz w:val="18"/>
+          <w:szCs w:val="18"/>
+        </w:rPr>
+        <w:t>sosa</w:t>
+      </w:r>
+      <w:proofErr w:type="spellEnd"/>
+      <w:r>
+        <w:rPr>
+          <w:rFonts w:ascii="Lucida Console" w:hAnsi="Lucida Console" w:cs="Lucida Console"/>
+          <w:kern w:val="0"/>
+          <w:sz w:val="18"/>
+          <w:szCs w:val="18"/>
+        </w:rPr>
+        <w:t xml:space="preserve"> 428 : Jean LAMOUROUX : union 1 = </w:t>
+      </w:r>
+      <w:proofErr w:type="spellStart"/>
+      <w:r>
+        <w:rPr>
+          <w:rFonts w:ascii="Lucida Console" w:hAnsi="Lucida Console" w:cs="Lucida Console"/>
+          <w:kern w:val="0"/>
+          <w:sz w:val="18"/>
+          <w:szCs w:val="18"/>
+        </w:rPr>
+        <w:t>debut</w:t>
+      </w:r>
+      <w:proofErr w:type="spellEnd"/>
+      <w:r>
+        <w:rPr>
+          <w:rFonts w:ascii="Lucida Console" w:hAnsi="Lucida Console" w:cs="Lucida Console"/>
+          <w:kern w:val="0"/>
+          <w:sz w:val="18"/>
+          <w:szCs w:val="18"/>
+        </w:rPr>
+        <w:t>='</w:t>
+      </w:r>
+      <w:r>
+        <w:rPr>
+          <w:rFonts w:ascii="Lucida Console" w:hAnsi="Lucida Console" w:cs="Lucida Console"/>
+          <w:kern w:val="0"/>
+          <w:sz w:val="18"/>
+          <w:szCs w:val="18"/>
+          <w:highlight w:val="yellow"/>
+        </w:rPr>
+        <w:t>* Contrat de mariage</w:t>
+      </w:r>
+      <w:r>
+        <w:rPr>
+          <w:rFonts w:ascii="Lucida Console" w:hAnsi="Lucida Console" w:cs="Lucida Console"/>
+          <w:kern w:val="0"/>
+          <w:sz w:val="18"/>
+          <w:szCs w:val="18"/>
+        </w:rPr>
+        <w:t xml:space="preserve"> _le 29 août 1666 (dimanche), Vallabrègues (30336),_' </w:t>
+      </w:r>
+      <w:proofErr w:type="spellStart"/>
+      <w:r>
+        <w:rPr>
+          <w:rFonts w:ascii="Lucida Console" w:hAnsi="Lucida Console" w:cs="Lucida Console"/>
+          <w:kern w:val="0"/>
+          <w:sz w:val="18"/>
+          <w:szCs w:val="18"/>
+        </w:rPr>
+        <w:t>nom_conjoint</w:t>
+      </w:r>
+      <w:proofErr w:type="spellEnd"/>
+      <w:r>
+        <w:rPr>
+          <w:rFonts w:ascii="Lucida Console" w:hAnsi="Lucida Console" w:cs="Lucida Console"/>
+          <w:kern w:val="0"/>
+          <w:sz w:val="18"/>
+          <w:szCs w:val="18"/>
+        </w:rPr>
+        <w:t xml:space="preserve">='Magdeleine PERRIER' </w:t>
+      </w:r>
+      <w:proofErr w:type="spellStart"/>
+      <w:r>
+        <w:rPr>
+          <w:rFonts w:ascii="Lucida Console" w:hAnsi="Lucida Console" w:cs="Lucida Console"/>
+          <w:kern w:val="0"/>
+          <w:sz w:val="18"/>
+          <w:szCs w:val="18"/>
+        </w:rPr>
+        <w:t>url_conjoint</w:t>
+      </w:r>
+      <w:proofErr w:type="spellEnd"/>
+      <w:r>
+        <w:rPr>
+          <w:rFonts w:ascii="Lucida Console" w:hAnsi="Lucida Console" w:cs="Lucida Console"/>
+          <w:kern w:val="0"/>
+          <w:sz w:val="18"/>
+          <w:szCs w:val="18"/>
+        </w:rPr>
+        <w:t>='danielr13?lang=</w:t>
+      </w:r>
+      <w:proofErr w:type="spellStart"/>
+      <w:r>
+        <w:rPr>
+          <w:rFonts w:ascii="Lucida Console" w:hAnsi="Lucida Console" w:cs="Lucida Console"/>
+          <w:kern w:val="0"/>
+          <w:sz w:val="18"/>
+          <w:szCs w:val="18"/>
+        </w:rPr>
+        <w:t>fr&amp;p</w:t>
+      </w:r>
+      <w:proofErr w:type="spellEnd"/>
+      <w:r>
+        <w:rPr>
+          <w:rFonts w:ascii="Lucida Console" w:hAnsi="Lucida Console" w:cs="Lucida Console"/>
+          <w:kern w:val="0"/>
+          <w:sz w:val="18"/>
+          <w:szCs w:val="18"/>
+        </w:rPr>
+        <w:t>=</w:t>
+      </w:r>
+      <w:proofErr w:type="spellStart"/>
+      <w:r>
+        <w:rPr>
+          <w:rFonts w:ascii="Lucida Console" w:hAnsi="Lucida Console" w:cs="Lucida Console"/>
+          <w:kern w:val="0"/>
+          <w:sz w:val="18"/>
+          <w:szCs w:val="18"/>
+        </w:rPr>
+        <w:t>magdeleine&amp;n</w:t>
+      </w:r>
+      <w:proofErr w:type="spellEnd"/>
+      <w:r>
+        <w:rPr>
+          <w:rFonts w:ascii="Lucida Console" w:hAnsi="Lucida Console" w:cs="Lucida Console"/>
+          <w:kern w:val="0"/>
+          <w:sz w:val="18"/>
+          <w:szCs w:val="18"/>
+        </w:rPr>
+        <w:t>=perrier'</w:t>
+      </w:r>
+    </w:p>
+    <w:p>
+      <w:pPr>
+        <w:autoSpaceDE w:val="0"/>
+        <w:autoSpaceDN w:val="0"/>
+        <w:adjustRightInd w:val="0"/>
+        <w:rPr>
+          <w:rFonts w:ascii="Lucida Console" w:hAnsi="Lucida Console" w:cs="Lucida Console"/>
+          <w:kern w:val="0"/>
+          <w:sz w:val="18"/>
+          <w:szCs w:val="18"/>
+        </w:rPr>
+      </w:pPr>
+      <w:r>
+        <w:rPr>
+          <w:rFonts w:ascii="Lucida Console" w:hAnsi="Lucida Console" w:cs="Lucida Console"/>
+          <w:kern w:val="0"/>
+          <w:sz w:val="18"/>
+          <w:szCs w:val="18"/>
+        </w:rPr>
+        <w:t>result/gw.geneanet.org.danielr13.lang=fr.n=</w:t>
+      </w:r>
+      <w:proofErr w:type="gramStart"/>
+      <w:r>
+        <w:rPr>
+          <w:rFonts w:ascii="Lucida Console" w:hAnsi="Lucida Console" w:cs="Lucida Console"/>
+          <w:kern w:val="0"/>
+          <w:sz w:val="18"/>
+          <w:szCs w:val="18"/>
+        </w:rPr>
+        <w:t>nicolas.oc=0.p</w:t>
+      </w:r>
+      <w:proofErr w:type="gramEnd"/>
+      <w:r>
+        <w:rPr>
+          <w:rFonts w:ascii="Lucida Console" w:hAnsi="Lucida Console" w:cs="Lucida Console"/>
+          <w:kern w:val="0"/>
+          <w:sz w:val="18"/>
+          <w:szCs w:val="18"/>
+        </w:rPr>
+        <w:t xml:space="preserve">=etienne+henri.log:[geneanet] DEBUG: </w:t>
+      </w:r>
+      <w:proofErr w:type="spellStart"/>
+      <w:r>
+        <w:rPr>
+          <w:rFonts w:ascii="Lucida Console" w:hAnsi="Lucida Console" w:cs="Lucida Console"/>
+          <w:kern w:val="0"/>
+          <w:sz w:val="18"/>
+          <w:szCs w:val="18"/>
+        </w:rPr>
+        <w:t>Generation</w:t>
+      </w:r>
+      <w:proofErr w:type="spellEnd"/>
+      <w:r>
+        <w:rPr>
+          <w:rFonts w:ascii="Lucida Console" w:hAnsi="Lucida Console" w:cs="Lucida Console"/>
+          <w:kern w:val="0"/>
+          <w:sz w:val="18"/>
+          <w:szCs w:val="18"/>
+        </w:rPr>
+        <w:t xml:space="preserve"> 9, </w:t>
+      </w:r>
+      <w:proofErr w:type="spellStart"/>
+      <w:r>
+        <w:rPr>
+          <w:rFonts w:ascii="Lucida Console" w:hAnsi="Lucida Console" w:cs="Lucida Console"/>
+          <w:kern w:val="0"/>
+          <w:sz w:val="18"/>
+          <w:szCs w:val="18"/>
+        </w:rPr>
+        <w:t>sosa</w:t>
+      </w:r>
+      <w:proofErr w:type="spellEnd"/>
+      <w:r>
+        <w:rPr>
+          <w:rFonts w:ascii="Lucida Console" w:hAnsi="Lucida Console" w:cs="Lucida Console"/>
+          <w:kern w:val="0"/>
+          <w:sz w:val="18"/>
+          <w:szCs w:val="18"/>
+        </w:rPr>
+        <w:t xml:space="preserve"> 399 : Magdeleine BOURREL : source = '* Naissance, union 1: AG13'</w:t>
+      </w:r>
+    </w:p>
+    <w:p>
+      <w:pPr>
+        <w:autoSpaceDE w:val="0"/>
+        <w:autoSpaceDN w:val="0"/>
+        <w:adjustRightInd w:val="0"/>
+        <w:rPr>
+          <w:rFonts w:ascii="Lucida Console" w:hAnsi="Lucida Console" w:cs="Lucida Console"/>
+          <w:kern w:val="0"/>
+          <w:sz w:val="18"/>
+          <w:szCs w:val="18"/>
+        </w:rPr>
+      </w:pPr>
+      <w:r>
+        <w:rPr>
+          <w:rFonts w:ascii="Lucida Console" w:hAnsi="Lucida Console" w:cs="Lucida Console"/>
+          <w:kern w:val="0"/>
+          <w:sz w:val="18"/>
+          <w:szCs w:val="18"/>
+        </w:rPr>
+        <w:t>result/gw.geneanet.org.danielr13.lang=fr.n=</w:t>
+      </w:r>
+      <w:proofErr w:type="gramStart"/>
+      <w:r>
+        <w:rPr>
+          <w:rFonts w:ascii="Lucida Console" w:hAnsi="Lucida Console" w:cs="Lucida Console"/>
+          <w:kern w:val="0"/>
+          <w:sz w:val="18"/>
+          <w:szCs w:val="18"/>
+        </w:rPr>
+        <w:t>nicolas.oc=0.p</w:t>
+      </w:r>
+      <w:proofErr w:type="gramEnd"/>
+      <w:r>
+        <w:rPr>
+          <w:rFonts w:ascii="Lucida Console" w:hAnsi="Lucida Console" w:cs="Lucida Console"/>
+          <w:kern w:val="0"/>
+          <w:sz w:val="18"/>
+          <w:szCs w:val="18"/>
+        </w:rPr>
+        <w:t xml:space="preserve">=etienne+henri.log:[geneanet] DEBUG: </w:t>
+      </w:r>
+      <w:proofErr w:type="spellStart"/>
+      <w:r>
+        <w:rPr>
+          <w:rFonts w:ascii="Lucida Console" w:hAnsi="Lucida Console" w:cs="Lucida Console"/>
+          <w:kern w:val="0"/>
+          <w:sz w:val="18"/>
+          <w:szCs w:val="18"/>
+        </w:rPr>
+        <w:t>Generation</w:t>
+      </w:r>
+      <w:proofErr w:type="spellEnd"/>
+      <w:r>
+        <w:rPr>
+          <w:rFonts w:ascii="Lucida Console" w:hAnsi="Lucida Console" w:cs="Lucida Console"/>
+          <w:kern w:val="0"/>
+          <w:sz w:val="18"/>
+          <w:szCs w:val="18"/>
+        </w:rPr>
+        <w:t xml:space="preserve"> 9, </w:t>
+      </w:r>
+      <w:proofErr w:type="spellStart"/>
+      <w:r>
+        <w:rPr>
+          <w:rFonts w:ascii="Lucida Console" w:hAnsi="Lucida Console" w:cs="Lucida Console"/>
+          <w:kern w:val="0"/>
+          <w:sz w:val="18"/>
+          <w:szCs w:val="18"/>
+        </w:rPr>
+        <w:t>sosa</w:t>
+      </w:r>
+      <w:proofErr w:type="spellEnd"/>
+      <w:r>
+        <w:rPr>
+          <w:rFonts w:ascii="Lucida Console" w:hAnsi="Lucida Console" w:cs="Lucida Console"/>
+          <w:kern w:val="0"/>
+          <w:sz w:val="18"/>
+          <w:szCs w:val="18"/>
+        </w:rPr>
+        <w:t xml:space="preserve"> 399 : Magdeleine BOURREL : --&gt; event_name2='Naissance, union 1' event_sources2='AG13'</w:t>
+      </w:r>
+    </w:p>
+    <w:p>
+      <w:pPr>
+        <w:autoSpaceDE w:val="0"/>
+        <w:autoSpaceDN w:val="0"/>
+        <w:adjustRightInd w:val="0"/>
+        <w:rPr>
+          <w:rFonts w:ascii="Lucida Console" w:hAnsi="Lucida Console" w:cs="Lucida Console"/>
+          <w:kern w:val="0"/>
+          <w:sz w:val="18"/>
+          <w:szCs w:val="18"/>
+        </w:rPr>
+      </w:pPr>
+      <w:r>
+        <w:rPr>
+          <w:rFonts w:ascii="Lucida Console" w:hAnsi="Lucida Console" w:cs="Lucida Console"/>
+          <w:kern w:val="0"/>
+          <w:sz w:val="18"/>
+          <w:szCs w:val="18"/>
+        </w:rPr>
+        <w:t>result/gw.geneanet.org.danielr13.lang=fr.n=</w:t>
+      </w:r>
+      <w:proofErr w:type="gramStart"/>
+      <w:r>
+        <w:rPr>
+          <w:rFonts w:ascii="Lucida Console" w:hAnsi="Lucida Console" w:cs="Lucida Console"/>
+          <w:kern w:val="0"/>
+          <w:sz w:val="18"/>
+          <w:szCs w:val="18"/>
+        </w:rPr>
+        <w:t>nicolas.oc=0.p</w:t>
+      </w:r>
+      <w:proofErr w:type="gramEnd"/>
+      <w:r>
+        <w:rPr>
+          <w:rFonts w:ascii="Lucida Console" w:hAnsi="Lucida Console" w:cs="Lucida Console"/>
+          <w:kern w:val="0"/>
+          <w:sz w:val="18"/>
+          <w:szCs w:val="18"/>
+        </w:rPr>
+        <w:t xml:space="preserve">=etienne+henri.log:[geneanet] DEBUG: </w:t>
+      </w:r>
+      <w:proofErr w:type="spellStart"/>
+      <w:r>
+        <w:rPr>
+          <w:rFonts w:ascii="Lucida Console" w:hAnsi="Lucida Console" w:cs="Lucida Console"/>
+          <w:kern w:val="0"/>
+          <w:sz w:val="18"/>
+          <w:szCs w:val="18"/>
+        </w:rPr>
+        <w:t>Generation</w:t>
+      </w:r>
+      <w:proofErr w:type="spellEnd"/>
+      <w:r>
+        <w:rPr>
+          <w:rFonts w:ascii="Lucida Console" w:hAnsi="Lucida Console" w:cs="Lucida Console"/>
+          <w:kern w:val="0"/>
+          <w:sz w:val="18"/>
+          <w:szCs w:val="18"/>
+        </w:rPr>
+        <w:t xml:space="preserve"> 9, </w:t>
+      </w:r>
+      <w:proofErr w:type="spellStart"/>
+      <w:r>
+        <w:rPr>
+          <w:rFonts w:ascii="Lucida Console" w:hAnsi="Lucida Console" w:cs="Lucida Console"/>
+          <w:kern w:val="0"/>
+          <w:sz w:val="18"/>
+          <w:szCs w:val="18"/>
+        </w:rPr>
+        <w:t>sosa</w:t>
+      </w:r>
+      <w:proofErr w:type="spellEnd"/>
+      <w:r>
+        <w:rPr>
+          <w:rFonts w:ascii="Lucida Console" w:hAnsi="Lucida Console" w:cs="Lucida Console"/>
+          <w:kern w:val="0"/>
+          <w:sz w:val="18"/>
+          <w:szCs w:val="18"/>
+        </w:rPr>
+        <w:t xml:space="preserve"> 429 : Magdeleine PERRIER : union 1 = </w:t>
+      </w:r>
+      <w:proofErr w:type="spellStart"/>
+      <w:r>
+        <w:rPr>
+          <w:rFonts w:ascii="Lucida Console" w:hAnsi="Lucida Console" w:cs="Lucida Console"/>
+          <w:kern w:val="0"/>
+          <w:sz w:val="18"/>
+          <w:szCs w:val="18"/>
+        </w:rPr>
+        <w:t>debut</w:t>
+      </w:r>
+      <w:proofErr w:type="spellEnd"/>
+      <w:r>
+        <w:rPr>
+          <w:rFonts w:ascii="Lucida Console" w:hAnsi="Lucida Console" w:cs="Lucida Console"/>
+          <w:kern w:val="0"/>
+          <w:sz w:val="18"/>
+          <w:szCs w:val="18"/>
+        </w:rPr>
+        <w:t xml:space="preserve">='* </w:t>
+      </w:r>
+      <w:r>
+        <w:rPr>
+          <w:rFonts w:ascii="Lucida Console" w:hAnsi="Lucida Console" w:cs="Lucida Console"/>
+          <w:kern w:val="0"/>
+          <w:sz w:val="18"/>
+          <w:szCs w:val="18"/>
+          <w:highlight w:val="yellow"/>
+        </w:rPr>
+        <w:t>Contrat de mariage</w:t>
+      </w:r>
+      <w:r>
+        <w:rPr>
+          <w:rFonts w:ascii="Lucida Console" w:hAnsi="Lucida Console" w:cs="Lucida Console"/>
+          <w:kern w:val="0"/>
+          <w:sz w:val="18"/>
+          <w:szCs w:val="18"/>
+        </w:rPr>
+        <w:t xml:space="preserve"> _le 29 août 1666 (dimanche), Vallabrègues (30336),_' </w:t>
+      </w:r>
+      <w:proofErr w:type="spellStart"/>
+      <w:r>
+        <w:rPr>
+          <w:rFonts w:ascii="Lucida Console" w:hAnsi="Lucida Console" w:cs="Lucida Console"/>
+          <w:kern w:val="0"/>
+          <w:sz w:val="18"/>
+          <w:szCs w:val="18"/>
+        </w:rPr>
+        <w:t>nom_conjoint</w:t>
+      </w:r>
+      <w:proofErr w:type="spellEnd"/>
+      <w:r>
+        <w:rPr>
+          <w:rFonts w:ascii="Lucida Console" w:hAnsi="Lucida Console" w:cs="Lucida Console"/>
+          <w:kern w:val="0"/>
+          <w:sz w:val="18"/>
+          <w:szCs w:val="18"/>
+        </w:rPr>
+        <w:t xml:space="preserve">='Jean LAMOUROUX' </w:t>
+      </w:r>
+      <w:proofErr w:type="spellStart"/>
+      <w:r>
+        <w:rPr>
+          <w:rFonts w:ascii="Lucida Console" w:hAnsi="Lucida Console" w:cs="Lucida Console"/>
+          <w:kern w:val="0"/>
+          <w:sz w:val="18"/>
+          <w:szCs w:val="18"/>
+        </w:rPr>
+        <w:t>url_conjoint</w:t>
+      </w:r>
+      <w:proofErr w:type="spellEnd"/>
+      <w:r>
+        <w:rPr>
+          <w:rFonts w:ascii="Lucida Console" w:hAnsi="Lucida Console" w:cs="Lucida Console"/>
+          <w:kern w:val="0"/>
+          <w:sz w:val="18"/>
+          <w:szCs w:val="18"/>
+        </w:rPr>
+        <w:t>='danielr13?lang=</w:t>
+      </w:r>
+      <w:proofErr w:type="spellStart"/>
+      <w:r>
+        <w:rPr>
+          <w:rFonts w:ascii="Lucida Console" w:hAnsi="Lucida Console" w:cs="Lucida Console"/>
+          <w:kern w:val="0"/>
+          <w:sz w:val="18"/>
+          <w:szCs w:val="18"/>
+        </w:rPr>
+        <w:t>fr&amp;p</w:t>
+      </w:r>
+      <w:proofErr w:type="spellEnd"/>
+      <w:r>
+        <w:rPr>
+          <w:rFonts w:ascii="Lucida Console" w:hAnsi="Lucida Console" w:cs="Lucida Console"/>
+          <w:kern w:val="0"/>
+          <w:sz w:val="18"/>
+          <w:szCs w:val="18"/>
+        </w:rPr>
+        <w:t>=</w:t>
+      </w:r>
+      <w:proofErr w:type="spellStart"/>
+      <w:r>
+        <w:rPr>
+          <w:rFonts w:ascii="Lucida Console" w:hAnsi="Lucida Console" w:cs="Lucida Console"/>
+          <w:kern w:val="0"/>
+          <w:sz w:val="18"/>
+          <w:szCs w:val="18"/>
+        </w:rPr>
+        <w:t>jean&amp;n</w:t>
+      </w:r>
+      <w:proofErr w:type="spellEnd"/>
+      <w:r>
+        <w:rPr>
+          <w:rFonts w:ascii="Lucida Console" w:hAnsi="Lucida Console" w:cs="Lucida Console"/>
+          <w:kern w:val="0"/>
+          <w:sz w:val="18"/>
+          <w:szCs w:val="18"/>
+        </w:rPr>
+        <w:t>=</w:t>
+      </w:r>
+      <w:proofErr w:type="spellStart"/>
+      <w:r>
+        <w:rPr>
+          <w:rFonts w:ascii="Lucida Console" w:hAnsi="Lucida Console" w:cs="Lucida Console"/>
+          <w:kern w:val="0"/>
+          <w:sz w:val="18"/>
+          <w:szCs w:val="18"/>
+        </w:rPr>
+        <w:t>lamouroux&amp;oc</w:t>
+      </w:r>
+      <w:proofErr w:type="spellEnd"/>
+      <w:r>
+        <w:rPr>
+          <w:rFonts w:ascii="Lucida Console" w:hAnsi="Lucida Console" w:cs="Lucida Console"/>
+          <w:kern w:val="0"/>
+          <w:sz w:val="18"/>
+          <w:szCs w:val="18"/>
+        </w:rPr>
+        <w:t>=5'</w:t>
+      </w:r>
+    </w:p>
+    <w:p>
+      <w:pPr>
+        <w:autoSpaceDE w:val="0"/>
+        <w:autoSpaceDN w:val="0"/>
+        <w:adjustRightInd w:val="0"/>
+        <w:rPr>
+          <w:rFonts w:ascii="Lucida Console" w:hAnsi="Lucida Console" w:cs="Lucida Console"/>
+          <w:kern w:val="0"/>
+          <w:sz w:val="18"/>
+          <w:szCs w:val="18"/>
+        </w:rPr>
+      </w:pPr>
+      <w:r>
+        <w:rPr>
+          <w:rFonts w:ascii="Lucida Console" w:hAnsi="Lucida Console" w:cs="Lucida Console"/>
+          <w:kern w:val="0"/>
+          <w:sz w:val="18"/>
+          <w:szCs w:val="18"/>
+        </w:rPr>
+        <w:lastRenderedPageBreak/>
+        <w:t>result/gw.geneanet.org.virgile81.lang=fr.n=</w:t>
+      </w:r>
+      <w:proofErr w:type="gramStart"/>
+      <w:r>
+        <w:rPr>
+          <w:rFonts w:ascii="Lucida Console" w:hAnsi="Lucida Console" w:cs="Lucida Console"/>
+          <w:kern w:val="0"/>
+          <w:sz w:val="18"/>
+          <w:szCs w:val="18"/>
+        </w:rPr>
+        <w:t>schembri.oc=0.p</w:t>
+      </w:r>
+      <w:proofErr w:type="gramEnd"/>
+      <w:r>
+        <w:rPr>
+          <w:rFonts w:ascii="Lucida Console" w:hAnsi="Lucida Console" w:cs="Lucida Console"/>
+          <w:kern w:val="0"/>
+          <w:sz w:val="18"/>
+          <w:szCs w:val="18"/>
+        </w:rPr>
+        <w:t xml:space="preserve">=emmanuele.log:[geneanet] DEBUG: </w:t>
+      </w:r>
+      <w:proofErr w:type="spellStart"/>
+      <w:r>
+        <w:rPr>
+          <w:rFonts w:ascii="Lucida Console" w:hAnsi="Lucida Console" w:cs="Lucida Console"/>
+          <w:kern w:val="0"/>
+          <w:sz w:val="18"/>
+          <w:szCs w:val="18"/>
+        </w:rPr>
+        <w:t>Generation</w:t>
+      </w:r>
+      <w:proofErr w:type="spellEnd"/>
+      <w:r>
+        <w:rPr>
+          <w:rFonts w:ascii="Lucida Console" w:hAnsi="Lucida Console" w:cs="Lucida Console"/>
+          <w:kern w:val="0"/>
+          <w:sz w:val="18"/>
+          <w:szCs w:val="18"/>
+        </w:rPr>
+        <w:t xml:space="preserve"> 7, </w:t>
+      </w:r>
+      <w:proofErr w:type="spellStart"/>
+      <w:r>
+        <w:rPr>
+          <w:rFonts w:ascii="Lucida Console" w:hAnsi="Lucida Console" w:cs="Lucida Console"/>
+          <w:kern w:val="0"/>
+          <w:sz w:val="18"/>
+          <w:szCs w:val="18"/>
+        </w:rPr>
+        <w:t>sosa</w:t>
+      </w:r>
+      <w:proofErr w:type="spellEnd"/>
+      <w:r>
+        <w:rPr>
+          <w:rFonts w:ascii="Lucida Console" w:hAnsi="Lucida Console" w:cs="Lucida Console"/>
+          <w:kern w:val="0"/>
+          <w:sz w:val="18"/>
+          <w:szCs w:val="18"/>
+        </w:rPr>
+        <w:t xml:space="preserve"> 119 : </w:t>
+      </w:r>
+      <w:proofErr w:type="spellStart"/>
+      <w:r>
+        <w:rPr>
+          <w:rFonts w:ascii="Lucida Console" w:hAnsi="Lucida Console" w:cs="Lucida Console"/>
+          <w:kern w:val="0"/>
+          <w:sz w:val="18"/>
+          <w:szCs w:val="18"/>
+        </w:rPr>
+        <w:t>Orsalia</w:t>
+      </w:r>
+      <w:proofErr w:type="spellEnd"/>
+      <w:r>
+        <w:rPr>
+          <w:rFonts w:ascii="Lucida Console" w:hAnsi="Lucida Console" w:cs="Lucida Console"/>
+          <w:kern w:val="0"/>
+          <w:sz w:val="18"/>
+          <w:szCs w:val="18"/>
+        </w:rPr>
+        <w:t xml:space="preserve"> COSENTI : union 1 = </w:t>
+      </w:r>
+      <w:proofErr w:type="spellStart"/>
+      <w:r>
+        <w:rPr>
+          <w:rFonts w:ascii="Lucida Console" w:hAnsi="Lucida Console" w:cs="Lucida Console"/>
+          <w:kern w:val="0"/>
+          <w:sz w:val="18"/>
+          <w:szCs w:val="18"/>
+        </w:rPr>
+        <w:t>debut</w:t>
+      </w:r>
+      <w:proofErr w:type="spellEnd"/>
+      <w:r>
+        <w:rPr>
+          <w:rFonts w:ascii="Lucida Console" w:hAnsi="Lucida Console" w:cs="Lucida Console"/>
+          <w:kern w:val="0"/>
+          <w:sz w:val="18"/>
+          <w:szCs w:val="18"/>
+        </w:rPr>
+        <w:t xml:space="preserve">='* Relation' </w:t>
+      </w:r>
+      <w:proofErr w:type="spellStart"/>
+      <w:r>
+        <w:rPr>
+          <w:rFonts w:ascii="Lucida Console" w:hAnsi="Lucida Console" w:cs="Lucida Console"/>
+          <w:kern w:val="0"/>
+          <w:sz w:val="18"/>
+          <w:szCs w:val="18"/>
+        </w:rPr>
+        <w:t>nom_conjoint</w:t>
+      </w:r>
+      <w:proofErr w:type="spellEnd"/>
+      <w:r>
+        <w:rPr>
+          <w:rFonts w:ascii="Lucida Console" w:hAnsi="Lucida Console" w:cs="Lucida Console"/>
+          <w:kern w:val="0"/>
+          <w:sz w:val="18"/>
+          <w:szCs w:val="18"/>
+        </w:rPr>
+        <w:t>='? ?' url_conjoint='virgile81?lang=fr&amp;pz=mathieu+maurice+andre&amp;nz=nival&amp;ocz=1&amp;i=257832'</w:t>
+      </w:r>
+    </w:p>
+    <w:p>
+      <w:pPr>
+        <w:autoSpaceDE w:val="0"/>
+        <w:autoSpaceDN w:val="0"/>
+        <w:adjustRightInd w:val="0"/>
+        <w:rPr>
+          <w:rFonts w:ascii="Lucida Console" w:hAnsi="Lucida Console" w:cs="Lucida Console"/>
+          <w:kern w:val="0"/>
+          <w:sz w:val="18"/>
+          <w:szCs w:val="18"/>
+        </w:rPr>
+      </w:pPr>
+      <w:r>
+        <w:rPr>
+          <w:rFonts w:ascii="Lucida Console" w:hAnsi="Lucida Console" w:cs="Lucida Console"/>
+          <w:kern w:val="0"/>
+          <w:sz w:val="18"/>
+          <w:szCs w:val="18"/>
+        </w:rPr>
+        <w:t>result/gw.geneanet.org.virgile81.lang=fr.n=</w:t>
+      </w:r>
+      <w:proofErr w:type="gramStart"/>
+      <w:r>
+        <w:rPr>
+          <w:rFonts w:ascii="Lucida Console" w:hAnsi="Lucida Console" w:cs="Lucida Console"/>
+          <w:kern w:val="0"/>
+          <w:sz w:val="18"/>
+          <w:szCs w:val="18"/>
+        </w:rPr>
+        <w:t>schembri.oc=0.p</w:t>
+      </w:r>
+      <w:proofErr w:type="gramEnd"/>
+      <w:r>
+        <w:rPr>
+          <w:rFonts w:ascii="Lucida Console" w:hAnsi="Lucida Console" w:cs="Lucida Console"/>
+          <w:kern w:val="0"/>
+          <w:sz w:val="18"/>
+          <w:szCs w:val="18"/>
+        </w:rPr>
+        <w:t xml:space="preserve">=emmanuele.log:[geneanet] DEBUG: </w:t>
+      </w:r>
+      <w:proofErr w:type="spellStart"/>
+      <w:r>
+        <w:rPr>
+          <w:rFonts w:ascii="Lucida Console" w:hAnsi="Lucida Console" w:cs="Lucida Console"/>
+          <w:kern w:val="0"/>
+          <w:sz w:val="18"/>
+          <w:szCs w:val="18"/>
+        </w:rPr>
+        <w:t>Generation</w:t>
+      </w:r>
+      <w:proofErr w:type="spellEnd"/>
+      <w:r>
+        <w:rPr>
+          <w:rFonts w:ascii="Lucida Console" w:hAnsi="Lucida Console" w:cs="Lucida Console"/>
+          <w:kern w:val="0"/>
+          <w:sz w:val="18"/>
+          <w:szCs w:val="18"/>
+        </w:rPr>
+        <w:t xml:space="preserve"> 7, </w:t>
+      </w:r>
+      <w:proofErr w:type="spellStart"/>
+      <w:r>
+        <w:rPr>
+          <w:rFonts w:ascii="Lucida Console" w:hAnsi="Lucida Console" w:cs="Lucida Console"/>
+          <w:kern w:val="0"/>
+          <w:sz w:val="18"/>
+          <w:szCs w:val="18"/>
+        </w:rPr>
+        <w:t>sosa</w:t>
+      </w:r>
+      <w:proofErr w:type="spellEnd"/>
+      <w:r>
+        <w:rPr>
+          <w:rFonts w:ascii="Lucida Console" w:hAnsi="Lucida Console" w:cs="Lucida Console"/>
+          <w:kern w:val="0"/>
+          <w:sz w:val="18"/>
+          <w:szCs w:val="18"/>
+        </w:rPr>
+        <w:t xml:space="preserve"> 118 : ? ? : union 1 = </w:t>
+      </w:r>
+      <w:proofErr w:type="spellStart"/>
+      <w:r>
+        <w:rPr>
+          <w:rFonts w:ascii="Lucida Console" w:hAnsi="Lucida Console" w:cs="Lucida Console"/>
+          <w:kern w:val="0"/>
+          <w:sz w:val="18"/>
+          <w:szCs w:val="18"/>
+        </w:rPr>
+        <w:t>debut</w:t>
+      </w:r>
+      <w:proofErr w:type="spellEnd"/>
+      <w:r>
+        <w:rPr>
+          <w:rFonts w:ascii="Lucida Console" w:hAnsi="Lucida Console" w:cs="Lucida Console"/>
+          <w:kern w:val="0"/>
+          <w:sz w:val="18"/>
+          <w:szCs w:val="18"/>
+        </w:rPr>
+        <w:t xml:space="preserve">='* Relation' </w:t>
+      </w:r>
+      <w:proofErr w:type="spellStart"/>
+      <w:r>
+        <w:rPr>
+          <w:rFonts w:ascii="Lucida Console" w:hAnsi="Lucida Console" w:cs="Lucida Console"/>
+          <w:kern w:val="0"/>
+          <w:sz w:val="18"/>
+          <w:szCs w:val="18"/>
+        </w:rPr>
+        <w:t>nom_conjoint</w:t>
+      </w:r>
+      <w:proofErr w:type="spellEnd"/>
+      <w:r>
+        <w:rPr>
+          <w:rFonts w:ascii="Lucida Console" w:hAnsi="Lucida Console" w:cs="Lucida Console"/>
+          <w:kern w:val="0"/>
+          <w:sz w:val="18"/>
+          <w:szCs w:val="18"/>
+        </w:rPr>
+        <w:t>='</w:t>
+      </w:r>
+      <w:proofErr w:type="spellStart"/>
+      <w:r>
+        <w:rPr>
+          <w:rFonts w:ascii="Lucida Console" w:hAnsi="Lucida Console" w:cs="Lucida Console"/>
+          <w:kern w:val="0"/>
+          <w:sz w:val="18"/>
+          <w:szCs w:val="18"/>
+        </w:rPr>
+        <w:t>Orsalia</w:t>
+      </w:r>
+      <w:proofErr w:type="spellEnd"/>
+      <w:r>
+        <w:rPr>
+          <w:rFonts w:ascii="Lucida Console" w:hAnsi="Lucida Console" w:cs="Lucida Console"/>
+          <w:kern w:val="0"/>
+          <w:sz w:val="18"/>
+          <w:szCs w:val="18"/>
+        </w:rPr>
+        <w:t xml:space="preserve"> COSENTI' url_conjoint='virgile81?lang=fr&amp;pz=mathieu+maurice+andre&amp;nz=nival&amp;ocz=1&amp;p=orsalia&amp;n=cosenti'</w:t>
+      </w:r>
+    </w:p>
+    <w:p/>
     <w:sectPr>
-      <w:headerReference w:type="default" r:id="rId25"/>
+      <w:headerReference w:type="default" r:id="rId26"/>
       <w:pgSz w:w="16838" w:h="11906" w:orient="landscape"/>
       <w:pgMar w:top="1080" w:right="1440" w:bottom="1080" w:left="1440" w:header="708" w:footer="708" w:gutter="0"/>
       <w:cols w:space="708"/>
@@ -14753,7 +15977,7 @@
       <w:rPr>
         <w:noProof/>
       </w:rPr>
-      <w:t>16/08/2023</w:t>
+      <w:t>17/08/2023</w:t>
     </w:r>
     <w:r>
       <w:fldChar w:fldCharType="end"/>

--- a/doc/NotesNRa4_tests.docx
+++ b/doc/NotesNRa4_tests.docx
@@ -158,118 +158,49 @@
       <w:pPr>
         <w:pStyle w:val="PrformatHTML"/>
         <w:rPr>
+          <w:rFonts w:eastAsiaTheme="majorEastAsia"/>
+          <w:highlight w:val="cyan"/>
+        </w:rPr>
+      </w:pPr>
+      <w:proofErr w:type="spellStart"/>
+      <w:proofErr w:type="gramStart"/>
+      <w:r>
+        <w:rPr>
           <w:rStyle w:val="n"/>
           <w:rFonts w:eastAsiaTheme="majorEastAsia"/>
           <w:highlight w:val="cyan"/>
         </w:rPr>
-      </w:pPr>
-      <w:proofErr w:type="spellStart"/>
-      <w:proofErr w:type="gramStart"/>
+        <w:t>scrapy</w:t>
+      </w:r>
+      <w:proofErr w:type="spellEnd"/>
+      <w:proofErr w:type="gramEnd"/>
       <w:r>
         <w:rPr>
           <w:rStyle w:val="n"/>
           <w:rFonts w:eastAsiaTheme="majorEastAsia"/>
           <w:highlight w:val="cyan"/>
         </w:rPr>
-        <w:t>scrapy</w:t>
-      </w:r>
-      <w:proofErr w:type="spellEnd"/>
-      <w:proofErr w:type="gramEnd"/>
+        <w:t xml:space="preserve"> crawl </w:t>
+      </w:r>
+      <w:proofErr w:type="spellStart"/>
       <w:r>
         <w:rPr>
           <w:rStyle w:val="n"/>
           <w:rFonts w:eastAsiaTheme="majorEastAsia"/>
           <w:highlight w:val="cyan"/>
         </w:rPr>
-        <w:t xml:space="preserve"> crawl </w:t>
-      </w:r>
-      <w:proofErr w:type="spellStart"/>
+        <w:t>geneanet</w:t>
+      </w:r>
+      <w:proofErr w:type="spellEnd"/>
       <w:r>
         <w:rPr>
           <w:rStyle w:val="n"/>
           <w:rFonts w:eastAsiaTheme="majorEastAsia"/>
           <w:highlight w:val="cyan"/>
         </w:rPr>
-        <w:t>geneanet</w:t>
-      </w:r>
-      <w:proofErr w:type="spellEnd"/>
-      <w:r>
-        <w:rPr>
-          <w:rStyle w:val="n"/>
-          <w:rFonts w:eastAsiaTheme="majorEastAsia"/>
-          <w:highlight w:val="cyan"/>
-        </w:rPr>
-        <w:t xml:space="preserve"> -a url="https://gw.geneanet.org/nraibaut2</w:t>
-      </w:r>
-      <w:r>
-        <w:rPr>
-          <w:rStyle w:val="n"/>
-          <w:rFonts w:eastAsiaTheme="majorEastAsia"/>
-          <w:b/>
-          <w:bCs/>
-          <w:color w:val="FF0000"/>
-          <w:highlight w:val="yellow"/>
-        </w:rPr>
-        <w:t>_w</w:t>
-      </w:r>
-      <w:r>
-        <w:rPr>
-          <w:rStyle w:val="n"/>
-          <w:rFonts w:eastAsiaTheme="majorEastAsia"/>
-          <w:highlight w:val="cyan"/>
-        </w:rPr>
-        <w:t>?lang=fr&amp;n=dupont&amp;oc=0&amp;p=gerard"</w:t>
-      </w:r>
-    </w:p>
-    <w:p>
-      <w:pPr>
-        <w:pStyle w:val="PrformatHTML"/>
-        <w:rPr>
-          <w:rStyle w:val="n"/>
-          <w:rFonts w:eastAsiaTheme="majorEastAsia"/>
-          <w:highlight w:val="cyan"/>
-        </w:rPr>
-      </w:pPr>
-      <w:proofErr w:type="spellStart"/>
-      <w:proofErr w:type="gramStart"/>
-      <w:r>
-        <w:rPr>
-          <w:rStyle w:val="n"/>
-          <w:rFonts w:eastAsiaTheme="majorEastAsia"/>
-          <w:highlight w:val="cyan"/>
-        </w:rPr>
-        <w:t>scrapy</w:t>
-      </w:r>
-      <w:proofErr w:type="spellEnd"/>
-      <w:proofErr w:type="gramEnd"/>
-      <w:r>
-        <w:rPr>
-          <w:rStyle w:val="n"/>
-          <w:rFonts w:eastAsiaTheme="majorEastAsia"/>
-          <w:highlight w:val="cyan"/>
-        </w:rPr>
-        <w:t xml:space="preserve"> crawl </w:t>
-      </w:r>
-      <w:proofErr w:type="spellStart"/>
-      <w:r>
-        <w:rPr>
-          <w:rStyle w:val="n"/>
-          <w:rFonts w:eastAsiaTheme="majorEastAsia"/>
-          <w:highlight w:val="cyan"/>
-        </w:rPr>
-        <w:t>geneanet</w:t>
-      </w:r>
-      <w:proofErr w:type="spellEnd"/>
-      <w:r>
-        <w:rPr>
-          <w:rStyle w:val="n"/>
-          <w:rFonts w:eastAsiaTheme="majorEastAsia"/>
-          <w:highlight w:val="cyan"/>
-        </w:rPr>
         <w:t xml:space="preserve"> -a url="https://gw.geneanet.org/nraibaut2?lang=fr&amp;n=dupont&amp;oc=0&amp;p=gerard"</w:t>
       </w:r>
     </w:p>
-    <w:p/>
     <w:p>
       <w:pPr>
         <w:pStyle w:val="PrformatHTML"/>
@@ -599,81 +530,104 @@
       </w:r>
     </w:p>
     <w:p>
-      <w:pPr>
-        <w:autoSpaceDE w:val="0"/>
-        <w:autoSpaceDN w:val="0"/>
-        <w:adjustRightInd w:val="0"/>
-        <w:rPr>
-          <w:rFonts w:ascii="Lucida Console" w:hAnsi="Lucida Console" w:cs="Lucida Console"/>
-          <w:kern w:val="0"/>
-          <w:sz w:val="18"/>
-          <w:szCs w:val="18"/>
-        </w:rPr>
-      </w:pPr>
-      <w:proofErr w:type="spellStart"/>
-      <w:proofErr w:type="gramStart"/>
-      <w:r>
-        <w:rPr>
-          <w:rFonts w:ascii="Lucida Console" w:hAnsi="Lucida Console" w:cs="Lucida Console"/>
-          <w:kern w:val="0"/>
-          <w:sz w:val="18"/>
-          <w:szCs w:val="18"/>
-        </w:rPr>
+      <w:proofErr w:type="spellStart"/>
+      <w:proofErr w:type="gramStart"/>
+      <w:r>
         <w:t>egrep</w:t>
       </w:r>
       <w:proofErr w:type="spellEnd"/>
       <w:proofErr w:type="gramEnd"/>
       <w:r>
-        <w:rPr>
-          <w:rFonts w:ascii="Lucida Console" w:hAnsi="Lucida Console" w:cs="Lucida Console"/>
-          <w:kern w:val="0"/>
-          <w:sz w:val="18"/>
-          <w:szCs w:val="18"/>
-        </w:rPr>
         <w:t xml:space="preserve"> '</w:t>
       </w:r>
       <w:proofErr w:type="spellStart"/>
       <w:r>
-        <w:rPr>
-          <w:rFonts w:ascii="Lucida Console" w:hAnsi="Lucida Console" w:cs="Lucida Console"/>
-          <w:kern w:val="0"/>
-          <w:sz w:val="18"/>
-          <w:szCs w:val="18"/>
-        </w:rPr>
         <w:t>Traceback|ERROR</w:t>
       </w:r>
       <w:proofErr w:type="spellEnd"/>
       <w:r>
-        <w:rPr>
-          <w:rFonts w:ascii="Lucida Console" w:hAnsi="Lucida Console" w:cs="Lucida Console"/>
-          <w:kern w:val="0"/>
-          <w:sz w:val="18"/>
-          <w:szCs w:val="18"/>
-        </w:rPr>
         <w:t xml:space="preserve">' </w:t>
       </w:r>
       <w:proofErr w:type="spellStart"/>
       <w:r>
-        <w:rPr>
-          <w:rFonts w:ascii="Lucida Console" w:hAnsi="Lucida Console" w:cs="Lucida Console"/>
-          <w:kern w:val="0"/>
-          <w:sz w:val="18"/>
-          <w:szCs w:val="18"/>
-        </w:rPr>
         <w:t>result</w:t>
       </w:r>
       <w:proofErr w:type="spellEnd"/>
       <w:r>
-        <w:rPr>
-          <w:rFonts w:ascii="Lucida Console" w:hAnsi="Lucida Console" w:cs="Lucida Console"/>
-          <w:kern w:val="0"/>
-          <w:sz w:val="18"/>
-          <w:szCs w:val="18"/>
-        </w:rPr>
         <w:t>/*.log</w:t>
       </w:r>
     </w:p>
-    <w:p/>
+    <w:p>
+      <w:proofErr w:type="spellStart"/>
+      <w:proofErr w:type="gramStart"/>
+      <w:r>
+        <w:t>grep</w:t>
+      </w:r>
+      <w:proofErr w:type="spellEnd"/>
+      <w:proofErr w:type="gramEnd"/>
+      <w:r>
+        <w:t xml:space="preserve"> </w:t>
+      </w:r>
+      <w:r>
+        <w:t>@todo</w:t>
+      </w:r>
+      <w:r>
+        <w:t xml:space="preserve"> </w:t>
+      </w:r>
+      <w:proofErr w:type="spellStart"/>
+      <w:r>
+        <w:t>result</w:t>
+      </w:r>
+      <w:proofErr w:type="spellEnd"/>
+      <w:r>
+        <w:t>/*.</w:t>
+      </w:r>
+      <w:proofErr w:type="spellStart"/>
+      <w:r>
+        <w:t>ged</w:t>
+      </w:r>
+      <w:proofErr w:type="spellEnd"/>
+    </w:p>
+    <w:p>
+      <w:proofErr w:type="spellStart"/>
+      <w:proofErr w:type="gramStart"/>
+      <w:r>
+        <w:t>grep</w:t>
+      </w:r>
+      <w:proofErr w:type="spellEnd"/>
+      <w:proofErr w:type="gramEnd"/>
+      <w:r>
+        <w:t xml:space="preserve"> 'INFO: - ' </w:t>
+      </w:r>
+      <w:proofErr w:type="spellStart"/>
+      <w:r>
+        <w:t>result</w:t>
+      </w:r>
+      <w:proofErr w:type="spellEnd"/>
+      <w:r>
+        <w:t>/*.log</w:t>
+      </w:r>
+    </w:p>
+    <w:p>
+      <w:proofErr w:type="spellStart"/>
+      <w:proofErr w:type="gramStart"/>
+      <w:r>
+        <w:t>grep</w:t>
+      </w:r>
+      <w:proofErr w:type="spellEnd"/>
+      <w:proofErr w:type="gramEnd"/>
+      <w:r>
+        <w:t xml:space="preserve"> 'Anomalies détectées' </w:t>
+      </w:r>
+      <w:proofErr w:type="spellStart"/>
+      <w:r>
+        <w:t>result</w:t>
+      </w:r>
+      <w:proofErr w:type="spellEnd"/>
+      <w:r>
+        <w:t>/*.log</w:t>
+      </w:r>
+    </w:p>
     <w:p/>
     <w:p>
       <w:proofErr w:type="spellStart"/>
@@ -823,7 +777,6 @@
           <w:rFonts w:eastAsiaTheme="majorEastAsia"/>
           <w:highlight w:val="cyan"/>
         </w:rPr>
-        <w:lastRenderedPageBreak/>
         <w:t>scrapy</w:t>
       </w:r>
       <w:proofErr w:type="spellEnd"/>
@@ -15977,7 +15930,7 @@
       <w:rPr>
         <w:noProof/>
       </w:rPr>
-      <w:t>17/08/2023</w:t>
+      <w:t>18/08/2023</w:t>
     </w:r>
     <w:r>
       <w:fldChar w:fldCharType="end"/>

--- a/doc/NotesNRa4_tests.docx
+++ b/doc/NotesNRa4_tests.docx
@@ -628,6 +628,28 @@
         <w:t>/*.log</w:t>
       </w:r>
     </w:p>
+    <w:p>
+      <w:proofErr w:type="spellStart"/>
+      <w:proofErr w:type="gramStart"/>
+      <w:r>
+        <w:t>grep</w:t>
+      </w:r>
+      <w:proofErr w:type="spellEnd"/>
+      <w:proofErr w:type="gramEnd"/>
+      <w:r>
+        <w:t xml:space="preserve"> "enfants dans la famille" </w:t>
+      </w:r>
+      <w:proofErr w:type="spellStart"/>
+      <w:r>
+        <w:t>result</w:t>
+      </w:r>
+      <w:proofErr w:type="spellEnd"/>
+      <w:r>
+        <w:t>/*.log</w:t>
+      </w:r>
+    </w:p>
+    <w:p/>
+    <w:p/>
     <w:p/>
     <w:p>
       <w:proofErr w:type="spellStart"/>
@@ -15930,7 +15952,7 @@
       <w:rPr>
         <w:noProof/>
       </w:rPr>
-      <w:t>18/08/2023</w:t>
+      <w:t>20/08/2023</w:t>
     </w:r>
     <w:r>
       <w:fldChar w:fldCharType="end"/>

--- a/doc/NotesNRa4_tests.docx
+++ b/doc/NotesNRa4_tests.docx
@@ -354,6 +354,65 @@
         <w:t>"https://gw.geneanet.org/danielr13?lang=fr&amp;n=nicolas&amp;oc=0&amp;p=etienne+henri"</w:t>
       </w:r>
     </w:p>
+    <w:p>
+      <w:pPr>
+        <w:pStyle w:val="PrformatHTML"/>
+        <w:rPr>
+          <w:rStyle w:val="n"/>
+          <w:rFonts w:eastAsiaTheme="majorEastAsia"/>
+          <w:highlight w:val="cyan"/>
+        </w:rPr>
+      </w:pPr>
+      <w:bookmarkStart w:id="0" w:name="_Hlk143978365"/>
+      <w:proofErr w:type="spellStart"/>
+      <w:proofErr w:type="gramStart"/>
+      <w:r>
+        <w:rPr>
+          <w:rStyle w:val="n"/>
+          <w:rFonts w:eastAsiaTheme="majorEastAsia"/>
+          <w:highlight w:val="cyan"/>
+        </w:rPr>
+        <w:t>scrapy</w:t>
+      </w:r>
+      <w:proofErr w:type="spellEnd"/>
+      <w:proofErr w:type="gramEnd"/>
+      <w:r>
+        <w:rPr>
+          <w:rStyle w:val="n"/>
+          <w:rFonts w:eastAsiaTheme="majorEastAsia"/>
+          <w:highlight w:val="cyan"/>
+        </w:rPr>
+        <w:t xml:space="preserve"> crawl </w:t>
+      </w:r>
+      <w:proofErr w:type="spellStart"/>
+      <w:r>
+        <w:rPr>
+          <w:rStyle w:val="n"/>
+          <w:rFonts w:eastAsiaTheme="majorEastAsia"/>
+          <w:highlight w:val="cyan"/>
+        </w:rPr>
+        <w:t>geneanet</w:t>
+      </w:r>
+      <w:proofErr w:type="spellEnd"/>
+      <w:r>
+        <w:rPr>
+          <w:rStyle w:val="n"/>
+          <w:rFonts w:eastAsiaTheme="majorEastAsia"/>
+          <w:highlight w:val="cyan"/>
+        </w:rPr>
+        <w:t xml:space="preserve"> -a url=</w:t>
+      </w:r>
+      <w:r>
+        <w:t>"</w:t>
+      </w:r>
+      <w:r>
+        <w:t>https://gw.geneanet.org/ozone13?lang=fr&amp;n=ollier&amp;oc=0&amp;p=jeanne+marie</w:t>
+      </w:r>
+      <w:r>
+        <w:t>"</w:t>
+      </w:r>
+    </w:p>
+    <w:bookmarkEnd w:id="0"/>
     <w:p/>
     <w:p>
       <w:pPr>
@@ -1731,7 +1790,7 @@
         </w:r>
       </w:hyperlink>
     </w:p>
-    <w:bookmarkStart w:id="0" w:name="_Hlk143032551"/>
+    <w:bookmarkStart w:id="1" w:name="_Hlk143032551"/>
     <w:p>
       <w:r>
         <w:fldChar w:fldCharType="begin"/>
@@ -1758,7 +1817,7 @@
         <w:fldChar w:fldCharType="end"/>
       </w:r>
     </w:p>
-    <w:bookmarkEnd w:id="0"/>
+    <w:bookmarkEnd w:id="1"/>
     <w:p/>
     <w:p>
       <w:r>
@@ -2268,7 +2327,7 @@
     <w:p/>
     <w:p/>
     <w:p>
-      <w:bookmarkStart w:id="1" w:name="_Hlk143032613"/>
+      <w:bookmarkStart w:id="2" w:name="_Hlk143032613"/>
       <w:r>
         <w:t xml:space="preserve">Cas </w:t>
       </w:r>
@@ -3385,7 +3444,7 @@
     </w:p>
     <w:p/>
     <w:p/>
-    <w:bookmarkEnd w:id="1"/>
+    <w:bookmarkEnd w:id="2"/>
     <w:p/>
     <w:p/>
     <w:p/>
@@ -4140,7 +4199,7 @@
     </w:p>
     <w:p/>
     <w:p>
-      <w:bookmarkStart w:id="2" w:name="_Hlk142067930"/>
+      <w:bookmarkStart w:id="3" w:name="_Hlk142067930"/>
       <w:proofErr w:type="gramStart"/>
       <w:r>
         <w:t>création</w:t>
@@ -4353,7 +4412,7 @@
         <w:t xml:space="preserve"> example.com</w:t>
       </w:r>
     </w:p>
-    <w:bookmarkEnd w:id="2"/>
+    <w:bookmarkEnd w:id="3"/>
     <w:p/>
     <w:p/>
     <w:p>
@@ -15952,7 +16011,7 @@
       <w:rPr>
         <w:noProof/>
       </w:rPr>
-      <w:t>20/08/2023</w:t>
+      <w:t>26/08/2023</w:t>
     </w:r>
     <w:r>
       <w:fldChar w:fldCharType="end"/>

--- a/doc/NotesNRa4_tests.docx
+++ b/doc/NotesNRa4_tests.docx
@@ -163,7 +163,6 @@
         </w:rPr>
       </w:pPr>
       <w:proofErr w:type="spellStart"/>
-      <w:proofErr w:type="gramStart"/>
       <w:r>
         <w:rPr>
           <w:rStyle w:val="n"/>
@@ -173,7 +172,6 @@
         <w:t>scrapy</w:t>
       </w:r>
       <w:proofErr w:type="spellEnd"/>
-      <w:proofErr w:type="gramEnd"/>
       <w:r>
         <w:rPr>
           <w:rStyle w:val="n"/>
@@ -211,7 +209,6 @@
         </w:rPr>
       </w:pPr>
       <w:proofErr w:type="spellStart"/>
-      <w:proofErr w:type="gramStart"/>
       <w:r>
         <w:rPr>
           <w:rStyle w:val="n"/>
@@ -221,7 +218,6 @@
         <w:t>scrapy</w:t>
       </w:r>
       <w:proofErr w:type="spellEnd"/>
-      <w:proofErr w:type="gramEnd"/>
       <w:r>
         <w:rPr>
           <w:rStyle w:val="n"/>
@@ -262,7 +258,6 @@
         </w:rPr>
       </w:pPr>
       <w:proofErr w:type="spellStart"/>
-      <w:proofErr w:type="gramStart"/>
       <w:r>
         <w:rPr>
           <w:rStyle w:val="n"/>
@@ -272,7 +267,6 @@
         <w:t>scrapy</w:t>
       </w:r>
       <w:proofErr w:type="spellEnd"/>
-      <w:proofErr w:type="gramEnd"/>
       <w:r>
         <w:rPr>
           <w:rStyle w:val="n"/>
@@ -313,7 +307,6 @@
         </w:rPr>
       </w:pPr>
       <w:proofErr w:type="spellStart"/>
-      <w:proofErr w:type="gramStart"/>
       <w:r>
         <w:rPr>
           <w:rStyle w:val="n"/>
@@ -323,7 +316,6 @@
         <w:t>scrapy</w:t>
       </w:r>
       <w:proofErr w:type="spellEnd"/>
-      <w:proofErr w:type="gramEnd"/>
       <w:r>
         <w:rPr>
           <w:rStyle w:val="n"/>
@@ -365,7 +357,6 @@
       </w:pPr>
       <w:bookmarkStart w:id="0" w:name="_Hlk143978365"/>
       <w:proofErr w:type="spellStart"/>
-      <w:proofErr w:type="gramStart"/>
       <w:r>
         <w:rPr>
           <w:rStyle w:val="n"/>
@@ -375,7 +366,6 @@
         <w:t>scrapy</w:t>
       </w:r>
       <w:proofErr w:type="spellEnd"/>
-      <w:proofErr w:type="gramEnd"/>
       <w:r>
         <w:rPr>
           <w:rStyle w:val="n"/>
@@ -413,6 +403,61 @@
       </w:r>
     </w:p>
     <w:bookmarkEnd w:id="0"/>
+    <w:p>
+      <w:pPr>
+        <w:pStyle w:val="PrformatHTML"/>
+        <w:rPr>
+          <w:rStyle w:val="n"/>
+        </w:rPr>
+      </w:pPr>
+      <w:proofErr w:type="spellStart"/>
+      <w:r>
+        <w:rPr>
+          <w:rStyle w:val="n"/>
+          <w:rFonts w:eastAsiaTheme="majorEastAsia"/>
+          <w:highlight w:val="cyan"/>
+        </w:rPr>
+        <w:t>scrapy</w:t>
+      </w:r>
+      <w:proofErr w:type="spellEnd"/>
+      <w:r>
+        <w:rPr>
+          <w:rStyle w:val="n"/>
+          <w:rFonts w:eastAsiaTheme="majorEastAsia"/>
+          <w:highlight w:val="cyan"/>
+        </w:rPr>
+        <w:t xml:space="preserve"> crawl </w:t>
+      </w:r>
+      <w:proofErr w:type="spellStart"/>
+      <w:r>
+        <w:rPr>
+          <w:rStyle w:val="n"/>
+          <w:rFonts w:eastAsiaTheme="majorEastAsia"/>
+          <w:highlight w:val="cyan"/>
+        </w:rPr>
+        <w:t>geneanet</w:t>
+      </w:r>
+      <w:proofErr w:type="spellEnd"/>
+      <w:r>
+        <w:rPr>
+          <w:rStyle w:val="n"/>
+          <w:rFonts w:eastAsiaTheme="majorEastAsia"/>
+          <w:highlight w:val="cyan"/>
+        </w:rPr>
+        <w:t xml:space="preserve"> -a url=</w:t>
+      </w:r>
+      <w:r>
+        <w:t>"</w:t>
+      </w:r>
+      <w:bookmarkStart w:id="1" w:name="_Hlk144068206"/>
+      <w:r>
+        <w:t>https://gw.geneanet.org/jpifieec92?lang=fr&amp;n=nicolas&amp;oc=1&amp;p=etienne</w:t>
+      </w:r>
+      <w:bookmarkEnd w:id="1"/>
+      <w:r>
+        <w:t>"</w:t>
+      </w:r>
+    </w:p>
     <w:p/>
     <w:p>
       <w:pPr>
@@ -428,7 +473,6 @@
         </w:rPr>
       </w:pPr>
       <w:proofErr w:type="spellStart"/>
-      <w:proofErr w:type="gramStart"/>
       <w:r>
         <w:rPr>
           <w:rStyle w:val="n"/>
@@ -443,7 +487,6 @@
         <w:t>scrapy</w:t>
       </w:r>
       <w:proofErr w:type="spellEnd"/>
-      <w:proofErr w:type="gramEnd"/>
       <w:r>
         <w:rPr>
           <w:rStyle w:val="n"/>
@@ -501,7 +544,6 @@
         </w:rPr>
       </w:pPr>
       <w:proofErr w:type="spellStart"/>
-      <w:proofErr w:type="gramStart"/>
       <w:r>
         <w:rPr>
           <w:rStyle w:val="n"/>
@@ -516,7 +558,6 @@
         <w:t>scrapy</w:t>
       </w:r>
       <w:proofErr w:type="spellEnd"/>
-      <w:proofErr w:type="gramEnd"/>
       <w:r>
         <w:rPr>
           <w:rStyle w:val="n"/>
@@ -562,12 +603,10 @@
     <w:p/>
     <w:p>
       <w:proofErr w:type="spellStart"/>
-      <w:proofErr w:type="gramStart"/>
       <w:r>
         <w:t>grep</w:t>
       </w:r>
       <w:proofErr w:type="spellEnd"/>
-      <w:proofErr w:type="gramEnd"/>
       <w:r>
         <w:t xml:space="preserve"> </w:t>
       </w:r>
@@ -590,12 +629,10 @@
     </w:p>
     <w:p>
       <w:proofErr w:type="spellStart"/>
-      <w:proofErr w:type="gramStart"/>
       <w:r>
         <w:t>egrep</w:t>
       </w:r>
       <w:proofErr w:type="spellEnd"/>
-      <w:proofErr w:type="gramEnd"/>
       <w:r>
         <w:t xml:space="preserve"> '</w:t>
       </w:r>
@@ -618,12 +655,10 @@
     </w:p>
     <w:p>
       <w:proofErr w:type="spellStart"/>
-      <w:proofErr w:type="gramStart"/>
       <w:r>
         <w:t>grep</w:t>
       </w:r>
       <w:proofErr w:type="spellEnd"/>
-      <w:proofErr w:type="gramEnd"/>
       <w:r>
         <w:t xml:space="preserve"> </w:t>
       </w:r>
@@ -649,12 +684,10 @@
     </w:p>
     <w:p>
       <w:proofErr w:type="spellStart"/>
-      <w:proofErr w:type="gramStart"/>
       <w:r>
         <w:t>grep</w:t>
       </w:r>
       <w:proofErr w:type="spellEnd"/>
-      <w:proofErr w:type="gramEnd"/>
       <w:r>
         <w:t xml:space="preserve"> 'INFO: - ' </w:t>
       </w:r>
@@ -669,12 +702,10 @@
     </w:p>
     <w:p>
       <w:proofErr w:type="spellStart"/>
-      <w:proofErr w:type="gramStart"/>
       <w:r>
         <w:t>grep</w:t>
       </w:r>
       <w:proofErr w:type="spellEnd"/>
-      <w:proofErr w:type="gramEnd"/>
       <w:r>
         <w:t xml:space="preserve"> 'Anomalies détectées' </w:t>
       </w:r>
@@ -689,12 +720,10 @@
     </w:p>
     <w:p>
       <w:proofErr w:type="spellStart"/>
-      <w:proofErr w:type="gramStart"/>
       <w:r>
         <w:t>grep</w:t>
       </w:r>
       <w:proofErr w:type="spellEnd"/>
-      <w:proofErr w:type="gramEnd"/>
       <w:r>
         <w:t xml:space="preserve"> "enfants dans la famille" </w:t>
       </w:r>
@@ -712,12 +741,10 @@
     <w:p/>
     <w:p>
       <w:proofErr w:type="spellStart"/>
-      <w:proofErr w:type="gramStart"/>
       <w:r>
         <w:t>grep</w:t>
       </w:r>
       <w:proofErr w:type="spellEnd"/>
-      <w:proofErr w:type="gramEnd"/>
       <w:r>
         <w:t xml:space="preserve"> -i </w:t>
       </w:r>
@@ -765,23 +792,13 @@
       </w:r>
     </w:p>
     <w:p>
-      <w:proofErr w:type="gramStart"/>
-      <w:r>
-        <w:t>set</w:t>
-      </w:r>
-      <w:proofErr w:type="gramEnd"/>
-      <w:r>
-        <w:t xml:space="preserve"> PYTHONPATH=D:\Users\Nicolas\Documents\Python\geneanet</w:t>
-      </w:r>
-    </w:p>
-    <w:p>
-      <w:proofErr w:type="gramStart"/>
-      <w:r>
-        <w:t>python</w:t>
-      </w:r>
-      <w:proofErr w:type="gramEnd"/>
-      <w:r>
-        <w:t xml:space="preserve"> tests/TestParser.py</w:t>
+      <w:r>
+        <w:t>set PYTHONPATH=D:\Users\Nicolas\Documents\Python\geneanet</w:t>
+      </w:r>
+    </w:p>
+    <w:p>
+      <w:r>
+        <w:t>python tests/TestParser.py</w:t>
       </w:r>
       <w:r>
         <w:t xml:space="preserve"> &gt; tests/TestParser.log 2&gt;&amp;1</w:t>
@@ -789,13 +806,9 @@
     </w:p>
     <w:p/>
     <w:p>
-      <w:proofErr w:type="gramStart"/>
-      <w:r>
-        <w:t>python</w:t>
-      </w:r>
-      <w:proofErr w:type="gramEnd"/>
-      <w:r>
-        <w:t xml:space="preserve"> tests/</w:t>
+      <w:r>
+        <w:lastRenderedPageBreak/>
+        <w:t>python tests/</w:t>
       </w:r>
       <w:r>
         <w:t>TestDateConverter</w:t>
@@ -851,7 +864,6 @@
         </w:rPr>
       </w:pPr>
       <w:proofErr w:type="spellStart"/>
-      <w:proofErr w:type="gramStart"/>
       <w:r>
         <w:rPr>
           <w:rStyle w:val="kn"/>
@@ -861,7 +873,6 @@
         <w:t>scrapy</w:t>
       </w:r>
       <w:proofErr w:type="spellEnd"/>
-      <w:proofErr w:type="gramEnd"/>
       <w:r>
         <w:rPr>
           <w:rStyle w:val="kn"/>
@@ -915,7 +926,6 @@
         </w:rPr>
       </w:pPr>
       <w:proofErr w:type="spellStart"/>
-      <w:proofErr w:type="gramStart"/>
       <w:r>
         <w:rPr>
           <w:rStyle w:val="kn"/>
@@ -925,7 +935,6 @@
         <w:t>scrapy</w:t>
       </w:r>
       <w:proofErr w:type="spellEnd"/>
-      <w:proofErr w:type="gramEnd"/>
       <w:r>
         <w:rPr>
           <w:rStyle w:val="kn"/>
@@ -995,43 +1004,23 @@
     </w:p>
     <w:p/>
     <w:p>
-      <w:proofErr w:type="gramStart"/>
-      <w:r>
-        <w:t>sexe</w:t>
-      </w:r>
-      <w:proofErr w:type="gramEnd"/>
-      <w:r>
-        <w:t> :</w:t>
-      </w:r>
-    </w:p>
-    <w:p>
-      <w:proofErr w:type="gramStart"/>
-      <w:r>
-        <w:t>response.xpath</w:t>
-      </w:r>
-      <w:proofErr w:type="gramEnd"/>
-      <w:r>
-        <w:t>("//div[@id='person-title']//img//@title").extract()</w:t>
-      </w:r>
-    </w:p>
-    <w:p>
-      <w:proofErr w:type="gramStart"/>
-      <w:r>
-        <w:t>homme</w:t>
-      </w:r>
-      <w:proofErr w:type="gramEnd"/>
-      <w:r>
-        <w:t> : M ou H</w:t>
-      </w:r>
-    </w:p>
-    <w:p>
-      <w:proofErr w:type="gramStart"/>
-      <w:r>
-        <w:t>femme</w:t>
-      </w:r>
-      <w:proofErr w:type="gramEnd"/>
-      <w:r>
-        <w:t> : F</w:t>
+      <w:r>
+        <w:t>sexe :</w:t>
+      </w:r>
+    </w:p>
+    <w:p>
+      <w:r>
+        <w:t>response.xpath("//div[@id='person-title']//img//@title").extract()</w:t>
+      </w:r>
+    </w:p>
+    <w:p>
+      <w:r>
+        <w:t>homme : M ou H</w:t>
+      </w:r>
+    </w:p>
+    <w:p>
+      <w:r>
+        <w:t>femme : F</w:t>
       </w:r>
     </w:p>
     <w:p>
@@ -1049,12 +1038,10 @@
         <w:t xml:space="preserve">&gt;&gt;&gt; </w:t>
       </w:r>
       <w:proofErr w:type="spellStart"/>
-      <w:proofErr w:type="gramStart"/>
       <w:r>
         <w:t>response.xpath</w:t>
       </w:r>
       <w:proofErr w:type="spellEnd"/>
-      <w:proofErr w:type="gramEnd"/>
       <w:r>
         <w:t>("//h2[</w:t>
       </w:r>
@@ -1088,17 +1075,12 @@
         <w:t>"&gt;\</w:t>
       </w:r>
       <w:proofErr w:type="spellStart"/>
-      <w:proofErr w:type="gramStart"/>
       <w:r>
         <w:t>nNaissance</w:t>
       </w:r>
       <w:proofErr w:type="spellEnd"/>
       <w:r>
-        <w:t xml:space="preserve">  -</w:t>
-      </w:r>
-      <w:proofErr w:type="gramEnd"/>
-      <w:r>
-        <w:t xml:space="preserve"> Paris, France &lt;/</w:t>
+        <w:t xml:space="preserve">  - Paris, France &lt;/</w:t>
       </w:r>
       <w:proofErr w:type="spellStart"/>
       <w:r>
@@ -1338,27 +1320,7 @@
           <w:sz w:val="18"/>
           <w:szCs w:val="18"/>
         </w:rPr>
-        <w:t>result/gw.geneanet.org.danielr13.lang=fr.n=</w:t>
-      </w:r>
-      <w:proofErr w:type="gramStart"/>
-      <w:r>
-        <w:rPr>
-          <w:rFonts w:ascii="Lucida Console" w:hAnsi="Lucida Console" w:cs="Lucida Console"/>
-          <w:kern w:val="0"/>
-          <w:sz w:val="18"/>
-          <w:szCs w:val="18"/>
-        </w:rPr>
-        <w:t>nicolas.oc=0.p</w:t>
-      </w:r>
-      <w:proofErr w:type="gramEnd"/>
-      <w:r>
-        <w:rPr>
-          <w:rFonts w:ascii="Lucida Console" w:hAnsi="Lucida Console" w:cs="Lucida Console"/>
-          <w:kern w:val="0"/>
-          <w:sz w:val="18"/>
-          <w:szCs w:val="18"/>
-        </w:rPr>
-        <w:t xml:space="preserve">=etienne+henri.log:[geneanet] DEBUG: </w:t>
+        <w:t xml:space="preserve">result/gw.geneanet.org.danielr13.lang=fr.n=nicolas.oc=0.p=etienne+henri.log:[geneanet] DEBUG: </w:t>
       </w:r>
       <w:proofErr w:type="spellStart"/>
       <w:r>
@@ -1423,13 +1385,8 @@
     </w:p>
     <w:p/>
     <w:p>
-      <w:proofErr w:type="gramStart"/>
-      <w:r>
-        <w:t>types</w:t>
-      </w:r>
-      <w:proofErr w:type="gramEnd"/>
-      <w:r>
-        <w:t xml:space="preserve"> d’événements :</w:t>
+      <w:r>
+        <w:t>types d’événements :</w:t>
       </w:r>
     </w:p>
     <w:p>
@@ -1437,12 +1394,10 @@
         <w:t xml:space="preserve">&gt;&gt;&gt; </w:t>
       </w:r>
       <w:proofErr w:type="spellStart"/>
-      <w:proofErr w:type="gramStart"/>
       <w:r>
         <w:t>response.xpath</w:t>
       </w:r>
       <w:proofErr w:type="spellEnd"/>
-      <w:proofErr w:type="gramEnd"/>
       <w:r>
         <w:t>("//h2[</w:t>
       </w:r>
@@ -1790,7 +1745,7 @@
         </w:r>
       </w:hyperlink>
     </w:p>
-    <w:bookmarkStart w:id="1" w:name="_Hlk143032551"/>
+    <w:bookmarkStart w:id="2" w:name="_Hlk143032551"/>
     <w:p>
       <w:r>
         <w:fldChar w:fldCharType="begin"/>
@@ -1817,7 +1772,7 @@
         <w:fldChar w:fldCharType="end"/>
       </w:r>
     </w:p>
-    <w:bookmarkEnd w:id="1"/>
+    <w:bookmarkEnd w:id="2"/>
     <w:p/>
     <w:p>
       <w:r>
@@ -1866,29 +1821,16 @@
       <w:pPr>
         <w:pStyle w:val="Listing"/>
       </w:pPr>
-      <w:proofErr w:type="gramStart"/>
-      <w:r>
-        <w:t>&lt;!--</w:t>
-      </w:r>
-      <w:proofErr w:type="gramEnd"/>
-      <w:r>
-        <w:t xml:space="preserve"> notes --&gt;</w:t>
-      </w:r>
-    </w:p>
-    <w:p>
-      <w:pPr>
-        <w:pStyle w:val="Listing"/>
-      </w:pPr>
-      <w:r>
-        <w:t>&lt;</w:t>
-      </w:r>
-      <w:proofErr w:type="gramStart"/>
-      <w:r>
-        <w:t>a</w:t>
-      </w:r>
-      <w:proofErr w:type="gramEnd"/>
-      <w:r>
-        <w:t xml:space="preserve"> </w:t>
+      <w:r>
+        <w:t>&lt;!-- notes --&gt;</w:t>
+      </w:r>
+    </w:p>
+    <w:p>
+      <w:pPr>
+        <w:pStyle w:val="Listing"/>
+      </w:pPr>
+      <w:r>
+        <w:t xml:space="preserve">&lt;a </w:t>
       </w:r>
       <w:proofErr w:type="spellStart"/>
       <w:r>
@@ -1904,15 +1846,7 @@
         <w:pStyle w:val="Listing"/>
       </w:pPr>
       <w:r>
-        <w:t>&lt;</w:t>
-      </w:r>
-      <w:proofErr w:type="gramStart"/>
-      <w:r>
-        <w:t>h</w:t>
-      </w:r>
-      <w:proofErr w:type="gramEnd"/>
-      <w:r>
-        <w:t>2&gt;&lt;</w:t>
+        <w:t>&lt;h2&gt;&lt;</w:t>
       </w:r>
       <w:proofErr w:type="spellStart"/>
       <w:r>
@@ -1968,15 +1902,7 @@
         <w:pStyle w:val="Listing"/>
       </w:pPr>
       <w:r>
-        <w:t>&lt;</w:t>
-      </w:r>
-      <w:proofErr w:type="gramStart"/>
-      <w:r>
-        <w:t>h</w:t>
-      </w:r>
-      <w:proofErr w:type="gramEnd"/>
-      <w:r>
-        <w:t>3 class="</w:t>
+        <w:t>&lt;h3 class="</w:t>
       </w:r>
       <w:proofErr w:type="spellStart"/>
       <w:r>
@@ -2059,12 +1985,10 @@
         <w:t>&lt;/p&gt;&lt;p style="</w:t>
       </w:r>
       <w:proofErr w:type="spellStart"/>
-      <w:proofErr w:type="gramStart"/>
       <w:r>
         <w:t>clear:both</w:t>
       </w:r>
       <w:proofErr w:type="spellEnd"/>
-      <w:proofErr w:type="gramEnd"/>
       <w:r>
         <w:t>; margin:0;"&gt;&lt;/p&gt;</w:t>
       </w:r>
@@ -2074,15 +1998,7 @@
         <w:pStyle w:val="Listing"/>
       </w:pPr>
       <w:r>
-        <w:t xml:space="preserve"> &lt;</w:t>
-      </w:r>
-      <w:proofErr w:type="gramStart"/>
-      <w:r>
-        <w:t>h</w:t>
-      </w:r>
-      <w:proofErr w:type="gramEnd"/>
-      <w:r>
-        <w:t>2&gt;&lt;</w:t>
+        <w:t xml:space="preserve"> &lt;h2&gt;&lt;</w:t>
       </w:r>
       <w:proofErr w:type="spellStart"/>
       <w:r>
@@ -2138,15 +2054,7 @@
         <w:pStyle w:val="Listing"/>
       </w:pPr>
       <w:r>
-        <w:t>&lt;</w:t>
-      </w:r>
-      <w:proofErr w:type="gramStart"/>
-      <w:r>
-        <w:t>h</w:t>
-      </w:r>
-      <w:proofErr w:type="gramEnd"/>
-      <w:r>
-        <w:t>3 class="</w:t>
+        <w:t>&lt;h3 class="</w:t>
       </w:r>
       <w:proofErr w:type="spellStart"/>
       <w:r>
@@ -2189,12 +2097,10 @@
         <w:t>&lt;/p&gt;&lt;p style="</w:t>
       </w:r>
       <w:proofErr w:type="spellStart"/>
-      <w:proofErr w:type="gramStart"/>
       <w:r>
         <w:t>clear:both</w:t>
       </w:r>
       <w:proofErr w:type="spellEnd"/>
-      <w:proofErr w:type="gramEnd"/>
       <w:r>
         <w:t>; margin:0;"&gt;&lt;/p&gt;</w:t>
       </w:r>
@@ -2203,7 +2109,6 @@
     <w:p/>
     <w:p>
       <w:proofErr w:type="spellStart"/>
-      <w:proofErr w:type="gramStart"/>
       <w:r>
         <w:rPr>
           <w:rStyle w:val="kn"/>
@@ -2213,7 +2118,6 @@
         <w:t>scrapy</w:t>
       </w:r>
       <w:proofErr w:type="spellEnd"/>
-      <w:proofErr w:type="gramEnd"/>
       <w:r>
         <w:rPr>
           <w:rStyle w:val="kn"/>
@@ -2286,13 +2190,8 @@
     </w:p>
     <w:p/>
     <w:p>
-      <w:proofErr w:type="gramStart"/>
-      <w:r>
-        <w:t>response.xpath</w:t>
-      </w:r>
-      <w:proofErr w:type="gramEnd"/>
-      <w:r>
-        <w:t>("//h2[span='Notes']/following-sibling::h3[@class='note_type']").extract()</w:t>
+      <w:r>
+        <w:t>response.xpath("//h2[span='Notes']/following-sibling::h3[@class='note_type']").extract()</w:t>
       </w:r>
     </w:p>
     <w:p>
@@ -2327,7 +2226,7 @@
     <w:p/>
     <w:p/>
     <w:p>
-      <w:bookmarkStart w:id="2" w:name="_Hlk143032613"/>
+      <w:bookmarkStart w:id="3" w:name="_Hlk143032613"/>
       <w:r>
         <w:t xml:space="preserve">Cas </w:t>
       </w:r>
@@ -2389,21 +2288,12 @@
       <w:pPr>
         <w:pStyle w:val="Listing"/>
       </w:pPr>
-      <w:proofErr w:type="gramStart"/>
       <w:r>
         <w:rPr>
           <w:rStyle w:val="comment"/>
           <w:rFonts w:eastAsiaTheme="majorEastAsia"/>
         </w:rPr>
-        <w:t>&lt;!--</w:t>
-      </w:r>
-      <w:proofErr w:type="gramEnd"/>
-      <w:r>
-        <w:rPr>
-          <w:rStyle w:val="comment"/>
-          <w:rFonts w:eastAsiaTheme="majorEastAsia"/>
-        </w:rPr>
-        <w:t xml:space="preserve"> notes --&gt;</w:t>
+        <w:t>&lt;!-- notes --&gt;</w:t>
       </w:r>
     </w:p>
     <w:p>
@@ -2413,14 +2303,12 @@
       <w:r>
         <w:t>&lt;</w:t>
       </w:r>
-      <w:proofErr w:type="gramStart"/>
       <w:r>
         <w:rPr>
           <w:rStyle w:val="start-tag"/>
         </w:rPr>
         <w:t>a</w:t>
       </w:r>
-      <w:proofErr w:type="gramEnd"/>
       <w:r>
         <w:t xml:space="preserve"> </w:t>
       </w:r>
@@ -2454,20 +2342,78 @@
         <w:lastRenderedPageBreak/>
         <w:t>&lt;</w:t>
       </w:r>
-      <w:proofErr w:type="gramStart"/>
       <w:r>
         <w:rPr>
           <w:rStyle w:val="start-tag"/>
         </w:rPr>
-        <w:t>h</w:t>
-      </w:r>
-      <w:proofErr w:type="gramEnd"/>
+        <w:t>h2</w:t>
+      </w:r>
+      <w:r>
+        <w:t>&gt;&lt;</w:t>
+      </w:r>
+      <w:proofErr w:type="spellStart"/>
       <w:r>
         <w:rPr>
           <w:rStyle w:val="start-tag"/>
         </w:rPr>
-        <w:t>2</w:t>
-      </w:r>
+        <w:t>span</w:t>
+      </w:r>
+      <w:proofErr w:type="spellEnd"/>
+      <w:r>
+        <w:t xml:space="preserve"> </w:t>
+      </w:r>
+      <w:r>
+        <w:rPr>
+          <w:rStyle w:val="attribute-name"/>
+        </w:rPr>
+        <w:t>class</w:t>
+      </w:r>
+      <w:r>
+        <w:t>="</w:t>
+      </w:r>
+      <w:proofErr w:type="spellStart"/>
+      <w:r>
+        <w:t>htitle</w:t>
+      </w:r>
+      <w:proofErr w:type="spellEnd"/>
+      <w:r>
+        <w:t>"&gt;</w:t>
+      </w:r>
+      <w:r>
+        <w:rPr>
+          <w:rStyle w:val="entity"/>
+          <w:rFonts w:eastAsiaTheme="majorEastAsia"/>
+        </w:rPr>
+        <w:t>&amp;</w:t>
+      </w:r>
+      <w:proofErr w:type="spellStart"/>
+      <w:r>
+        <w:rPr>
+          <w:rStyle w:val="entity"/>
+          <w:rFonts w:eastAsiaTheme="majorEastAsia"/>
+        </w:rPr>
+        <w:t>nbsp</w:t>
+      </w:r>
+      <w:proofErr w:type="spellEnd"/>
+      <w:r>
+        <w:rPr>
+          <w:rStyle w:val="entity"/>
+          <w:rFonts w:eastAsiaTheme="majorEastAsia"/>
+        </w:rPr>
+        <w:t>;</w:t>
+      </w:r>
+      <w:r>
+        <w:t>&lt;/</w:t>
+      </w:r>
+      <w:proofErr w:type="spellStart"/>
+      <w:r>
+        <w:rPr>
+          <w:rStyle w:val="end-tag"/>
+          <w:rFonts w:eastAsiaTheme="majorEastAsia"/>
+        </w:rPr>
+        <w:t>span</w:t>
+      </w:r>
+      <w:proofErr w:type="spellEnd"/>
       <w:r>
         <w:t>&gt;&lt;</w:t>
       </w:r>
@@ -2480,6 +2426,45 @@
       </w:r>
       <w:proofErr w:type="spellEnd"/>
       <w:r>
+        <w:t>&gt;Notes&lt;/</w:t>
+      </w:r>
+      <w:proofErr w:type="spellStart"/>
+      <w:r>
+        <w:rPr>
+          <w:rStyle w:val="end-tag"/>
+          <w:rFonts w:eastAsiaTheme="majorEastAsia"/>
+        </w:rPr>
+        <w:t>span</w:t>
+      </w:r>
+      <w:proofErr w:type="spellEnd"/>
+      <w:r>
+        <w:t>&gt;&lt;/</w:t>
+      </w:r>
+      <w:r>
+        <w:rPr>
+          <w:rStyle w:val="end-tag"/>
+          <w:rFonts w:eastAsiaTheme="majorEastAsia"/>
+        </w:rPr>
+        <w:t>h2</w:t>
+      </w:r>
+      <w:r>
+        <w:t>&gt;</w:t>
+      </w:r>
+    </w:p>
+    <w:p>
+      <w:pPr>
+        <w:pStyle w:val="Listing"/>
+      </w:pPr>
+      <w:r>
+        <w:t>&lt;</w:t>
+      </w:r>
+      <w:r>
+        <w:rPr>
+          <w:rStyle w:val="start-tag"/>
+        </w:rPr>
+        <w:t>h3</w:t>
+      </w:r>
+      <w:r>
         <w:t xml:space="preserve"> </w:t>
       </w:r>
       <w:r>
@@ -2493,79 +2478,114 @@
       </w:r>
       <w:proofErr w:type="spellStart"/>
       <w:r>
-        <w:t>htitle</w:t>
+        <w:t>note_type</w:t>
+      </w:r>
+      <w:proofErr w:type="spellEnd"/>
+      <w:r>
+        <w:t>"&gt;Notes individuelles&lt;/</w:t>
+      </w:r>
+      <w:r>
+        <w:rPr>
+          <w:rStyle w:val="end-tag"/>
+          <w:rFonts w:eastAsiaTheme="majorEastAsia"/>
+        </w:rPr>
+        <w:t>h3</w:t>
+      </w:r>
+      <w:r>
+        <w:t>&gt;</w:t>
+      </w:r>
+    </w:p>
+    <w:p>
+      <w:pPr>
+        <w:pStyle w:val="Listing"/>
+      </w:pPr>
+      <w:r>
+        <w:t>&lt;</w:t>
+      </w:r>
+      <w:r>
+        <w:rPr>
+          <w:rStyle w:val="start-tag"/>
+        </w:rPr>
+        <w:t>div</w:t>
+      </w:r>
+      <w:r>
+        <w:t xml:space="preserve"> </w:t>
+      </w:r>
+      <w:r>
+        <w:rPr>
+          <w:rStyle w:val="attribute-name"/>
+        </w:rPr>
+        <w:t>class</w:t>
+      </w:r>
+      <w:r>
+        <w:t>="fiche-note-</w:t>
+      </w:r>
+      <w:proofErr w:type="spellStart"/>
+      <w:r>
+        <w:t>ind</w:t>
       </w:r>
       <w:proofErr w:type="spellEnd"/>
       <w:r>
         <w:t>"&gt;</w:t>
       </w:r>
-      <w:r>
-        <w:rPr>
-          <w:rStyle w:val="entity"/>
-          <w:rFonts w:eastAsiaTheme="majorEastAsia"/>
-        </w:rPr>
-        <w:t>&amp;</w:t>
-      </w:r>
-      <w:proofErr w:type="spellStart"/>
-      <w:r>
-        <w:rPr>
-          <w:rStyle w:val="entity"/>
-          <w:rFonts w:eastAsiaTheme="majorEastAsia"/>
-        </w:rPr>
-        <w:t>nbsp</w:t>
-      </w:r>
-      <w:proofErr w:type="spellEnd"/>
-      <w:r>
-        <w:rPr>
-          <w:rStyle w:val="entity"/>
-          <w:rFonts w:eastAsiaTheme="majorEastAsia"/>
-        </w:rPr>
-        <w:t>;</w:t>
-      </w:r>
-      <w:r>
-        <w:t>&lt;/</w:t>
-      </w:r>
-      <w:proofErr w:type="spellStart"/>
+    </w:p>
+    <w:p>
+      <w:pPr>
+        <w:pStyle w:val="Listing"/>
+      </w:pPr>
+      <w:r>
+        <w:t>Retraite: &lt;/</w:t>
+      </w:r>
       <w:r>
         <w:rPr>
           <w:rStyle w:val="end-tag"/>
           <w:rFonts w:eastAsiaTheme="majorEastAsia"/>
         </w:rPr>
-        <w:t>span</w:t>
-      </w:r>
-      <w:proofErr w:type="spellEnd"/>
-      <w:r>
-        <w:t>&gt;&lt;</w:t>
-      </w:r>
-      <w:proofErr w:type="spellStart"/>
+        <w:t>div</w:t>
+      </w:r>
+      <w:r>
+        <w:t>&gt;</w:t>
+      </w:r>
+    </w:p>
+    <w:p>
+      <w:pPr>
+        <w:pStyle w:val="Listing"/>
+      </w:pPr>
+      <w:r>
+        <w:t>&lt;</w:t>
+      </w:r>
       <w:r>
         <w:rPr>
           <w:rStyle w:val="start-tag"/>
         </w:rPr>
-        <w:t>span</w:t>
-      </w:r>
-      <w:proofErr w:type="spellEnd"/>
-      <w:r>
-        <w:t>&gt;Notes&lt;/</w:t>
-      </w:r>
-      <w:proofErr w:type="spellStart"/>
+        <w:t>p</w:t>
+      </w:r>
+      <w:r>
+        <w:t xml:space="preserve"> </w:t>
+      </w:r>
+      <w:r>
+        <w:rPr>
+          <w:rStyle w:val="attribute-name"/>
+        </w:rPr>
+        <w:t>style</w:t>
+      </w:r>
+      <w:r>
+        <w:t>="</w:t>
+      </w:r>
+      <w:proofErr w:type="spellStart"/>
+      <w:r>
+        <w:t>clear:both</w:t>
+      </w:r>
+      <w:proofErr w:type="spellEnd"/>
+      <w:r>
+        <w:t>; margin:0;"&gt;&lt;/</w:t>
+      </w:r>
       <w:r>
         <w:rPr>
           <w:rStyle w:val="end-tag"/>
           <w:rFonts w:eastAsiaTheme="majorEastAsia"/>
         </w:rPr>
-        <w:t>span</w:t>
-      </w:r>
-      <w:proofErr w:type="spellEnd"/>
-      <w:r>
-        <w:t>&gt;&lt;/</w:t>
-      </w:r>
-      <w:r>
-        <w:rPr>
-          <w:rStyle w:val="end-tag"/>
-          <w:rFonts w:eastAsiaTheme="majorEastAsia"/>
-        </w:rPr>
-        <w:t>h2</w:t>
+        <w:t>p</w:t>
       </w:r>
       <w:r>
         <w:t>&gt;</w:t>
@@ -2576,173 +2596,14 @@
         <w:pStyle w:val="Listing"/>
       </w:pPr>
       <w:r>
-        <w:t>&lt;</w:t>
-      </w:r>
-      <w:proofErr w:type="gramStart"/>
+        <w:t xml:space="preserve"> &lt;</w:t>
+      </w:r>
       <w:r>
         <w:rPr>
           <w:rStyle w:val="start-tag"/>
         </w:rPr>
-        <w:t>h</w:t>
-      </w:r>
-      <w:proofErr w:type="gramEnd"/>
-      <w:r>
-        <w:rPr>
-          <w:rStyle w:val="start-tag"/>
-        </w:rPr>
-        <w:t>3</w:t>
-      </w:r>
-      <w:r>
-        <w:t xml:space="preserve"> </w:t>
-      </w:r>
-      <w:r>
-        <w:rPr>
-          <w:rStyle w:val="attribute-name"/>
-        </w:rPr>
-        <w:t>class</w:t>
-      </w:r>
-      <w:r>
-        <w:t>="</w:t>
-      </w:r>
-      <w:proofErr w:type="spellStart"/>
-      <w:r>
-        <w:t>note_type</w:t>
-      </w:r>
-      <w:proofErr w:type="spellEnd"/>
-      <w:r>
-        <w:t>"&gt;Notes individuelles&lt;/</w:t>
-      </w:r>
-      <w:r>
-        <w:rPr>
-          <w:rStyle w:val="end-tag"/>
-          <w:rFonts w:eastAsiaTheme="majorEastAsia"/>
-        </w:rPr>
-        <w:t>h3</w:t>
-      </w:r>
-      <w:r>
-        <w:t>&gt;</w:t>
-      </w:r>
-    </w:p>
-    <w:p>
-      <w:pPr>
-        <w:pStyle w:val="Listing"/>
-      </w:pPr>
-      <w:r>
-        <w:t>&lt;</w:t>
-      </w:r>
-      <w:proofErr w:type="gramStart"/>
-      <w:r>
-        <w:rPr>
-          <w:rStyle w:val="start-tag"/>
-        </w:rPr>
-        <w:t>div</w:t>
-      </w:r>
-      <w:proofErr w:type="gramEnd"/>
-      <w:r>
-        <w:t xml:space="preserve"> </w:t>
-      </w:r>
-      <w:r>
-        <w:rPr>
-          <w:rStyle w:val="attribute-name"/>
-        </w:rPr>
-        <w:t>class</w:t>
-      </w:r>
-      <w:r>
-        <w:t>="fiche-note-</w:t>
-      </w:r>
-      <w:proofErr w:type="spellStart"/>
-      <w:r>
-        <w:t>ind</w:t>
-      </w:r>
-      <w:proofErr w:type="spellEnd"/>
-      <w:r>
-        <w:t>"&gt;</w:t>
-      </w:r>
-    </w:p>
-    <w:p>
-      <w:pPr>
-        <w:pStyle w:val="Listing"/>
-      </w:pPr>
-      <w:proofErr w:type="gramStart"/>
-      <w:r>
-        <w:t>Retraite:</w:t>
-      </w:r>
-      <w:proofErr w:type="gramEnd"/>
-      <w:r>
-        <w:t xml:space="preserve"> &lt;/</w:t>
-      </w:r>
-      <w:r>
-        <w:rPr>
-          <w:rStyle w:val="end-tag"/>
-          <w:rFonts w:eastAsiaTheme="majorEastAsia"/>
-        </w:rPr>
-        <w:t>div</w:t>
-      </w:r>
-      <w:r>
-        <w:t>&gt;</w:t>
-      </w:r>
-    </w:p>
-    <w:p>
-      <w:pPr>
-        <w:pStyle w:val="Listing"/>
-      </w:pPr>
-      <w:r>
-        <w:t>&lt;</w:t>
-      </w:r>
-      <w:proofErr w:type="gramStart"/>
-      <w:r>
-        <w:rPr>
-          <w:rStyle w:val="start-tag"/>
-        </w:rPr>
         <w:t>p</w:t>
       </w:r>
-      <w:proofErr w:type="gramEnd"/>
-      <w:r>
-        <w:t xml:space="preserve"> </w:t>
-      </w:r>
-      <w:r>
-        <w:rPr>
-          <w:rStyle w:val="attribute-name"/>
-        </w:rPr>
-        <w:t>style</w:t>
-      </w:r>
-      <w:r>
-        <w:t>="</w:t>
-      </w:r>
-      <w:proofErr w:type="spellStart"/>
-      <w:r>
-        <w:t>clear:both</w:t>
-      </w:r>
-      <w:proofErr w:type="spellEnd"/>
-      <w:r>
-        <w:t>; margin:0;"&gt;&lt;/</w:t>
-      </w:r>
-      <w:r>
-        <w:rPr>
-          <w:rStyle w:val="end-tag"/>
-          <w:rFonts w:eastAsiaTheme="majorEastAsia"/>
-        </w:rPr>
-        <w:t>p</w:t>
-      </w:r>
-      <w:r>
-        <w:t>&gt;</w:t>
-      </w:r>
-    </w:p>
-    <w:p>
-      <w:pPr>
-        <w:pStyle w:val="Listing"/>
-      </w:pPr>
-      <w:r>
-        <w:t xml:space="preserve"> &lt;</w:t>
-      </w:r>
-      <w:proofErr w:type="gramStart"/>
-      <w:r>
-        <w:rPr>
-          <w:rStyle w:val="start-tag"/>
-        </w:rPr>
-        <w:t>p</w:t>
-      </w:r>
-      <w:proofErr w:type="gramEnd"/>
       <w:r>
         <w:t xml:space="preserve"> </w:t>
       </w:r>
@@ -2790,7 +2651,6 @@
         </w:rPr>
       </w:pPr>
       <w:proofErr w:type="spellStart"/>
-      <w:proofErr w:type="gramStart"/>
       <w:r>
         <w:rPr>
           <w:rFonts w:ascii="Lucida Console" w:hAnsi="Lucida Console" w:cs="Lucida Console"/>
@@ -2801,7 +2661,6 @@
         <w:t>egrep</w:t>
       </w:r>
       <w:proofErr w:type="spellEnd"/>
-      <w:proofErr w:type="gramEnd"/>
       <w:r>
         <w:rPr>
           <w:rFonts w:ascii="Lucida Console" w:hAnsi="Lucida Console" w:cs="Lucida Console"/>
@@ -2851,27 +2710,7 @@
           <w:sz w:val="18"/>
           <w:szCs w:val="18"/>
         </w:rPr>
-        <w:t>result/gw.geneanet.org.danielr13.lang=fr.n=</w:t>
-      </w:r>
-      <w:proofErr w:type="gramStart"/>
-      <w:r>
-        <w:rPr>
-          <w:rFonts w:ascii="Lucida Console" w:hAnsi="Lucida Console" w:cs="Lucida Console"/>
-          <w:kern w:val="0"/>
-          <w:sz w:val="18"/>
-          <w:szCs w:val="18"/>
-        </w:rPr>
-        <w:t>nicolas.oc=0.p</w:t>
-      </w:r>
-      <w:proofErr w:type="gramEnd"/>
-      <w:r>
-        <w:rPr>
-          <w:rFonts w:ascii="Lucida Console" w:hAnsi="Lucida Console" w:cs="Lucida Console"/>
-          <w:kern w:val="0"/>
-          <w:sz w:val="18"/>
-          <w:szCs w:val="18"/>
-        </w:rPr>
-        <w:t xml:space="preserve">=etienne+henri.log:[geneanet] DEBUG: </w:t>
+        <w:t xml:space="preserve">result/gw.geneanet.org.danielr13.lang=fr.n=nicolas.oc=0.p=etienne+henri.log:[geneanet] DEBUG: </w:t>
       </w:r>
       <w:proofErr w:type="spellStart"/>
       <w:r>
@@ -2973,27 +2812,7 @@
           <w:sz w:val="18"/>
           <w:szCs w:val="18"/>
         </w:rPr>
-        <w:t>result/gw.geneanet.org.danielr13.lang=fr.n=</w:t>
-      </w:r>
-      <w:proofErr w:type="gramStart"/>
-      <w:r>
-        <w:rPr>
-          <w:rFonts w:ascii="Lucida Console" w:hAnsi="Lucida Console" w:cs="Lucida Console"/>
-          <w:kern w:val="0"/>
-          <w:sz w:val="18"/>
-          <w:szCs w:val="18"/>
-        </w:rPr>
-        <w:t>nicolas.oc=0.p</w:t>
-      </w:r>
-      <w:proofErr w:type="gramEnd"/>
-      <w:r>
-        <w:rPr>
-          <w:rFonts w:ascii="Lucida Console" w:hAnsi="Lucida Console" w:cs="Lucida Console"/>
-          <w:kern w:val="0"/>
-          <w:sz w:val="18"/>
-          <w:szCs w:val="18"/>
-        </w:rPr>
-        <w:t xml:space="preserve">=etienne+henri.log:[geneanet] DEBUG: </w:t>
+        <w:t xml:space="preserve">result/gw.geneanet.org.danielr13.lang=fr.n=nicolas.oc=0.p=etienne+henri.log:[geneanet] DEBUG: </w:t>
       </w:r>
       <w:proofErr w:type="spellStart"/>
       <w:r>
@@ -3095,27 +2914,7 @@
           <w:sz w:val="18"/>
           <w:szCs w:val="18"/>
         </w:rPr>
-        <w:t>result/gw.geneanet.org.evechevaleyre.lang=</w:t>
-      </w:r>
-      <w:proofErr w:type="gramStart"/>
-      <w:r>
-        <w:rPr>
-          <w:rFonts w:ascii="Lucida Console" w:hAnsi="Lucida Console" w:cs="Lucida Console"/>
-          <w:kern w:val="0"/>
-          <w:sz w:val="18"/>
-          <w:szCs w:val="18"/>
-        </w:rPr>
-        <w:t>fr.n</w:t>
-      </w:r>
-      <w:proofErr w:type="gramEnd"/>
-      <w:r>
-        <w:rPr>
-          <w:rFonts w:ascii="Lucida Console" w:hAnsi="Lucida Console" w:cs="Lucida Console"/>
-          <w:kern w:val="0"/>
-          <w:sz w:val="18"/>
-          <w:szCs w:val="18"/>
-        </w:rPr>
-        <w:t xml:space="preserve">=brincat.oc=0.p=maria+anna.log:[geneanet] DEBUG: </w:t>
+        <w:t xml:space="preserve">result/gw.geneanet.org.evechevaleyre.lang=fr.n=brincat.oc=0.p=maria+anna.log:[geneanet] DEBUG: </w:t>
       </w:r>
       <w:proofErr w:type="spellStart"/>
       <w:r>
@@ -3217,27 +3016,7 @@
           <w:sz w:val="18"/>
           <w:szCs w:val="18"/>
         </w:rPr>
-        <w:t>result/gw.geneanet.org.nraibaut2.lang=fr.n=</w:t>
-      </w:r>
-      <w:proofErr w:type="gramStart"/>
-      <w:r>
-        <w:rPr>
-          <w:rFonts w:ascii="Lucida Console" w:hAnsi="Lucida Console" w:cs="Lucida Console"/>
-          <w:kern w:val="0"/>
-          <w:sz w:val="18"/>
-          <w:szCs w:val="18"/>
-        </w:rPr>
-        <w:t>dupont.oc=0.p</w:t>
-      </w:r>
-      <w:proofErr w:type="gramEnd"/>
-      <w:r>
-        <w:rPr>
-          <w:rFonts w:ascii="Lucida Console" w:hAnsi="Lucida Console" w:cs="Lucida Console"/>
-          <w:kern w:val="0"/>
-          <w:sz w:val="18"/>
-          <w:szCs w:val="18"/>
-        </w:rPr>
-        <w:t xml:space="preserve">=gerard.log:[geneanet] DEBUG: </w:t>
+        <w:t xml:space="preserve">result/gw.geneanet.org.nraibaut2.lang=fr.n=dupont.oc=0.p=gerard.log:[geneanet] DEBUG: </w:t>
       </w:r>
       <w:proofErr w:type="spellStart"/>
       <w:r>
@@ -3339,27 +3118,7 @@
           <w:sz w:val="18"/>
           <w:szCs w:val="18"/>
         </w:rPr>
-        <w:t>result/gw.geneanet.org.nraibaut2.lang=fr.n=</w:t>
-      </w:r>
-      <w:proofErr w:type="gramStart"/>
-      <w:r>
-        <w:rPr>
-          <w:rFonts w:ascii="Lucida Console" w:hAnsi="Lucida Console" w:cs="Lucida Console"/>
-          <w:kern w:val="0"/>
-          <w:sz w:val="18"/>
-          <w:szCs w:val="18"/>
-        </w:rPr>
-        <w:t>dupont.oc=0.p</w:t>
-      </w:r>
-      <w:proofErr w:type="gramEnd"/>
-      <w:r>
-        <w:rPr>
-          <w:rFonts w:ascii="Lucida Console" w:hAnsi="Lucida Console" w:cs="Lucida Console"/>
-          <w:kern w:val="0"/>
-          <w:sz w:val="18"/>
-          <w:szCs w:val="18"/>
-        </w:rPr>
-        <w:t xml:space="preserve">=gerard.log:[geneanet] DEBUG: </w:t>
+        <w:t xml:space="preserve">result/gw.geneanet.org.nraibaut2.lang=fr.n=dupont.oc=0.p=gerard.log:[geneanet] DEBUG: </w:t>
       </w:r>
       <w:proofErr w:type="spellStart"/>
       <w:r>
@@ -3444,7 +3203,7 @@
     </w:p>
     <w:p/>
     <w:p/>
-    <w:bookmarkEnd w:id="2"/>
+    <w:bookmarkEnd w:id="3"/>
     <w:p/>
     <w:p/>
     <w:p/>
@@ -3461,7 +3220,6 @@
         </w:rPr>
       </w:pPr>
       <w:proofErr w:type="spellStart"/>
-      <w:proofErr w:type="gramStart"/>
       <w:r>
         <w:rPr>
           <w:rFonts w:ascii="Lucida Console" w:hAnsi="Lucida Console" w:cs="Lucida Console"/>
@@ -3472,7 +3230,6 @@
         <w:t>egrep</w:t>
       </w:r>
       <w:proofErr w:type="spellEnd"/>
-      <w:proofErr w:type="gramEnd"/>
       <w:r>
         <w:rPr>
           <w:rFonts w:ascii="Lucida Console" w:hAnsi="Lucida Console" w:cs="Lucida Console"/>
@@ -3522,27 +3279,7 @@
           <w:sz w:val="18"/>
           <w:szCs w:val="18"/>
         </w:rPr>
-        <w:t>result/gw.geneanet.org.danielr13.lang=fr.n=</w:t>
-      </w:r>
-      <w:proofErr w:type="gramStart"/>
-      <w:r>
-        <w:rPr>
-          <w:rFonts w:ascii="Lucida Console" w:hAnsi="Lucida Console" w:cs="Lucida Console"/>
-          <w:kern w:val="0"/>
-          <w:sz w:val="18"/>
-          <w:szCs w:val="18"/>
-        </w:rPr>
-        <w:t>nicolas.oc=0.p</w:t>
-      </w:r>
-      <w:proofErr w:type="gramEnd"/>
-      <w:r>
-        <w:rPr>
-          <w:rFonts w:ascii="Lucida Console" w:hAnsi="Lucida Console" w:cs="Lucida Console"/>
-          <w:kern w:val="0"/>
-          <w:sz w:val="18"/>
-          <w:szCs w:val="18"/>
-        </w:rPr>
-        <w:t xml:space="preserve">=etienne+henri.log:[geneanet] DEBUG: </w:t>
+        <w:t xml:space="preserve">result/gw.geneanet.org.danielr13.lang=fr.n=nicolas.oc=0.p=etienne+henri.log:[geneanet] DEBUG: </w:t>
       </w:r>
       <w:proofErr w:type="spellStart"/>
       <w:r>
@@ -3644,27 +3381,7 @@
           <w:sz w:val="18"/>
           <w:szCs w:val="18"/>
         </w:rPr>
-        <w:t>result/gw.geneanet.org.danielr13.lang=fr.n=</w:t>
-      </w:r>
-      <w:proofErr w:type="gramStart"/>
-      <w:r>
-        <w:rPr>
-          <w:rFonts w:ascii="Lucida Console" w:hAnsi="Lucida Console" w:cs="Lucida Console"/>
-          <w:kern w:val="0"/>
-          <w:sz w:val="18"/>
-          <w:szCs w:val="18"/>
-        </w:rPr>
-        <w:t>nicolas.oc=0.p</w:t>
-      </w:r>
-      <w:proofErr w:type="gramEnd"/>
-      <w:r>
-        <w:rPr>
-          <w:rFonts w:ascii="Lucida Console" w:hAnsi="Lucida Console" w:cs="Lucida Console"/>
-          <w:kern w:val="0"/>
-          <w:sz w:val="18"/>
-          <w:szCs w:val="18"/>
-        </w:rPr>
-        <w:t xml:space="preserve">=etienne+henri.log:[geneanet] DEBUG: </w:t>
+        <w:t xml:space="preserve">result/gw.geneanet.org.danielr13.lang=fr.n=nicolas.oc=0.p=etienne+henri.log:[geneanet] DEBUG: </w:t>
       </w:r>
       <w:proofErr w:type="spellStart"/>
       <w:r>
@@ -3786,27 +3503,7 @@
           <w:sz w:val="18"/>
           <w:szCs w:val="18"/>
         </w:rPr>
-        <w:t>result/gw.geneanet.org.evechevaleyre.lang=</w:t>
-      </w:r>
-      <w:proofErr w:type="gramStart"/>
-      <w:r>
-        <w:rPr>
-          <w:rFonts w:ascii="Lucida Console" w:hAnsi="Lucida Console" w:cs="Lucida Console"/>
-          <w:kern w:val="0"/>
-          <w:sz w:val="18"/>
-          <w:szCs w:val="18"/>
-        </w:rPr>
-        <w:t>fr.n</w:t>
-      </w:r>
-      <w:proofErr w:type="gramEnd"/>
-      <w:r>
-        <w:rPr>
-          <w:rFonts w:ascii="Lucida Console" w:hAnsi="Lucida Console" w:cs="Lucida Console"/>
-          <w:kern w:val="0"/>
-          <w:sz w:val="18"/>
-          <w:szCs w:val="18"/>
-        </w:rPr>
-        <w:t xml:space="preserve">=brincat.oc=0.p=maria+anna.log:[geneanet] DEBUG: </w:t>
+        <w:t xml:space="preserve">result/gw.geneanet.org.evechevaleyre.lang=fr.n=brincat.oc=0.p=maria+anna.log:[geneanet] DEBUG: </w:t>
       </w:r>
       <w:proofErr w:type="spellStart"/>
       <w:r>
@@ -3928,27 +3625,7 @@
           <w:sz w:val="18"/>
           <w:szCs w:val="18"/>
         </w:rPr>
-        <w:t>result/gw.geneanet.org.nraibaut2.lang=fr.n=</w:t>
-      </w:r>
-      <w:proofErr w:type="gramStart"/>
-      <w:r>
-        <w:rPr>
-          <w:rFonts w:ascii="Lucida Console" w:hAnsi="Lucida Console" w:cs="Lucida Console"/>
-          <w:kern w:val="0"/>
-          <w:sz w:val="18"/>
-          <w:szCs w:val="18"/>
-        </w:rPr>
-        <w:t>dupont.oc=0.p</w:t>
-      </w:r>
-      <w:proofErr w:type="gramEnd"/>
-      <w:r>
-        <w:rPr>
-          <w:rFonts w:ascii="Lucida Console" w:hAnsi="Lucida Console" w:cs="Lucida Console"/>
-          <w:kern w:val="0"/>
-          <w:sz w:val="18"/>
-          <w:szCs w:val="18"/>
-        </w:rPr>
-        <w:t xml:space="preserve">=gerard.log:[geneanet] DEBUG: </w:t>
+        <w:t xml:space="preserve">result/gw.geneanet.org.nraibaut2.lang=fr.n=dupont.oc=0.p=gerard.log:[geneanet] DEBUG: </w:t>
       </w:r>
       <w:proofErr w:type="spellStart"/>
       <w:r>
@@ -4050,27 +3727,7 @@
           <w:sz w:val="18"/>
           <w:szCs w:val="18"/>
         </w:rPr>
-        <w:t>result/gw.geneanet.org.nraibaut2.lang=fr.n=</w:t>
-      </w:r>
-      <w:proofErr w:type="gramStart"/>
-      <w:r>
-        <w:rPr>
-          <w:rFonts w:ascii="Lucida Console" w:hAnsi="Lucida Console" w:cs="Lucida Console"/>
-          <w:kern w:val="0"/>
-          <w:sz w:val="18"/>
-          <w:szCs w:val="18"/>
-        </w:rPr>
-        <w:t>dupont.oc=0.p</w:t>
-      </w:r>
-      <w:proofErr w:type="gramEnd"/>
-      <w:r>
-        <w:rPr>
-          <w:rFonts w:ascii="Lucida Console" w:hAnsi="Lucida Console" w:cs="Lucida Console"/>
-          <w:kern w:val="0"/>
-          <w:sz w:val="18"/>
-          <w:szCs w:val="18"/>
-        </w:rPr>
-        <w:t xml:space="preserve">=gerard.log:[geneanet] DEBUG: </w:t>
+        <w:t xml:space="preserve">result/gw.geneanet.org.nraibaut2.lang=fr.n=dupont.oc=0.p=gerard.log:[geneanet] DEBUG: </w:t>
       </w:r>
       <w:proofErr w:type="spellStart"/>
       <w:r>
@@ -4199,14 +3856,9 @@
     </w:p>
     <w:p/>
     <w:p>
-      <w:bookmarkStart w:id="3" w:name="_Hlk142067930"/>
-      <w:proofErr w:type="gramStart"/>
-      <w:r>
-        <w:t>création</w:t>
-      </w:r>
-      <w:proofErr w:type="gramEnd"/>
-      <w:r>
-        <w:t xml:space="preserve"> projet dans E:\scrapy_crawler</w:t>
+      <w:bookmarkStart w:id="4" w:name="_Hlk142067930"/>
+      <w:r>
+        <w:t>création projet dans E:\scrapy_crawler</w:t>
       </w:r>
     </w:p>
     <w:p/>
@@ -4219,12 +3871,10 @@
         <w:t>(</w:t>
       </w:r>
       <w:proofErr w:type="spellStart"/>
-      <w:proofErr w:type="gramStart"/>
       <w:r>
         <w:t>scrapy</w:t>
       </w:r>
       <w:proofErr w:type="spellEnd"/>
-      <w:proofErr w:type="gramEnd"/>
       <w:r>
         <w:t>) E:\&gt;</w:t>
       </w:r>
@@ -4310,101 +3960,84 @@
       </w:r>
       <w:proofErr w:type="spellEnd"/>
       <w:r>
+        <w:t xml:space="preserve"> in:</w:t>
+      </w:r>
+    </w:p>
+    <w:p>
+      <w:pPr>
+        <w:pStyle w:val="Listing"/>
+      </w:pPr>
+      <w:r>
+        <w:t xml:space="preserve">    E:\scrapy_crawler</w:t>
+      </w:r>
+    </w:p>
+    <w:p>
+      <w:pPr>
+        <w:pStyle w:val="Listing"/>
+      </w:pPr>
+    </w:p>
+    <w:p>
+      <w:pPr>
+        <w:pStyle w:val="Listing"/>
+      </w:pPr>
+      <w:r>
+        <w:t xml:space="preserve">You can start </w:t>
+      </w:r>
+      <w:proofErr w:type="spellStart"/>
+      <w:r>
+        <w:t>your</w:t>
+      </w:r>
+      <w:proofErr w:type="spellEnd"/>
+      <w:r>
+        <w:t xml:space="preserve"> first spider </w:t>
+      </w:r>
+      <w:proofErr w:type="spellStart"/>
+      <w:r>
+        <w:t>with</w:t>
+      </w:r>
+      <w:proofErr w:type="spellEnd"/>
+      <w:r>
+        <w:t>:</w:t>
+      </w:r>
+    </w:p>
+    <w:p>
+      <w:pPr>
+        <w:pStyle w:val="Listing"/>
+      </w:pPr>
+      <w:r>
+        <w:t xml:space="preserve">    cd </w:t>
+      </w:r>
+      <w:proofErr w:type="spellStart"/>
+      <w:r>
+        <w:t>scrapy_crawler</w:t>
+      </w:r>
+      <w:proofErr w:type="spellEnd"/>
+    </w:p>
+    <w:p>
+      <w:pPr>
+        <w:pStyle w:val="Listing"/>
+      </w:pPr>
+      <w:r>
+        <w:t xml:space="preserve">    </w:t>
+      </w:r>
+      <w:proofErr w:type="spellStart"/>
+      <w:r>
+        <w:t>scrapy</w:t>
+      </w:r>
+      <w:proofErr w:type="spellEnd"/>
+      <w:r>
         <w:t xml:space="preserve"> </w:t>
       </w:r>
-      <w:proofErr w:type="gramStart"/>
-      <w:r>
-        <w:t>in:</w:t>
-      </w:r>
-      <w:proofErr w:type="gramEnd"/>
-    </w:p>
-    <w:p>
-      <w:pPr>
-        <w:pStyle w:val="Listing"/>
-      </w:pPr>
-      <w:r>
-        <w:t xml:space="preserve">    E:\scrapy_crawler</w:t>
-      </w:r>
-    </w:p>
-    <w:p>
-      <w:pPr>
-        <w:pStyle w:val="Listing"/>
-      </w:pPr>
-    </w:p>
-    <w:p>
-      <w:pPr>
-        <w:pStyle w:val="Listing"/>
-      </w:pPr>
-      <w:r>
-        <w:t xml:space="preserve">You can start </w:t>
-      </w:r>
-      <w:proofErr w:type="spellStart"/>
-      <w:r>
-        <w:t>your</w:t>
-      </w:r>
-      <w:proofErr w:type="spellEnd"/>
-      <w:r>
-        <w:t xml:space="preserve"> first spider </w:t>
-      </w:r>
-      <w:proofErr w:type="spellStart"/>
-      <w:proofErr w:type="gramStart"/>
-      <w:r>
-        <w:t>with</w:t>
-      </w:r>
-      <w:proofErr w:type="spellEnd"/>
-      <w:r>
-        <w:t>:</w:t>
-      </w:r>
-      <w:proofErr w:type="gramEnd"/>
-    </w:p>
-    <w:p>
-      <w:pPr>
-        <w:pStyle w:val="Listing"/>
-      </w:pPr>
-      <w:r>
-        <w:t xml:space="preserve">    </w:t>
-      </w:r>
-      <w:proofErr w:type="gramStart"/>
-      <w:r>
-        <w:t>cd</w:t>
-      </w:r>
-      <w:proofErr w:type="gramEnd"/>
+      <w:proofErr w:type="spellStart"/>
+      <w:r>
+        <w:t>genspider</w:t>
+      </w:r>
+      <w:proofErr w:type="spellEnd"/>
       <w:r>
         <w:t xml:space="preserve"> </w:t>
       </w:r>
       <w:proofErr w:type="spellStart"/>
       <w:r>
-        <w:t>scrapy_crawler</w:t>
-      </w:r>
-      <w:proofErr w:type="spellEnd"/>
-    </w:p>
-    <w:p>
-      <w:pPr>
-        <w:pStyle w:val="Listing"/>
-      </w:pPr>
-      <w:r>
-        <w:t xml:space="preserve">    </w:t>
-      </w:r>
-      <w:proofErr w:type="spellStart"/>
-      <w:proofErr w:type="gramStart"/>
-      <w:r>
-        <w:t>scrapy</w:t>
-      </w:r>
-      <w:proofErr w:type="spellEnd"/>
-      <w:proofErr w:type="gramEnd"/>
-      <w:r>
-        <w:t xml:space="preserve"> </w:t>
-      </w:r>
-      <w:proofErr w:type="spellStart"/>
-      <w:r>
-        <w:t>genspider</w:t>
-      </w:r>
-      <w:proofErr w:type="spellEnd"/>
-      <w:r>
-        <w:t xml:space="preserve"> </w:t>
-      </w:r>
-      <w:proofErr w:type="spellStart"/>
-      <w:r>
         <w:t>example</w:t>
       </w:r>
       <w:proofErr w:type="spellEnd"/>
@@ -4412,17 +4045,12 @@
         <w:t xml:space="preserve"> example.com</w:t>
       </w:r>
     </w:p>
-    <w:bookmarkEnd w:id="3"/>
+    <w:bookmarkEnd w:id="4"/>
     <w:p/>
     <w:p/>
     <w:p>
-      <w:proofErr w:type="gramStart"/>
-      <w:r>
-        <w:t>l’exemple</w:t>
-      </w:r>
-      <w:proofErr w:type="gramEnd"/>
-      <w:r>
-        <w:t xml:space="preserve"> ne marche pas…</w:t>
+      <w:r>
+        <w:t>l’exemple ne marche pas…</w:t>
       </w:r>
     </w:p>
     <w:p>
@@ -4446,7 +4074,6 @@
         <w:pStyle w:val="PrformatHTML"/>
       </w:pPr>
       <w:proofErr w:type="spellStart"/>
-      <w:proofErr w:type="gramStart"/>
       <w:r>
         <w:rPr>
           <w:rStyle w:val="n"/>
@@ -4455,7 +4082,6 @@
         <w:t>scrapy</w:t>
       </w:r>
       <w:proofErr w:type="spellEnd"/>
-      <w:proofErr w:type="gramEnd"/>
       <w:r>
         <w:t xml:space="preserve"> </w:t>
       </w:r>
@@ -4485,12 +4111,10 @@
         <w:t>(</w:t>
       </w:r>
       <w:proofErr w:type="spellStart"/>
-      <w:proofErr w:type="gramStart"/>
       <w:r>
         <w:t>scrapy</w:t>
       </w:r>
       <w:proofErr w:type="spellEnd"/>
-      <w:proofErr w:type="gramEnd"/>
       <w:r>
         <w:t xml:space="preserve">) D:\Users\Nicolas\Documents\Python\test_scrapy&gt;scrapy </w:t>
       </w:r>
@@ -4545,13 +4169,8 @@
       </w:r>
       <w:proofErr w:type="spellEnd"/>
       <w:r>
-        <w:t xml:space="preserve"> </w:t>
-      </w:r>
-      <w:proofErr w:type="gramStart"/>
-      <w:r>
-        <w:t>in:</w:t>
-      </w:r>
-      <w:proofErr w:type="gramEnd"/>
+        <w:t xml:space="preserve"> in:</w:t>
+      </w:r>
     </w:p>
     <w:p>
       <w:r>
@@ -4572,7 +4191,6 @@
         <w:t xml:space="preserve"> first spider </w:t>
       </w:r>
       <w:proofErr w:type="spellStart"/>
-      <w:proofErr w:type="gramStart"/>
       <w:r>
         <w:t>with</w:t>
       </w:r>
@@ -4580,32 +4198,21 @@
       <w:r>
         <w:t>:</w:t>
       </w:r>
-      <w:proofErr w:type="gramEnd"/>
+    </w:p>
+    <w:p>
+      <w:r>
+        <w:t xml:space="preserve">    cd tutorial</w:t>
+      </w:r>
     </w:p>
     <w:p>
       <w:r>
         <w:t xml:space="preserve">    </w:t>
       </w:r>
-      <w:proofErr w:type="gramStart"/>
-      <w:r>
-        <w:t>cd</w:t>
-      </w:r>
-      <w:proofErr w:type="gramEnd"/>
-      <w:r>
-        <w:t xml:space="preserve"> tutorial</w:t>
-      </w:r>
-    </w:p>
-    <w:p>
-      <w:r>
-        <w:t xml:space="preserve">    </w:t>
-      </w:r>
-      <w:proofErr w:type="spellStart"/>
-      <w:proofErr w:type="gramStart"/>
+      <w:proofErr w:type="spellStart"/>
       <w:r>
         <w:t>scrapy</w:t>
       </w:r>
       <w:proofErr w:type="spellEnd"/>
-      <w:proofErr w:type="gramEnd"/>
       <w:r>
         <w:t xml:space="preserve"> </w:t>
       </w:r>
@@ -4633,7 +4240,6 @@
         <w:pStyle w:val="PrformatHTML"/>
       </w:pPr>
       <w:proofErr w:type="spellStart"/>
-      <w:proofErr w:type="gramStart"/>
       <w:r>
         <w:rPr>
           <w:rStyle w:val="n"/>
@@ -4642,7 +4248,6 @@
         <w:t>scrapy</w:t>
       </w:r>
       <w:proofErr w:type="spellEnd"/>
-      <w:proofErr w:type="gramEnd"/>
       <w:r>
         <w:t xml:space="preserve"> </w:t>
       </w:r>
@@ -4674,7 +4279,6 @@
         </w:rPr>
       </w:pPr>
       <w:proofErr w:type="spellStart"/>
-      <w:proofErr w:type="gramStart"/>
       <w:r>
         <w:rPr>
           <w:rStyle w:val="n"/>
@@ -4683,7 +4287,6 @@
         <w:t>scrapy</w:t>
       </w:r>
       <w:proofErr w:type="spellEnd"/>
-      <w:proofErr w:type="gramEnd"/>
       <w:r>
         <w:t xml:space="preserve"> </w:t>
       </w:r>
@@ -4809,7 +4412,6 @@
         <w:t>"</w:t>
       </w:r>
       <w:proofErr w:type="spellStart"/>
-      <w:proofErr w:type="gramStart"/>
       <w:r>
         <w:rPr>
           <w:rStyle w:val="s2"/>
@@ -4827,7 +4429,6 @@
         <w:t>::</w:t>
       </w:r>
       <w:proofErr w:type="spellStart"/>
-      <w:proofErr w:type="gramEnd"/>
       <w:r>
         <w:rPr>
           <w:rStyle w:val="s2"/>
@@ -4911,7 +4512,6 @@
         <w:t>"</w:t>
       </w:r>
       <w:proofErr w:type="spellStart"/>
-      <w:proofErr w:type="gramStart"/>
       <w:r>
         <w:rPr>
           <w:rStyle w:val="s2"/>
@@ -4928,7 +4528,6 @@
         <w:t>::</w:t>
       </w:r>
       <w:proofErr w:type="spellStart"/>
-      <w:proofErr w:type="gramEnd"/>
       <w:r>
         <w:rPr>
           <w:rStyle w:val="s2"/>
@@ -5010,7 +4609,6 @@
         <w:t>"</w:t>
       </w:r>
       <w:proofErr w:type="spellStart"/>
-      <w:proofErr w:type="gramStart"/>
       <w:r>
         <w:rPr>
           <w:rStyle w:val="s2"/>
@@ -5027,7 +4625,6 @@
         <w:t>::</w:t>
       </w:r>
       <w:proofErr w:type="spellStart"/>
-      <w:proofErr w:type="gramEnd"/>
       <w:r>
         <w:rPr>
           <w:rStyle w:val="s2"/>
@@ -5122,7 +4719,6 @@
         <w:t>"</w:t>
       </w:r>
       <w:proofErr w:type="spellStart"/>
-      <w:proofErr w:type="gramStart"/>
       <w:r>
         <w:rPr>
           <w:rStyle w:val="s2"/>
@@ -5139,7 +4735,6 @@
         <w:t>::</w:t>
       </w:r>
       <w:proofErr w:type="spellStart"/>
-      <w:proofErr w:type="gramEnd"/>
       <w:r>
         <w:rPr>
           <w:rStyle w:val="s2"/>
@@ -5249,7 +4844,6 @@
         <w:t>"</w:t>
       </w:r>
       <w:proofErr w:type="spellStart"/>
-      <w:proofErr w:type="gramStart"/>
       <w:r>
         <w:rPr>
           <w:rStyle w:val="s2"/>
@@ -5266,7 +4860,6 @@
         <w:t>::</w:t>
       </w:r>
       <w:proofErr w:type="spellStart"/>
-      <w:proofErr w:type="gramEnd"/>
       <w:r>
         <w:rPr>
           <w:rStyle w:val="s2"/>
@@ -5375,7 +4968,6 @@
         <w:t>"</w:t>
       </w:r>
       <w:proofErr w:type="spellStart"/>
-      <w:proofErr w:type="gramStart"/>
       <w:r>
         <w:rPr>
           <w:rStyle w:val="s2"/>
@@ -5392,7 +4984,6 @@
         <w:t>::</w:t>
       </w:r>
       <w:proofErr w:type="spellStart"/>
-      <w:proofErr w:type="gramEnd"/>
       <w:r>
         <w:rPr>
           <w:rStyle w:val="s2"/>
@@ -5459,7 +5050,6 @@
         <w:pStyle w:val="PrformatHTML"/>
       </w:pPr>
       <w:proofErr w:type="spellStart"/>
-      <w:proofErr w:type="gramStart"/>
       <w:r>
         <w:rPr>
           <w:rStyle w:val="n"/>
@@ -5481,7 +5071,6 @@
         <w:t>xpath</w:t>
       </w:r>
       <w:proofErr w:type="spellEnd"/>
-      <w:proofErr w:type="gramEnd"/>
       <w:r>
         <w:rPr>
           <w:rStyle w:val="p"/>
@@ -5523,7 +5112,6 @@
         <w:pStyle w:val="PrformatHTML"/>
       </w:pPr>
       <w:proofErr w:type="spellStart"/>
-      <w:proofErr w:type="gramStart"/>
       <w:r>
         <w:rPr>
           <w:rStyle w:val="n"/>
@@ -5545,7 +5133,6 @@
         <w:t>xpath</w:t>
       </w:r>
       <w:proofErr w:type="spellEnd"/>
-      <w:proofErr w:type="gramEnd"/>
       <w:r>
         <w:rPr>
           <w:rStyle w:val="p"/>
@@ -5636,12 +5223,10 @@
     </w:p>
     <w:p>
       <w:proofErr w:type="spellStart"/>
-      <w:proofErr w:type="gramStart"/>
       <w:r>
         <w:t>scrapy</w:t>
       </w:r>
       <w:proofErr w:type="spellEnd"/>
-      <w:proofErr w:type="gramEnd"/>
       <w:r>
         <w:t xml:space="preserve"> </w:t>
       </w:r>
@@ -5692,7 +5277,6 @@
         <w:t>"</w:t>
       </w:r>
       <w:proofErr w:type="spellStart"/>
-      <w:proofErr w:type="gramStart"/>
       <w:r>
         <w:rPr>
           <w:rStyle w:val="s2"/>
@@ -5701,7 +5285,6 @@
         <w:t>div.quote</w:t>
       </w:r>
       <w:proofErr w:type="spellEnd"/>
-      <w:proofErr w:type="gramEnd"/>
       <w:r>
         <w:rPr>
           <w:rStyle w:val="s2"/>
@@ -5721,7 +5304,6 @@
         <w:pStyle w:val="PrformatHTML"/>
       </w:pPr>
       <w:proofErr w:type="spellStart"/>
-      <w:proofErr w:type="gramStart"/>
       <w:r>
         <w:rPr>
           <w:rStyle w:val="n"/>
@@ -5730,7 +5312,6 @@
         <w:t>quote</w:t>
       </w:r>
       <w:proofErr w:type="spellEnd"/>
-      <w:proofErr w:type="gramEnd"/>
       <w:r>
         <w:t xml:space="preserve"> </w:t>
       </w:r>
@@ -5817,7 +5398,6 @@
         <w:pStyle w:val="PrformatHTML"/>
       </w:pPr>
       <w:proofErr w:type="spellStart"/>
-      <w:proofErr w:type="gramStart"/>
       <w:r>
         <w:rPr>
           <w:rStyle w:val="n"/>
@@ -5826,7 +5406,6 @@
         <w:t>text</w:t>
       </w:r>
       <w:proofErr w:type="spellEnd"/>
-      <w:proofErr w:type="gramEnd"/>
       <w:r>
         <w:t xml:space="preserve"> </w:t>
       </w:r>
@@ -5937,7 +5516,6 @@
         <w:pStyle w:val="PrformatHTML"/>
       </w:pPr>
       <w:proofErr w:type="spellStart"/>
-      <w:proofErr w:type="gramStart"/>
       <w:r>
         <w:rPr>
           <w:rStyle w:val="n"/>
@@ -5946,14 +5524,12 @@
         <w:t>text</w:t>
       </w:r>
       <w:proofErr w:type="spellEnd"/>
-      <w:proofErr w:type="gramEnd"/>
     </w:p>
     <w:p>
       <w:pPr>
         <w:pStyle w:val="PrformatHTML"/>
       </w:pPr>
       <w:proofErr w:type="spellStart"/>
-      <w:proofErr w:type="gramStart"/>
       <w:r>
         <w:rPr>
           <w:rStyle w:val="n"/>
@@ -5962,7 +5538,6 @@
         <w:t>author</w:t>
       </w:r>
       <w:proofErr w:type="spellEnd"/>
-      <w:proofErr w:type="gramEnd"/>
       <w:r>
         <w:t xml:space="preserve"> </w:t>
       </w:r>
@@ -6073,7 +5648,6 @@
         <w:pStyle w:val="PrformatHTML"/>
       </w:pPr>
       <w:proofErr w:type="spellStart"/>
-      <w:proofErr w:type="gramStart"/>
       <w:r>
         <w:rPr>
           <w:rStyle w:val="n"/>
@@ -6082,7 +5656,6 @@
         <w:t>author</w:t>
       </w:r>
       <w:proofErr w:type="spellEnd"/>
-      <w:proofErr w:type="gramEnd"/>
     </w:p>
     <w:p/>
     <w:p/>
@@ -6091,7 +5664,6 @@
         <w:pStyle w:val="PrformatHTML"/>
       </w:pPr>
       <w:proofErr w:type="spellStart"/>
-      <w:proofErr w:type="gramStart"/>
       <w:r>
         <w:rPr>
           <w:rStyle w:val="n"/>
@@ -6100,7 +5672,6 @@
         <w:t>scrapy</w:t>
       </w:r>
       <w:proofErr w:type="spellEnd"/>
-      <w:proofErr w:type="gramEnd"/>
       <w:r>
         <w:t xml:space="preserve"> </w:t>
       </w:r>
@@ -6167,20 +5738,14 @@
     </w:p>
     <w:p/>
     <w:p>
-      <w:proofErr w:type="gramStart"/>
-      <w:r>
-        <w:t>liens</w:t>
-      </w:r>
-      <w:proofErr w:type="gramEnd"/>
-      <w:r>
-        <w:t> :</w:t>
+      <w:r>
+        <w:t>liens :</w:t>
       </w:r>
     </w:p>
     <w:p>
       <w:pPr>
         <w:pStyle w:val="PrformatHTML"/>
       </w:pPr>
-      <w:proofErr w:type="gramStart"/>
       <w:r>
         <w:rPr>
           <w:rStyle w:val="n"/>
@@ -6207,7 +5772,6 @@
         </w:rPr>
         <w:t>(</w:t>
       </w:r>
-      <w:proofErr w:type="gramEnd"/>
       <w:r>
         <w:rPr>
           <w:rStyle w:val="s1"/>
@@ -6263,7 +5827,6 @@
       <w:pPr>
         <w:pStyle w:val="PrformatHTML"/>
       </w:pPr>
-      <w:proofErr w:type="gramStart"/>
       <w:r>
         <w:rPr>
           <w:rStyle w:val="n"/>
@@ -6290,7 +5853,6 @@
         </w:rPr>
         <w:t>(</w:t>
       </w:r>
-      <w:proofErr w:type="gramEnd"/>
       <w:r>
         <w:rPr>
           <w:rStyle w:val="s2"/>
@@ -6341,17 +5903,14 @@
       </w:r>
     </w:p>
     <w:p>
-      <w:proofErr w:type="gramStart"/>
       <w:r>
         <w:t>ou</w:t>
       </w:r>
-      <w:proofErr w:type="gramEnd"/>
     </w:p>
     <w:p>
       <w:pPr>
         <w:pStyle w:val="PrformatHTML"/>
       </w:pPr>
-      <w:proofErr w:type="gramStart"/>
       <w:r>
         <w:rPr>
           <w:rStyle w:val="n"/>
@@ -6378,7 +5937,6 @@
         </w:rPr>
         <w:t>(</w:t>
       </w:r>
-      <w:proofErr w:type="gramEnd"/>
       <w:r>
         <w:rPr>
           <w:rStyle w:val="s2"/>
@@ -6455,7 +6013,6 @@
         </w:rPr>
       </w:pPr>
       <w:proofErr w:type="spellStart"/>
-      <w:proofErr w:type="gramStart"/>
       <w:r>
         <w:rPr>
           <w:rStyle w:val="n"/>
@@ -6464,7 +6021,6 @@
         <w:t>scrapy</w:t>
       </w:r>
       <w:proofErr w:type="spellEnd"/>
-      <w:proofErr w:type="gramEnd"/>
       <w:r>
         <w:rPr>
           <w:rStyle w:val="n"/>
@@ -6503,7 +6059,6 @@
         <w:pStyle w:val="PrformatHTML"/>
       </w:pPr>
       <w:proofErr w:type="spellStart"/>
-      <w:proofErr w:type="gramStart"/>
       <w:r>
         <w:rPr>
           <w:rStyle w:val="n"/>
@@ -6513,7 +6068,6 @@
         <w:t>scrapy</w:t>
       </w:r>
       <w:proofErr w:type="spellEnd"/>
-      <w:proofErr w:type="gramEnd"/>
       <w:r>
         <w:rPr>
           <w:highlight w:val="cyan"/>
@@ -6570,7 +6124,6 @@
         </w:rPr>
       </w:pPr>
       <w:proofErr w:type="spellStart"/>
-      <w:proofErr w:type="gramStart"/>
       <w:r>
         <w:rPr>
           <w:rStyle w:val="kn"/>
@@ -6580,7 +6133,6 @@
         <w:t>scrapy</w:t>
       </w:r>
       <w:proofErr w:type="spellEnd"/>
-      <w:proofErr w:type="gramEnd"/>
       <w:r>
         <w:rPr>
           <w:rStyle w:val="kn"/>
@@ -6681,7 +6233,6 @@
         </w:rPr>
       </w:pPr>
       <w:proofErr w:type="spellStart"/>
-      <w:proofErr w:type="gramStart"/>
       <w:r>
         <w:rPr>
           <w:rStyle w:val="kn"/>
@@ -6691,7 +6242,6 @@
         <w:t>scrapy</w:t>
       </w:r>
       <w:proofErr w:type="spellEnd"/>
-      <w:proofErr w:type="gramEnd"/>
       <w:r>
         <w:rPr>
           <w:rStyle w:val="kn"/>
@@ -6729,7 +6279,6 @@
         </w:rPr>
       </w:pPr>
       <w:proofErr w:type="spellStart"/>
-      <w:proofErr w:type="gramStart"/>
       <w:r>
         <w:rPr>
           <w:rStyle w:val="kn"/>
@@ -6739,7 +6288,6 @@
         <w:t>scrapy</w:t>
       </w:r>
       <w:proofErr w:type="spellEnd"/>
-      <w:proofErr w:type="gramEnd"/>
       <w:r>
         <w:rPr>
           <w:rStyle w:val="kn"/>
@@ -6777,7 +6325,6 @@
         </w:rPr>
       </w:pPr>
       <w:proofErr w:type="spellStart"/>
-      <w:proofErr w:type="gramStart"/>
       <w:r>
         <w:rPr>
           <w:rStyle w:val="kn"/>
@@ -6787,7 +6334,6 @@
         <w:t>scrapy</w:t>
       </w:r>
       <w:proofErr w:type="spellEnd"/>
-      <w:proofErr w:type="gramEnd"/>
       <w:r>
         <w:rPr>
           <w:rStyle w:val="kn"/>
@@ -6833,7 +6379,6 @@
         </w:rPr>
       </w:pPr>
       <w:proofErr w:type="spellStart"/>
-      <w:proofErr w:type="gramStart"/>
       <w:r>
         <w:rPr>
           <w:rStyle w:val="kn"/>
@@ -6843,7 +6388,6 @@
         <w:t>scrapy</w:t>
       </w:r>
       <w:proofErr w:type="spellEnd"/>
-      <w:proofErr w:type="gramEnd"/>
       <w:r>
         <w:rPr>
           <w:rStyle w:val="kn"/>
@@ -6900,7 +6444,6 @@
         <w:pStyle w:val="PrformatHTML"/>
       </w:pPr>
       <w:proofErr w:type="spellStart"/>
-      <w:proofErr w:type="gramStart"/>
       <w:r>
         <w:rPr>
           <w:rStyle w:val="kn"/>
@@ -6909,7 +6452,6 @@
         <w:t>from</w:t>
       </w:r>
       <w:proofErr w:type="spellEnd"/>
-      <w:proofErr w:type="gramEnd"/>
       <w:r>
         <w:t xml:space="preserve"> </w:t>
       </w:r>
@@ -6950,7 +6492,6 @@
         </w:rPr>
       </w:pPr>
       <w:proofErr w:type="spellStart"/>
-      <w:proofErr w:type="gramStart"/>
       <w:r>
         <w:rPr>
           <w:rStyle w:val="n"/>
@@ -6959,7 +6500,6 @@
         <w:t>filename</w:t>
       </w:r>
       <w:proofErr w:type="spellEnd"/>
-      <w:proofErr w:type="gramEnd"/>
       <w:r>
         <w:t xml:space="preserve"> </w:t>
       </w:r>
@@ -7016,7 +6556,6 @@
         <w:t>filename</w:t>
       </w:r>
       <w:proofErr w:type="spellEnd"/>
-      <w:proofErr w:type="gramStart"/>
       <w:r>
         <w:rPr>
           <w:rStyle w:val="p"/>
@@ -7035,49 +6574,41 @@
           <w:rStyle w:val="n"/>
           <w:rFonts w:eastAsiaTheme="majorEastAsia"/>
         </w:rPr>
-        <w:t>write</w:t>
-      </w:r>
-      <w:proofErr w:type="gramEnd"/>
+        <w:t>write_bytes</w:t>
+      </w:r>
+      <w:proofErr w:type="spellEnd"/>
+      <w:r>
+        <w:rPr>
+          <w:rStyle w:val="p"/>
+        </w:rPr>
+        <w:t>(</w:t>
+      </w:r>
+      <w:proofErr w:type="spellStart"/>
       <w:r>
         <w:rPr>
           <w:rStyle w:val="n"/>
           <w:rFonts w:eastAsiaTheme="majorEastAsia"/>
         </w:rPr>
-        <w:t>_bytes</w:t>
+        <w:t>response</w:t>
+      </w:r>
+      <w:r>
+        <w:rPr>
+          <w:rStyle w:val="o"/>
+        </w:rPr>
+        <w:t>.</w:t>
+      </w:r>
+      <w:r>
+        <w:rPr>
+          <w:rStyle w:val="n"/>
+          <w:rFonts w:eastAsiaTheme="majorEastAsia"/>
+        </w:rPr>
+        <w:t>body</w:t>
       </w:r>
       <w:proofErr w:type="spellEnd"/>
       <w:r>
         <w:rPr>
           <w:rStyle w:val="p"/>
         </w:rPr>
-        <w:t>(</w:t>
-      </w:r>
-      <w:proofErr w:type="spellStart"/>
-      <w:r>
-        <w:rPr>
-          <w:rStyle w:val="n"/>
-          <w:rFonts w:eastAsiaTheme="majorEastAsia"/>
-        </w:rPr>
-        <w:t>response</w:t>
-      </w:r>
-      <w:r>
-        <w:rPr>
-          <w:rStyle w:val="o"/>
-        </w:rPr>
-        <w:t>.</w:t>
-      </w:r>
-      <w:r>
-        <w:rPr>
-          <w:rStyle w:val="n"/>
-          <w:rFonts w:eastAsiaTheme="majorEastAsia"/>
-        </w:rPr>
-        <w:t>body</w:t>
-      </w:r>
-      <w:proofErr w:type="spellEnd"/>
-      <w:r>
-        <w:rPr>
-          <w:rStyle w:val="p"/>
-        </w:rPr>
         <w:t>)</w:t>
       </w:r>
     </w:p>
@@ -7099,53 +6630,188 @@
           <w:rFonts w:eastAsiaTheme="majorEastAsia"/>
         </w:rPr>
       </w:pPr>
-      <w:proofErr w:type="gramStart"/>
       <w:r>
         <w:rPr>
           <w:rStyle w:val="comment"/>
           <w:rFonts w:eastAsiaTheme="majorEastAsia"/>
         </w:rPr>
-        <w:t>&lt;!--</w:t>
-      </w:r>
-      <w:proofErr w:type="gramEnd"/>
-      <w:r>
+        <w:t>&lt;!--  Portrait --&gt;</w:t>
+      </w:r>
+    </w:p>
+    <w:p>
+      <w:pPr>
+        <w:pStyle w:val="Listing"/>
         <w:rPr>
           <w:rStyle w:val="comment"/>
           <w:rFonts w:eastAsiaTheme="majorEastAsia"/>
         </w:rPr>
-        <w:t xml:space="preserve">  Portrait --&gt;</w:t>
-      </w:r>
-    </w:p>
-    <w:p>
-      <w:pPr>
-        <w:pStyle w:val="Listing"/>
+      </w:pPr>
+      <w:r>
         <w:rPr>
           <w:rStyle w:val="comment"/>
           <w:rFonts w:eastAsiaTheme="majorEastAsia"/>
         </w:rPr>
-      </w:pPr>
+        <w:t>&lt;div id="</w:t>
+      </w:r>
+      <w:proofErr w:type="spellStart"/>
       <w:r>
         <w:rPr>
           <w:rStyle w:val="comment"/>
           <w:rFonts w:eastAsiaTheme="majorEastAsia"/>
         </w:rPr>
+        <w:t>person-title</w:t>
+      </w:r>
+      <w:proofErr w:type="spellEnd"/>
+      <w:r>
+        <w:rPr>
+          <w:rStyle w:val="comment"/>
+          <w:rFonts w:eastAsiaTheme="majorEastAsia"/>
+        </w:rPr>
+        <w:t>" class="</w:t>
+      </w:r>
+      <w:proofErr w:type="spellStart"/>
+      <w:r>
+        <w:rPr>
+          <w:rStyle w:val="comment"/>
+          <w:rFonts w:eastAsiaTheme="majorEastAsia"/>
+        </w:rPr>
+        <w:t>row</w:t>
+      </w:r>
+      <w:proofErr w:type="spellEnd"/>
+      <w:r>
+        <w:rPr>
+          <w:rStyle w:val="comment"/>
+          <w:rFonts w:eastAsiaTheme="majorEastAsia"/>
+        </w:rPr>
+        <w:t xml:space="preserve"> </w:t>
+      </w:r>
+      <w:proofErr w:type="spellStart"/>
+      <w:r>
+        <w:rPr>
+          <w:rStyle w:val="comment"/>
+          <w:rFonts w:eastAsiaTheme="majorEastAsia"/>
+        </w:rPr>
+        <w:t>clearfix</w:t>
+      </w:r>
+      <w:proofErr w:type="spellEnd"/>
+      <w:r>
+        <w:rPr>
+          <w:rStyle w:val="comment"/>
+          <w:rFonts w:eastAsiaTheme="majorEastAsia"/>
+        </w:rPr>
+        <w:t>"&gt;</w:t>
+      </w:r>
+    </w:p>
+    <w:p>
+      <w:pPr>
+        <w:pStyle w:val="Listing"/>
+        <w:rPr>
+          <w:rStyle w:val="comment"/>
+          <w:rFonts w:eastAsiaTheme="majorEastAsia"/>
+        </w:rPr>
+      </w:pPr>
+      <w:r>
+        <w:rPr>
+          <w:rStyle w:val="comment"/>
+          <w:rFonts w:eastAsiaTheme="majorEastAsia"/>
+        </w:rPr>
+        <w:t>&lt;div class="</w:t>
+      </w:r>
+      <w:proofErr w:type="spellStart"/>
+      <w:r>
+        <w:rPr>
+          <w:rStyle w:val="comment"/>
+          <w:rFonts w:eastAsiaTheme="majorEastAsia"/>
+        </w:rPr>
+        <w:t>columns</w:t>
+      </w:r>
+      <w:proofErr w:type="spellEnd"/>
+      <w:r>
+        <w:rPr>
+          <w:rStyle w:val="comment"/>
+          <w:rFonts w:eastAsiaTheme="majorEastAsia"/>
+        </w:rPr>
+        <w:t>"&gt;</w:t>
+      </w:r>
+    </w:p>
+    <w:p>
+      <w:pPr>
+        <w:pStyle w:val="Listing"/>
+        <w:rPr>
+          <w:rStyle w:val="comment"/>
+          <w:rFonts w:eastAsiaTheme="majorEastAsia"/>
+        </w:rPr>
+      </w:pPr>
+      <w:r>
+        <w:rPr>
+          <w:rStyle w:val="comment"/>
+          <w:rFonts w:eastAsiaTheme="majorEastAsia"/>
+        </w:rPr>
+        <w:t>&lt;h1 class="</w:t>
+      </w:r>
+      <w:proofErr w:type="spellStart"/>
+      <w:r>
+        <w:rPr>
+          <w:rStyle w:val="comment"/>
+          <w:rFonts w:eastAsiaTheme="majorEastAsia"/>
+        </w:rPr>
+        <w:t>with_tabs</w:t>
+      </w:r>
+      <w:proofErr w:type="spellEnd"/>
+      <w:r>
+        <w:rPr>
+          <w:rStyle w:val="comment"/>
+          <w:rFonts w:eastAsiaTheme="majorEastAsia"/>
+        </w:rPr>
+        <w:t xml:space="preserve"> </w:t>
+      </w:r>
+      <w:proofErr w:type="spellStart"/>
+      <w:r>
+        <w:rPr>
+          <w:rStyle w:val="comment"/>
+          <w:rFonts w:eastAsiaTheme="majorEastAsia"/>
+        </w:rPr>
+        <w:t>name</w:t>
+      </w:r>
+      <w:proofErr w:type="spellEnd"/>
+      <w:r>
+        <w:rPr>
+          <w:rStyle w:val="comment"/>
+          <w:rFonts w:eastAsiaTheme="majorEastAsia"/>
+        </w:rPr>
+        <w:t>"&gt;</w:t>
+      </w:r>
+    </w:p>
+    <w:p>
+      <w:pPr>
+        <w:pStyle w:val="Listing"/>
+        <w:rPr>
+          <w:rStyle w:val="comment"/>
+          <w:rFonts w:eastAsiaTheme="majorEastAsia"/>
+        </w:rPr>
+      </w:pPr>
+      <w:r>
+        <w:rPr>
+          <w:rStyle w:val="comment"/>
+          <w:rFonts w:eastAsiaTheme="majorEastAsia"/>
+        </w:rPr>
         <w:t>&lt;</w:t>
       </w:r>
-      <w:proofErr w:type="gramStart"/>
+      <w:proofErr w:type="spellStart"/>
       <w:r>
         <w:rPr>
           <w:rStyle w:val="comment"/>
           <w:rFonts w:eastAsiaTheme="majorEastAsia"/>
         </w:rPr>
-        <w:t>div</w:t>
-      </w:r>
-      <w:proofErr w:type="gramEnd"/>
+        <w:t>img</w:t>
+      </w:r>
+      <w:proofErr w:type="spellEnd"/>
       <w:r>
         <w:rPr>
           <w:rStyle w:val="comment"/>
           <w:rFonts w:eastAsiaTheme="majorEastAsia"/>
         </w:rPr>
-        <w:t xml:space="preserve"> id="</w:t>
+        <w:t xml:space="preserve"> src="images/male.png" alt="H" </w:t>
       </w:r>
       <w:proofErr w:type="spellStart"/>
       <w:r>
@@ -7153,2338 +6819,1791 @@
           <w:rStyle w:val="comment"/>
           <w:rFonts w:eastAsiaTheme="majorEastAsia"/>
         </w:rPr>
+        <w:t>title</w:t>
+      </w:r>
+      <w:proofErr w:type="spellEnd"/>
+      <w:r>
+        <w:rPr>
+          <w:rStyle w:val="comment"/>
+          <w:rFonts w:eastAsiaTheme="majorEastAsia"/>
+        </w:rPr>
+        <w:t>="H"&gt;&amp;</w:t>
+      </w:r>
+      <w:proofErr w:type="spellStart"/>
+      <w:r>
+        <w:rPr>
+          <w:rStyle w:val="comment"/>
+          <w:rFonts w:eastAsiaTheme="majorEastAsia"/>
+        </w:rPr>
+        <w:t>nbsp</w:t>
+      </w:r>
+      <w:proofErr w:type="spellEnd"/>
+      <w:r>
+        <w:rPr>
+          <w:rStyle w:val="comment"/>
+          <w:rFonts w:eastAsiaTheme="majorEastAsia"/>
+        </w:rPr>
+        <w:t>;</w:t>
+      </w:r>
+    </w:p>
+    <w:p>
+      <w:pPr>
+        <w:pStyle w:val="Listing"/>
+        <w:rPr>
+          <w:rStyle w:val="comment"/>
+          <w:rFonts w:eastAsiaTheme="majorEastAsia"/>
+        </w:rPr>
+      </w:pPr>
+      <w:r>
+        <w:rPr>
+          <w:rStyle w:val="comment"/>
+          <w:rFonts w:eastAsiaTheme="majorEastAsia"/>
+        </w:rPr>
+        <w:t>&lt;a href="</w:t>
+      </w:r>
+      <w:proofErr w:type="spellStart"/>
+      <w:r>
+        <w:rPr>
+          <w:rStyle w:val="comment"/>
+          <w:rFonts w:eastAsiaTheme="majorEastAsia"/>
+        </w:rPr>
+        <w:t>fbiet?lang</w:t>
+      </w:r>
+      <w:proofErr w:type="spellEnd"/>
+      <w:r>
+        <w:rPr>
+          <w:rStyle w:val="comment"/>
+          <w:rFonts w:eastAsiaTheme="majorEastAsia"/>
+        </w:rPr>
+        <w:t>=</w:t>
+      </w:r>
+      <w:proofErr w:type="spellStart"/>
+      <w:r>
+        <w:rPr>
+          <w:rStyle w:val="comment"/>
+          <w:rFonts w:eastAsiaTheme="majorEastAsia"/>
+        </w:rPr>
+        <w:t>fr&amp;iz</w:t>
+      </w:r>
+      <w:proofErr w:type="spellEnd"/>
+      <w:r>
+        <w:rPr>
+          <w:rStyle w:val="comment"/>
+          <w:rFonts w:eastAsiaTheme="majorEastAsia"/>
+        </w:rPr>
+        <w:t>=6951&amp;m=</w:t>
+      </w:r>
+      <w:proofErr w:type="spellStart"/>
+      <w:r>
+        <w:rPr>
+          <w:rStyle w:val="comment"/>
+          <w:rFonts w:eastAsiaTheme="majorEastAsia"/>
+        </w:rPr>
+        <w:t>P&amp;v</w:t>
+      </w:r>
+      <w:proofErr w:type="spellEnd"/>
+      <w:r>
+        <w:rPr>
+          <w:rStyle w:val="comment"/>
+          <w:rFonts w:eastAsiaTheme="majorEastAsia"/>
+        </w:rPr>
+        <w:t>=</w:t>
+      </w:r>
+      <w:proofErr w:type="spellStart"/>
+      <w:r>
+        <w:rPr>
+          <w:rStyle w:val="comment"/>
+          <w:rFonts w:eastAsiaTheme="majorEastAsia"/>
+        </w:rPr>
+        <w:t>didier</w:t>
+      </w:r>
+      <w:proofErr w:type="spellEnd"/>
+      <w:r>
+        <w:rPr>
+          <w:rStyle w:val="comment"/>
+          <w:rFonts w:eastAsiaTheme="majorEastAsia"/>
+        </w:rPr>
+        <w:t>"&gt;Didier&lt;/a&gt;</w:t>
+      </w:r>
+    </w:p>
+    <w:p>
+      <w:pPr>
+        <w:pStyle w:val="Listing"/>
+        <w:rPr>
+          <w:rStyle w:val="comment"/>
+          <w:rFonts w:eastAsiaTheme="majorEastAsia"/>
+        </w:rPr>
+      </w:pPr>
+      <w:r>
+        <w:rPr>
+          <w:rStyle w:val="comment"/>
+          <w:rFonts w:eastAsiaTheme="majorEastAsia"/>
+        </w:rPr>
+        <w:t>&lt;a href="</w:t>
+      </w:r>
+      <w:proofErr w:type="spellStart"/>
+      <w:r>
+        <w:rPr>
+          <w:rStyle w:val="comment"/>
+          <w:rFonts w:eastAsiaTheme="majorEastAsia"/>
+        </w:rPr>
+        <w:t>fbiet?lang</w:t>
+      </w:r>
+      <w:proofErr w:type="spellEnd"/>
+      <w:r>
+        <w:rPr>
+          <w:rStyle w:val="comment"/>
+          <w:rFonts w:eastAsiaTheme="majorEastAsia"/>
+        </w:rPr>
+        <w:t>=</w:t>
+      </w:r>
+      <w:proofErr w:type="spellStart"/>
+      <w:r>
+        <w:rPr>
+          <w:rStyle w:val="comment"/>
+          <w:rFonts w:eastAsiaTheme="majorEastAsia"/>
+        </w:rPr>
+        <w:t>fr&amp;iz</w:t>
+      </w:r>
+      <w:proofErr w:type="spellEnd"/>
+      <w:r>
+        <w:rPr>
+          <w:rStyle w:val="comment"/>
+          <w:rFonts w:eastAsiaTheme="majorEastAsia"/>
+        </w:rPr>
+        <w:t>=6951&amp;m=</w:t>
+      </w:r>
+      <w:proofErr w:type="spellStart"/>
+      <w:r>
+        <w:rPr>
+          <w:rStyle w:val="comment"/>
+          <w:rFonts w:eastAsiaTheme="majorEastAsia"/>
+        </w:rPr>
+        <w:t>N&amp;v</w:t>
+      </w:r>
+      <w:proofErr w:type="spellEnd"/>
+      <w:r>
+        <w:rPr>
+          <w:rStyle w:val="comment"/>
+          <w:rFonts w:eastAsiaTheme="majorEastAsia"/>
+        </w:rPr>
+        <w:t>=rochet"&gt;ROCHET&lt;/a&gt;</w:t>
+      </w:r>
+    </w:p>
+    <w:p>
+      <w:pPr>
+        <w:pStyle w:val="Listing"/>
+        <w:rPr>
+          <w:rStyle w:val="comment"/>
+          <w:rFonts w:eastAsiaTheme="majorEastAsia"/>
+        </w:rPr>
+      </w:pPr>
+      <w:r>
+        <w:rPr>
+          <w:rStyle w:val="comment"/>
+          <w:rFonts w:eastAsiaTheme="majorEastAsia"/>
+        </w:rPr>
+        <w:t>&lt;/h1&gt;</w:t>
+      </w:r>
+    </w:p>
+    <w:p>
+      <w:pPr>
+        <w:pStyle w:val="Listing"/>
+        <w:rPr>
+          <w:rStyle w:val="comment"/>
+          <w:rFonts w:eastAsiaTheme="majorEastAsia"/>
+        </w:rPr>
+      </w:pPr>
+      <w:r>
+        <w:rPr>
+          <w:rStyle w:val="comment"/>
+          <w:rFonts w:eastAsiaTheme="majorEastAsia"/>
+        </w:rPr>
+        <w:t>&lt;div class="action-buttons not-</w:t>
+      </w:r>
+      <w:proofErr w:type="spellStart"/>
+      <w:r>
+        <w:rPr>
+          <w:rStyle w:val="comment"/>
+          <w:rFonts w:eastAsiaTheme="majorEastAsia"/>
+        </w:rPr>
+        <w:t>printable</w:t>
+      </w:r>
+      <w:proofErr w:type="spellEnd"/>
+      <w:r>
+        <w:rPr>
+          <w:rStyle w:val="comment"/>
+          <w:rFonts w:eastAsiaTheme="majorEastAsia"/>
+        </w:rPr>
+        <w:t>"&gt;</w:t>
+      </w:r>
+    </w:p>
+    <w:p>
+      <w:pPr>
+        <w:pStyle w:val="Listing"/>
+        <w:rPr>
+          <w:rStyle w:val="comment"/>
+          <w:rFonts w:eastAsiaTheme="majorEastAsia"/>
+        </w:rPr>
+      </w:pPr>
+    </w:p>
+    <w:p>
+      <w:pPr>
+        <w:pStyle w:val="Listing"/>
+        <w:rPr>
+          <w:rStyle w:val="comment"/>
+          <w:rFonts w:eastAsiaTheme="majorEastAsia"/>
+        </w:rPr>
+      </w:pPr>
+      <w:r>
+        <w:rPr>
+          <w:rStyle w:val="comment"/>
+          <w:rFonts w:eastAsiaTheme="majorEastAsia"/>
+        </w:rPr>
+        <w:t>&lt;/div&gt;</w:t>
+      </w:r>
+    </w:p>
+    <w:p>
+      <w:pPr>
+        <w:pStyle w:val="Listing"/>
+        <w:rPr>
+          <w:rStyle w:val="comment"/>
+          <w:rFonts w:eastAsiaTheme="majorEastAsia"/>
+        </w:rPr>
+      </w:pPr>
+      <w:r>
+        <w:rPr>
+          <w:rStyle w:val="comment"/>
+          <w:rFonts w:eastAsiaTheme="majorEastAsia"/>
+        </w:rPr>
+        <w:t>&lt;/div&gt;</w:t>
+      </w:r>
+    </w:p>
+    <w:p>
+      <w:pPr>
+        <w:pStyle w:val="Listing"/>
+        <w:rPr>
+          <w:rStyle w:val="comment"/>
+          <w:rFonts w:eastAsiaTheme="majorEastAsia"/>
+        </w:rPr>
+      </w:pPr>
+      <w:r>
+        <w:rPr>
+          <w:rStyle w:val="comment"/>
+          <w:rFonts w:eastAsiaTheme="majorEastAsia"/>
+        </w:rPr>
+        <w:t>&lt;/div&gt;</w:t>
+      </w:r>
+    </w:p>
+    <w:p>
+      <w:pPr>
+        <w:pStyle w:val="Listing"/>
+        <w:rPr>
+          <w:rStyle w:val="comment"/>
+          <w:rFonts w:eastAsiaTheme="majorEastAsia"/>
+        </w:rPr>
+      </w:pPr>
+      <w:r>
+        <w:rPr>
+          <w:rStyle w:val="comment"/>
+          <w:rFonts w:eastAsiaTheme="majorEastAsia"/>
+        </w:rPr>
+        <w:t>&lt;</w:t>
+      </w:r>
+      <w:proofErr w:type="spellStart"/>
+      <w:r>
+        <w:rPr>
+          <w:rStyle w:val="comment"/>
+          <w:rFonts w:eastAsiaTheme="majorEastAsia"/>
+        </w:rPr>
+        <w:t>ul</w:t>
+      </w:r>
+      <w:proofErr w:type="spellEnd"/>
+      <w:r>
+        <w:rPr>
+          <w:rStyle w:val="comment"/>
+          <w:rFonts w:eastAsiaTheme="majorEastAsia"/>
+        </w:rPr>
+        <w:t>&gt;</w:t>
+      </w:r>
+    </w:p>
+    <w:p>
+      <w:pPr>
+        <w:pStyle w:val="Listing"/>
+        <w:rPr>
+          <w:rStyle w:val="comment"/>
+          <w:rFonts w:eastAsiaTheme="majorEastAsia"/>
+        </w:rPr>
+      </w:pPr>
+      <w:r>
+        <w:rPr>
+          <w:rStyle w:val="comment"/>
+          <w:rFonts w:eastAsiaTheme="majorEastAsia"/>
+        </w:rPr>
+        <w:t>&lt;li&gt;Né vers&amp;nbsp;1704&lt;/li&gt;</w:t>
+      </w:r>
+    </w:p>
+    <w:p>
+      <w:pPr>
+        <w:pStyle w:val="Listing"/>
+        <w:rPr>
+          <w:rStyle w:val="comment"/>
+          <w:rFonts w:eastAsiaTheme="majorEastAsia"/>
+        </w:rPr>
+      </w:pPr>
+      <w:r>
+        <w:rPr>
+          <w:rStyle w:val="comment"/>
+          <w:rFonts w:eastAsiaTheme="majorEastAsia"/>
+        </w:rPr>
+        <w:t>&lt;li&gt;Décédé le&amp;nbsp;9&amp;nbsp;décembre&amp;nbsp;1792 - Thoirette Coisia, 39240, Jura, Franche-Comté, FRANCE,</w:t>
+      </w:r>
+    </w:p>
+    <w:p>
+      <w:pPr>
+        <w:pStyle w:val="Listing"/>
+        <w:rPr>
+          <w:rStyle w:val="comment"/>
+          <w:rFonts w:eastAsiaTheme="majorEastAsia"/>
+        </w:rPr>
+      </w:pPr>
+      <w:r>
+        <w:rPr>
+          <w:rStyle w:val="comment"/>
+          <w:rFonts w:eastAsiaTheme="majorEastAsia"/>
+        </w:rPr>
+        <w:t>à l'âge d'environ 88 ans&lt;/li&gt;</w:t>
+      </w:r>
+    </w:p>
+    <w:p>
+      <w:pPr>
+        <w:pStyle w:val="Listing"/>
+        <w:rPr>
+          <w:rStyle w:val="comment"/>
+          <w:rFonts w:eastAsiaTheme="majorEastAsia"/>
+        </w:rPr>
+      </w:pPr>
+      <w:r>
+        <w:rPr>
+          <w:rStyle w:val="comment"/>
+          <w:rFonts w:eastAsiaTheme="majorEastAsia"/>
+        </w:rPr>
+        <w:t>&lt;li&gt;Laboureur(02 et 12/1792)&lt;/li&gt;</w:t>
+      </w:r>
+    </w:p>
+    <w:p>
+      <w:pPr>
+        <w:pStyle w:val="Listing"/>
+        <w:rPr>
+          <w:rStyle w:val="comment"/>
+          <w:rFonts w:eastAsiaTheme="majorEastAsia"/>
+        </w:rPr>
+      </w:pPr>
+      <w:r>
+        <w:rPr>
+          <w:rStyle w:val="comment"/>
+          <w:rFonts w:eastAsiaTheme="majorEastAsia"/>
+        </w:rPr>
+        <w:t>&lt;/</w:t>
+      </w:r>
+      <w:proofErr w:type="spellStart"/>
+      <w:r>
+        <w:rPr>
+          <w:rStyle w:val="comment"/>
+          <w:rFonts w:eastAsiaTheme="majorEastAsia"/>
+        </w:rPr>
+        <w:t>ul</w:t>
+      </w:r>
+      <w:proofErr w:type="spellEnd"/>
+      <w:r>
+        <w:rPr>
+          <w:rStyle w:val="comment"/>
+          <w:rFonts w:eastAsiaTheme="majorEastAsia"/>
+        </w:rPr>
+        <w:t>&gt;</w:t>
+      </w:r>
+    </w:p>
+    <w:p>
+      <w:pPr>
+        <w:pStyle w:val="Listing"/>
+        <w:rPr>
+          <w:rStyle w:val="comment"/>
+          <w:rFonts w:eastAsiaTheme="majorEastAsia"/>
+        </w:rPr>
+      </w:pPr>
+    </w:p>
+    <w:p>
+      <w:pPr>
+        <w:pStyle w:val="Listing"/>
+        <w:rPr>
+          <w:rStyle w:val="comment"/>
+          <w:rFonts w:eastAsiaTheme="majorEastAsia"/>
+        </w:rPr>
+      </w:pPr>
+    </w:p>
+    <w:p>
+      <w:pPr>
+        <w:pStyle w:val="Listing"/>
+        <w:rPr>
+          <w:rStyle w:val="comment"/>
+          <w:rFonts w:eastAsiaTheme="majorEastAsia"/>
+        </w:rPr>
+      </w:pPr>
+      <w:r>
+        <w:rPr>
+          <w:rStyle w:val="comment"/>
+          <w:rFonts w:eastAsiaTheme="majorEastAsia"/>
+        </w:rPr>
+        <w:t>&lt;!-- Parents simple --&gt;</w:t>
+      </w:r>
+    </w:p>
+    <w:p>
+      <w:pPr>
+        <w:pStyle w:val="Listing"/>
+        <w:rPr>
+          <w:rStyle w:val="comment"/>
+          <w:rFonts w:eastAsiaTheme="majorEastAsia"/>
+        </w:rPr>
+      </w:pPr>
+      <w:r>
+        <w:rPr>
+          <w:rStyle w:val="comment"/>
+          <w:rFonts w:eastAsiaTheme="majorEastAsia"/>
+        </w:rPr>
+        <w:t>&lt;h2&gt;&lt;</w:t>
+      </w:r>
+      <w:proofErr w:type="spellStart"/>
+      <w:r>
+        <w:rPr>
+          <w:rStyle w:val="comment"/>
+          <w:rFonts w:eastAsiaTheme="majorEastAsia"/>
+        </w:rPr>
+        <w:t>span</w:t>
+      </w:r>
+      <w:proofErr w:type="spellEnd"/>
+      <w:r>
+        <w:rPr>
+          <w:rStyle w:val="comment"/>
+          <w:rFonts w:eastAsiaTheme="majorEastAsia"/>
+        </w:rPr>
+        <w:t xml:space="preserve"> class="</w:t>
+      </w:r>
+      <w:proofErr w:type="spellStart"/>
+      <w:r>
+        <w:rPr>
+          <w:rStyle w:val="comment"/>
+          <w:rFonts w:eastAsiaTheme="majorEastAsia"/>
+        </w:rPr>
+        <w:t>htitle</w:t>
+      </w:r>
+      <w:proofErr w:type="spellEnd"/>
+      <w:r>
+        <w:rPr>
+          <w:rStyle w:val="comment"/>
+          <w:rFonts w:eastAsiaTheme="majorEastAsia"/>
+        </w:rPr>
+        <w:t>"&gt;&amp;</w:t>
+      </w:r>
+      <w:proofErr w:type="spellStart"/>
+      <w:r>
+        <w:rPr>
+          <w:rStyle w:val="comment"/>
+          <w:rFonts w:eastAsiaTheme="majorEastAsia"/>
+        </w:rPr>
+        <w:t>nbsp</w:t>
+      </w:r>
+      <w:proofErr w:type="spellEnd"/>
+      <w:r>
+        <w:rPr>
+          <w:rStyle w:val="comment"/>
+          <w:rFonts w:eastAsiaTheme="majorEastAsia"/>
+        </w:rPr>
+        <w:t>;&lt;/</w:t>
+      </w:r>
+      <w:proofErr w:type="spellStart"/>
+      <w:r>
+        <w:rPr>
+          <w:rStyle w:val="comment"/>
+          <w:rFonts w:eastAsiaTheme="majorEastAsia"/>
+        </w:rPr>
+        <w:t>span</w:t>
+      </w:r>
+      <w:proofErr w:type="spellEnd"/>
+      <w:r>
+        <w:rPr>
+          <w:rStyle w:val="comment"/>
+          <w:rFonts w:eastAsiaTheme="majorEastAsia"/>
+        </w:rPr>
+        <w:t>&gt;&lt;</w:t>
+      </w:r>
+      <w:proofErr w:type="spellStart"/>
+      <w:r>
+        <w:rPr>
+          <w:rStyle w:val="comment"/>
+          <w:rFonts w:eastAsiaTheme="majorEastAsia"/>
+        </w:rPr>
+        <w:t>span</w:t>
+      </w:r>
+      <w:proofErr w:type="spellEnd"/>
+      <w:r>
+        <w:rPr>
+          <w:rStyle w:val="comment"/>
+          <w:rFonts w:eastAsiaTheme="majorEastAsia"/>
+        </w:rPr>
+        <w:t>&gt;Parents&lt;/</w:t>
+      </w:r>
+      <w:proofErr w:type="spellStart"/>
+      <w:r>
+        <w:rPr>
+          <w:rStyle w:val="comment"/>
+          <w:rFonts w:eastAsiaTheme="majorEastAsia"/>
+        </w:rPr>
+        <w:t>span</w:t>
+      </w:r>
+      <w:proofErr w:type="spellEnd"/>
+      <w:r>
+        <w:rPr>
+          <w:rStyle w:val="comment"/>
+          <w:rFonts w:eastAsiaTheme="majorEastAsia"/>
+        </w:rPr>
+        <w:t>&gt;&lt;/h2&gt;</w:t>
+      </w:r>
+    </w:p>
+    <w:p>
+      <w:pPr>
+        <w:pStyle w:val="Listing"/>
+        <w:rPr>
+          <w:rStyle w:val="comment"/>
+          <w:rFonts w:eastAsiaTheme="majorEastAsia"/>
+        </w:rPr>
+      </w:pPr>
+      <w:r>
+        <w:rPr>
+          <w:rStyle w:val="comment"/>
+          <w:rFonts w:eastAsiaTheme="majorEastAsia"/>
+        </w:rPr>
+        <w:t>&lt;</w:t>
+      </w:r>
+      <w:proofErr w:type="spellStart"/>
+      <w:r>
+        <w:rPr>
+          <w:rStyle w:val="comment"/>
+          <w:rFonts w:eastAsiaTheme="majorEastAsia"/>
+        </w:rPr>
+        <w:t>ul</w:t>
+      </w:r>
+      <w:proofErr w:type="spellEnd"/>
+      <w:r>
+        <w:rPr>
+          <w:rStyle w:val="comment"/>
+          <w:rFonts w:eastAsiaTheme="majorEastAsia"/>
+        </w:rPr>
+        <w:t>&gt;</w:t>
+      </w:r>
+    </w:p>
+    <w:p>
+      <w:pPr>
+        <w:pStyle w:val="Listing"/>
+        <w:rPr>
+          <w:rStyle w:val="comment"/>
+          <w:rFonts w:eastAsiaTheme="majorEastAsia"/>
+        </w:rPr>
+      </w:pPr>
+      <w:r>
+        <w:rPr>
+          <w:rStyle w:val="comment"/>
+          <w:rFonts w:eastAsiaTheme="majorEastAsia"/>
+        </w:rPr>
+        <w:t>&lt;li style="</w:t>
+      </w:r>
+      <w:proofErr w:type="spellStart"/>
+      <w:r>
+        <w:rPr>
+          <w:rStyle w:val="comment"/>
+          <w:rFonts w:eastAsiaTheme="majorEastAsia"/>
+        </w:rPr>
+        <w:t>vertical-align:middle;list-style-type:disc</w:t>
+      </w:r>
+      <w:proofErr w:type="spellEnd"/>
+      <w:r>
+        <w:rPr>
+          <w:rStyle w:val="comment"/>
+          <w:rFonts w:eastAsiaTheme="majorEastAsia"/>
+        </w:rPr>
+        <w:t>" &gt;</w:t>
+      </w:r>
+    </w:p>
+    <w:p>
+      <w:pPr>
+        <w:pStyle w:val="Listing"/>
+        <w:rPr>
+          <w:rStyle w:val="comment"/>
+          <w:rFonts w:eastAsiaTheme="majorEastAsia"/>
+        </w:rPr>
+      </w:pPr>
+      <w:r>
+        <w:rPr>
+          <w:rStyle w:val="comment"/>
+          <w:rFonts w:eastAsiaTheme="majorEastAsia"/>
+        </w:rPr>
+        <w:t>&lt;a  href="</w:t>
+      </w:r>
+      <w:proofErr w:type="spellStart"/>
+      <w:r>
+        <w:rPr>
+          <w:rStyle w:val="comment"/>
+          <w:rFonts w:eastAsiaTheme="majorEastAsia"/>
+        </w:rPr>
+        <w:t>fbiet?lang</w:t>
+      </w:r>
+      <w:proofErr w:type="spellEnd"/>
+      <w:r>
+        <w:rPr>
+          <w:rStyle w:val="comment"/>
+          <w:rFonts w:eastAsiaTheme="majorEastAsia"/>
+        </w:rPr>
+        <w:t>=</w:t>
+      </w:r>
+      <w:proofErr w:type="spellStart"/>
+      <w:r>
+        <w:rPr>
+          <w:rStyle w:val="comment"/>
+          <w:rFonts w:eastAsiaTheme="majorEastAsia"/>
+        </w:rPr>
+        <w:t>fr&amp;iz</w:t>
+      </w:r>
+      <w:proofErr w:type="spellEnd"/>
+      <w:r>
+        <w:rPr>
+          <w:rStyle w:val="comment"/>
+          <w:rFonts w:eastAsiaTheme="majorEastAsia"/>
+        </w:rPr>
+        <w:t>=6951&amp;p=</w:t>
+      </w:r>
+      <w:proofErr w:type="spellStart"/>
+      <w:r>
+        <w:rPr>
+          <w:rStyle w:val="comment"/>
+          <w:rFonts w:eastAsiaTheme="majorEastAsia"/>
+        </w:rPr>
+        <w:t>joseph&amp;n</w:t>
+      </w:r>
+      <w:proofErr w:type="spellEnd"/>
+      <w:r>
+        <w:rPr>
+          <w:rStyle w:val="comment"/>
+          <w:rFonts w:eastAsiaTheme="majorEastAsia"/>
+        </w:rPr>
+        <w:t>=</w:t>
+      </w:r>
+      <w:proofErr w:type="spellStart"/>
+      <w:r>
+        <w:rPr>
+          <w:rStyle w:val="comment"/>
+          <w:rFonts w:eastAsiaTheme="majorEastAsia"/>
+        </w:rPr>
+        <w:t>rochet&amp;oc</w:t>
+      </w:r>
+      <w:proofErr w:type="spellEnd"/>
+      <w:r>
+        <w:rPr>
+          <w:rStyle w:val="comment"/>
+          <w:rFonts w:eastAsiaTheme="majorEastAsia"/>
+        </w:rPr>
+        <w:t>=6"&gt;Joseph ROCHET&lt;/a&gt; &lt;</w:t>
+      </w:r>
+      <w:proofErr w:type="spellStart"/>
+      <w:r>
+        <w:rPr>
+          <w:rStyle w:val="comment"/>
+          <w:rFonts w:eastAsiaTheme="majorEastAsia"/>
+        </w:rPr>
+        <w:t>bdo</w:t>
+      </w:r>
+      <w:proofErr w:type="spellEnd"/>
+      <w:r>
+        <w:rPr>
+          <w:rStyle w:val="comment"/>
+          <w:rFonts w:eastAsiaTheme="majorEastAsia"/>
+        </w:rPr>
+        <w:t xml:space="preserve"> </w:t>
+      </w:r>
+      <w:proofErr w:type="spellStart"/>
+      <w:r>
+        <w:rPr>
+          <w:rStyle w:val="comment"/>
+          <w:rFonts w:eastAsiaTheme="majorEastAsia"/>
+        </w:rPr>
+        <w:t>dir</w:t>
+      </w:r>
+      <w:proofErr w:type="spellEnd"/>
+      <w:r>
+        <w:rPr>
+          <w:rStyle w:val="comment"/>
+          <w:rFonts w:eastAsiaTheme="majorEastAsia"/>
+        </w:rPr>
+        <w:t>="</w:t>
+      </w:r>
+      <w:proofErr w:type="spellStart"/>
+      <w:r>
+        <w:rPr>
+          <w:rStyle w:val="comment"/>
+          <w:rFonts w:eastAsiaTheme="majorEastAsia"/>
+        </w:rPr>
+        <w:t>ltr</w:t>
+      </w:r>
+      <w:proofErr w:type="spellEnd"/>
+      <w:r>
+        <w:rPr>
+          <w:rStyle w:val="comment"/>
+          <w:rFonts w:eastAsiaTheme="majorEastAsia"/>
+        </w:rPr>
+        <w:t>"&gt;ca 1679-1755&lt;/</w:t>
+      </w:r>
+      <w:proofErr w:type="spellStart"/>
+      <w:r>
+        <w:rPr>
+          <w:rStyle w:val="comment"/>
+          <w:rFonts w:eastAsiaTheme="majorEastAsia"/>
+        </w:rPr>
+        <w:t>bdo</w:t>
+      </w:r>
+      <w:proofErr w:type="spellEnd"/>
+      <w:r>
+        <w:rPr>
+          <w:rStyle w:val="comment"/>
+          <w:rFonts w:eastAsiaTheme="majorEastAsia"/>
+        </w:rPr>
+        <w:t>&gt; &lt;/li&gt;</w:t>
+      </w:r>
+    </w:p>
+    <w:p>
+      <w:pPr>
+        <w:pStyle w:val="Listing"/>
+        <w:rPr>
+          <w:rStyle w:val="comment"/>
+          <w:rFonts w:eastAsiaTheme="majorEastAsia"/>
+        </w:rPr>
+      </w:pPr>
+      <w:r>
+        <w:rPr>
+          <w:rStyle w:val="comment"/>
+          <w:rFonts w:eastAsiaTheme="majorEastAsia"/>
+        </w:rPr>
+        <w:t>&lt;li style="</w:t>
+      </w:r>
+      <w:proofErr w:type="spellStart"/>
+      <w:r>
+        <w:rPr>
+          <w:rStyle w:val="comment"/>
+          <w:rFonts w:eastAsiaTheme="majorEastAsia"/>
+        </w:rPr>
+        <w:t>vertical-align:middle;list-style-type:circle</w:t>
+      </w:r>
+      <w:proofErr w:type="spellEnd"/>
+      <w:r>
+        <w:rPr>
+          <w:rStyle w:val="comment"/>
+          <w:rFonts w:eastAsiaTheme="majorEastAsia"/>
+        </w:rPr>
+        <w:t>" &gt;</w:t>
+      </w:r>
+    </w:p>
+    <w:p>
+      <w:pPr>
+        <w:pStyle w:val="Listing"/>
+        <w:rPr>
+          <w:rStyle w:val="comment"/>
+          <w:rFonts w:eastAsiaTheme="majorEastAsia"/>
+        </w:rPr>
+      </w:pPr>
+      <w:r>
+        <w:rPr>
+          <w:rStyle w:val="comment"/>
+          <w:rFonts w:eastAsiaTheme="majorEastAsia"/>
+        </w:rPr>
+        <w:t>&lt;a  href="</w:t>
+      </w:r>
+      <w:proofErr w:type="spellStart"/>
+      <w:r>
+        <w:rPr>
+          <w:rStyle w:val="comment"/>
+          <w:rFonts w:eastAsiaTheme="majorEastAsia"/>
+        </w:rPr>
+        <w:t>fbiet?lang</w:t>
+      </w:r>
+      <w:proofErr w:type="spellEnd"/>
+      <w:r>
+        <w:rPr>
+          <w:rStyle w:val="comment"/>
+          <w:rFonts w:eastAsiaTheme="majorEastAsia"/>
+        </w:rPr>
+        <w:t>=</w:t>
+      </w:r>
+      <w:proofErr w:type="spellStart"/>
+      <w:r>
+        <w:rPr>
+          <w:rStyle w:val="comment"/>
+          <w:rFonts w:eastAsiaTheme="majorEastAsia"/>
+        </w:rPr>
+        <w:t>fr&amp;iz</w:t>
+      </w:r>
+      <w:proofErr w:type="spellEnd"/>
+      <w:r>
+        <w:rPr>
+          <w:rStyle w:val="comment"/>
+          <w:rFonts w:eastAsiaTheme="majorEastAsia"/>
+        </w:rPr>
+        <w:t>=6951&amp;p=</w:t>
+      </w:r>
+      <w:proofErr w:type="spellStart"/>
+      <w:r>
+        <w:rPr>
+          <w:rStyle w:val="comment"/>
+          <w:rFonts w:eastAsiaTheme="majorEastAsia"/>
+        </w:rPr>
+        <w:t>jeanne&amp;n</w:t>
+      </w:r>
+      <w:proofErr w:type="spellEnd"/>
+      <w:r>
+        <w:rPr>
+          <w:rStyle w:val="comment"/>
+          <w:rFonts w:eastAsiaTheme="majorEastAsia"/>
+        </w:rPr>
+        <w:t>=</w:t>
+      </w:r>
+      <w:proofErr w:type="spellStart"/>
+      <w:r>
+        <w:rPr>
+          <w:rStyle w:val="comment"/>
+          <w:rFonts w:eastAsiaTheme="majorEastAsia"/>
+        </w:rPr>
+        <w:t>reybard</w:t>
+      </w:r>
+      <w:proofErr w:type="spellEnd"/>
+      <w:r>
+        <w:rPr>
+          <w:rStyle w:val="comment"/>
+          <w:rFonts w:eastAsiaTheme="majorEastAsia"/>
+        </w:rPr>
+        <w:t>"&gt;Jeanne REYBARD&lt;/a&gt; &lt;</w:t>
+      </w:r>
+      <w:proofErr w:type="spellStart"/>
+      <w:r>
+        <w:rPr>
+          <w:rStyle w:val="comment"/>
+          <w:rFonts w:eastAsiaTheme="majorEastAsia"/>
+        </w:rPr>
+        <w:t>bdo</w:t>
+      </w:r>
+      <w:proofErr w:type="spellEnd"/>
+      <w:r>
+        <w:rPr>
+          <w:rStyle w:val="comment"/>
+          <w:rFonts w:eastAsiaTheme="majorEastAsia"/>
+        </w:rPr>
+        <w:t xml:space="preserve"> </w:t>
+      </w:r>
+      <w:proofErr w:type="spellStart"/>
+      <w:r>
+        <w:rPr>
+          <w:rStyle w:val="comment"/>
+          <w:rFonts w:eastAsiaTheme="majorEastAsia"/>
+        </w:rPr>
+        <w:t>dir</w:t>
+      </w:r>
+      <w:proofErr w:type="spellEnd"/>
+      <w:r>
+        <w:rPr>
+          <w:rStyle w:val="comment"/>
+          <w:rFonts w:eastAsiaTheme="majorEastAsia"/>
+        </w:rPr>
+        <w:t>="</w:t>
+      </w:r>
+      <w:proofErr w:type="spellStart"/>
+      <w:r>
+        <w:rPr>
+          <w:rStyle w:val="comment"/>
+          <w:rFonts w:eastAsiaTheme="majorEastAsia"/>
+        </w:rPr>
+        <w:t>ltr</w:t>
+      </w:r>
+      <w:proofErr w:type="spellEnd"/>
+      <w:r>
+        <w:rPr>
+          <w:rStyle w:val="comment"/>
+          <w:rFonts w:eastAsiaTheme="majorEastAsia"/>
+        </w:rPr>
+        <w:t>"&gt;ca 1681-1756&lt;/</w:t>
+      </w:r>
+      <w:proofErr w:type="spellStart"/>
+      <w:r>
+        <w:rPr>
+          <w:rStyle w:val="comment"/>
+          <w:rFonts w:eastAsiaTheme="majorEastAsia"/>
+        </w:rPr>
+        <w:t>bdo</w:t>
+      </w:r>
+      <w:proofErr w:type="spellEnd"/>
+      <w:r>
+        <w:rPr>
+          <w:rStyle w:val="comment"/>
+          <w:rFonts w:eastAsiaTheme="majorEastAsia"/>
+        </w:rPr>
+        <w:t>&gt; &lt;/li&gt;</w:t>
+      </w:r>
+    </w:p>
+    <w:p>
+      <w:pPr>
+        <w:pStyle w:val="Listing"/>
+        <w:rPr>
+          <w:rStyle w:val="comment"/>
+          <w:rFonts w:eastAsiaTheme="majorEastAsia"/>
+        </w:rPr>
+      </w:pPr>
+      <w:r>
+        <w:rPr>
+          <w:rStyle w:val="comment"/>
+          <w:rFonts w:eastAsiaTheme="majorEastAsia"/>
+        </w:rPr>
+        <w:t>&lt;/</w:t>
+      </w:r>
+      <w:proofErr w:type="spellStart"/>
+      <w:r>
+        <w:rPr>
+          <w:rStyle w:val="comment"/>
+          <w:rFonts w:eastAsiaTheme="majorEastAsia"/>
+        </w:rPr>
+        <w:t>ul</w:t>
+      </w:r>
+      <w:proofErr w:type="spellEnd"/>
+      <w:r>
+        <w:rPr>
+          <w:rStyle w:val="comment"/>
+          <w:rFonts w:eastAsiaTheme="majorEastAsia"/>
+        </w:rPr>
+        <w:t>&gt;</w:t>
+      </w:r>
+    </w:p>
+    <w:p>
+      <w:pPr>
+        <w:pStyle w:val="Listing"/>
+        <w:rPr>
+          <w:rStyle w:val="comment"/>
+          <w:rFonts w:eastAsiaTheme="majorEastAsia"/>
+        </w:rPr>
+      </w:pPr>
+    </w:p>
+    <w:p>
+      <w:pPr>
+        <w:pStyle w:val="Listing"/>
+        <w:rPr>
+          <w:rStyle w:val="comment"/>
+          <w:rFonts w:eastAsiaTheme="majorEastAsia"/>
+        </w:rPr>
+      </w:pPr>
+      <w:r>
+        <w:rPr>
+          <w:rStyle w:val="comment"/>
+          <w:rFonts w:eastAsiaTheme="majorEastAsia"/>
+        </w:rPr>
+        <w:t>…</w:t>
+      </w:r>
+    </w:p>
+    <w:p>
+      <w:pPr>
+        <w:pStyle w:val="Listing"/>
+      </w:pPr>
+      <w:r>
+        <w:rPr>
+          <w:rStyle w:val="comment"/>
+          <w:rFonts w:eastAsiaTheme="majorEastAsia"/>
+        </w:rPr>
+        <w:t>&lt;!-- sources --&gt;</w:t>
+      </w:r>
+    </w:p>
+    <w:p>
+      <w:pPr>
+        <w:pStyle w:val="Listing"/>
+      </w:pPr>
+      <w:r>
+        <w:t>&lt;</w:t>
+      </w:r>
+      <w:r>
+        <w:rPr>
+          <w:rStyle w:val="start-tag"/>
+        </w:rPr>
+        <w:t>h2</w:t>
+      </w:r>
+      <w:r>
+        <w:t>&gt;&lt;</w:t>
+      </w:r>
+      <w:proofErr w:type="spellStart"/>
+      <w:r>
+        <w:rPr>
+          <w:rStyle w:val="start-tag"/>
+        </w:rPr>
+        <w:t>span</w:t>
+      </w:r>
+      <w:proofErr w:type="spellEnd"/>
+      <w:r>
+        <w:t xml:space="preserve"> </w:t>
+      </w:r>
+      <w:r>
+        <w:rPr>
+          <w:rStyle w:val="attribute-name"/>
+        </w:rPr>
+        <w:t>class</w:t>
+      </w:r>
+      <w:r>
+        <w:t>="</w:t>
+      </w:r>
+      <w:proofErr w:type="spellStart"/>
+      <w:r>
+        <w:t>htitle</w:t>
+      </w:r>
+      <w:proofErr w:type="spellEnd"/>
+      <w:r>
+        <w:t>"&gt;</w:t>
+      </w:r>
+      <w:r>
+        <w:rPr>
+          <w:rStyle w:val="entity"/>
+          <w:rFonts w:eastAsiaTheme="majorEastAsia"/>
+        </w:rPr>
+        <w:t>&amp;</w:t>
+      </w:r>
+      <w:proofErr w:type="spellStart"/>
+      <w:r>
+        <w:rPr>
+          <w:rStyle w:val="entity"/>
+          <w:rFonts w:eastAsiaTheme="majorEastAsia"/>
+        </w:rPr>
+        <w:t>nbsp</w:t>
+      </w:r>
+      <w:proofErr w:type="spellEnd"/>
+      <w:r>
+        <w:rPr>
+          <w:rStyle w:val="entity"/>
+          <w:rFonts w:eastAsiaTheme="majorEastAsia"/>
+        </w:rPr>
+        <w:t>;</w:t>
+      </w:r>
+      <w:r>
+        <w:t>&lt;/</w:t>
+      </w:r>
+      <w:proofErr w:type="spellStart"/>
+      <w:r>
+        <w:rPr>
+          <w:rStyle w:val="end-tag"/>
+          <w:rFonts w:eastAsiaTheme="majorEastAsia"/>
+        </w:rPr>
+        <w:t>span</w:t>
+      </w:r>
+      <w:proofErr w:type="spellEnd"/>
+      <w:r>
+        <w:t>&gt;&lt;</w:t>
+      </w:r>
+      <w:proofErr w:type="spellStart"/>
+      <w:r>
+        <w:rPr>
+          <w:rStyle w:val="start-tag"/>
+        </w:rPr>
+        <w:t>span</w:t>
+      </w:r>
+      <w:proofErr w:type="spellEnd"/>
+      <w:r>
+        <w:t>&gt;Sources&lt;/</w:t>
+      </w:r>
+      <w:proofErr w:type="spellStart"/>
+      <w:r>
+        <w:rPr>
+          <w:rStyle w:val="end-tag"/>
+          <w:rFonts w:eastAsiaTheme="majorEastAsia"/>
+        </w:rPr>
+        <w:t>span</w:t>
+      </w:r>
+      <w:proofErr w:type="spellEnd"/>
+      <w:r>
+        <w:t>&gt;&lt;/</w:t>
+      </w:r>
+      <w:r>
+        <w:rPr>
+          <w:rStyle w:val="end-tag"/>
+          <w:rFonts w:eastAsiaTheme="majorEastAsia"/>
+        </w:rPr>
+        <w:t>h2</w:t>
+      </w:r>
+      <w:r>
+        <w:t>&gt;</w:t>
+      </w:r>
+    </w:p>
+    <w:p>
+      <w:pPr>
+        <w:pStyle w:val="Listing"/>
+      </w:pPr>
+      <w:r>
+        <w:t>&lt;</w:t>
+      </w:r>
+      <w:proofErr w:type="spellStart"/>
+      <w:r>
+        <w:rPr>
+          <w:rStyle w:val="start-tag"/>
+        </w:rPr>
+        <w:t>em</w:t>
+      </w:r>
+      <w:proofErr w:type="spellEnd"/>
+      <w:r>
+        <w:t>&gt;</w:t>
+      </w:r>
+    </w:p>
+    <w:p>
+      <w:pPr>
+        <w:pStyle w:val="Listing"/>
+      </w:pPr>
+      <w:r>
+        <w:t>&lt;</w:t>
+      </w:r>
+      <w:proofErr w:type="spellStart"/>
+      <w:r>
+        <w:rPr>
+          <w:rStyle w:val="start-tag"/>
+        </w:rPr>
+        <w:t>ul</w:t>
+      </w:r>
+      <w:proofErr w:type="spellEnd"/>
+      <w:r>
+        <w:t>&gt;</w:t>
+      </w:r>
+    </w:p>
+    <w:p>
+      <w:pPr>
+        <w:pStyle w:val="Listing"/>
+      </w:pPr>
+      <w:r>
+        <w:t>&lt;</w:t>
+      </w:r>
+      <w:r>
+        <w:rPr>
+          <w:rStyle w:val="start-tag"/>
+        </w:rPr>
+        <w:t>li</w:t>
+      </w:r>
+      <w:r>
+        <w:t>&gt;Union: Paroissiaux de Coisia(39) (1740) - Acte de mariage religieux de ROCHET et GUILLOT - 9 FEB 1740 - AD 39 - Mariages 1740 Coisia(39) page 116/150 - Internet&lt;/</w:t>
+      </w:r>
+      <w:r>
+        <w:rPr>
+          <w:rStyle w:val="end-tag"/>
+          <w:rFonts w:eastAsiaTheme="majorEastAsia"/>
+        </w:rPr>
+        <w:t>li</w:t>
+      </w:r>
+      <w:r>
+        <w:t>&gt;</w:t>
+      </w:r>
+    </w:p>
+    <w:p>
+      <w:pPr>
+        <w:pStyle w:val="Listing"/>
+      </w:pPr>
+      <w:r>
+        <w:t>&lt;</w:t>
+      </w:r>
+      <w:r>
+        <w:rPr>
+          <w:rStyle w:val="start-tag"/>
+        </w:rPr>
+        <w:t>li</w:t>
+      </w:r>
+      <w:r>
+        <w:t>&gt;Décès: Etat civil de Coisia(39) (1792) - Acte de décès de ROCHET Didier - 9 DEC 1792 - AD 39 - Décès 1792 Coisia(39) page 177/177 - Internet&lt;/</w:t>
+      </w:r>
+      <w:r>
+        <w:rPr>
+          <w:rStyle w:val="end-tag"/>
+          <w:rFonts w:eastAsiaTheme="majorEastAsia"/>
+        </w:rPr>
+        <w:t>li</w:t>
+      </w:r>
+      <w:r>
+        <w:t>&gt;</w:t>
+      </w:r>
+    </w:p>
+    <w:p>
+      <w:pPr>
+        <w:pStyle w:val="Listing"/>
+      </w:pPr>
+      <w:r>
+        <w:t>&lt;/</w:t>
+      </w:r>
+      <w:proofErr w:type="spellStart"/>
+      <w:r>
+        <w:rPr>
+          <w:rStyle w:val="end-tag"/>
+          <w:rFonts w:eastAsiaTheme="majorEastAsia"/>
+        </w:rPr>
+        <w:t>ul</w:t>
+      </w:r>
+      <w:proofErr w:type="spellEnd"/>
+      <w:r>
+        <w:t>&gt;</w:t>
+      </w:r>
+    </w:p>
+    <w:p>
+      <w:pPr>
+        <w:pStyle w:val="Listing"/>
+        <w:rPr>
+          <w:rStyle w:val="comment"/>
+          <w:rFonts w:eastAsiaTheme="majorEastAsia"/>
+        </w:rPr>
+      </w:pPr>
+    </w:p>
+    <w:p/>
+    <w:p>
+      <w:r>
+        <w:t xml:space="preserve">Avec </w:t>
+      </w:r>
+      <w:proofErr w:type="spellStart"/>
+      <w:r>
+        <w:t>Scrapy</w:t>
+      </w:r>
+      <w:proofErr w:type="spellEnd"/>
+      <w:r>
+        <w:t> :</w:t>
+      </w:r>
+    </w:p>
+    <w:p>
+      <w:pPr>
+        <w:pStyle w:val="Listing"/>
+      </w:pPr>
+      <w:r>
+        <w:t>&lt;!--  Portrait --&gt;</w:t>
+      </w:r>
+    </w:p>
+    <w:p>
+      <w:pPr>
+        <w:pStyle w:val="Listing"/>
+      </w:pPr>
+      <w:r>
+        <w:t>&lt;div id="</w:t>
+      </w:r>
+      <w:proofErr w:type="spellStart"/>
+      <w:r>
         <w:t>person-title</w:t>
       </w:r>
       <w:proofErr w:type="spellEnd"/>
       <w:r>
-        <w:rPr>
-          <w:rStyle w:val="comment"/>
-          <w:rFonts w:eastAsiaTheme="majorEastAsia"/>
-        </w:rPr>
         <w:t>" class="</w:t>
       </w:r>
       <w:proofErr w:type="spellStart"/>
       <w:r>
-        <w:rPr>
-          <w:rStyle w:val="comment"/>
-          <w:rFonts w:eastAsiaTheme="majorEastAsia"/>
-        </w:rPr>
         <w:t>row</w:t>
       </w:r>
       <w:proofErr w:type="spellEnd"/>
       <w:r>
-        <w:rPr>
-          <w:rStyle w:val="comment"/>
-          <w:rFonts w:eastAsiaTheme="majorEastAsia"/>
-        </w:rPr>
         <w:t xml:space="preserve"> </w:t>
       </w:r>
       <w:proofErr w:type="spellStart"/>
       <w:r>
-        <w:rPr>
-          <w:rStyle w:val="comment"/>
-          <w:rFonts w:eastAsiaTheme="majorEastAsia"/>
-        </w:rPr>
         <w:t>clearfix</w:t>
       </w:r>
       <w:proofErr w:type="spellEnd"/>
       <w:r>
-        <w:rPr>
-          <w:rStyle w:val="comment"/>
-          <w:rFonts w:eastAsiaTheme="majorEastAsia"/>
-        </w:rPr>
         <w:t>"&gt;</w:t>
       </w:r>
     </w:p>
     <w:p>
       <w:pPr>
         <w:pStyle w:val="Listing"/>
-        <w:rPr>
-          <w:rStyle w:val="comment"/>
-          <w:rFonts w:eastAsiaTheme="majorEastAsia"/>
-        </w:rPr>
-      </w:pPr>
-      <w:r>
-        <w:rPr>
-          <w:rStyle w:val="comment"/>
-          <w:rFonts w:eastAsiaTheme="majorEastAsia"/>
-        </w:rPr>
+      </w:pPr>
+      <w:r>
+        <w:t>&lt;div class="</w:t>
+      </w:r>
+      <w:proofErr w:type="spellStart"/>
+      <w:r>
+        <w:t>columns</w:t>
+      </w:r>
+      <w:proofErr w:type="spellEnd"/>
+      <w:r>
+        <w:t>"&gt;</w:t>
+      </w:r>
+    </w:p>
+    <w:p>
+      <w:pPr>
+        <w:pStyle w:val="Listing"/>
+      </w:pPr>
+      <w:r>
+        <w:t>&lt;h1 class="</w:t>
+      </w:r>
+      <w:proofErr w:type="spellStart"/>
+      <w:r>
+        <w:t>with_tabs</w:t>
+      </w:r>
+      <w:proofErr w:type="spellEnd"/>
+      <w:r>
+        <w:t xml:space="preserve"> </w:t>
+      </w:r>
+      <w:proofErr w:type="spellStart"/>
+      <w:r>
+        <w:t>name</w:t>
+      </w:r>
+      <w:proofErr w:type="spellEnd"/>
+      <w:r>
+        <w:t>"&gt;</w:t>
+      </w:r>
+    </w:p>
+    <w:p>
+      <w:pPr>
+        <w:pStyle w:val="Listing"/>
+      </w:pPr>
+      <w:r>
         <w:t>&lt;</w:t>
       </w:r>
-      <w:proofErr w:type="gramStart"/>
-      <w:r>
-        <w:rPr>
-          <w:rStyle w:val="comment"/>
-          <w:rFonts w:eastAsiaTheme="majorEastAsia"/>
-        </w:rPr>
-        <w:t>div</w:t>
-      </w:r>
-      <w:proofErr w:type="gramEnd"/>
-      <w:r>
-        <w:rPr>
-          <w:rStyle w:val="comment"/>
-          <w:rFonts w:eastAsiaTheme="majorEastAsia"/>
-        </w:rPr>
+      <w:proofErr w:type="spellStart"/>
+      <w:r>
+        <w:t>img</w:t>
+      </w:r>
+      <w:proofErr w:type="spellEnd"/>
+      <w:r>
+        <w:t xml:space="preserve"> src="images/male.png" alt="M" </w:t>
+      </w:r>
+      <w:proofErr w:type="spellStart"/>
+      <w:r>
+        <w:t>title</w:t>
+      </w:r>
+      <w:proofErr w:type="spellEnd"/>
+      <w:r>
+        <w:t>="M"&gt;&amp;</w:t>
+      </w:r>
+      <w:proofErr w:type="spellStart"/>
+      <w:r>
+        <w:t>nbsp</w:t>
+      </w:r>
+      <w:proofErr w:type="spellEnd"/>
+      <w:r>
+        <w:t>;</w:t>
+      </w:r>
+    </w:p>
+    <w:p>
+      <w:pPr>
+        <w:pStyle w:val="Listing"/>
+      </w:pPr>
+      <w:r>
+        <w:t>&lt;a href="</w:t>
+      </w:r>
+      <w:proofErr w:type="spellStart"/>
+      <w:r>
+        <w:t>fbiet?lang</w:t>
+      </w:r>
+      <w:proofErr w:type="spellEnd"/>
+      <w:r>
+        <w:t>=</w:t>
+      </w:r>
+      <w:proofErr w:type="spellStart"/>
+      <w:r>
+        <w:t>en&amp;iz</w:t>
+      </w:r>
+      <w:proofErr w:type="spellEnd"/>
+      <w:r>
+        <w:t>=6951&amp;m=</w:t>
+      </w:r>
+      <w:proofErr w:type="spellStart"/>
+      <w:r>
+        <w:t>P&amp;v</w:t>
+      </w:r>
+      <w:proofErr w:type="spellEnd"/>
+      <w:r>
+        <w:t>=</w:t>
+      </w:r>
+      <w:proofErr w:type="spellStart"/>
+      <w:r>
+        <w:t>didier</w:t>
+      </w:r>
+      <w:proofErr w:type="spellEnd"/>
+      <w:r>
+        <w:t>"&gt;Didier&lt;/a&gt;</w:t>
+      </w:r>
+    </w:p>
+    <w:p>
+      <w:pPr>
+        <w:pStyle w:val="Listing"/>
+      </w:pPr>
+      <w:r>
+        <w:lastRenderedPageBreak/>
+        <w:t>&lt;a href="</w:t>
+      </w:r>
+      <w:proofErr w:type="spellStart"/>
+      <w:r>
+        <w:t>fbiet?lang</w:t>
+      </w:r>
+      <w:proofErr w:type="spellEnd"/>
+      <w:r>
+        <w:t>=</w:t>
+      </w:r>
+      <w:proofErr w:type="spellStart"/>
+      <w:r>
+        <w:t>en&amp;iz</w:t>
+      </w:r>
+      <w:proofErr w:type="spellEnd"/>
+      <w:r>
+        <w:t>=6951&amp;m=</w:t>
+      </w:r>
+      <w:proofErr w:type="spellStart"/>
+      <w:r>
+        <w:t>N&amp;v</w:t>
+      </w:r>
+      <w:proofErr w:type="spellEnd"/>
+      <w:r>
+        <w:t>=rochet"&gt;ROCHET&lt;/a&gt;</w:t>
+      </w:r>
+    </w:p>
+    <w:p>
+      <w:pPr>
+        <w:pStyle w:val="Listing"/>
+      </w:pPr>
+      <w:r>
+        <w:t>&lt;/h1&gt;</w:t>
+      </w:r>
+    </w:p>
+    <w:p>
+      <w:pPr>
+        <w:pStyle w:val="Listing"/>
+      </w:pPr>
+      <w:r>
+        <w:t>&lt;div class="action-buttons not-</w:t>
+      </w:r>
+      <w:proofErr w:type="spellStart"/>
+      <w:r>
+        <w:t>printable</w:t>
+      </w:r>
+      <w:proofErr w:type="spellEnd"/>
+      <w:r>
+        <w:t>"&gt;</w:t>
+      </w:r>
+    </w:p>
+    <w:p>
+      <w:pPr>
+        <w:pStyle w:val="Listing"/>
+      </w:pPr>
+    </w:p>
+    <w:p>
+      <w:pPr>
+        <w:pStyle w:val="Listing"/>
+      </w:pPr>
+      <w:r>
+        <w:t>&lt;/div&gt;</w:t>
+      </w:r>
+    </w:p>
+    <w:p>
+      <w:pPr>
+        <w:pStyle w:val="Listing"/>
+      </w:pPr>
+      <w:r>
+        <w:t>&lt;/div&gt;</w:t>
+      </w:r>
+    </w:p>
+    <w:p>
+      <w:pPr>
+        <w:pStyle w:val="Listing"/>
+      </w:pPr>
+      <w:r>
+        <w:t>&lt;/div&gt;</w:t>
+      </w:r>
+    </w:p>
+    <w:p>
+      <w:pPr>
+        <w:pStyle w:val="Listing"/>
+      </w:pPr>
+      <w:r>
+        <w:t>&lt;</w:t>
+      </w:r>
+      <w:proofErr w:type="spellStart"/>
+      <w:r>
+        <w:t>ul</w:t>
+      </w:r>
+      <w:proofErr w:type="spellEnd"/>
+      <w:r>
+        <w:t>&gt;</w:t>
+      </w:r>
+    </w:p>
+    <w:p>
+      <w:pPr>
+        <w:pStyle w:val="Listing"/>
+      </w:pPr>
+      <w:r>
+        <w:t>&lt;li&gt;Born about&amp;nbsp;1704&lt;/li&gt;</w:t>
+      </w:r>
+    </w:p>
+    <w:p>
+      <w:pPr>
+        <w:pStyle w:val="Listing"/>
+      </w:pPr>
+      <w:r>
+        <w:t>&lt;li&gt;</w:t>
+      </w:r>
+      <w:proofErr w:type="spellStart"/>
+      <w:r>
+        <w:t>Deceased</w:t>
+      </w:r>
+      <w:proofErr w:type="spellEnd"/>
+      <w:r>
+        <w:t xml:space="preserve"> 9&amp;nbsp;December&amp;nbsp;1792 - Thoirette Coisia, 39240, Jura, Franche-Comté, FRANCE,</w:t>
+      </w:r>
+    </w:p>
+    <w:p>
+      <w:pPr>
+        <w:pStyle w:val="Listing"/>
+      </w:pPr>
+      <w:proofErr w:type="spellStart"/>
+      <w:r>
+        <w:t>aged</w:t>
+      </w:r>
+      <w:proofErr w:type="spellEnd"/>
+      <w:r>
+        <w:t xml:space="preserve"> about 88 </w:t>
+      </w:r>
+      <w:proofErr w:type="spellStart"/>
+      <w:r>
+        <w:t>years</w:t>
+      </w:r>
+      <w:proofErr w:type="spellEnd"/>
+      <w:r>
+        <w:t xml:space="preserve"> </w:t>
+      </w:r>
+      <w:proofErr w:type="spellStart"/>
+      <w:r>
+        <w:t>old</w:t>
+      </w:r>
+      <w:proofErr w:type="spellEnd"/>
+      <w:r>
+        <w:t>&lt;/li&gt;</w:t>
+      </w:r>
+    </w:p>
+    <w:p>
+      <w:pPr>
+        <w:pStyle w:val="Listing"/>
+      </w:pPr>
+      <w:r>
+        <w:t>&lt;li&gt;Laboureur(02 et 12/1792)&lt;/li&gt;</w:t>
+      </w:r>
+    </w:p>
+    <w:p>
+      <w:pPr>
+        <w:pStyle w:val="Listing"/>
+      </w:pPr>
+      <w:r>
+        <w:t>&lt;/</w:t>
+      </w:r>
+      <w:proofErr w:type="spellStart"/>
+      <w:r>
+        <w:t>ul</w:t>
+      </w:r>
+      <w:proofErr w:type="spellEnd"/>
+      <w:r>
+        <w:t>&gt;</w:t>
+      </w:r>
+    </w:p>
+    <w:p>
+      <w:pPr>
+        <w:pStyle w:val="Listing"/>
+      </w:pPr>
+    </w:p>
+    <w:p>
+      <w:pPr>
+        <w:pStyle w:val="Listing"/>
+      </w:pPr>
+    </w:p>
+    <w:p>
+      <w:pPr>
+        <w:pStyle w:val="Listing"/>
+      </w:pPr>
+      <w:r>
+        <w:t>&lt;!-- Parents simple --&gt;</w:t>
+      </w:r>
+    </w:p>
+    <w:p>
+      <w:pPr>
+        <w:pStyle w:val="Listing"/>
+      </w:pPr>
+      <w:r>
+        <w:t>&lt;h2&gt;&lt;</w:t>
+      </w:r>
+      <w:proofErr w:type="spellStart"/>
+      <w:r>
+        <w:t>span</w:t>
+      </w:r>
+      <w:proofErr w:type="spellEnd"/>
+      <w:r>
         <w:t xml:space="preserve"> class="</w:t>
       </w:r>
       <w:proofErr w:type="spellStart"/>
       <w:r>
-        <w:rPr>
-          <w:rStyle w:val="comment"/>
-          <w:rFonts w:eastAsiaTheme="majorEastAsia"/>
-        </w:rPr>
-        <w:t>columns</w:t>
-      </w:r>
-      <w:proofErr w:type="spellEnd"/>
-      <w:r>
-        <w:rPr>
-          <w:rStyle w:val="comment"/>
-          <w:rFonts w:eastAsiaTheme="majorEastAsia"/>
-        </w:rPr>
-        <w:t>"&gt;</w:t>
-      </w:r>
-    </w:p>
-    <w:p>
-      <w:pPr>
-        <w:pStyle w:val="Listing"/>
-        <w:rPr>
-          <w:rStyle w:val="comment"/>
-          <w:rFonts w:eastAsiaTheme="majorEastAsia"/>
-        </w:rPr>
-      </w:pPr>
-      <w:r>
-        <w:rPr>
-          <w:rStyle w:val="comment"/>
-          <w:rFonts w:eastAsiaTheme="majorEastAsia"/>
-        </w:rPr>
+        <w:t>htitle</w:t>
+      </w:r>
+      <w:proofErr w:type="spellEnd"/>
+      <w:r>
+        <w:t>"&gt;&amp;</w:t>
+      </w:r>
+      <w:proofErr w:type="spellStart"/>
+      <w:r>
+        <w:t>nbsp</w:t>
+      </w:r>
+      <w:proofErr w:type="spellEnd"/>
+      <w:r>
+        <w:t>;&lt;/</w:t>
+      </w:r>
+      <w:proofErr w:type="spellStart"/>
+      <w:r>
+        <w:t>span</w:t>
+      </w:r>
+      <w:proofErr w:type="spellEnd"/>
+      <w:r>
+        <w:t>&gt;&lt;</w:t>
+      </w:r>
+      <w:proofErr w:type="spellStart"/>
+      <w:r>
+        <w:t>span</w:t>
+      </w:r>
+      <w:proofErr w:type="spellEnd"/>
+      <w:r>
+        <w:t>&gt;Parents&lt;/</w:t>
+      </w:r>
+      <w:proofErr w:type="spellStart"/>
+      <w:r>
+        <w:t>span</w:t>
+      </w:r>
+      <w:proofErr w:type="spellEnd"/>
+      <w:r>
+        <w:t>&gt;&lt;/h2&gt;</w:t>
+      </w:r>
+    </w:p>
+    <w:p>
+      <w:pPr>
+        <w:pStyle w:val="Listing"/>
+      </w:pPr>
+      <w:r>
         <w:t>&lt;</w:t>
       </w:r>
-      <w:proofErr w:type="gramStart"/>
-      <w:r>
-        <w:rPr>
-          <w:rStyle w:val="comment"/>
-          <w:rFonts w:eastAsiaTheme="majorEastAsia"/>
-        </w:rPr>
-        <w:t>h</w:t>
-      </w:r>
-      <w:proofErr w:type="gramEnd"/>
-      <w:r>
-        <w:rPr>
-          <w:rStyle w:val="comment"/>
-          <w:rFonts w:eastAsiaTheme="majorEastAsia"/>
-        </w:rPr>
-        <w:t>1 class="</w:t>
-      </w:r>
-      <w:proofErr w:type="spellStart"/>
-      <w:r>
-        <w:rPr>
-          <w:rStyle w:val="comment"/>
-          <w:rFonts w:eastAsiaTheme="majorEastAsia"/>
-        </w:rPr>
-        <w:t>with_tabs</w:t>
-      </w:r>
-      <w:proofErr w:type="spellEnd"/>
-      <w:r>
-        <w:rPr>
-          <w:rStyle w:val="comment"/>
-          <w:rFonts w:eastAsiaTheme="majorEastAsia"/>
-        </w:rPr>
+      <w:proofErr w:type="spellStart"/>
+      <w:r>
+        <w:t>ul</w:t>
+      </w:r>
+      <w:proofErr w:type="spellEnd"/>
+      <w:r>
+        <w:t>&gt;</w:t>
+      </w:r>
+    </w:p>
+    <w:p>
+      <w:pPr>
+        <w:pStyle w:val="Listing"/>
+      </w:pPr>
+      <w:r>
+        <w:t>&lt;li style="</w:t>
+      </w:r>
+      <w:proofErr w:type="spellStart"/>
+      <w:r>
+        <w:t>vertical-align:middle;list-style-type:disc</w:t>
+      </w:r>
+      <w:proofErr w:type="spellEnd"/>
+      <w:r>
+        <w:t>" &gt;</w:t>
+      </w:r>
+    </w:p>
+    <w:p>
+      <w:pPr>
+        <w:pStyle w:val="Listing"/>
+      </w:pPr>
+      <w:r>
+        <w:t>&lt;a  href="</w:t>
+      </w:r>
+      <w:proofErr w:type="spellStart"/>
+      <w:r>
+        <w:t>fbiet?lang</w:t>
+      </w:r>
+      <w:proofErr w:type="spellEnd"/>
+      <w:r>
+        <w:t>=</w:t>
+      </w:r>
+      <w:proofErr w:type="spellStart"/>
+      <w:r>
+        <w:t>en&amp;iz</w:t>
+      </w:r>
+      <w:proofErr w:type="spellEnd"/>
+      <w:r>
+        <w:t>=6951&amp;p=</w:t>
+      </w:r>
+      <w:proofErr w:type="spellStart"/>
+      <w:r>
+        <w:t>joseph&amp;n</w:t>
+      </w:r>
+      <w:proofErr w:type="spellEnd"/>
+      <w:r>
+        <w:t>=</w:t>
+      </w:r>
+      <w:proofErr w:type="spellStart"/>
+      <w:r>
+        <w:t>rochet&amp;oc</w:t>
+      </w:r>
+      <w:proofErr w:type="spellEnd"/>
+      <w:r>
+        <w:t>=6"&gt;Joseph ROCHET&lt;/a&gt; &lt;</w:t>
+      </w:r>
+      <w:proofErr w:type="spellStart"/>
+      <w:r>
+        <w:t>bdo</w:t>
+      </w:r>
+      <w:proofErr w:type="spellEnd"/>
+      <w:r>
         <w:t xml:space="preserve"> </w:t>
       </w:r>
       <w:proofErr w:type="spellStart"/>
       <w:r>
-        <w:rPr>
-          <w:rStyle w:val="comment"/>
-          <w:rFonts w:eastAsiaTheme="majorEastAsia"/>
-        </w:rPr>
-        <w:t>name</w:t>
-      </w:r>
-      <w:proofErr w:type="spellEnd"/>
-      <w:r>
-        <w:rPr>
-          <w:rStyle w:val="comment"/>
-          <w:rFonts w:eastAsiaTheme="majorEastAsia"/>
-        </w:rPr>
-        <w:t>"&gt;</w:t>
-      </w:r>
-    </w:p>
-    <w:p>
-      <w:pPr>
-        <w:pStyle w:val="Listing"/>
-        <w:rPr>
-          <w:rStyle w:val="comment"/>
-          <w:rFonts w:eastAsiaTheme="majorEastAsia"/>
-        </w:rPr>
-      </w:pPr>
-      <w:r>
-        <w:rPr>
-          <w:rStyle w:val="comment"/>
-          <w:rFonts w:eastAsiaTheme="majorEastAsia"/>
-        </w:rPr>
-        <w:t>&lt;</w:t>
-      </w:r>
-      <w:proofErr w:type="spellStart"/>
-      <w:proofErr w:type="gramStart"/>
-      <w:r>
-        <w:rPr>
-          <w:rStyle w:val="comment"/>
-          <w:rFonts w:eastAsiaTheme="majorEastAsia"/>
-        </w:rPr>
-        <w:t>img</w:t>
-      </w:r>
-      <w:proofErr w:type="spellEnd"/>
-      <w:proofErr w:type="gramEnd"/>
-      <w:r>
-        <w:rPr>
-          <w:rStyle w:val="comment"/>
-          <w:rFonts w:eastAsiaTheme="majorEastAsia"/>
-        </w:rPr>
-        <w:t xml:space="preserve"> src="images/male.png" alt="H" </w:t>
-      </w:r>
-      <w:proofErr w:type="spellStart"/>
-      <w:r>
-        <w:rPr>
-          <w:rStyle w:val="comment"/>
-          <w:rFonts w:eastAsiaTheme="majorEastAsia"/>
-        </w:rPr>
-        <w:t>title</w:t>
-      </w:r>
-      <w:proofErr w:type="spellEnd"/>
-      <w:r>
-        <w:rPr>
-          <w:rStyle w:val="comment"/>
-          <w:rFonts w:eastAsiaTheme="majorEastAsia"/>
-        </w:rPr>
-        <w:t>="H"&gt;&amp;</w:t>
-      </w:r>
-      <w:proofErr w:type="spellStart"/>
-      <w:r>
-        <w:rPr>
-          <w:rStyle w:val="comment"/>
-          <w:rFonts w:eastAsiaTheme="majorEastAsia"/>
-        </w:rPr>
-        <w:t>nbsp</w:t>
-      </w:r>
-      <w:proofErr w:type="spellEnd"/>
-      <w:r>
-        <w:rPr>
-          <w:rStyle w:val="comment"/>
-          <w:rFonts w:eastAsiaTheme="majorEastAsia"/>
-        </w:rPr>
-        <w:t>;</w:t>
-      </w:r>
-    </w:p>
-    <w:p>
-      <w:pPr>
-        <w:pStyle w:val="Listing"/>
-        <w:rPr>
-          <w:rStyle w:val="comment"/>
-          <w:rFonts w:eastAsiaTheme="majorEastAsia"/>
-        </w:rPr>
-      </w:pPr>
-      <w:r>
-        <w:rPr>
-          <w:rStyle w:val="comment"/>
-          <w:rFonts w:eastAsiaTheme="majorEastAsia"/>
-        </w:rPr>
-        <w:t>&lt;</w:t>
-      </w:r>
-      <w:proofErr w:type="gramStart"/>
-      <w:r>
-        <w:rPr>
-          <w:rStyle w:val="comment"/>
-          <w:rFonts w:eastAsiaTheme="majorEastAsia"/>
-        </w:rPr>
-        <w:t>a</w:t>
-      </w:r>
-      <w:proofErr w:type="gramEnd"/>
-      <w:r>
-        <w:rPr>
-          <w:rStyle w:val="comment"/>
-          <w:rFonts w:eastAsiaTheme="majorEastAsia"/>
-        </w:rPr>
-        <w:t xml:space="preserve"> href="</w:t>
-      </w:r>
-      <w:proofErr w:type="spellStart"/>
-      <w:r>
-        <w:rPr>
-          <w:rStyle w:val="comment"/>
-          <w:rFonts w:eastAsiaTheme="majorEastAsia"/>
-        </w:rPr>
-        <w:t>fbiet?lang</w:t>
-      </w:r>
-      <w:proofErr w:type="spellEnd"/>
-      <w:r>
-        <w:rPr>
-          <w:rStyle w:val="comment"/>
-          <w:rFonts w:eastAsiaTheme="majorEastAsia"/>
-        </w:rPr>
-        <w:t>=</w:t>
-      </w:r>
-      <w:proofErr w:type="spellStart"/>
-      <w:r>
-        <w:rPr>
-          <w:rStyle w:val="comment"/>
-          <w:rFonts w:eastAsiaTheme="majorEastAsia"/>
-        </w:rPr>
-        <w:t>fr&amp;iz</w:t>
-      </w:r>
-      <w:proofErr w:type="spellEnd"/>
-      <w:r>
-        <w:rPr>
-          <w:rStyle w:val="comment"/>
-          <w:rFonts w:eastAsiaTheme="majorEastAsia"/>
-        </w:rPr>
-        <w:t>=6951&amp;m=</w:t>
-      </w:r>
-      <w:proofErr w:type="spellStart"/>
-      <w:r>
-        <w:rPr>
-          <w:rStyle w:val="comment"/>
-          <w:rFonts w:eastAsiaTheme="majorEastAsia"/>
-        </w:rPr>
-        <w:t>P&amp;v</w:t>
-      </w:r>
-      <w:proofErr w:type="spellEnd"/>
-      <w:r>
-        <w:rPr>
-          <w:rStyle w:val="comment"/>
-          <w:rFonts w:eastAsiaTheme="majorEastAsia"/>
-        </w:rPr>
-        <w:t>=</w:t>
-      </w:r>
-      <w:proofErr w:type="spellStart"/>
-      <w:r>
-        <w:rPr>
-          <w:rStyle w:val="comment"/>
-          <w:rFonts w:eastAsiaTheme="majorEastAsia"/>
-        </w:rPr>
-        <w:t>didier</w:t>
-      </w:r>
-      <w:proofErr w:type="spellEnd"/>
-      <w:r>
-        <w:rPr>
-          <w:rStyle w:val="comment"/>
-          <w:rFonts w:eastAsiaTheme="majorEastAsia"/>
-        </w:rPr>
-        <w:t>"&gt;Didier&lt;/a&gt;</w:t>
-      </w:r>
-    </w:p>
-    <w:p>
-      <w:pPr>
-        <w:pStyle w:val="Listing"/>
-        <w:rPr>
-          <w:rStyle w:val="comment"/>
-          <w:rFonts w:eastAsiaTheme="majorEastAsia"/>
-        </w:rPr>
-      </w:pPr>
-      <w:r>
-        <w:rPr>
-          <w:rStyle w:val="comment"/>
-          <w:rFonts w:eastAsiaTheme="majorEastAsia"/>
-        </w:rPr>
-        <w:t>&lt;</w:t>
-      </w:r>
-      <w:proofErr w:type="gramStart"/>
-      <w:r>
-        <w:rPr>
-          <w:rStyle w:val="comment"/>
-          <w:rFonts w:eastAsiaTheme="majorEastAsia"/>
-        </w:rPr>
-        <w:t>a</w:t>
-      </w:r>
-      <w:proofErr w:type="gramEnd"/>
-      <w:r>
-        <w:rPr>
-          <w:rStyle w:val="comment"/>
-          <w:rFonts w:eastAsiaTheme="majorEastAsia"/>
-        </w:rPr>
-        <w:t xml:space="preserve"> href="</w:t>
-      </w:r>
-      <w:proofErr w:type="spellStart"/>
-      <w:r>
-        <w:rPr>
-          <w:rStyle w:val="comment"/>
-          <w:rFonts w:eastAsiaTheme="majorEastAsia"/>
-        </w:rPr>
-        <w:t>fbiet?lang</w:t>
-      </w:r>
-      <w:proofErr w:type="spellEnd"/>
-      <w:r>
-        <w:rPr>
-          <w:rStyle w:val="comment"/>
-          <w:rFonts w:eastAsiaTheme="majorEastAsia"/>
-        </w:rPr>
-        <w:t>=</w:t>
-      </w:r>
-      <w:proofErr w:type="spellStart"/>
-      <w:r>
-        <w:rPr>
-          <w:rStyle w:val="comment"/>
-          <w:rFonts w:eastAsiaTheme="majorEastAsia"/>
-        </w:rPr>
-        <w:t>fr&amp;iz</w:t>
-      </w:r>
-      <w:proofErr w:type="spellEnd"/>
-      <w:r>
-        <w:rPr>
-          <w:rStyle w:val="comment"/>
-          <w:rFonts w:eastAsiaTheme="majorEastAsia"/>
-        </w:rPr>
-        <w:t>=6951&amp;m=</w:t>
-      </w:r>
-      <w:proofErr w:type="spellStart"/>
-      <w:r>
-        <w:rPr>
-          <w:rStyle w:val="comment"/>
-          <w:rFonts w:eastAsiaTheme="majorEastAsia"/>
-        </w:rPr>
-        <w:t>N&amp;v</w:t>
-      </w:r>
-      <w:proofErr w:type="spellEnd"/>
-      <w:r>
-        <w:rPr>
-          <w:rStyle w:val="comment"/>
-          <w:rFonts w:eastAsiaTheme="majorEastAsia"/>
-        </w:rPr>
-        <w:t>=rochet"&gt;ROCHET&lt;/a&gt;</w:t>
-      </w:r>
-    </w:p>
-    <w:p>
-      <w:pPr>
-        <w:pStyle w:val="Listing"/>
-        <w:rPr>
-          <w:rStyle w:val="comment"/>
-          <w:rFonts w:eastAsiaTheme="majorEastAsia"/>
-        </w:rPr>
-      </w:pPr>
-      <w:r>
-        <w:rPr>
-          <w:rStyle w:val="comment"/>
-          <w:rFonts w:eastAsiaTheme="majorEastAsia"/>
-        </w:rPr>
-        <w:t>&lt;/h1&gt;</w:t>
-      </w:r>
-    </w:p>
-    <w:p>
-      <w:pPr>
-        <w:pStyle w:val="Listing"/>
-        <w:rPr>
-          <w:rStyle w:val="comment"/>
-          <w:rFonts w:eastAsiaTheme="majorEastAsia"/>
-        </w:rPr>
-      </w:pPr>
-      <w:r>
-        <w:rPr>
-          <w:rStyle w:val="comment"/>
-          <w:rFonts w:eastAsiaTheme="majorEastAsia"/>
-        </w:rPr>
-        <w:t>&lt;</w:t>
-      </w:r>
-      <w:proofErr w:type="gramStart"/>
-      <w:r>
-        <w:rPr>
-          <w:rStyle w:val="comment"/>
-          <w:rFonts w:eastAsiaTheme="majorEastAsia"/>
-        </w:rPr>
-        <w:t>div</w:t>
-      </w:r>
-      <w:proofErr w:type="gramEnd"/>
-      <w:r>
-        <w:rPr>
-          <w:rStyle w:val="comment"/>
-          <w:rFonts w:eastAsiaTheme="majorEastAsia"/>
-        </w:rPr>
-        <w:t xml:space="preserve"> class="action-buttons not-</w:t>
-      </w:r>
-      <w:proofErr w:type="spellStart"/>
-      <w:r>
-        <w:rPr>
-          <w:rStyle w:val="comment"/>
-          <w:rFonts w:eastAsiaTheme="majorEastAsia"/>
-        </w:rPr>
-        <w:t>printable</w:t>
-      </w:r>
-      <w:proofErr w:type="spellEnd"/>
-      <w:r>
-        <w:rPr>
-          <w:rStyle w:val="comment"/>
-          <w:rFonts w:eastAsiaTheme="majorEastAsia"/>
-        </w:rPr>
-        <w:t>"&gt;</w:t>
-      </w:r>
-    </w:p>
-    <w:p>
-      <w:pPr>
-        <w:pStyle w:val="Listing"/>
-        <w:rPr>
-          <w:rStyle w:val="comment"/>
-          <w:rFonts w:eastAsiaTheme="majorEastAsia"/>
-        </w:rPr>
-      </w:pPr>
-    </w:p>
-    <w:p>
-      <w:pPr>
-        <w:pStyle w:val="Listing"/>
-        <w:rPr>
-          <w:rStyle w:val="comment"/>
-          <w:rFonts w:eastAsiaTheme="majorEastAsia"/>
-        </w:rPr>
-      </w:pPr>
-      <w:r>
-        <w:rPr>
-          <w:rStyle w:val="comment"/>
-          <w:rFonts w:eastAsiaTheme="majorEastAsia"/>
-        </w:rPr>
-        <w:t>&lt;/div&gt;</w:t>
-      </w:r>
-    </w:p>
-    <w:p>
-      <w:pPr>
-        <w:pStyle w:val="Listing"/>
-        <w:rPr>
-          <w:rStyle w:val="comment"/>
-          <w:rFonts w:eastAsiaTheme="majorEastAsia"/>
-        </w:rPr>
-      </w:pPr>
-      <w:r>
-        <w:rPr>
-          <w:rStyle w:val="comment"/>
-          <w:rFonts w:eastAsiaTheme="majorEastAsia"/>
-        </w:rPr>
-        <w:t>&lt;/div&gt;</w:t>
-      </w:r>
-    </w:p>
-    <w:p>
-      <w:pPr>
-        <w:pStyle w:val="Listing"/>
-        <w:rPr>
-          <w:rStyle w:val="comment"/>
-          <w:rFonts w:eastAsiaTheme="majorEastAsia"/>
-        </w:rPr>
-      </w:pPr>
-      <w:r>
-        <w:rPr>
-          <w:rStyle w:val="comment"/>
-          <w:rFonts w:eastAsiaTheme="majorEastAsia"/>
-        </w:rPr>
-        <w:t>&lt;/div&gt;</w:t>
-      </w:r>
-    </w:p>
-    <w:p>
-      <w:pPr>
-        <w:pStyle w:val="Listing"/>
-        <w:rPr>
-          <w:rStyle w:val="comment"/>
-          <w:rFonts w:eastAsiaTheme="majorEastAsia"/>
-        </w:rPr>
-      </w:pPr>
-      <w:r>
-        <w:rPr>
-          <w:rStyle w:val="comment"/>
-          <w:rFonts w:eastAsiaTheme="majorEastAsia"/>
-        </w:rPr>
-        <w:t>&lt;</w:t>
-      </w:r>
-      <w:proofErr w:type="spellStart"/>
-      <w:proofErr w:type="gramStart"/>
-      <w:r>
-        <w:rPr>
-          <w:rStyle w:val="comment"/>
-          <w:rFonts w:eastAsiaTheme="majorEastAsia"/>
-        </w:rPr>
-        <w:t>ul</w:t>
-      </w:r>
-      <w:proofErr w:type="spellEnd"/>
-      <w:proofErr w:type="gramEnd"/>
-      <w:r>
-        <w:rPr>
-          <w:rStyle w:val="comment"/>
-          <w:rFonts w:eastAsiaTheme="majorEastAsia"/>
-        </w:rPr>
-        <w:t>&gt;</w:t>
-      </w:r>
-    </w:p>
-    <w:p>
-      <w:pPr>
-        <w:pStyle w:val="Listing"/>
-        <w:rPr>
-          <w:rStyle w:val="comment"/>
-          <w:rFonts w:eastAsiaTheme="majorEastAsia"/>
-        </w:rPr>
-      </w:pPr>
-      <w:r>
-        <w:rPr>
-          <w:rStyle w:val="comment"/>
-          <w:rFonts w:eastAsiaTheme="majorEastAsia"/>
-        </w:rPr>
-        <w:t>&lt;</w:t>
-      </w:r>
-      <w:proofErr w:type="gramStart"/>
-      <w:r>
-        <w:rPr>
-          <w:rStyle w:val="comment"/>
-          <w:rFonts w:eastAsiaTheme="majorEastAsia"/>
-        </w:rPr>
-        <w:t>li</w:t>
-      </w:r>
-      <w:proofErr w:type="gramEnd"/>
-      <w:r>
-        <w:rPr>
-          <w:rStyle w:val="comment"/>
-          <w:rFonts w:eastAsiaTheme="majorEastAsia"/>
-        </w:rPr>
-        <w:t>&gt;Né vers&amp;nbsp;1704&lt;/li&gt;</w:t>
-      </w:r>
-    </w:p>
-    <w:p>
-      <w:pPr>
-        <w:pStyle w:val="Listing"/>
-        <w:rPr>
-          <w:rStyle w:val="comment"/>
-          <w:rFonts w:eastAsiaTheme="majorEastAsia"/>
-        </w:rPr>
-      </w:pPr>
-      <w:r>
-        <w:rPr>
-          <w:rStyle w:val="comment"/>
-          <w:rFonts w:eastAsiaTheme="majorEastAsia"/>
-        </w:rPr>
-        <w:t>&lt;</w:t>
-      </w:r>
-      <w:proofErr w:type="gramStart"/>
-      <w:r>
-        <w:rPr>
-          <w:rStyle w:val="comment"/>
-          <w:rFonts w:eastAsiaTheme="majorEastAsia"/>
-        </w:rPr>
-        <w:t>li</w:t>
-      </w:r>
-      <w:proofErr w:type="gramEnd"/>
-      <w:r>
-        <w:rPr>
-          <w:rStyle w:val="comment"/>
-          <w:rFonts w:eastAsiaTheme="majorEastAsia"/>
-        </w:rPr>
-        <w:t>&gt;Décédé le&amp;nbsp;9&amp;nbsp;décembre&amp;nbsp;1792 - Thoirette Coisia, 39240, Jura, Franche-Comté, FRANCE,</w:t>
-      </w:r>
-    </w:p>
-    <w:p>
-      <w:pPr>
-        <w:pStyle w:val="Listing"/>
-        <w:rPr>
-          <w:rStyle w:val="comment"/>
-          <w:rFonts w:eastAsiaTheme="majorEastAsia"/>
-        </w:rPr>
-      </w:pPr>
-      <w:proofErr w:type="gramStart"/>
-      <w:r>
-        <w:rPr>
-          <w:rStyle w:val="comment"/>
-          <w:rFonts w:eastAsiaTheme="majorEastAsia"/>
-        </w:rPr>
-        <w:t>à</w:t>
-      </w:r>
-      <w:proofErr w:type="gramEnd"/>
-      <w:r>
-        <w:rPr>
-          <w:rStyle w:val="comment"/>
-          <w:rFonts w:eastAsiaTheme="majorEastAsia"/>
-        </w:rPr>
-        <w:t xml:space="preserve"> l'âge d'environ 88 ans&lt;/li&gt;</w:t>
-      </w:r>
-    </w:p>
-    <w:p>
-      <w:pPr>
-        <w:pStyle w:val="Listing"/>
-        <w:rPr>
-          <w:rStyle w:val="comment"/>
-          <w:rFonts w:eastAsiaTheme="majorEastAsia"/>
-        </w:rPr>
-      </w:pPr>
-      <w:r>
-        <w:rPr>
-          <w:rStyle w:val="comment"/>
-          <w:rFonts w:eastAsiaTheme="majorEastAsia"/>
-        </w:rPr>
-        <w:t>&lt;</w:t>
-      </w:r>
-      <w:proofErr w:type="gramStart"/>
-      <w:r>
-        <w:rPr>
-          <w:rStyle w:val="comment"/>
-          <w:rFonts w:eastAsiaTheme="majorEastAsia"/>
-        </w:rPr>
-        <w:t>li</w:t>
-      </w:r>
-      <w:proofErr w:type="gramEnd"/>
-      <w:r>
-        <w:rPr>
-          <w:rStyle w:val="comment"/>
-          <w:rFonts w:eastAsiaTheme="majorEastAsia"/>
-        </w:rPr>
-        <w:t>&gt;Laboureur(02 et 12/1792)&lt;/li&gt;</w:t>
-      </w:r>
-    </w:p>
-    <w:p>
-      <w:pPr>
-        <w:pStyle w:val="Listing"/>
-        <w:rPr>
-          <w:rStyle w:val="comment"/>
-          <w:rFonts w:eastAsiaTheme="majorEastAsia"/>
-        </w:rPr>
-      </w:pPr>
-      <w:r>
-        <w:rPr>
-          <w:rStyle w:val="comment"/>
-          <w:rFonts w:eastAsiaTheme="majorEastAsia"/>
-        </w:rPr>
-        <w:t>&lt;/</w:t>
-      </w:r>
-      <w:proofErr w:type="spellStart"/>
-      <w:r>
-        <w:rPr>
-          <w:rStyle w:val="comment"/>
-          <w:rFonts w:eastAsiaTheme="majorEastAsia"/>
-        </w:rPr>
-        <w:t>ul</w:t>
-      </w:r>
-      <w:proofErr w:type="spellEnd"/>
-      <w:r>
-        <w:rPr>
-          <w:rStyle w:val="comment"/>
-          <w:rFonts w:eastAsiaTheme="majorEastAsia"/>
-        </w:rPr>
-        <w:t>&gt;</w:t>
-      </w:r>
-    </w:p>
-    <w:p>
-      <w:pPr>
-        <w:pStyle w:val="Listing"/>
-        <w:rPr>
-          <w:rStyle w:val="comment"/>
-          <w:rFonts w:eastAsiaTheme="majorEastAsia"/>
-        </w:rPr>
-      </w:pPr>
-    </w:p>
-    <w:p>
-      <w:pPr>
-        <w:pStyle w:val="Listing"/>
-        <w:rPr>
-          <w:rStyle w:val="comment"/>
-          <w:rFonts w:eastAsiaTheme="majorEastAsia"/>
-        </w:rPr>
-      </w:pPr>
-    </w:p>
-    <w:p>
-      <w:pPr>
-        <w:pStyle w:val="Listing"/>
-        <w:rPr>
-          <w:rStyle w:val="comment"/>
-          <w:rFonts w:eastAsiaTheme="majorEastAsia"/>
-        </w:rPr>
-      </w:pPr>
-      <w:proofErr w:type="gramStart"/>
-      <w:r>
-        <w:rPr>
-          <w:rStyle w:val="comment"/>
-          <w:rFonts w:eastAsiaTheme="majorEastAsia"/>
-        </w:rPr>
-        <w:t>&lt;!--</w:t>
-      </w:r>
-      <w:proofErr w:type="gramEnd"/>
-      <w:r>
-        <w:rPr>
-          <w:rStyle w:val="comment"/>
-          <w:rFonts w:eastAsiaTheme="majorEastAsia"/>
-        </w:rPr>
-        <w:t xml:space="preserve"> Parents simple --&gt;</w:t>
-      </w:r>
-    </w:p>
-    <w:p>
-      <w:pPr>
-        <w:pStyle w:val="Listing"/>
-        <w:rPr>
-          <w:rStyle w:val="comment"/>
-          <w:rFonts w:eastAsiaTheme="majorEastAsia"/>
-        </w:rPr>
-      </w:pPr>
-      <w:r>
-        <w:rPr>
-          <w:rStyle w:val="comment"/>
-          <w:rFonts w:eastAsiaTheme="majorEastAsia"/>
-        </w:rPr>
-        <w:t>&lt;</w:t>
-      </w:r>
-      <w:proofErr w:type="gramStart"/>
-      <w:r>
-        <w:rPr>
-          <w:rStyle w:val="comment"/>
-          <w:rFonts w:eastAsiaTheme="majorEastAsia"/>
-        </w:rPr>
-        <w:t>h</w:t>
-      </w:r>
-      <w:proofErr w:type="gramEnd"/>
-      <w:r>
-        <w:rPr>
-          <w:rStyle w:val="comment"/>
-          <w:rFonts w:eastAsiaTheme="majorEastAsia"/>
-        </w:rPr>
-        <w:t>2&gt;&lt;</w:t>
-      </w:r>
-      <w:proofErr w:type="spellStart"/>
-      <w:r>
-        <w:rPr>
-          <w:rStyle w:val="comment"/>
-          <w:rFonts w:eastAsiaTheme="majorEastAsia"/>
-        </w:rPr>
-        <w:t>span</w:t>
-      </w:r>
-      <w:proofErr w:type="spellEnd"/>
-      <w:r>
-        <w:rPr>
-          <w:rStyle w:val="comment"/>
-          <w:rFonts w:eastAsiaTheme="majorEastAsia"/>
-        </w:rPr>
-        <w:t xml:space="preserve"> class="</w:t>
-      </w:r>
-      <w:proofErr w:type="spellStart"/>
-      <w:r>
-        <w:rPr>
-          <w:rStyle w:val="comment"/>
-          <w:rFonts w:eastAsiaTheme="majorEastAsia"/>
-        </w:rPr>
-        <w:t>htitle</w:t>
-      </w:r>
-      <w:proofErr w:type="spellEnd"/>
-      <w:r>
-        <w:rPr>
-          <w:rStyle w:val="comment"/>
-          <w:rFonts w:eastAsiaTheme="majorEastAsia"/>
-        </w:rPr>
-        <w:t>"&gt;&amp;</w:t>
-      </w:r>
-      <w:proofErr w:type="spellStart"/>
-      <w:r>
-        <w:rPr>
-          <w:rStyle w:val="comment"/>
-          <w:rFonts w:eastAsiaTheme="majorEastAsia"/>
-        </w:rPr>
-        <w:t>nbsp</w:t>
-      </w:r>
-      <w:proofErr w:type="spellEnd"/>
-      <w:r>
-        <w:rPr>
-          <w:rStyle w:val="comment"/>
-          <w:rFonts w:eastAsiaTheme="majorEastAsia"/>
-        </w:rPr>
-        <w:t>;&lt;/</w:t>
-      </w:r>
-      <w:proofErr w:type="spellStart"/>
-      <w:r>
-        <w:rPr>
-          <w:rStyle w:val="comment"/>
-          <w:rFonts w:eastAsiaTheme="majorEastAsia"/>
-        </w:rPr>
-        <w:t>span</w:t>
-      </w:r>
-      <w:proofErr w:type="spellEnd"/>
-      <w:r>
-        <w:rPr>
-          <w:rStyle w:val="comment"/>
-          <w:rFonts w:eastAsiaTheme="majorEastAsia"/>
-        </w:rPr>
-        <w:t>&gt;&lt;</w:t>
-      </w:r>
-      <w:proofErr w:type="spellStart"/>
-      <w:r>
-        <w:rPr>
-          <w:rStyle w:val="comment"/>
-          <w:rFonts w:eastAsiaTheme="majorEastAsia"/>
-        </w:rPr>
-        <w:t>span</w:t>
-      </w:r>
-      <w:proofErr w:type="spellEnd"/>
-      <w:r>
-        <w:rPr>
-          <w:rStyle w:val="comment"/>
-          <w:rFonts w:eastAsiaTheme="majorEastAsia"/>
-        </w:rPr>
-        <w:t>&gt;Parents&lt;/</w:t>
-      </w:r>
-      <w:proofErr w:type="spellStart"/>
-      <w:r>
-        <w:rPr>
-          <w:rStyle w:val="comment"/>
-          <w:rFonts w:eastAsiaTheme="majorEastAsia"/>
-        </w:rPr>
-        <w:t>span</w:t>
-      </w:r>
-      <w:proofErr w:type="spellEnd"/>
-      <w:r>
-        <w:rPr>
-          <w:rStyle w:val="comment"/>
-          <w:rFonts w:eastAsiaTheme="majorEastAsia"/>
-        </w:rPr>
-        <w:t>&gt;&lt;/h2&gt;</w:t>
-      </w:r>
-    </w:p>
-    <w:p>
-      <w:pPr>
-        <w:pStyle w:val="Listing"/>
-        <w:rPr>
-          <w:rStyle w:val="comment"/>
-          <w:rFonts w:eastAsiaTheme="majorEastAsia"/>
-        </w:rPr>
-      </w:pPr>
-      <w:r>
-        <w:rPr>
-          <w:rStyle w:val="comment"/>
-          <w:rFonts w:eastAsiaTheme="majorEastAsia"/>
-        </w:rPr>
-        <w:t>&lt;</w:t>
-      </w:r>
-      <w:proofErr w:type="spellStart"/>
-      <w:proofErr w:type="gramStart"/>
-      <w:r>
-        <w:rPr>
-          <w:rStyle w:val="comment"/>
-          <w:rFonts w:eastAsiaTheme="majorEastAsia"/>
-        </w:rPr>
-        <w:t>ul</w:t>
-      </w:r>
-      <w:proofErr w:type="spellEnd"/>
-      <w:proofErr w:type="gramEnd"/>
-      <w:r>
-        <w:rPr>
-          <w:rStyle w:val="comment"/>
-          <w:rFonts w:eastAsiaTheme="majorEastAsia"/>
-        </w:rPr>
-        <w:t>&gt;</w:t>
-      </w:r>
-    </w:p>
-    <w:p>
-      <w:pPr>
-        <w:pStyle w:val="Listing"/>
-        <w:rPr>
-          <w:rStyle w:val="comment"/>
-          <w:rFonts w:eastAsiaTheme="majorEastAsia"/>
-        </w:rPr>
-      </w:pPr>
-      <w:r>
-        <w:rPr>
-          <w:rStyle w:val="comment"/>
-          <w:rFonts w:eastAsiaTheme="majorEastAsia"/>
-        </w:rPr>
-        <w:t>&lt;</w:t>
-      </w:r>
-      <w:proofErr w:type="gramStart"/>
-      <w:r>
-        <w:rPr>
-          <w:rStyle w:val="comment"/>
-          <w:rFonts w:eastAsiaTheme="majorEastAsia"/>
-        </w:rPr>
-        <w:t>li</w:t>
-      </w:r>
-      <w:proofErr w:type="gramEnd"/>
-      <w:r>
-        <w:rPr>
-          <w:rStyle w:val="comment"/>
-          <w:rFonts w:eastAsiaTheme="majorEastAsia"/>
-        </w:rPr>
-        <w:t xml:space="preserve"> style="</w:t>
-      </w:r>
-      <w:proofErr w:type="spellStart"/>
-      <w:r>
-        <w:rPr>
-          <w:rStyle w:val="comment"/>
-          <w:rFonts w:eastAsiaTheme="majorEastAsia"/>
-        </w:rPr>
-        <w:t>vertical-align:middle;list-style-type:disc</w:t>
-      </w:r>
-      <w:proofErr w:type="spellEnd"/>
-      <w:r>
-        <w:rPr>
-          <w:rStyle w:val="comment"/>
-          <w:rFonts w:eastAsiaTheme="majorEastAsia"/>
-        </w:rPr>
+        <w:t>dir</w:t>
+      </w:r>
+      <w:proofErr w:type="spellEnd"/>
+      <w:r>
+        <w:t>="</w:t>
+      </w:r>
+      <w:proofErr w:type="spellStart"/>
+      <w:r>
+        <w:t>ltr</w:t>
+      </w:r>
+      <w:proofErr w:type="spellEnd"/>
+      <w:r>
+        <w:t>"&gt;ca 1679-1755&lt;/</w:t>
+      </w:r>
+      <w:proofErr w:type="spellStart"/>
+      <w:r>
+        <w:t>bdo</w:t>
+      </w:r>
+      <w:proofErr w:type="spellEnd"/>
+      <w:r>
+        <w:t>&gt; &lt;/li&gt;</w:t>
+      </w:r>
+    </w:p>
+    <w:p>
+      <w:pPr>
+        <w:pStyle w:val="Listing"/>
+      </w:pPr>
+      <w:r>
+        <w:t>&lt;li style="</w:t>
+      </w:r>
+      <w:proofErr w:type="spellStart"/>
+      <w:r>
+        <w:t>vertical-align:middle;list-style-type:circle</w:t>
+      </w:r>
+      <w:proofErr w:type="spellEnd"/>
+      <w:r>
         <w:t>" &gt;</w:t>
       </w:r>
     </w:p>
     <w:p>
       <w:pPr>
         <w:pStyle w:val="Listing"/>
-        <w:rPr>
-          <w:rStyle w:val="comment"/>
-          <w:rFonts w:eastAsiaTheme="majorEastAsia"/>
-        </w:rPr>
-      </w:pPr>
-      <w:r>
-        <w:rPr>
-          <w:rStyle w:val="comment"/>
-          <w:rFonts w:eastAsiaTheme="majorEastAsia"/>
-        </w:rPr>
-        <w:t>&lt;</w:t>
-      </w:r>
-      <w:proofErr w:type="gramStart"/>
-      <w:r>
-        <w:rPr>
-          <w:rStyle w:val="comment"/>
-          <w:rFonts w:eastAsiaTheme="majorEastAsia"/>
-        </w:rPr>
-        <w:t>a  href</w:t>
-      </w:r>
-      <w:proofErr w:type="gramEnd"/>
-      <w:r>
-        <w:rPr>
-          <w:rStyle w:val="comment"/>
-          <w:rFonts w:eastAsiaTheme="majorEastAsia"/>
-        </w:rPr>
-        <w:t>="</w:t>
-      </w:r>
-      <w:proofErr w:type="spellStart"/>
-      <w:r>
-        <w:rPr>
-          <w:rStyle w:val="comment"/>
-          <w:rFonts w:eastAsiaTheme="majorEastAsia"/>
-        </w:rPr>
-        <w:t>fbiet?lang</w:t>
-      </w:r>
-      <w:proofErr w:type="spellEnd"/>
-      <w:r>
-        <w:rPr>
-          <w:rStyle w:val="comment"/>
-          <w:rFonts w:eastAsiaTheme="majorEastAsia"/>
-        </w:rPr>
-        <w:t>=</w:t>
-      </w:r>
-      <w:proofErr w:type="spellStart"/>
-      <w:r>
-        <w:rPr>
-          <w:rStyle w:val="comment"/>
-          <w:rFonts w:eastAsiaTheme="majorEastAsia"/>
-        </w:rPr>
-        <w:t>fr&amp;iz</w:t>
-      </w:r>
-      <w:proofErr w:type="spellEnd"/>
-      <w:r>
-        <w:rPr>
-          <w:rStyle w:val="comment"/>
-          <w:rFonts w:eastAsiaTheme="majorEastAsia"/>
-        </w:rPr>
-        <w:t>=6951&amp;p=</w:t>
-      </w:r>
-      <w:proofErr w:type="spellStart"/>
-      <w:r>
-        <w:rPr>
-          <w:rStyle w:val="comment"/>
-          <w:rFonts w:eastAsiaTheme="majorEastAsia"/>
-        </w:rPr>
-        <w:t>joseph&amp;n</w:t>
-      </w:r>
-      <w:proofErr w:type="spellEnd"/>
-      <w:r>
-        <w:rPr>
-          <w:rStyle w:val="comment"/>
-          <w:rFonts w:eastAsiaTheme="majorEastAsia"/>
-        </w:rPr>
-        <w:t>=</w:t>
-      </w:r>
-      <w:proofErr w:type="spellStart"/>
-      <w:r>
-        <w:rPr>
-          <w:rStyle w:val="comment"/>
-          <w:rFonts w:eastAsiaTheme="majorEastAsia"/>
-        </w:rPr>
-        <w:t>rochet&amp;oc</w:t>
-      </w:r>
-      <w:proofErr w:type="spellEnd"/>
-      <w:r>
-        <w:rPr>
-          <w:rStyle w:val="comment"/>
-          <w:rFonts w:eastAsiaTheme="majorEastAsia"/>
-        </w:rPr>
-        <w:t>=6"&gt;Joseph ROCHET&lt;/a&gt; &lt;</w:t>
-      </w:r>
-      <w:proofErr w:type="spellStart"/>
-      <w:r>
-        <w:rPr>
-          <w:rStyle w:val="comment"/>
-          <w:rFonts w:eastAsiaTheme="majorEastAsia"/>
-        </w:rPr>
-        <w:t>bdo</w:t>
-      </w:r>
-      <w:proofErr w:type="spellEnd"/>
-      <w:r>
-        <w:rPr>
-          <w:rStyle w:val="comment"/>
-          <w:rFonts w:eastAsiaTheme="majorEastAsia"/>
-        </w:rPr>
-        <w:t xml:space="preserve"> </w:t>
-      </w:r>
-      <w:proofErr w:type="spellStart"/>
-      <w:r>
-        <w:rPr>
-          <w:rStyle w:val="comment"/>
-          <w:rFonts w:eastAsiaTheme="majorEastAsia"/>
-        </w:rPr>
-        <w:t>dir</w:t>
-      </w:r>
-      <w:proofErr w:type="spellEnd"/>
-      <w:r>
-        <w:rPr>
-          <w:rStyle w:val="comment"/>
-          <w:rFonts w:eastAsiaTheme="majorEastAsia"/>
-        </w:rPr>
-        <w:t>="</w:t>
-      </w:r>
-      <w:proofErr w:type="spellStart"/>
-      <w:r>
-        <w:rPr>
-          <w:rStyle w:val="comment"/>
-          <w:rFonts w:eastAsiaTheme="majorEastAsia"/>
-        </w:rPr>
-        <w:t>ltr</w:t>
-      </w:r>
-      <w:proofErr w:type="spellEnd"/>
-      <w:r>
-        <w:rPr>
-          <w:rStyle w:val="comment"/>
-          <w:rFonts w:eastAsiaTheme="majorEastAsia"/>
-        </w:rPr>
-        <w:t>"&gt;ca 1679-1755&lt;/</w:t>
-      </w:r>
-      <w:proofErr w:type="spellStart"/>
-      <w:r>
-        <w:rPr>
-          <w:rStyle w:val="comment"/>
-          <w:rFonts w:eastAsiaTheme="majorEastAsia"/>
-        </w:rPr>
-        <w:t>bdo</w:t>
-      </w:r>
-      <w:proofErr w:type="spellEnd"/>
-      <w:r>
-        <w:rPr>
-          <w:rStyle w:val="comment"/>
-          <w:rFonts w:eastAsiaTheme="majorEastAsia"/>
-        </w:rPr>
-        <w:t>&gt; &lt;/li&gt;</w:t>
-      </w:r>
-    </w:p>
-    <w:p>
-      <w:pPr>
-        <w:pStyle w:val="Listing"/>
-        <w:rPr>
-          <w:rStyle w:val="comment"/>
-          <w:rFonts w:eastAsiaTheme="majorEastAsia"/>
-        </w:rPr>
-      </w:pPr>
-      <w:r>
-        <w:rPr>
-          <w:rStyle w:val="comment"/>
-          <w:rFonts w:eastAsiaTheme="majorEastAsia"/>
-        </w:rPr>
-        <w:t>&lt;</w:t>
-      </w:r>
-      <w:proofErr w:type="gramStart"/>
-      <w:r>
-        <w:rPr>
-          <w:rStyle w:val="comment"/>
-          <w:rFonts w:eastAsiaTheme="majorEastAsia"/>
-        </w:rPr>
-        <w:t>li</w:t>
-      </w:r>
-      <w:proofErr w:type="gramEnd"/>
-      <w:r>
-        <w:rPr>
-          <w:rStyle w:val="comment"/>
-          <w:rFonts w:eastAsiaTheme="majorEastAsia"/>
-        </w:rPr>
-        <w:t xml:space="preserve"> style="</w:t>
-      </w:r>
-      <w:proofErr w:type="spellStart"/>
-      <w:r>
-        <w:rPr>
-          <w:rStyle w:val="comment"/>
-          <w:rFonts w:eastAsiaTheme="majorEastAsia"/>
-        </w:rPr>
-        <w:t>vertical-align:middle;list-style-type:circle</w:t>
-      </w:r>
-      <w:proofErr w:type="spellEnd"/>
-      <w:r>
-        <w:rPr>
-          <w:rStyle w:val="comment"/>
-          <w:rFonts w:eastAsiaTheme="majorEastAsia"/>
-        </w:rPr>
-        <w:t>" &gt;</w:t>
-      </w:r>
-    </w:p>
-    <w:p>
-      <w:pPr>
-        <w:pStyle w:val="Listing"/>
-        <w:rPr>
-          <w:rStyle w:val="comment"/>
-          <w:rFonts w:eastAsiaTheme="majorEastAsia"/>
-        </w:rPr>
-      </w:pPr>
-      <w:r>
-        <w:rPr>
-          <w:rStyle w:val="comment"/>
-          <w:rFonts w:eastAsiaTheme="majorEastAsia"/>
-        </w:rPr>
-        <w:t>&lt;</w:t>
-      </w:r>
-      <w:proofErr w:type="gramStart"/>
-      <w:r>
-        <w:rPr>
-          <w:rStyle w:val="comment"/>
-          <w:rFonts w:eastAsiaTheme="majorEastAsia"/>
-        </w:rPr>
-        <w:t>a  href</w:t>
-      </w:r>
-      <w:proofErr w:type="gramEnd"/>
-      <w:r>
-        <w:rPr>
-          <w:rStyle w:val="comment"/>
-          <w:rFonts w:eastAsiaTheme="majorEastAsia"/>
-        </w:rPr>
-        <w:t>="</w:t>
-      </w:r>
-      <w:proofErr w:type="spellStart"/>
-      <w:r>
-        <w:rPr>
-          <w:rStyle w:val="comment"/>
-          <w:rFonts w:eastAsiaTheme="majorEastAsia"/>
-        </w:rPr>
-        <w:t>fbiet?lang</w:t>
-      </w:r>
-      <w:proofErr w:type="spellEnd"/>
-      <w:r>
-        <w:rPr>
-          <w:rStyle w:val="comment"/>
-          <w:rFonts w:eastAsiaTheme="majorEastAsia"/>
-        </w:rPr>
-        <w:t>=</w:t>
-      </w:r>
-      <w:proofErr w:type="spellStart"/>
-      <w:r>
-        <w:rPr>
-          <w:rStyle w:val="comment"/>
-          <w:rFonts w:eastAsiaTheme="majorEastAsia"/>
-        </w:rPr>
-        <w:t>fr&amp;iz</w:t>
-      </w:r>
-      <w:proofErr w:type="spellEnd"/>
-      <w:r>
-        <w:rPr>
-          <w:rStyle w:val="comment"/>
-          <w:rFonts w:eastAsiaTheme="majorEastAsia"/>
-        </w:rPr>
-        <w:t>=6951&amp;p=</w:t>
-      </w:r>
-      <w:proofErr w:type="spellStart"/>
-      <w:r>
-        <w:rPr>
-          <w:rStyle w:val="comment"/>
-          <w:rFonts w:eastAsiaTheme="majorEastAsia"/>
-        </w:rPr>
-        <w:t>jeanne&amp;n</w:t>
-      </w:r>
-      <w:proofErr w:type="spellEnd"/>
-      <w:r>
-        <w:rPr>
-          <w:rStyle w:val="comment"/>
-          <w:rFonts w:eastAsiaTheme="majorEastAsia"/>
-        </w:rPr>
-        <w:t>=</w:t>
-      </w:r>
-      <w:proofErr w:type="spellStart"/>
-      <w:r>
-        <w:rPr>
-          <w:rStyle w:val="comment"/>
-          <w:rFonts w:eastAsiaTheme="majorEastAsia"/>
-        </w:rPr>
-        <w:t>reybard</w:t>
-      </w:r>
-      <w:proofErr w:type="spellEnd"/>
-      <w:r>
-        <w:rPr>
-          <w:rStyle w:val="comment"/>
-          <w:rFonts w:eastAsiaTheme="majorEastAsia"/>
-        </w:rPr>
-        <w:t>"&gt;Jeanne REYBARD&lt;/a&gt; &lt;</w:t>
-      </w:r>
-      <w:proofErr w:type="spellStart"/>
-      <w:r>
-        <w:rPr>
-          <w:rStyle w:val="comment"/>
-          <w:rFonts w:eastAsiaTheme="majorEastAsia"/>
-        </w:rPr>
-        <w:t>bdo</w:t>
-      </w:r>
-      <w:proofErr w:type="spellEnd"/>
-      <w:r>
-        <w:rPr>
-          <w:rStyle w:val="comment"/>
-          <w:rFonts w:eastAsiaTheme="majorEastAsia"/>
-        </w:rPr>
-        <w:t xml:space="preserve"> </w:t>
-      </w:r>
-      <w:proofErr w:type="spellStart"/>
-      <w:r>
-        <w:rPr>
-          <w:rStyle w:val="comment"/>
-          <w:rFonts w:eastAsiaTheme="majorEastAsia"/>
-        </w:rPr>
-        <w:t>dir</w:t>
-      </w:r>
-      <w:proofErr w:type="spellEnd"/>
-      <w:r>
-        <w:rPr>
-          <w:rStyle w:val="comment"/>
-          <w:rFonts w:eastAsiaTheme="majorEastAsia"/>
-        </w:rPr>
-        <w:t>="</w:t>
-      </w:r>
-      <w:proofErr w:type="spellStart"/>
-      <w:r>
-        <w:rPr>
-          <w:rStyle w:val="comment"/>
-          <w:rFonts w:eastAsiaTheme="majorEastAsia"/>
-        </w:rPr>
-        <w:t>ltr</w:t>
-      </w:r>
-      <w:proofErr w:type="spellEnd"/>
-      <w:r>
-        <w:rPr>
-          <w:rStyle w:val="comment"/>
-          <w:rFonts w:eastAsiaTheme="majorEastAsia"/>
-        </w:rPr>
-        <w:t>"&gt;ca 1681-1756&lt;/</w:t>
-      </w:r>
-      <w:proofErr w:type="spellStart"/>
-      <w:r>
-        <w:rPr>
-          <w:rStyle w:val="comment"/>
-          <w:rFonts w:eastAsiaTheme="majorEastAsia"/>
-        </w:rPr>
-        <w:t>bdo</w:t>
-      </w:r>
-      <w:proofErr w:type="spellEnd"/>
-      <w:r>
-        <w:rPr>
-          <w:rStyle w:val="comment"/>
-          <w:rFonts w:eastAsiaTheme="majorEastAsia"/>
-        </w:rPr>
-        <w:t>&gt; &lt;/li&gt;</w:t>
-      </w:r>
-    </w:p>
-    <w:p>
-      <w:pPr>
-        <w:pStyle w:val="Listing"/>
-        <w:rPr>
-          <w:rStyle w:val="comment"/>
-          <w:rFonts w:eastAsiaTheme="majorEastAsia"/>
-        </w:rPr>
-      </w:pPr>
-      <w:r>
-        <w:rPr>
-          <w:rStyle w:val="comment"/>
-          <w:rFonts w:eastAsiaTheme="majorEastAsia"/>
-        </w:rPr>
-        <w:t>&lt;/</w:t>
-      </w:r>
-      <w:proofErr w:type="spellStart"/>
-      <w:r>
-        <w:rPr>
-          <w:rStyle w:val="comment"/>
-          <w:rFonts w:eastAsiaTheme="majorEastAsia"/>
-        </w:rPr>
-        <w:t>ul</w:t>
-      </w:r>
-      <w:proofErr w:type="spellEnd"/>
-      <w:r>
-        <w:rPr>
-          <w:rStyle w:val="comment"/>
-          <w:rFonts w:eastAsiaTheme="majorEastAsia"/>
-        </w:rPr>
-        <w:t>&gt;</w:t>
-      </w:r>
-    </w:p>
-    <w:p>
-      <w:pPr>
-        <w:pStyle w:val="Listing"/>
-        <w:rPr>
-          <w:rStyle w:val="comment"/>
-          <w:rFonts w:eastAsiaTheme="majorEastAsia"/>
-        </w:rPr>
-      </w:pPr>
-    </w:p>
-    <w:p>
-      <w:pPr>
-        <w:pStyle w:val="Listing"/>
-        <w:rPr>
-          <w:rStyle w:val="comment"/>
-          <w:rFonts w:eastAsiaTheme="majorEastAsia"/>
-        </w:rPr>
-      </w:pPr>
-      <w:r>
-        <w:rPr>
-          <w:rStyle w:val="comment"/>
-          <w:rFonts w:eastAsiaTheme="majorEastAsia"/>
-        </w:rPr>
-        <w:t>…</w:t>
-      </w:r>
-    </w:p>
-    <w:p>
-      <w:pPr>
-        <w:pStyle w:val="Listing"/>
-      </w:pPr>
-      <w:proofErr w:type="gramStart"/>
-      <w:r>
-        <w:rPr>
-          <w:rStyle w:val="comment"/>
-          <w:rFonts w:eastAsiaTheme="majorEastAsia"/>
-        </w:rPr>
-        <w:t>&lt;!--</w:t>
-      </w:r>
-      <w:proofErr w:type="gramEnd"/>
-      <w:r>
-        <w:rPr>
-          <w:rStyle w:val="comment"/>
-          <w:rFonts w:eastAsiaTheme="majorEastAsia"/>
-        </w:rPr>
-        <w:t xml:space="preserve"> sources --&gt;</w:t>
-      </w:r>
-    </w:p>
-    <w:p>
-      <w:pPr>
-        <w:pStyle w:val="Listing"/>
-      </w:pPr>
-      <w:r>
-        <w:t>&lt;</w:t>
-      </w:r>
-      <w:proofErr w:type="gramStart"/>
-      <w:r>
-        <w:rPr>
-          <w:rStyle w:val="start-tag"/>
-        </w:rPr>
-        <w:t>h</w:t>
-      </w:r>
-      <w:proofErr w:type="gramEnd"/>
-      <w:r>
-        <w:rPr>
-          <w:rStyle w:val="start-tag"/>
-        </w:rPr>
-        <w:t>2</w:t>
-      </w:r>
-      <w:r>
-        <w:t>&gt;&lt;</w:t>
-      </w:r>
-      <w:proofErr w:type="spellStart"/>
-      <w:r>
-        <w:rPr>
-          <w:rStyle w:val="start-tag"/>
-        </w:rPr>
-        <w:t>span</w:t>
-      </w:r>
-      <w:proofErr w:type="spellEnd"/>
-      <w:r>
-        <w:t xml:space="preserve"> </w:t>
-      </w:r>
-      <w:r>
-        <w:rPr>
-          <w:rStyle w:val="attribute-name"/>
-        </w:rPr>
-        <w:t>class</w:t>
-      </w:r>
-      <w:r>
-        <w:t>="</w:t>
-      </w:r>
-      <w:proofErr w:type="spellStart"/>
-      <w:r>
-        <w:t>htitle</w:t>
-      </w:r>
-      <w:proofErr w:type="spellEnd"/>
-      <w:r>
-        <w:t>"&gt;</w:t>
-      </w:r>
-      <w:r>
-        <w:rPr>
-          <w:rStyle w:val="entity"/>
-          <w:rFonts w:eastAsiaTheme="majorEastAsia"/>
-        </w:rPr>
-        <w:t>&amp;</w:t>
-      </w:r>
-      <w:proofErr w:type="spellStart"/>
-      <w:r>
-        <w:rPr>
-          <w:rStyle w:val="entity"/>
-          <w:rFonts w:eastAsiaTheme="majorEastAsia"/>
-        </w:rPr>
-        <w:t>nbsp</w:t>
-      </w:r>
-      <w:proofErr w:type="spellEnd"/>
-      <w:r>
-        <w:rPr>
-          <w:rStyle w:val="entity"/>
-          <w:rFonts w:eastAsiaTheme="majorEastAsia"/>
-        </w:rPr>
-        <w:t>;</w:t>
-      </w:r>
-      <w:r>
-        <w:t>&lt;/</w:t>
-      </w:r>
-      <w:proofErr w:type="spellStart"/>
-      <w:r>
-        <w:rPr>
-          <w:rStyle w:val="end-tag"/>
-          <w:rFonts w:eastAsiaTheme="majorEastAsia"/>
-        </w:rPr>
-        <w:t>span</w:t>
-      </w:r>
-      <w:proofErr w:type="spellEnd"/>
-      <w:r>
-        <w:t>&gt;&lt;</w:t>
-      </w:r>
-      <w:proofErr w:type="spellStart"/>
-      <w:r>
-        <w:rPr>
-          <w:rStyle w:val="start-tag"/>
-        </w:rPr>
-        <w:t>span</w:t>
-      </w:r>
-      <w:proofErr w:type="spellEnd"/>
-      <w:r>
-        <w:t>&gt;Sources&lt;/</w:t>
-      </w:r>
-      <w:proofErr w:type="spellStart"/>
-      <w:r>
-        <w:rPr>
-          <w:rStyle w:val="end-tag"/>
-          <w:rFonts w:eastAsiaTheme="majorEastAsia"/>
-        </w:rPr>
-        <w:t>span</w:t>
-      </w:r>
-      <w:proofErr w:type="spellEnd"/>
-      <w:r>
-        <w:t>&gt;&lt;/</w:t>
-      </w:r>
-      <w:r>
-        <w:rPr>
-          <w:rStyle w:val="end-tag"/>
-          <w:rFonts w:eastAsiaTheme="majorEastAsia"/>
-        </w:rPr>
-        <w:t>h2</w:t>
-      </w:r>
-      <w:r>
-        <w:t>&gt;</w:t>
-      </w:r>
-    </w:p>
-    <w:p>
-      <w:pPr>
-        <w:pStyle w:val="Listing"/>
-      </w:pPr>
-      <w:r>
-        <w:t>&lt;</w:t>
-      </w:r>
-      <w:proofErr w:type="spellStart"/>
-      <w:proofErr w:type="gramStart"/>
-      <w:r>
-        <w:rPr>
-          <w:rStyle w:val="start-tag"/>
-        </w:rPr>
-        <w:t>em</w:t>
-      </w:r>
-      <w:proofErr w:type="spellEnd"/>
-      <w:proofErr w:type="gramEnd"/>
-      <w:r>
-        <w:t>&gt;</w:t>
-      </w:r>
-    </w:p>
-    <w:p>
-      <w:pPr>
-        <w:pStyle w:val="Listing"/>
-      </w:pPr>
-      <w:r>
-        <w:t>&lt;</w:t>
-      </w:r>
-      <w:proofErr w:type="spellStart"/>
-      <w:proofErr w:type="gramStart"/>
-      <w:r>
-        <w:rPr>
-          <w:rStyle w:val="start-tag"/>
-        </w:rPr>
-        <w:t>ul</w:t>
-      </w:r>
-      <w:proofErr w:type="spellEnd"/>
-      <w:proofErr w:type="gramEnd"/>
-      <w:r>
-        <w:t>&gt;</w:t>
-      </w:r>
-    </w:p>
-    <w:p>
-      <w:pPr>
-        <w:pStyle w:val="Listing"/>
-      </w:pPr>
-      <w:r>
-        <w:t>&lt;</w:t>
-      </w:r>
-      <w:proofErr w:type="gramStart"/>
-      <w:r>
-        <w:rPr>
-          <w:rStyle w:val="start-tag"/>
-        </w:rPr>
-        <w:t>li</w:t>
-      </w:r>
-      <w:proofErr w:type="gramEnd"/>
-      <w:r>
-        <w:t>&gt;Union: Paroissiaux de Coisia(39) (1740) - Acte de mariage religieux de ROCHET et GUILLOT - 9 FEB 1740 - AD 39 - Mariages 1740 Coisia(39) page 116/150 - Internet&lt;/</w:t>
-      </w:r>
-      <w:r>
-        <w:rPr>
-          <w:rStyle w:val="end-tag"/>
-          <w:rFonts w:eastAsiaTheme="majorEastAsia"/>
-        </w:rPr>
-        <w:t>li</w:t>
-      </w:r>
-      <w:r>
-        <w:t>&gt;</w:t>
-      </w:r>
-    </w:p>
-    <w:p>
-      <w:pPr>
-        <w:pStyle w:val="Listing"/>
-      </w:pPr>
-      <w:r>
-        <w:t>&lt;</w:t>
-      </w:r>
-      <w:proofErr w:type="gramStart"/>
-      <w:r>
-        <w:rPr>
-          <w:rStyle w:val="start-tag"/>
-        </w:rPr>
-        <w:t>li</w:t>
-      </w:r>
-      <w:proofErr w:type="gramEnd"/>
-      <w:r>
-        <w:t>&gt;Décès: Etat civil de Coisia(39) (1792) - Acte de décès de ROCHET Didier - 9 DEC 1792 - AD 39 - Décès 1792 Coisia(39) page 177/177 - Internet&lt;/</w:t>
-      </w:r>
-      <w:r>
-        <w:rPr>
-          <w:rStyle w:val="end-tag"/>
-          <w:rFonts w:eastAsiaTheme="majorEastAsia"/>
-        </w:rPr>
-        <w:t>li</w:t>
-      </w:r>
-      <w:r>
-        <w:t>&gt;</w:t>
-      </w:r>
-    </w:p>
-    <w:p>
-      <w:pPr>
-        <w:pStyle w:val="Listing"/>
-      </w:pPr>
-      <w:r>
-        <w:t>&lt;/</w:t>
-      </w:r>
-      <w:proofErr w:type="spellStart"/>
-      <w:r>
-        <w:rPr>
-          <w:rStyle w:val="end-tag"/>
-          <w:rFonts w:eastAsiaTheme="majorEastAsia"/>
-        </w:rPr>
-        <w:t>ul</w:t>
-      </w:r>
-      <w:proofErr w:type="spellEnd"/>
-      <w:r>
-        <w:t>&gt;</w:t>
-      </w:r>
-    </w:p>
-    <w:p>
-      <w:pPr>
-        <w:pStyle w:val="Listing"/>
-        <w:rPr>
-          <w:rStyle w:val="comment"/>
-          <w:rFonts w:eastAsiaTheme="majorEastAsia"/>
-        </w:rPr>
-      </w:pPr>
-    </w:p>
-    <w:p/>
-    <w:p>
-      <w:r>
-        <w:t xml:space="preserve">Avec </w:t>
-      </w:r>
-      <w:proofErr w:type="spellStart"/>
-      <w:r>
-        <w:t>Scrapy</w:t>
-      </w:r>
-      <w:proofErr w:type="spellEnd"/>
-      <w:r>
-        <w:t> :</w:t>
-      </w:r>
-    </w:p>
-    <w:p>
-      <w:pPr>
-        <w:pStyle w:val="Listing"/>
-      </w:pPr>
-      <w:proofErr w:type="gramStart"/>
-      <w:r>
-        <w:t>&lt;!--</w:t>
-      </w:r>
-      <w:proofErr w:type="gramEnd"/>
-      <w:r>
-        <w:t xml:space="preserve">  Portrait --&gt;</w:t>
-      </w:r>
-    </w:p>
-    <w:p>
-      <w:pPr>
-        <w:pStyle w:val="Listing"/>
-      </w:pPr>
-      <w:r>
-        <w:t>&lt;</w:t>
-      </w:r>
-      <w:proofErr w:type="gramStart"/>
-      <w:r>
-        <w:t>div</w:t>
-      </w:r>
-      <w:proofErr w:type="gramEnd"/>
-      <w:r>
-        <w:t xml:space="preserve"> id="</w:t>
-      </w:r>
-      <w:proofErr w:type="spellStart"/>
-      <w:r>
-        <w:t>person-title</w:t>
-      </w:r>
-      <w:proofErr w:type="spellEnd"/>
-      <w:r>
-        <w:t>" class="</w:t>
-      </w:r>
-      <w:proofErr w:type="spellStart"/>
-      <w:r>
-        <w:t>row</w:t>
-      </w:r>
-      <w:proofErr w:type="spellEnd"/>
-      <w:r>
-        <w:t xml:space="preserve"> </w:t>
-      </w:r>
-      <w:proofErr w:type="spellStart"/>
-      <w:r>
-        <w:t>clearfix</w:t>
-      </w:r>
-      <w:proofErr w:type="spellEnd"/>
-      <w:r>
-        <w:t>"&gt;</w:t>
-      </w:r>
-    </w:p>
-    <w:p>
-      <w:pPr>
-        <w:pStyle w:val="Listing"/>
-      </w:pPr>
-      <w:r>
-        <w:t>&lt;</w:t>
-      </w:r>
-      <w:proofErr w:type="gramStart"/>
-      <w:r>
-        <w:t>div</w:t>
-      </w:r>
-      <w:proofErr w:type="gramEnd"/>
-      <w:r>
-        <w:t xml:space="preserve"> class="</w:t>
-      </w:r>
-      <w:proofErr w:type="spellStart"/>
-      <w:r>
-        <w:t>columns</w:t>
-      </w:r>
-      <w:proofErr w:type="spellEnd"/>
-      <w:r>
-        <w:t>"&gt;</w:t>
-      </w:r>
-    </w:p>
-    <w:p>
-      <w:pPr>
-        <w:pStyle w:val="Listing"/>
-      </w:pPr>
-      <w:r>
-        <w:t>&lt;</w:t>
-      </w:r>
-      <w:proofErr w:type="gramStart"/>
-      <w:r>
-        <w:t>h</w:t>
-      </w:r>
-      <w:proofErr w:type="gramEnd"/>
-      <w:r>
-        <w:t>1 class="</w:t>
-      </w:r>
-      <w:proofErr w:type="spellStart"/>
-      <w:r>
-        <w:t>with_tabs</w:t>
-      </w:r>
-      <w:proofErr w:type="spellEnd"/>
-      <w:r>
-        <w:t xml:space="preserve"> </w:t>
-      </w:r>
-      <w:proofErr w:type="spellStart"/>
-      <w:r>
-        <w:t>name</w:t>
-      </w:r>
-      <w:proofErr w:type="spellEnd"/>
-      <w:r>
-        <w:t>"&gt;</w:t>
-      </w:r>
-    </w:p>
-    <w:p>
-      <w:pPr>
-        <w:pStyle w:val="Listing"/>
-      </w:pPr>
-      <w:r>
-        <w:t>&lt;</w:t>
-      </w:r>
-      <w:proofErr w:type="spellStart"/>
-      <w:proofErr w:type="gramStart"/>
-      <w:r>
-        <w:t>img</w:t>
-      </w:r>
-      <w:proofErr w:type="spellEnd"/>
-      <w:proofErr w:type="gramEnd"/>
-      <w:r>
-        <w:t xml:space="preserve"> src="images/male.png" alt="M" </w:t>
-      </w:r>
-      <w:proofErr w:type="spellStart"/>
-      <w:r>
-        <w:t>title</w:t>
-      </w:r>
-      <w:proofErr w:type="spellEnd"/>
-      <w:r>
-        <w:t>="M"&gt;&amp;</w:t>
-      </w:r>
-      <w:proofErr w:type="spellStart"/>
-      <w:r>
-        <w:t>nbsp</w:t>
-      </w:r>
-      <w:proofErr w:type="spellEnd"/>
-      <w:r>
-        <w:t>;</w:t>
-      </w:r>
-    </w:p>
-    <w:p>
-      <w:pPr>
-        <w:pStyle w:val="Listing"/>
-      </w:pPr>
-      <w:r>
-        <w:t>&lt;</w:t>
-      </w:r>
-      <w:proofErr w:type="gramStart"/>
-      <w:r>
-        <w:t>a</w:t>
-      </w:r>
-      <w:proofErr w:type="gramEnd"/>
-      <w:r>
-        <w:t xml:space="preserve"> href="</w:t>
-      </w:r>
-      <w:proofErr w:type="spellStart"/>
-      <w:r>
-        <w:t>fbiet?lang</w:t>
-      </w:r>
-      <w:proofErr w:type="spellEnd"/>
-      <w:r>
-        <w:t>=</w:t>
-      </w:r>
-      <w:proofErr w:type="spellStart"/>
-      <w:r>
-        <w:t>en&amp;iz</w:t>
-      </w:r>
-      <w:proofErr w:type="spellEnd"/>
-      <w:r>
-        <w:t>=6951&amp;m=</w:t>
-      </w:r>
-      <w:proofErr w:type="spellStart"/>
-      <w:r>
-        <w:t>P&amp;v</w:t>
-      </w:r>
-      <w:proofErr w:type="spellEnd"/>
-      <w:r>
-        <w:t>=</w:t>
-      </w:r>
-      <w:proofErr w:type="spellStart"/>
-      <w:r>
-        <w:t>didier</w:t>
-      </w:r>
-      <w:proofErr w:type="spellEnd"/>
-      <w:r>
-        <w:t>"&gt;Didier&lt;/a&gt;</w:t>
-      </w:r>
-    </w:p>
-    <w:p>
-      <w:pPr>
-        <w:pStyle w:val="Listing"/>
-      </w:pPr>
-      <w:r>
-        <w:lastRenderedPageBreak/>
-        <w:t>&lt;</w:t>
-      </w:r>
-      <w:proofErr w:type="gramStart"/>
-      <w:r>
-        <w:t>a</w:t>
-      </w:r>
-      <w:proofErr w:type="gramEnd"/>
-      <w:r>
-        <w:t xml:space="preserve"> href="</w:t>
-      </w:r>
-      <w:proofErr w:type="spellStart"/>
-      <w:r>
-        <w:t>fbiet?lang</w:t>
-      </w:r>
-      <w:proofErr w:type="spellEnd"/>
-      <w:r>
-        <w:t>=</w:t>
-      </w:r>
-      <w:proofErr w:type="spellStart"/>
-      <w:r>
-        <w:t>en&amp;iz</w:t>
-      </w:r>
-      <w:proofErr w:type="spellEnd"/>
-      <w:r>
-        <w:t>=6951&amp;m=</w:t>
-      </w:r>
-      <w:proofErr w:type="spellStart"/>
-      <w:r>
-        <w:t>N&amp;v</w:t>
-      </w:r>
-      <w:proofErr w:type="spellEnd"/>
-      <w:r>
-        <w:t>=rochet"&gt;ROCHET&lt;/a&gt;</w:t>
-      </w:r>
-    </w:p>
-    <w:p>
-      <w:pPr>
-        <w:pStyle w:val="Listing"/>
-      </w:pPr>
-      <w:r>
-        <w:t>&lt;/h1&gt;</w:t>
-      </w:r>
-    </w:p>
-    <w:p>
-      <w:pPr>
-        <w:pStyle w:val="Listing"/>
-      </w:pPr>
-      <w:r>
-        <w:t>&lt;</w:t>
-      </w:r>
-      <w:proofErr w:type="gramStart"/>
-      <w:r>
-        <w:t>div</w:t>
-      </w:r>
-      <w:proofErr w:type="gramEnd"/>
-      <w:r>
-        <w:t xml:space="preserve"> class="action-buttons not-</w:t>
-      </w:r>
-      <w:proofErr w:type="spellStart"/>
-      <w:r>
-        <w:t>printable</w:t>
-      </w:r>
-      <w:proofErr w:type="spellEnd"/>
-      <w:r>
-        <w:t>"&gt;</w:t>
-      </w:r>
-    </w:p>
-    <w:p>
-      <w:pPr>
-        <w:pStyle w:val="Listing"/>
-      </w:pPr>
-    </w:p>
-    <w:p>
-      <w:pPr>
-        <w:pStyle w:val="Listing"/>
-      </w:pPr>
-      <w:r>
-        <w:t>&lt;/div&gt;</w:t>
-      </w:r>
-    </w:p>
-    <w:p>
-      <w:pPr>
-        <w:pStyle w:val="Listing"/>
-      </w:pPr>
-      <w:r>
-        <w:t>&lt;/div&gt;</w:t>
-      </w:r>
-    </w:p>
-    <w:p>
-      <w:pPr>
-        <w:pStyle w:val="Listing"/>
-      </w:pPr>
-      <w:r>
-        <w:t>&lt;/div&gt;</w:t>
-      </w:r>
-    </w:p>
-    <w:p>
-      <w:pPr>
-        <w:pStyle w:val="Listing"/>
-      </w:pPr>
-      <w:r>
-        <w:t>&lt;</w:t>
-      </w:r>
-      <w:proofErr w:type="spellStart"/>
-      <w:proofErr w:type="gramStart"/>
-      <w:r>
-        <w:t>ul</w:t>
-      </w:r>
-      <w:proofErr w:type="spellEnd"/>
-      <w:proofErr w:type="gramEnd"/>
-      <w:r>
-        <w:t>&gt;</w:t>
-      </w:r>
-    </w:p>
-    <w:p>
-      <w:pPr>
-        <w:pStyle w:val="Listing"/>
-      </w:pPr>
-      <w:r>
-        <w:t>&lt;</w:t>
-      </w:r>
-      <w:proofErr w:type="gramStart"/>
-      <w:r>
-        <w:t>li</w:t>
-      </w:r>
-      <w:proofErr w:type="gramEnd"/>
-      <w:r>
-        <w:t>&gt;Born about&amp;nbsp;1704&lt;/li&gt;</w:t>
-      </w:r>
-    </w:p>
-    <w:p>
-      <w:pPr>
-        <w:pStyle w:val="Listing"/>
-      </w:pPr>
-      <w:r>
-        <w:t>&lt;</w:t>
-      </w:r>
-      <w:proofErr w:type="gramStart"/>
-      <w:r>
-        <w:t>li</w:t>
-      </w:r>
-      <w:proofErr w:type="gramEnd"/>
-      <w:r>
-        <w:t>&gt;</w:t>
-      </w:r>
-      <w:proofErr w:type="spellStart"/>
-      <w:r>
-        <w:t>Deceased</w:t>
-      </w:r>
-      <w:proofErr w:type="spellEnd"/>
-      <w:r>
-        <w:t xml:space="preserve"> 9&amp;nbsp;December&amp;nbsp;1792 - Thoirette Coisia, 39240, Jura, Franche-Comté, FRANCE,</w:t>
-      </w:r>
-    </w:p>
-    <w:p>
-      <w:pPr>
-        <w:pStyle w:val="Listing"/>
-      </w:pPr>
-      <w:proofErr w:type="spellStart"/>
-      <w:proofErr w:type="gramStart"/>
-      <w:r>
-        <w:t>aged</w:t>
-      </w:r>
-      <w:proofErr w:type="spellEnd"/>
-      <w:proofErr w:type="gramEnd"/>
-      <w:r>
-        <w:t xml:space="preserve"> about 88 </w:t>
-      </w:r>
-      <w:proofErr w:type="spellStart"/>
-      <w:r>
-        <w:t>years</w:t>
-      </w:r>
-      <w:proofErr w:type="spellEnd"/>
-      <w:r>
-        <w:t xml:space="preserve"> </w:t>
-      </w:r>
-      <w:proofErr w:type="spellStart"/>
-      <w:r>
-        <w:t>old</w:t>
-      </w:r>
-      <w:proofErr w:type="spellEnd"/>
-      <w:r>
-        <w:t>&lt;/li&gt;</w:t>
-      </w:r>
-    </w:p>
-    <w:p>
-      <w:pPr>
-        <w:pStyle w:val="Listing"/>
-      </w:pPr>
-      <w:r>
-        <w:t>&lt;</w:t>
-      </w:r>
-      <w:proofErr w:type="gramStart"/>
-      <w:r>
-        <w:t>li</w:t>
-      </w:r>
-      <w:proofErr w:type="gramEnd"/>
-      <w:r>
-        <w:t>&gt;Laboureur(02 et 12/1792)&lt;/li&gt;</w:t>
-      </w:r>
-    </w:p>
-    <w:p>
-      <w:pPr>
-        <w:pStyle w:val="Listing"/>
-      </w:pPr>
-      <w:r>
-        <w:t>&lt;/</w:t>
-      </w:r>
-      <w:proofErr w:type="spellStart"/>
-      <w:r>
-        <w:t>ul</w:t>
-      </w:r>
-      <w:proofErr w:type="spellEnd"/>
-      <w:r>
-        <w:t>&gt;</w:t>
-      </w:r>
-    </w:p>
-    <w:p>
-      <w:pPr>
-        <w:pStyle w:val="Listing"/>
-      </w:pPr>
-    </w:p>
-    <w:p>
-      <w:pPr>
-        <w:pStyle w:val="Listing"/>
-      </w:pPr>
-    </w:p>
-    <w:p>
-      <w:pPr>
-        <w:pStyle w:val="Listing"/>
-      </w:pPr>
-      <w:proofErr w:type="gramStart"/>
-      <w:r>
-        <w:t>&lt;!--</w:t>
-      </w:r>
-      <w:proofErr w:type="gramEnd"/>
-      <w:r>
-        <w:t xml:space="preserve"> Parents simple --&gt;</w:t>
-      </w:r>
-    </w:p>
-    <w:p>
-      <w:pPr>
-        <w:pStyle w:val="Listing"/>
-      </w:pPr>
-      <w:r>
-        <w:t>&lt;</w:t>
-      </w:r>
-      <w:proofErr w:type="gramStart"/>
-      <w:r>
-        <w:t>h</w:t>
-      </w:r>
-      <w:proofErr w:type="gramEnd"/>
-      <w:r>
-        <w:t>2&gt;&lt;</w:t>
-      </w:r>
-      <w:proofErr w:type="spellStart"/>
-      <w:r>
-        <w:t>span</w:t>
-      </w:r>
-      <w:proofErr w:type="spellEnd"/>
-      <w:r>
-        <w:t xml:space="preserve"> class="</w:t>
-      </w:r>
-      <w:proofErr w:type="spellStart"/>
-      <w:r>
-        <w:t>htitle</w:t>
-      </w:r>
-      <w:proofErr w:type="spellEnd"/>
-      <w:r>
-        <w:t>"&gt;&amp;</w:t>
-      </w:r>
-      <w:proofErr w:type="spellStart"/>
-      <w:r>
-        <w:t>nbsp</w:t>
-      </w:r>
-      <w:proofErr w:type="spellEnd"/>
-      <w:r>
-        <w:t>;&lt;/</w:t>
-      </w:r>
-      <w:proofErr w:type="spellStart"/>
-      <w:r>
-        <w:t>span</w:t>
-      </w:r>
-      <w:proofErr w:type="spellEnd"/>
-      <w:r>
-        <w:t>&gt;&lt;</w:t>
-      </w:r>
-      <w:proofErr w:type="spellStart"/>
-      <w:r>
-        <w:t>span</w:t>
-      </w:r>
-      <w:proofErr w:type="spellEnd"/>
-      <w:r>
-        <w:t>&gt;Parents&lt;/</w:t>
-      </w:r>
-      <w:proofErr w:type="spellStart"/>
-      <w:r>
-        <w:t>span</w:t>
-      </w:r>
-      <w:proofErr w:type="spellEnd"/>
-      <w:r>
-        <w:t>&gt;&lt;/h2&gt;</w:t>
-      </w:r>
-    </w:p>
-    <w:p>
-      <w:pPr>
-        <w:pStyle w:val="Listing"/>
-      </w:pPr>
-      <w:r>
-        <w:t>&lt;</w:t>
-      </w:r>
-      <w:proofErr w:type="spellStart"/>
-      <w:proofErr w:type="gramStart"/>
-      <w:r>
-        <w:t>ul</w:t>
-      </w:r>
-      <w:proofErr w:type="spellEnd"/>
-      <w:proofErr w:type="gramEnd"/>
-      <w:r>
-        <w:t>&gt;</w:t>
-      </w:r>
-    </w:p>
-    <w:p>
-      <w:pPr>
-        <w:pStyle w:val="Listing"/>
-      </w:pPr>
-      <w:r>
-        <w:t>&lt;</w:t>
-      </w:r>
-      <w:proofErr w:type="gramStart"/>
-      <w:r>
-        <w:t>li</w:t>
-      </w:r>
-      <w:proofErr w:type="gramEnd"/>
-      <w:r>
-        <w:t xml:space="preserve"> style="</w:t>
-      </w:r>
-      <w:proofErr w:type="spellStart"/>
-      <w:r>
-        <w:t>vertical-align:middle;list-style-type:disc</w:t>
-      </w:r>
-      <w:proofErr w:type="spellEnd"/>
-      <w:r>
-        <w:t>" &gt;</w:t>
-      </w:r>
-    </w:p>
-    <w:p>
-      <w:pPr>
-        <w:pStyle w:val="Listing"/>
-      </w:pPr>
-      <w:r>
-        <w:t>&lt;</w:t>
-      </w:r>
-      <w:proofErr w:type="gramStart"/>
-      <w:r>
-        <w:t>a  href</w:t>
-      </w:r>
-      <w:proofErr w:type="gramEnd"/>
-      <w:r>
-        <w:t>="</w:t>
-      </w:r>
-      <w:proofErr w:type="spellStart"/>
-      <w:r>
-        <w:t>fbiet?lang</w:t>
-      </w:r>
-      <w:proofErr w:type="spellEnd"/>
-      <w:r>
-        <w:t>=</w:t>
-      </w:r>
-      <w:proofErr w:type="spellStart"/>
-      <w:r>
-        <w:t>en&amp;iz</w:t>
-      </w:r>
-      <w:proofErr w:type="spellEnd"/>
-      <w:r>
-        <w:t>=6951&amp;p=</w:t>
-      </w:r>
-      <w:proofErr w:type="spellStart"/>
-      <w:r>
-        <w:t>joseph&amp;n</w:t>
-      </w:r>
-      <w:proofErr w:type="spellEnd"/>
-      <w:r>
-        <w:t>=</w:t>
-      </w:r>
-      <w:proofErr w:type="spellStart"/>
-      <w:r>
-        <w:t>rochet&amp;oc</w:t>
-      </w:r>
-      <w:proofErr w:type="spellEnd"/>
-      <w:r>
-        <w:t>=6"&gt;Joseph ROCHET&lt;/a&gt; &lt;</w:t>
-      </w:r>
-      <w:proofErr w:type="spellStart"/>
-      <w:r>
-        <w:t>bdo</w:t>
-      </w:r>
-      <w:proofErr w:type="spellEnd"/>
-      <w:r>
-        <w:t xml:space="preserve"> </w:t>
-      </w:r>
-      <w:proofErr w:type="spellStart"/>
-      <w:r>
-        <w:t>dir</w:t>
-      </w:r>
-      <w:proofErr w:type="spellEnd"/>
-      <w:r>
-        <w:t>="</w:t>
-      </w:r>
-      <w:proofErr w:type="spellStart"/>
-      <w:r>
-        <w:t>ltr</w:t>
-      </w:r>
-      <w:proofErr w:type="spellEnd"/>
-      <w:r>
-        <w:t>"&gt;ca 1679-1755&lt;/</w:t>
-      </w:r>
-      <w:proofErr w:type="spellStart"/>
-      <w:r>
-        <w:t>bdo</w:t>
-      </w:r>
-      <w:proofErr w:type="spellEnd"/>
-      <w:r>
-        <w:t>&gt; &lt;/li&gt;</w:t>
-      </w:r>
-    </w:p>
-    <w:p>
-      <w:pPr>
-        <w:pStyle w:val="Listing"/>
-      </w:pPr>
-      <w:r>
-        <w:t>&lt;</w:t>
-      </w:r>
-      <w:proofErr w:type="gramStart"/>
-      <w:r>
-        <w:t>li</w:t>
-      </w:r>
-      <w:proofErr w:type="gramEnd"/>
-      <w:r>
-        <w:t xml:space="preserve"> style="</w:t>
-      </w:r>
-      <w:proofErr w:type="spellStart"/>
-      <w:r>
-        <w:t>vertical-align:middle;list-style-type:circle</w:t>
-      </w:r>
-      <w:proofErr w:type="spellEnd"/>
-      <w:r>
-        <w:t>" &gt;</w:t>
-      </w:r>
-    </w:p>
-    <w:p>
-      <w:pPr>
-        <w:pStyle w:val="Listing"/>
-      </w:pPr>
-      <w:r>
-        <w:t>&lt;</w:t>
-      </w:r>
-      <w:proofErr w:type="gramStart"/>
-      <w:r>
-        <w:t>a  href</w:t>
-      </w:r>
-      <w:proofErr w:type="gramEnd"/>
-      <w:r>
-        <w:t>="</w:t>
+      </w:pPr>
+      <w:r>
+        <w:t>&lt;a  href="</w:t>
       </w:r>
       <w:proofErr w:type="spellStart"/>
       <w:r>
@@ -9578,7 +8697,6 @@
         </w:rPr>
       </w:pPr>
       <w:proofErr w:type="spellStart"/>
-      <w:proofErr w:type="gramStart"/>
       <w:r>
         <w:rPr>
           <w:rStyle w:val="n"/>
@@ -9587,7 +8705,6 @@
         <w:t>person</w:t>
       </w:r>
       <w:proofErr w:type="spellEnd"/>
-      <w:proofErr w:type="gramEnd"/>
       <w:r>
         <w:t xml:space="preserve"> </w:t>
       </w:r>
@@ -9706,39 +8823,24 @@
       <w:pPr>
         <w:pStyle w:val="PrformatHTML"/>
       </w:pPr>
-      <w:proofErr w:type="gramStart"/>
-      <w:r>
-        <w:t>response.xpath</w:t>
-      </w:r>
-      <w:proofErr w:type="gramEnd"/>
-      <w:r>
-        <w:t>("//div[@id='person-title']//div//h1//a//text()")[0].extract()</w:t>
+      <w:r>
+        <w:t>response.xpath("//div[@id='person-title']//div//h1//a//text()")[0].extract()</w:t>
       </w:r>
     </w:p>
     <w:p>
       <w:pPr>
         <w:pStyle w:val="PrformatHTML"/>
       </w:pPr>
-      <w:proofErr w:type="gramStart"/>
-      <w:r>
-        <w:t>ou</w:t>
-      </w:r>
-      <w:proofErr w:type="gramEnd"/>
-      <w:r>
-        <w:t> :</w:t>
+      <w:r>
+        <w:t>ou :</w:t>
       </w:r>
     </w:p>
     <w:p>
       <w:pPr>
         <w:pStyle w:val="PrformatHTML"/>
       </w:pPr>
-      <w:proofErr w:type="gramStart"/>
-      <w:r>
-        <w:t>response.xpath</w:t>
-      </w:r>
-      <w:proofErr w:type="gramEnd"/>
-      <w:r>
-        <w:t>("//div[@id='person-title']//div//h1//a[1]//text()").extract()</w:t>
+      <w:r>
+        <w:t>response.xpath("//div[@id='person-title']//div//h1//a[1]//text()").extract()</w:t>
       </w:r>
     </w:p>
     <w:p>
@@ -9751,7 +8853,6 @@
         <w:pStyle w:val="PrformatHTML"/>
       </w:pPr>
       <w:proofErr w:type="spellStart"/>
-      <w:proofErr w:type="gramStart"/>
       <w:r>
         <w:rPr>
           <w:rStyle w:val="n"/>
@@ -9760,7 +8861,6 @@
         <w:t>scrapy</w:t>
       </w:r>
       <w:proofErr w:type="spellEnd"/>
-      <w:proofErr w:type="gramEnd"/>
       <w:r>
         <w:t xml:space="preserve"> </w:t>
       </w:r>
@@ -9791,12 +8891,10 @@
         <w:pStyle w:val="PrformatHTML"/>
       </w:pPr>
       <w:proofErr w:type="spellStart"/>
-      <w:proofErr w:type="gramStart"/>
       <w:r>
         <w:t>response.xpath</w:t>
       </w:r>
       <w:proofErr w:type="spellEnd"/>
-      <w:proofErr w:type="gramEnd"/>
       <w:r>
         <w:t>("//</w:t>
       </w:r>
@@ -9829,12 +8927,10 @@
         <w:pStyle w:val="PrformatHTML"/>
       </w:pPr>
       <w:proofErr w:type="spellStart"/>
-      <w:proofErr w:type="gramStart"/>
       <w:r>
         <w:t>response.xpath</w:t>
       </w:r>
       <w:proofErr w:type="spellEnd"/>
-      <w:proofErr w:type="gramEnd"/>
       <w:r>
         <w:t>("//</w:t>
       </w:r>
@@ -9889,12 +8985,10 @@
         <w:pStyle w:val="PrformatHTML"/>
       </w:pPr>
       <w:proofErr w:type="spellStart"/>
-      <w:proofErr w:type="gramStart"/>
       <w:r>
         <w:t>response.xpath</w:t>
       </w:r>
       <w:proofErr w:type="spellEnd"/>
-      <w:proofErr w:type="gramEnd"/>
       <w:r>
         <w:t>("//</w:t>
       </w:r>
@@ -9949,12 +9043,10 @@
         <w:pStyle w:val="PrformatHTML"/>
       </w:pPr>
       <w:proofErr w:type="spellStart"/>
-      <w:proofErr w:type="gramStart"/>
       <w:r>
         <w:t>response.xpath</w:t>
       </w:r>
       <w:proofErr w:type="spellEnd"/>
-      <w:proofErr w:type="gramEnd"/>
       <w:r>
         <w:t>("//</w:t>
       </w:r>
@@ -9995,12 +9087,10 @@
         <w:pStyle w:val="PrformatHTML"/>
       </w:pPr>
       <w:proofErr w:type="spellStart"/>
-      <w:proofErr w:type="gramStart"/>
       <w:r>
         <w:t>response.xpath</w:t>
       </w:r>
       <w:proofErr w:type="spellEnd"/>
-      <w:proofErr w:type="gramEnd"/>
       <w:r>
         <w:t>("//</w:t>
       </w:r>
@@ -10036,12 +9126,10 @@
     </w:p>
     <w:p>
       <w:proofErr w:type="spellStart"/>
-      <w:proofErr w:type="gramStart"/>
       <w:r>
         <w:t>response.xpath</w:t>
       </w:r>
       <w:proofErr w:type="spellEnd"/>
-      <w:proofErr w:type="gramEnd"/>
       <w:r>
         <w:t>("//h2[</w:t>
       </w:r>
@@ -10082,81 +9170,43 @@
       </w:r>
     </w:p>
     <w:p>
-      <w:proofErr w:type="gramStart"/>
-      <w:r>
-        <w:t>response.xpath</w:t>
-      </w:r>
-      <w:proofErr w:type="gramEnd"/>
-      <w:r>
-        <w:t>("//h2[span='Parents']/following-sibling::ul")[0].extract()</w:t>
-      </w:r>
-    </w:p>
-    <w:p>
-      <w:proofErr w:type="gramStart"/>
-      <w:r>
-        <w:t>response.xpath</w:t>
-      </w:r>
-      <w:proofErr w:type="gramEnd"/>
-      <w:r>
-        <w:t>("//h2[span='Parents']/following-sibling::ul[1]").extract()</w:t>
-      </w:r>
-    </w:p>
-    <w:p>
-      <w:r>
-        <w:t xml:space="preserve">&gt;&gt;&gt; </w:t>
-      </w:r>
-      <w:proofErr w:type="gramStart"/>
-      <w:r>
-        <w:t>response.xpath</w:t>
-      </w:r>
-      <w:proofErr w:type="gramEnd"/>
-      <w:r>
-        <w:t>("//h2[span='Parents']/following-sibling::ul[1]/li[1]/a/@href").extract()</w:t>
+      <w:r>
+        <w:t>response.xpath("//h2[span='Parents']/following-sibling::ul")[0].extract()</w:t>
+      </w:r>
+    </w:p>
+    <w:p>
+      <w:r>
+        <w:t>response.xpath("//h2[span='Parents']/following-sibling::ul[1]").extract()</w:t>
+      </w:r>
+    </w:p>
+    <w:p>
+      <w:r>
+        <w:t>&gt;&gt;&gt; response.xpath("//h2[span='Parents']/following-sibling::ul[1]/li[1]/a/@href").extract()</w:t>
       </w:r>
     </w:p>
     <w:p>
       <w:r>
         <w:lastRenderedPageBreak/>
-        <w:t xml:space="preserve">&gt;&gt;&gt; </w:t>
-      </w:r>
-      <w:proofErr w:type="gramStart"/>
-      <w:r>
-        <w:t>response.xpath</w:t>
-      </w:r>
-      <w:proofErr w:type="gramEnd"/>
-      <w:r>
-        <w:t>("//h2[span='Parents']/following-sibling::ul[1]/li[2]/a/@href").extract()</w:t>
+        <w:t>&gt;&gt;&gt; response.xpath("//h2[span='Parents']/following-sibling::ul[1]/li[2]/a/@href").extract()</w:t>
       </w:r>
     </w:p>
     <w:p/>
     <w:p>
-      <w:proofErr w:type="gramStart"/>
-      <w:r>
-        <w:t>autre</w:t>
-      </w:r>
-      <w:proofErr w:type="gramEnd"/>
-      <w:r>
-        <w:t xml:space="preserve"> méthode avec liste :</w:t>
-      </w:r>
-    </w:p>
-    <w:p>
-      <w:proofErr w:type="gramStart"/>
-      <w:r>
-        <w:t>list</w:t>
-      </w:r>
-      <w:proofErr w:type="gramEnd"/>
-      <w:r>
-        <w:t>=response.xpath("//h2[span='Parents']/following-sibling::ul[1]/li")</w:t>
-      </w:r>
-    </w:p>
-    <w:p>
-      <w:proofErr w:type="spellStart"/>
-      <w:proofErr w:type="gramStart"/>
+      <w:r>
+        <w:t>autre méthode avec liste :</w:t>
+      </w:r>
+    </w:p>
+    <w:p>
+      <w:r>
+        <w:t>list=response.xpath("//h2[span='Parents']/following-sibling::ul[1]/li")</w:t>
+      </w:r>
+    </w:p>
+    <w:p>
+      <w:proofErr w:type="spellStart"/>
       <w:r>
         <w:t>list.xpath</w:t>
       </w:r>
       <w:proofErr w:type="spellEnd"/>
-      <w:proofErr w:type="gramEnd"/>
       <w:r>
         <w:t>("a/@href")</w:t>
       </w:r>
@@ -10164,48 +9214,28 @@
     <w:p/>
     <w:p/>
     <w:p>
-      <w:proofErr w:type="gramStart"/>
-      <w:r>
-        <w:t>response.xpath</w:t>
-      </w:r>
-      <w:proofErr w:type="gramEnd"/>
-      <w:r>
-        <w:t>("//div[@id='person-title']/</w:t>
+      <w:r>
+        <w:t>response.xpath("//div[@id='person-title']/</w:t>
       </w:r>
       <w:r>
         <w:t>following-sibling::ul")</w:t>
       </w:r>
     </w:p>
     <w:p>
-      <w:proofErr w:type="gramStart"/>
-      <w:r>
-        <w:t>response.xpath</w:t>
-      </w:r>
-      <w:proofErr w:type="gramEnd"/>
-      <w:r>
-        <w:t>("//div[@id='person-title']/following-sibling::ul[1]/li/text()")[0].extract()</w:t>
+      <w:r>
+        <w:t>response.xpath("//div[@id='person-title']/following-sibling::ul[1]/li/text()")[0].extract()</w:t>
       </w:r>
     </w:p>
     <w:p/>
     <w:p>
-      <w:proofErr w:type="gramStart"/>
-      <w:r>
-        <w:t>response.xpath</w:t>
-      </w:r>
-      <w:proofErr w:type="gramEnd"/>
-      <w:r>
-        <w:t>("//h2[span='Sources']/following-sibling::em/ul[1]/li")</w:t>
+      <w:r>
+        <w:t>response.xpath("//h2[span='Sources']/following-sibling::em/ul[1]/li")</w:t>
       </w:r>
     </w:p>
     <w:p/>
     <w:p>
-      <w:proofErr w:type="gramStart"/>
-      <w:r>
-        <w:t>response.xpath</w:t>
-      </w:r>
-      <w:proofErr w:type="gramEnd"/>
-      <w:r>
-        <w:t>("//h2[span='</w:t>
+      <w:r>
+        <w:t>response.xpath("//h2[span='</w:t>
       </w:r>
       <w:r>
         <w:t>Événements</w:t>
@@ -10258,14 +9288,12 @@
         </w:rPr>
         <w:t xml:space="preserve">        </w:t>
       </w:r>
-      <w:proofErr w:type="gramStart"/>
       <w:r>
         <w:rPr>
           <w:rStyle w:val="hljs-keyword"/>
         </w:rPr>
         <w:t>for</w:t>
       </w:r>
-      <w:proofErr w:type="gramEnd"/>
       <w:r>
         <w:rPr>
           <w:rStyle w:val="CodeHTML"/>
@@ -10339,21 +9367,35 @@
         <w:t xml:space="preserve">            </w:t>
       </w:r>
       <w:proofErr w:type="spellStart"/>
-      <w:proofErr w:type="gramStart"/>
       <w:r>
         <w:rPr>
           <w:rStyle w:val="CodeHTML"/>
           <w:rFonts w:eastAsiaTheme="majorEastAsia"/>
         </w:rPr>
-        <w:t>event</w:t>
-      </w:r>
-      <w:proofErr w:type="gramEnd"/>
+        <w:t>event_info</w:t>
+      </w:r>
+      <w:proofErr w:type="spellEnd"/>
       <w:r>
         <w:rPr>
           <w:rStyle w:val="CodeHTML"/>
           <w:rFonts w:eastAsiaTheme="majorEastAsia"/>
         </w:rPr>
-        <w:t>_info</w:t>
+        <w:t xml:space="preserve"> = {</w:t>
+      </w:r>
+      <w:r>
+        <w:rPr>
+          <w:rStyle w:val="hljs-symbol"/>
+          <w:rFonts w:eastAsiaTheme="majorEastAsia"/>
+        </w:rPr>
+        <w:t>'</w:t>
+      </w:r>
+      <w:proofErr w:type="spellStart"/>
+      <w:r>
+        <w:rPr>
+          <w:rStyle w:val="hljs-symbol"/>
+          <w:rFonts w:eastAsiaTheme="majorEastAsia"/>
+        </w:rPr>
+        <w:t>event_url</w:t>
       </w:r>
       <w:proofErr w:type="spellEnd"/>
       <w:r>
@@ -10361,13 +9403,113 @@
           <w:rStyle w:val="CodeHTML"/>
           <w:rFonts w:eastAsiaTheme="majorEastAsia"/>
         </w:rPr>
-        <w:t xml:space="preserve"> = {</w:t>
+        <w:t>': event.</w:t>
+      </w:r>
+      <w:r>
+        <w:rPr>
+          <w:rStyle w:val="hljs-title"/>
+          <w:rFonts w:eastAsiaTheme="majorEastAsia"/>
+        </w:rPr>
+        <w:t>xpath</w:t>
+      </w:r>
+      <w:r>
+        <w:rPr>
+          <w:rStyle w:val="CodeHTML"/>
+          <w:rFonts w:eastAsiaTheme="majorEastAsia"/>
+        </w:rPr>
+        <w:t>(</w:t>
       </w:r>
       <w:r>
         <w:rPr>
           <w:rStyle w:val="hljs-symbol"/>
           <w:rFonts w:eastAsiaTheme="majorEastAsia"/>
         </w:rPr>
+        <w:t>'td</w:t>
+      </w:r>
+      <w:r>
+        <w:rPr>
+          <w:rStyle w:val="CodeHTML"/>
+          <w:rFonts w:eastAsiaTheme="majorEastAsia"/>
+        </w:rPr>
+        <w:t>[@class=</w:t>
+      </w:r>
+      <w:r>
+        <w:rPr>
+          <w:rStyle w:val="hljs-string"/>
+          <w:rFonts w:eastAsiaTheme="majorEastAsia"/>
+        </w:rPr>
+        <w:t>"b-statistics__table-col"</w:t>
+      </w:r>
+      <w:r>
+        <w:rPr>
+          <w:rStyle w:val="CodeHTML"/>
+          <w:rFonts w:eastAsiaTheme="majorEastAsia"/>
+        </w:rPr>
+        <w:t>]/i[@class=</w:t>
+      </w:r>
+      <w:r>
+        <w:rPr>
+          <w:rStyle w:val="hljs-string"/>
+          <w:rFonts w:eastAsiaTheme="majorEastAsia"/>
+        </w:rPr>
+        <w:t>"b-statistics__table-content"</w:t>
+      </w:r>
+      <w:r>
+        <w:rPr>
+          <w:rStyle w:val="CodeHTML"/>
+          <w:rFonts w:eastAsiaTheme="majorEastAsia"/>
+        </w:rPr>
+        <w:t>]/a/@href').</w:t>
+      </w:r>
+      <w:r>
+        <w:rPr>
+          <w:rStyle w:val="hljs-title"/>
+          <w:rFonts w:eastAsiaTheme="majorEastAsia"/>
+        </w:rPr>
+        <w:t>extract_first</w:t>
+      </w:r>
+      <w:r>
+        <w:rPr>
+          <w:rStyle w:val="CodeHTML"/>
+          <w:rFonts w:eastAsiaTheme="majorEastAsia"/>
+        </w:rPr>
+        <w:t>().</w:t>
+      </w:r>
+      <w:r>
+        <w:rPr>
+          <w:rStyle w:val="hljs-title"/>
+          <w:rFonts w:eastAsiaTheme="majorEastAsia"/>
+        </w:rPr>
+        <w:t>strip</w:t>
+      </w:r>
+      <w:r>
+        <w:rPr>
+          <w:rStyle w:val="CodeHTML"/>
+          <w:rFonts w:eastAsiaTheme="majorEastAsia"/>
+        </w:rPr>
+        <w:t>(),</w:t>
+      </w:r>
+    </w:p>
+    <w:p>
+      <w:pPr>
+        <w:pStyle w:val="PrformatHTML"/>
+        <w:rPr>
+          <w:rStyle w:val="CodeHTML"/>
+          <w:rFonts w:eastAsiaTheme="majorEastAsia"/>
+        </w:rPr>
+      </w:pPr>
+      <w:r>
+        <w:rPr>
+          <w:rStyle w:val="CodeHTML"/>
+          <w:rFonts w:eastAsiaTheme="majorEastAsia"/>
+        </w:rPr>
+        <w:t xml:space="preserve">                          </w:t>
+      </w:r>
+      <w:r>
+        <w:rPr>
+          <w:rStyle w:val="hljs-symbol"/>
+          <w:rFonts w:eastAsiaTheme="majorEastAsia"/>
+        </w:rPr>
         <w:t>'</w:t>
       </w:r>
       <w:proofErr w:type="spellStart"/>
@@ -10376,7 +9518,7 @@
           <w:rStyle w:val="hljs-symbol"/>
           <w:rFonts w:eastAsiaTheme="majorEastAsia"/>
         </w:rPr>
-        <w:t>event_url</w:t>
+        <w:t>event_name</w:t>
       </w:r>
       <w:proofErr w:type="spellEnd"/>
       <w:r>
@@ -10440,13 +9582,27 @@
           <w:rStyle w:val="CodeHTML"/>
           <w:rFonts w:eastAsiaTheme="majorEastAsia"/>
         </w:rPr>
-        <w:t>]/a/@href').</w:t>
+        <w:t>]/a/</w:t>
       </w:r>
       <w:r>
         <w:rPr>
           <w:rStyle w:val="hljs-title"/>
           <w:rFonts w:eastAsiaTheme="majorEastAsia"/>
         </w:rPr>
+        <w:t>text</w:t>
+      </w:r>
+      <w:r>
+        <w:rPr>
+          <w:rStyle w:val="CodeHTML"/>
+          <w:rFonts w:eastAsiaTheme="majorEastAsia"/>
+        </w:rPr>
+        <w:t>()').</w:t>
+      </w:r>
+      <w:r>
+        <w:rPr>
+          <w:rStyle w:val="hljs-title"/>
+          <w:rFonts w:eastAsiaTheme="majorEastAsia"/>
+        </w:rPr>
         <w:t>extract_first</w:t>
       </w:r>
       <w:r>
@@ -10499,32 +9655,183 @@
           <w:rStyle w:val="hljs-symbol"/>
           <w:rFonts w:eastAsiaTheme="majorEastAsia"/>
         </w:rPr>
-        <w:t>event_name</w:t>
-      </w:r>
-      <w:proofErr w:type="spellEnd"/>
-      <w:proofErr w:type="gramStart"/>
+        <w:t>event_date</w:t>
+      </w:r>
+      <w:proofErr w:type="spellEnd"/>
       <w:r>
         <w:rPr>
           <w:rStyle w:val="CodeHTML"/>
           <w:rFonts w:eastAsiaTheme="majorEastAsia"/>
         </w:rPr>
-        <w:t>':</w:t>
-      </w:r>
-      <w:proofErr w:type="gramEnd"/>
+        <w:t>': event.</w:t>
+      </w:r>
+      <w:r>
+        <w:rPr>
+          <w:rStyle w:val="hljs-title"/>
+          <w:rFonts w:eastAsiaTheme="majorEastAsia"/>
+        </w:rPr>
+        <w:t>xpath</w:t>
+      </w:r>
       <w:r>
         <w:rPr>
           <w:rStyle w:val="CodeHTML"/>
           <w:rFonts w:eastAsiaTheme="majorEastAsia"/>
         </w:rPr>
-        <w:t xml:space="preserve"> event.</w:t>
+        <w:t>(</w:t>
+      </w:r>
+      <w:r>
+        <w:rPr>
+          <w:rStyle w:val="hljs-symbol"/>
+          <w:rFonts w:eastAsiaTheme="majorEastAsia"/>
+        </w:rPr>
+        <w:t>'td</w:t>
+      </w:r>
+      <w:r>
+        <w:rPr>
+          <w:rStyle w:val="CodeHTML"/>
+          <w:rFonts w:eastAsiaTheme="majorEastAsia"/>
+        </w:rPr>
+        <w:t>[@class=</w:t>
+      </w:r>
+      <w:r>
+        <w:rPr>
+          <w:rStyle w:val="hljs-string"/>
+          <w:rFonts w:eastAsiaTheme="majorEastAsia"/>
+        </w:rPr>
+        <w:t>"b-statistics__table-col"</w:t>
+      </w:r>
+      <w:r>
+        <w:rPr>
+          <w:rStyle w:val="CodeHTML"/>
+          <w:rFonts w:eastAsiaTheme="majorEastAsia"/>
+        </w:rPr>
+        <w:t>]/i[@class=</w:t>
+      </w:r>
+      <w:r>
+        <w:rPr>
+          <w:rStyle w:val="hljs-string"/>
+          <w:rFonts w:eastAsiaTheme="majorEastAsia"/>
+        </w:rPr>
+        <w:t>"b-statistics__table-content"</w:t>
+      </w:r>
+      <w:r>
+        <w:rPr>
+          <w:rStyle w:val="CodeHTML"/>
+          <w:rFonts w:eastAsiaTheme="majorEastAsia"/>
+        </w:rPr>
+        <w:t>]/span[@class=</w:t>
+      </w:r>
+      <w:r>
+        <w:rPr>
+          <w:rStyle w:val="hljs-string"/>
+          <w:rFonts w:eastAsiaTheme="majorEastAsia"/>
+        </w:rPr>
+        <w:t>"b-statistics__date"</w:t>
+      </w:r>
+      <w:r>
+        <w:rPr>
+          <w:rStyle w:val="CodeHTML"/>
+          <w:rFonts w:eastAsiaTheme="majorEastAsia"/>
+        </w:rPr>
+        <w:t>]/</w:t>
       </w:r>
       <w:r>
         <w:rPr>
           <w:rStyle w:val="hljs-title"/>
           <w:rFonts w:eastAsiaTheme="majorEastAsia"/>
         </w:rPr>
+        <w:t>text</w:t>
+      </w:r>
+      <w:r>
+        <w:rPr>
+          <w:rStyle w:val="CodeHTML"/>
+          <w:rFonts w:eastAsiaTheme="majorEastAsia"/>
+        </w:rPr>
+        <w:t>()').</w:t>
+      </w:r>
+      <w:r>
+        <w:rPr>
+          <w:rStyle w:val="hljs-title"/>
+          <w:rFonts w:eastAsiaTheme="majorEastAsia"/>
+        </w:rPr>
+        <w:t>extract_first</w:t>
+      </w:r>
+      <w:r>
+        <w:rPr>
+          <w:rStyle w:val="CodeHTML"/>
+          <w:rFonts w:eastAsiaTheme="majorEastAsia"/>
+        </w:rPr>
+        <w:t>().</w:t>
+      </w:r>
+      <w:r>
+        <w:rPr>
+          <w:rStyle w:val="hljs-title"/>
+          <w:rFonts w:eastAsiaTheme="majorEastAsia"/>
+        </w:rPr>
+        <w:t>strip</w:t>
+      </w:r>
+      <w:r>
+        <w:rPr>
+          <w:rStyle w:val="CodeHTML"/>
+          <w:rFonts w:eastAsiaTheme="majorEastAsia"/>
+        </w:rPr>
+        <w:t>(),</w:t>
+      </w:r>
+    </w:p>
+    <w:p>
+      <w:pPr>
+        <w:pStyle w:val="PrformatHTML"/>
+        <w:rPr>
+          <w:rStyle w:val="CodeHTML"/>
+          <w:rFonts w:eastAsiaTheme="majorEastAsia"/>
+        </w:rPr>
+      </w:pPr>
+      <w:r>
+        <w:rPr>
+          <w:rStyle w:val="CodeHTML"/>
+          <w:rFonts w:eastAsiaTheme="majorEastAsia"/>
+        </w:rPr>
+        <w:t xml:space="preserve">                          </w:t>
+      </w:r>
+      <w:r>
+        <w:rPr>
+          <w:rStyle w:val="hljs-symbol"/>
+          <w:rFonts w:eastAsiaTheme="majorEastAsia"/>
+        </w:rPr>
+        <w:t>'</w:t>
+      </w:r>
+      <w:proofErr w:type="spellStart"/>
+      <w:r>
+        <w:rPr>
+          <w:rStyle w:val="hljs-symbol"/>
+          <w:rFonts w:eastAsiaTheme="majorEastAsia"/>
+        </w:rPr>
+        <w:t>event_location</w:t>
+      </w:r>
+      <w:proofErr w:type="spellEnd"/>
+      <w:r>
+        <w:rPr>
+          <w:rStyle w:val="CodeHTML"/>
+          <w:rFonts w:eastAsiaTheme="majorEastAsia"/>
+        </w:rPr>
+        <w:t xml:space="preserve">': </w:t>
+      </w:r>
+      <w:proofErr w:type="spellStart"/>
+      <w:r>
+        <w:rPr>
+          <w:rStyle w:val="CodeHTML"/>
+          <w:rFonts w:eastAsiaTheme="majorEastAsia"/>
+        </w:rPr>
+        <w:t>event.</w:t>
+      </w:r>
+      <w:r>
+        <w:rPr>
+          <w:rStyle w:val="hljs-title"/>
+          <w:rFonts w:eastAsiaTheme="majorEastAsia"/>
+        </w:rPr>
         <w:t>xpath</w:t>
       </w:r>
+      <w:proofErr w:type="spellEnd"/>
       <w:r>
         <w:rPr>
           <w:rStyle w:val="CodeHTML"/>
@@ -10551,70 +9858,72 @@
           <w:rStyle w:val="hljs-string"/>
           <w:rFonts w:eastAsiaTheme="majorEastAsia"/>
         </w:rPr>
-        <w:t>"b-statistics__table-col"</w:t>
+        <w:t>"b-statistics__table-col b-statistics__table-col_style_big-top-padding"</w:t>
       </w:r>
       <w:r>
         <w:rPr>
           <w:rStyle w:val="CodeHTML"/>
           <w:rFonts w:eastAsiaTheme="majorEastAsia"/>
         </w:rPr>
-        <w:t>]/i[@class=</w:t>
-      </w:r>
-      <w:r>
-        <w:rPr>
-          <w:rStyle w:val="hljs-string"/>
-          <w:rFonts w:eastAsiaTheme="majorEastAsia"/>
-        </w:rPr>
-        <w:t>"b-statistics__table-content"</w:t>
+        <w:t>]/</w:t>
+      </w:r>
+      <w:r>
+        <w:rPr>
+          <w:rStyle w:val="hljs-title"/>
+          <w:rFonts w:eastAsiaTheme="majorEastAsia"/>
+        </w:rPr>
+        <w:t>text</w:t>
       </w:r>
       <w:r>
         <w:rPr>
           <w:rStyle w:val="CodeHTML"/>
           <w:rFonts w:eastAsiaTheme="majorEastAsia"/>
         </w:rPr>
-        <w:t>]/a/</w:t>
+        <w:t>()').</w:t>
       </w:r>
       <w:r>
         <w:rPr>
           <w:rStyle w:val="hljs-title"/>
           <w:rFonts w:eastAsiaTheme="majorEastAsia"/>
         </w:rPr>
-        <w:t>text</w:t>
+        <w:t>extract_first</w:t>
       </w:r>
       <w:r>
         <w:rPr>
           <w:rStyle w:val="CodeHTML"/>
           <w:rFonts w:eastAsiaTheme="majorEastAsia"/>
         </w:rPr>
-        <w:t>()').</w:t>
+        <w:t>().</w:t>
       </w:r>
       <w:r>
         <w:rPr>
           <w:rStyle w:val="hljs-title"/>
           <w:rFonts w:eastAsiaTheme="majorEastAsia"/>
         </w:rPr>
-        <w:t>extract_first</w:t>
+        <w:t>strip</w:t>
       </w:r>
       <w:r>
         <w:rPr>
           <w:rStyle w:val="CodeHTML"/>
           <w:rFonts w:eastAsiaTheme="majorEastAsia"/>
         </w:rPr>
-        <w:t>().</w:t>
-      </w:r>
-      <w:r>
-        <w:rPr>
-          <w:rStyle w:val="hljs-title"/>
-          <w:rFonts w:eastAsiaTheme="majorEastAsia"/>
-        </w:rPr>
-        <w:t>strip</w:t>
-      </w:r>
-      <w:r>
+        <w:t>()</w:t>
+      </w:r>
+    </w:p>
+    <w:p>
+      <w:pPr>
+        <w:pStyle w:val="PrformatHTML"/>
         <w:rPr>
           <w:rStyle w:val="CodeHTML"/>
           <w:rFonts w:eastAsiaTheme="majorEastAsia"/>
         </w:rPr>
-        <w:t>(),</w:t>
+      </w:pPr>
+      <w:r>
+        <w:rPr>
+          <w:rStyle w:val="CodeHTML"/>
+          <w:rFonts w:eastAsiaTheme="majorEastAsia"/>
+        </w:rPr>
+        <w:t xml:space="preserve">                          }</w:t>
       </w:r>
     </w:p>
     <w:p>
@@ -10625,356 +9934,37 @@
           <w:rFonts w:eastAsiaTheme="majorEastAsia"/>
         </w:rPr>
       </w:pPr>
-      <w:r>
+    </w:p>
+    <w:p>
+      <w:pPr>
+        <w:pStyle w:val="PrformatHTML"/>
         <w:rPr>
           <w:rStyle w:val="CodeHTML"/>
           <w:rFonts w:eastAsiaTheme="majorEastAsia"/>
         </w:rPr>
-        <w:t xml:space="preserve">                          </w:t>
-      </w:r>
-      <w:r>
-        <w:rPr>
-          <w:rStyle w:val="hljs-symbol"/>
-          <w:rFonts w:eastAsiaTheme="majorEastAsia"/>
-        </w:rPr>
-        <w:t>'</w:t>
-      </w:r>
-      <w:proofErr w:type="spellStart"/>
-      <w:r>
-        <w:rPr>
-          <w:rStyle w:val="hljs-symbol"/>
-          <w:rFonts w:eastAsiaTheme="majorEastAsia"/>
-        </w:rPr>
-        <w:t>event_date</w:t>
-      </w:r>
-      <w:proofErr w:type="spellEnd"/>
-      <w:proofErr w:type="gramStart"/>
+      </w:pPr>
       <w:r>
         <w:rPr>
           <w:rStyle w:val="CodeHTML"/>
           <w:rFonts w:eastAsiaTheme="majorEastAsia"/>
         </w:rPr>
-        <w:t>':</w:t>
-      </w:r>
-      <w:proofErr w:type="gramEnd"/>
+        <w:t xml:space="preserve">            </w:t>
+      </w:r>
+      <w:proofErr w:type="spellStart"/>
+      <w:r>
+        <w:rPr>
+          <w:rStyle w:val="hljs-keyword"/>
+        </w:rPr>
+        <w:t>self</w:t>
+      </w:r>
       <w:r>
         <w:rPr>
           <w:rStyle w:val="CodeHTML"/>
           <w:rFonts w:eastAsiaTheme="majorEastAsia"/>
         </w:rPr>
-        <w:t xml:space="preserve"> event.</w:t>
-      </w:r>
-      <w:r>
-        <w:rPr>
-          <w:rStyle w:val="hljs-title"/>
-          <w:rFonts w:eastAsiaTheme="majorEastAsia"/>
-        </w:rPr>
-        <w:t>xpath</w:t>
-      </w:r>
-      <w:r>
-        <w:rPr>
-          <w:rStyle w:val="CodeHTML"/>
-          <w:rFonts w:eastAsiaTheme="majorEastAsia"/>
-        </w:rPr>
-        <w:t>(</w:t>
-      </w:r>
-      <w:r>
-        <w:rPr>
-          <w:rStyle w:val="hljs-symbol"/>
-          <w:rFonts w:eastAsiaTheme="majorEastAsia"/>
-        </w:rPr>
-        <w:t>'td</w:t>
-      </w:r>
-      <w:r>
-        <w:rPr>
-          <w:rStyle w:val="CodeHTML"/>
-          <w:rFonts w:eastAsiaTheme="majorEastAsia"/>
-        </w:rPr>
-        <w:t>[@class=</w:t>
-      </w:r>
-      <w:r>
-        <w:rPr>
-          <w:rStyle w:val="hljs-string"/>
-          <w:rFonts w:eastAsiaTheme="majorEastAsia"/>
-        </w:rPr>
-        <w:t>"b-statistics__table-col"</w:t>
-      </w:r>
-      <w:r>
-        <w:rPr>
-          <w:rStyle w:val="CodeHTML"/>
-          <w:rFonts w:eastAsiaTheme="majorEastAsia"/>
-        </w:rPr>
-        <w:t>]/i[@class=</w:t>
-      </w:r>
-      <w:r>
-        <w:rPr>
-          <w:rStyle w:val="hljs-string"/>
-          <w:rFonts w:eastAsiaTheme="majorEastAsia"/>
-        </w:rPr>
-        <w:t>"b-statistics__table-content"</w:t>
-      </w:r>
-      <w:r>
-        <w:rPr>
-          <w:rStyle w:val="CodeHTML"/>
-          <w:rFonts w:eastAsiaTheme="majorEastAsia"/>
-        </w:rPr>
-        <w:t>]/span[@class=</w:t>
-      </w:r>
-      <w:r>
-        <w:rPr>
-          <w:rStyle w:val="hljs-string"/>
-          <w:rFonts w:eastAsiaTheme="majorEastAsia"/>
-        </w:rPr>
-        <w:t>"b-statistics__date"</w:t>
-      </w:r>
-      <w:r>
-        <w:rPr>
-          <w:rStyle w:val="CodeHTML"/>
-          <w:rFonts w:eastAsiaTheme="majorEastAsia"/>
-        </w:rPr>
-        <w:t>]/</w:t>
-      </w:r>
-      <w:r>
-        <w:rPr>
-          <w:rStyle w:val="hljs-title"/>
-          <w:rFonts w:eastAsiaTheme="majorEastAsia"/>
-        </w:rPr>
-        <w:t>text</w:t>
-      </w:r>
-      <w:r>
-        <w:rPr>
-          <w:rStyle w:val="CodeHTML"/>
-          <w:rFonts w:eastAsiaTheme="majorEastAsia"/>
-        </w:rPr>
-        <w:t>()').</w:t>
-      </w:r>
-      <w:r>
-        <w:rPr>
-          <w:rStyle w:val="hljs-title"/>
-          <w:rFonts w:eastAsiaTheme="majorEastAsia"/>
-        </w:rPr>
-        <w:t>extract_first</w:t>
-      </w:r>
-      <w:r>
-        <w:rPr>
-          <w:rStyle w:val="CodeHTML"/>
-          <w:rFonts w:eastAsiaTheme="majorEastAsia"/>
-        </w:rPr>
-        <w:t>().</w:t>
-      </w:r>
-      <w:r>
-        <w:rPr>
-          <w:rStyle w:val="hljs-title"/>
-          <w:rFonts w:eastAsiaTheme="majorEastAsia"/>
-        </w:rPr>
-        <w:t>strip</w:t>
-      </w:r>
-      <w:r>
-        <w:rPr>
-          <w:rStyle w:val="CodeHTML"/>
-          <w:rFonts w:eastAsiaTheme="majorEastAsia"/>
-        </w:rPr>
-        <w:t>(),</w:t>
-      </w:r>
-    </w:p>
-    <w:p>
-      <w:pPr>
-        <w:pStyle w:val="PrformatHTML"/>
-        <w:rPr>
-          <w:rStyle w:val="CodeHTML"/>
-          <w:rFonts w:eastAsiaTheme="majorEastAsia"/>
-        </w:rPr>
-      </w:pPr>
-      <w:r>
-        <w:rPr>
-          <w:rStyle w:val="CodeHTML"/>
-          <w:rFonts w:eastAsiaTheme="majorEastAsia"/>
-        </w:rPr>
-        <w:t xml:space="preserve">                          </w:t>
-      </w:r>
-      <w:r>
-        <w:rPr>
-          <w:rStyle w:val="hljs-symbol"/>
-          <w:rFonts w:eastAsiaTheme="majorEastAsia"/>
-        </w:rPr>
-        <w:t>'</w:t>
-      </w:r>
-      <w:proofErr w:type="spellStart"/>
-      <w:r>
-        <w:rPr>
-          <w:rStyle w:val="hljs-symbol"/>
-          <w:rFonts w:eastAsiaTheme="majorEastAsia"/>
-        </w:rPr>
-        <w:t>event_location</w:t>
-      </w:r>
-      <w:proofErr w:type="spellEnd"/>
-      <w:proofErr w:type="gramStart"/>
-      <w:r>
-        <w:rPr>
-          <w:rStyle w:val="CodeHTML"/>
-          <w:rFonts w:eastAsiaTheme="majorEastAsia"/>
-        </w:rPr>
-        <w:t>':</w:t>
-      </w:r>
-      <w:proofErr w:type="gramEnd"/>
-      <w:r>
-        <w:rPr>
-          <w:rStyle w:val="CodeHTML"/>
-          <w:rFonts w:eastAsiaTheme="majorEastAsia"/>
-        </w:rPr>
-        <w:t xml:space="preserve"> </w:t>
-      </w:r>
-      <w:proofErr w:type="spellStart"/>
-      <w:r>
-        <w:rPr>
-          <w:rStyle w:val="CodeHTML"/>
-          <w:rFonts w:eastAsiaTheme="majorEastAsia"/>
-        </w:rPr>
-        <w:t>event.</w:t>
-      </w:r>
-      <w:r>
-        <w:rPr>
-          <w:rStyle w:val="hljs-title"/>
-          <w:rFonts w:eastAsiaTheme="majorEastAsia"/>
-        </w:rPr>
-        <w:t>xpath</w:t>
-      </w:r>
-      <w:proofErr w:type="spellEnd"/>
-      <w:r>
-        <w:rPr>
-          <w:rStyle w:val="CodeHTML"/>
-          <w:rFonts w:eastAsiaTheme="majorEastAsia"/>
-        </w:rPr>
-        <w:t>(</w:t>
-      </w:r>
-      <w:r>
-        <w:rPr>
-          <w:rStyle w:val="hljs-symbol"/>
-          <w:rFonts w:eastAsiaTheme="majorEastAsia"/>
-        </w:rPr>
-        <w:t>'td</w:t>
-      </w:r>
-      <w:r>
-        <w:rPr>
-          <w:rStyle w:val="CodeHTML"/>
-          <w:rFonts w:eastAsiaTheme="majorEastAsia"/>
-        </w:rPr>
-        <w:t>[@class=</w:t>
-      </w:r>
-      <w:r>
-        <w:rPr>
-          <w:rStyle w:val="hljs-string"/>
-          <w:rFonts w:eastAsiaTheme="majorEastAsia"/>
-        </w:rPr>
-        <w:t>"b-statistics__table-col b-statistics__table-col_style_big-top-padding"</w:t>
-      </w:r>
-      <w:r>
-        <w:rPr>
-          <w:rStyle w:val="CodeHTML"/>
-          <w:rFonts w:eastAsiaTheme="majorEastAsia"/>
-        </w:rPr>
-        <w:t>]/</w:t>
-      </w:r>
-      <w:r>
-        <w:rPr>
-          <w:rStyle w:val="hljs-title"/>
-          <w:rFonts w:eastAsiaTheme="majorEastAsia"/>
-        </w:rPr>
-        <w:t>text</w:t>
-      </w:r>
-      <w:r>
-        <w:rPr>
-          <w:rStyle w:val="CodeHTML"/>
-          <w:rFonts w:eastAsiaTheme="majorEastAsia"/>
-        </w:rPr>
-        <w:t>()').</w:t>
-      </w:r>
-      <w:r>
-        <w:rPr>
-          <w:rStyle w:val="hljs-title"/>
-          <w:rFonts w:eastAsiaTheme="majorEastAsia"/>
-        </w:rPr>
-        <w:t>extract_first</w:t>
-      </w:r>
-      <w:r>
-        <w:rPr>
-          <w:rStyle w:val="CodeHTML"/>
-          <w:rFonts w:eastAsiaTheme="majorEastAsia"/>
-        </w:rPr>
-        <w:t>().</w:t>
-      </w:r>
-      <w:r>
-        <w:rPr>
-          <w:rStyle w:val="hljs-title"/>
-          <w:rFonts w:eastAsiaTheme="majorEastAsia"/>
-        </w:rPr>
-        <w:t>strip</w:t>
-      </w:r>
-      <w:r>
-        <w:rPr>
-          <w:rStyle w:val="CodeHTML"/>
-          <w:rFonts w:eastAsiaTheme="majorEastAsia"/>
-        </w:rPr>
-        <w:t>()</w:t>
-      </w:r>
-    </w:p>
-    <w:p>
-      <w:pPr>
-        <w:pStyle w:val="PrformatHTML"/>
-        <w:rPr>
-          <w:rStyle w:val="CodeHTML"/>
-          <w:rFonts w:eastAsiaTheme="majorEastAsia"/>
-        </w:rPr>
-      </w:pPr>
-      <w:r>
-        <w:rPr>
-          <w:rStyle w:val="CodeHTML"/>
-          <w:rFonts w:eastAsiaTheme="majorEastAsia"/>
-        </w:rPr>
-        <w:t xml:space="preserve">                          }</w:t>
-      </w:r>
-    </w:p>
-    <w:p>
-      <w:pPr>
-        <w:pStyle w:val="PrformatHTML"/>
-        <w:rPr>
-          <w:rStyle w:val="CodeHTML"/>
-          <w:rFonts w:eastAsiaTheme="majorEastAsia"/>
-        </w:rPr>
-      </w:pPr>
-    </w:p>
-    <w:p>
-      <w:pPr>
-        <w:pStyle w:val="PrformatHTML"/>
-        <w:rPr>
-          <w:rStyle w:val="CodeHTML"/>
-          <w:rFonts w:eastAsiaTheme="majorEastAsia"/>
-        </w:rPr>
-      </w:pPr>
-      <w:r>
-        <w:rPr>
-          <w:rStyle w:val="CodeHTML"/>
-          <w:rFonts w:eastAsiaTheme="majorEastAsia"/>
-        </w:rPr>
-        <w:t xml:space="preserve">            </w:t>
-      </w:r>
-      <w:proofErr w:type="spellStart"/>
-      <w:proofErr w:type="gramStart"/>
-      <w:r>
-        <w:rPr>
-          <w:rStyle w:val="hljs-keyword"/>
-        </w:rPr>
-        <w:t>self</w:t>
-      </w:r>
-      <w:r>
-        <w:rPr>
-          <w:rStyle w:val="CodeHTML"/>
-          <w:rFonts w:eastAsiaTheme="majorEastAsia"/>
-        </w:rPr>
         <w:t>.events</w:t>
       </w:r>
       <w:proofErr w:type="spellEnd"/>
-      <w:proofErr w:type="gramEnd"/>
       <w:r>
         <w:rPr>
           <w:rStyle w:val="CodeHTML"/>
@@ -11092,15 +10082,7 @@
     </w:p>
     <w:p>
       <w:r>
-        <w:t xml:space="preserve">2023-06-09 </w:t>
-      </w:r>
-      <w:proofErr w:type="gramStart"/>
-      <w:r>
-        <w:t>01:</w:t>
-      </w:r>
-      <w:proofErr w:type="gramEnd"/>
-      <w:r>
-        <w:t>50:57 [</w:t>
+        <w:t>2023-06-09 01:50:57 [</w:t>
       </w:r>
       <w:proofErr w:type="spellStart"/>
       <w:r>
@@ -11121,15 +10103,7 @@
     </w:p>
     <w:p>
       <w:r>
-        <w:t xml:space="preserve">2023-06-09 </w:t>
-      </w:r>
-      <w:proofErr w:type="gramStart"/>
-      <w:r>
-        <w:t>01:</w:t>
-      </w:r>
-      <w:proofErr w:type="gramEnd"/>
-      <w:r>
-        <w:t>50:57 [</w:t>
+        <w:t>2023-06-09 01:50:57 [</w:t>
       </w:r>
       <w:proofErr w:type="spellStart"/>
       <w:r>
@@ -11166,15 +10140,7 @@
     </w:p>
     <w:p>
       <w:r>
-        <w:t xml:space="preserve">2023-06-09 </w:t>
-      </w:r>
-      <w:proofErr w:type="gramStart"/>
-      <w:r>
-        <w:t>01:</w:t>
-      </w:r>
-      <w:proofErr w:type="gramEnd"/>
-      <w:r>
-        <w:t>52:09 [</w:t>
+        <w:t>2023-06-09 01:52:09 [</w:t>
       </w:r>
       <w:proofErr w:type="spellStart"/>
       <w:r>
@@ -11195,15 +10161,7 @@
     </w:p>
     <w:p>
       <w:r>
-        <w:t xml:space="preserve">2023-06-09 </w:t>
-      </w:r>
-      <w:proofErr w:type="gramStart"/>
-      <w:r>
-        <w:t>01:</w:t>
-      </w:r>
-      <w:proofErr w:type="gramEnd"/>
-      <w:r>
-        <w:t>52:09 [</w:t>
+        <w:t>2023-06-09 01:52:09 [</w:t>
       </w:r>
       <w:proofErr w:type="spellStart"/>
       <w:r>
@@ -11235,15 +10193,7 @@
     </w:p>
     <w:p>
       <w:r>
-        <w:t xml:space="preserve">2023-06-09 </w:t>
-      </w:r>
-      <w:proofErr w:type="gramStart"/>
-      <w:r>
-        <w:t>01:</w:t>
-      </w:r>
-      <w:proofErr w:type="gramEnd"/>
-      <w:r>
-        <w:t>53:00 [</w:t>
+        <w:t>2023-06-09 01:53:00 [</w:t>
       </w:r>
       <w:proofErr w:type="spellStart"/>
       <w:r>
@@ -11264,15 +10214,7 @@
     </w:p>
     <w:p>
       <w:r>
-        <w:t xml:space="preserve">2023-06-09 </w:t>
-      </w:r>
-      <w:proofErr w:type="gramStart"/>
-      <w:r>
-        <w:t>01:</w:t>
-      </w:r>
-      <w:proofErr w:type="gramEnd"/>
-      <w:r>
-        <w:t>53:00 [</w:t>
+        <w:t>2023-06-09 01:53:00 [</w:t>
       </w:r>
       <w:proofErr w:type="spellStart"/>
       <w:r>
@@ -11297,15 +10239,7 @@
         <w:pStyle w:val="Listing"/>
       </w:pPr>
       <w:r>
-        <w:t xml:space="preserve">2023-06-09 </w:t>
-      </w:r>
-      <w:proofErr w:type="gramStart"/>
-      <w:r>
-        <w:t>01:</w:t>
-      </w:r>
-      <w:proofErr w:type="gramEnd"/>
-      <w:r>
-        <w:t>52:58 [</w:t>
+        <w:t>2023-06-09 01:52:58 [</w:t>
       </w:r>
       <w:proofErr w:type="spellStart"/>
       <w:r>
@@ -11387,15 +10321,7 @@
         <w:pStyle w:val="Listing"/>
       </w:pPr>
       <w:r>
-        <w:t xml:space="preserve">2023-06-09 </w:t>
-      </w:r>
-      <w:proofErr w:type="gramStart"/>
-      <w:r>
-        <w:t>01:</w:t>
-      </w:r>
-      <w:proofErr w:type="gramEnd"/>
-      <w:r>
-        <w:t>52:58 [</w:t>
+        <w:t>2023-06-09 01:52:58 [</w:t>
       </w:r>
       <w:proofErr w:type="spellStart"/>
       <w:r>
@@ -11447,15 +10373,7 @@
         <w:pStyle w:val="Listing"/>
       </w:pPr>
       <w:r>
-        <w:t xml:space="preserve">2023-06-09 </w:t>
-      </w:r>
-      <w:proofErr w:type="gramStart"/>
-      <w:r>
-        <w:t>01:</w:t>
-      </w:r>
-      <w:proofErr w:type="gramEnd"/>
-      <w:r>
-        <w:t>52:58 [</w:t>
+        <w:t>2023-06-09 01:52:58 [</w:t>
       </w:r>
       <w:proofErr w:type="spellStart"/>
       <w:r>
@@ -11471,15 +10389,7 @@
         <w:pStyle w:val="Listing"/>
       </w:pPr>
       <w:r>
-        <w:t xml:space="preserve">2023-06-09 </w:t>
-      </w:r>
-      <w:proofErr w:type="gramStart"/>
-      <w:r>
-        <w:t>01:</w:t>
-      </w:r>
-      <w:proofErr w:type="gramEnd"/>
-      <w:r>
-        <w:t>52:58 [</w:t>
+        <w:t>2023-06-09 01:52:58 [</w:t>
       </w:r>
       <w:proofErr w:type="spellStart"/>
       <w:r>
@@ -11495,15 +10405,7 @@
         <w:pStyle w:val="Listing"/>
       </w:pPr>
       <w:r>
-        <w:t xml:space="preserve">2023-06-09 </w:t>
-      </w:r>
-      <w:proofErr w:type="gramStart"/>
-      <w:r>
-        <w:t>01:</w:t>
-      </w:r>
-      <w:proofErr w:type="gramEnd"/>
-      <w:r>
-        <w:t>52:58 [</w:t>
+        <w:t>2023-06-09 01:52:58 [</w:t>
       </w:r>
       <w:proofErr w:type="spellStart"/>
       <w:r>
@@ -11535,15 +10437,7 @@
         <w:pStyle w:val="Listing"/>
       </w:pPr>
       <w:r>
-        <w:t xml:space="preserve">2023-06-09 </w:t>
-      </w:r>
-      <w:proofErr w:type="gramStart"/>
-      <w:r>
-        <w:t>01:</w:t>
-      </w:r>
-      <w:proofErr w:type="gramEnd"/>
-      <w:r>
-        <w:t>52:58 [</w:t>
+        <w:t>2023-06-09 01:52:58 [</w:t>
       </w:r>
       <w:proofErr w:type="spellStart"/>
       <w:r>
@@ -11567,15 +10461,7 @@
         <w:pStyle w:val="Listing"/>
       </w:pPr>
       <w:r>
-        <w:t xml:space="preserve">2023-06-09 </w:t>
-      </w:r>
-      <w:proofErr w:type="gramStart"/>
-      <w:r>
-        <w:t>01:</w:t>
-      </w:r>
-      <w:proofErr w:type="gramEnd"/>
-      <w:r>
-        <w:t>52:58 [</w:t>
+        <w:t>2023-06-09 01:52:58 [</w:t>
       </w:r>
       <w:proofErr w:type="spellStart"/>
       <w:r>
@@ -11607,15 +10493,7 @@
         <w:pStyle w:val="Listing"/>
       </w:pPr>
       <w:r>
-        <w:t xml:space="preserve">2023-06-09 </w:t>
-      </w:r>
-      <w:proofErr w:type="gramStart"/>
-      <w:r>
-        <w:t>01:</w:t>
-      </w:r>
-      <w:proofErr w:type="gramEnd"/>
-      <w:r>
-        <w:t>52:58 [</w:t>
+        <w:t>2023-06-09 01:52:58 [</w:t>
       </w:r>
       <w:proofErr w:type="spellStart"/>
       <w:r>
@@ -11639,15 +10517,7 @@
         <w:pStyle w:val="Listing"/>
       </w:pPr>
       <w:r>
-        <w:t xml:space="preserve">2023-06-09 </w:t>
-      </w:r>
-      <w:proofErr w:type="gramStart"/>
-      <w:r>
-        <w:t>01:</w:t>
-      </w:r>
-      <w:proofErr w:type="gramEnd"/>
-      <w:r>
-        <w:t>52:58 [</w:t>
+        <w:t>2023-06-09 01:52:58 [</w:t>
       </w:r>
       <w:proofErr w:type="spellStart"/>
       <w:r>
@@ -11679,15 +10549,7 @@
         <w:pStyle w:val="Listing"/>
       </w:pPr>
       <w:r>
-        <w:t xml:space="preserve">2023-06-09 </w:t>
-      </w:r>
-      <w:proofErr w:type="gramStart"/>
-      <w:r>
-        <w:t>01:</w:t>
-      </w:r>
-      <w:proofErr w:type="gramEnd"/>
-      <w:r>
-        <w:t>52:58 [</w:t>
+        <w:t>2023-06-09 01:52:58 [</w:t>
       </w:r>
       <w:proofErr w:type="spellStart"/>
       <w:r>
@@ -11711,15 +10573,7 @@
         <w:pStyle w:val="Listing"/>
       </w:pPr>
       <w:r>
-        <w:t xml:space="preserve">2023-06-09 </w:t>
-      </w:r>
-      <w:proofErr w:type="gramStart"/>
-      <w:r>
-        <w:t>01:</w:t>
-      </w:r>
-      <w:proofErr w:type="gramEnd"/>
-      <w:r>
-        <w:t>52:58 [</w:t>
+        <w:t>2023-06-09 01:52:58 [</w:t>
       </w:r>
       <w:proofErr w:type="spellStart"/>
       <w:r>
@@ -11752,15 +10606,7 @@
       </w:pPr>
       <w:r>
         <w:lastRenderedPageBreak/>
-        <w:t xml:space="preserve">2023-06-09 </w:t>
-      </w:r>
-      <w:proofErr w:type="gramStart"/>
-      <w:r>
-        <w:t>01:</w:t>
-      </w:r>
-      <w:proofErr w:type="gramEnd"/>
-      <w:r>
-        <w:t>52:58 [</w:t>
+        <w:t>2023-06-09 01:52:58 [</w:t>
       </w:r>
       <w:proofErr w:type="spellStart"/>
       <w:r>
@@ -11784,15 +10630,7 @@
         <w:pStyle w:val="Listing"/>
       </w:pPr>
       <w:r>
-        <w:t xml:space="preserve">2023-06-09 </w:t>
-      </w:r>
-      <w:proofErr w:type="gramStart"/>
-      <w:r>
-        <w:t>01:</w:t>
-      </w:r>
-      <w:proofErr w:type="gramEnd"/>
-      <w:r>
-        <w:t>52:58 [</w:t>
+        <w:t>2023-06-09 01:52:58 [</w:t>
       </w:r>
       <w:proofErr w:type="spellStart"/>
       <w:r>
@@ -11824,15 +10662,7 @@
         <w:pStyle w:val="Listing"/>
       </w:pPr>
       <w:r>
-        <w:t xml:space="preserve">2023-06-09 </w:t>
-      </w:r>
-      <w:proofErr w:type="gramStart"/>
-      <w:r>
-        <w:t>01:</w:t>
-      </w:r>
-      <w:proofErr w:type="gramEnd"/>
-      <w:r>
-        <w:t>52:58 [</w:t>
+        <w:t>2023-06-09 01:52:58 [</w:t>
       </w:r>
       <w:proofErr w:type="spellStart"/>
       <w:r>
@@ -11856,15 +10686,7 @@
         <w:pStyle w:val="Listing"/>
       </w:pPr>
       <w:r>
-        <w:t xml:space="preserve">2023-06-09 </w:t>
-      </w:r>
-      <w:proofErr w:type="gramStart"/>
-      <w:r>
-        <w:t>01:</w:t>
-      </w:r>
-      <w:proofErr w:type="gramEnd"/>
-      <w:r>
-        <w:t>52:58 [</w:t>
+        <w:t>2023-06-09 01:52:58 [</w:t>
       </w:r>
       <w:proofErr w:type="spellStart"/>
       <w:r>
@@ -11896,15 +10718,7 @@
         <w:pStyle w:val="Listing"/>
       </w:pPr>
       <w:r>
-        <w:t xml:space="preserve">2023-06-09 </w:t>
-      </w:r>
-      <w:proofErr w:type="gramStart"/>
-      <w:r>
-        <w:t>01:</w:t>
-      </w:r>
-      <w:proofErr w:type="gramEnd"/>
-      <w:r>
-        <w:t>52:58 [</w:t>
+        <w:t>2023-06-09 01:52:58 [</w:t>
       </w:r>
       <w:proofErr w:type="spellStart"/>
       <w:r>
@@ -11928,15 +10742,7 @@
         <w:pStyle w:val="Listing"/>
       </w:pPr>
       <w:r>
-        <w:t xml:space="preserve">2023-06-09 </w:t>
-      </w:r>
-      <w:proofErr w:type="gramStart"/>
-      <w:r>
-        <w:t>01:</w:t>
-      </w:r>
-      <w:proofErr w:type="gramEnd"/>
-      <w:r>
-        <w:t>52:59 [</w:t>
+        <w:t>2023-06-09 01:52:59 [</w:t>
       </w:r>
       <w:proofErr w:type="spellStart"/>
       <w:r>
@@ -11968,15 +10774,7 @@
         <w:pStyle w:val="Listing"/>
       </w:pPr>
       <w:r>
-        <w:t xml:space="preserve">2023-06-09 </w:t>
-      </w:r>
-      <w:proofErr w:type="gramStart"/>
-      <w:r>
-        <w:t>01:</w:t>
-      </w:r>
-      <w:proofErr w:type="gramEnd"/>
-      <w:r>
-        <w:t>52:59 [</w:t>
+        <w:t>2023-06-09 01:52:59 [</w:t>
       </w:r>
       <w:proofErr w:type="spellStart"/>
       <w:r>
@@ -12000,15 +10798,7 @@
         <w:pStyle w:val="Listing"/>
       </w:pPr>
       <w:r>
-        <w:t xml:space="preserve">2023-06-09 </w:t>
-      </w:r>
-      <w:proofErr w:type="gramStart"/>
-      <w:r>
-        <w:t>01:</w:t>
-      </w:r>
-      <w:proofErr w:type="gramEnd"/>
-      <w:r>
-        <w:t>52:59 [</w:t>
+        <w:t>2023-06-09 01:52:59 [</w:t>
       </w:r>
       <w:proofErr w:type="spellStart"/>
       <w:r>
@@ -12040,15 +10830,7 @@
         <w:pStyle w:val="Listing"/>
       </w:pPr>
       <w:r>
-        <w:t xml:space="preserve">2023-06-09 </w:t>
-      </w:r>
-      <w:proofErr w:type="gramStart"/>
-      <w:r>
-        <w:t>01:</w:t>
-      </w:r>
-      <w:proofErr w:type="gramEnd"/>
-      <w:r>
-        <w:t>52:59 [</w:t>
+        <w:t>2023-06-09 01:52:59 [</w:t>
       </w:r>
       <w:proofErr w:type="spellStart"/>
       <w:r>
@@ -12072,15 +10854,7 @@
         <w:pStyle w:val="Listing"/>
       </w:pPr>
       <w:r>
-        <w:t xml:space="preserve">2023-06-09 </w:t>
-      </w:r>
-      <w:proofErr w:type="gramStart"/>
-      <w:r>
-        <w:t>01:</w:t>
-      </w:r>
-      <w:proofErr w:type="gramEnd"/>
-      <w:r>
-        <w:t>52:59 [</w:t>
+        <w:t>2023-06-09 01:52:59 [</w:t>
       </w:r>
       <w:proofErr w:type="spellStart"/>
       <w:r>
@@ -12112,15 +10886,7 @@
         <w:pStyle w:val="Listing"/>
       </w:pPr>
       <w:r>
-        <w:t xml:space="preserve">2023-06-09 </w:t>
-      </w:r>
-      <w:proofErr w:type="gramStart"/>
-      <w:r>
-        <w:t>01:</w:t>
-      </w:r>
-      <w:proofErr w:type="gramEnd"/>
-      <w:r>
-        <w:t>52:59 [</w:t>
+        <w:t>2023-06-09 01:52:59 [</w:t>
       </w:r>
       <w:proofErr w:type="spellStart"/>
       <w:r>
@@ -12144,15 +10910,7 @@
         <w:pStyle w:val="Listing"/>
       </w:pPr>
       <w:r>
-        <w:t xml:space="preserve">2023-06-09 </w:t>
-      </w:r>
-      <w:proofErr w:type="gramStart"/>
-      <w:r>
-        <w:t>01:</w:t>
-      </w:r>
-      <w:proofErr w:type="gramEnd"/>
-      <w:r>
-        <w:t>52:59 [</w:t>
+        <w:t>2023-06-09 01:52:59 [</w:t>
       </w:r>
       <w:proofErr w:type="spellStart"/>
       <w:r>
@@ -12184,15 +10942,7 @@
         <w:pStyle w:val="Listing"/>
       </w:pPr>
       <w:r>
-        <w:t xml:space="preserve">2023-06-09 </w:t>
-      </w:r>
-      <w:proofErr w:type="gramStart"/>
-      <w:r>
-        <w:t>01:</w:t>
-      </w:r>
-      <w:proofErr w:type="gramEnd"/>
-      <w:r>
-        <w:t>52:59 [</w:t>
+        <w:t>2023-06-09 01:52:59 [</w:t>
       </w:r>
       <w:proofErr w:type="spellStart"/>
       <w:r>
@@ -12216,15 +10966,7 @@
         <w:pStyle w:val="Listing"/>
       </w:pPr>
       <w:r>
-        <w:t xml:space="preserve">2023-06-09 </w:t>
-      </w:r>
-      <w:proofErr w:type="gramStart"/>
-      <w:r>
-        <w:t>01:</w:t>
-      </w:r>
-      <w:proofErr w:type="gramEnd"/>
-      <w:r>
-        <w:t>52:59 [</w:t>
+        <w:t>2023-06-09 01:52:59 [</w:t>
       </w:r>
       <w:proofErr w:type="spellStart"/>
       <w:r>
@@ -12256,15 +10998,7 @@
         <w:pStyle w:val="Listing"/>
       </w:pPr>
       <w:r>
-        <w:t xml:space="preserve">2023-06-09 </w:t>
-      </w:r>
-      <w:proofErr w:type="gramStart"/>
-      <w:r>
-        <w:t>01:</w:t>
-      </w:r>
-      <w:proofErr w:type="gramEnd"/>
-      <w:r>
-        <w:t>52:59 [</w:t>
+        <w:t>2023-06-09 01:52:59 [</w:t>
       </w:r>
       <w:proofErr w:type="spellStart"/>
       <w:r>
@@ -12288,15 +11022,7 @@
         <w:pStyle w:val="Listing"/>
       </w:pPr>
       <w:r>
-        <w:t xml:space="preserve">2023-06-09 </w:t>
-      </w:r>
-      <w:proofErr w:type="gramStart"/>
-      <w:r>
-        <w:t>01:</w:t>
-      </w:r>
-      <w:proofErr w:type="gramEnd"/>
-      <w:r>
-        <w:t>52:59 [</w:t>
+        <w:t>2023-06-09 01:52:59 [</w:t>
       </w:r>
       <w:proofErr w:type="spellStart"/>
       <w:r>
@@ -12328,15 +11054,7 @@
         <w:pStyle w:val="Listing"/>
       </w:pPr>
       <w:r>
-        <w:t xml:space="preserve">2023-06-09 </w:t>
-      </w:r>
-      <w:proofErr w:type="gramStart"/>
-      <w:r>
-        <w:t>01:</w:t>
-      </w:r>
-      <w:proofErr w:type="gramEnd"/>
-      <w:r>
-        <w:t>52:59 [</w:t>
+        <w:t>2023-06-09 01:52:59 [</w:t>
       </w:r>
       <w:proofErr w:type="spellStart"/>
       <w:r>
@@ -12360,15 +11078,7 @@
         <w:pStyle w:val="Listing"/>
       </w:pPr>
       <w:r>
-        <w:t xml:space="preserve">2023-06-09 </w:t>
-      </w:r>
-      <w:proofErr w:type="gramStart"/>
-      <w:r>
-        <w:t>01:</w:t>
-      </w:r>
-      <w:proofErr w:type="gramEnd"/>
-      <w:r>
-        <w:t>52:59 [</w:t>
+        <w:t>2023-06-09 01:52:59 [</w:t>
       </w:r>
       <w:proofErr w:type="spellStart"/>
       <w:r>
@@ -12400,15 +11110,7 @@
         <w:pStyle w:val="Listing"/>
       </w:pPr>
       <w:r>
-        <w:t xml:space="preserve">2023-06-09 </w:t>
-      </w:r>
-      <w:proofErr w:type="gramStart"/>
-      <w:r>
-        <w:t>01:</w:t>
-      </w:r>
-      <w:proofErr w:type="gramEnd"/>
-      <w:r>
-        <w:t>52:59 [</w:t>
+        <w:t>2023-06-09 01:52:59 [</w:t>
       </w:r>
       <w:proofErr w:type="spellStart"/>
       <w:r>
@@ -12433,15 +11135,7 @@
       </w:pPr>
       <w:r>
         <w:lastRenderedPageBreak/>
-        <w:t xml:space="preserve">2023-06-09 </w:t>
-      </w:r>
-      <w:proofErr w:type="gramStart"/>
-      <w:r>
-        <w:t>01:</w:t>
-      </w:r>
-      <w:proofErr w:type="gramEnd"/>
-      <w:r>
-        <w:t>52:59 [</w:t>
+        <w:t>2023-06-09 01:52:59 [</w:t>
       </w:r>
       <w:proofErr w:type="spellStart"/>
       <w:r>
@@ -12473,15 +11167,7 @@
         <w:pStyle w:val="Listing"/>
       </w:pPr>
       <w:r>
-        <w:t xml:space="preserve">2023-06-09 </w:t>
-      </w:r>
-      <w:proofErr w:type="gramStart"/>
-      <w:r>
-        <w:t>01:</w:t>
-      </w:r>
-      <w:proofErr w:type="gramEnd"/>
-      <w:r>
-        <w:t>52:59 [</w:t>
+        <w:t>2023-06-09 01:52:59 [</w:t>
       </w:r>
       <w:proofErr w:type="spellStart"/>
       <w:r>
@@ -12505,15 +11191,7 @@
         <w:pStyle w:val="Listing"/>
       </w:pPr>
       <w:r>
-        <w:t xml:space="preserve">2023-06-09 </w:t>
-      </w:r>
-      <w:proofErr w:type="gramStart"/>
-      <w:r>
-        <w:t>01:</w:t>
-      </w:r>
-      <w:proofErr w:type="gramEnd"/>
-      <w:r>
-        <w:t>52:59 [</w:t>
+        <w:t>2023-06-09 01:52:59 [</w:t>
       </w:r>
       <w:proofErr w:type="spellStart"/>
       <w:r>
@@ -12545,15 +11223,7 @@
         <w:pStyle w:val="Listing"/>
       </w:pPr>
       <w:r>
-        <w:t xml:space="preserve">2023-06-09 </w:t>
-      </w:r>
-      <w:proofErr w:type="gramStart"/>
-      <w:r>
-        <w:t>01:</w:t>
-      </w:r>
-      <w:proofErr w:type="gramEnd"/>
-      <w:r>
-        <w:t>52:59 [</w:t>
+        <w:t>2023-06-09 01:52:59 [</w:t>
       </w:r>
       <w:proofErr w:type="spellStart"/>
       <w:r>
@@ -12577,15 +11247,7 @@
         <w:pStyle w:val="Listing"/>
       </w:pPr>
       <w:r>
-        <w:t xml:space="preserve">2023-06-09 </w:t>
-      </w:r>
-      <w:proofErr w:type="gramStart"/>
-      <w:r>
-        <w:t>01:</w:t>
-      </w:r>
-      <w:proofErr w:type="gramEnd"/>
-      <w:r>
-        <w:t>52:59 [</w:t>
+        <w:t>2023-06-09 01:52:59 [</w:t>
       </w:r>
       <w:proofErr w:type="spellStart"/>
       <w:r>
@@ -12617,15 +11279,7 @@
         <w:pStyle w:val="Listing"/>
       </w:pPr>
       <w:r>
-        <w:t xml:space="preserve">2023-06-09 </w:t>
-      </w:r>
-      <w:proofErr w:type="gramStart"/>
-      <w:r>
-        <w:t>01:</w:t>
-      </w:r>
-      <w:proofErr w:type="gramEnd"/>
-      <w:r>
-        <w:t>52:59 [</w:t>
+        <w:t>2023-06-09 01:52:59 [</w:t>
       </w:r>
       <w:proofErr w:type="spellStart"/>
       <w:r>
@@ -12649,15 +11303,7 @@
         <w:pStyle w:val="Listing"/>
       </w:pPr>
       <w:r>
-        <w:t xml:space="preserve">2023-06-09 </w:t>
-      </w:r>
-      <w:proofErr w:type="gramStart"/>
-      <w:r>
-        <w:t>01:</w:t>
-      </w:r>
-      <w:proofErr w:type="gramEnd"/>
-      <w:r>
-        <w:t>52:59 [</w:t>
+        <w:t>2023-06-09 01:52:59 [</w:t>
       </w:r>
       <w:proofErr w:type="spellStart"/>
       <w:r>
@@ -12689,15 +11335,7 @@
         <w:pStyle w:val="Listing"/>
       </w:pPr>
       <w:r>
-        <w:t xml:space="preserve">2023-06-09 </w:t>
-      </w:r>
-      <w:proofErr w:type="gramStart"/>
-      <w:r>
-        <w:t>01:</w:t>
-      </w:r>
-      <w:proofErr w:type="gramEnd"/>
-      <w:r>
-        <w:t>52:59 [</w:t>
+        <w:t>2023-06-09 01:52:59 [</w:t>
       </w:r>
       <w:proofErr w:type="spellStart"/>
       <w:r>
@@ -12721,15 +11359,7 @@
         <w:pStyle w:val="Listing"/>
       </w:pPr>
       <w:r>
-        <w:t xml:space="preserve">2023-06-09 </w:t>
-      </w:r>
-      <w:proofErr w:type="gramStart"/>
-      <w:r>
-        <w:t>01:</w:t>
-      </w:r>
-      <w:proofErr w:type="gramEnd"/>
-      <w:r>
-        <w:t>52:59 [</w:t>
+        <w:t>2023-06-09 01:52:59 [</w:t>
       </w:r>
       <w:proofErr w:type="spellStart"/>
       <w:r>
@@ -12761,15 +11391,7 @@
         <w:pStyle w:val="Listing"/>
       </w:pPr>
       <w:r>
-        <w:t xml:space="preserve">2023-06-09 </w:t>
-      </w:r>
-      <w:proofErr w:type="gramStart"/>
-      <w:r>
-        <w:t>01:</w:t>
-      </w:r>
-      <w:proofErr w:type="gramEnd"/>
-      <w:r>
-        <w:t>52:59 [</w:t>
+        <w:t>2023-06-09 01:52:59 [</w:t>
       </w:r>
       <w:proofErr w:type="spellStart"/>
       <w:r>
@@ -12793,15 +11415,7 @@
         <w:pStyle w:val="Listing"/>
       </w:pPr>
       <w:r>
-        <w:t xml:space="preserve">2023-06-09 </w:t>
-      </w:r>
-      <w:proofErr w:type="gramStart"/>
-      <w:r>
-        <w:t>01:</w:t>
-      </w:r>
-      <w:proofErr w:type="gramEnd"/>
-      <w:r>
-        <w:t>52:59 [</w:t>
+        <w:t>2023-06-09 01:52:59 [</w:t>
       </w:r>
       <w:proofErr w:type="spellStart"/>
       <w:r>
@@ -12833,15 +11447,7 @@
         <w:pStyle w:val="Listing"/>
       </w:pPr>
       <w:r>
-        <w:t xml:space="preserve">2023-06-09 </w:t>
-      </w:r>
-      <w:proofErr w:type="gramStart"/>
-      <w:r>
-        <w:t>01:</w:t>
-      </w:r>
-      <w:proofErr w:type="gramEnd"/>
-      <w:r>
-        <w:t>52:59 [</w:t>
+        <w:t>2023-06-09 01:52:59 [</w:t>
       </w:r>
       <w:proofErr w:type="spellStart"/>
       <w:r>
@@ -12865,15 +11471,7 @@
         <w:pStyle w:val="Listing"/>
       </w:pPr>
       <w:r>
-        <w:t xml:space="preserve">2023-06-09 </w:t>
-      </w:r>
-      <w:proofErr w:type="gramStart"/>
-      <w:r>
-        <w:t>01:</w:t>
-      </w:r>
-      <w:proofErr w:type="gramEnd"/>
-      <w:r>
-        <w:t>52:59 [</w:t>
+        <w:t>2023-06-09 01:52:59 [</w:t>
       </w:r>
       <w:proofErr w:type="spellStart"/>
       <w:r>
@@ -12905,15 +11503,7 @@
         <w:pStyle w:val="Listing"/>
       </w:pPr>
       <w:r>
-        <w:t xml:space="preserve">2023-06-09 </w:t>
-      </w:r>
-      <w:proofErr w:type="gramStart"/>
-      <w:r>
-        <w:t>01:</w:t>
-      </w:r>
-      <w:proofErr w:type="gramEnd"/>
-      <w:r>
-        <w:t>52:59 [</w:t>
+        <w:t>2023-06-09 01:52:59 [</w:t>
       </w:r>
       <w:proofErr w:type="spellStart"/>
       <w:r>
@@ -12937,15 +11527,7 @@
         <w:pStyle w:val="Listing"/>
       </w:pPr>
       <w:r>
-        <w:t xml:space="preserve">2023-06-09 </w:t>
-      </w:r>
-      <w:proofErr w:type="gramStart"/>
-      <w:r>
-        <w:t>01:</w:t>
-      </w:r>
-      <w:proofErr w:type="gramEnd"/>
-      <w:r>
-        <w:t>52:59 [</w:t>
+        <w:t>2023-06-09 01:52:59 [</w:t>
       </w:r>
       <w:proofErr w:type="spellStart"/>
       <w:r>
@@ -12977,15 +11559,7 @@
         <w:pStyle w:val="Listing"/>
       </w:pPr>
       <w:r>
-        <w:t xml:space="preserve">2023-06-09 </w:t>
-      </w:r>
-      <w:proofErr w:type="gramStart"/>
-      <w:r>
-        <w:t>01:</w:t>
-      </w:r>
-      <w:proofErr w:type="gramEnd"/>
-      <w:r>
-        <w:t>52:59 [</w:t>
+        <w:t>2023-06-09 01:52:59 [</w:t>
       </w:r>
       <w:proofErr w:type="spellStart"/>
       <w:r>
@@ -13009,15 +11583,7 @@
         <w:pStyle w:val="Listing"/>
       </w:pPr>
       <w:r>
-        <w:t xml:space="preserve">2023-06-09 </w:t>
-      </w:r>
-      <w:proofErr w:type="gramStart"/>
-      <w:r>
-        <w:t>01:</w:t>
-      </w:r>
-      <w:proofErr w:type="gramEnd"/>
-      <w:r>
-        <w:t>52:59 [</w:t>
+        <w:t>2023-06-09 01:52:59 [</w:t>
       </w:r>
       <w:proofErr w:type="spellStart"/>
       <w:r>
@@ -13049,15 +11615,7 @@
         <w:pStyle w:val="Listing"/>
       </w:pPr>
       <w:r>
-        <w:t xml:space="preserve">2023-06-09 </w:t>
-      </w:r>
-      <w:proofErr w:type="gramStart"/>
-      <w:r>
-        <w:t>01:</w:t>
-      </w:r>
-      <w:proofErr w:type="gramEnd"/>
-      <w:r>
-        <w:t>52:59 [</w:t>
+        <w:t>2023-06-09 01:52:59 [</w:t>
       </w:r>
       <w:proofErr w:type="spellStart"/>
       <w:r>
@@ -13081,15 +11639,7 @@
         <w:pStyle w:val="Listing"/>
       </w:pPr>
       <w:r>
-        <w:t xml:space="preserve">2023-06-09 </w:t>
-      </w:r>
-      <w:proofErr w:type="gramStart"/>
-      <w:r>
-        <w:t>01:</w:t>
-      </w:r>
-      <w:proofErr w:type="gramEnd"/>
-      <w:r>
-        <w:t>52:59 [</w:t>
+        <w:t>2023-06-09 01:52:59 [</w:t>
       </w:r>
       <w:proofErr w:type="spellStart"/>
       <w:r>
@@ -13122,15 +11672,7 @@
       </w:pPr>
       <w:r>
         <w:lastRenderedPageBreak/>
-        <w:t xml:space="preserve">2023-06-09 </w:t>
-      </w:r>
-      <w:proofErr w:type="gramStart"/>
-      <w:r>
-        <w:t>01:</w:t>
-      </w:r>
-      <w:proofErr w:type="gramEnd"/>
-      <w:r>
-        <w:t>52:59 [</w:t>
+        <w:t>2023-06-09 01:52:59 [</w:t>
       </w:r>
       <w:proofErr w:type="spellStart"/>
       <w:r>
@@ -13162,15 +11704,7 @@
         <w:pStyle w:val="Listing"/>
       </w:pPr>
       <w:r>
-        <w:t xml:space="preserve">2023-06-09 </w:t>
-      </w:r>
-      <w:proofErr w:type="gramStart"/>
-      <w:r>
-        <w:t>01:</w:t>
-      </w:r>
-      <w:proofErr w:type="gramEnd"/>
-      <w:r>
-        <w:t>52:59 [</w:t>
+        <w:t>2023-06-09 01:52:59 [</w:t>
       </w:r>
       <w:proofErr w:type="spellStart"/>
       <w:r>
@@ -13194,15 +11728,7 @@
         <w:pStyle w:val="Listing"/>
       </w:pPr>
       <w:r>
-        <w:t xml:space="preserve">2023-06-09 </w:t>
-      </w:r>
-      <w:proofErr w:type="gramStart"/>
-      <w:r>
-        <w:t>01:</w:t>
-      </w:r>
-      <w:proofErr w:type="gramEnd"/>
-      <w:r>
-        <w:t>52:59 [</w:t>
+        <w:t>2023-06-09 01:52:59 [</w:t>
       </w:r>
       <w:proofErr w:type="spellStart"/>
       <w:r>
@@ -13226,15 +11752,7 @@
         <w:pStyle w:val="Listing"/>
       </w:pPr>
       <w:r>
-        <w:t xml:space="preserve">2023-06-09 </w:t>
-      </w:r>
-      <w:proofErr w:type="gramStart"/>
-      <w:r>
-        <w:t>01:</w:t>
-      </w:r>
-      <w:proofErr w:type="gramEnd"/>
-      <w:r>
-        <w:t>52:59 [</w:t>
+        <w:t>2023-06-09 01:52:59 [</w:t>
       </w:r>
       <w:proofErr w:type="spellStart"/>
       <w:r>
@@ -13266,15 +11784,7 @@
         <w:pStyle w:val="Listing"/>
       </w:pPr>
       <w:r>
-        <w:t xml:space="preserve">2023-06-09 </w:t>
-      </w:r>
-      <w:proofErr w:type="gramStart"/>
-      <w:r>
-        <w:t>01:</w:t>
-      </w:r>
-      <w:proofErr w:type="gramEnd"/>
-      <w:r>
-        <w:t>52:59 [</w:t>
+        <w:t>2023-06-09 01:52:59 [</w:t>
       </w:r>
       <w:proofErr w:type="spellStart"/>
       <w:r>
@@ -13298,15 +11808,7 @@
         <w:pStyle w:val="Listing"/>
       </w:pPr>
       <w:r>
-        <w:t xml:space="preserve">2023-06-09 </w:t>
-      </w:r>
-      <w:proofErr w:type="gramStart"/>
-      <w:r>
-        <w:t>01:</w:t>
-      </w:r>
-      <w:proofErr w:type="gramEnd"/>
-      <w:r>
-        <w:t>52:59 [</w:t>
+        <w:t>2023-06-09 01:52:59 [</w:t>
       </w:r>
       <w:proofErr w:type="spellStart"/>
       <w:r>
@@ -13338,15 +11840,7 @@
         <w:pStyle w:val="Listing"/>
       </w:pPr>
       <w:r>
-        <w:t xml:space="preserve">2023-06-09 </w:t>
-      </w:r>
-      <w:proofErr w:type="gramStart"/>
-      <w:r>
-        <w:t>01:</w:t>
-      </w:r>
-      <w:proofErr w:type="gramEnd"/>
-      <w:r>
-        <w:t>52:59 [</w:t>
+        <w:t>2023-06-09 01:52:59 [</w:t>
       </w:r>
       <w:proofErr w:type="spellStart"/>
       <w:r>
@@ -13370,15 +11864,7 @@
         <w:pStyle w:val="Listing"/>
       </w:pPr>
       <w:r>
-        <w:t xml:space="preserve">2023-06-09 </w:t>
-      </w:r>
-      <w:proofErr w:type="gramStart"/>
-      <w:r>
-        <w:t>01:</w:t>
-      </w:r>
-      <w:proofErr w:type="gramEnd"/>
-      <w:r>
-        <w:t>52:59 [</w:t>
+        <w:t>2023-06-09 01:52:59 [</w:t>
       </w:r>
       <w:proofErr w:type="spellStart"/>
       <w:r>
@@ -13410,15 +11896,7 @@
         <w:pStyle w:val="Listing"/>
       </w:pPr>
       <w:r>
-        <w:t xml:space="preserve">2023-06-09 </w:t>
-      </w:r>
-      <w:proofErr w:type="gramStart"/>
-      <w:r>
-        <w:t>01:</w:t>
-      </w:r>
-      <w:proofErr w:type="gramEnd"/>
-      <w:r>
-        <w:t>52:59 [</w:t>
+        <w:t>2023-06-09 01:52:59 [</w:t>
       </w:r>
       <w:proofErr w:type="spellStart"/>
       <w:r>
@@ -13442,15 +11920,7 @@
         <w:pStyle w:val="Listing"/>
       </w:pPr>
       <w:r>
-        <w:t xml:space="preserve">2023-06-09 </w:t>
-      </w:r>
-      <w:proofErr w:type="gramStart"/>
-      <w:r>
-        <w:t>01:</w:t>
-      </w:r>
-      <w:proofErr w:type="gramEnd"/>
-      <w:r>
-        <w:t>52:59 [</w:t>
+        <w:t>2023-06-09 01:52:59 [</w:t>
       </w:r>
       <w:proofErr w:type="spellStart"/>
       <w:r>
@@ -13482,15 +11952,7 @@
         <w:pStyle w:val="Listing"/>
       </w:pPr>
       <w:r>
-        <w:t xml:space="preserve">2023-06-09 </w:t>
-      </w:r>
-      <w:proofErr w:type="gramStart"/>
-      <w:r>
-        <w:t>01:</w:t>
-      </w:r>
-      <w:proofErr w:type="gramEnd"/>
-      <w:r>
-        <w:t>52:59 [</w:t>
+        <w:t>2023-06-09 01:52:59 [</w:t>
       </w:r>
       <w:proofErr w:type="spellStart"/>
       <w:r>
@@ -13514,15 +11976,7 @@
         <w:pStyle w:val="Listing"/>
       </w:pPr>
       <w:r>
-        <w:t xml:space="preserve">2023-06-09 </w:t>
-      </w:r>
-      <w:proofErr w:type="gramStart"/>
-      <w:r>
-        <w:t>01:</w:t>
-      </w:r>
-      <w:proofErr w:type="gramEnd"/>
-      <w:r>
-        <w:t>52:59 [</w:t>
+        <w:t>2023-06-09 01:52:59 [</w:t>
       </w:r>
       <w:proofErr w:type="spellStart"/>
       <w:r>
@@ -13554,15 +12008,7 @@
         <w:pStyle w:val="Listing"/>
       </w:pPr>
       <w:r>
-        <w:t xml:space="preserve">2023-06-09 </w:t>
-      </w:r>
-      <w:proofErr w:type="gramStart"/>
-      <w:r>
-        <w:t>01:</w:t>
-      </w:r>
-      <w:proofErr w:type="gramEnd"/>
-      <w:r>
-        <w:t>52:59 [</w:t>
+        <w:t>2023-06-09 01:52:59 [</w:t>
       </w:r>
       <w:proofErr w:type="spellStart"/>
       <w:r>
@@ -13594,15 +12040,7 @@
         <w:pStyle w:val="Listing"/>
       </w:pPr>
       <w:r>
-        <w:t xml:space="preserve">2023-06-09 </w:t>
-      </w:r>
-      <w:proofErr w:type="gramStart"/>
-      <w:r>
-        <w:t>01:</w:t>
-      </w:r>
-      <w:proofErr w:type="gramEnd"/>
-      <w:r>
-        <w:t>52:59 [</w:t>
+        <w:t>2023-06-09 01:52:59 [</w:t>
       </w:r>
       <w:proofErr w:type="spellStart"/>
       <w:r>
@@ -13626,15 +12064,7 @@
         <w:pStyle w:val="Listing"/>
       </w:pPr>
       <w:r>
-        <w:t xml:space="preserve">2023-06-09 </w:t>
-      </w:r>
-      <w:proofErr w:type="gramStart"/>
-      <w:r>
-        <w:t>01:</w:t>
-      </w:r>
-      <w:proofErr w:type="gramEnd"/>
-      <w:r>
-        <w:t>52:59 [</w:t>
+        <w:t>2023-06-09 01:52:59 [</w:t>
       </w:r>
       <w:proofErr w:type="spellStart"/>
       <w:r>
@@ -13658,15 +12088,7 @@
         <w:pStyle w:val="Listing"/>
       </w:pPr>
       <w:r>
-        <w:t xml:space="preserve">2023-06-09 </w:t>
-      </w:r>
-      <w:proofErr w:type="gramStart"/>
-      <w:r>
-        <w:t>01:</w:t>
-      </w:r>
-      <w:proofErr w:type="gramEnd"/>
-      <w:r>
-        <w:t>52:59 [</w:t>
+        <w:t>2023-06-09 01:52:59 [</w:t>
       </w:r>
       <w:proofErr w:type="spellStart"/>
       <w:r>
@@ -13698,15 +12120,7 @@
         <w:pStyle w:val="Listing"/>
       </w:pPr>
       <w:r>
-        <w:t xml:space="preserve">2023-06-09 </w:t>
-      </w:r>
-      <w:proofErr w:type="gramStart"/>
-      <w:r>
-        <w:t>01:</w:t>
-      </w:r>
-      <w:proofErr w:type="gramEnd"/>
-      <w:r>
-        <w:t>52:59 [</w:t>
+        <w:t>2023-06-09 01:52:59 [</w:t>
       </w:r>
       <w:proofErr w:type="spellStart"/>
       <w:r>
@@ -13730,15 +12144,7 @@
         <w:pStyle w:val="Listing"/>
       </w:pPr>
       <w:r>
-        <w:t xml:space="preserve">2023-06-09 </w:t>
-      </w:r>
-      <w:proofErr w:type="gramStart"/>
-      <w:r>
-        <w:t>01:</w:t>
-      </w:r>
-      <w:proofErr w:type="gramEnd"/>
-      <w:r>
-        <w:t>52:59 [</w:t>
+        <w:t>2023-06-09 01:52:59 [</w:t>
       </w:r>
       <w:proofErr w:type="spellStart"/>
       <w:r>
@@ -13771,15 +12177,7 @@
       </w:pPr>
       <w:r>
         <w:lastRenderedPageBreak/>
-        <w:t xml:space="preserve">2023-06-09 </w:t>
-      </w:r>
-      <w:proofErr w:type="gramStart"/>
-      <w:r>
-        <w:t>01:</w:t>
-      </w:r>
-      <w:proofErr w:type="gramEnd"/>
-      <w:r>
-        <w:t>52:59 [</w:t>
+        <w:t>2023-06-09 01:52:59 [</w:t>
       </w:r>
       <w:proofErr w:type="spellStart"/>
       <w:r>
@@ -13803,15 +12201,7 @@
         <w:pStyle w:val="Listing"/>
       </w:pPr>
       <w:r>
-        <w:t xml:space="preserve">2023-06-09 </w:t>
-      </w:r>
-      <w:proofErr w:type="gramStart"/>
-      <w:r>
-        <w:t>01:</w:t>
-      </w:r>
-      <w:proofErr w:type="gramEnd"/>
-      <w:r>
-        <w:t>52:59 [</w:t>
+        <w:t>2023-06-09 01:52:59 [</w:t>
       </w:r>
       <w:proofErr w:type="spellStart"/>
       <w:r>
@@ -13843,15 +12233,7 @@
         <w:pStyle w:val="Listing"/>
       </w:pPr>
       <w:r>
-        <w:t xml:space="preserve">2023-06-09 </w:t>
-      </w:r>
-      <w:proofErr w:type="gramStart"/>
-      <w:r>
-        <w:t>01:</w:t>
-      </w:r>
-      <w:proofErr w:type="gramEnd"/>
-      <w:r>
-        <w:t>52:59 [</w:t>
+        <w:t>2023-06-09 01:52:59 [</w:t>
       </w:r>
       <w:proofErr w:type="spellStart"/>
       <w:r>
@@ -13883,15 +12265,7 @@
         <w:pStyle w:val="Listing"/>
       </w:pPr>
       <w:r>
-        <w:t xml:space="preserve">2023-06-09 </w:t>
-      </w:r>
-      <w:proofErr w:type="gramStart"/>
-      <w:r>
-        <w:t>01:</w:t>
-      </w:r>
-      <w:proofErr w:type="gramEnd"/>
-      <w:r>
-        <w:t>52:59 [</w:t>
+        <w:t>2023-06-09 01:52:59 [</w:t>
       </w:r>
       <w:proofErr w:type="spellStart"/>
       <w:r>
@@ -13915,15 +12289,7 @@
         <w:pStyle w:val="Listing"/>
       </w:pPr>
       <w:r>
-        <w:t xml:space="preserve">2023-06-09 </w:t>
-      </w:r>
-      <w:proofErr w:type="gramStart"/>
-      <w:r>
-        <w:t>01:</w:t>
-      </w:r>
-      <w:proofErr w:type="gramEnd"/>
-      <w:r>
-        <w:t>52:59 [</w:t>
+        <w:t>2023-06-09 01:52:59 [</w:t>
       </w:r>
       <w:proofErr w:type="spellStart"/>
       <w:r>
@@ -13947,15 +12313,7 @@
         <w:pStyle w:val="Listing"/>
       </w:pPr>
       <w:r>
-        <w:t xml:space="preserve">2023-06-09 </w:t>
-      </w:r>
-      <w:proofErr w:type="gramStart"/>
-      <w:r>
-        <w:t>01:</w:t>
-      </w:r>
-      <w:proofErr w:type="gramEnd"/>
-      <w:r>
-        <w:t>53:00 [</w:t>
+        <w:t>2023-06-09 01:53:00 [</w:t>
       </w:r>
       <w:proofErr w:type="spellStart"/>
       <w:r>
@@ -13987,15 +12345,7 @@
         <w:pStyle w:val="Listing"/>
       </w:pPr>
       <w:r>
-        <w:t xml:space="preserve">2023-06-09 </w:t>
-      </w:r>
-      <w:proofErr w:type="gramStart"/>
-      <w:r>
-        <w:t>01:</w:t>
-      </w:r>
-      <w:proofErr w:type="gramEnd"/>
-      <w:r>
-        <w:t>53:00 [</w:t>
+        <w:t>2023-06-09 01:53:00 [</w:t>
       </w:r>
       <w:proofErr w:type="spellStart"/>
       <w:r>
@@ -14027,15 +12377,7 @@
         <w:pStyle w:val="Listing"/>
       </w:pPr>
       <w:r>
-        <w:t xml:space="preserve">2023-06-09 </w:t>
-      </w:r>
-      <w:proofErr w:type="gramStart"/>
-      <w:r>
-        <w:t>01:</w:t>
-      </w:r>
-      <w:proofErr w:type="gramEnd"/>
-      <w:r>
-        <w:t>53:00 [</w:t>
+        <w:t>2023-06-09 01:53:00 [</w:t>
       </w:r>
       <w:proofErr w:type="spellStart"/>
       <w:r>
@@ -14059,15 +12401,7 @@
         <w:pStyle w:val="Listing"/>
       </w:pPr>
       <w:r>
-        <w:t xml:space="preserve">2023-06-09 </w:t>
-      </w:r>
-      <w:proofErr w:type="gramStart"/>
-      <w:r>
-        <w:t>01:</w:t>
-      </w:r>
-      <w:proofErr w:type="gramEnd"/>
-      <w:r>
-        <w:t>53:00 [</w:t>
+        <w:t>2023-06-09 01:53:00 [</w:t>
       </w:r>
       <w:proofErr w:type="spellStart"/>
       <w:r>
@@ -14091,15 +12425,7 @@
         <w:pStyle w:val="Listing"/>
       </w:pPr>
       <w:r>
-        <w:t xml:space="preserve">2023-06-09 </w:t>
-      </w:r>
-      <w:proofErr w:type="gramStart"/>
-      <w:r>
-        <w:t>01:</w:t>
-      </w:r>
-      <w:proofErr w:type="gramEnd"/>
-      <w:r>
-        <w:t>53:00 [</w:t>
+        <w:t>2023-06-09 01:53:00 [</w:t>
       </w:r>
       <w:proofErr w:type="spellStart"/>
       <w:r>
@@ -14131,15 +12457,7 @@
         <w:pStyle w:val="Listing"/>
       </w:pPr>
       <w:r>
-        <w:t xml:space="preserve">2023-06-09 </w:t>
-      </w:r>
-      <w:proofErr w:type="gramStart"/>
-      <w:r>
-        <w:t>01:</w:t>
-      </w:r>
-      <w:proofErr w:type="gramEnd"/>
-      <w:r>
-        <w:t>53:00 [</w:t>
+        <w:t>2023-06-09 01:53:00 [</w:t>
       </w:r>
       <w:proofErr w:type="spellStart"/>
       <w:r>
@@ -14163,15 +12481,7 @@
         <w:pStyle w:val="Listing"/>
       </w:pPr>
       <w:r>
-        <w:t xml:space="preserve">2023-06-09 </w:t>
-      </w:r>
-      <w:proofErr w:type="gramStart"/>
-      <w:r>
-        <w:t>01:</w:t>
-      </w:r>
-      <w:proofErr w:type="gramEnd"/>
-      <w:r>
-        <w:t>53:00 [</w:t>
+        <w:t>2023-06-09 01:53:00 [</w:t>
       </w:r>
       <w:proofErr w:type="spellStart"/>
       <w:r>
@@ -14203,15 +12513,7 @@
         <w:pStyle w:val="Listing"/>
       </w:pPr>
       <w:r>
-        <w:t xml:space="preserve">2023-06-09 </w:t>
-      </w:r>
-      <w:proofErr w:type="gramStart"/>
-      <w:r>
-        <w:t>01:</w:t>
-      </w:r>
-      <w:proofErr w:type="gramEnd"/>
-      <w:r>
-        <w:t>53:00 [</w:t>
+        <w:t>2023-06-09 01:53:00 [</w:t>
       </w:r>
       <w:proofErr w:type="spellStart"/>
       <w:r>
@@ -14235,15 +12537,7 @@
         <w:pStyle w:val="Listing"/>
       </w:pPr>
       <w:r>
-        <w:t xml:space="preserve">2023-06-09 </w:t>
-      </w:r>
-      <w:proofErr w:type="gramStart"/>
-      <w:r>
-        <w:t>01:</w:t>
-      </w:r>
-      <w:proofErr w:type="gramEnd"/>
-      <w:r>
-        <w:t>53:00 [</w:t>
+        <w:t>2023-06-09 01:53:00 [</w:t>
       </w:r>
       <w:proofErr w:type="spellStart"/>
       <w:r>
@@ -14275,15 +12569,7 @@
         <w:pStyle w:val="Listing"/>
       </w:pPr>
       <w:r>
-        <w:t xml:space="preserve">2023-06-09 </w:t>
-      </w:r>
-      <w:proofErr w:type="gramStart"/>
-      <w:r>
-        <w:t>01:</w:t>
-      </w:r>
-      <w:proofErr w:type="gramEnd"/>
-      <w:r>
-        <w:t>53:00 [</w:t>
+        <w:t>2023-06-09 01:53:00 [</w:t>
       </w:r>
       <w:proofErr w:type="spellStart"/>
       <w:r>
@@ -14327,13 +12613,8 @@
       </w:hyperlink>
     </w:p>
     <w:p>
-      <w:proofErr w:type="gramStart"/>
-      <w:r>
-        <w:t>Ca</w:t>
-      </w:r>
-      <w:proofErr w:type="gramEnd"/>
-      <w:r>
-        <w:t xml:space="preserve"> ramène &lt;</w:t>
+      <w:r>
+        <w:t>Ca ramène &lt;</w:t>
       </w:r>
       <w:proofErr w:type="spellStart"/>
       <w:r>
@@ -14352,12 +12633,10 @@
         <w:t>&lt;</w:t>
       </w:r>
       <w:proofErr w:type="spellStart"/>
-      <w:proofErr w:type="gramStart"/>
       <w:r>
         <w:t>em</w:t>
       </w:r>
       <w:proofErr w:type="spellEnd"/>
-      <w:proofErr w:type="gramEnd"/>
       <w:r>
         <w:t>&gt;</w:t>
       </w:r>
@@ -14370,12 +12649,10 @@
         <w:t>&lt;</w:t>
       </w:r>
       <w:proofErr w:type="spellStart"/>
-      <w:proofErr w:type="gramStart"/>
       <w:r>
         <w:t>ul</w:t>
       </w:r>
       <w:proofErr w:type="spellEnd"/>
-      <w:proofErr w:type="gramEnd"/>
       <w:r>
         <w:t>&gt;</w:t>
       </w:r>
@@ -14385,15 +12662,7 @@
         <w:pStyle w:val="Listing"/>
       </w:pPr>
       <w:r>
-        <w:t>&lt;</w:t>
-      </w:r>
-      <w:proofErr w:type="gramStart"/>
-      <w:r>
-        <w:t>li</w:t>
-      </w:r>
-      <w:proofErr w:type="gramEnd"/>
-      <w:r>
-        <w:t>&gt;Naissance: &lt;a href="https://www.source_naissance.fr/"&gt;https://www.source_naissance.fr/&lt;/a&gt;&lt;br&gt;Texte1 source naissance&lt;</w:t>
+        <w:t>&lt;li&gt;Naissance: &lt;a href="https://www.source_naissance.fr/"&gt;https://www.source_naissance.fr/&lt;/a&gt;&lt;br&gt;Texte1 source naissance&lt;</w:t>
       </w:r>
       <w:proofErr w:type="spellStart"/>
       <w:r>
@@ -14418,15 +12687,7 @@
       </w:pPr>
       <w:r>
         <w:lastRenderedPageBreak/>
-        <w:t>&lt;</w:t>
-      </w:r>
-      <w:proofErr w:type="gramStart"/>
-      <w:r>
-        <w:t>li</w:t>
-      </w:r>
-      <w:proofErr w:type="gramEnd"/>
-      <w:r>
-        <w:t>&gt;Union: &lt;a href="https://www.source_mariage.fr/"&gt;https://www.source_mariage.fr/&lt;/a&gt;&lt;br&gt;Texte1 source mariage&lt;</w:t>
+        <w:t>&lt;li&gt;Union: &lt;a href="https://www.source_mariage.fr/"&gt;https://www.source_mariage.fr/&lt;/a&gt;&lt;br&gt;Texte1 source mariage&lt;</w:t>
       </w:r>
       <w:proofErr w:type="spellStart"/>
       <w:r>
@@ -14450,15 +12711,7 @@
         <w:pStyle w:val="Listing"/>
       </w:pPr>
       <w:r>
-        <w:t>&lt;</w:t>
-      </w:r>
-      <w:proofErr w:type="gramStart"/>
-      <w:r>
-        <w:t>li</w:t>
-      </w:r>
-      <w:proofErr w:type="gramEnd"/>
-      <w:r>
-        <w:t>&gt;Décès: &lt;a href="https://www.source_deces.fr/"&gt;https://www.source_deces.fr/&lt;/a&gt; - Texte1 source décès&lt;</w:t>
+        <w:t>&lt;li&gt;Décès: &lt;a href="https://www.source_deces.fr/"&gt;https://www.source_deces.fr/&lt;/a&gt; - Texte1 source décès&lt;</w:t>
       </w:r>
       <w:proofErr w:type="spellStart"/>
       <w:r>
@@ -14512,12 +12765,10 @@
     <w:p/>
     <w:p>
       <w:proofErr w:type="spellStart"/>
-      <w:proofErr w:type="gramStart"/>
       <w:r>
         <w:t>scrapy</w:t>
       </w:r>
       <w:proofErr w:type="spellEnd"/>
-      <w:proofErr w:type="gramEnd"/>
       <w:r>
         <w:t xml:space="preserve"> </w:t>
       </w:r>
@@ -14545,23 +12796,13 @@
       </w:r>
     </w:p>
     <w:p>
-      <w:proofErr w:type="gramStart"/>
-      <w:r>
-        <w:t>sans</w:t>
-      </w:r>
-      <w:proofErr w:type="gramEnd"/>
-      <w:r>
-        <w:t xml:space="preserve"> titre, mais avec sources qui matchent</w:t>
-      </w:r>
-    </w:p>
-    <w:p>
-      <w:proofErr w:type="gramStart"/>
-      <w:r>
-        <w:t>response.xpath</w:t>
-      </w:r>
-      <w:proofErr w:type="gramEnd"/>
-      <w:r>
-        <w:t>("</w:t>
+      <w:r>
+        <w:t>sans titre, mais avec sources qui matchent</w:t>
+      </w:r>
+    </w:p>
+    <w:p>
+      <w:r>
+        <w:t>response.xpath("</w:t>
       </w:r>
       <w:r>
         <w:t>//div[@id='person-title']/following-sibling::em[1]</w:t>
@@ -14571,54 +12812,32 @@
       </w:r>
     </w:p>
     <w:p>
-      <w:proofErr w:type="gramStart"/>
-      <w:r>
-        <w:t>response.xpath</w:t>
-      </w:r>
-      <w:proofErr w:type="gramEnd"/>
-      <w:r>
-        <w:t>("//div[@id='person-title']/following-sibling::em[1]").extract()</w:t>
-      </w:r>
-    </w:p>
-    <w:p>
-      <w:proofErr w:type="gramStart"/>
-      <w:r>
-        <w:t>response.xpath</w:t>
-      </w:r>
-      <w:proofErr w:type="gramEnd"/>
-      <w:r>
-        <w:t>("//div[@id='person-title']/following-sibling").extract()</w:t>
-      </w:r>
-    </w:p>
-    <w:p>
-      <w:proofErr w:type="gramStart"/>
-      <w:r>
-        <w:t>response.xpath</w:t>
-      </w:r>
-      <w:proofErr w:type="gramEnd"/>
-      <w:r>
-        <w:t>("//div[@id='person-title']/following-sibling::*[1][name()='em']")</w:t>
-      </w:r>
-    </w:p>
-    <w:p>
-      <w:proofErr w:type="gramStart"/>
-      <w:r>
-        <w:t>response.xpath</w:t>
-      </w:r>
-      <w:proofErr w:type="gramEnd"/>
-      <w:r>
-        <w:t>("//div[@id='person-title']/following-sibling::*[1][name()='em']/text()").get()</w:t>
+      <w:r>
+        <w:t>response.xpath("//div[@id='person-title']/following-sibling::em[1]").extract()</w:t>
+      </w:r>
+    </w:p>
+    <w:p>
+      <w:r>
+        <w:t>response.xpath("//div[@id='person-title']/following-sibling").extract()</w:t>
+      </w:r>
+    </w:p>
+    <w:p>
+      <w:r>
+        <w:t>response.xpath("//div[@id='person-title']/following-sibling::*[1][name()='em']")</w:t>
+      </w:r>
+    </w:p>
+    <w:p>
+      <w:r>
+        <w:t>response.xpath("//div[@id='person-title']/following-sibling::*[1][name()='em']/text()").get()</w:t>
       </w:r>
     </w:p>
     <w:p/>
     <w:p>
       <w:proofErr w:type="spellStart"/>
-      <w:proofErr w:type="gramStart"/>
       <w:r>
         <w:t>scrapy</w:t>
       </w:r>
       <w:proofErr w:type="spellEnd"/>
-      <w:proofErr w:type="gramEnd"/>
       <w:r>
         <w:t xml:space="preserve"> </w:t>
       </w:r>
@@ -14648,12 +12867,10 @@
     <w:p/>
     <w:p>
       <w:proofErr w:type="spellStart"/>
-      <w:proofErr w:type="gramStart"/>
       <w:r>
         <w:t>scrapy</w:t>
       </w:r>
       <w:proofErr w:type="spellEnd"/>
-      <w:proofErr w:type="gramEnd"/>
       <w:r>
         <w:t xml:space="preserve"> </w:t>
       </w:r>
@@ -14687,13 +12904,8 @@
           <w:noProof/>
         </w:rPr>
       </w:pPr>
-      <w:proofErr w:type="gramStart"/>
-      <w:r>
-        <w:t>avec</w:t>
-      </w:r>
-      <w:proofErr w:type="gramEnd"/>
-      <w:r>
-        <w:t xml:space="preserve"> titre et note sur</w:t>
+      <w:r>
+        <w:t>avec titre et note sur</w:t>
       </w:r>
       <w:r>
         <w:t xml:space="preserve"> le</w:t>
@@ -14713,12 +12925,10 @@
     <w:p/>
     <w:p>
       <w:proofErr w:type="spellStart"/>
-      <w:proofErr w:type="gramStart"/>
       <w:r>
         <w:t>scrapy</w:t>
       </w:r>
       <w:proofErr w:type="spellEnd"/>
-      <w:proofErr w:type="gramEnd"/>
       <w:r>
         <w:t xml:space="preserve"> </w:t>
       </w:r>
@@ -14748,12 +12958,10 @@
     <w:p/>
     <w:p>
       <w:proofErr w:type="spellStart"/>
-      <w:proofErr w:type="gramStart"/>
       <w:r>
         <w:t>response.xpath</w:t>
       </w:r>
       <w:proofErr w:type="spellEnd"/>
-      <w:proofErr w:type="gramEnd"/>
       <w:r>
         <w:t>("//</w:t>
       </w:r>
@@ -14874,27 +13082,7 @@
           <w:sz w:val="18"/>
           <w:szCs w:val="18"/>
         </w:rPr>
-        <w:t>result/gw.geneanet.org.danielr13.lang=fr.n=</w:t>
-      </w:r>
-      <w:proofErr w:type="gramStart"/>
-      <w:r>
-        <w:rPr>
-          <w:rFonts w:ascii="Lucida Console" w:hAnsi="Lucida Console" w:cs="Lucida Console"/>
-          <w:kern w:val="0"/>
-          <w:sz w:val="18"/>
-          <w:szCs w:val="18"/>
-        </w:rPr>
-        <w:t>nicolas.oc=0.p</w:t>
-      </w:r>
-      <w:proofErr w:type="gramEnd"/>
-      <w:r>
-        <w:rPr>
-          <w:rFonts w:ascii="Lucida Console" w:hAnsi="Lucida Console" w:cs="Lucida Console"/>
-          <w:kern w:val="0"/>
-          <w:sz w:val="18"/>
-          <w:szCs w:val="18"/>
-        </w:rPr>
-        <w:t xml:space="preserve">=etienne+henri.log:[geneanet] DEBUG: </w:t>
+        <w:t xml:space="preserve">result/gw.geneanet.org.danielr13.lang=fr.n=nicolas.oc=0.p=etienne+henri.log:[geneanet] DEBUG: </w:t>
       </w:r>
       <w:proofErr w:type="spellStart"/>
       <w:r>
@@ -15013,27 +13201,7 @@
           <w:sz w:val="18"/>
           <w:szCs w:val="18"/>
         </w:rPr>
-        <w:t>='danielr</w:t>
-      </w:r>
-      <w:proofErr w:type="gramStart"/>
-      <w:r>
-        <w:rPr>
-          <w:rFonts w:ascii="Lucida Console" w:hAnsi="Lucida Console" w:cs="Lucida Console"/>
-          <w:kern w:val="0"/>
-          <w:sz w:val="18"/>
-          <w:szCs w:val="18"/>
-        </w:rPr>
-        <w:t>13?</w:t>
-      </w:r>
-      <w:proofErr w:type="gramEnd"/>
-      <w:r>
-        <w:rPr>
-          <w:rFonts w:ascii="Lucida Console" w:hAnsi="Lucida Console" w:cs="Lucida Console"/>
-          <w:kern w:val="0"/>
-          <w:sz w:val="18"/>
-          <w:szCs w:val="18"/>
-        </w:rPr>
-        <w:t>lang=</w:t>
+        <w:t>='danielr13?lang=</w:t>
       </w:r>
       <w:proofErr w:type="spellStart"/>
       <w:r>
@@ -15075,27 +13243,7 @@
           <w:sz w:val="18"/>
           <w:szCs w:val="18"/>
         </w:rPr>
-        <w:t>result/gw.geneanet.org.danielr13.lang=fr.n=</w:t>
-      </w:r>
-      <w:proofErr w:type="gramStart"/>
-      <w:r>
-        <w:rPr>
-          <w:rFonts w:ascii="Lucida Console" w:hAnsi="Lucida Console" w:cs="Lucida Console"/>
-          <w:kern w:val="0"/>
-          <w:sz w:val="18"/>
-          <w:szCs w:val="18"/>
-        </w:rPr>
-        <w:t>nicolas.oc=0.p</w:t>
-      </w:r>
-      <w:proofErr w:type="gramEnd"/>
-      <w:r>
-        <w:rPr>
-          <w:rFonts w:ascii="Lucida Console" w:hAnsi="Lucida Console" w:cs="Lucida Console"/>
-          <w:kern w:val="0"/>
-          <w:sz w:val="18"/>
-          <w:szCs w:val="18"/>
-        </w:rPr>
-        <w:t xml:space="preserve">=etienne+henri.log:[geneanet] DEBUG: </w:t>
+        <w:t xml:space="preserve">result/gw.geneanet.org.danielr13.lang=fr.n=nicolas.oc=0.p=etienne+henri.log:[geneanet] DEBUG: </w:t>
       </w:r>
       <w:proofErr w:type="spellStart"/>
       <w:r>
@@ -15276,27 +13424,7 @@
           <w:sz w:val="18"/>
           <w:szCs w:val="18"/>
         </w:rPr>
-        <w:t>result/gw.geneanet.org.danielr13.lang=fr.n=</w:t>
-      </w:r>
-      <w:proofErr w:type="gramStart"/>
-      <w:r>
-        <w:rPr>
-          <w:rFonts w:ascii="Lucida Console" w:hAnsi="Lucida Console" w:cs="Lucida Console"/>
-          <w:kern w:val="0"/>
-          <w:sz w:val="18"/>
-          <w:szCs w:val="18"/>
-        </w:rPr>
-        <w:t>nicolas.oc=0.p</w:t>
-      </w:r>
-      <w:proofErr w:type="gramEnd"/>
-      <w:r>
-        <w:rPr>
-          <w:rFonts w:ascii="Lucida Console" w:hAnsi="Lucida Console" w:cs="Lucida Console"/>
-          <w:kern w:val="0"/>
-          <w:sz w:val="18"/>
-          <w:szCs w:val="18"/>
-        </w:rPr>
-        <w:t xml:space="preserve">=etienne+henri.log:[geneanet] DEBUG: </w:t>
+        <w:t xml:space="preserve">result/gw.geneanet.org.danielr13.lang=fr.n=nicolas.oc=0.p=etienne+henri.log:[geneanet] DEBUG: </w:t>
       </w:r>
       <w:proofErr w:type="spellStart"/>
       <w:r>
@@ -15358,27 +13486,7 @@
           <w:sz w:val="18"/>
           <w:szCs w:val="18"/>
         </w:rPr>
-        <w:t>result/gw.geneanet.org.danielr13.lang=fr.n=</w:t>
-      </w:r>
-      <w:proofErr w:type="gramStart"/>
-      <w:r>
-        <w:rPr>
-          <w:rFonts w:ascii="Lucida Console" w:hAnsi="Lucida Console" w:cs="Lucida Console"/>
-          <w:kern w:val="0"/>
-          <w:sz w:val="18"/>
-          <w:szCs w:val="18"/>
-        </w:rPr>
-        <w:t>nicolas.oc=0.p</w:t>
-      </w:r>
-      <w:proofErr w:type="gramEnd"/>
-      <w:r>
-        <w:rPr>
-          <w:rFonts w:ascii="Lucida Console" w:hAnsi="Lucida Console" w:cs="Lucida Console"/>
-          <w:kern w:val="0"/>
-          <w:sz w:val="18"/>
-          <w:szCs w:val="18"/>
-        </w:rPr>
-        <w:t xml:space="preserve">=etienne+henri.log:[geneanet] DEBUG: </w:t>
+        <w:t xml:space="preserve">result/gw.geneanet.org.danielr13.lang=fr.n=nicolas.oc=0.p=etienne+henri.log:[geneanet] DEBUG: </w:t>
       </w:r>
       <w:proofErr w:type="spellStart"/>
       <w:r>
@@ -15440,27 +13548,7 @@
           <w:sz w:val="18"/>
           <w:szCs w:val="18"/>
         </w:rPr>
-        <w:t>result/gw.geneanet.org.danielr13.lang=fr.n=</w:t>
-      </w:r>
-      <w:proofErr w:type="gramStart"/>
-      <w:r>
-        <w:rPr>
-          <w:rFonts w:ascii="Lucida Console" w:hAnsi="Lucida Console" w:cs="Lucida Console"/>
-          <w:kern w:val="0"/>
-          <w:sz w:val="18"/>
-          <w:szCs w:val="18"/>
-        </w:rPr>
-        <w:t>nicolas.oc=0.p</w:t>
-      </w:r>
-      <w:proofErr w:type="gramEnd"/>
-      <w:r>
-        <w:rPr>
-          <w:rFonts w:ascii="Lucida Console" w:hAnsi="Lucida Console" w:cs="Lucida Console"/>
-          <w:kern w:val="0"/>
-          <w:sz w:val="18"/>
-          <w:szCs w:val="18"/>
-        </w:rPr>
-        <w:t xml:space="preserve">=etienne+henri.log:[geneanet] DEBUG: </w:t>
+        <w:t xml:space="preserve">result/gw.geneanet.org.danielr13.lang=fr.n=nicolas.oc=0.p=etienne+henri.log:[geneanet] DEBUG: </w:t>
       </w:r>
       <w:proofErr w:type="spellStart"/>
       <w:r>
@@ -15662,27 +13750,7 @@
           <w:szCs w:val="18"/>
         </w:rPr>
         <w:lastRenderedPageBreak/>
-        <w:t>result/gw.geneanet.org.virgile81.lang=fr.n=</w:t>
-      </w:r>
-      <w:proofErr w:type="gramStart"/>
-      <w:r>
-        <w:rPr>
-          <w:rFonts w:ascii="Lucida Console" w:hAnsi="Lucida Console" w:cs="Lucida Console"/>
-          <w:kern w:val="0"/>
-          <w:sz w:val="18"/>
-          <w:szCs w:val="18"/>
-        </w:rPr>
-        <w:t>schembri.oc=0.p</w:t>
-      </w:r>
-      <w:proofErr w:type="gramEnd"/>
-      <w:r>
-        <w:rPr>
-          <w:rFonts w:ascii="Lucida Console" w:hAnsi="Lucida Console" w:cs="Lucida Console"/>
-          <w:kern w:val="0"/>
-          <w:sz w:val="18"/>
-          <w:szCs w:val="18"/>
-        </w:rPr>
-        <w:t xml:space="preserve">=emmanuele.log:[geneanet] DEBUG: </w:t>
+        <w:t xml:space="preserve">result/gw.geneanet.org.virgile81.lang=fr.n=schembri.oc=0.p=emmanuele.log:[geneanet] DEBUG: </w:t>
       </w:r>
       <w:proofErr w:type="spellStart"/>
       <w:r>
@@ -15804,27 +13872,7 @@
           <w:sz w:val="18"/>
           <w:szCs w:val="18"/>
         </w:rPr>
-        <w:t>result/gw.geneanet.org.virgile81.lang=fr.n=</w:t>
-      </w:r>
-      <w:proofErr w:type="gramStart"/>
-      <w:r>
-        <w:rPr>
-          <w:rFonts w:ascii="Lucida Console" w:hAnsi="Lucida Console" w:cs="Lucida Console"/>
-          <w:kern w:val="0"/>
-          <w:sz w:val="18"/>
-          <w:szCs w:val="18"/>
-        </w:rPr>
-        <w:t>schembri.oc=0.p</w:t>
-      </w:r>
-      <w:proofErr w:type="gramEnd"/>
-      <w:r>
-        <w:rPr>
-          <w:rFonts w:ascii="Lucida Console" w:hAnsi="Lucida Console" w:cs="Lucida Console"/>
-          <w:kern w:val="0"/>
-          <w:sz w:val="18"/>
-          <w:szCs w:val="18"/>
-        </w:rPr>
-        <w:t xml:space="preserve">=emmanuele.log:[geneanet] DEBUG: </w:t>
+        <w:t xml:space="preserve">result/gw.geneanet.org.virgile81.lang=fr.n=schembri.oc=0.p=emmanuele.log:[geneanet] DEBUG: </w:t>
       </w:r>
       <w:proofErr w:type="spellStart"/>
       <w:r>

--- a/doc/NotesNRa4_tests.docx
+++ b/doc/NotesNRa4_tests.docx
@@ -163,6 +163,7 @@
         </w:rPr>
       </w:pPr>
       <w:proofErr w:type="spellStart"/>
+      <w:proofErr w:type="gramStart"/>
       <w:r>
         <w:rPr>
           <w:rStyle w:val="n"/>
@@ -172,6 +173,7 @@
         <w:t>scrapy</w:t>
       </w:r>
       <w:proofErr w:type="spellEnd"/>
+      <w:proofErr w:type="gramEnd"/>
       <w:r>
         <w:rPr>
           <w:rStyle w:val="n"/>
@@ -209,6 +211,7 @@
         </w:rPr>
       </w:pPr>
       <w:proofErr w:type="spellStart"/>
+      <w:proofErr w:type="gramStart"/>
       <w:r>
         <w:rPr>
           <w:rStyle w:val="n"/>
@@ -218,6 +221,7 @@
         <w:t>scrapy</w:t>
       </w:r>
       <w:proofErr w:type="spellEnd"/>
+      <w:proofErr w:type="gramEnd"/>
       <w:r>
         <w:rPr>
           <w:rStyle w:val="n"/>
@@ -258,6 +262,7 @@
         </w:rPr>
       </w:pPr>
       <w:proofErr w:type="spellStart"/>
+      <w:proofErr w:type="gramStart"/>
       <w:r>
         <w:rPr>
           <w:rStyle w:val="n"/>
@@ -267,6 +272,7 @@
         <w:t>scrapy</w:t>
       </w:r>
       <w:proofErr w:type="spellEnd"/>
+      <w:proofErr w:type="gramEnd"/>
       <w:r>
         <w:rPr>
           <w:rStyle w:val="n"/>
@@ -307,6 +313,7 @@
         </w:rPr>
       </w:pPr>
       <w:proofErr w:type="spellStart"/>
+      <w:proofErr w:type="gramStart"/>
       <w:r>
         <w:rPr>
           <w:rStyle w:val="n"/>
@@ -316,6 +323,7 @@
         <w:t>scrapy</w:t>
       </w:r>
       <w:proofErr w:type="spellEnd"/>
+      <w:proofErr w:type="gramEnd"/>
       <w:r>
         <w:rPr>
           <w:rStyle w:val="n"/>
@@ -357,6 +365,7 @@
       </w:pPr>
       <w:bookmarkStart w:id="0" w:name="_Hlk143978365"/>
       <w:proofErr w:type="spellStart"/>
+      <w:proofErr w:type="gramStart"/>
       <w:r>
         <w:rPr>
           <w:rStyle w:val="n"/>
@@ -366,6 +375,7 @@
         <w:t>scrapy</w:t>
       </w:r>
       <w:proofErr w:type="spellEnd"/>
+      <w:proofErr w:type="gramEnd"/>
       <w:r>
         <w:rPr>
           <w:rStyle w:val="n"/>
@@ -411,6 +421,7 @@
         </w:rPr>
       </w:pPr>
       <w:proofErr w:type="spellStart"/>
+      <w:proofErr w:type="gramStart"/>
       <w:r>
         <w:rPr>
           <w:rStyle w:val="n"/>
@@ -420,6 +431,7 @@
         <w:t>scrapy</w:t>
       </w:r>
       <w:proofErr w:type="spellEnd"/>
+      <w:proofErr w:type="gramEnd"/>
       <w:r>
         <w:rPr>
           <w:rStyle w:val="n"/>
@@ -473,6 +485,7 @@
         </w:rPr>
       </w:pPr>
       <w:proofErr w:type="spellStart"/>
+      <w:proofErr w:type="gramStart"/>
       <w:r>
         <w:rPr>
           <w:rStyle w:val="n"/>
@@ -487,6 +500,7 @@
         <w:t>scrapy</w:t>
       </w:r>
       <w:proofErr w:type="spellEnd"/>
+      <w:proofErr w:type="gramEnd"/>
       <w:r>
         <w:rPr>
           <w:rStyle w:val="n"/>
@@ -544,6 +558,7 @@
         </w:rPr>
       </w:pPr>
       <w:proofErr w:type="spellStart"/>
+      <w:proofErr w:type="gramStart"/>
       <w:r>
         <w:rPr>
           <w:rStyle w:val="n"/>
@@ -558,6 +573,7 @@
         <w:t>scrapy</w:t>
       </w:r>
       <w:proofErr w:type="spellEnd"/>
+      <w:proofErr w:type="gramEnd"/>
       <w:r>
         <w:rPr>
           <w:rStyle w:val="n"/>
@@ -603,10 +619,12 @@
     <w:p/>
     <w:p>
       <w:proofErr w:type="spellStart"/>
+      <w:proofErr w:type="gramStart"/>
       <w:r>
         <w:t>grep</w:t>
       </w:r>
       <w:proofErr w:type="spellEnd"/>
+      <w:proofErr w:type="gramEnd"/>
       <w:r>
         <w:t xml:space="preserve"> </w:t>
       </w:r>
@@ -629,10 +647,12 @@
     </w:p>
     <w:p>
       <w:proofErr w:type="spellStart"/>
+      <w:proofErr w:type="gramStart"/>
       <w:r>
         <w:t>egrep</w:t>
       </w:r>
       <w:proofErr w:type="spellEnd"/>
+      <w:proofErr w:type="gramEnd"/>
       <w:r>
         <w:t xml:space="preserve"> '</w:t>
       </w:r>
@@ -655,10 +675,12 @@
     </w:p>
     <w:p>
       <w:proofErr w:type="spellStart"/>
+      <w:proofErr w:type="gramStart"/>
       <w:r>
         <w:t>grep</w:t>
       </w:r>
       <w:proofErr w:type="spellEnd"/>
+      <w:proofErr w:type="gramEnd"/>
       <w:r>
         <w:t xml:space="preserve"> </w:t>
       </w:r>
@@ -681,14 +703,41 @@
         <w:t>ged</w:t>
       </w:r>
       <w:proofErr w:type="spellEnd"/>
-    </w:p>
-    <w:p>
+      <w:r>
+        <w:t xml:space="preserve"> | </w:t>
+      </w:r>
       <w:proofErr w:type="spellStart"/>
       <w:r>
         <w:t>grep</w:t>
       </w:r>
       <w:proofErr w:type="spellEnd"/>
       <w:r>
+        <w:t xml:space="preserve"> -v </w:t>
+      </w:r>
+      <w:r>
+        <w:t>'</w:t>
+      </w:r>
+      <w:r>
+        <w:t>_</w:t>
+      </w:r>
+      <w:proofErr w:type="spellStart"/>
+      <w:r>
+        <w:t>ancestris</w:t>
+      </w:r>
+      <w:proofErr w:type="spellEnd"/>
+      <w:r>
+        <w:t>'</w:t>
+      </w:r>
+    </w:p>
+    <w:p>
+      <w:proofErr w:type="spellStart"/>
+      <w:proofErr w:type="gramStart"/>
+      <w:r>
+        <w:t>grep</w:t>
+      </w:r>
+      <w:proofErr w:type="spellEnd"/>
+      <w:proofErr w:type="gramEnd"/>
+      <w:r>
         <w:t xml:space="preserve"> 'INFO: - ' </w:t>
       </w:r>
       <w:proofErr w:type="spellStart"/>
@@ -702,10 +751,12 @@
     </w:p>
     <w:p>
       <w:proofErr w:type="spellStart"/>
+      <w:proofErr w:type="gramStart"/>
       <w:r>
         <w:t>grep</w:t>
       </w:r>
       <w:proofErr w:type="spellEnd"/>
+      <w:proofErr w:type="gramEnd"/>
       <w:r>
         <w:t xml:space="preserve"> 'Anomalies détectées' </w:t>
       </w:r>
@@ -720,10 +771,12 @@
     </w:p>
     <w:p>
       <w:proofErr w:type="spellStart"/>
+      <w:proofErr w:type="gramStart"/>
       <w:r>
         <w:t>grep</w:t>
       </w:r>
       <w:proofErr w:type="spellEnd"/>
+      <w:proofErr w:type="gramEnd"/>
       <w:r>
         <w:t xml:space="preserve"> "enfants dans la famille" </w:t>
       </w:r>
@@ -734,40 +787,154 @@
       <w:proofErr w:type="spellEnd"/>
       <w:r>
         <w:t>/*.log</w:t>
+      </w:r>
+    </w:p>
+    <w:p>
+      <w:proofErr w:type="spellStart"/>
+      <w:proofErr w:type="gramStart"/>
+      <w:r>
+        <w:t>grep</w:t>
+      </w:r>
+      <w:proofErr w:type="spellEnd"/>
+      <w:proofErr w:type="gramEnd"/>
+      <w:r>
+        <w:t xml:space="preserve"> -c </w:t>
+      </w:r>
+      <w:proofErr w:type="spellStart"/>
+      <w:r>
+        <w:t>sosa_symbol</w:t>
+      </w:r>
+      <w:proofErr w:type="spellEnd"/>
+      <w:r>
+        <w:t xml:space="preserve"> </w:t>
+      </w:r>
+      <w:proofErr w:type="spellStart"/>
+      <w:r>
+        <w:t>result</w:t>
+      </w:r>
+      <w:proofErr w:type="spellEnd"/>
+      <w:r>
+        <w:t xml:space="preserve">/*.csv | </w:t>
+      </w:r>
+      <w:proofErr w:type="spellStart"/>
+      <w:r>
+        <w:t>grep</w:t>
+      </w:r>
+      <w:proofErr w:type="spellEnd"/>
+      <w:r>
+        <w:t xml:space="preserve"> -v ':0$'</w:t>
+      </w:r>
+    </w:p>
+    <w:p/>
+    <w:p/>
+    <w:p>
+      <w:proofErr w:type="spellStart"/>
+      <w:proofErr w:type="gramStart"/>
+      <w:r>
+        <w:t>grep</w:t>
+      </w:r>
+      <w:proofErr w:type="spellEnd"/>
+      <w:proofErr w:type="gramEnd"/>
+      <w:r>
+        <w:t xml:space="preserve"> -i </w:t>
+      </w:r>
+      <w:proofErr w:type="spellStart"/>
+      <w:r>
+        <w:t>error</w:t>
+      </w:r>
+      <w:proofErr w:type="spellEnd"/>
+      <w:r>
+        <w:t xml:space="preserve"> </w:t>
+      </w:r>
+      <w:proofErr w:type="spellStart"/>
+      <w:r>
+        <w:t>result</w:t>
+      </w:r>
+      <w:proofErr w:type="spellEnd"/>
+      <w:r>
+        <w:t>/*.log</w:t>
+      </w:r>
+    </w:p>
+    <w:p/>
+    <w:p/>
+    <w:p>
+      <w:pPr>
+        <w:rPr>
+          <w:b/>
+          <w:bCs/>
+        </w:rPr>
+      </w:pPr>
+      <w:r>
+        <w:rPr>
+          <w:b/>
+          <w:bCs/>
+          <w:highlight w:val="yellow"/>
+        </w:rPr>
+        <w:t>TEST</w:t>
+      </w:r>
+      <w:r>
+        <w:rPr>
+          <w:b/>
+          <w:bCs/>
+          <w:highlight w:val="yellow"/>
+        </w:rPr>
+        <w:t>S UNITAIRES</w:t>
+      </w:r>
+    </w:p>
+    <w:p>
+      <w:proofErr w:type="gramStart"/>
+      <w:r>
+        <w:t>set</w:t>
+      </w:r>
+      <w:proofErr w:type="gramEnd"/>
+      <w:r>
+        <w:t xml:space="preserve"> PYTHONPATH=D:\Users\Nicolas\Documents\Python\geneanet</w:t>
+      </w:r>
+    </w:p>
+    <w:p>
+      <w:proofErr w:type="gramStart"/>
+      <w:r>
+        <w:t>python</w:t>
+      </w:r>
+      <w:proofErr w:type="gramEnd"/>
+      <w:r>
+        <w:t xml:space="preserve"> tests/TestParser.py</w:t>
+      </w:r>
+      <w:r>
+        <w:t xml:space="preserve"> &gt; tests/TestParser.log 2&gt;&amp;1</w:t>
+      </w:r>
+    </w:p>
+    <w:p/>
+    <w:p>
+      <w:proofErr w:type="gramStart"/>
+      <w:r>
+        <w:lastRenderedPageBreak/>
+        <w:t>python</w:t>
+      </w:r>
+      <w:proofErr w:type="gramEnd"/>
+      <w:r>
+        <w:t xml:space="preserve"> tests/</w:t>
+      </w:r>
+      <w:r>
+        <w:t>TestDateConverter</w:t>
+      </w:r>
+      <w:r>
+        <w:t>.py</w:t>
+      </w:r>
+      <w:r>
+        <w:t xml:space="preserve"> &gt; tests/</w:t>
+      </w:r>
+      <w:r>
+        <w:t>TestDateConverter</w:t>
+      </w:r>
+      <w:r>
+        <w:t>.log 2&gt;&amp;1</w:t>
       </w:r>
     </w:p>
     <w:p/>
     <w:p/>
     <w:p/>
     <w:p>
-      <w:proofErr w:type="spellStart"/>
-      <w:r>
-        <w:t>grep</w:t>
-      </w:r>
-      <w:proofErr w:type="spellEnd"/>
-      <w:r>
-        <w:t xml:space="preserve"> -i </w:t>
-      </w:r>
-      <w:proofErr w:type="spellStart"/>
-      <w:r>
-        <w:t>error</w:t>
-      </w:r>
-      <w:proofErr w:type="spellEnd"/>
-      <w:r>
-        <w:t xml:space="preserve"> </w:t>
-      </w:r>
-      <w:proofErr w:type="spellStart"/>
-      <w:r>
-        <w:t>result</w:t>
-      </w:r>
-      <w:proofErr w:type="spellEnd"/>
-      <w:r>
-        <w:t>/*.log</w:t>
-      </w:r>
-    </w:p>
-    <w:p/>
-    <w:p/>
-    <w:p>
       <w:pPr>
         <w:rPr>
           <w:b/>
@@ -780,7 +947,7 @@
           <w:bCs/>
           <w:highlight w:val="yellow"/>
         </w:rPr>
-        <w:t>TEST</w:t>
+        <w:t xml:space="preserve">TESTS </w:t>
       </w:r>
       <w:r>
         <w:rPr>
@@ -788,616 +955,612 @@
           <w:bCs/>
           <w:highlight w:val="yellow"/>
         </w:rPr>
-        <w:t>S UNITAIRES</w:t>
-      </w:r>
-    </w:p>
-    <w:p>
-      <w:r>
-        <w:t>set PYTHONPATH=D:\Users\Nicolas\Documents\Python\geneanet</w:t>
-      </w:r>
-    </w:p>
-    <w:p>
-      <w:r>
-        <w:t>python tests/TestParser.py</w:t>
-      </w:r>
-      <w:r>
-        <w:t xml:space="preserve"> &gt; tests/TestParser.log 2&gt;&amp;1</w:t>
+        <w:t>EXPRESSIONS XPATH</w:t>
       </w:r>
     </w:p>
     <w:p/>
     <w:p>
-      <w:r>
-        <w:lastRenderedPageBreak/>
-        <w:t>python tests/</w:t>
-      </w:r>
-      <w:r>
-        <w:t>TestDateConverter</w:t>
-      </w:r>
-      <w:r>
-        <w:t>.py</w:t>
-      </w:r>
-      <w:r>
-        <w:t xml:space="preserve"> &gt; tests/</w:t>
-      </w:r>
-      <w:r>
-        <w:t>TestDateConverter</w:t>
-      </w:r>
-      <w:r>
-        <w:t>.log 2&gt;&amp;1</w:t>
-      </w:r>
+      <w:pPr>
+        <w:pStyle w:val="PrformatHTML"/>
+        <w:rPr>
+          <w:rStyle w:val="n"/>
+          <w:rFonts w:eastAsiaTheme="majorEastAsia"/>
+          <w:highlight w:val="cyan"/>
+        </w:rPr>
+      </w:pPr>
+      <w:proofErr w:type="spellStart"/>
+      <w:proofErr w:type="gramStart"/>
+      <w:r>
+        <w:rPr>
+          <w:rStyle w:val="kn"/>
+          <w:rFonts w:eastAsiaTheme="majorEastAsia"/>
+          <w:highlight w:val="cyan"/>
+        </w:rPr>
+        <w:t>scrapy</w:t>
+      </w:r>
+      <w:proofErr w:type="spellEnd"/>
+      <w:proofErr w:type="gramEnd"/>
+      <w:r>
+        <w:rPr>
+          <w:rStyle w:val="kn"/>
+          <w:rFonts w:eastAsiaTheme="majorEastAsia"/>
+          <w:highlight w:val="cyan"/>
+        </w:rPr>
+        <w:t xml:space="preserve"> </w:t>
+      </w:r>
+      <w:proofErr w:type="spellStart"/>
+      <w:r>
+        <w:rPr>
+          <w:rStyle w:val="kn"/>
+          <w:rFonts w:eastAsiaTheme="majorEastAsia"/>
+          <w:highlight w:val="cyan"/>
+        </w:rPr>
+        <w:t>shel</w:t>
+      </w:r>
+      <w:r>
+        <w:rPr>
+          <w:rStyle w:val="kn"/>
+          <w:rFonts w:eastAsiaTheme="majorEastAsia"/>
+          <w:highlight w:val="cyan"/>
+        </w:rPr>
+        <w:t>l</w:t>
+      </w:r>
+      <w:proofErr w:type="spellEnd"/>
+      <w:r>
+        <w:rPr>
+          <w:rStyle w:val="kn"/>
+          <w:rFonts w:eastAsiaTheme="majorEastAsia"/>
+          <w:highlight w:val="cyan"/>
+        </w:rPr>
+        <w:t xml:space="preserve"> </w:t>
+      </w:r>
+      <w:r>
+        <w:rPr>
+          <w:rStyle w:val="n"/>
+          <w:rFonts w:eastAsiaTheme="majorEastAsia"/>
+          <w:highlight w:val="cyan"/>
+        </w:rPr>
+        <w:t>"https://gw.geneanet.org/nraibaut2_w?lang=fr&amp;n=dupont&amp;oc=0&amp;p=gerard"</w:t>
+      </w:r>
+    </w:p>
+    <w:p>
+      <w:pPr>
+        <w:pStyle w:val="PrformatHTML"/>
+        <w:rPr>
+          <w:rStyle w:val="n"/>
+          <w:rFonts w:eastAsiaTheme="majorEastAsia"/>
+          <w:highlight w:val="cyan"/>
+        </w:rPr>
+      </w:pPr>
+      <w:proofErr w:type="spellStart"/>
+      <w:proofErr w:type="gramStart"/>
+      <w:r>
+        <w:rPr>
+          <w:rStyle w:val="kn"/>
+          <w:rFonts w:eastAsiaTheme="majorEastAsia"/>
+          <w:highlight w:val="cyan"/>
+        </w:rPr>
+        <w:t>scrapy</w:t>
+      </w:r>
+      <w:proofErr w:type="spellEnd"/>
+      <w:proofErr w:type="gramEnd"/>
+      <w:r>
+        <w:rPr>
+          <w:rStyle w:val="kn"/>
+          <w:rFonts w:eastAsiaTheme="majorEastAsia"/>
+          <w:highlight w:val="cyan"/>
+        </w:rPr>
+        <w:t xml:space="preserve"> </w:t>
+      </w:r>
+      <w:proofErr w:type="spellStart"/>
+      <w:r>
+        <w:rPr>
+          <w:rStyle w:val="kn"/>
+          <w:rFonts w:eastAsiaTheme="majorEastAsia"/>
+          <w:highlight w:val="cyan"/>
+        </w:rPr>
+        <w:t>shel</w:t>
+      </w:r>
+      <w:r>
+        <w:rPr>
+          <w:rStyle w:val="kn"/>
+          <w:rFonts w:eastAsiaTheme="majorEastAsia"/>
+          <w:highlight w:val="cyan"/>
+        </w:rPr>
+        <w:t>l</w:t>
+      </w:r>
+      <w:proofErr w:type="spellEnd"/>
+      <w:r>
+        <w:rPr>
+          <w:rStyle w:val="kn"/>
+          <w:rFonts w:eastAsiaTheme="majorEastAsia"/>
+          <w:highlight w:val="cyan"/>
+        </w:rPr>
+        <w:t xml:space="preserve"> </w:t>
+      </w:r>
+      <w:r>
+        <w:rPr>
+          <w:rStyle w:val="n"/>
+          <w:rFonts w:eastAsiaTheme="majorEastAsia"/>
+          <w:highlight w:val="cyan"/>
+        </w:rPr>
+        <w:t>"</w:t>
+      </w:r>
+      <w:r>
+        <w:t>file:</w:t>
+      </w:r>
+      <w:r>
+        <w:t>D:\Users\Nicolas\Documents\Python\geneanet\result\pages</w:t>
+      </w:r>
+      <w:r>
+        <w:t>\</w:t>
+      </w:r>
+      <w:r>
+        <w:rPr>
+          <w:rStyle w:val="n"/>
+          <w:rFonts w:eastAsiaTheme="majorEastAsia"/>
+        </w:rPr>
+        <w:t>gw.geneanet.org.nraibaut2.lang=fr.n=dupont.oc=0.p=gerard.html</w:t>
+      </w:r>
+      <w:r>
+        <w:rPr>
+          <w:rStyle w:val="n"/>
+          <w:rFonts w:eastAsiaTheme="majorEastAsia"/>
+          <w:highlight w:val="cyan"/>
+        </w:rPr>
+        <w:t>"</w:t>
+      </w:r>
+    </w:p>
+    <w:p/>
+    <w:p>
+      <w:proofErr w:type="gramStart"/>
+      <w:r>
+        <w:t>sexe</w:t>
+      </w:r>
+      <w:proofErr w:type="gramEnd"/>
+      <w:r>
+        <w:t> :</w:t>
+      </w:r>
+    </w:p>
+    <w:p>
+      <w:proofErr w:type="gramStart"/>
+      <w:r>
+        <w:t>response.xpath</w:t>
+      </w:r>
+      <w:proofErr w:type="gramEnd"/>
+      <w:r>
+        <w:t>("//div[@id='person-title']//img//@title").extract()</w:t>
+      </w:r>
+    </w:p>
+    <w:p>
+      <w:proofErr w:type="gramStart"/>
+      <w:r>
+        <w:t>homme</w:t>
+      </w:r>
+      <w:proofErr w:type="gramEnd"/>
+      <w:r>
+        <w:t> : M ou H</w:t>
+      </w:r>
+    </w:p>
+    <w:p>
+      <w:proofErr w:type="gramStart"/>
+      <w:r>
+        <w:t>femme</w:t>
+      </w:r>
+      <w:proofErr w:type="gramEnd"/>
+      <w:r>
+        <w:t> : F</w:t>
+      </w:r>
+    </w:p>
+    <w:p>
+      <w:pPr>
+        <w:rPr>
+          <w:rStyle w:val="kn"/>
+          <w:rFonts w:eastAsiaTheme="majorEastAsia"/>
+        </w:rPr>
+      </w:pPr>
     </w:p>
     <w:p/>
     <w:p/>
+    <w:p>
+      <w:r>
+        <w:t xml:space="preserve">&gt;&gt;&gt; </w:t>
+      </w:r>
+      <w:proofErr w:type="spellStart"/>
+      <w:proofErr w:type="gramStart"/>
+      <w:r>
+        <w:t>response.xpath</w:t>
+      </w:r>
+      <w:proofErr w:type="spellEnd"/>
+      <w:proofErr w:type="gramEnd"/>
+      <w:r>
+        <w:t>("//h2[</w:t>
+      </w:r>
+      <w:proofErr w:type="spellStart"/>
+      <w:r>
+        <w:t>span</w:t>
+      </w:r>
+      <w:proofErr w:type="spellEnd"/>
+      <w:r>
+        <w:t>='Événements ']/following-sibling::table[1]/tr/td[2]/span[@class='nnom']").extract()</w:t>
+      </w:r>
+    </w:p>
+    <w:p>
+      <w:r>
+        <w:t>['&lt;</w:t>
+      </w:r>
+      <w:proofErr w:type="spellStart"/>
+      <w:r>
+        <w:t>span</w:t>
+      </w:r>
+      <w:proofErr w:type="spellEnd"/>
+      <w:r>
+        <w:t xml:space="preserve"> class="</w:t>
+      </w:r>
+      <w:proofErr w:type="spellStart"/>
+      <w:r>
+        <w:t>nnom</w:t>
+      </w:r>
+      <w:proofErr w:type="spellEnd"/>
+      <w:r>
+        <w:t>"&gt;\</w:t>
+      </w:r>
+      <w:proofErr w:type="spellStart"/>
+      <w:proofErr w:type="gramStart"/>
+      <w:r>
+        <w:t>nNaissance</w:t>
+      </w:r>
+      <w:proofErr w:type="spellEnd"/>
+      <w:r>
+        <w:t xml:space="preserve">  -</w:t>
+      </w:r>
+      <w:proofErr w:type="gramEnd"/>
+      <w:r>
+        <w:t xml:space="preserve"> Paris, France &lt;/</w:t>
+      </w:r>
+      <w:proofErr w:type="spellStart"/>
+      <w:r>
+        <w:t>span</w:t>
+      </w:r>
+      <w:proofErr w:type="spellEnd"/>
+      <w:r>
+        <w:t>&gt;', '&lt;</w:t>
+      </w:r>
+      <w:proofErr w:type="spellStart"/>
+      <w:r>
+        <w:t>span</w:t>
+      </w:r>
+      <w:proofErr w:type="spellEnd"/>
+      <w:r>
+        <w:t xml:space="preserve"> class="</w:t>
+      </w:r>
+      <w:proofErr w:type="spellStart"/>
+      <w:r>
+        <w:t>nnom</w:t>
+      </w:r>
+      <w:proofErr w:type="spellEnd"/>
+      <w:r>
+        <w:t>"&gt;\</w:t>
+      </w:r>
+      <w:proofErr w:type="spellStart"/>
+      <w:r>
+        <w:t>nBaptême</w:t>
+      </w:r>
+      <w:proofErr w:type="spellEnd"/>
+      <w:r>
+        <w:t xml:space="preserve">  - Paris, France &lt;/</w:t>
+      </w:r>
+      <w:proofErr w:type="spellStart"/>
+      <w:r>
+        <w:t>span</w:t>
+      </w:r>
+      <w:proofErr w:type="spellEnd"/>
+      <w:r>
+        <w:t>&gt;', '&lt;</w:t>
+      </w:r>
+      <w:proofErr w:type="spellStart"/>
+      <w:r>
+        <w:t>span</w:t>
+      </w:r>
+      <w:proofErr w:type="spellEnd"/>
+      <w:r>
+        <w:t xml:space="preserve"> class="</w:t>
+      </w:r>
+      <w:proofErr w:type="spellStart"/>
+      <w:r>
+        <w:t>nnom</w:t>
+      </w:r>
+      <w:proofErr w:type="spellEnd"/>
+      <w:r>
+        <w:t>"&gt;\</w:t>
+      </w:r>
+      <w:proofErr w:type="spellStart"/>
+      <w:r>
+        <w:t>nProfession</w:t>
+      </w:r>
+      <w:proofErr w:type="spellEnd"/>
+      <w:r>
+        <w:t xml:space="preserve"> &lt;/</w:t>
+      </w:r>
+      <w:proofErr w:type="spellStart"/>
+      <w:r>
+        <w:t>span</w:t>
+      </w:r>
+      <w:proofErr w:type="spellEnd"/>
+      <w:r>
+        <w:t>&gt;', '&lt;</w:t>
+      </w:r>
+      <w:proofErr w:type="spellStart"/>
+      <w:r>
+        <w:t>span</w:t>
+      </w:r>
+      <w:proofErr w:type="spellEnd"/>
+      <w:r>
+        <w:t xml:space="preserve"> class="</w:t>
+      </w:r>
+      <w:proofErr w:type="spellStart"/>
+      <w:r>
+        <w:t>nnom</w:t>
+      </w:r>
+      <w:proofErr w:type="spellEnd"/>
+      <w:r>
+        <w:t>"&gt;\</w:t>
+      </w:r>
+      <w:proofErr w:type="spellStart"/>
+      <w:r>
+        <w:t>nDomicile</w:t>
+      </w:r>
+      <w:proofErr w:type="spellEnd"/>
+      <w:r>
+        <w:t xml:space="preserve">  - Lyon, France &lt;/</w:t>
+      </w:r>
+      <w:proofErr w:type="spellStart"/>
+      <w:r>
+        <w:t>span</w:t>
+      </w:r>
+      <w:proofErr w:type="spellEnd"/>
+      <w:r>
+        <w:t>&gt;', '&lt;</w:t>
+      </w:r>
+      <w:proofErr w:type="spellStart"/>
+      <w:r>
+        <w:t>span</w:t>
+      </w:r>
+      <w:proofErr w:type="spellEnd"/>
+      <w:r>
+        <w:t xml:space="preserve"> class="</w:t>
+      </w:r>
+      <w:proofErr w:type="spellStart"/>
+      <w:r>
+        <w:t>nnom</w:t>
+      </w:r>
+      <w:proofErr w:type="spellEnd"/>
+      <w:r>
+        <w:t>"&gt;\</w:t>
+      </w:r>
+      <w:proofErr w:type="spellStart"/>
+      <w:r>
+        <w:t>nDiplôme</w:t>
+      </w:r>
+      <w:proofErr w:type="spellEnd"/>
+      <w:r>
+        <w:t xml:space="preserve">  - Nice, FRANCE &lt;/</w:t>
+      </w:r>
+      <w:proofErr w:type="spellStart"/>
+      <w:r>
+        <w:t>span</w:t>
+      </w:r>
+      <w:proofErr w:type="spellEnd"/>
+      <w:r>
+        <w:t>&gt;', '&lt;</w:t>
+      </w:r>
+      <w:proofErr w:type="spellStart"/>
+      <w:r>
+        <w:t>span</w:t>
+      </w:r>
+      <w:proofErr w:type="spellEnd"/>
+      <w:r>
+        <w:t xml:space="preserve"> class="</w:t>
+      </w:r>
+      <w:proofErr w:type="spellStart"/>
+      <w:r>
+        <w:t>nnom</w:t>
+      </w:r>
+      <w:proofErr w:type="spellEnd"/>
+      <w:r>
+        <w:t>"&gt;\</w:t>
+      </w:r>
+      <w:proofErr w:type="spellStart"/>
+      <w:r>
+        <w:t>nDécès</w:t>
+      </w:r>
+      <w:proofErr w:type="spellEnd"/>
+      <w:r>
+        <w:t xml:space="preserve">  - Nice, FRANCE &lt;/</w:t>
+      </w:r>
+      <w:proofErr w:type="spellStart"/>
+      <w:r>
+        <w:t>span</w:t>
+      </w:r>
+      <w:proofErr w:type="spellEnd"/>
+      <w:r>
+        <w:t>&gt;', '&lt;</w:t>
+      </w:r>
+      <w:proofErr w:type="spellStart"/>
+      <w:r>
+        <w:t>span</w:t>
+      </w:r>
+      <w:proofErr w:type="spellEnd"/>
+      <w:r>
+        <w:t xml:space="preserve"> class="</w:t>
+      </w:r>
+      <w:proofErr w:type="spellStart"/>
+      <w:r>
+        <w:t>nnom</w:t>
+      </w:r>
+      <w:proofErr w:type="spellEnd"/>
+      <w:r>
+        <w:t>"&gt;\</w:t>
+      </w:r>
+      <w:proofErr w:type="spellStart"/>
+      <w:r>
+        <w:t>nInhumation</w:t>
+      </w:r>
+      <w:proofErr w:type="spellEnd"/>
+      <w:r>
+        <w:t xml:space="preserve">  - Nice, FRANCE &lt;/</w:t>
+      </w:r>
+      <w:proofErr w:type="spellStart"/>
+      <w:r>
+        <w:t>span</w:t>
+      </w:r>
+      <w:proofErr w:type="spellEnd"/>
+      <w:r>
+        <w:t>&gt;']</w:t>
+      </w:r>
+    </w:p>
     <w:p/>
     <w:p>
-      <w:pPr>
-        <w:rPr>
-          <w:b/>
-          <w:bCs/>
-        </w:rPr>
-      </w:pPr>
-      <w:r>
-        <w:rPr>
-          <w:b/>
-          <w:bCs/>
-          <w:highlight w:val="yellow"/>
-        </w:rPr>
-        <w:t xml:space="preserve">TESTS </w:t>
-      </w:r>
-      <w:r>
-        <w:rPr>
-          <w:b/>
-          <w:bCs/>
-          <w:highlight w:val="yellow"/>
-        </w:rPr>
-        <w:t>EXPRESSIONS XPATH</w:t>
+      <w:r>
+        <w:t>Evénements[class='</w:t>
+      </w:r>
+      <w:proofErr w:type="spellStart"/>
+      <w:r>
+        <w:t>nnom</w:t>
+      </w:r>
+      <w:proofErr w:type="spellEnd"/>
+      <w:r>
+        <w:t>'] : Naissance Baptême Profession</w:t>
+      </w:r>
+      <w:r>
+        <w:t xml:space="preserve"> </w:t>
+      </w:r>
+      <w:r>
+        <w:t xml:space="preserve">Domicile Diplôme Décès Inhumation </w:t>
+      </w:r>
+      <w:r>
+        <w:rPr>
+          <w:rFonts w:ascii="Lucida Console" w:hAnsi="Lucida Console" w:cs="Lucida Console"/>
+          <w:kern w:val="0"/>
+          <w:sz w:val="18"/>
+          <w:szCs w:val="18"/>
+        </w:rPr>
+        <w:t>Contrat de mariage</w:t>
+      </w:r>
+    </w:p>
+    <w:p>
+      <w:r>
+        <w:rPr>
+          <w:rFonts w:ascii="Lucida Console" w:hAnsi="Lucida Console" w:cs="Lucida Console"/>
+          <w:kern w:val="0"/>
+          <w:sz w:val="18"/>
+          <w:szCs w:val="18"/>
+        </w:rPr>
+        <w:t>result/gw.geneanet.org.danielr13.lang=fr.n=</w:t>
+      </w:r>
+      <w:proofErr w:type="gramStart"/>
+      <w:r>
+        <w:rPr>
+          <w:rFonts w:ascii="Lucida Console" w:hAnsi="Lucida Console" w:cs="Lucida Console"/>
+          <w:kern w:val="0"/>
+          <w:sz w:val="18"/>
+          <w:szCs w:val="18"/>
+        </w:rPr>
+        <w:t>nicolas.oc=0.p</w:t>
+      </w:r>
+      <w:proofErr w:type="gramEnd"/>
+      <w:r>
+        <w:rPr>
+          <w:rFonts w:ascii="Lucida Console" w:hAnsi="Lucida Console" w:cs="Lucida Console"/>
+          <w:kern w:val="0"/>
+          <w:sz w:val="18"/>
+          <w:szCs w:val="18"/>
+        </w:rPr>
+        <w:t xml:space="preserve">=etienne+henri.log:[geneanet] DEBUG: </w:t>
+      </w:r>
+      <w:proofErr w:type="spellStart"/>
+      <w:r>
+        <w:rPr>
+          <w:rFonts w:ascii="Lucida Console" w:hAnsi="Lucida Console" w:cs="Lucida Console"/>
+          <w:kern w:val="0"/>
+          <w:sz w:val="18"/>
+          <w:szCs w:val="18"/>
+        </w:rPr>
+        <w:t>Generation</w:t>
+      </w:r>
+      <w:proofErr w:type="spellEnd"/>
+      <w:r>
+        <w:rPr>
+          <w:rFonts w:ascii="Lucida Console" w:hAnsi="Lucida Console" w:cs="Lucida Console"/>
+          <w:kern w:val="0"/>
+          <w:sz w:val="18"/>
+          <w:szCs w:val="18"/>
+        </w:rPr>
+        <w:t xml:space="preserve"> 9, </w:t>
+      </w:r>
+      <w:proofErr w:type="spellStart"/>
+      <w:r>
+        <w:rPr>
+          <w:rFonts w:ascii="Lucida Console" w:hAnsi="Lucida Console" w:cs="Lucida Console"/>
+          <w:kern w:val="0"/>
+          <w:sz w:val="18"/>
+          <w:szCs w:val="18"/>
+        </w:rPr>
+        <w:t>sosa</w:t>
+      </w:r>
+      <w:proofErr w:type="spellEnd"/>
+      <w:r>
+        <w:rPr>
+          <w:rFonts w:ascii="Lucida Console" w:hAnsi="Lucida Console" w:cs="Lucida Console"/>
+          <w:kern w:val="0"/>
+          <w:sz w:val="18"/>
+          <w:szCs w:val="18"/>
+        </w:rPr>
+        <w:t xml:space="preserve"> 429 : Magdeleine PERRIER : </w:t>
+      </w:r>
+      <w:proofErr w:type="spellStart"/>
+      <w:r>
+        <w:rPr>
+          <w:rFonts w:ascii="Lucida Console" w:hAnsi="Lucida Console" w:cs="Lucida Console"/>
+          <w:kern w:val="0"/>
+          <w:sz w:val="18"/>
+          <w:szCs w:val="18"/>
+        </w:rPr>
+        <w:t>event_nom</w:t>
+      </w:r>
+      <w:proofErr w:type="spellEnd"/>
+      <w:r>
+        <w:rPr>
+          <w:rFonts w:ascii="Lucida Console" w:hAnsi="Lucida Console" w:cs="Lucida Console"/>
+          <w:kern w:val="0"/>
+          <w:sz w:val="18"/>
+          <w:szCs w:val="18"/>
+        </w:rPr>
+        <w:t xml:space="preserve"> = 'Contrat de mariage (avec Jean LAMOUROUX) - Vallabrègues (30336)'</w:t>
       </w:r>
     </w:p>
     <w:p/>
     <w:p>
-      <w:pPr>
-        <w:pStyle w:val="PrformatHTML"/>
-        <w:rPr>
-          <w:rStyle w:val="n"/>
-          <w:rFonts w:eastAsiaTheme="majorEastAsia"/>
-          <w:highlight w:val="cyan"/>
-        </w:rPr>
-      </w:pPr>
-      <w:proofErr w:type="spellStart"/>
-      <w:r>
-        <w:rPr>
-          <w:rStyle w:val="kn"/>
-          <w:rFonts w:eastAsiaTheme="majorEastAsia"/>
-          <w:highlight w:val="cyan"/>
-        </w:rPr>
-        <w:t>scrapy</w:t>
-      </w:r>
-      <w:proofErr w:type="spellEnd"/>
-      <w:r>
-        <w:rPr>
-          <w:rStyle w:val="kn"/>
-          <w:rFonts w:eastAsiaTheme="majorEastAsia"/>
-          <w:highlight w:val="cyan"/>
-        </w:rPr>
-        <w:t xml:space="preserve"> </w:t>
-      </w:r>
-      <w:proofErr w:type="spellStart"/>
-      <w:r>
-        <w:rPr>
-          <w:rStyle w:val="kn"/>
-          <w:rFonts w:eastAsiaTheme="majorEastAsia"/>
-          <w:highlight w:val="cyan"/>
-        </w:rPr>
-        <w:t>shel</w:t>
-      </w:r>
-      <w:r>
-        <w:rPr>
-          <w:rStyle w:val="kn"/>
-          <w:rFonts w:eastAsiaTheme="majorEastAsia"/>
-          <w:highlight w:val="cyan"/>
-        </w:rPr>
-        <w:t>l</w:t>
-      </w:r>
-      <w:proofErr w:type="spellEnd"/>
-      <w:r>
-        <w:rPr>
-          <w:rStyle w:val="kn"/>
-          <w:rFonts w:eastAsiaTheme="majorEastAsia"/>
-          <w:highlight w:val="cyan"/>
-        </w:rPr>
-        <w:t xml:space="preserve"> </w:t>
-      </w:r>
-      <w:r>
-        <w:rPr>
-          <w:rStyle w:val="n"/>
-          <w:rFonts w:eastAsiaTheme="majorEastAsia"/>
-          <w:highlight w:val="cyan"/>
-        </w:rPr>
-        <w:t>"https://gw.geneanet.org/nraibaut2_w?lang=fr&amp;n=dupont&amp;oc=0&amp;p=gerard"</w:t>
-      </w:r>
-    </w:p>
-    <w:p>
-      <w:pPr>
-        <w:pStyle w:val="PrformatHTML"/>
-        <w:rPr>
-          <w:rStyle w:val="n"/>
-          <w:rFonts w:eastAsiaTheme="majorEastAsia"/>
-          <w:highlight w:val="cyan"/>
-        </w:rPr>
-      </w:pPr>
-      <w:proofErr w:type="spellStart"/>
-      <w:r>
-        <w:rPr>
-          <w:rStyle w:val="kn"/>
-          <w:rFonts w:eastAsiaTheme="majorEastAsia"/>
-          <w:highlight w:val="cyan"/>
-        </w:rPr>
-        <w:t>scrapy</w:t>
-      </w:r>
-      <w:proofErr w:type="spellEnd"/>
-      <w:r>
-        <w:rPr>
-          <w:rStyle w:val="kn"/>
-          <w:rFonts w:eastAsiaTheme="majorEastAsia"/>
-          <w:highlight w:val="cyan"/>
-        </w:rPr>
-        <w:t xml:space="preserve"> </w:t>
-      </w:r>
-      <w:proofErr w:type="spellStart"/>
-      <w:r>
-        <w:rPr>
-          <w:rStyle w:val="kn"/>
-          <w:rFonts w:eastAsiaTheme="majorEastAsia"/>
-          <w:highlight w:val="cyan"/>
-        </w:rPr>
-        <w:t>shel</w:t>
-      </w:r>
-      <w:r>
-        <w:rPr>
-          <w:rStyle w:val="kn"/>
-          <w:rFonts w:eastAsiaTheme="majorEastAsia"/>
-          <w:highlight w:val="cyan"/>
-        </w:rPr>
-        <w:t>l</w:t>
-      </w:r>
-      <w:proofErr w:type="spellEnd"/>
-      <w:r>
-        <w:rPr>
-          <w:rStyle w:val="kn"/>
-          <w:rFonts w:eastAsiaTheme="majorEastAsia"/>
-          <w:highlight w:val="cyan"/>
-        </w:rPr>
-        <w:t xml:space="preserve"> </w:t>
-      </w:r>
-      <w:r>
-        <w:rPr>
-          <w:rStyle w:val="n"/>
-          <w:rFonts w:eastAsiaTheme="majorEastAsia"/>
-          <w:highlight w:val="cyan"/>
-        </w:rPr>
-        <w:t>"</w:t>
-      </w:r>
-      <w:r>
-        <w:t>file:</w:t>
-      </w:r>
-      <w:r>
-        <w:t>D:\Users\Nicolas\Documents\Python\geneanet\result\pages</w:t>
-      </w:r>
-      <w:r>
-        <w:t>\</w:t>
-      </w:r>
-      <w:r>
-        <w:rPr>
-          <w:rStyle w:val="n"/>
-          <w:rFonts w:eastAsiaTheme="majorEastAsia"/>
-        </w:rPr>
-        <w:t>gw.geneanet.org.nraibaut2.lang=fr.n=dupont.oc=0.p=gerard.html</w:t>
-      </w:r>
-      <w:r>
-        <w:rPr>
-          <w:rStyle w:val="n"/>
-          <w:rFonts w:eastAsiaTheme="majorEastAsia"/>
-          <w:highlight w:val="cyan"/>
-        </w:rPr>
-        <w:t>"</w:t>
-      </w:r>
-    </w:p>
-    <w:p/>
-    <w:p>
-      <w:r>
-        <w:t>sexe :</w:t>
-      </w:r>
-    </w:p>
-    <w:p>
-      <w:r>
-        <w:t>response.xpath("//div[@id='person-title']//img//@title").extract()</w:t>
-      </w:r>
-    </w:p>
-    <w:p>
-      <w:r>
-        <w:t>homme : M ou H</w:t>
-      </w:r>
-    </w:p>
-    <w:p>
-      <w:r>
-        <w:t>femme : F</w:t>
-      </w:r>
-    </w:p>
-    <w:p>
-      <w:pPr>
-        <w:rPr>
-          <w:rStyle w:val="kn"/>
-          <w:rFonts w:eastAsiaTheme="majorEastAsia"/>
-        </w:rPr>
-      </w:pPr>
-    </w:p>
-    <w:p/>
-    <w:p/>
+      <w:proofErr w:type="gramStart"/>
+      <w:r>
+        <w:t>types</w:t>
+      </w:r>
+      <w:proofErr w:type="gramEnd"/>
+      <w:r>
+        <w:t xml:space="preserve"> d’événements :</w:t>
+      </w:r>
+    </w:p>
     <w:p>
       <w:r>
         <w:t xml:space="preserve">&gt;&gt;&gt; </w:t>
       </w:r>
       <w:proofErr w:type="spellStart"/>
+      <w:proofErr w:type="gramStart"/>
       <w:r>
         <w:t>response.xpath</w:t>
       </w:r>
       <w:proofErr w:type="spellEnd"/>
-      <w:r>
-        <w:t>("//h2[</w:t>
-      </w:r>
-      <w:proofErr w:type="spellStart"/>
-      <w:r>
-        <w:t>span</w:t>
-      </w:r>
-      <w:proofErr w:type="spellEnd"/>
-      <w:r>
-        <w:t>='Événements ']/following-sibling::table[1]/tr/td[2]/span[@class='nnom']").extract()</w:t>
-      </w:r>
-    </w:p>
-    <w:p>
-      <w:r>
-        <w:t>['&lt;</w:t>
-      </w:r>
-      <w:proofErr w:type="spellStart"/>
-      <w:r>
-        <w:t>span</w:t>
-      </w:r>
-      <w:proofErr w:type="spellEnd"/>
-      <w:r>
-        <w:t xml:space="preserve"> class="</w:t>
-      </w:r>
-      <w:proofErr w:type="spellStart"/>
-      <w:r>
-        <w:t>nnom</w:t>
-      </w:r>
-      <w:proofErr w:type="spellEnd"/>
-      <w:r>
-        <w:t>"&gt;\</w:t>
-      </w:r>
-      <w:proofErr w:type="spellStart"/>
-      <w:r>
-        <w:t>nNaissance</w:t>
-      </w:r>
-      <w:proofErr w:type="spellEnd"/>
-      <w:r>
-        <w:t xml:space="preserve">  - Paris, France &lt;/</w:t>
-      </w:r>
-      <w:proofErr w:type="spellStart"/>
-      <w:r>
-        <w:t>span</w:t>
-      </w:r>
-      <w:proofErr w:type="spellEnd"/>
-      <w:r>
-        <w:t>&gt;', '&lt;</w:t>
-      </w:r>
-      <w:proofErr w:type="spellStart"/>
-      <w:r>
-        <w:t>span</w:t>
-      </w:r>
-      <w:proofErr w:type="spellEnd"/>
-      <w:r>
-        <w:t xml:space="preserve"> class="</w:t>
-      </w:r>
-      <w:proofErr w:type="spellStart"/>
-      <w:r>
-        <w:t>nnom</w:t>
-      </w:r>
-      <w:proofErr w:type="spellEnd"/>
-      <w:r>
-        <w:t>"&gt;\</w:t>
-      </w:r>
-      <w:proofErr w:type="spellStart"/>
-      <w:r>
-        <w:t>nBaptême</w:t>
-      </w:r>
-      <w:proofErr w:type="spellEnd"/>
-      <w:r>
-        <w:t xml:space="preserve">  - Paris, France &lt;/</w:t>
-      </w:r>
-      <w:proofErr w:type="spellStart"/>
-      <w:r>
-        <w:t>span</w:t>
-      </w:r>
-      <w:proofErr w:type="spellEnd"/>
-      <w:r>
-        <w:t>&gt;', '&lt;</w:t>
-      </w:r>
-      <w:proofErr w:type="spellStart"/>
-      <w:r>
-        <w:t>span</w:t>
-      </w:r>
-      <w:proofErr w:type="spellEnd"/>
-      <w:r>
-        <w:t xml:space="preserve"> class="</w:t>
-      </w:r>
-      <w:proofErr w:type="spellStart"/>
-      <w:r>
-        <w:t>nnom</w:t>
-      </w:r>
-      <w:proofErr w:type="spellEnd"/>
-      <w:r>
-        <w:t>"&gt;\</w:t>
-      </w:r>
-      <w:proofErr w:type="spellStart"/>
-      <w:r>
-        <w:t>nProfession</w:t>
-      </w:r>
-      <w:proofErr w:type="spellEnd"/>
-      <w:r>
-        <w:t xml:space="preserve"> &lt;/</w:t>
-      </w:r>
-      <w:proofErr w:type="spellStart"/>
-      <w:r>
-        <w:t>span</w:t>
-      </w:r>
-      <w:proofErr w:type="spellEnd"/>
-      <w:r>
-        <w:t>&gt;', '&lt;</w:t>
-      </w:r>
-      <w:proofErr w:type="spellStart"/>
-      <w:r>
-        <w:t>span</w:t>
-      </w:r>
-      <w:proofErr w:type="spellEnd"/>
-      <w:r>
-        <w:t xml:space="preserve"> class="</w:t>
-      </w:r>
-      <w:proofErr w:type="spellStart"/>
-      <w:r>
-        <w:t>nnom</w:t>
-      </w:r>
-      <w:proofErr w:type="spellEnd"/>
-      <w:r>
-        <w:t>"&gt;\</w:t>
-      </w:r>
-      <w:proofErr w:type="spellStart"/>
-      <w:r>
-        <w:t>nDomicile</w:t>
-      </w:r>
-      <w:proofErr w:type="spellEnd"/>
-      <w:r>
-        <w:t xml:space="preserve">  - Lyon, France &lt;/</w:t>
-      </w:r>
-      <w:proofErr w:type="spellStart"/>
-      <w:r>
-        <w:t>span</w:t>
-      </w:r>
-      <w:proofErr w:type="spellEnd"/>
-      <w:r>
-        <w:t>&gt;', '&lt;</w:t>
-      </w:r>
-      <w:proofErr w:type="spellStart"/>
-      <w:r>
-        <w:t>span</w:t>
-      </w:r>
-      <w:proofErr w:type="spellEnd"/>
-      <w:r>
-        <w:t xml:space="preserve"> class="</w:t>
-      </w:r>
-      <w:proofErr w:type="spellStart"/>
-      <w:r>
-        <w:t>nnom</w:t>
-      </w:r>
-      <w:proofErr w:type="spellEnd"/>
-      <w:r>
-        <w:t>"&gt;\</w:t>
-      </w:r>
-      <w:proofErr w:type="spellStart"/>
-      <w:r>
-        <w:t>nDiplôme</w:t>
-      </w:r>
-      <w:proofErr w:type="spellEnd"/>
-      <w:r>
-        <w:t xml:space="preserve">  - Nice, FRANCE &lt;/</w:t>
-      </w:r>
-      <w:proofErr w:type="spellStart"/>
-      <w:r>
-        <w:t>span</w:t>
-      </w:r>
-      <w:proofErr w:type="spellEnd"/>
-      <w:r>
-        <w:t>&gt;', '&lt;</w:t>
-      </w:r>
-      <w:proofErr w:type="spellStart"/>
-      <w:r>
-        <w:t>span</w:t>
-      </w:r>
-      <w:proofErr w:type="spellEnd"/>
-      <w:r>
-        <w:t xml:space="preserve"> class="</w:t>
-      </w:r>
-      <w:proofErr w:type="spellStart"/>
-      <w:r>
-        <w:t>nnom</w:t>
-      </w:r>
-      <w:proofErr w:type="spellEnd"/>
-      <w:r>
-        <w:t>"&gt;\</w:t>
-      </w:r>
-      <w:proofErr w:type="spellStart"/>
-      <w:r>
-        <w:t>nDécès</w:t>
-      </w:r>
-      <w:proofErr w:type="spellEnd"/>
-      <w:r>
-        <w:t xml:space="preserve">  - Nice, FRANCE &lt;/</w:t>
-      </w:r>
-      <w:proofErr w:type="spellStart"/>
-      <w:r>
-        <w:t>span</w:t>
-      </w:r>
-      <w:proofErr w:type="spellEnd"/>
-      <w:r>
-        <w:t>&gt;', '&lt;</w:t>
-      </w:r>
-      <w:proofErr w:type="spellStart"/>
-      <w:r>
-        <w:t>span</w:t>
-      </w:r>
-      <w:proofErr w:type="spellEnd"/>
-      <w:r>
-        <w:t xml:space="preserve"> class="</w:t>
-      </w:r>
-      <w:proofErr w:type="spellStart"/>
-      <w:r>
-        <w:t>nnom</w:t>
-      </w:r>
-      <w:proofErr w:type="spellEnd"/>
-      <w:r>
-        <w:t>"&gt;\</w:t>
-      </w:r>
-      <w:proofErr w:type="spellStart"/>
-      <w:r>
-        <w:t>nInhumation</w:t>
-      </w:r>
-      <w:proofErr w:type="spellEnd"/>
-      <w:r>
-        <w:t xml:space="preserve">  - Nice, FRANCE &lt;/</w:t>
-      </w:r>
-      <w:proofErr w:type="spellStart"/>
-      <w:r>
-        <w:t>span</w:t>
-      </w:r>
-      <w:proofErr w:type="spellEnd"/>
-      <w:r>
-        <w:t>&gt;']</w:t>
-      </w:r>
-    </w:p>
-    <w:p/>
-    <w:p>
-      <w:r>
-        <w:t>Evénements[class='</w:t>
-      </w:r>
-      <w:proofErr w:type="spellStart"/>
-      <w:r>
-        <w:t>nnom</w:t>
-      </w:r>
-      <w:proofErr w:type="spellEnd"/>
-      <w:r>
-        <w:t>'] : Naissance Baptême Profession</w:t>
-      </w:r>
-      <w:r>
-        <w:t xml:space="preserve"> </w:t>
-      </w:r>
-      <w:r>
-        <w:t xml:space="preserve">Domicile Diplôme Décès Inhumation </w:t>
-      </w:r>
-      <w:r>
-        <w:rPr>
-          <w:rFonts w:ascii="Lucida Console" w:hAnsi="Lucida Console" w:cs="Lucida Console"/>
-          <w:kern w:val="0"/>
-          <w:sz w:val="18"/>
-          <w:szCs w:val="18"/>
-        </w:rPr>
-        <w:t>Contrat de mariage</w:t>
-      </w:r>
-    </w:p>
-    <w:p>
-      <w:r>
-        <w:rPr>
-          <w:rFonts w:ascii="Lucida Console" w:hAnsi="Lucida Console" w:cs="Lucida Console"/>
-          <w:kern w:val="0"/>
-          <w:sz w:val="18"/>
-          <w:szCs w:val="18"/>
-        </w:rPr>
-        <w:t xml:space="preserve">result/gw.geneanet.org.danielr13.lang=fr.n=nicolas.oc=0.p=etienne+henri.log:[geneanet] DEBUG: </w:t>
-      </w:r>
-      <w:proofErr w:type="spellStart"/>
-      <w:r>
-        <w:rPr>
-          <w:rFonts w:ascii="Lucida Console" w:hAnsi="Lucida Console" w:cs="Lucida Console"/>
-          <w:kern w:val="0"/>
-          <w:sz w:val="18"/>
-          <w:szCs w:val="18"/>
-        </w:rPr>
-        <w:t>Generation</w:t>
-      </w:r>
-      <w:proofErr w:type="spellEnd"/>
-      <w:r>
-        <w:rPr>
-          <w:rFonts w:ascii="Lucida Console" w:hAnsi="Lucida Console" w:cs="Lucida Console"/>
-          <w:kern w:val="0"/>
-          <w:sz w:val="18"/>
-          <w:szCs w:val="18"/>
-        </w:rPr>
-        <w:t xml:space="preserve"> 9, </w:t>
-      </w:r>
-      <w:proofErr w:type="spellStart"/>
-      <w:r>
-        <w:rPr>
-          <w:rFonts w:ascii="Lucida Console" w:hAnsi="Lucida Console" w:cs="Lucida Console"/>
-          <w:kern w:val="0"/>
-          <w:sz w:val="18"/>
-          <w:szCs w:val="18"/>
-        </w:rPr>
-        <w:t>sosa</w:t>
-      </w:r>
-      <w:proofErr w:type="spellEnd"/>
-      <w:r>
-        <w:rPr>
-          <w:rFonts w:ascii="Lucida Console" w:hAnsi="Lucida Console" w:cs="Lucida Console"/>
-          <w:kern w:val="0"/>
-          <w:sz w:val="18"/>
-          <w:szCs w:val="18"/>
-        </w:rPr>
-        <w:t xml:space="preserve"> 429 : Magdeleine PERRIER : </w:t>
-      </w:r>
-      <w:proofErr w:type="spellStart"/>
-      <w:r>
-        <w:rPr>
-          <w:rFonts w:ascii="Lucida Console" w:hAnsi="Lucida Console" w:cs="Lucida Console"/>
-          <w:kern w:val="0"/>
-          <w:sz w:val="18"/>
-          <w:szCs w:val="18"/>
-        </w:rPr>
-        <w:t>event_nom</w:t>
-      </w:r>
-      <w:proofErr w:type="spellEnd"/>
-      <w:r>
-        <w:rPr>
-          <w:rFonts w:ascii="Lucida Console" w:hAnsi="Lucida Console" w:cs="Lucida Console"/>
-          <w:kern w:val="0"/>
-          <w:sz w:val="18"/>
-          <w:szCs w:val="18"/>
-        </w:rPr>
-        <w:t xml:space="preserve"> = 'Contrat de mariage (avec Jean LAMOUROUX) - Vallabrègues (30336)'</w:t>
-      </w:r>
-    </w:p>
-    <w:p/>
-    <w:p>
-      <w:r>
-        <w:t>types d’événements :</w:t>
-      </w:r>
-    </w:p>
-    <w:p>
-      <w:r>
-        <w:t xml:space="preserve">&gt;&gt;&gt; </w:t>
-      </w:r>
-      <w:proofErr w:type="spellStart"/>
-      <w:r>
-        <w:t>response.xpath</w:t>
-      </w:r>
-      <w:proofErr w:type="spellEnd"/>
+      <w:proofErr w:type="gramEnd"/>
       <w:r>
         <w:t>("//h2[</w:t>
       </w:r>
@@ -1821,16 +1984,29 @@
       <w:pPr>
         <w:pStyle w:val="Listing"/>
       </w:pPr>
-      <w:r>
-        <w:t>&lt;!-- notes --&gt;</w:t>
-      </w:r>
-    </w:p>
-    <w:p>
-      <w:pPr>
-        <w:pStyle w:val="Listing"/>
-      </w:pPr>
-      <w:r>
-        <w:t xml:space="preserve">&lt;a </w:t>
+      <w:proofErr w:type="gramStart"/>
+      <w:r>
+        <w:t>&lt;!--</w:t>
+      </w:r>
+      <w:proofErr w:type="gramEnd"/>
+      <w:r>
+        <w:t xml:space="preserve"> notes --&gt;</w:t>
+      </w:r>
+    </w:p>
+    <w:p>
+      <w:pPr>
+        <w:pStyle w:val="Listing"/>
+      </w:pPr>
+      <w:r>
+        <w:t>&lt;</w:t>
+      </w:r>
+      <w:proofErr w:type="gramStart"/>
+      <w:r>
+        <w:t>a</w:t>
+      </w:r>
+      <w:proofErr w:type="gramEnd"/>
+      <w:r>
+        <w:t xml:space="preserve"> </w:t>
       </w:r>
       <w:proofErr w:type="spellStart"/>
       <w:r>
@@ -1846,7 +2022,15 @@
         <w:pStyle w:val="Listing"/>
       </w:pPr>
       <w:r>
-        <w:t>&lt;h2&gt;&lt;</w:t>
+        <w:t>&lt;</w:t>
+      </w:r>
+      <w:proofErr w:type="gramStart"/>
+      <w:r>
+        <w:t>h</w:t>
+      </w:r>
+      <w:proofErr w:type="gramEnd"/>
+      <w:r>
+        <w:t>2&gt;&lt;</w:t>
       </w:r>
       <w:proofErr w:type="spellStart"/>
       <w:r>
@@ -1902,7 +2086,15 @@
         <w:pStyle w:val="Listing"/>
       </w:pPr>
       <w:r>
-        <w:t>&lt;h3 class="</w:t>
+        <w:t>&lt;</w:t>
+      </w:r>
+      <w:proofErr w:type="gramStart"/>
+      <w:r>
+        <w:t>h</w:t>
+      </w:r>
+      <w:proofErr w:type="gramEnd"/>
+      <w:r>
+        <w:t>3 class="</w:t>
       </w:r>
       <w:proofErr w:type="spellStart"/>
       <w:r>
@@ -1985,10 +2177,12 @@
         <w:t>&lt;/p&gt;&lt;p style="</w:t>
       </w:r>
       <w:proofErr w:type="spellStart"/>
+      <w:proofErr w:type="gramStart"/>
       <w:r>
         <w:t>clear:both</w:t>
       </w:r>
       <w:proofErr w:type="spellEnd"/>
+      <w:proofErr w:type="gramEnd"/>
       <w:r>
         <w:t>; margin:0;"&gt;&lt;/p&gt;</w:t>
       </w:r>
@@ -1998,7 +2192,15 @@
         <w:pStyle w:val="Listing"/>
       </w:pPr>
       <w:r>
-        <w:t xml:space="preserve"> &lt;h2&gt;&lt;</w:t>
+        <w:t xml:space="preserve"> &lt;</w:t>
+      </w:r>
+      <w:proofErr w:type="gramStart"/>
+      <w:r>
+        <w:t>h</w:t>
+      </w:r>
+      <w:proofErr w:type="gramEnd"/>
+      <w:r>
+        <w:t>2&gt;&lt;</w:t>
       </w:r>
       <w:proofErr w:type="spellStart"/>
       <w:r>
@@ -2054,7 +2256,15 @@
         <w:pStyle w:val="Listing"/>
       </w:pPr>
       <w:r>
-        <w:t>&lt;h3 class="</w:t>
+        <w:t>&lt;</w:t>
+      </w:r>
+      <w:proofErr w:type="gramStart"/>
+      <w:r>
+        <w:t>h</w:t>
+      </w:r>
+      <w:proofErr w:type="gramEnd"/>
+      <w:r>
+        <w:t>3 class="</w:t>
       </w:r>
       <w:proofErr w:type="spellStart"/>
       <w:r>
@@ -2097,10 +2307,12 @@
         <w:t>&lt;/p&gt;&lt;p style="</w:t>
       </w:r>
       <w:proofErr w:type="spellStart"/>
+      <w:proofErr w:type="gramStart"/>
       <w:r>
         <w:t>clear:both</w:t>
       </w:r>
       <w:proofErr w:type="spellEnd"/>
+      <w:proofErr w:type="gramEnd"/>
       <w:r>
         <w:t>; margin:0;"&gt;&lt;/p&gt;</w:t>
       </w:r>
@@ -2109,6 +2321,7 @@
     <w:p/>
     <w:p>
       <w:proofErr w:type="spellStart"/>
+      <w:proofErr w:type="gramStart"/>
       <w:r>
         <w:rPr>
           <w:rStyle w:val="kn"/>
@@ -2118,6 +2331,7 @@
         <w:t>scrapy</w:t>
       </w:r>
       <w:proofErr w:type="spellEnd"/>
+      <w:proofErr w:type="gramEnd"/>
       <w:r>
         <w:rPr>
           <w:rStyle w:val="kn"/>
@@ -2190,8 +2404,13 @@
     </w:p>
     <w:p/>
     <w:p>
-      <w:r>
-        <w:t>response.xpath("//h2[span='Notes']/following-sibling::h3[@class='note_type']").extract()</w:t>
+      <w:proofErr w:type="gramStart"/>
+      <w:r>
+        <w:t>response.xpath</w:t>
+      </w:r>
+      <w:proofErr w:type="gramEnd"/>
+      <w:r>
+        <w:t>("//h2[span='Notes']/following-sibling::h3[@class='note_type']").extract()</w:t>
       </w:r>
     </w:p>
     <w:p>
@@ -2288,12 +2507,21 @@
       <w:pPr>
         <w:pStyle w:val="Listing"/>
       </w:pPr>
-      <w:r>
-        <w:rPr>
-          <w:rStyle w:val="comment"/>
-          <w:rFonts w:eastAsiaTheme="majorEastAsia"/>
-        </w:rPr>
-        <w:t>&lt;!-- notes --&gt;</w:t>
+      <w:proofErr w:type="gramStart"/>
+      <w:r>
+        <w:rPr>
+          <w:rStyle w:val="comment"/>
+          <w:rFonts w:eastAsiaTheme="majorEastAsia"/>
+        </w:rPr>
+        <w:t>&lt;!--</w:t>
+      </w:r>
+      <w:proofErr w:type="gramEnd"/>
+      <w:r>
+        <w:rPr>
+          <w:rStyle w:val="comment"/>
+          <w:rFonts w:eastAsiaTheme="majorEastAsia"/>
+        </w:rPr>
+        <w:t xml:space="preserve"> notes --&gt;</w:t>
       </w:r>
     </w:p>
     <w:p>
@@ -2303,12 +2531,14 @@
       <w:r>
         <w:t>&lt;</w:t>
       </w:r>
+      <w:proofErr w:type="gramStart"/>
       <w:r>
         <w:rPr>
           <w:rStyle w:val="start-tag"/>
         </w:rPr>
         <w:t>a</w:t>
       </w:r>
+      <w:proofErr w:type="gramEnd"/>
       <w:r>
         <w:t xml:space="preserve"> </w:t>
       </w:r>
@@ -2342,23 +2572,144 @@
         <w:lastRenderedPageBreak/>
         <w:t>&lt;</w:t>
       </w:r>
+      <w:proofErr w:type="gramStart"/>
       <w:r>
         <w:rPr>
           <w:rStyle w:val="start-tag"/>
         </w:rPr>
+        <w:t>h</w:t>
+      </w:r>
+      <w:proofErr w:type="gramEnd"/>
+      <w:r>
+        <w:rPr>
+          <w:rStyle w:val="start-tag"/>
+        </w:rPr>
+        <w:t>2</w:t>
+      </w:r>
+      <w:r>
+        <w:t>&gt;&lt;</w:t>
+      </w:r>
+      <w:proofErr w:type="spellStart"/>
+      <w:r>
+        <w:rPr>
+          <w:rStyle w:val="start-tag"/>
+        </w:rPr>
+        <w:t>span</w:t>
+      </w:r>
+      <w:proofErr w:type="spellEnd"/>
+      <w:r>
+        <w:t xml:space="preserve"> </w:t>
+      </w:r>
+      <w:r>
+        <w:rPr>
+          <w:rStyle w:val="attribute-name"/>
+        </w:rPr>
+        <w:t>class</w:t>
+      </w:r>
+      <w:r>
+        <w:t>="</w:t>
+      </w:r>
+      <w:proofErr w:type="spellStart"/>
+      <w:r>
+        <w:t>htitle</w:t>
+      </w:r>
+      <w:proofErr w:type="spellEnd"/>
+      <w:r>
+        <w:t>"&gt;</w:t>
+      </w:r>
+      <w:r>
+        <w:rPr>
+          <w:rStyle w:val="entity"/>
+          <w:rFonts w:eastAsiaTheme="majorEastAsia"/>
+        </w:rPr>
+        <w:t>&amp;</w:t>
+      </w:r>
+      <w:proofErr w:type="spellStart"/>
+      <w:r>
+        <w:rPr>
+          <w:rStyle w:val="entity"/>
+          <w:rFonts w:eastAsiaTheme="majorEastAsia"/>
+        </w:rPr>
+        <w:t>nbsp</w:t>
+      </w:r>
+      <w:proofErr w:type="spellEnd"/>
+      <w:r>
+        <w:rPr>
+          <w:rStyle w:val="entity"/>
+          <w:rFonts w:eastAsiaTheme="majorEastAsia"/>
+        </w:rPr>
+        <w:t>;</w:t>
+      </w:r>
+      <w:r>
+        <w:t>&lt;/</w:t>
+      </w:r>
+      <w:proofErr w:type="spellStart"/>
+      <w:r>
+        <w:rPr>
+          <w:rStyle w:val="end-tag"/>
+          <w:rFonts w:eastAsiaTheme="majorEastAsia"/>
+        </w:rPr>
+        <w:t>span</w:t>
+      </w:r>
+      <w:proofErr w:type="spellEnd"/>
+      <w:r>
+        <w:t>&gt;&lt;</w:t>
+      </w:r>
+      <w:proofErr w:type="spellStart"/>
+      <w:r>
+        <w:rPr>
+          <w:rStyle w:val="start-tag"/>
+        </w:rPr>
+        <w:t>span</w:t>
+      </w:r>
+      <w:proofErr w:type="spellEnd"/>
+      <w:r>
+        <w:t>&gt;Notes&lt;/</w:t>
+      </w:r>
+      <w:proofErr w:type="spellStart"/>
+      <w:r>
+        <w:rPr>
+          <w:rStyle w:val="end-tag"/>
+          <w:rFonts w:eastAsiaTheme="majorEastAsia"/>
+        </w:rPr>
+        <w:t>span</w:t>
+      </w:r>
+      <w:proofErr w:type="spellEnd"/>
+      <w:r>
+        <w:t>&gt;&lt;/</w:t>
+      </w:r>
+      <w:r>
+        <w:rPr>
+          <w:rStyle w:val="end-tag"/>
+          <w:rFonts w:eastAsiaTheme="majorEastAsia"/>
+        </w:rPr>
         <w:t>h2</w:t>
       </w:r>
       <w:r>
-        <w:t>&gt;&lt;</w:t>
-      </w:r>
-      <w:proofErr w:type="spellStart"/>
+        <w:t>&gt;</w:t>
+      </w:r>
+    </w:p>
+    <w:p>
+      <w:pPr>
+        <w:pStyle w:val="Listing"/>
+      </w:pPr>
+      <w:r>
+        <w:t>&lt;</w:t>
+      </w:r>
+      <w:proofErr w:type="gramStart"/>
       <w:r>
         <w:rPr>
           <w:rStyle w:val="start-tag"/>
         </w:rPr>
-        <w:t>span</w:t>
-      </w:r>
-      <w:proofErr w:type="spellEnd"/>
+        <w:t>h</w:t>
+      </w:r>
+      <w:proofErr w:type="gramEnd"/>
+      <w:r>
+        <w:rPr>
+          <w:rStyle w:val="start-tag"/>
+        </w:rPr>
+        <w:t>3</w:t>
+      </w:r>
       <w:r>
         <w:t xml:space="preserve"> </w:t>
       </w:r>
@@ -2373,79 +2724,123 @@
       </w:r>
       <w:proofErr w:type="spellStart"/>
       <w:r>
-        <w:t>htitle</w:t>
+        <w:t>note_type</w:t>
+      </w:r>
+      <w:proofErr w:type="spellEnd"/>
+      <w:r>
+        <w:t>"&gt;Notes individuelles&lt;/</w:t>
+      </w:r>
+      <w:r>
+        <w:rPr>
+          <w:rStyle w:val="end-tag"/>
+          <w:rFonts w:eastAsiaTheme="majorEastAsia"/>
+        </w:rPr>
+        <w:t>h3</w:t>
+      </w:r>
+      <w:r>
+        <w:t>&gt;</w:t>
+      </w:r>
+    </w:p>
+    <w:p>
+      <w:pPr>
+        <w:pStyle w:val="Listing"/>
+      </w:pPr>
+      <w:r>
+        <w:t>&lt;</w:t>
+      </w:r>
+      <w:proofErr w:type="gramStart"/>
+      <w:r>
+        <w:rPr>
+          <w:rStyle w:val="start-tag"/>
+        </w:rPr>
+        <w:t>div</w:t>
+      </w:r>
+      <w:proofErr w:type="gramEnd"/>
+      <w:r>
+        <w:t xml:space="preserve"> </w:t>
+      </w:r>
+      <w:r>
+        <w:rPr>
+          <w:rStyle w:val="attribute-name"/>
+        </w:rPr>
+        <w:t>class</w:t>
+      </w:r>
+      <w:r>
+        <w:t>="fiche-note-</w:t>
+      </w:r>
+      <w:proofErr w:type="spellStart"/>
+      <w:r>
+        <w:t>ind</w:t>
       </w:r>
       <w:proofErr w:type="spellEnd"/>
       <w:r>
         <w:t>"&gt;</w:t>
       </w:r>
-      <w:r>
-        <w:rPr>
-          <w:rStyle w:val="entity"/>
-          <w:rFonts w:eastAsiaTheme="majorEastAsia"/>
-        </w:rPr>
-        <w:t>&amp;</w:t>
-      </w:r>
-      <w:proofErr w:type="spellStart"/>
-      <w:r>
-        <w:rPr>
-          <w:rStyle w:val="entity"/>
-          <w:rFonts w:eastAsiaTheme="majorEastAsia"/>
-        </w:rPr>
-        <w:t>nbsp</w:t>
-      </w:r>
-      <w:proofErr w:type="spellEnd"/>
-      <w:r>
-        <w:rPr>
-          <w:rStyle w:val="entity"/>
-          <w:rFonts w:eastAsiaTheme="majorEastAsia"/>
-        </w:rPr>
-        <w:t>;</w:t>
-      </w:r>
-      <w:r>
-        <w:t>&lt;/</w:t>
-      </w:r>
-      <w:proofErr w:type="spellStart"/>
+    </w:p>
+    <w:p>
+      <w:pPr>
+        <w:pStyle w:val="Listing"/>
+      </w:pPr>
+      <w:proofErr w:type="gramStart"/>
+      <w:r>
+        <w:t>Retraite:</w:t>
+      </w:r>
+      <w:proofErr w:type="gramEnd"/>
+      <w:r>
+        <w:t xml:space="preserve"> &lt;/</w:t>
+      </w:r>
       <w:r>
         <w:rPr>
           <w:rStyle w:val="end-tag"/>
           <w:rFonts w:eastAsiaTheme="majorEastAsia"/>
         </w:rPr>
-        <w:t>span</w:t>
-      </w:r>
-      <w:proofErr w:type="spellEnd"/>
-      <w:r>
-        <w:t>&gt;&lt;</w:t>
-      </w:r>
-      <w:proofErr w:type="spellStart"/>
+        <w:t>div</w:t>
+      </w:r>
+      <w:r>
+        <w:t>&gt;</w:t>
+      </w:r>
+    </w:p>
+    <w:p>
+      <w:pPr>
+        <w:pStyle w:val="Listing"/>
+      </w:pPr>
+      <w:r>
+        <w:t>&lt;</w:t>
+      </w:r>
+      <w:proofErr w:type="gramStart"/>
       <w:r>
         <w:rPr>
           <w:rStyle w:val="start-tag"/>
         </w:rPr>
-        <w:t>span</w:t>
-      </w:r>
-      <w:proofErr w:type="spellEnd"/>
-      <w:r>
-        <w:t>&gt;Notes&lt;/</w:t>
-      </w:r>
-      <w:proofErr w:type="spellStart"/>
+        <w:t>p</w:t>
+      </w:r>
+      <w:proofErr w:type="gramEnd"/>
+      <w:r>
+        <w:t xml:space="preserve"> </w:t>
+      </w:r>
+      <w:r>
+        <w:rPr>
+          <w:rStyle w:val="attribute-name"/>
+        </w:rPr>
+        <w:t>style</w:t>
+      </w:r>
+      <w:r>
+        <w:t>="</w:t>
+      </w:r>
+      <w:proofErr w:type="spellStart"/>
+      <w:r>
+        <w:t>clear:both</w:t>
+      </w:r>
+      <w:proofErr w:type="spellEnd"/>
+      <w:r>
+        <w:t>; margin:0;"&gt;&lt;/</w:t>
+      </w:r>
       <w:r>
         <w:rPr>
           <w:rStyle w:val="end-tag"/>
           <w:rFonts w:eastAsiaTheme="majorEastAsia"/>
         </w:rPr>
-        <w:t>span</w:t>
-      </w:r>
-      <w:proofErr w:type="spellEnd"/>
-      <w:r>
-        <w:t>&gt;&lt;/</w:t>
-      </w:r>
-      <w:r>
-        <w:rPr>
-          <w:rStyle w:val="end-tag"/>
-          <w:rFonts w:eastAsiaTheme="majorEastAsia"/>
-        </w:rPr>
-        <w:t>h2</w:t>
+        <w:t>p</w:t>
       </w:r>
       <w:r>
         <w:t>&gt;</w:t>
@@ -2456,154 +2851,16 @@
         <w:pStyle w:val="Listing"/>
       </w:pPr>
       <w:r>
-        <w:t>&lt;</w:t>
-      </w:r>
+        <w:t xml:space="preserve"> &lt;</w:t>
+      </w:r>
+      <w:proofErr w:type="gramStart"/>
       <w:r>
         <w:rPr>
           <w:rStyle w:val="start-tag"/>
         </w:rPr>
-        <w:t>h3</w:t>
-      </w:r>
-      <w:r>
-        <w:t xml:space="preserve"> </w:t>
-      </w:r>
-      <w:r>
-        <w:rPr>
-          <w:rStyle w:val="attribute-name"/>
-        </w:rPr>
-        <w:t>class</w:t>
-      </w:r>
-      <w:r>
-        <w:t>="</w:t>
-      </w:r>
-      <w:proofErr w:type="spellStart"/>
-      <w:r>
-        <w:t>note_type</w:t>
-      </w:r>
-      <w:proofErr w:type="spellEnd"/>
-      <w:r>
-        <w:t>"&gt;Notes individuelles&lt;/</w:t>
-      </w:r>
-      <w:r>
-        <w:rPr>
-          <w:rStyle w:val="end-tag"/>
-          <w:rFonts w:eastAsiaTheme="majorEastAsia"/>
-        </w:rPr>
-        <w:t>h3</w:t>
-      </w:r>
-      <w:r>
-        <w:t>&gt;</w:t>
-      </w:r>
-    </w:p>
-    <w:p>
-      <w:pPr>
-        <w:pStyle w:val="Listing"/>
-      </w:pPr>
-      <w:r>
-        <w:t>&lt;</w:t>
-      </w:r>
-      <w:r>
-        <w:rPr>
-          <w:rStyle w:val="start-tag"/>
-        </w:rPr>
-        <w:t>div</w:t>
-      </w:r>
-      <w:r>
-        <w:t xml:space="preserve"> </w:t>
-      </w:r>
-      <w:r>
-        <w:rPr>
-          <w:rStyle w:val="attribute-name"/>
-        </w:rPr>
-        <w:t>class</w:t>
-      </w:r>
-      <w:r>
-        <w:t>="fiche-note-</w:t>
-      </w:r>
-      <w:proofErr w:type="spellStart"/>
-      <w:r>
-        <w:t>ind</w:t>
-      </w:r>
-      <w:proofErr w:type="spellEnd"/>
-      <w:r>
-        <w:t>"&gt;</w:t>
-      </w:r>
-    </w:p>
-    <w:p>
-      <w:pPr>
-        <w:pStyle w:val="Listing"/>
-      </w:pPr>
-      <w:r>
-        <w:t>Retraite: &lt;/</w:t>
-      </w:r>
-      <w:r>
-        <w:rPr>
-          <w:rStyle w:val="end-tag"/>
-          <w:rFonts w:eastAsiaTheme="majorEastAsia"/>
-        </w:rPr>
-        <w:t>div</w:t>
-      </w:r>
-      <w:r>
-        <w:t>&gt;</w:t>
-      </w:r>
-    </w:p>
-    <w:p>
-      <w:pPr>
-        <w:pStyle w:val="Listing"/>
-      </w:pPr>
-      <w:r>
-        <w:t>&lt;</w:t>
-      </w:r>
-      <w:r>
-        <w:rPr>
-          <w:rStyle w:val="start-tag"/>
-        </w:rPr>
         <w:t>p</w:t>
       </w:r>
-      <w:r>
-        <w:t xml:space="preserve"> </w:t>
-      </w:r>
-      <w:r>
-        <w:rPr>
-          <w:rStyle w:val="attribute-name"/>
-        </w:rPr>
-        <w:t>style</w:t>
-      </w:r>
-      <w:r>
-        <w:t>="</w:t>
-      </w:r>
-      <w:proofErr w:type="spellStart"/>
-      <w:r>
-        <w:t>clear:both</w:t>
-      </w:r>
-      <w:proofErr w:type="spellEnd"/>
-      <w:r>
-        <w:t>; margin:0;"&gt;&lt;/</w:t>
-      </w:r>
-      <w:r>
-        <w:rPr>
-          <w:rStyle w:val="end-tag"/>
-          <w:rFonts w:eastAsiaTheme="majorEastAsia"/>
-        </w:rPr>
-        <w:t>p</w:t>
-      </w:r>
-      <w:r>
-        <w:t>&gt;</w:t>
-      </w:r>
-    </w:p>
-    <w:p>
-      <w:pPr>
-        <w:pStyle w:val="Listing"/>
-      </w:pPr>
-      <w:r>
-        <w:t xml:space="preserve"> &lt;</w:t>
-      </w:r>
-      <w:r>
-        <w:rPr>
-          <w:rStyle w:val="start-tag"/>
-        </w:rPr>
-        <w:t>p</w:t>
-      </w:r>
+      <w:proofErr w:type="gramEnd"/>
       <w:r>
         <w:t xml:space="preserve"> </w:t>
       </w:r>
@@ -2651,6 +2908,7 @@
         </w:rPr>
       </w:pPr>
       <w:proofErr w:type="spellStart"/>
+      <w:proofErr w:type="gramStart"/>
       <w:r>
         <w:rPr>
           <w:rFonts w:ascii="Lucida Console" w:hAnsi="Lucida Console" w:cs="Lucida Console"/>
@@ -2661,6 +2919,7 @@
         <w:t>egrep</w:t>
       </w:r>
       <w:proofErr w:type="spellEnd"/>
+      <w:proofErr w:type="gramEnd"/>
       <w:r>
         <w:rPr>
           <w:rFonts w:ascii="Lucida Console" w:hAnsi="Lucida Console" w:cs="Lucida Console"/>
@@ -2710,7 +2969,27 @@
           <w:sz w:val="18"/>
           <w:szCs w:val="18"/>
         </w:rPr>
-        <w:t xml:space="preserve">result/gw.geneanet.org.danielr13.lang=fr.n=nicolas.oc=0.p=etienne+henri.log:[geneanet] DEBUG: </w:t>
+        <w:t>result/gw.geneanet.org.danielr13.lang=fr.n=</w:t>
+      </w:r>
+      <w:proofErr w:type="gramStart"/>
+      <w:r>
+        <w:rPr>
+          <w:rFonts w:ascii="Lucida Console" w:hAnsi="Lucida Console" w:cs="Lucida Console"/>
+          <w:kern w:val="0"/>
+          <w:sz w:val="18"/>
+          <w:szCs w:val="18"/>
+        </w:rPr>
+        <w:t>nicolas.oc=0.p</w:t>
+      </w:r>
+      <w:proofErr w:type="gramEnd"/>
+      <w:r>
+        <w:rPr>
+          <w:rFonts w:ascii="Lucida Console" w:hAnsi="Lucida Console" w:cs="Lucida Console"/>
+          <w:kern w:val="0"/>
+          <w:sz w:val="18"/>
+          <w:szCs w:val="18"/>
+        </w:rPr>
+        <w:t xml:space="preserve">=etienne+henri.log:[geneanet] DEBUG: </w:t>
       </w:r>
       <w:proofErr w:type="spellStart"/>
       <w:r>
@@ -2812,7 +3091,27 @@
           <w:sz w:val="18"/>
           <w:szCs w:val="18"/>
         </w:rPr>
-        <w:t xml:space="preserve">result/gw.geneanet.org.danielr13.lang=fr.n=nicolas.oc=0.p=etienne+henri.log:[geneanet] DEBUG: </w:t>
+        <w:t>result/gw.geneanet.org.danielr13.lang=fr.n=</w:t>
+      </w:r>
+      <w:proofErr w:type="gramStart"/>
+      <w:r>
+        <w:rPr>
+          <w:rFonts w:ascii="Lucida Console" w:hAnsi="Lucida Console" w:cs="Lucida Console"/>
+          <w:kern w:val="0"/>
+          <w:sz w:val="18"/>
+          <w:szCs w:val="18"/>
+        </w:rPr>
+        <w:t>nicolas.oc=0.p</w:t>
+      </w:r>
+      <w:proofErr w:type="gramEnd"/>
+      <w:r>
+        <w:rPr>
+          <w:rFonts w:ascii="Lucida Console" w:hAnsi="Lucida Console" w:cs="Lucida Console"/>
+          <w:kern w:val="0"/>
+          <w:sz w:val="18"/>
+          <w:szCs w:val="18"/>
+        </w:rPr>
+        <w:t xml:space="preserve">=etienne+henri.log:[geneanet] DEBUG: </w:t>
       </w:r>
       <w:proofErr w:type="spellStart"/>
       <w:r>
@@ -2914,7 +3213,27 @@
           <w:sz w:val="18"/>
           <w:szCs w:val="18"/>
         </w:rPr>
-        <w:t xml:space="preserve">result/gw.geneanet.org.evechevaleyre.lang=fr.n=brincat.oc=0.p=maria+anna.log:[geneanet] DEBUG: </w:t>
+        <w:t>result/gw.geneanet.org.evechevaleyre.lang=</w:t>
+      </w:r>
+      <w:proofErr w:type="gramStart"/>
+      <w:r>
+        <w:rPr>
+          <w:rFonts w:ascii="Lucida Console" w:hAnsi="Lucida Console" w:cs="Lucida Console"/>
+          <w:kern w:val="0"/>
+          <w:sz w:val="18"/>
+          <w:szCs w:val="18"/>
+        </w:rPr>
+        <w:t>fr.n</w:t>
+      </w:r>
+      <w:proofErr w:type="gramEnd"/>
+      <w:r>
+        <w:rPr>
+          <w:rFonts w:ascii="Lucida Console" w:hAnsi="Lucida Console" w:cs="Lucida Console"/>
+          <w:kern w:val="0"/>
+          <w:sz w:val="18"/>
+          <w:szCs w:val="18"/>
+        </w:rPr>
+        <w:t xml:space="preserve">=brincat.oc=0.p=maria+anna.log:[geneanet] DEBUG: </w:t>
       </w:r>
       <w:proofErr w:type="spellStart"/>
       <w:r>
@@ -3016,7 +3335,27 @@
           <w:sz w:val="18"/>
           <w:szCs w:val="18"/>
         </w:rPr>
-        <w:t xml:space="preserve">result/gw.geneanet.org.nraibaut2.lang=fr.n=dupont.oc=0.p=gerard.log:[geneanet] DEBUG: </w:t>
+        <w:t>result/gw.geneanet.org.nraibaut2.lang=fr.n=</w:t>
+      </w:r>
+      <w:proofErr w:type="gramStart"/>
+      <w:r>
+        <w:rPr>
+          <w:rFonts w:ascii="Lucida Console" w:hAnsi="Lucida Console" w:cs="Lucida Console"/>
+          <w:kern w:val="0"/>
+          <w:sz w:val="18"/>
+          <w:szCs w:val="18"/>
+        </w:rPr>
+        <w:t>dupont.oc=0.p</w:t>
+      </w:r>
+      <w:proofErr w:type="gramEnd"/>
+      <w:r>
+        <w:rPr>
+          <w:rFonts w:ascii="Lucida Console" w:hAnsi="Lucida Console" w:cs="Lucida Console"/>
+          <w:kern w:val="0"/>
+          <w:sz w:val="18"/>
+          <w:szCs w:val="18"/>
+        </w:rPr>
+        <w:t xml:space="preserve">=gerard.log:[geneanet] DEBUG: </w:t>
       </w:r>
       <w:proofErr w:type="spellStart"/>
       <w:r>
@@ -3118,7 +3457,27 @@
           <w:sz w:val="18"/>
           <w:szCs w:val="18"/>
         </w:rPr>
-        <w:t xml:space="preserve">result/gw.geneanet.org.nraibaut2.lang=fr.n=dupont.oc=0.p=gerard.log:[geneanet] DEBUG: </w:t>
+        <w:t>result/gw.geneanet.org.nraibaut2.lang=fr.n=</w:t>
+      </w:r>
+      <w:proofErr w:type="gramStart"/>
+      <w:r>
+        <w:rPr>
+          <w:rFonts w:ascii="Lucida Console" w:hAnsi="Lucida Console" w:cs="Lucida Console"/>
+          <w:kern w:val="0"/>
+          <w:sz w:val="18"/>
+          <w:szCs w:val="18"/>
+        </w:rPr>
+        <w:t>dupont.oc=0.p</w:t>
+      </w:r>
+      <w:proofErr w:type="gramEnd"/>
+      <w:r>
+        <w:rPr>
+          <w:rFonts w:ascii="Lucida Console" w:hAnsi="Lucida Console" w:cs="Lucida Console"/>
+          <w:kern w:val="0"/>
+          <w:sz w:val="18"/>
+          <w:szCs w:val="18"/>
+        </w:rPr>
+        <w:t xml:space="preserve">=gerard.log:[geneanet] DEBUG: </w:t>
       </w:r>
       <w:proofErr w:type="spellStart"/>
       <w:r>
@@ -3220,6 +3579,7 @@
         </w:rPr>
       </w:pPr>
       <w:proofErr w:type="spellStart"/>
+      <w:proofErr w:type="gramStart"/>
       <w:r>
         <w:rPr>
           <w:rFonts w:ascii="Lucida Console" w:hAnsi="Lucida Console" w:cs="Lucida Console"/>
@@ -3230,6 +3590,7 @@
         <w:t>egrep</w:t>
       </w:r>
       <w:proofErr w:type="spellEnd"/>
+      <w:proofErr w:type="gramEnd"/>
       <w:r>
         <w:rPr>
           <w:rFonts w:ascii="Lucida Console" w:hAnsi="Lucida Console" w:cs="Lucida Console"/>
@@ -3279,7 +3640,27 @@
           <w:sz w:val="18"/>
           <w:szCs w:val="18"/>
         </w:rPr>
-        <w:t xml:space="preserve">result/gw.geneanet.org.danielr13.lang=fr.n=nicolas.oc=0.p=etienne+henri.log:[geneanet] DEBUG: </w:t>
+        <w:t>result/gw.geneanet.org.danielr13.lang=fr.n=</w:t>
+      </w:r>
+      <w:proofErr w:type="gramStart"/>
+      <w:r>
+        <w:rPr>
+          <w:rFonts w:ascii="Lucida Console" w:hAnsi="Lucida Console" w:cs="Lucida Console"/>
+          <w:kern w:val="0"/>
+          <w:sz w:val="18"/>
+          <w:szCs w:val="18"/>
+        </w:rPr>
+        <w:t>nicolas.oc=0.p</w:t>
+      </w:r>
+      <w:proofErr w:type="gramEnd"/>
+      <w:r>
+        <w:rPr>
+          <w:rFonts w:ascii="Lucida Console" w:hAnsi="Lucida Console" w:cs="Lucida Console"/>
+          <w:kern w:val="0"/>
+          <w:sz w:val="18"/>
+          <w:szCs w:val="18"/>
+        </w:rPr>
+        <w:t xml:space="preserve">=etienne+henri.log:[geneanet] DEBUG: </w:t>
       </w:r>
       <w:proofErr w:type="spellStart"/>
       <w:r>
@@ -3381,7 +3762,27 @@
           <w:sz w:val="18"/>
           <w:szCs w:val="18"/>
         </w:rPr>
-        <w:t xml:space="preserve">result/gw.geneanet.org.danielr13.lang=fr.n=nicolas.oc=0.p=etienne+henri.log:[geneanet] DEBUG: </w:t>
+        <w:t>result/gw.geneanet.org.danielr13.lang=fr.n=</w:t>
+      </w:r>
+      <w:proofErr w:type="gramStart"/>
+      <w:r>
+        <w:rPr>
+          <w:rFonts w:ascii="Lucida Console" w:hAnsi="Lucida Console" w:cs="Lucida Console"/>
+          <w:kern w:val="0"/>
+          <w:sz w:val="18"/>
+          <w:szCs w:val="18"/>
+        </w:rPr>
+        <w:t>nicolas.oc=0.p</w:t>
+      </w:r>
+      <w:proofErr w:type="gramEnd"/>
+      <w:r>
+        <w:rPr>
+          <w:rFonts w:ascii="Lucida Console" w:hAnsi="Lucida Console" w:cs="Lucida Console"/>
+          <w:kern w:val="0"/>
+          <w:sz w:val="18"/>
+          <w:szCs w:val="18"/>
+        </w:rPr>
+        <w:t xml:space="preserve">=etienne+henri.log:[geneanet] DEBUG: </w:t>
       </w:r>
       <w:proofErr w:type="spellStart"/>
       <w:r>
@@ -3503,7 +3904,27 @@
           <w:sz w:val="18"/>
           <w:szCs w:val="18"/>
         </w:rPr>
-        <w:t xml:space="preserve">result/gw.geneanet.org.evechevaleyre.lang=fr.n=brincat.oc=0.p=maria+anna.log:[geneanet] DEBUG: </w:t>
+        <w:t>result/gw.geneanet.org.evechevaleyre.lang=</w:t>
+      </w:r>
+      <w:proofErr w:type="gramStart"/>
+      <w:r>
+        <w:rPr>
+          <w:rFonts w:ascii="Lucida Console" w:hAnsi="Lucida Console" w:cs="Lucida Console"/>
+          <w:kern w:val="0"/>
+          <w:sz w:val="18"/>
+          <w:szCs w:val="18"/>
+        </w:rPr>
+        <w:t>fr.n</w:t>
+      </w:r>
+      <w:proofErr w:type="gramEnd"/>
+      <w:r>
+        <w:rPr>
+          <w:rFonts w:ascii="Lucida Console" w:hAnsi="Lucida Console" w:cs="Lucida Console"/>
+          <w:kern w:val="0"/>
+          <w:sz w:val="18"/>
+          <w:szCs w:val="18"/>
+        </w:rPr>
+        <w:t xml:space="preserve">=brincat.oc=0.p=maria+anna.log:[geneanet] DEBUG: </w:t>
       </w:r>
       <w:proofErr w:type="spellStart"/>
       <w:r>
@@ -3625,7 +4046,27 @@
           <w:sz w:val="18"/>
           <w:szCs w:val="18"/>
         </w:rPr>
-        <w:t xml:space="preserve">result/gw.geneanet.org.nraibaut2.lang=fr.n=dupont.oc=0.p=gerard.log:[geneanet] DEBUG: </w:t>
+        <w:t>result/gw.geneanet.org.nraibaut2.lang=fr.n=</w:t>
+      </w:r>
+      <w:proofErr w:type="gramStart"/>
+      <w:r>
+        <w:rPr>
+          <w:rFonts w:ascii="Lucida Console" w:hAnsi="Lucida Console" w:cs="Lucida Console"/>
+          <w:kern w:val="0"/>
+          <w:sz w:val="18"/>
+          <w:szCs w:val="18"/>
+        </w:rPr>
+        <w:t>dupont.oc=0.p</w:t>
+      </w:r>
+      <w:proofErr w:type="gramEnd"/>
+      <w:r>
+        <w:rPr>
+          <w:rFonts w:ascii="Lucida Console" w:hAnsi="Lucida Console" w:cs="Lucida Console"/>
+          <w:kern w:val="0"/>
+          <w:sz w:val="18"/>
+          <w:szCs w:val="18"/>
+        </w:rPr>
+        <w:t xml:space="preserve">=gerard.log:[geneanet] DEBUG: </w:t>
       </w:r>
       <w:proofErr w:type="spellStart"/>
       <w:r>
@@ -3727,7 +4168,27 @@
           <w:sz w:val="18"/>
           <w:szCs w:val="18"/>
         </w:rPr>
-        <w:t xml:space="preserve">result/gw.geneanet.org.nraibaut2.lang=fr.n=dupont.oc=0.p=gerard.log:[geneanet] DEBUG: </w:t>
+        <w:t>result/gw.geneanet.org.nraibaut2.lang=fr.n=</w:t>
+      </w:r>
+      <w:proofErr w:type="gramStart"/>
+      <w:r>
+        <w:rPr>
+          <w:rFonts w:ascii="Lucida Console" w:hAnsi="Lucida Console" w:cs="Lucida Console"/>
+          <w:kern w:val="0"/>
+          <w:sz w:val="18"/>
+          <w:szCs w:val="18"/>
+        </w:rPr>
+        <w:t>dupont.oc=0.p</w:t>
+      </w:r>
+      <w:proofErr w:type="gramEnd"/>
+      <w:r>
+        <w:rPr>
+          <w:rFonts w:ascii="Lucida Console" w:hAnsi="Lucida Console" w:cs="Lucida Console"/>
+          <w:kern w:val="0"/>
+          <w:sz w:val="18"/>
+          <w:szCs w:val="18"/>
+        </w:rPr>
+        <w:t xml:space="preserve">=gerard.log:[geneanet] DEBUG: </w:t>
       </w:r>
       <w:proofErr w:type="spellStart"/>
       <w:r>
@@ -3857,8 +4318,13 @@
     <w:p/>
     <w:p>
       <w:bookmarkStart w:id="4" w:name="_Hlk142067930"/>
-      <w:r>
-        <w:t>création projet dans E:\scrapy_crawler</w:t>
+      <w:proofErr w:type="gramStart"/>
+      <w:r>
+        <w:t>création</w:t>
+      </w:r>
+      <w:proofErr w:type="gramEnd"/>
+      <w:r>
+        <w:t xml:space="preserve"> projet dans E:\scrapy_crawler</w:t>
       </w:r>
     </w:p>
     <w:p/>
@@ -3871,10 +4337,12 @@
         <w:t>(</w:t>
       </w:r>
       <w:proofErr w:type="spellStart"/>
+      <w:proofErr w:type="gramStart"/>
       <w:r>
         <w:t>scrapy</w:t>
       </w:r>
       <w:proofErr w:type="spellEnd"/>
+      <w:proofErr w:type="gramEnd"/>
       <w:r>
         <w:t>) E:\&gt;</w:t>
       </w:r>
@@ -3960,8 +4428,13 @@
       </w:r>
       <w:proofErr w:type="spellEnd"/>
       <w:r>
-        <w:t xml:space="preserve"> in:</w:t>
-      </w:r>
+        <w:t xml:space="preserve"> </w:t>
+      </w:r>
+      <w:proofErr w:type="gramStart"/>
+      <w:r>
+        <w:t>in:</w:t>
+      </w:r>
+      <w:proofErr w:type="gramEnd"/>
     </w:p>
     <w:p>
       <w:pPr>
@@ -3992,6 +4465,7 @@
         <w:t xml:space="preserve"> first spider </w:t>
       </w:r>
       <w:proofErr w:type="spellStart"/>
+      <w:proofErr w:type="gramStart"/>
       <w:r>
         <w:t>with</w:t>
       </w:r>
@@ -3999,13 +4473,22 @@
       <w:r>
         <w:t>:</w:t>
       </w:r>
-    </w:p>
-    <w:p>
-      <w:pPr>
-        <w:pStyle w:val="Listing"/>
-      </w:pPr>
-      <w:r>
-        <w:t xml:space="preserve">    cd </w:t>
+      <w:proofErr w:type="gramEnd"/>
+    </w:p>
+    <w:p>
+      <w:pPr>
+        <w:pStyle w:val="Listing"/>
+      </w:pPr>
+      <w:r>
+        <w:t xml:space="preserve">    </w:t>
+      </w:r>
+      <w:proofErr w:type="gramStart"/>
+      <w:r>
+        <w:t>cd</w:t>
+      </w:r>
+      <w:proofErr w:type="gramEnd"/>
+      <w:r>
+        <w:t xml:space="preserve"> </w:t>
       </w:r>
       <w:proofErr w:type="spellStart"/>
       <w:r>
@@ -4021,10 +4504,12 @@
         <w:t xml:space="preserve">    </w:t>
       </w:r>
       <w:proofErr w:type="spellStart"/>
+      <w:proofErr w:type="gramStart"/>
       <w:r>
         <w:t>scrapy</w:t>
       </w:r>
       <w:proofErr w:type="spellEnd"/>
+      <w:proofErr w:type="gramEnd"/>
       <w:r>
         <w:t xml:space="preserve"> </w:t>
       </w:r>
@@ -4049,8 +4534,13 @@
     <w:p/>
     <w:p/>
     <w:p>
-      <w:r>
-        <w:t>l’exemple ne marche pas…</w:t>
+      <w:proofErr w:type="gramStart"/>
+      <w:r>
+        <w:t>l’exemple</w:t>
+      </w:r>
+      <w:proofErr w:type="gramEnd"/>
+      <w:r>
+        <w:t xml:space="preserve"> ne marche pas…</w:t>
       </w:r>
     </w:p>
     <w:p>
@@ -4074,6 +4564,7 @@
         <w:pStyle w:val="PrformatHTML"/>
       </w:pPr>
       <w:proofErr w:type="spellStart"/>
+      <w:proofErr w:type="gramStart"/>
       <w:r>
         <w:rPr>
           <w:rStyle w:val="n"/>
@@ -4082,6 +4573,7 @@
         <w:t>scrapy</w:t>
       </w:r>
       <w:proofErr w:type="spellEnd"/>
+      <w:proofErr w:type="gramEnd"/>
       <w:r>
         <w:t xml:space="preserve"> </w:t>
       </w:r>
@@ -4111,10 +4603,12 @@
         <w:t>(</w:t>
       </w:r>
       <w:proofErr w:type="spellStart"/>
+      <w:proofErr w:type="gramStart"/>
       <w:r>
         <w:t>scrapy</w:t>
       </w:r>
       <w:proofErr w:type="spellEnd"/>
+      <w:proofErr w:type="gramEnd"/>
       <w:r>
         <w:t xml:space="preserve">) D:\Users\Nicolas\Documents\Python\test_scrapy&gt;scrapy </w:t>
       </w:r>
@@ -4169,8 +4663,13 @@
       </w:r>
       <w:proofErr w:type="spellEnd"/>
       <w:r>
-        <w:t xml:space="preserve"> in:</w:t>
-      </w:r>
+        <w:t xml:space="preserve"> </w:t>
+      </w:r>
+      <w:proofErr w:type="gramStart"/>
+      <w:r>
+        <w:t>in:</w:t>
+      </w:r>
+      <w:proofErr w:type="gramEnd"/>
     </w:p>
     <w:p>
       <w:r>
@@ -4191,6 +4690,7 @@
         <w:t xml:space="preserve"> first spider </w:t>
       </w:r>
       <w:proofErr w:type="spellStart"/>
+      <w:proofErr w:type="gramStart"/>
       <w:r>
         <w:t>with</w:t>
       </w:r>
@@ -4198,21 +4698,32 @@
       <w:r>
         <w:t>:</w:t>
       </w:r>
-    </w:p>
-    <w:p>
-      <w:r>
-        <w:t xml:space="preserve">    cd tutorial</w:t>
-      </w:r>
+      <w:proofErr w:type="gramEnd"/>
     </w:p>
     <w:p>
       <w:r>
         <w:t xml:space="preserve">    </w:t>
       </w:r>
-      <w:proofErr w:type="spellStart"/>
+      <w:proofErr w:type="gramStart"/>
+      <w:r>
+        <w:t>cd</w:t>
+      </w:r>
+      <w:proofErr w:type="gramEnd"/>
+      <w:r>
+        <w:t xml:space="preserve"> tutorial</w:t>
+      </w:r>
+    </w:p>
+    <w:p>
+      <w:r>
+        <w:t xml:space="preserve">    </w:t>
+      </w:r>
+      <w:proofErr w:type="spellStart"/>
+      <w:proofErr w:type="gramStart"/>
       <w:r>
         <w:t>scrapy</w:t>
       </w:r>
       <w:proofErr w:type="spellEnd"/>
+      <w:proofErr w:type="gramEnd"/>
       <w:r>
         <w:t xml:space="preserve"> </w:t>
       </w:r>
@@ -4240,6 +4751,7 @@
         <w:pStyle w:val="PrformatHTML"/>
       </w:pPr>
       <w:proofErr w:type="spellStart"/>
+      <w:proofErr w:type="gramStart"/>
       <w:r>
         <w:rPr>
           <w:rStyle w:val="n"/>
@@ -4248,6 +4760,7 @@
         <w:t>scrapy</w:t>
       </w:r>
       <w:proofErr w:type="spellEnd"/>
+      <w:proofErr w:type="gramEnd"/>
       <w:r>
         <w:t xml:space="preserve"> </w:t>
       </w:r>
@@ -4279,6 +4792,7 @@
         </w:rPr>
       </w:pPr>
       <w:proofErr w:type="spellStart"/>
+      <w:proofErr w:type="gramStart"/>
       <w:r>
         <w:rPr>
           <w:rStyle w:val="n"/>
@@ -4287,6 +4801,7 @@
         <w:t>scrapy</w:t>
       </w:r>
       <w:proofErr w:type="spellEnd"/>
+      <w:proofErr w:type="gramEnd"/>
       <w:r>
         <w:t xml:space="preserve"> </w:t>
       </w:r>
@@ -4412,6 +4927,7 @@
         <w:t>"</w:t>
       </w:r>
       <w:proofErr w:type="spellStart"/>
+      <w:proofErr w:type="gramStart"/>
       <w:r>
         <w:rPr>
           <w:rStyle w:val="s2"/>
@@ -4429,6 +4945,7 @@
         <w:t>::</w:t>
       </w:r>
       <w:proofErr w:type="spellStart"/>
+      <w:proofErr w:type="gramEnd"/>
       <w:r>
         <w:rPr>
           <w:rStyle w:val="s2"/>
@@ -4512,6 +5029,7 @@
         <w:t>"</w:t>
       </w:r>
       <w:proofErr w:type="spellStart"/>
+      <w:proofErr w:type="gramStart"/>
       <w:r>
         <w:rPr>
           <w:rStyle w:val="s2"/>
@@ -4528,6 +5046,7 @@
         <w:t>::</w:t>
       </w:r>
       <w:proofErr w:type="spellStart"/>
+      <w:proofErr w:type="gramEnd"/>
       <w:r>
         <w:rPr>
           <w:rStyle w:val="s2"/>
@@ -4609,6 +5128,7 @@
         <w:t>"</w:t>
       </w:r>
       <w:proofErr w:type="spellStart"/>
+      <w:proofErr w:type="gramStart"/>
       <w:r>
         <w:rPr>
           <w:rStyle w:val="s2"/>
@@ -4625,6 +5145,7 @@
         <w:t>::</w:t>
       </w:r>
       <w:proofErr w:type="spellStart"/>
+      <w:proofErr w:type="gramEnd"/>
       <w:r>
         <w:rPr>
           <w:rStyle w:val="s2"/>
@@ -4719,6 +5240,7 @@
         <w:t>"</w:t>
       </w:r>
       <w:proofErr w:type="spellStart"/>
+      <w:proofErr w:type="gramStart"/>
       <w:r>
         <w:rPr>
           <w:rStyle w:val="s2"/>
@@ -4735,6 +5257,7 @@
         <w:t>::</w:t>
       </w:r>
       <w:proofErr w:type="spellStart"/>
+      <w:proofErr w:type="gramEnd"/>
       <w:r>
         <w:rPr>
           <w:rStyle w:val="s2"/>
@@ -4844,6 +5367,7 @@
         <w:t>"</w:t>
       </w:r>
       <w:proofErr w:type="spellStart"/>
+      <w:proofErr w:type="gramStart"/>
       <w:r>
         <w:rPr>
           <w:rStyle w:val="s2"/>
@@ -4860,6 +5384,7 @@
         <w:t>::</w:t>
       </w:r>
       <w:proofErr w:type="spellStart"/>
+      <w:proofErr w:type="gramEnd"/>
       <w:r>
         <w:rPr>
           <w:rStyle w:val="s2"/>
@@ -4968,6 +5493,7 @@
         <w:t>"</w:t>
       </w:r>
       <w:proofErr w:type="spellStart"/>
+      <w:proofErr w:type="gramStart"/>
       <w:r>
         <w:rPr>
           <w:rStyle w:val="s2"/>
@@ -4984,6 +5510,7 @@
         <w:t>::</w:t>
       </w:r>
       <w:proofErr w:type="spellStart"/>
+      <w:proofErr w:type="gramEnd"/>
       <w:r>
         <w:rPr>
           <w:rStyle w:val="s2"/>
@@ -5050,6 +5577,7 @@
         <w:pStyle w:val="PrformatHTML"/>
       </w:pPr>
       <w:proofErr w:type="spellStart"/>
+      <w:proofErr w:type="gramStart"/>
       <w:r>
         <w:rPr>
           <w:rStyle w:val="n"/>
@@ -5071,6 +5599,7 @@
         <w:t>xpath</w:t>
       </w:r>
       <w:proofErr w:type="spellEnd"/>
+      <w:proofErr w:type="gramEnd"/>
       <w:r>
         <w:rPr>
           <w:rStyle w:val="p"/>
@@ -5112,6 +5641,7 @@
         <w:pStyle w:val="PrformatHTML"/>
       </w:pPr>
       <w:proofErr w:type="spellStart"/>
+      <w:proofErr w:type="gramStart"/>
       <w:r>
         <w:rPr>
           <w:rStyle w:val="n"/>
@@ -5133,6 +5663,7 @@
         <w:t>xpath</w:t>
       </w:r>
       <w:proofErr w:type="spellEnd"/>
+      <w:proofErr w:type="gramEnd"/>
       <w:r>
         <w:rPr>
           <w:rStyle w:val="p"/>
@@ -5223,10 +5754,12 @@
     </w:p>
     <w:p>
       <w:proofErr w:type="spellStart"/>
+      <w:proofErr w:type="gramStart"/>
       <w:r>
         <w:t>scrapy</w:t>
       </w:r>
       <w:proofErr w:type="spellEnd"/>
+      <w:proofErr w:type="gramEnd"/>
       <w:r>
         <w:t xml:space="preserve"> </w:t>
       </w:r>
@@ -5277,6 +5810,7 @@
         <w:t>"</w:t>
       </w:r>
       <w:proofErr w:type="spellStart"/>
+      <w:proofErr w:type="gramStart"/>
       <w:r>
         <w:rPr>
           <w:rStyle w:val="s2"/>
@@ -5285,6 +5819,7 @@
         <w:t>div.quote</w:t>
       </w:r>
       <w:proofErr w:type="spellEnd"/>
+      <w:proofErr w:type="gramEnd"/>
       <w:r>
         <w:rPr>
           <w:rStyle w:val="s2"/>
@@ -5304,6 +5839,7 @@
         <w:pStyle w:val="PrformatHTML"/>
       </w:pPr>
       <w:proofErr w:type="spellStart"/>
+      <w:proofErr w:type="gramStart"/>
       <w:r>
         <w:rPr>
           <w:rStyle w:val="n"/>
@@ -5312,6 +5848,7 @@
         <w:t>quote</w:t>
       </w:r>
       <w:proofErr w:type="spellEnd"/>
+      <w:proofErr w:type="gramEnd"/>
       <w:r>
         <w:t xml:space="preserve"> </w:t>
       </w:r>
@@ -5398,6 +5935,7 @@
         <w:pStyle w:val="PrformatHTML"/>
       </w:pPr>
       <w:proofErr w:type="spellStart"/>
+      <w:proofErr w:type="gramStart"/>
       <w:r>
         <w:rPr>
           <w:rStyle w:val="n"/>
@@ -5406,6 +5944,7 @@
         <w:t>text</w:t>
       </w:r>
       <w:proofErr w:type="spellEnd"/>
+      <w:proofErr w:type="gramEnd"/>
       <w:r>
         <w:t xml:space="preserve"> </w:t>
       </w:r>
@@ -5516,6 +6055,7 @@
         <w:pStyle w:val="PrformatHTML"/>
       </w:pPr>
       <w:proofErr w:type="spellStart"/>
+      <w:proofErr w:type="gramStart"/>
       <w:r>
         <w:rPr>
           <w:rStyle w:val="n"/>
@@ -5524,12 +6064,14 @@
         <w:t>text</w:t>
       </w:r>
       <w:proofErr w:type="spellEnd"/>
+      <w:proofErr w:type="gramEnd"/>
     </w:p>
     <w:p>
       <w:pPr>
         <w:pStyle w:val="PrformatHTML"/>
       </w:pPr>
       <w:proofErr w:type="spellStart"/>
+      <w:proofErr w:type="gramStart"/>
       <w:r>
         <w:rPr>
           <w:rStyle w:val="n"/>
@@ -5538,6 +6080,7 @@
         <w:t>author</w:t>
       </w:r>
       <w:proofErr w:type="spellEnd"/>
+      <w:proofErr w:type="gramEnd"/>
       <w:r>
         <w:t xml:space="preserve"> </w:t>
       </w:r>
@@ -5648,6 +6191,7 @@
         <w:pStyle w:val="PrformatHTML"/>
       </w:pPr>
       <w:proofErr w:type="spellStart"/>
+      <w:proofErr w:type="gramStart"/>
       <w:r>
         <w:rPr>
           <w:rStyle w:val="n"/>
@@ -5656,6 +6200,7 @@
         <w:t>author</w:t>
       </w:r>
       <w:proofErr w:type="spellEnd"/>
+      <w:proofErr w:type="gramEnd"/>
     </w:p>
     <w:p/>
     <w:p/>
@@ -5664,6 +6209,7 @@
         <w:pStyle w:val="PrformatHTML"/>
       </w:pPr>
       <w:proofErr w:type="spellStart"/>
+      <w:proofErr w:type="gramStart"/>
       <w:r>
         <w:rPr>
           <w:rStyle w:val="n"/>
@@ -5672,6 +6218,7 @@
         <w:t>scrapy</w:t>
       </w:r>
       <w:proofErr w:type="spellEnd"/>
+      <w:proofErr w:type="gramEnd"/>
       <w:r>
         <w:t xml:space="preserve"> </w:t>
       </w:r>
@@ -5738,14 +6285,20 @@
     </w:p>
     <w:p/>
     <w:p>
-      <w:r>
-        <w:t>liens :</w:t>
+      <w:proofErr w:type="gramStart"/>
+      <w:r>
+        <w:t>liens</w:t>
+      </w:r>
+      <w:proofErr w:type="gramEnd"/>
+      <w:r>
+        <w:t> :</w:t>
       </w:r>
     </w:p>
     <w:p>
       <w:pPr>
         <w:pStyle w:val="PrformatHTML"/>
       </w:pPr>
+      <w:proofErr w:type="gramStart"/>
       <w:r>
         <w:rPr>
           <w:rStyle w:val="n"/>
@@ -5772,6 +6325,7 @@
         </w:rPr>
         <w:t>(</w:t>
       </w:r>
+      <w:proofErr w:type="gramEnd"/>
       <w:r>
         <w:rPr>
           <w:rStyle w:val="s1"/>
@@ -5827,6 +6381,7 @@
       <w:pPr>
         <w:pStyle w:val="PrformatHTML"/>
       </w:pPr>
+      <w:proofErr w:type="gramStart"/>
       <w:r>
         <w:rPr>
           <w:rStyle w:val="n"/>
@@ -5853,6 +6408,7 @@
         </w:rPr>
         <w:t>(</w:t>
       </w:r>
+      <w:proofErr w:type="gramEnd"/>
       <w:r>
         <w:rPr>
           <w:rStyle w:val="s2"/>
@@ -5903,14 +6459,17 @@
       </w:r>
     </w:p>
     <w:p>
+      <w:proofErr w:type="gramStart"/>
       <w:r>
         <w:t>ou</w:t>
       </w:r>
+      <w:proofErr w:type="gramEnd"/>
     </w:p>
     <w:p>
       <w:pPr>
         <w:pStyle w:val="PrformatHTML"/>
       </w:pPr>
+      <w:proofErr w:type="gramStart"/>
       <w:r>
         <w:rPr>
           <w:rStyle w:val="n"/>
@@ -5937,6 +6496,7 @@
         </w:rPr>
         <w:t>(</w:t>
       </w:r>
+      <w:proofErr w:type="gramEnd"/>
       <w:r>
         <w:rPr>
           <w:rStyle w:val="s2"/>
@@ -6013,6 +6573,7 @@
         </w:rPr>
       </w:pPr>
       <w:proofErr w:type="spellStart"/>
+      <w:proofErr w:type="gramStart"/>
       <w:r>
         <w:rPr>
           <w:rStyle w:val="n"/>
@@ -6021,6 +6582,7 @@
         <w:t>scrapy</w:t>
       </w:r>
       <w:proofErr w:type="spellEnd"/>
+      <w:proofErr w:type="gramEnd"/>
       <w:r>
         <w:rPr>
           <w:rStyle w:val="n"/>
@@ -6059,6 +6621,7 @@
         <w:pStyle w:val="PrformatHTML"/>
       </w:pPr>
       <w:proofErr w:type="spellStart"/>
+      <w:proofErr w:type="gramStart"/>
       <w:r>
         <w:rPr>
           <w:rStyle w:val="n"/>
@@ -6068,6 +6631,7 @@
         <w:t>scrapy</w:t>
       </w:r>
       <w:proofErr w:type="spellEnd"/>
+      <w:proofErr w:type="gramEnd"/>
       <w:r>
         <w:rPr>
           <w:highlight w:val="cyan"/>
@@ -6124,6 +6688,7 @@
         </w:rPr>
       </w:pPr>
       <w:proofErr w:type="spellStart"/>
+      <w:proofErr w:type="gramStart"/>
       <w:r>
         <w:rPr>
           <w:rStyle w:val="kn"/>
@@ -6133,6 +6698,7 @@
         <w:t>scrapy</w:t>
       </w:r>
       <w:proofErr w:type="spellEnd"/>
+      <w:proofErr w:type="gramEnd"/>
       <w:r>
         <w:rPr>
           <w:rStyle w:val="kn"/>
@@ -6233,6 +6799,7 @@
         </w:rPr>
       </w:pPr>
       <w:proofErr w:type="spellStart"/>
+      <w:proofErr w:type="gramStart"/>
       <w:r>
         <w:rPr>
           <w:rStyle w:val="kn"/>
@@ -6242,6 +6809,7 @@
         <w:t>scrapy</w:t>
       </w:r>
       <w:proofErr w:type="spellEnd"/>
+      <w:proofErr w:type="gramEnd"/>
       <w:r>
         <w:rPr>
           <w:rStyle w:val="kn"/>
@@ -6279,6 +6847,7 @@
         </w:rPr>
       </w:pPr>
       <w:proofErr w:type="spellStart"/>
+      <w:proofErr w:type="gramStart"/>
       <w:r>
         <w:rPr>
           <w:rStyle w:val="kn"/>
@@ -6288,6 +6857,7 @@
         <w:t>scrapy</w:t>
       </w:r>
       <w:proofErr w:type="spellEnd"/>
+      <w:proofErr w:type="gramEnd"/>
       <w:r>
         <w:rPr>
           <w:rStyle w:val="kn"/>
@@ -6325,6 +6895,7 @@
         </w:rPr>
       </w:pPr>
       <w:proofErr w:type="spellStart"/>
+      <w:proofErr w:type="gramStart"/>
       <w:r>
         <w:rPr>
           <w:rStyle w:val="kn"/>
@@ -6334,6 +6905,7 @@
         <w:t>scrapy</w:t>
       </w:r>
       <w:proofErr w:type="spellEnd"/>
+      <w:proofErr w:type="gramEnd"/>
       <w:r>
         <w:rPr>
           <w:rStyle w:val="kn"/>
@@ -6379,6 +6951,7 @@
         </w:rPr>
       </w:pPr>
       <w:proofErr w:type="spellStart"/>
+      <w:proofErr w:type="gramStart"/>
       <w:r>
         <w:rPr>
           <w:rStyle w:val="kn"/>
@@ -6388,6 +6961,7 @@
         <w:t>scrapy</w:t>
       </w:r>
       <w:proofErr w:type="spellEnd"/>
+      <w:proofErr w:type="gramEnd"/>
       <w:r>
         <w:rPr>
           <w:rStyle w:val="kn"/>
@@ -6444,6 +7018,7 @@
         <w:pStyle w:val="PrformatHTML"/>
       </w:pPr>
       <w:proofErr w:type="spellStart"/>
+      <w:proofErr w:type="gramStart"/>
       <w:r>
         <w:rPr>
           <w:rStyle w:val="kn"/>
@@ -6452,6 +7027,7 @@
         <w:t>from</w:t>
       </w:r>
       <w:proofErr w:type="spellEnd"/>
+      <w:proofErr w:type="gramEnd"/>
       <w:r>
         <w:t xml:space="preserve"> </w:t>
       </w:r>
@@ -6492,6 +7068,7 @@
         </w:rPr>
       </w:pPr>
       <w:proofErr w:type="spellStart"/>
+      <w:proofErr w:type="gramStart"/>
       <w:r>
         <w:rPr>
           <w:rStyle w:val="n"/>
@@ -6500,6 +7077,7 @@
         <w:t>filename</w:t>
       </w:r>
       <w:proofErr w:type="spellEnd"/>
+      <w:proofErr w:type="gramEnd"/>
       <w:r>
         <w:t xml:space="preserve"> </w:t>
       </w:r>
@@ -6556,6 +7134,7 @@
         <w:t>filename</w:t>
       </w:r>
       <w:proofErr w:type="spellEnd"/>
+      <w:proofErr w:type="gramStart"/>
       <w:r>
         <w:rPr>
           <w:rStyle w:val="p"/>
@@ -6574,7 +7153,15 @@
           <w:rStyle w:val="n"/>
           <w:rFonts w:eastAsiaTheme="majorEastAsia"/>
         </w:rPr>
-        <w:t>write_bytes</w:t>
+        <w:t>write</w:t>
+      </w:r>
+      <w:proofErr w:type="gramEnd"/>
+      <w:r>
+        <w:rPr>
+          <w:rStyle w:val="n"/>
+          <w:rFonts w:eastAsiaTheme="majorEastAsia"/>
+        </w:rPr>
+        <w:t>_bytes</w:t>
       </w:r>
       <w:proofErr w:type="spellEnd"/>
       <w:r>
@@ -6630,28 +7217,53 @@
           <w:rFonts w:eastAsiaTheme="majorEastAsia"/>
         </w:rPr>
       </w:pPr>
-      <w:r>
-        <w:rPr>
-          <w:rStyle w:val="comment"/>
-          <w:rFonts w:eastAsiaTheme="majorEastAsia"/>
-        </w:rPr>
-        <w:t>&lt;!--  Portrait --&gt;</w:t>
-      </w:r>
-    </w:p>
-    <w:p>
-      <w:pPr>
-        <w:pStyle w:val="Listing"/>
-        <w:rPr>
-          <w:rStyle w:val="comment"/>
-          <w:rFonts w:eastAsiaTheme="majorEastAsia"/>
-        </w:rPr>
-      </w:pPr>
-      <w:r>
-        <w:rPr>
-          <w:rStyle w:val="comment"/>
-          <w:rFonts w:eastAsiaTheme="majorEastAsia"/>
-        </w:rPr>
-        <w:t>&lt;div id="</w:t>
+      <w:proofErr w:type="gramStart"/>
+      <w:r>
+        <w:rPr>
+          <w:rStyle w:val="comment"/>
+          <w:rFonts w:eastAsiaTheme="majorEastAsia"/>
+        </w:rPr>
+        <w:t>&lt;!--</w:t>
+      </w:r>
+      <w:proofErr w:type="gramEnd"/>
+      <w:r>
+        <w:rPr>
+          <w:rStyle w:val="comment"/>
+          <w:rFonts w:eastAsiaTheme="majorEastAsia"/>
+        </w:rPr>
+        <w:t xml:space="preserve">  Portrait --&gt;</w:t>
+      </w:r>
+    </w:p>
+    <w:p>
+      <w:pPr>
+        <w:pStyle w:val="Listing"/>
+        <w:rPr>
+          <w:rStyle w:val="comment"/>
+          <w:rFonts w:eastAsiaTheme="majorEastAsia"/>
+        </w:rPr>
+      </w:pPr>
+      <w:r>
+        <w:rPr>
+          <w:rStyle w:val="comment"/>
+          <w:rFonts w:eastAsiaTheme="majorEastAsia"/>
+        </w:rPr>
+        <w:t>&lt;</w:t>
+      </w:r>
+      <w:proofErr w:type="gramStart"/>
+      <w:r>
+        <w:rPr>
+          <w:rStyle w:val="comment"/>
+          <w:rFonts w:eastAsiaTheme="majorEastAsia"/>
+        </w:rPr>
+        <w:t>div</w:t>
+      </w:r>
+      <w:proofErr w:type="gramEnd"/>
+      <w:r>
+        <w:rPr>
+          <w:rStyle w:val="comment"/>
+          <w:rFonts w:eastAsiaTheme="majorEastAsia"/>
+        </w:rPr>
+        <w:t xml:space="preserve"> id="</w:t>
       </w:r>
       <w:proofErr w:type="spellStart"/>
       <w:r>
@@ -6715,7 +7327,23 @@
           <w:rStyle w:val="comment"/>
           <w:rFonts w:eastAsiaTheme="majorEastAsia"/>
         </w:rPr>
-        <w:t>&lt;div class="</w:t>
+        <w:t>&lt;</w:t>
+      </w:r>
+      <w:proofErr w:type="gramStart"/>
+      <w:r>
+        <w:rPr>
+          <w:rStyle w:val="comment"/>
+          <w:rFonts w:eastAsiaTheme="majorEastAsia"/>
+        </w:rPr>
+        <w:t>div</w:t>
+      </w:r>
+      <w:proofErr w:type="gramEnd"/>
+      <w:r>
+        <w:rPr>
+          <w:rStyle w:val="comment"/>
+          <w:rFonts w:eastAsiaTheme="majorEastAsia"/>
+        </w:rPr>
+        <w:t xml:space="preserve"> class="</w:t>
       </w:r>
       <w:proofErr w:type="spellStart"/>
       <w:r>
@@ -6747,7 +7375,23 @@
           <w:rStyle w:val="comment"/>
           <w:rFonts w:eastAsiaTheme="majorEastAsia"/>
         </w:rPr>
-        <w:t>&lt;h1 class="</w:t>
+        <w:t>&lt;</w:t>
+      </w:r>
+      <w:proofErr w:type="gramStart"/>
+      <w:r>
+        <w:rPr>
+          <w:rStyle w:val="comment"/>
+          <w:rFonts w:eastAsiaTheme="majorEastAsia"/>
+        </w:rPr>
+        <w:t>h</w:t>
+      </w:r>
+      <w:proofErr w:type="gramEnd"/>
+      <w:r>
+        <w:rPr>
+          <w:rStyle w:val="comment"/>
+          <w:rFonts w:eastAsiaTheme="majorEastAsia"/>
+        </w:rPr>
+        <w:t>1 class="</w:t>
       </w:r>
       <w:proofErr w:type="spellStart"/>
       <w:r>
@@ -6798,6 +7442,7 @@
         <w:t>&lt;</w:t>
       </w:r>
       <w:proofErr w:type="spellStart"/>
+      <w:proofErr w:type="gramStart"/>
       <w:r>
         <w:rPr>
           <w:rStyle w:val="comment"/>
@@ -6806,6 +7451,7 @@
         <w:t>img</w:t>
       </w:r>
       <w:proofErr w:type="spellEnd"/>
+      <w:proofErr w:type="gramEnd"/>
       <w:r>
         <w:rPr>
           <w:rStyle w:val="comment"/>
@@ -6859,7 +7505,23 @@
           <w:rStyle w:val="comment"/>
           <w:rFonts w:eastAsiaTheme="majorEastAsia"/>
         </w:rPr>
-        <w:t>&lt;a href="</w:t>
+        <w:t>&lt;</w:t>
+      </w:r>
+      <w:proofErr w:type="gramStart"/>
+      <w:r>
+        <w:rPr>
+          <w:rStyle w:val="comment"/>
+          <w:rFonts w:eastAsiaTheme="majorEastAsia"/>
+        </w:rPr>
+        <w:t>a</w:t>
+      </w:r>
+      <w:proofErr w:type="gramEnd"/>
+      <w:r>
+        <w:rPr>
+          <w:rStyle w:val="comment"/>
+          <w:rFonts w:eastAsiaTheme="majorEastAsia"/>
+        </w:rPr>
+        <w:t xml:space="preserve"> href="</w:t>
       </w:r>
       <w:proofErr w:type="spellStart"/>
       <w:r>
@@ -6939,7 +7601,23 @@
           <w:rStyle w:val="comment"/>
           <w:rFonts w:eastAsiaTheme="majorEastAsia"/>
         </w:rPr>
-        <w:t>&lt;a href="</w:t>
+        <w:t>&lt;</w:t>
+      </w:r>
+      <w:proofErr w:type="gramStart"/>
+      <w:r>
+        <w:rPr>
+          <w:rStyle w:val="comment"/>
+          <w:rFonts w:eastAsiaTheme="majorEastAsia"/>
+        </w:rPr>
+        <w:t>a</w:t>
+      </w:r>
+      <w:proofErr w:type="gramEnd"/>
+      <w:r>
+        <w:rPr>
+          <w:rStyle w:val="comment"/>
+          <w:rFonts w:eastAsiaTheme="majorEastAsia"/>
+        </w:rPr>
+        <w:t xml:space="preserve"> href="</w:t>
       </w:r>
       <w:proofErr w:type="spellStart"/>
       <w:r>
@@ -7019,7 +7697,23 @@
           <w:rStyle w:val="comment"/>
           <w:rFonts w:eastAsiaTheme="majorEastAsia"/>
         </w:rPr>
-        <w:t>&lt;div class="action-buttons not-</w:t>
+        <w:t>&lt;</w:t>
+      </w:r>
+      <w:proofErr w:type="gramStart"/>
+      <w:r>
+        <w:rPr>
+          <w:rStyle w:val="comment"/>
+          <w:rFonts w:eastAsiaTheme="majorEastAsia"/>
+        </w:rPr>
+        <w:t>div</w:t>
+      </w:r>
+      <w:proofErr w:type="gramEnd"/>
+      <w:r>
+        <w:rPr>
+          <w:rStyle w:val="comment"/>
+          <w:rFonts w:eastAsiaTheme="majorEastAsia"/>
+        </w:rPr>
+        <w:t xml:space="preserve"> class="action-buttons not-</w:t>
       </w:r>
       <w:proofErr w:type="spellStart"/>
       <w:r>
@@ -7111,6 +7805,7 @@
         <w:t>&lt;</w:t>
       </w:r>
       <w:proofErr w:type="spellStart"/>
+      <w:proofErr w:type="gramStart"/>
       <w:r>
         <w:rPr>
           <w:rStyle w:val="comment"/>
@@ -7119,6 +7814,7 @@
         <w:t>ul</w:t>
       </w:r>
       <w:proofErr w:type="spellEnd"/>
+      <w:proofErr w:type="gramEnd"/>
       <w:r>
         <w:rPr>
           <w:rStyle w:val="comment"/>
@@ -7140,55 +7836,112 @@
           <w:rStyle w:val="comment"/>
           <w:rFonts w:eastAsiaTheme="majorEastAsia"/>
         </w:rPr>
-        <w:t>&lt;li&gt;Né vers&amp;nbsp;1704&lt;/li&gt;</w:t>
-      </w:r>
-    </w:p>
-    <w:p>
-      <w:pPr>
-        <w:pStyle w:val="Listing"/>
-        <w:rPr>
-          <w:rStyle w:val="comment"/>
-          <w:rFonts w:eastAsiaTheme="majorEastAsia"/>
-        </w:rPr>
-      </w:pPr>
-      <w:r>
-        <w:rPr>
-          <w:rStyle w:val="comment"/>
-          <w:rFonts w:eastAsiaTheme="majorEastAsia"/>
-        </w:rPr>
-        <w:t>&lt;li&gt;Décédé le&amp;nbsp;9&amp;nbsp;décembre&amp;nbsp;1792 - Thoirette Coisia, 39240, Jura, Franche-Comté, FRANCE,</w:t>
-      </w:r>
-    </w:p>
-    <w:p>
-      <w:pPr>
-        <w:pStyle w:val="Listing"/>
-        <w:rPr>
-          <w:rStyle w:val="comment"/>
-          <w:rFonts w:eastAsiaTheme="majorEastAsia"/>
-        </w:rPr>
-      </w:pPr>
-      <w:r>
-        <w:rPr>
-          <w:rStyle w:val="comment"/>
-          <w:rFonts w:eastAsiaTheme="majorEastAsia"/>
-        </w:rPr>
-        <w:t>à l'âge d'environ 88 ans&lt;/li&gt;</w:t>
-      </w:r>
-    </w:p>
-    <w:p>
-      <w:pPr>
-        <w:pStyle w:val="Listing"/>
-        <w:rPr>
-          <w:rStyle w:val="comment"/>
-          <w:rFonts w:eastAsiaTheme="majorEastAsia"/>
-        </w:rPr>
-      </w:pPr>
-      <w:r>
-        <w:rPr>
-          <w:rStyle w:val="comment"/>
-          <w:rFonts w:eastAsiaTheme="majorEastAsia"/>
-        </w:rPr>
-        <w:t>&lt;li&gt;Laboureur(02 et 12/1792)&lt;/li&gt;</w:t>
+        <w:t>&lt;</w:t>
+      </w:r>
+      <w:proofErr w:type="gramStart"/>
+      <w:r>
+        <w:rPr>
+          <w:rStyle w:val="comment"/>
+          <w:rFonts w:eastAsiaTheme="majorEastAsia"/>
+        </w:rPr>
+        <w:t>li</w:t>
+      </w:r>
+      <w:proofErr w:type="gramEnd"/>
+      <w:r>
+        <w:rPr>
+          <w:rStyle w:val="comment"/>
+          <w:rFonts w:eastAsiaTheme="majorEastAsia"/>
+        </w:rPr>
+        <w:t>&gt;Né vers&amp;nbsp;1704&lt;/li&gt;</w:t>
+      </w:r>
+    </w:p>
+    <w:p>
+      <w:pPr>
+        <w:pStyle w:val="Listing"/>
+        <w:rPr>
+          <w:rStyle w:val="comment"/>
+          <w:rFonts w:eastAsiaTheme="majorEastAsia"/>
+        </w:rPr>
+      </w:pPr>
+      <w:r>
+        <w:rPr>
+          <w:rStyle w:val="comment"/>
+          <w:rFonts w:eastAsiaTheme="majorEastAsia"/>
+        </w:rPr>
+        <w:t>&lt;</w:t>
+      </w:r>
+      <w:proofErr w:type="gramStart"/>
+      <w:r>
+        <w:rPr>
+          <w:rStyle w:val="comment"/>
+          <w:rFonts w:eastAsiaTheme="majorEastAsia"/>
+        </w:rPr>
+        <w:t>li</w:t>
+      </w:r>
+      <w:proofErr w:type="gramEnd"/>
+      <w:r>
+        <w:rPr>
+          <w:rStyle w:val="comment"/>
+          <w:rFonts w:eastAsiaTheme="majorEastAsia"/>
+        </w:rPr>
+        <w:t>&gt;Décédé le&amp;nbsp;9&amp;nbsp;décembre&amp;nbsp;1792 - Thoirette Coisia, 39240, Jura, Franche-Comté, FRANCE,</w:t>
+      </w:r>
+    </w:p>
+    <w:p>
+      <w:pPr>
+        <w:pStyle w:val="Listing"/>
+        <w:rPr>
+          <w:rStyle w:val="comment"/>
+          <w:rFonts w:eastAsiaTheme="majorEastAsia"/>
+        </w:rPr>
+      </w:pPr>
+      <w:proofErr w:type="gramStart"/>
+      <w:r>
+        <w:rPr>
+          <w:rStyle w:val="comment"/>
+          <w:rFonts w:eastAsiaTheme="majorEastAsia"/>
+        </w:rPr>
+        <w:t>à</w:t>
+      </w:r>
+      <w:proofErr w:type="gramEnd"/>
+      <w:r>
+        <w:rPr>
+          <w:rStyle w:val="comment"/>
+          <w:rFonts w:eastAsiaTheme="majorEastAsia"/>
+        </w:rPr>
+        <w:t xml:space="preserve"> l'âge d'environ 88 ans&lt;/li&gt;</w:t>
+      </w:r>
+    </w:p>
+    <w:p>
+      <w:pPr>
+        <w:pStyle w:val="Listing"/>
+        <w:rPr>
+          <w:rStyle w:val="comment"/>
+          <w:rFonts w:eastAsiaTheme="majorEastAsia"/>
+        </w:rPr>
+      </w:pPr>
+      <w:r>
+        <w:rPr>
+          <w:rStyle w:val="comment"/>
+          <w:rFonts w:eastAsiaTheme="majorEastAsia"/>
+        </w:rPr>
+        <w:t>&lt;</w:t>
+      </w:r>
+      <w:proofErr w:type="gramStart"/>
+      <w:r>
+        <w:rPr>
+          <w:rStyle w:val="comment"/>
+          <w:rFonts w:eastAsiaTheme="majorEastAsia"/>
+        </w:rPr>
+        <w:t>li</w:t>
+      </w:r>
+      <w:proofErr w:type="gramEnd"/>
+      <w:r>
+        <w:rPr>
+          <w:rStyle w:val="comment"/>
+          <w:rFonts w:eastAsiaTheme="majorEastAsia"/>
+        </w:rPr>
+        <w:t>&gt;Laboureur(02 et 12/1792)&lt;/li&gt;</w:t>
       </w:r>
     </w:p>
     <w:p>
@@ -7249,28 +8002,53 @@
           <w:rFonts w:eastAsiaTheme="majorEastAsia"/>
         </w:rPr>
       </w:pPr>
-      <w:r>
-        <w:rPr>
-          <w:rStyle w:val="comment"/>
-          <w:rFonts w:eastAsiaTheme="majorEastAsia"/>
-        </w:rPr>
-        <w:t>&lt;!-- Parents simple --&gt;</w:t>
-      </w:r>
-    </w:p>
-    <w:p>
-      <w:pPr>
-        <w:pStyle w:val="Listing"/>
-        <w:rPr>
-          <w:rStyle w:val="comment"/>
-          <w:rFonts w:eastAsiaTheme="majorEastAsia"/>
-        </w:rPr>
-      </w:pPr>
-      <w:r>
-        <w:rPr>
-          <w:rStyle w:val="comment"/>
-          <w:rFonts w:eastAsiaTheme="majorEastAsia"/>
-        </w:rPr>
-        <w:t>&lt;h2&gt;&lt;</w:t>
+      <w:proofErr w:type="gramStart"/>
+      <w:r>
+        <w:rPr>
+          <w:rStyle w:val="comment"/>
+          <w:rFonts w:eastAsiaTheme="majorEastAsia"/>
+        </w:rPr>
+        <w:t>&lt;!--</w:t>
+      </w:r>
+      <w:proofErr w:type="gramEnd"/>
+      <w:r>
+        <w:rPr>
+          <w:rStyle w:val="comment"/>
+          <w:rFonts w:eastAsiaTheme="majorEastAsia"/>
+        </w:rPr>
+        <w:t xml:space="preserve"> Parents simple --&gt;</w:t>
+      </w:r>
+    </w:p>
+    <w:p>
+      <w:pPr>
+        <w:pStyle w:val="Listing"/>
+        <w:rPr>
+          <w:rStyle w:val="comment"/>
+          <w:rFonts w:eastAsiaTheme="majorEastAsia"/>
+        </w:rPr>
+      </w:pPr>
+      <w:r>
+        <w:rPr>
+          <w:rStyle w:val="comment"/>
+          <w:rFonts w:eastAsiaTheme="majorEastAsia"/>
+        </w:rPr>
+        <w:t>&lt;</w:t>
+      </w:r>
+      <w:proofErr w:type="gramStart"/>
+      <w:r>
+        <w:rPr>
+          <w:rStyle w:val="comment"/>
+          <w:rFonts w:eastAsiaTheme="majorEastAsia"/>
+        </w:rPr>
+        <w:t>h</w:t>
+      </w:r>
+      <w:proofErr w:type="gramEnd"/>
+      <w:r>
+        <w:rPr>
+          <w:rStyle w:val="comment"/>
+          <w:rFonts w:eastAsiaTheme="majorEastAsia"/>
+        </w:rPr>
+        <w:t>2&gt;&lt;</w:t>
       </w:r>
       <w:proofErr w:type="spellStart"/>
       <w:r>
@@ -7385,6 +8163,7 @@
         <w:t>&lt;</w:t>
       </w:r>
       <w:proofErr w:type="spellStart"/>
+      <w:proofErr w:type="gramStart"/>
       <w:r>
         <w:rPr>
           <w:rStyle w:val="comment"/>
@@ -7393,6 +8172,7 @@
         <w:t>ul</w:t>
       </w:r>
       <w:proofErr w:type="spellEnd"/>
+      <w:proofErr w:type="gramEnd"/>
       <w:r>
         <w:rPr>
           <w:rStyle w:val="comment"/>
@@ -7414,7 +8194,23 @@
           <w:rStyle w:val="comment"/>
           <w:rFonts w:eastAsiaTheme="majorEastAsia"/>
         </w:rPr>
-        <w:t>&lt;li style="</w:t>
+        <w:t>&lt;</w:t>
+      </w:r>
+      <w:proofErr w:type="gramStart"/>
+      <w:r>
+        <w:rPr>
+          <w:rStyle w:val="comment"/>
+          <w:rFonts w:eastAsiaTheme="majorEastAsia"/>
+        </w:rPr>
+        <w:t>li</w:t>
+      </w:r>
+      <w:proofErr w:type="gramEnd"/>
+      <w:r>
+        <w:rPr>
+          <w:rStyle w:val="comment"/>
+          <w:rFonts w:eastAsiaTheme="majorEastAsia"/>
+        </w:rPr>
+        <w:t xml:space="preserve"> style="</w:t>
       </w:r>
       <w:proofErr w:type="spellStart"/>
       <w:r>
@@ -7446,7 +8242,23 @@
           <w:rStyle w:val="comment"/>
           <w:rFonts w:eastAsiaTheme="majorEastAsia"/>
         </w:rPr>
-        <w:t>&lt;a  href="</w:t>
+        <w:t>&lt;</w:t>
+      </w:r>
+      <w:proofErr w:type="gramStart"/>
+      <w:r>
+        <w:rPr>
+          <w:rStyle w:val="comment"/>
+          <w:rFonts w:eastAsiaTheme="majorEastAsia"/>
+        </w:rPr>
+        <w:t>a  href</w:t>
+      </w:r>
+      <w:proofErr w:type="gramEnd"/>
+      <w:r>
+        <w:rPr>
+          <w:rStyle w:val="comment"/>
+          <w:rFonts w:eastAsiaTheme="majorEastAsia"/>
+        </w:rPr>
+        <w:t>="</w:t>
       </w:r>
       <w:proofErr w:type="spellStart"/>
       <w:r>
@@ -7590,7 +8402,23 @@
           <w:rStyle w:val="comment"/>
           <w:rFonts w:eastAsiaTheme="majorEastAsia"/>
         </w:rPr>
-        <w:t>&lt;li style="</w:t>
+        <w:t>&lt;</w:t>
+      </w:r>
+      <w:proofErr w:type="gramStart"/>
+      <w:r>
+        <w:rPr>
+          <w:rStyle w:val="comment"/>
+          <w:rFonts w:eastAsiaTheme="majorEastAsia"/>
+        </w:rPr>
+        <w:t>li</w:t>
+      </w:r>
+      <w:proofErr w:type="gramEnd"/>
+      <w:r>
+        <w:rPr>
+          <w:rStyle w:val="comment"/>
+          <w:rFonts w:eastAsiaTheme="majorEastAsia"/>
+        </w:rPr>
+        <w:t xml:space="preserve"> style="</w:t>
       </w:r>
       <w:proofErr w:type="spellStart"/>
       <w:r>
@@ -7622,7 +8450,23 @@
           <w:rStyle w:val="comment"/>
           <w:rFonts w:eastAsiaTheme="majorEastAsia"/>
         </w:rPr>
-        <w:t>&lt;a  href="</w:t>
+        <w:t>&lt;</w:t>
+      </w:r>
+      <w:proofErr w:type="gramStart"/>
+      <w:r>
+        <w:rPr>
+          <w:rStyle w:val="comment"/>
+          <w:rFonts w:eastAsiaTheme="majorEastAsia"/>
+        </w:rPr>
+        <w:t>a  href</w:t>
+      </w:r>
+      <w:proofErr w:type="gramEnd"/>
+      <w:r>
+        <w:rPr>
+          <w:rStyle w:val="comment"/>
+          <w:rFonts w:eastAsiaTheme="majorEastAsia"/>
+        </w:rPr>
+        <w:t>="</w:t>
       </w:r>
       <w:proofErr w:type="spellStart"/>
       <w:r>
@@ -7814,12 +8658,21 @@
       <w:pPr>
         <w:pStyle w:val="Listing"/>
       </w:pPr>
-      <w:r>
-        <w:rPr>
-          <w:rStyle w:val="comment"/>
-          <w:rFonts w:eastAsiaTheme="majorEastAsia"/>
-        </w:rPr>
-        <w:t>&lt;!-- sources --&gt;</w:t>
+      <w:proofErr w:type="gramStart"/>
+      <w:r>
+        <w:rPr>
+          <w:rStyle w:val="comment"/>
+          <w:rFonts w:eastAsiaTheme="majorEastAsia"/>
+        </w:rPr>
+        <w:t>&lt;!--</w:t>
+      </w:r>
+      <w:proofErr w:type="gramEnd"/>
+      <w:r>
+        <w:rPr>
+          <w:rStyle w:val="comment"/>
+          <w:rFonts w:eastAsiaTheme="majorEastAsia"/>
+        </w:rPr>
+        <w:t xml:space="preserve"> sources --&gt;</w:t>
       </w:r>
     </w:p>
     <w:p>
@@ -7829,113 +8682,887 @@
       <w:r>
         <w:t>&lt;</w:t>
       </w:r>
+      <w:proofErr w:type="gramStart"/>
       <w:r>
         <w:rPr>
           <w:rStyle w:val="start-tag"/>
         </w:rPr>
+        <w:t>h</w:t>
+      </w:r>
+      <w:proofErr w:type="gramEnd"/>
+      <w:r>
+        <w:rPr>
+          <w:rStyle w:val="start-tag"/>
+        </w:rPr>
+        <w:t>2</w:t>
+      </w:r>
+      <w:r>
+        <w:t>&gt;&lt;</w:t>
+      </w:r>
+      <w:proofErr w:type="spellStart"/>
+      <w:r>
+        <w:rPr>
+          <w:rStyle w:val="start-tag"/>
+        </w:rPr>
+        <w:t>span</w:t>
+      </w:r>
+      <w:proofErr w:type="spellEnd"/>
+      <w:r>
+        <w:t xml:space="preserve"> </w:t>
+      </w:r>
+      <w:r>
+        <w:rPr>
+          <w:rStyle w:val="attribute-name"/>
+        </w:rPr>
+        <w:t>class</w:t>
+      </w:r>
+      <w:r>
+        <w:t>="</w:t>
+      </w:r>
+      <w:proofErr w:type="spellStart"/>
+      <w:r>
+        <w:t>htitle</w:t>
+      </w:r>
+      <w:proofErr w:type="spellEnd"/>
+      <w:r>
+        <w:t>"&gt;</w:t>
+      </w:r>
+      <w:r>
+        <w:rPr>
+          <w:rStyle w:val="entity"/>
+          <w:rFonts w:eastAsiaTheme="majorEastAsia"/>
+        </w:rPr>
+        <w:t>&amp;</w:t>
+      </w:r>
+      <w:proofErr w:type="spellStart"/>
+      <w:r>
+        <w:rPr>
+          <w:rStyle w:val="entity"/>
+          <w:rFonts w:eastAsiaTheme="majorEastAsia"/>
+        </w:rPr>
+        <w:t>nbsp</w:t>
+      </w:r>
+      <w:proofErr w:type="spellEnd"/>
+      <w:r>
+        <w:rPr>
+          <w:rStyle w:val="entity"/>
+          <w:rFonts w:eastAsiaTheme="majorEastAsia"/>
+        </w:rPr>
+        <w:t>;</w:t>
+      </w:r>
+      <w:r>
+        <w:t>&lt;/</w:t>
+      </w:r>
+      <w:proofErr w:type="spellStart"/>
+      <w:r>
+        <w:rPr>
+          <w:rStyle w:val="end-tag"/>
+          <w:rFonts w:eastAsiaTheme="majorEastAsia"/>
+        </w:rPr>
+        <w:t>span</w:t>
+      </w:r>
+      <w:proofErr w:type="spellEnd"/>
+      <w:r>
+        <w:t>&gt;&lt;</w:t>
+      </w:r>
+      <w:proofErr w:type="spellStart"/>
+      <w:r>
+        <w:rPr>
+          <w:rStyle w:val="start-tag"/>
+        </w:rPr>
+        <w:t>span</w:t>
+      </w:r>
+      <w:proofErr w:type="spellEnd"/>
+      <w:r>
+        <w:t>&gt;Sources&lt;/</w:t>
+      </w:r>
+      <w:proofErr w:type="spellStart"/>
+      <w:r>
+        <w:rPr>
+          <w:rStyle w:val="end-tag"/>
+          <w:rFonts w:eastAsiaTheme="majorEastAsia"/>
+        </w:rPr>
+        <w:t>span</w:t>
+      </w:r>
+      <w:proofErr w:type="spellEnd"/>
+      <w:r>
+        <w:t>&gt;&lt;/</w:t>
+      </w:r>
+      <w:r>
+        <w:rPr>
+          <w:rStyle w:val="end-tag"/>
+          <w:rFonts w:eastAsiaTheme="majorEastAsia"/>
+        </w:rPr>
         <w:t>h2</w:t>
       </w:r>
       <w:r>
+        <w:t>&gt;</w:t>
+      </w:r>
+    </w:p>
+    <w:p>
+      <w:pPr>
+        <w:pStyle w:val="Listing"/>
+      </w:pPr>
+      <w:r>
+        <w:t>&lt;</w:t>
+      </w:r>
+      <w:proofErr w:type="spellStart"/>
+      <w:proofErr w:type="gramStart"/>
+      <w:r>
+        <w:rPr>
+          <w:rStyle w:val="start-tag"/>
+        </w:rPr>
+        <w:t>em</w:t>
+      </w:r>
+      <w:proofErr w:type="spellEnd"/>
+      <w:proofErr w:type="gramEnd"/>
+      <w:r>
+        <w:t>&gt;</w:t>
+      </w:r>
+    </w:p>
+    <w:p>
+      <w:pPr>
+        <w:pStyle w:val="Listing"/>
+      </w:pPr>
+      <w:r>
+        <w:t>&lt;</w:t>
+      </w:r>
+      <w:proofErr w:type="spellStart"/>
+      <w:proofErr w:type="gramStart"/>
+      <w:r>
+        <w:rPr>
+          <w:rStyle w:val="start-tag"/>
+        </w:rPr>
+        <w:t>ul</w:t>
+      </w:r>
+      <w:proofErr w:type="spellEnd"/>
+      <w:proofErr w:type="gramEnd"/>
+      <w:r>
+        <w:t>&gt;</w:t>
+      </w:r>
+    </w:p>
+    <w:p>
+      <w:pPr>
+        <w:pStyle w:val="Listing"/>
+      </w:pPr>
+      <w:r>
+        <w:t>&lt;</w:t>
+      </w:r>
+      <w:proofErr w:type="gramStart"/>
+      <w:r>
+        <w:rPr>
+          <w:rStyle w:val="start-tag"/>
+        </w:rPr>
+        <w:t>li</w:t>
+      </w:r>
+      <w:proofErr w:type="gramEnd"/>
+      <w:r>
+        <w:t>&gt;Union: Paroissiaux de Coisia(39) (1740) - Acte de mariage religieux de ROCHET et GUILLOT - 9 FEB 1740 - AD 39 - Mariages 1740 Coisia(39) page 116/150 - Internet&lt;/</w:t>
+      </w:r>
+      <w:r>
+        <w:rPr>
+          <w:rStyle w:val="end-tag"/>
+          <w:rFonts w:eastAsiaTheme="majorEastAsia"/>
+        </w:rPr>
+        <w:t>li</w:t>
+      </w:r>
+      <w:r>
+        <w:t>&gt;</w:t>
+      </w:r>
+    </w:p>
+    <w:p>
+      <w:pPr>
+        <w:pStyle w:val="Listing"/>
+      </w:pPr>
+      <w:r>
+        <w:t>&lt;</w:t>
+      </w:r>
+      <w:proofErr w:type="gramStart"/>
+      <w:r>
+        <w:rPr>
+          <w:rStyle w:val="start-tag"/>
+        </w:rPr>
+        <w:t>li</w:t>
+      </w:r>
+      <w:proofErr w:type="gramEnd"/>
+      <w:r>
+        <w:t>&gt;Décès: Etat civil de Coisia(39) (1792) - Acte de décès de ROCHET Didier - 9 DEC 1792 - AD 39 - Décès 1792 Coisia(39) page 177/177 - Internet&lt;/</w:t>
+      </w:r>
+      <w:r>
+        <w:rPr>
+          <w:rStyle w:val="end-tag"/>
+          <w:rFonts w:eastAsiaTheme="majorEastAsia"/>
+        </w:rPr>
+        <w:t>li</w:t>
+      </w:r>
+      <w:r>
+        <w:t>&gt;</w:t>
+      </w:r>
+    </w:p>
+    <w:p>
+      <w:pPr>
+        <w:pStyle w:val="Listing"/>
+      </w:pPr>
+      <w:r>
+        <w:t>&lt;/</w:t>
+      </w:r>
+      <w:proofErr w:type="spellStart"/>
+      <w:r>
+        <w:rPr>
+          <w:rStyle w:val="end-tag"/>
+          <w:rFonts w:eastAsiaTheme="majorEastAsia"/>
+        </w:rPr>
+        <w:t>ul</w:t>
+      </w:r>
+      <w:proofErr w:type="spellEnd"/>
+      <w:r>
+        <w:t>&gt;</w:t>
+      </w:r>
+    </w:p>
+    <w:p>
+      <w:pPr>
+        <w:pStyle w:val="Listing"/>
+        <w:rPr>
+          <w:rStyle w:val="comment"/>
+          <w:rFonts w:eastAsiaTheme="majorEastAsia"/>
+        </w:rPr>
+      </w:pPr>
+    </w:p>
+    <w:p/>
+    <w:p>
+      <w:r>
+        <w:t xml:space="preserve">Avec </w:t>
+      </w:r>
+      <w:proofErr w:type="spellStart"/>
+      <w:r>
+        <w:t>Scrapy</w:t>
+      </w:r>
+      <w:proofErr w:type="spellEnd"/>
+      <w:r>
+        <w:t> :</w:t>
+      </w:r>
+    </w:p>
+    <w:p>
+      <w:pPr>
+        <w:pStyle w:val="Listing"/>
+      </w:pPr>
+      <w:proofErr w:type="gramStart"/>
+      <w:r>
+        <w:t>&lt;!--</w:t>
+      </w:r>
+      <w:proofErr w:type="gramEnd"/>
+      <w:r>
+        <w:t xml:space="preserve">  Portrait --&gt;</w:t>
+      </w:r>
+    </w:p>
+    <w:p>
+      <w:pPr>
+        <w:pStyle w:val="Listing"/>
+      </w:pPr>
+      <w:r>
+        <w:t>&lt;</w:t>
+      </w:r>
+      <w:proofErr w:type="gramStart"/>
+      <w:r>
+        <w:t>div</w:t>
+      </w:r>
+      <w:proofErr w:type="gramEnd"/>
+      <w:r>
+        <w:t xml:space="preserve"> id="</w:t>
+      </w:r>
+      <w:proofErr w:type="spellStart"/>
+      <w:r>
+        <w:t>person-title</w:t>
+      </w:r>
+      <w:proofErr w:type="spellEnd"/>
+      <w:r>
+        <w:t>" class="</w:t>
+      </w:r>
+      <w:proofErr w:type="spellStart"/>
+      <w:r>
+        <w:t>row</w:t>
+      </w:r>
+      <w:proofErr w:type="spellEnd"/>
+      <w:r>
+        <w:t xml:space="preserve"> </w:t>
+      </w:r>
+      <w:proofErr w:type="spellStart"/>
+      <w:r>
+        <w:t>clearfix</w:t>
+      </w:r>
+      <w:proofErr w:type="spellEnd"/>
+      <w:r>
+        <w:t>"&gt;</w:t>
+      </w:r>
+    </w:p>
+    <w:p>
+      <w:pPr>
+        <w:pStyle w:val="Listing"/>
+      </w:pPr>
+      <w:r>
+        <w:t>&lt;</w:t>
+      </w:r>
+      <w:proofErr w:type="gramStart"/>
+      <w:r>
+        <w:t>div</w:t>
+      </w:r>
+      <w:proofErr w:type="gramEnd"/>
+      <w:r>
+        <w:t xml:space="preserve"> class="</w:t>
+      </w:r>
+      <w:proofErr w:type="spellStart"/>
+      <w:r>
+        <w:t>columns</w:t>
+      </w:r>
+      <w:proofErr w:type="spellEnd"/>
+      <w:r>
+        <w:t>"&gt;</w:t>
+      </w:r>
+    </w:p>
+    <w:p>
+      <w:pPr>
+        <w:pStyle w:val="Listing"/>
+      </w:pPr>
+      <w:r>
+        <w:t>&lt;</w:t>
+      </w:r>
+      <w:proofErr w:type="gramStart"/>
+      <w:r>
+        <w:t>h</w:t>
+      </w:r>
+      <w:proofErr w:type="gramEnd"/>
+      <w:r>
+        <w:t>1 class="</w:t>
+      </w:r>
+      <w:proofErr w:type="spellStart"/>
+      <w:r>
+        <w:t>with_tabs</w:t>
+      </w:r>
+      <w:proofErr w:type="spellEnd"/>
+      <w:r>
+        <w:t xml:space="preserve"> </w:t>
+      </w:r>
+      <w:proofErr w:type="spellStart"/>
+      <w:r>
+        <w:t>name</w:t>
+      </w:r>
+      <w:proofErr w:type="spellEnd"/>
+      <w:r>
+        <w:t>"&gt;</w:t>
+      </w:r>
+    </w:p>
+    <w:p>
+      <w:pPr>
+        <w:pStyle w:val="Listing"/>
+      </w:pPr>
+      <w:r>
+        <w:t>&lt;</w:t>
+      </w:r>
+      <w:proofErr w:type="spellStart"/>
+      <w:proofErr w:type="gramStart"/>
+      <w:r>
+        <w:t>img</w:t>
+      </w:r>
+      <w:proofErr w:type="spellEnd"/>
+      <w:proofErr w:type="gramEnd"/>
+      <w:r>
+        <w:t xml:space="preserve"> src="images/male.png" alt="M" </w:t>
+      </w:r>
+      <w:proofErr w:type="spellStart"/>
+      <w:r>
+        <w:t>title</w:t>
+      </w:r>
+      <w:proofErr w:type="spellEnd"/>
+      <w:r>
+        <w:t>="M"&gt;&amp;</w:t>
+      </w:r>
+      <w:proofErr w:type="spellStart"/>
+      <w:r>
+        <w:t>nbsp</w:t>
+      </w:r>
+      <w:proofErr w:type="spellEnd"/>
+      <w:r>
+        <w:t>;</w:t>
+      </w:r>
+    </w:p>
+    <w:p>
+      <w:pPr>
+        <w:pStyle w:val="Listing"/>
+      </w:pPr>
+      <w:r>
+        <w:t>&lt;</w:t>
+      </w:r>
+      <w:proofErr w:type="gramStart"/>
+      <w:r>
+        <w:t>a</w:t>
+      </w:r>
+      <w:proofErr w:type="gramEnd"/>
+      <w:r>
+        <w:t xml:space="preserve"> href="</w:t>
+      </w:r>
+      <w:proofErr w:type="spellStart"/>
+      <w:r>
+        <w:t>fbiet?lang</w:t>
+      </w:r>
+      <w:proofErr w:type="spellEnd"/>
+      <w:r>
+        <w:t>=</w:t>
+      </w:r>
+      <w:proofErr w:type="spellStart"/>
+      <w:r>
+        <w:t>en&amp;iz</w:t>
+      </w:r>
+      <w:proofErr w:type="spellEnd"/>
+      <w:r>
+        <w:t>=6951&amp;m=</w:t>
+      </w:r>
+      <w:proofErr w:type="spellStart"/>
+      <w:r>
+        <w:t>P&amp;v</w:t>
+      </w:r>
+      <w:proofErr w:type="spellEnd"/>
+      <w:r>
+        <w:t>=</w:t>
+      </w:r>
+      <w:proofErr w:type="spellStart"/>
+      <w:r>
+        <w:t>didier</w:t>
+      </w:r>
+      <w:proofErr w:type="spellEnd"/>
+      <w:r>
+        <w:t>"&gt;Didier&lt;/a&gt;</w:t>
+      </w:r>
+    </w:p>
+    <w:p>
+      <w:pPr>
+        <w:pStyle w:val="Listing"/>
+      </w:pPr>
+      <w:r>
+        <w:lastRenderedPageBreak/>
+        <w:t>&lt;</w:t>
+      </w:r>
+      <w:proofErr w:type="gramStart"/>
+      <w:r>
+        <w:t>a</w:t>
+      </w:r>
+      <w:proofErr w:type="gramEnd"/>
+      <w:r>
+        <w:t xml:space="preserve"> href="</w:t>
+      </w:r>
+      <w:proofErr w:type="spellStart"/>
+      <w:r>
+        <w:t>fbiet?lang</w:t>
+      </w:r>
+      <w:proofErr w:type="spellEnd"/>
+      <w:r>
+        <w:t>=</w:t>
+      </w:r>
+      <w:proofErr w:type="spellStart"/>
+      <w:r>
+        <w:t>en&amp;iz</w:t>
+      </w:r>
+      <w:proofErr w:type="spellEnd"/>
+      <w:r>
+        <w:t>=6951&amp;m=</w:t>
+      </w:r>
+      <w:proofErr w:type="spellStart"/>
+      <w:r>
+        <w:t>N&amp;v</w:t>
+      </w:r>
+      <w:proofErr w:type="spellEnd"/>
+      <w:r>
+        <w:t>=rochet"&gt;ROCHET&lt;/a&gt;</w:t>
+      </w:r>
+    </w:p>
+    <w:p>
+      <w:pPr>
+        <w:pStyle w:val="Listing"/>
+      </w:pPr>
+      <w:r>
+        <w:t>&lt;/h1&gt;</w:t>
+      </w:r>
+    </w:p>
+    <w:p>
+      <w:pPr>
+        <w:pStyle w:val="Listing"/>
+      </w:pPr>
+      <w:r>
+        <w:t>&lt;</w:t>
+      </w:r>
+      <w:proofErr w:type="gramStart"/>
+      <w:r>
+        <w:t>div</w:t>
+      </w:r>
+      <w:proofErr w:type="gramEnd"/>
+      <w:r>
+        <w:t xml:space="preserve"> class="action-buttons not-</w:t>
+      </w:r>
+      <w:proofErr w:type="spellStart"/>
+      <w:r>
+        <w:t>printable</w:t>
+      </w:r>
+      <w:proofErr w:type="spellEnd"/>
+      <w:r>
+        <w:t>"&gt;</w:t>
+      </w:r>
+    </w:p>
+    <w:p>
+      <w:pPr>
+        <w:pStyle w:val="Listing"/>
+      </w:pPr>
+    </w:p>
+    <w:p>
+      <w:pPr>
+        <w:pStyle w:val="Listing"/>
+      </w:pPr>
+      <w:r>
+        <w:t>&lt;/div&gt;</w:t>
+      </w:r>
+    </w:p>
+    <w:p>
+      <w:pPr>
+        <w:pStyle w:val="Listing"/>
+      </w:pPr>
+      <w:r>
+        <w:t>&lt;/div&gt;</w:t>
+      </w:r>
+    </w:p>
+    <w:p>
+      <w:pPr>
+        <w:pStyle w:val="Listing"/>
+      </w:pPr>
+      <w:r>
+        <w:t>&lt;/div&gt;</w:t>
+      </w:r>
+    </w:p>
+    <w:p>
+      <w:pPr>
+        <w:pStyle w:val="Listing"/>
+      </w:pPr>
+      <w:r>
+        <w:t>&lt;</w:t>
+      </w:r>
+      <w:proofErr w:type="spellStart"/>
+      <w:proofErr w:type="gramStart"/>
+      <w:r>
+        <w:t>ul</w:t>
+      </w:r>
+      <w:proofErr w:type="spellEnd"/>
+      <w:proofErr w:type="gramEnd"/>
+      <w:r>
+        <w:t>&gt;</w:t>
+      </w:r>
+    </w:p>
+    <w:p>
+      <w:pPr>
+        <w:pStyle w:val="Listing"/>
+      </w:pPr>
+      <w:r>
+        <w:t>&lt;</w:t>
+      </w:r>
+      <w:proofErr w:type="gramStart"/>
+      <w:r>
+        <w:t>li</w:t>
+      </w:r>
+      <w:proofErr w:type="gramEnd"/>
+      <w:r>
+        <w:t>&gt;Born about&amp;nbsp;1704&lt;/li&gt;</w:t>
+      </w:r>
+    </w:p>
+    <w:p>
+      <w:pPr>
+        <w:pStyle w:val="Listing"/>
+      </w:pPr>
+      <w:r>
+        <w:t>&lt;</w:t>
+      </w:r>
+      <w:proofErr w:type="gramStart"/>
+      <w:r>
+        <w:t>li</w:t>
+      </w:r>
+      <w:proofErr w:type="gramEnd"/>
+      <w:r>
+        <w:t>&gt;</w:t>
+      </w:r>
+      <w:proofErr w:type="spellStart"/>
+      <w:r>
+        <w:t>Deceased</w:t>
+      </w:r>
+      <w:proofErr w:type="spellEnd"/>
+      <w:r>
+        <w:t xml:space="preserve"> 9&amp;nbsp;December&amp;nbsp;1792 - Thoirette Coisia, 39240, Jura, Franche-Comté, FRANCE,</w:t>
+      </w:r>
+    </w:p>
+    <w:p>
+      <w:pPr>
+        <w:pStyle w:val="Listing"/>
+      </w:pPr>
+      <w:proofErr w:type="spellStart"/>
+      <w:proofErr w:type="gramStart"/>
+      <w:r>
+        <w:t>aged</w:t>
+      </w:r>
+      <w:proofErr w:type="spellEnd"/>
+      <w:proofErr w:type="gramEnd"/>
+      <w:r>
+        <w:t xml:space="preserve"> about 88 </w:t>
+      </w:r>
+      <w:proofErr w:type="spellStart"/>
+      <w:r>
+        <w:t>years</w:t>
+      </w:r>
+      <w:proofErr w:type="spellEnd"/>
+      <w:r>
+        <w:t xml:space="preserve"> </w:t>
+      </w:r>
+      <w:proofErr w:type="spellStart"/>
+      <w:r>
+        <w:t>old</w:t>
+      </w:r>
+      <w:proofErr w:type="spellEnd"/>
+      <w:r>
+        <w:t>&lt;/li&gt;</w:t>
+      </w:r>
+    </w:p>
+    <w:p>
+      <w:pPr>
+        <w:pStyle w:val="Listing"/>
+      </w:pPr>
+      <w:r>
+        <w:t>&lt;</w:t>
+      </w:r>
+      <w:proofErr w:type="gramStart"/>
+      <w:r>
+        <w:t>li</w:t>
+      </w:r>
+      <w:proofErr w:type="gramEnd"/>
+      <w:r>
+        <w:t>&gt;Laboureur(02 et 12/1792)&lt;/li&gt;</w:t>
+      </w:r>
+    </w:p>
+    <w:p>
+      <w:pPr>
+        <w:pStyle w:val="Listing"/>
+      </w:pPr>
+      <w:r>
+        <w:t>&lt;/</w:t>
+      </w:r>
+      <w:proofErr w:type="spellStart"/>
+      <w:r>
+        <w:t>ul</w:t>
+      </w:r>
+      <w:proofErr w:type="spellEnd"/>
+      <w:r>
+        <w:t>&gt;</w:t>
+      </w:r>
+    </w:p>
+    <w:p>
+      <w:pPr>
+        <w:pStyle w:val="Listing"/>
+      </w:pPr>
+    </w:p>
+    <w:p>
+      <w:pPr>
+        <w:pStyle w:val="Listing"/>
+      </w:pPr>
+    </w:p>
+    <w:p>
+      <w:pPr>
+        <w:pStyle w:val="Listing"/>
+      </w:pPr>
+      <w:proofErr w:type="gramStart"/>
+      <w:r>
+        <w:t>&lt;!--</w:t>
+      </w:r>
+      <w:proofErr w:type="gramEnd"/>
+      <w:r>
+        <w:t xml:space="preserve"> Parents simple --&gt;</w:t>
+      </w:r>
+    </w:p>
+    <w:p>
+      <w:pPr>
+        <w:pStyle w:val="Listing"/>
+      </w:pPr>
+      <w:r>
+        <w:t>&lt;</w:t>
+      </w:r>
+      <w:proofErr w:type="gramStart"/>
+      <w:r>
+        <w:t>h</w:t>
+      </w:r>
+      <w:proofErr w:type="gramEnd"/>
+      <w:r>
+        <w:t>2&gt;&lt;</w:t>
+      </w:r>
+      <w:proofErr w:type="spellStart"/>
+      <w:r>
+        <w:t>span</w:t>
+      </w:r>
+      <w:proofErr w:type="spellEnd"/>
+      <w:r>
+        <w:t xml:space="preserve"> class="</w:t>
+      </w:r>
+      <w:proofErr w:type="spellStart"/>
+      <w:r>
+        <w:t>htitle</w:t>
+      </w:r>
+      <w:proofErr w:type="spellEnd"/>
+      <w:r>
+        <w:t>"&gt;&amp;</w:t>
+      </w:r>
+      <w:proofErr w:type="spellStart"/>
+      <w:r>
+        <w:t>nbsp</w:t>
+      </w:r>
+      <w:proofErr w:type="spellEnd"/>
+      <w:r>
+        <w:t>;&lt;/</w:t>
+      </w:r>
+      <w:proofErr w:type="spellStart"/>
+      <w:r>
+        <w:t>span</w:t>
+      </w:r>
+      <w:proofErr w:type="spellEnd"/>
+      <w:r>
         <w:t>&gt;&lt;</w:t>
       </w:r>
       <w:proofErr w:type="spellStart"/>
       <w:r>
-        <w:rPr>
-          <w:rStyle w:val="start-tag"/>
-        </w:rPr>
         <w:t>span</w:t>
       </w:r>
       <w:proofErr w:type="spellEnd"/>
       <w:r>
+        <w:t>&gt;Parents&lt;/</w:t>
+      </w:r>
+      <w:proofErr w:type="spellStart"/>
+      <w:r>
+        <w:t>span</w:t>
+      </w:r>
+      <w:proofErr w:type="spellEnd"/>
+      <w:r>
+        <w:t>&gt;&lt;/h2&gt;</w:t>
+      </w:r>
+    </w:p>
+    <w:p>
+      <w:pPr>
+        <w:pStyle w:val="Listing"/>
+      </w:pPr>
+      <w:r>
+        <w:t>&lt;</w:t>
+      </w:r>
+      <w:proofErr w:type="spellStart"/>
+      <w:proofErr w:type="gramStart"/>
+      <w:r>
+        <w:t>ul</w:t>
+      </w:r>
+      <w:proofErr w:type="spellEnd"/>
+      <w:proofErr w:type="gramEnd"/>
+      <w:r>
+        <w:t>&gt;</w:t>
+      </w:r>
+    </w:p>
+    <w:p>
+      <w:pPr>
+        <w:pStyle w:val="Listing"/>
+      </w:pPr>
+      <w:r>
+        <w:t>&lt;</w:t>
+      </w:r>
+      <w:proofErr w:type="gramStart"/>
+      <w:r>
+        <w:t>li</w:t>
+      </w:r>
+      <w:proofErr w:type="gramEnd"/>
+      <w:r>
+        <w:t xml:space="preserve"> style="</w:t>
+      </w:r>
+      <w:proofErr w:type="spellStart"/>
+      <w:r>
+        <w:t>vertical-align:middle;list-style-type:disc</w:t>
+      </w:r>
+      <w:proofErr w:type="spellEnd"/>
+      <w:r>
+        <w:t>" &gt;</w:t>
+      </w:r>
+    </w:p>
+    <w:p>
+      <w:pPr>
+        <w:pStyle w:val="Listing"/>
+      </w:pPr>
+      <w:r>
+        <w:t>&lt;</w:t>
+      </w:r>
+      <w:proofErr w:type="gramStart"/>
+      <w:r>
+        <w:t>a  href</w:t>
+      </w:r>
+      <w:proofErr w:type="gramEnd"/>
+      <w:r>
+        <w:t>="</w:t>
+      </w:r>
+      <w:proofErr w:type="spellStart"/>
+      <w:r>
+        <w:t>fbiet?lang</w:t>
+      </w:r>
+      <w:proofErr w:type="spellEnd"/>
+      <w:r>
+        <w:t>=</w:t>
+      </w:r>
+      <w:proofErr w:type="spellStart"/>
+      <w:r>
+        <w:t>en&amp;iz</w:t>
+      </w:r>
+      <w:proofErr w:type="spellEnd"/>
+      <w:r>
+        <w:t>=6951&amp;p=</w:t>
+      </w:r>
+      <w:proofErr w:type="spellStart"/>
+      <w:r>
+        <w:t>joseph&amp;n</w:t>
+      </w:r>
+      <w:proofErr w:type="spellEnd"/>
+      <w:r>
+        <w:t>=</w:t>
+      </w:r>
+      <w:proofErr w:type="spellStart"/>
+      <w:r>
+        <w:t>rochet&amp;oc</w:t>
+      </w:r>
+      <w:proofErr w:type="spellEnd"/>
+      <w:r>
+        <w:t>=6"&gt;Joseph ROCHET&lt;/a&gt; &lt;</w:t>
+      </w:r>
+      <w:proofErr w:type="spellStart"/>
+      <w:r>
+        <w:t>bdo</w:t>
+      </w:r>
+      <w:proofErr w:type="spellEnd"/>
+      <w:r>
         <w:t xml:space="preserve"> </w:t>
       </w:r>
-      <w:r>
-        <w:rPr>
-          <w:rStyle w:val="attribute-name"/>
-        </w:rPr>
-        <w:t>class</w:t>
-      </w:r>
+      <w:proofErr w:type="spellStart"/>
+      <w:r>
+        <w:t>dir</w:t>
+      </w:r>
+      <w:proofErr w:type="spellEnd"/>
       <w:r>
         <w:t>="</w:t>
       </w:r>
       <w:proofErr w:type="spellStart"/>
       <w:r>
-        <w:t>htitle</w:t>
-      </w:r>
-      <w:proofErr w:type="spellEnd"/>
-      <w:r>
-        <w:t>"&gt;</w:t>
-      </w:r>
-      <w:r>
-        <w:rPr>
-          <w:rStyle w:val="entity"/>
-          <w:rFonts w:eastAsiaTheme="majorEastAsia"/>
-        </w:rPr>
-        <w:t>&amp;</w:t>
-      </w:r>
-      <w:proofErr w:type="spellStart"/>
-      <w:r>
-        <w:rPr>
-          <w:rStyle w:val="entity"/>
-          <w:rFonts w:eastAsiaTheme="majorEastAsia"/>
-        </w:rPr>
-        <w:t>nbsp</w:t>
-      </w:r>
-      <w:proofErr w:type="spellEnd"/>
-      <w:r>
-        <w:rPr>
-          <w:rStyle w:val="entity"/>
-          <w:rFonts w:eastAsiaTheme="majorEastAsia"/>
-        </w:rPr>
-        <w:t>;</w:t>
-      </w:r>
-      <w:r>
-        <w:t>&lt;/</w:t>
-      </w:r>
-      <w:proofErr w:type="spellStart"/>
-      <w:r>
-        <w:rPr>
-          <w:rStyle w:val="end-tag"/>
-          <w:rFonts w:eastAsiaTheme="majorEastAsia"/>
-        </w:rPr>
-        <w:t>span</w:t>
-      </w:r>
-      <w:proofErr w:type="spellEnd"/>
-      <w:r>
-        <w:t>&gt;&lt;</w:t>
-      </w:r>
-      <w:proofErr w:type="spellStart"/>
-      <w:r>
-        <w:rPr>
-          <w:rStyle w:val="start-tag"/>
-        </w:rPr>
-        <w:t>span</w:t>
-      </w:r>
-      <w:proofErr w:type="spellEnd"/>
-      <w:r>
-        <w:t>&gt;Sources&lt;/</w:t>
-      </w:r>
-      <w:proofErr w:type="spellStart"/>
-      <w:r>
-        <w:rPr>
-          <w:rStyle w:val="end-tag"/>
-          <w:rFonts w:eastAsiaTheme="majorEastAsia"/>
-        </w:rPr>
-        <w:t>span</w:t>
-      </w:r>
-      <w:proofErr w:type="spellEnd"/>
-      <w:r>
-        <w:t>&gt;&lt;/</w:t>
-      </w:r>
-      <w:r>
-        <w:rPr>
-          <w:rStyle w:val="end-tag"/>
-          <w:rFonts w:eastAsiaTheme="majorEastAsia"/>
-        </w:rPr>
-        <w:t>h2</w:t>
-      </w:r>
-      <w:r>
-        <w:t>&gt;</w:t>
+        <w:t>ltr</w:t>
+      </w:r>
+      <w:proofErr w:type="spellEnd"/>
+      <w:r>
+        <w:t>"&gt;ca 1679-1755&lt;/</w:t>
+      </w:r>
+      <w:proofErr w:type="spellStart"/>
+      <w:r>
+        <w:t>bdo</w:t>
+      </w:r>
+      <w:proofErr w:type="spellEnd"/>
+      <w:r>
+        <w:t>&gt; &lt;/li&gt;</w:t>
       </w:r>
     </w:p>
     <w:p>
@@ -7945,16 +9572,21 @@
       <w:r>
         <w:t>&lt;</w:t>
       </w:r>
-      <w:proofErr w:type="spellStart"/>
-      <w:r>
-        <w:rPr>
-          <w:rStyle w:val="start-tag"/>
-        </w:rPr>
-        <w:t>em</w:t>
-      </w:r>
-      <w:proofErr w:type="spellEnd"/>
-      <w:r>
-        <w:t>&gt;</w:t>
+      <w:proofErr w:type="gramStart"/>
+      <w:r>
+        <w:t>li</w:t>
+      </w:r>
+      <w:proofErr w:type="gramEnd"/>
+      <w:r>
+        <w:t xml:space="preserve"> style="</w:t>
+      </w:r>
+      <w:proofErr w:type="spellStart"/>
+      <w:r>
+        <w:t>vertical-align:middle;list-style-type:circle</w:t>
+      </w:r>
+      <w:proofErr w:type="spellEnd"/>
+      <w:r>
+        <w:t>" &gt;</w:t>
       </w:r>
     </w:p>
     <w:p>
@@ -7964,646 +9596,13 @@
       <w:r>
         <w:t>&lt;</w:t>
       </w:r>
-      <w:proofErr w:type="spellStart"/>
-      <w:r>
-        <w:rPr>
-          <w:rStyle w:val="start-tag"/>
-        </w:rPr>
-        <w:t>ul</w:t>
-      </w:r>
-      <w:proofErr w:type="spellEnd"/>
-      <w:r>
-        <w:t>&gt;</w:t>
-      </w:r>
-    </w:p>
-    <w:p>
-      <w:pPr>
-        <w:pStyle w:val="Listing"/>
-      </w:pPr>
-      <w:r>
-        <w:t>&lt;</w:t>
-      </w:r>
-      <w:r>
-        <w:rPr>
-          <w:rStyle w:val="start-tag"/>
-        </w:rPr>
-        <w:t>li</w:t>
-      </w:r>
-      <w:r>
-        <w:t>&gt;Union: Paroissiaux de Coisia(39) (1740) - Acte de mariage religieux de ROCHET et GUILLOT - 9 FEB 1740 - AD 39 - Mariages 1740 Coisia(39) page 116/150 - Internet&lt;/</w:t>
-      </w:r>
-      <w:r>
-        <w:rPr>
-          <w:rStyle w:val="end-tag"/>
-          <w:rFonts w:eastAsiaTheme="majorEastAsia"/>
-        </w:rPr>
-        <w:t>li</w:t>
-      </w:r>
-      <w:r>
-        <w:t>&gt;</w:t>
-      </w:r>
-    </w:p>
-    <w:p>
-      <w:pPr>
-        <w:pStyle w:val="Listing"/>
-      </w:pPr>
-      <w:r>
-        <w:t>&lt;</w:t>
-      </w:r>
-      <w:r>
-        <w:rPr>
-          <w:rStyle w:val="start-tag"/>
-        </w:rPr>
-        <w:t>li</w:t>
-      </w:r>
-      <w:r>
-        <w:t>&gt;Décès: Etat civil de Coisia(39) (1792) - Acte de décès de ROCHET Didier - 9 DEC 1792 - AD 39 - Décès 1792 Coisia(39) page 177/177 - Internet&lt;/</w:t>
-      </w:r>
-      <w:r>
-        <w:rPr>
-          <w:rStyle w:val="end-tag"/>
-          <w:rFonts w:eastAsiaTheme="majorEastAsia"/>
-        </w:rPr>
-        <w:t>li</w:t>
-      </w:r>
-      <w:r>
-        <w:t>&gt;</w:t>
-      </w:r>
-    </w:p>
-    <w:p>
-      <w:pPr>
-        <w:pStyle w:val="Listing"/>
-      </w:pPr>
-      <w:r>
-        <w:t>&lt;/</w:t>
-      </w:r>
-      <w:proofErr w:type="spellStart"/>
-      <w:r>
-        <w:rPr>
-          <w:rStyle w:val="end-tag"/>
-          <w:rFonts w:eastAsiaTheme="majorEastAsia"/>
-        </w:rPr>
-        <w:t>ul</w:t>
-      </w:r>
-      <w:proofErr w:type="spellEnd"/>
-      <w:r>
-        <w:t>&gt;</w:t>
-      </w:r>
-    </w:p>
-    <w:p>
-      <w:pPr>
-        <w:pStyle w:val="Listing"/>
-        <w:rPr>
-          <w:rStyle w:val="comment"/>
-          <w:rFonts w:eastAsiaTheme="majorEastAsia"/>
-        </w:rPr>
-      </w:pPr>
-    </w:p>
-    <w:p/>
-    <w:p>
-      <w:r>
-        <w:t xml:space="preserve">Avec </w:t>
-      </w:r>
-      <w:proofErr w:type="spellStart"/>
-      <w:r>
-        <w:t>Scrapy</w:t>
-      </w:r>
-      <w:proofErr w:type="spellEnd"/>
-      <w:r>
-        <w:t> :</w:t>
-      </w:r>
-    </w:p>
-    <w:p>
-      <w:pPr>
-        <w:pStyle w:val="Listing"/>
-      </w:pPr>
-      <w:r>
-        <w:t>&lt;!--  Portrait --&gt;</w:t>
-      </w:r>
-    </w:p>
-    <w:p>
-      <w:pPr>
-        <w:pStyle w:val="Listing"/>
-      </w:pPr>
-      <w:r>
-        <w:t>&lt;div id="</w:t>
-      </w:r>
-      <w:proofErr w:type="spellStart"/>
-      <w:r>
-        <w:t>person-title</w:t>
-      </w:r>
-      <w:proofErr w:type="spellEnd"/>
-      <w:r>
-        <w:t>" class="</w:t>
-      </w:r>
-      <w:proofErr w:type="spellStart"/>
-      <w:r>
-        <w:t>row</w:t>
-      </w:r>
-      <w:proofErr w:type="spellEnd"/>
-      <w:r>
-        <w:t xml:space="preserve"> </w:t>
-      </w:r>
-      <w:proofErr w:type="spellStart"/>
-      <w:r>
-        <w:t>clearfix</w:t>
-      </w:r>
-      <w:proofErr w:type="spellEnd"/>
-      <w:r>
-        <w:t>"&gt;</w:t>
-      </w:r>
-    </w:p>
-    <w:p>
-      <w:pPr>
-        <w:pStyle w:val="Listing"/>
-      </w:pPr>
-      <w:r>
-        <w:t>&lt;div class="</w:t>
-      </w:r>
-      <w:proofErr w:type="spellStart"/>
-      <w:r>
-        <w:t>columns</w:t>
-      </w:r>
-      <w:proofErr w:type="spellEnd"/>
-      <w:r>
-        <w:t>"&gt;</w:t>
-      </w:r>
-    </w:p>
-    <w:p>
-      <w:pPr>
-        <w:pStyle w:val="Listing"/>
-      </w:pPr>
-      <w:r>
-        <w:t>&lt;h1 class="</w:t>
-      </w:r>
-      <w:proofErr w:type="spellStart"/>
-      <w:r>
-        <w:t>with_tabs</w:t>
-      </w:r>
-      <w:proofErr w:type="spellEnd"/>
-      <w:r>
-        <w:t xml:space="preserve"> </w:t>
-      </w:r>
-      <w:proofErr w:type="spellStart"/>
-      <w:r>
-        <w:t>name</w:t>
-      </w:r>
-      <w:proofErr w:type="spellEnd"/>
-      <w:r>
-        <w:t>"&gt;</w:t>
-      </w:r>
-    </w:p>
-    <w:p>
-      <w:pPr>
-        <w:pStyle w:val="Listing"/>
-      </w:pPr>
-      <w:r>
-        <w:t>&lt;</w:t>
-      </w:r>
-      <w:proofErr w:type="spellStart"/>
-      <w:r>
-        <w:t>img</w:t>
-      </w:r>
-      <w:proofErr w:type="spellEnd"/>
-      <w:r>
-        <w:t xml:space="preserve"> src="images/male.png" alt="M" </w:t>
-      </w:r>
-      <w:proofErr w:type="spellStart"/>
-      <w:r>
-        <w:t>title</w:t>
-      </w:r>
-      <w:proofErr w:type="spellEnd"/>
-      <w:r>
-        <w:t>="M"&gt;&amp;</w:t>
-      </w:r>
-      <w:proofErr w:type="spellStart"/>
-      <w:r>
-        <w:t>nbsp</w:t>
-      </w:r>
-      <w:proofErr w:type="spellEnd"/>
-      <w:r>
-        <w:t>;</w:t>
-      </w:r>
-    </w:p>
-    <w:p>
-      <w:pPr>
-        <w:pStyle w:val="Listing"/>
-      </w:pPr>
-      <w:r>
-        <w:t>&lt;a href="</w:t>
-      </w:r>
-      <w:proofErr w:type="spellStart"/>
-      <w:r>
-        <w:t>fbiet?lang</w:t>
-      </w:r>
-      <w:proofErr w:type="spellEnd"/>
-      <w:r>
-        <w:t>=</w:t>
-      </w:r>
-      <w:proofErr w:type="spellStart"/>
-      <w:r>
-        <w:t>en&amp;iz</w:t>
-      </w:r>
-      <w:proofErr w:type="spellEnd"/>
-      <w:r>
-        <w:t>=6951&amp;m=</w:t>
-      </w:r>
-      <w:proofErr w:type="spellStart"/>
-      <w:r>
-        <w:t>P&amp;v</w:t>
-      </w:r>
-      <w:proofErr w:type="spellEnd"/>
-      <w:r>
-        <w:t>=</w:t>
-      </w:r>
-      <w:proofErr w:type="spellStart"/>
-      <w:r>
-        <w:t>didier</w:t>
-      </w:r>
-      <w:proofErr w:type="spellEnd"/>
-      <w:r>
-        <w:t>"&gt;Didier&lt;/a&gt;</w:t>
-      </w:r>
-    </w:p>
-    <w:p>
-      <w:pPr>
-        <w:pStyle w:val="Listing"/>
-      </w:pPr>
-      <w:r>
-        <w:lastRenderedPageBreak/>
-        <w:t>&lt;a href="</w:t>
-      </w:r>
-      <w:proofErr w:type="spellStart"/>
-      <w:r>
-        <w:t>fbiet?lang</w:t>
-      </w:r>
-      <w:proofErr w:type="spellEnd"/>
-      <w:r>
-        <w:t>=</w:t>
-      </w:r>
-      <w:proofErr w:type="spellStart"/>
-      <w:r>
-        <w:t>en&amp;iz</w:t>
-      </w:r>
-      <w:proofErr w:type="spellEnd"/>
-      <w:r>
-        <w:t>=6951&amp;m=</w:t>
-      </w:r>
-      <w:proofErr w:type="spellStart"/>
-      <w:r>
-        <w:t>N&amp;v</w:t>
-      </w:r>
-      <w:proofErr w:type="spellEnd"/>
-      <w:r>
-        <w:t>=rochet"&gt;ROCHET&lt;/a&gt;</w:t>
-      </w:r>
-    </w:p>
-    <w:p>
-      <w:pPr>
-        <w:pStyle w:val="Listing"/>
-      </w:pPr>
-      <w:r>
-        <w:t>&lt;/h1&gt;</w:t>
-      </w:r>
-    </w:p>
-    <w:p>
-      <w:pPr>
-        <w:pStyle w:val="Listing"/>
-      </w:pPr>
-      <w:r>
-        <w:t>&lt;div class="action-buttons not-</w:t>
-      </w:r>
-      <w:proofErr w:type="spellStart"/>
-      <w:r>
-        <w:t>printable</w:t>
-      </w:r>
-      <w:proofErr w:type="spellEnd"/>
-      <w:r>
-        <w:t>"&gt;</w:t>
-      </w:r>
-    </w:p>
-    <w:p>
-      <w:pPr>
-        <w:pStyle w:val="Listing"/>
-      </w:pPr>
-    </w:p>
-    <w:p>
-      <w:pPr>
-        <w:pStyle w:val="Listing"/>
-      </w:pPr>
-      <w:r>
-        <w:t>&lt;/div&gt;</w:t>
-      </w:r>
-    </w:p>
-    <w:p>
-      <w:pPr>
-        <w:pStyle w:val="Listing"/>
-      </w:pPr>
-      <w:r>
-        <w:t>&lt;/div&gt;</w:t>
-      </w:r>
-    </w:p>
-    <w:p>
-      <w:pPr>
-        <w:pStyle w:val="Listing"/>
-      </w:pPr>
-      <w:r>
-        <w:t>&lt;/div&gt;</w:t>
-      </w:r>
-    </w:p>
-    <w:p>
-      <w:pPr>
-        <w:pStyle w:val="Listing"/>
-      </w:pPr>
-      <w:r>
-        <w:t>&lt;</w:t>
-      </w:r>
-      <w:proofErr w:type="spellStart"/>
-      <w:r>
-        <w:t>ul</w:t>
-      </w:r>
-      <w:proofErr w:type="spellEnd"/>
-      <w:r>
-        <w:t>&gt;</w:t>
-      </w:r>
-    </w:p>
-    <w:p>
-      <w:pPr>
-        <w:pStyle w:val="Listing"/>
-      </w:pPr>
-      <w:r>
-        <w:t>&lt;li&gt;Born about&amp;nbsp;1704&lt;/li&gt;</w:t>
-      </w:r>
-    </w:p>
-    <w:p>
-      <w:pPr>
-        <w:pStyle w:val="Listing"/>
-      </w:pPr>
-      <w:r>
-        <w:t>&lt;li&gt;</w:t>
-      </w:r>
-      <w:proofErr w:type="spellStart"/>
-      <w:r>
-        <w:t>Deceased</w:t>
-      </w:r>
-      <w:proofErr w:type="spellEnd"/>
-      <w:r>
-        <w:t xml:space="preserve"> 9&amp;nbsp;December&amp;nbsp;1792 - Thoirette Coisia, 39240, Jura, Franche-Comté, FRANCE,</w:t>
-      </w:r>
-    </w:p>
-    <w:p>
-      <w:pPr>
-        <w:pStyle w:val="Listing"/>
-      </w:pPr>
-      <w:proofErr w:type="spellStart"/>
-      <w:r>
-        <w:t>aged</w:t>
-      </w:r>
-      <w:proofErr w:type="spellEnd"/>
-      <w:r>
-        <w:t xml:space="preserve"> about 88 </w:t>
-      </w:r>
-      <w:proofErr w:type="spellStart"/>
-      <w:r>
-        <w:t>years</w:t>
-      </w:r>
-      <w:proofErr w:type="spellEnd"/>
-      <w:r>
-        <w:t xml:space="preserve"> </w:t>
-      </w:r>
-      <w:proofErr w:type="spellStart"/>
-      <w:r>
-        <w:t>old</w:t>
-      </w:r>
-      <w:proofErr w:type="spellEnd"/>
-      <w:r>
-        <w:t>&lt;/li&gt;</w:t>
-      </w:r>
-    </w:p>
-    <w:p>
-      <w:pPr>
-        <w:pStyle w:val="Listing"/>
-      </w:pPr>
-      <w:r>
-        <w:t>&lt;li&gt;Laboureur(02 et 12/1792)&lt;/li&gt;</w:t>
-      </w:r>
-    </w:p>
-    <w:p>
-      <w:pPr>
-        <w:pStyle w:val="Listing"/>
-      </w:pPr>
-      <w:r>
-        <w:t>&lt;/</w:t>
-      </w:r>
-      <w:proofErr w:type="spellStart"/>
-      <w:r>
-        <w:t>ul</w:t>
-      </w:r>
-      <w:proofErr w:type="spellEnd"/>
-      <w:r>
-        <w:t>&gt;</w:t>
-      </w:r>
-    </w:p>
-    <w:p>
-      <w:pPr>
-        <w:pStyle w:val="Listing"/>
-      </w:pPr>
-    </w:p>
-    <w:p>
-      <w:pPr>
-        <w:pStyle w:val="Listing"/>
-      </w:pPr>
-    </w:p>
-    <w:p>
-      <w:pPr>
-        <w:pStyle w:val="Listing"/>
-      </w:pPr>
-      <w:r>
-        <w:t>&lt;!-- Parents simple --&gt;</w:t>
-      </w:r>
-    </w:p>
-    <w:p>
-      <w:pPr>
-        <w:pStyle w:val="Listing"/>
-      </w:pPr>
-      <w:r>
-        <w:t>&lt;h2&gt;&lt;</w:t>
-      </w:r>
-      <w:proofErr w:type="spellStart"/>
-      <w:r>
-        <w:t>span</w:t>
-      </w:r>
-      <w:proofErr w:type="spellEnd"/>
-      <w:r>
-        <w:t xml:space="preserve"> class="</w:t>
-      </w:r>
-      <w:proofErr w:type="spellStart"/>
-      <w:r>
-        <w:t>htitle</w:t>
-      </w:r>
-      <w:proofErr w:type="spellEnd"/>
-      <w:r>
-        <w:t>"&gt;&amp;</w:t>
-      </w:r>
-      <w:proofErr w:type="spellStart"/>
-      <w:r>
-        <w:t>nbsp</w:t>
-      </w:r>
-      <w:proofErr w:type="spellEnd"/>
-      <w:r>
-        <w:t>;&lt;/</w:t>
-      </w:r>
-      <w:proofErr w:type="spellStart"/>
-      <w:r>
-        <w:t>span</w:t>
-      </w:r>
-      <w:proofErr w:type="spellEnd"/>
-      <w:r>
-        <w:t>&gt;&lt;</w:t>
-      </w:r>
-      <w:proofErr w:type="spellStart"/>
-      <w:r>
-        <w:t>span</w:t>
-      </w:r>
-      <w:proofErr w:type="spellEnd"/>
-      <w:r>
-        <w:t>&gt;Parents&lt;/</w:t>
-      </w:r>
-      <w:proofErr w:type="spellStart"/>
-      <w:r>
-        <w:t>span</w:t>
-      </w:r>
-      <w:proofErr w:type="spellEnd"/>
-      <w:r>
-        <w:t>&gt;&lt;/h2&gt;</w:t>
-      </w:r>
-    </w:p>
-    <w:p>
-      <w:pPr>
-        <w:pStyle w:val="Listing"/>
-      </w:pPr>
-      <w:r>
-        <w:t>&lt;</w:t>
-      </w:r>
-      <w:proofErr w:type="spellStart"/>
-      <w:r>
-        <w:t>ul</w:t>
-      </w:r>
-      <w:proofErr w:type="spellEnd"/>
-      <w:r>
-        <w:t>&gt;</w:t>
-      </w:r>
-    </w:p>
-    <w:p>
-      <w:pPr>
-        <w:pStyle w:val="Listing"/>
-      </w:pPr>
-      <w:r>
-        <w:t>&lt;li style="</w:t>
-      </w:r>
-      <w:proofErr w:type="spellStart"/>
-      <w:r>
-        <w:t>vertical-align:middle;list-style-type:disc</w:t>
-      </w:r>
-      <w:proofErr w:type="spellEnd"/>
-      <w:r>
-        <w:t>" &gt;</w:t>
-      </w:r>
-    </w:p>
-    <w:p>
-      <w:pPr>
-        <w:pStyle w:val="Listing"/>
-      </w:pPr>
-      <w:r>
-        <w:t>&lt;a  href="</w:t>
-      </w:r>
-      <w:proofErr w:type="spellStart"/>
-      <w:r>
-        <w:t>fbiet?lang</w:t>
-      </w:r>
-      <w:proofErr w:type="spellEnd"/>
-      <w:r>
-        <w:t>=</w:t>
-      </w:r>
-      <w:proofErr w:type="spellStart"/>
-      <w:r>
-        <w:t>en&amp;iz</w:t>
-      </w:r>
-      <w:proofErr w:type="spellEnd"/>
-      <w:r>
-        <w:t>=6951&amp;p=</w:t>
-      </w:r>
-      <w:proofErr w:type="spellStart"/>
-      <w:r>
-        <w:t>joseph&amp;n</w:t>
-      </w:r>
-      <w:proofErr w:type="spellEnd"/>
-      <w:r>
-        <w:t>=</w:t>
-      </w:r>
-      <w:proofErr w:type="spellStart"/>
-      <w:r>
-        <w:t>rochet&amp;oc</w:t>
-      </w:r>
-      <w:proofErr w:type="spellEnd"/>
-      <w:r>
-        <w:t>=6"&gt;Joseph ROCHET&lt;/a&gt; &lt;</w:t>
-      </w:r>
-      <w:proofErr w:type="spellStart"/>
-      <w:r>
-        <w:t>bdo</w:t>
-      </w:r>
-      <w:proofErr w:type="spellEnd"/>
-      <w:r>
-        <w:t xml:space="preserve"> </w:t>
-      </w:r>
-      <w:proofErr w:type="spellStart"/>
-      <w:r>
-        <w:t>dir</w:t>
-      </w:r>
-      <w:proofErr w:type="spellEnd"/>
+      <w:proofErr w:type="gramStart"/>
+      <w:r>
+        <w:t>a  href</w:t>
+      </w:r>
+      <w:proofErr w:type="gramEnd"/>
       <w:r>
         <w:t>="</w:t>
-      </w:r>
-      <w:proofErr w:type="spellStart"/>
-      <w:r>
-        <w:t>ltr</w:t>
-      </w:r>
-      <w:proofErr w:type="spellEnd"/>
-      <w:r>
-        <w:t>"&gt;ca 1679-1755&lt;/</w:t>
-      </w:r>
-      <w:proofErr w:type="spellStart"/>
-      <w:r>
-        <w:t>bdo</w:t>
-      </w:r>
-      <w:proofErr w:type="spellEnd"/>
-      <w:r>
-        <w:t>&gt; &lt;/li&gt;</w:t>
-      </w:r>
-    </w:p>
-    <w:p>
-      <w:pPr>
-        <w:pStyle w:val="Listing"/>
-      </w:pPr>
-      <w:r>
-        <w:t>&lt;li style="</w:t>
-      </w:r>
-      <w:proofErr w:type="spellStart"/>
-      <w:r>
-        <w:t>vertical-align:middle;list-style-type:circle</w:t>
-      </w:r>
-      <w:proofErr w:type="spellEnd"/>
-      <w:r>
-        <w:t>" &gt;</w:t>
-      </w:r>
-    </w:p>
-    <w:p>
-      <w:pPr>
-        <w:pStyle w:val="Listing"/>
-      </w:pPr>
-      <w:r>
-        <w:t>&lt;a  href="</w:t>
       </w:r>
       <w:proofErr w:type="spellStart"/>
       <w:r>
@@ -8697,6 +9696,7 @@
         </w:rPr>
       </w:pPr>
       <w:proofErr w:type="spellStart"/>
+      <w:proofErr w:type="gramStart"/>
       <w:r>
         <w:rPr>
           <w:rStyle w:val="n"/>
@@ -8705,6 +9705,7 @@
         <w:t>person</w:t>
       </w:r>
       <w:proofErr w:type="spellEnd"/>
+      <w:proofErr w:type="gramEnd"/>
       <w:r>
         <w:t xml:space="preserve"> </w:t>
       </w:r>
@@ -8823,24 +9824,39 @@
       <w:pPr>
         <w:pStyle w:val="PrformatHTML"/>
       </w:pPr>
-      <w:r>
-        <w:t>response.xpath("//div[@id='person-title']//div//h1//a//text()")[0].extract()</w:t>
+      <w:proofErr w:type="gramStart"/>
+      <w:r>
+        <w:t>response.xpath</w:t>
+      </w:r>
+      <w:proofErr w:type="gramEnd"/>
+      <w:r>
+        <w:t>("//div[@id='person-title']//div//h1//a//text()")[0].extract()</w:t>
       </w:r>
     </w:p>
     <w:p>
       <w:pPr>
         <w:pStyle w:val="PrformatHTML"/>
       </w:pPr>
-      <w:r>
-        <w:t>ou :</w:t>
+      <w:proofErr w:type="gramStart"/>
+      <w:r>
+        <w:t>ou</w:t>
+      </w:r>
+      <w:proofErr w:type="gramEnd"/>
+      <w:r>
+        <w:t> :</w:t>
       </w:r>
     </w:p>
     <w:p>
       <w:pPr>
         <w:pStyle w:val="PrformatHTML"/>
       </w:pPr>
-      <w:r>
-        <w:t>response.xpath("//div[@id='person-title']//div//h1//a[1]//text()").extract()</w:t>
+      <w:proofErr w:type="gramStart"/>
+      <w:r>
+        <w:t>response.xpath</w:t>
+      </w:r>
+      <w:proofErr w:type="gramEnd"/>
+      <w:r>
+        <w:t>("//div[@id='person-title']//div//h1//a[1]//text()").extract()</w:t>
       </w:r>
     </w:p>
     <w:p>
@@ -8853,6 +9869,7 @@
         <w:pStyle w:val="PrformatHTML"/>
       </w:pPr>
       <w:proofErr w:type="spellStart"/>
+      <w:proofErr w:type="gramStart"/>
       <w:r>
         <w:rPr>
           <w:rStyle w:val="n"/>
@@ -8861,6 +9878,7 @@
         <w:t>scrapy</w:t>
       </w:r>
       <w:proofErr w:type="spellEnd"/>
+      <w:proofErr w:type="gramEnd"/>
       <w:r>
         <w:t xml:space="preserve"> </w:t>
       </w:r>
@@ -8891,10 +9909,12 @@
         <w:pStyle w:val="PrformatHTML"/>
       </w:pPr>
       <w:proofErr w:type="spellStart"/>
+      <w:proofErr w:type="gramStart"/>
       <w:r>
         <w:t>response.xpath</w:t>
       </w:r>
       <w:proofErr w:type="spellEnd"/>
+      <w:proofErr w:type="gramEnd"/>
       <w:r>
         <w:t>("//</w:t>
       </w:r>
@@ -8927,10 +9947,12 @@
         <w:pStyle w:val="PrformatHTML"/>
       </w:pPr>
       <w:proofErr w:type="spellStart"/>
+      <w:proofErr w:type="gramStart"/>
       <w:r>
         <w:t>response.xpath</w:t>
       </w:r>
       <w:proofErr w:type="spellEnd"/>
+      <w:proofErr w:type="gramEnd"/>
       <w:r>
         <w:t>("//</w:t>
       </w:r>
@@ -8985,10 +10007,12 @@
         <w:pStyle w:val="PrformatHTML"/>
       </w:pPr>
       <w:proofErr w:type="spellStart"/>
+      <w:proofErr w:type="gramStart"/>
       <w:r>
         <w:t>response.xpath</w:t>
       </w:r>
       <w:proofErr w:type="spellEnd"/>
+      <w:proofErr w:type="gramEnd"/>
       <w:r>
         <w:t>("//</w:t>
       </w:r>
@@ -9043,10 +10067,12 @@
         <w:pStyle w:val="PrformatHTML"/>
       </w:pPr>
       <w:proofErr w:type="spellStart"/>
+      <w:proofErr w:type="gramStart"/>
       <w:r>
         <w:t>response.xpath</w:t>
       </w:r>
       <w:proofErr w:type="spellEnd"/>
+      <w:proofErr w:type="gramEnd"/>
       <w:r>
         <w:t>("//</w:t>
       </w:r>
@@ -9087,10 +10113,12 @@
         <w:pStyle w:val="PrformatHTML"/>
       </w:pPr>
       <w:proofErr w:type="spellStart"/>
+      <w:proofErr w:type="gramStart"/>
       <w:r>
         <w:t>response.xpath</w:t>
       </w:r>
       <w:proofErr w:type="spellEnd"/>
+      <w:proofErr w:type="gramEnd"/>
       <w:r>
         <w:t>("//</w:t>
       </w:r>
@@ -9126,10 +10154,12 @@
     </w:p>
     <w:p>
       <w:proofErr w:type="spellStart"/>
+      <w:proofErr w:type="gramStart"/>
       <w:r>
         <w:t>response.xpath</w:t>
       </w:r>
       <w:proofErr w:type="spellEnd"/>
+      <w:proofErr w:type="gramEnd"/>
       <w:r>
         <w:t>("//h2[</w:t>
       </w:r>
@@ -9170,43 +10200,81 @@
       </w:r>
     </w:p>
     <w:p>
-      <w:r>
-        <w:t>response.xpath("//h2[span='Parents']/following-sibling::ul")[0].extract()</w:t>
-      </w:r>
-    </w:p>
-    <w:p>
-      <w:r>
-        <w:t>response.xpath("//h2[span='Parents']/following-sibling::ul[1]").extract()</w:t>
-      </w:r>
-    </w:p>
-    <w:p>
-      <w:r>
-        <w:t>&gt;&gt;&gt; response.xpath("//h2[span='Parents']/following-sibling::ul[1]/li[1]/a/@href").extract()</w:t>
+      <w:proofErr w:type="gramStart"/>
+      <w:r>
+        <w:t>response.xpath</w:t>
+      </w:r>
+      <w:proofErr w:type="gramEnd"/>
+      <w:r>
+        <w:t>("//h2[span='Parents']/following-sibling::ul")[0].extract()</w:t>
+      </w:r>
+    </w:p>
+    <w:p>
+      <w:proofErr w:type="gramStart"/>
+      <w:r>
+        <w:t>response.xpath</w:t>
+      </w:r>
+      <w:proofErr w:type="gramEnd"/>
+      <w:r>
+        <w:t>("//h2[span='Parents']/following-sibling::ul[1]").extract()</w:t>
+      </w:r>
+    </w:p>
+    <w:p>
+      <w:r>
+        <w:t xml:space="preserve">&gt;&gt;&gt; </w:t>
+      </w:r>
+      <w:proofErr w:type="gramStart"/>
+      <w:r>
+        <w:t>response.xpath</w:t>
+      </w:r>
+      <w:proofErr w:type="gramEnd"/>
+      <w:r>
+        <w:t>("//h2[span='Parents']/following-sibling::ul[1]/li[1]/a/@href").extract()</w:t>
       </w:r>
     </w:p>
     <w:p>
       <w:r>
         <w:lastRenderedPageBreak/>
-        <w:t>&gt;&gt;&gt; response.xpath("//h2[span='Parents']/following-sibling::ul[1]/li[2]/a/@href").extract()</w:t>
+        <w:t xml:space="preserve">&gt;&gt;&gt; </w:t>
+      </w:r>
+      <w:proofErr w:type="gramStart"/>
+      <w:r>
+        <w:t>response.xpath</w:t>
+      </w:r>
+      <w:proofErr w:type="gramEnd"/>
+      <w:r>
+        <w:t>("//h2[span='Parents']/following-sibling::ul[1]/li[2]/a/@href").extract()</w:t>
       </w:r>
     </w:p>
     <w:p/>
     <w:p>
-      <w:r>
-        <w:t>autre méthode avec liste :</w:t>
-      </w:r>
-    </w:p>
-    <w:p>
-      <w:r>
-        <w:t>list=response.xpath("//h2[span='Parents']/following-sibling::ul[1]/li")</w:t>
-      </w:r>
-    </w:p>
-    <w:p>
-      <w:proofErr w:type="spellStart"/>
+      <w:proofErr w:type="gramStart"/>
+      <w:r>
+        <w:t>autre</w:t>
+      </w:r>
+      <w:proofErr w:type="gramEnd"/>
+      <w:r>
+        <w:t xml:space="preserve"> méthode avec liste :</w:t>
+      </w:r>
+    </w:p>
+    <w:p>
+      <w:proofErr w:type="gramStart"/>
+      <w:r>
+        <w:t>list</w:t>
+      </w:r>
+      <w:proofErr w:type="gramEnd"/>
+      <w:r>
+        <w:t>=response.xpath("//h2[span='Parents']/following-sibling::ul[1]/li")</w:t>
+      </w:r>
+    </w:p>
+    <w:p>
+      <w:proofErr w:type="spellStart"/>
+      <w:proofErr w:type="gramStart"/>
       <w:r>
         <w:t>list.xpath</w:t>
       </w:r>
       <w:proofErr w:type="spellEnd"/>
+      <w:proofErr w:type="gramEnd"/>
       <w:r>
         <w:t>("a/@href")</w:t>
       </w:r>
@@ -9214,28 +10282,48 @@
     <w:p/>
     <w:p/>
     <w:p>
-      <w:r>
-        <w:t>response.xpath("//div[@id='person-title']/</w:t>
+      <w:proofErr w:type="gramStart"/>
+      <w:r>
+        <w:t>response.xpath</w:t>
+      </w:r>
+      <w:proofErr w:type="gramEnd"/>
+      <w:r>
+        <w:t>("//div[@id='person-title']/</w:t>
       </w:r>
       <w:r>
         <w:t>following-sibling::ul")</w:t>
       </w:r>
     </w:p>
     <w:p>
-      <w:r>
-        <w:t>response.xpath("//div[@id='person-title']/following-sibling::ul[1]/li/text()")[0].extract()</w:t>
+      <w:proofErr w:type="gramStart"/>
+      <w:r>
+        <w:t>response.xpath</w:t>
+      </w:r>
+      <w:proofErr w:type="gramEnd"/>
+      <w:r>
+        <w:t>("//div[@id='person-title']/following-sibling::ul[1]/li/text()")[0].extract()</w:t>
       </w:r>
     </w:p>
     <w:p/>
     <w:p>
-      <w:r>
-        <w:t>response.xpath("//h2[span='Sources']/following-sibling::em/ul[1]/li")</w:t>
+      <w:proofErr w:type="gramStart"/>
+      <w:r>
+        <w:t>response.xpath</w:t>
+      </w:r>
+      <w:proofErr w:type="gramEnd"/>
+      <w:r>
+        <w:t>("//h2[span='Sources']/following-sibling::em/ul[1]/li")</w:t>
       </w:r>
     </w:p>
     <w:p/>
     <w:p>
-      <w:r>
-        <w:t>response.xpath("//h2[span='</w:t>
+      <w:proofErr w:type="gramStart"/>
+      <w:r>
+        <w:t>response.xpath</w:t>
+      </w:r>
+      <w:proofErr w:type="gramEnd"/>
+      <w:r>
+        <w:t>("//h2[span='</w:t>
       </w:r>
       <w:r>
         <w:t>Événements</w:t>
@@ -9288,12 +10376,14 @@
         </w:rPr>
         <w:t xml:space="preserve">        </w:t>
       </w:r>
+      <w:proofErr w:type="gramStart"/>
       <w:r>
         <w:rPr>
           <w:rStyle w:val="hljs-keyword"/>
         </w:rPr>
         <w:t>for</w:t>
       </w:r>
+      <w:proofErr w:type="gramEnd"/>
       <w:r>
         <w:rPr>
           <w:rStyle w:val="CodeHTML"/>
@@ -9367,19 +10457,28 @@
         <w:t xml:space="preserve">            </w:t>
       </w:r>
       <w:proofErr w:type="spellStart"/>
+      <w:proofErr w:type="gramStart"/>
       <w:r>
         <w:rPr>
           <w:rStyle w:val="CodeHTML"/>
           <w:rFonts w:eastAsiaTheme="majorEastAsia"/>
         </w:rPr>
-        <w:t>event_info</w:t>
-      </w:r>
-      <w:proofErr w:type="spellEnd"/>
+        <w:t>event</w:t>
+      </w:r>
+      <w:proofErr w:type="gramEnd"/>
       <w:r>
         <w:rPr>
           <w:rStyle w:val="CodeHTML"/>
           <w:rFonts w:eastAsiaTheme="majorEastAsia"/>
         </w:rPr>
+        <w:t>_info</w:t>
+      </w:r>
+      <w:proofErr w:type="spellEnd"/>
+      <w:r>
+        <w:rPr>
+          <w:rStyle w:val="CodeHTML"/>
+          <w:rFonts w:eastAsiaTheme="majorEastAsia"/>
+        </w:rPr>
         <w:t xml:space="preserve"> = {</w:t>
       </w:r>
       <w:r>
@@ -9521,12 +10620,21 @@
         <w:t>event_name</w:t>
       </w:r>
       <w:proofErr w:type="spellEnd"/>
+      <w:proofErr w:type="gramStart"/>
       <w:r>
         <w:rPr>
           <w:rStyle w:val="CodeHTML"/>
           <w:rFonts w:eastAsiaTheme="majorEastAsia"/>
         </w:rPr>
-        <w:t>': event.</w:t>
+        <w:t>':</w:t>
+      </w:r>
+      <w:proofErr w:type="gramEnd"/>
+      <w:r>
+        <w:rPr>
+          <w:rStyle w:val="CodeHTML"/>
+          <w:rFonts w:eastAsiaTheme="majorEastAsia"/>
+        </w:rPr>
+        <w:t xml:space="preserve"> event.</w:t>
       </w:r>
       <w:r>
         <w:rPr>
@@ -9658,12 +10766,21 @@
         <w:t>event_date</w:t>
       </w:r>
       <w:proofErr w:type="spellEnd"/>
+      <w:proofErr w:type="gramStart"/>
       <w:r>
         <w:rPr>
           <w:rStyle w:val="CodeHTML"/>
           <w:rFonts w:eastAsiaTheme="majorEastAsia"/>
         </w:rPr>
-        <w:t>': event.</w:t>
+        <w:t>':</w:t>
+      </w:r>
+      <w:proofErr w:type="gramEnd"/>
+      <w:r>
+        <w:rPr>
+          <w:rStyle w:val="CodeHTML"/>
+          <w:rFonts w:eastAsiaTheme="majorEastAsia"/>
+        </w:rPr>
+        <w:t xml:space="preserve"> event.</w:t>
       </w:r>
       <w:r>
         <w:rPr>
@@ -9809,19 +10926,28 @@
         <w:t>event_location</w:t>
       </w:r>
       <w:proofErr w:type="spellEnd"/>
+      <w:proofErr w:type="gramStart"/>
       <w:r>
         <w:rPr>
           <w:rStyle w:val="CodeHTML"/>
           <w:rFonts w:eastAsiaTheme="majorEastAsia"/>
         </w:rPr>
-        <w:t xml:space="preserve">': </w:t>
-      </w:r>
-      <w:proofErr w:type="spellStart"/>
+        <w:t>':</w:t>
+      </w:r>
+      <w:proofErr w:type="gramEnd"/>
       <w:r>
         <w:rPr>
           <w:rStyle w:val="CodeHTML"/>
           <w:rFonts w:eastAsiaTheme="majorEastAsia"/>
         </w:rPr>
+        <w:t xml:space="preserve"> </w:t>
+      </w:r>
+      <w:proofErr w:type="spellStart"/>
+      <w:r>
+        <w:rPr>
+          <w:rStyle w:val="CodeHTML"/>
+          <w:rFonts w:eastAsiaTheme="majorEastAsia"/>
+        </w:rPr>
         <w:t>event.</w:t>
       </w:r>
       <w:r>
@@ -9951,6 +11077,7 @@
         <w:t xml:space="preserve">            </w:t>
       </w:r>
       <w:proofErr w:type="spellStart"/>
+      <w:proofErr w:type="gramStart"/>
       <w:r>
         <w:rPr>
           <w:rStyle w:val="hljs-keyword"/>
@@ -9965,6 +11092,7 @@
         <w:t>.events</w:t>
       </w:r>
       <w:proofErr w:type="spellEnd"/>
+      <w:proofErr w:type="gramEnd"/>
       <w:r>
         <w:rPr>
           <w:rStyle w:val="CodeHTML"/>
@@ -10082,7 +11210,15 @@
     </w:p>
     <w:p>
       <w:r>
-        <w:t>2023-06-09 01:50:57 [</w:t>
+        <w:t xml:space="preserve">2023-06-09 </w:t>
+      </w:r>
+      <w:proofErr w:type="gramStart"/>
+      <w:r>
+        <w:t>01:</w:t>
+      </w:r>
+      <w:proofErr w:type="gramEnd"/>
+      <w:r>
+        <w:t>50:57 [</w:t>
       </w:r>
       <w:proofErr w:type="spellStart"/>
       <w:r>
@@ -10103,7 +11239,15 @@
     </w:p>
     <w:p>
       <w:r>
-        <w:t>2023-06-09 01:50:57 [</w:t>
+        <w:t xml:space="preserve">2023-06-09 </w:t>
+      </w:r>
+      <w:proofErr w:type="gramStart"/>
+      <w:r>
+        <w:t>01:</w:t>
+      </w:r>
+      <w:proofErr w:type="gramEnd"/>
+      <w:r>
+        <w:t>50:57 [</w:t>
       </w:r>
       <w:proofErr w:type="spellStart"/>
       <w:r>
@@ -10140,7 +11284,15 @@
     </w:p>
     <w:p>
       <w:r>
-        <w:t>2023-06-09 01:52:09 [</w:t>
+        <w:t xml:space="preserve">2023-06-09 </w:t>
+      </w:r>
+      <w:proofErr w:type="gramStart"/>
+      <w:r>
+        <w:t>01:</w:t>
+      </w:r>
+      <w:proofErr w:type="gramEnd"/>
+      <w:r>
+        <w:t>52:09 [</w:t>
       </w:r>
       <w:proofErr w:type="spellStart"/>
       <w:r>
@@ -10161,7 +11313,15 @@
     </w:p>
     <w:p>
       <w:r>
-        <w:t>2023-06-09 01:52:09 [</w:t>
+        <w:t xml:space="preserve">2023-06-09 </w:t>
+      </w:r>
+      <w:proofErr w:type="gramStart"/>
+      <w:r>
+        <w:t>01:</w:t>
+      </w:r>
+      <w:proofErr w:type="gramEnd"/>
+      <w:r>
+        <w:t>52:09 [</w:t>
       </w:r>
       <w:proofErr w:type="spellStart"/>
       <w:r>
@@ -10193,7 +11353,15 @@
     </w:p>
     <w:p>
       <w:r>
-        <w:t>2023-06-09 01:53:00 [</w:t>
+        <w:t xml:space="preserve">2023-06-09 </w:t>
+      </w:r>
+      <w:proofErr w:type="gramStart"/>
+      <w:r>
+        <w:t>01:</w:t>
+      </w:r>
+      <w:proofErr w:type="gramEnd"/>
+      <w:r>
+        <w:t>53:00 [</w:t>
       </w:r>
       <w:proofErr w:type="spellStart"/>
       <w:r>
@@ -10214,7 +11382,15 @@
     </w:p>
     <w:p>
       <w:r>
-        <w:t>2023-06-09 01:53:00 [</w:t>
+        <w:t xml:space="preserve">2023-06-09 </w:t>
+      </w:r>
+      <w:proofErr w:type="gramStart"/>
+      <w:r>
+        <w:t>01:</w:t>
+      </w:r>
+      <w:proofErr w:type="gramEnd"/>
+      <w:r>
+        <w:t>53:00 [</w:t>
       </w:r>
       <w:proofErr w:type="spellStart"/>
       <w:r>
@@ -10239,7 +11415,15 @@
         <w:pStyle w:val="Listing"/>
       </w:pPr>
       <w:r>
-        <w:t>2023-06-09 01:52:58 [</w:t>
+        <w:t xml:space="preserve">2023-06-09 </w:t>
+      </w:r>
+      <w:proofErr w:type="gramStart"/>
+      <w:r>
+        <w:t>01:</w:t>
+      </w:r>
+      <w:proofErr w:type="gramEnd"/>
+      <w:r>
+        <w:t>52:58 [</w:t>
       </w:r>
       <w:proofErr w:type="spellStart"/>
       <w:r>
@@ -10321,7 +11505,15 @@
         <w:pStyle w:val="Listing"/>
       </w:pPr>
       <w:r>
-        <w:t>2023-06-09 01:52:58 [</w:t>
+        <w:t xml:space="preserve">2023-06-09 </w:t>
+      </w:r>
+      <w:proofErr w:type="gramStart"/>
+      <w:r>
+        <w:t>01:</w:t>
+      </w:r>
+      <w:proofErr w:type="gramEnd"/>
+      <w:r>
+        <w:t>52:58 [</w:t>
       </w:r>
       <w:proofErr w:type="spellStart"/>
       <w:r>
@@ -10373,7 +11565,15 @@
         <w:pStyle w:val="Listing"/>
       </w:pPr>
       <w:r>
-        <w:t>2023-06-09 01:52:58 [</w:t>
+        <w:t xml:space="preserve">2023-06-09 </w:t>
+      </w:r>
+      <w:proofErr w:type="gramStart"/>
+      <w:r>
+        <w:t>01:</w:t>
+      </w:r>
+      <w:proofErr w:type="gramEnd"/>
+      <w:r>
+        <w:t>52:58 [</w:t>
       </w:r>
       <w:proofErr w:type="spellStart"/>
       <w:r>
@@ -10389,7 +11589,15 @@
         <w:pStyle w:val="Listing"/>
       </w:pPr>
       <w:r>
-        <w:t>2023-06-09 01:52:58 [</w:t>
+        <w:t xml:space="preserve">2023-06-09 </w:t>
+      </w:r>
+      <w:proofErr w:type="gramStart"/>
+      <w:r>
+        <w:t>01:</w:t>
+      </w:r>
+      <w:proofErr w:type="gramEnd"/>
+      <w:r>
+        <w:t>52:58 [</w:t>
       </w:r>
       <w:proofErr w:type="spellStart"/>
       <w:r>
@@ -10405,7 +11613,15 @@
         <w:pStyle w:val="Listing"/>
       </w:pPr>
       <w:r>
-        <w:t>2023-06-09 01:52:58 [</w:t>
+        <w:t xml:space="preserve">2023-06-09 </w:t>
+      </w:r>
+      <w:proofErr w:type="gramStart"/>
+      <w:r>
+        <w:t>01:</w:t>
+      </w:r>
+      <w:proofErr w:type="gramEnd"/>
+      <w:r>
+        <w:t>52:58 [</w:t>
       </w:r>
       <w:proofErr w:type="spellStart"/>
       <w:r>
@@ -10437,7 +11653,15 @@
         <w:pStyle w:val="Listing"/>
       </w:pPr>
       <w:r>
-        <w:t>2023-06-09 01:52:58 [</w:t>
+        <w:t xml:space="preserve">2023-06-09 </w:t>
+      </w:r>
+      <w:proofErr w:type="gramStart"/>
+      <w:r>
+        <w:t>01:</w:t>
+      </w:r>
+      <w:proofErr w:type="gramEnd"/>
+      <w:r>
+        <w:t>52:58 [</w:t>
       </w:r>
       <w:proofErr w:type="spellStart"/>
       <w:r>
@@ -10461,7 +11685,15 @@
         <w:pStyle w:val="Listing"/>
       </w:pPr>
       <w:r>
-        <w:t>2023-06-09 01:52:58 [</w:t>
+        <w:t xml:space="preserve">2023-06-09 </w:t>
+      </w:r>
+      <w:proofErr w:type="gramStart"/>
+      <w:r>
+        <w:t>01:</w:t>
+      </w:r>
+      <w:proofErr w:type="gramEnd"/>
+      <w:r>
+        <w:t>52:58 [</w:t>
       </w:r>
       <w:proofErr w:type="spellStart"/>
       <w:r>
@@ -10493,7 +11725,15 @@
         <w:pStyle w:val="Listing"/>
       </w:pPr>
       <w:r>
-        <w:t>2023-06-09 01:52:58 [</w:t>
+        <w:t xml:space="preserve">2023-06-09 </w:t>
+      </w:r>
+      <w:proofErr w:type="gramStart"/>
+      <w:r>
+        <w:t>01:</w:t>
+      </w:r>
+      <w:proofErr w:type="gramEnd"/>
+      <w:r>
+        <w:t>52:58 [</w:t>
       </w:r>
       <w:proofErr w:type="spellStart"/>
       <w:r>
@@ -10517,7 +11757,15 @@
         <w:pStyle w:val="Listing"/>
       </w:pPr>
       <w:r>
-        <w:t>2023-06-09 01:52:58 [</w:t>
+        <w:t xml:space="preserve">2023-06-09 </w:t>
+      </w:r>
+      <w:proofErr w:type="gramStart"/>
+      <w:r>
+        <w:t>01:</w:t>
+      </w:r>
+      <w:proofErr w:type="gramEnd"/>
+      <w:r>
+        <w:t>52:58 [</w:t>
       </w:r>
       <w:proofErr w:type="spellStart"/>
       <w:r>
@@ -10549,7 +11797,15 @@
         <w:pStyle w:val="Listing"/>
       </w:pPr>
       <w:r>
-        <w:t>2023-06-09 01:52:58 [</w:t>
+        <w:t xml:space="preserve">2023-06-09 </w:t>
+      </w:r>
+      <w:proofErr w:type="gramStart"/>
+      <w:r>
+        <w:t>01:</w:t>
+      </w:r>
+      <w:proofErr w:type="gramEnd"/>
+      <w:r>
+        <w:t>52:58 [</w:t>
       </w:r>
       <w:proofErr w:type="spellStart"/>
       <w:r>
@@ -10573,7 +11829,15 @@
         <w:pStyle w:val="Listing"/>
       </w:pPr>
       <w:r>
-        <w:t>2023-06-09 01:52:58 [</w:t>
+        <w:t xml:space="preserve">2023-06-09 </w:t>
+      </w:r>
+      <w:proofErr w:type="gramStart"/>
+      <w:r>
+        <w:t>01:</w:t>
+      </w:r>
+      <w:proofErr w:type="gramEnd"/>
+      <w:r>
+        <w:t>52:58 [</w:t>
       </w:r>
       <w:proofErr w:type="spellStart"/>
       <w:r>
@@ -10606,7 +11870,15 @@
       </w:pPr>
       <w:r>
         <w:lastRenderedPageBreak/>
-        <w:t>2023-06-09 01:52:58 [</w:t>
+        <w:t xml:space="preserve">2023-06-09 </w:t>
+      </w:r>
+      <w:proofErr w:type="gramStart"/>
+      <w:r>
+        <w:t>01:</w:t>
+      </w:r>
+      <w:proofErr w:type="gramEnd"/>
+      <w:r>
+        <w:t>52:58 [</w:t>
       </w:r>
       <w:proofErr w:type="spellStart"/>
       <w:r>
@@ -10630,7 +11902,15 @@
         <w:pStyle w:val="Listing"/>
       </w:pPr>
       <w:r>
-        <w:t>2023-06-09 01:52:58 [</w:t>
+        <w:t xml:space="preserve">2023-06-09 </w:t>
+      </w:r>
+      <w:proofErr w:type="gramStart"/>
+      <w:r>
+        <w:t>01:</w:t>
+      </w:r>
+      <w:proofErr w:type="gramEnd"/>
+      <w:r>
+        <w:t>52:58 [</w:t>
       </w:r>
       <w:proofErr w:type="spellStart"/>
       <w:r>
@@ -10662,7 +11942,15 @@
         <w:pStyle w:val="Listing"/>
       </w:pPr>
       <w:r>
-        <w:t>2023-06-09 01:52:58 [</w:t>
+        <w:t xml:space="preserve">2023-06-09 </w:t>
+      </w:r>
+      <w:proofErr w:type="gramStart"/>
+      <w:r>
+        <w:t>01:</w:t>
+      </w:r>
+      <w:proofErr w:type="gramEnd"/>
+      <w:r>
+        <w:t>52:58 [</w:t>
       </w:r>
       <w:proofErr w:type="spellStart"/>
       <w:r>
@@ -10686,7 +11974,15 @@
         <w:pStyle w:val="Listing"/>
       </w:pPr>
       <w:r>
-        <w:t>2023-06-09 01:52:58 [</w:t>
+        <w:t xml:space="preserve">2023-06-09 </w:t>
+      </w:r>
+      <w:proofErr w:type="gramStart"/>
+      <w:r>
+        <w:t>01:</w:t>
+      </w:r>
+      <w:proofErr w:type="gramEnd"/>
+      <w:r>
+        <w:t>52:58 [</w:t>
       </w:r>
       <w:proofErr w:type="spellStart"/>
       <w:r>
@@ -10718,7 +12014,15 @@
         <w:pStyle w:val="Listing"/>
       </w:pPr>
       <w:r>
-        <w:t>2023-06-09 01:52:58 [</w:t>
+        <w:t xml:space="preserve">2023-06-09 </w:t>
+      </w:r>
+      <w:proofErr w:type="gramStart"/>
+      <w:r>
+        <w:t>01:</w:t>
+      </w:r>
+      <w:proofErr w:type="gramEnd"/>
+      <w:r>
+        <w:t>52:58 [</w:t>
       </w:r>
       <w:proofErr w:type="spellStart"/>
       <w:r>
@@ -10742,7 +12046,15 @@
         <w:pStyle w:val="Listing"/>
       </w:pPr>
       <w:r>
-        <w:t>2023-06-09 01:52:59 [</w:t>
+        <w:t xml:space="preserve">2023-06-09 </w:t>
+      </w:r>
+      <w:proofErr w:type="gramStart"/>
+      <w:r>
+        <w:t>01:</w:t>
+      </w:r>
+      <w:proofErr w:type="gramEnd"/>
+      <w:r>
+        <w:t>52:59 [</w:t>
       </w:r>
       <w:proofErr w:type="spellStart"/>
       <w:r>
@@ -10774,7 +12086,15 @@
         <w:pStyle w:val="Listing"/>
       </w:pPr>
       <w:r>
-        <w:t>2023-06-09 01:52:59 [</w:t>
+        <w:t xml:space="preserve">2023-06-09 </w:t>
+      </w:r>
+      <w:proofErr w:type="gramStart"/>
+      <w:r>
+        <w:t>01:</w:t>
+      </w:r>
+      <w:proofErr w:type="gramEnd"/>
+      <w:r>
+        <w:t>52:59 [</w:t>
       </w:r>
       <w:proofErr w:type="spellStart"/>
       <w:r>
@@ -10798,7 +12118,15 @@
         <w:pStyle w:val="Listing"/>
       </w:pPr>
       <w:r>
-        <w:t>2023-06-09 01:52:59 [</w:t>
+        <w:t xml:space="preserve">2023-06-09 </w:t>
+      </w:r>
+      <w:proofErr w:type="gramStart"/>
+      <w:r>
+        <w:t>01:</w:t>
+      </w:r>
+      <w:proofErr w:type="gramEnd"/>
+      <w:r>
+        <w:t>52:59 [</w:t>
       </w:r>
       <w:proofErr w:type="spellStart"/>
       <w:r>
@@ -10830,7 +12158,15 @@
         <w:pStyle w:val="Listing"/>
       </w:pPr>
       <w:r>
-        <w:t>2023-06-09 01:52:59 [</w:t>
+        <w:t xml:space="preserve">2023-06-09 </w:t>
+      </w:r>
+      <w:proofErr w:type="gramStart"/>
+      <w:r>
+        <w:t>01:</w:t>
+      </w:r>
+      <w:proofErr w:type="gramEnd"/>
+      <w:r>
+        <w:t>52:59 [</w:t>
       </w:r>
       <w:proofErr w:type="spellStart"/>
       <w:r>
@@ -10854,7 +12190,15 @@
         <w:pStyle w:val="Listing"/>
       </w:pPr>
       <w:r>
-        <w:t>2023-06-09 01:52:59 [</w:t>
+        <w:t xml:space="preserve">2023-06-09 </w:t>
+      </w:r>
+      <w:proofErr w:type="gramStart"/>
+      <w:r>
+        <w:t>01:</w:t>
+      </w:r>
+      <w:proofErr w:type="gramEnd"/>
+      <w:r>
+        <w:t>52:59 [</w:t>
       </w:r>
       <w:proofErr w:type="spellStart"/>
       <w:r>
@@ -10886,7 +12230,15 @@
         <w:pStyle w:val="Listing"/>
       </w:pPr>
       <w:r>
-        <w:t>2023-06-09 01:52:59 [</w:t>
+        <w:t xml:space="preserve">2023-06-09 </w:t>
+      </w:r>
+      <w:proofErr w:type="gramStart"/>
+      <w:r>
+        <w:t>01:</w:t>
+      </w:r>
+      <w:proofErr w:type="gramEnd"/>
+      <w:r>
+        <w:t>52:59 [</w:t>
       </w:r>
       <w:proofErr w:type="spellStart"/>
       <w:r>
@@ -10910,7 +12262,15 @@
         <w:pStyle w:val="Listing"/>
       </w:pPr>
       <w:r>
-        <w:t>2023-06-09 01:52:59 [</w:t>
+        <w:t xml:space="preserve">2023-06-09 </w:t>
+      </w:r>
+      <w:proofErr w:type="gramStart"/>
+      <w:r>
+        <w:t>01:</w:t>
+      </w:r>
+      <w:proofErr w:type="gramEnd"/>
+      <w:r>
+        <w:t>52:59 [</w:t>
       </w:r>
       <w:proofErr w:type="spellStart"/>
       <w:r>
@@ -10942,7 +12302,15 @@
         <w:pStyle w:val="Listing"/>
       </w:pPr>
       <w:r>
-        <w:t>2023-06-09 01:52:59 [</w:t>
+        <w:t xml:space="preserve">2023-06-09 </w:t>
+      </w:r>
+      <w:proofErr w:type="gramStart"/>
+      <w:r>
+        <w:t>01:</w:t>
+      </w:r>
+      <w:proofErr w:type="gramEnd"/>
+      <w:r>
+        <w:t>52:59 [</w:t>
       </w:r>
       <w:proofErr w:type="spellStart"/>
       <w:r>
@@ -10966,7 +12334,15 @@
         <w:pStyle w:val="Listing"/>
       </w:pPr>
       <w:r>
-        <w:t>2023-06-09 01:52:59 [</w:t>
+        <w:t xml:space="preserve">2023-06-09 </w:t>
+      </w:r>
+      <w:proofErr w:type="gramStart"/>
+      <w:r>
+        <w:t>01:</w:t>
+      </w:r>
+      <w:proofErr w:type="gramEnd"/>
+      <w:r>
+        <w:t>52:59 [</w:t>
       </w:r>
       <w:proofErr w:type="spellStart"/>
       <w:r>
@@ -10998,7 +12374,15 @@
         <w:pStyle w:val="Listing"/>
       </w:pPr>
       <w:r>
-        <w:t>2023-06-09 01:52:59 [</w:t>
+        <w:t xml:space="preserve">2023-06-09 </w:t>
+      </w:r>
+      <w:proofErr w:type="gramStart"/>
+      <w:r>
+        <w:t>01:</w:t>
+      </w:r>
+      <w:proofErr w:type="gramEnd"/>
+      <w:r>
+        <w:t>52:59 [</w:t>
       </w:r>
       <w:proofErr w:type="spellStart"/>
       <w:r>
@@ -11022,7 +12406,15 @@
         <w:pStyle w:val="Listing"/>
       </w:pPr>
       <w:r>
-        <w:t>2023-06-09 01:52:59 [</w:t>
+        <w:t xml:space="preserve">2023-06-09 </w:t>
+      </w:r>
+      <w:proofErr w:type="gramStart"/>
+      <w:r>
+        <w:t>01:</w:t>
+      </w:r>
+      <w:proofErr w:type="gramEnd"/>
+      <w:r>
+        <w:t>52:59 [</w:t>
       </w:r>
       <w:proofErr w:type="spellStart"/>
       <w:r>
@@ -11054,7 +12446,15 @@
         <w:pStyle w:val="Listing"/>
       </w:pPr>
       <w:r>
-        <w:t>2023-06-09 01:52:59 [</w:t>
+        <w:t xml:space="preserve">2023-06-09 </w:t>
+      </w:r>
+      <w:proofErr w:type="gramStart"/>
+      <w:r>
+        <w:t>01:</w:t>
+      </w:r>
+      <w:proofErr w:type="gramEnd"/>
+      <w:r>
+        <w:t>52:59 [</w:t>
       </w:r>
       <w:proofErr w:type="spellStart"/>
       <w:r>
@@ -11078,7 +12478,15 @@
         <w:pStyle w:val="Listing"/>
       </w:pPr>
       <w:r>
-        <w:t>2023-06-09 01:52:59 [</w:t>
+        <w:t xml:space="preserve">2023-06-09 </w:t>
+      </w:r>
+      <w:proofErr w:type="gramStart"/>
+      <w:r>
+        <w:t>01:</w:t>
+      </w:r>
+      <w:proofErr w:type="gramEnd"/>
+      <w:r>
+        <w:t>52:59 [</w:t>
       </w:r>
       <w:proofErr w:type="spellStart"/>
       <w:r>
@@ -11110,7 +12518,15 @@
         <w:pStyle w:val="Listing"/>
       </w:pPr>
       <w:r>
-        <w:t>2023-06-09 01:52:59 [</w:t>
+        <w:t xml:space="preserve">2023-06-09 </w:t>
+      </w:r>
+      <w:proofErr w:type="gramStart"/>
+      <w:r>
+        <w:t>01:</w:t>
+      </w:r>
+      <w:proofErr w:type="gramEnd"/>
+      <w:r>
+        <w:t>52:59 [</w:t>
       </w:r>
       <w:proofErr w:type="spellStart"/>
       <w:r>
@@ -11135,7 +12551,15 @@
       </w:pPr>
       <w:r>
         <w:lastRenderedPageBreak/>
-        <w:t>2023-06-09 01:52:59 [</w:t>
+        <w:t xml:space="preserve">2023-06-09 </w:t>
+      </w:r>
+      <w:proofErr w:type="gramStart"/>
+      <w:r>
+        <w:t>01:</w:t>
+      </w:r>
+      <w:proofErr w:type="gramEnd"/>
+      <w:r>
+        <w:t>52:59 [</w:t>
       </w:r>
       <w:proofErr w:type="spellStart"/>
       <w:r>
@@ -11167,7 +12591,15 @@
         <w:pStyle w:val="Listing"/>
       </w:pPr>
       <w:r>
-        <w:t>2023-06-09 01:52:59 [</w:t>
+        <w:t xml:space="preserve">2023-06-09 </w:t>
+      </w:r>
+      <w:proofErr w:type="gramStart"/>
+      <w:r>
+        <w:t>01:</w:t>
+      </w:r>
+      <w:proofErr w:type="gramEnd"/>
+      <w:r>
+        <w:t>52:59 [</w:t>
       </w:r>
       <w:proofErr w:type="spellStart"/>
       <w:r>
@@ -11191,7 +12623,15 @@
         <w:pStyle w:val="Listing"/>
       </w:pPr>
       <w:r>
-        <w:t>2023-06-09 01:52:59 [</w:t>
+        <w:t xml:space="preserve">2023-06-09 </w:t>
+      </w:r>
+      <w:proofErr w:type="gramStart"/>
+      <w:r>
+        <w:t>01:</w:t>
+      </w:r>
+      <w:proofErr w:type="gramEnd"/>
+      <w:r>
+        <w:t>52:59 [</w:t>
       </w:r>
       <w:proofErr w:type="spellStart"/>
       <w:r>
@@ -11223,7 +12663,15 @@
         <w:pStyle w:val="Listing"/>
       </w:pPr>
       <w:r>
-        <w:t>2023-06-09 01:52:59 [</w:t>
+        <w:t xml:space="preserve">2023-06-09 </w:t>
+      </w:r>
+      <w:proofErr w:type="gramStart"/>
+      <w:r>
+        <w:t>01:</w:t>
+      </w:r>
+      <w:proofErr w:type="gramEnd"/>
+      <w:r>
+        <w:t>52:59 [</w:t>
       </w:r>
       <w:proofErr w:type="spellStart"/>
       <w:r>
@@ -11247,7 +12695,15 @@
         <w:pStyle w:val="Listing"/>
       </w:pPr>
       <w:r>
-        <w:t>2023-06-09 01:52:59 [</w:t>
+        <w:t xml:space="preserve">2023-06-09 </w:t>
+      </w:r>
+      <w:proofErr w:type="gramStart"/>
+      <w:r>
+        <w:t>01:</w:t>
+      </w:r>
+      <w:proofErr w:type="gramEnd"/>
+      <w:r>
+        <w:t>52:59 [</w:t>
       </w:r>
       <w:proofErr w:type="spellStart"/>
       <w:r>
@@ -11279,7 +12735,15 @@
         <w:pStyle w:val="Listing"/>
       </w:pPr>
       <w:r>
-        <w:t>2023-06-09 01:52:59 [</w:t>
+        <w:t xml:space="preserve">2023-06-09 </w:t>
+      </w:r>
+      <w:proofErr w:type="gramStart"/>
+      <w:r>
+        <w:t>01:</w:t>
+      </w:r>
+      <w:proofErr w:type="gramEnd"/>
+      <w:r>
+        <w:t>52:59 [</w:t>
       </w:r>
       <w:proofErr w:type="spellStart"/>
       <w:r>
@@ -11303,7 +12767,15 @@
         <w:pStyle w:val="Listing"/>
       </w:pPr>
       <w:r>
-        <w:t>2023-06-09 01:52:59 [</w:t>
+        <w:t xml:space="preserve">2023-06-09 </w:t>
+      </w:r>
+      <w:proofErr w:type="gramStart"/>
+      <w:r>
+        <w:t>01:</w:t>
+      </w:r>
+      <w:proofErr w:type="gramEnd"/>
+      <w:r>
+        <w:t>52:59 [</w:t>
       </w:r>
       <w:proofErr w:type="spellStart"/>
       <w:r>
@@ -11335,7 +12807,15 @@
         <w:pStyle w:val="Listing"/>
       </w:pPr>
       <w:r>
-        <w:t>2023-06-09 01:52:59 [</w:t>
+        <w:t xml:space="preserve">2023-06-09 </w:t>
+      </w:r>
+      <w:proofErr w:type="gramStart"/>
+      <w:r>
+        <w:t>01:</w:t>
+      </w:r>
+      <w:proofErr w:type="gramEnd"/>
+      <w:r>
+        <w:t>52:59 [</w:t>
       </w:r>
       <w:proofErr w:type="spellStart"/>
       <w:r>
@@ -11359,7 +12839,15 @@
         <w:pStyle w:val="Listing"/>
       </w:pPr>
       <w:r>
-        <w:t>2023-06-09 01:52:59 [</w:t>
+        <w:t xml:space="preserve">2023-06-09 </w:t>
+      </w:r>
+      <w:proofErr w:type="gramStart"/>
+      <w:r>
+        <w:t>01:</w:t>
+      </w:r>
+      <w:proofErr w:type="gramEnd"/>
+      <w:r>
+        <w:t>52:59 [</w:t>
       </w:r>
       <w:proofErr w:type="spellStart"/>
       <w:r>
@@ -11391,7 +12879,15 @@
         <w:pStyle w:val="Listing"/>
       </w:pPr>
       <w:r>
-        <w:t>2023-06-09 01:52:59 [</w:t>
+        <w:t xml:space="preserve">2023-06-09 </w:t>
+      </w:r>
+      <w:proofErr w:type="gramStart"/>
+      <w:r>
+        <w:t>01:</w:t>
+      </w:r>
+      <w:proofErr w:type="gramEnd"/>
+      <w:r>
+        <w:t>52:59 [</w:t>
       </w:r>
       <w:proofErr w:type="spellStart"/>
       <w:r>
@@ -11415,7 +12911,15 @@
         <w:pStyle w:val="Listing"/>
       </w:pPr>
       <w:r>
-        <w:t>2023-06-09 01:52:59 [</w:t>
+        <w:t xml:space="preserve">2023-06-09 </w:t>
+      </w:r>
+      <w:proofErr w:type="gramStart"/>
+      <w:r>
+        <w:t>01:</w:t>
+      </w:r>
+      <w:proofErr w:type="gramEnd"/>
+      <w:r>
+        <w:t>52:59 [</w:t>
       </w:r>
       <w:proofErr w:type="spellStart"/>
       <w:r>
@@ -11447,7 +12951,15 @@
         <w:pStyle w:val="Listing"/>
       </w:pPr>
       <w:r>
-        <w:t>2023-06-09 01:52:59 [</w:t>
+        <w:t xml:space="preserve">2023-06-09 </w:t>
+      </w:r>
+      <w:proofErr w:type="gramStart"/>
+      <w:r>
+        <w:t>01:</w:t>
+      </w:r>
+      <w:proofErr w:type="gramEnd"/>
+      <w:r>
+        <w:t>52:59 [</w:t>
       </w:r>
       <w:proofErr w:type="spellStart"/>
       <w:r>
@@ -11471,7 +12983,15 @@
         <w:pStyle w:val="Listing"/>
       </w:pPr>
       <w:r>
-        <w:t>2023-06-09 01:52:59 [</w:t>
+        <w:t xml:space="preserve">2023-06-09 </w:t>
+      </w:r>
+      <w:proofErr w:type="gramStart"/>
+      <w:r>
+        <w:t>01:</w:t>
+      </w:r>
+      <w:proofErr w:type="gramEnd"/>
+      <w:r>
+        <w:t>52:59 [</w:t>
       </w:r>
       <w:proofErr w:type="spellStart"/>
       <w:r>
@@ -11503,7 +13023,15 @@
         <w:pStyle w:val="Listing"/>
       </w:pPr>
       <w:r>
-        <w:t>2023-06-09 01:52:59 [</w:t>
+        <w:t xml:space="preserve">2023-06-09 </w:t>
+      </w:r>
+      <w:proofErr w:type="gramStart"/>
+      <w:r>
+        <w:t>01:</w:t>
+      </w:r>
+      <w:proofErr w:type="gramEnd"/>
+      <w:r>
+        <w:t>52:59 [</w:t>
       </w:r>
       <w:proofErr w:type="spellStart"/>
       <w:r>
@@ -11527,7 +13055,15 @@
         <w:pStyle w:val="Listing"/>
       </w:pPr>
       <w:r>
-        <w:t>2023-06-09 01:52:59 [</w:t>
+        <w:t xml:space="preserve">2023-06-09 </w:t>
+      </w:r>
+      <w:proofErr w:type="gramStart"/>
+      <w:r>
+        <w:t>01:</w:t>
+      </w:r>
+      <w:proofErr w:type="gramEnd"/>
+      <w:r>
+        <w:t>52:59 [</w:t>
       </w:r>
       <w:proofErr w:type="spellStart"/>
       <w:r>
@@ -11559,7 +13095,15 @@
         <w:pStyle w:val="Listing"/>
       </w:pPr>
       <w:r>
-        <w:t>2023-06-09 01:52:59 [</w:t>
+        <w:t xml:space="preserve">2023-06-09 </w:t>
+      </w:r>
+      <w:proofErr w:type="gramStart"/>
+      <w:r>
+        <w:t>01:</w:t>
+      </w:r>
+      <w:proofErr w:type="gramEnd"/>
+      <w:r>
+        <w:t>52:59 [</w:t>
       </w:r>
       <w:proofErr w:type="spellStart"/>
       <w:r>
@@ -11583,7 +13127,15 @@
         <w:pStyle w:val="Listing"/>
       </w:pPr>
       <w:r>
-        <w:t>2023-06-09 01:52:59 [</w:t>
+        <w:t xml:space="preserve">2023-06-09 </w:t>
+      </w:r>
+      <w:proofErr w:type="gramStart"/>
+      <w:r>
+        <w:t>01:</w:t>
+      </w:r>
+      <w:proofErr w:type="gramEnd"/>
+      <w:r>
+        <w:t>52:59 [</w:t>
       </w:r>
       <w:proofErr w:type="spellStart"/>
       <w:r>
@@ -11615,7 +13167,15 @@
         <w:pStyle w:val="Listing"/>
       </w:pPr>
       <w:r>
-        <w:t>2023-06-09 01:52:59 [</w:t>
+        <w:t xml:space="preserve">2023-06-09 </w:t>
+      </w:r>
+      <w:proofErr w:type="gramStart"/>
+      <w:r>
+        <w:t>01:</w:t>
+      </w:r>
+      <w:proofErr w:type="gramEnd"/>
+      <w:r>
+        <w:t>52:59 [</w:t>
       </w:r>
       <w:proofErr w:type="spellStart"/>
       <w:r>
@@ -11639,7 +13199,15 @@
         <w:pStyle w:val="Listing"/>
       </w:pPr>
       <w:r>
-        <w:t>2023-06-09 01:52:59 [</w:t>
+        <w:t xml:space="preserve">2023-06-09 </w:t>
+      </w:r>
+      <w:proofErr w:type="gramStart"/>
+      <w:r>
+        <w:t>01:</w:t>
+      </w:r>
+      <w:proofErr w:type="gramEnd"/>
+      <w:r>
+        <w:t>52:59 [</w:t>
       </w:r>
       <w:proofErr w:type="spellStart"/>
       <w:r>
@@ -11672,7 +13240,15 @@
       </w:pPr>
       <w:r>
         <w:lastRenderedPageBreak/>
-        <w:t>2023-06-09 01:52:59 [</w:t>
+        <w:t xml:space="preserve">2023-06-09 </w:t>
+      </w:r>
+      <w:proofErr w:type="gramStart"/>
+      <w:r>
+        <w:t>01:</w:t>
+      </w:r>
+      <w:proofErr w:type="gramEnd"/>
+      <w:r>
+        <w:t>52:59 [</w:t>
       </w:r>
       <w:proofErr w:type="spellStart"/>
       <w:r>
@@ -11704,7 +13280,15 @@
         <w:pStyle w:val="Listing"/>
       </w:pPr>
       <w:r>
-        <w:t>2023-06-09 01:52:59 [</w:t>
+        <w:t xml:space="preserve">2023-06-09 </w:t>
+      </w:r>
+      <w:proofErr w:type="gramStart"/>
+      <w:r>
+        <w:t>01:</w:t>
+      </w:r>
+      <w:proofErr w:type="gramEnd"/>
+      <w:r>
+        <w:t>52:59 [</w:t>
       </w:r>
       <w:proofErr w:type="spellStart"/>
       <w:r>
@@ -11728,7 +13312,15 @@
         <w:pStyle w:val="Listing"/>
       </w:pPr>
       <w:r>
-        <w:t>2023-06-09 01:52:59 [</w:t>
+        <w:t xml:space="preserve">2023-06-09 </w:t>
+      </w:r>
+      <w:proofErr w:type="gramStart"/>
+      <w:r>
+        <w:t>01:</w:t>
+      </w:r>
+      <w:proofErr w:type="gramEnd"/>
+      <w:r>
+        <w:t>52:59 [</w:t>
       </w:r>
       <w:proofErr w:type="spellStart"/>
       <w:r>
@@ -11752,7 +13344,15 @@
         <w:pStyle w:val="Listing"/>
       </w:pPr>
       <w:r>
-        <w:t>2023-06-09 01:52:59 [</w:t>
+        <w:t xml:space="preserve">2023-06-09 </w:t>
+      </w:r>
+      <w:proofErr w:type="gramStart"/>
+      <w:r>
+        <w:t>01:</w:t>
+      </w:r>
+      <w:proofErr w:type="gramEnd"/>
+      <w:r>
+        <w:t>52:59 [</w:t>
       </w:r>
       <w:proofErr w:type="spellStart"/>
       <w:r>
@@ -11784,7 +13384,15 @@
         <w:pStyle w:val="Listing"/>
       </w:pPr>
       <w:r>
-        <w:t>2023-06-09 01:52:59 [</w:t>
+        <w:t xml:space="preserve">2023-06-09 </w:t>
+      </w:r>
+      <w:proofErr w:type="gramStart"/>
+      <w:r>
+        <w:t>01:</w:t>
+      </w:r>
+      <w:proofErr w:type="gramEnd"/>
+      <w:r>
+        <w:t>52:59 [</w:t>
       </w:r>
       <w:proofErr w:type="spellStart"/>
       <w:r>
@@ -11808,7 +13416,15 @@
         <w:pStyle w:val="Listing"/>
       </w:pPr>
       <w:r>
-        <w:t>2023-06-09 01:52:59 [</w:t>
+        <w:t xml:space="preserve">2023-06-09 </w:t>
+      </w:r>
+      <w:proofErr w:type="gramStart"/>
+      <w:r>
+        <w:t>01:</w:t>
+      </w:r>
+      <w:proofErr w:type="gramEnd"/>
+      <w:r>
+        <w:t>52:59 [</w:t>
       </w:r>
       <w:proofErr w:type="spellStart"/>
       <w:r>
@@ -11840,7 +13456,15 @@
         <w:pStyle w:val="Listing"/>
       </w:pPr>
       <w:r>
-        <w:t>2023-06-09 01:52:59 [</w:t>
+        <w:t xml:space="preserve">2023-06-09 </w:t>
+      </w:r>
+      <w:proofErr w:type="gramStart"/>
+      <w:r>
+        <w:t>01:</w:t>
+      </w:r>
+      <w:proofErr w:type="gramEnd"/>
+      <w:r>
+        <w:t>52:59 [</w:t>
       </w:r>
       <w:proofErr w:type="spellStart"/>
       <w:r>
@@ -11864,7 +13488,15 @@
         <w:pStyle w:val="Listing"/>
       </w:pPr>
       <w:r>
-        <w:t>2023-06-09 01:52:59 [</w:t>
+        <w:t xml:space="preserve">2023-06-09 </w:t>
+      </w:r>
+      <w:proofErr w:type="gramStart"/>
+      <w:r>
+        <w:t>01:</w:t>
+      </w:r>
+      <w:proofErr w:type="gramEnd"/>
+      <w:r>
+        <w:t>52:59 [</w:t>
       </w:r>
       <w:proofErr w:type="spellStart"/>
       <w:r>
@@ -11896,7 +13528,15 @@
         <w:pStyle w:val="Listing"/>
       </w:pPr>
       <w:r>
-        <w:t>2023-06-09 01:52:59 [</w:t>
+        <w:t xml:space="preserve">2023-06-09 </w:t>
+      </w:r>
+      <w:proofErr w:type="gramStart"/>
+      <w:r>
+        <w:t>01:</w:t>
+      </w:r>
+      <w:proofErr w:type="gramEnd"/>
+      <w:r>
+        <w:t>52:59 [</w:t>
       </w:r>
       <w:proofErr w:type="spellStart"/>
       <w:r>
@@ -11920,7 +13560,15 @@
         <w:pStyle w:val="Listing"/>
       </w:pPr>
       <w:r>
-        <w:t>2023-06-09 01:52:59 [</w:t>
+        <w:t xml:space="preserve">2023-06-09 </w:t>
+      </w:r>
+      <w:proofErr w:type="gramStart"/>
+      <w:r>
+        <w:t>01:</w:t>
+      </w:r>
+      <w:proofErr w:type="gramEnd"/>
+      <w:r>
+        <w:t>52:59 [</w:t>
       </w:r>
       <w:proofErr w:type="spellStart"/>
       <w:r>
@@ -11952,7 +13600,15 @@
         <w:pStyle w:val="Listing"/>
       </w:pPr>
       <w:r>
-        <w:t>2023-06-09 01:52:59 [</w:t>
+        <w:t xml:space="preserve">2023-06-09 </w:t>
+      </w:r>
+      <w:proofErr w:type="gramStart"/>
+      <w:r>
+        <w:t>01:</w:t>
+      </w:r>
+      <w:proofErr w:type="gramEnd"/>
+      <w:r>
+        <w:t>52:59 [</w:t>
       </w:r>
       <w:proofErr w:type="spellStart"/>
       <w:r>
@@ -11976,7 +13632,15 @@
         <w:pStyle w:val="Listing"/>
       </w:pPr>
       <w:r>
-        <w:t>2023-06-09 01:52:59 [</w:t>
+        <w:t xml:space="preserve">2023-06-09 </w:t>
+      </w:r>
+      <w:proofErr w:type="gramStart"/>
+      <w:r>
+        <w:t>01:</w:t>
+      </w:r>
+      <w:proofErr w:type="gramEnd"/>
+      <w:r>
+        <w:t>52:59 [</w:t>
       </w:r>
       <w:proofErr w:type="spellStart"/>
       <w:r>
@@ -12008,7 +13672,15 @@
         <w:pStyle w:val="Listing"/>
       </w:pPr>
       <w:r>
-        <w:t>2023-06-09 01:52:59 [</w:t>
+        <w:t xml:space="preserve">2023-06-09 </w:t>
+      </w:r>
+      <w:proofErr w:type="gramStart"/>
+      <w:r>
+        <w:t>01:</w:t>
+      </w:r>
+      <w:proofErr w:type="gramEnd"/>
+      <w:r>
+        <w:t>52:59 [</w:t>
       </w:r>
       <w:proofErr w:type="spellStart"/>
       <w:r>
@@ -12040,7 +13712,15 @@
         <w:pStyle w:val="Listing"/>
       </w:pPr>
       <w:r>
-        <w:t>2023-06-09 01:52:59 [</w:t>
+        <w:t xml:space="preserve">2023-06-09 </w:t>
+      </w:r>
+      <w:proofErr w:type="gramStart"/>
+      <w:r>
+        <w:t>01:</w:t>
+      </w:r>
+      <w:proofErr w:type="gramEnd"/>
+      <w:r>
+        <w:t>52:59 [</w:t>
       </w:r>
       <w:proofErr w:type="spellStart"/>
       <w:r>
@@ -12064,7 +13744,15 @@
         <w:pStyle w:val="Listing"/>
       </w:pPr>
       <w:r>
-        <w:t>2023-06-09 01:52:59 [</w:t>
+        <w:t xml:space="preserve">2023-06-09 </w:t>
+      </w:r>
+      <w:proofErr w:type="gramStart"/>
+      <w:r>
+        <w:t>01:</w:t>
+      </w:r>
+      <w:proofErr w:type="gramEnd"/>
+      <w:r>
+        <w:t>52:59 [</w:t>
       </w:r>
       <w:proofErr w:type="spellStart"/>
       <w:r>
@@ -12088,7 +13776,15 @@
         <w:pStyle w:val="Listing"/>
       </w:pPr>
       <w:r>
-        <w:t>2023-06-09 01:52:59 [</w:t>
+        <w:t xml:space="preserve">2023-06-09 </w:t>
+      </w:r>
+      <w:proofErr w:type="gramStart"/>
+      <w:r>
+        <w:t>01:</w:t>
+      </w:r>
+      <w:proofErr w:type="gramEnd"/>
+      <w:r>
+        <w:t>52:59 [</w:t>
       </w:r>
       <w:proofErr w:type="spellStart"/>
       <w:r>
@@ -12120,7 +13816,15 @@
         <w:pStyle w:val="Listing"/>
       </w:pPr>
       <w:r>
-        <w:t>2023-06-09 01:52:59 [</w:t>
+        <w:t xml:space="preserve">2023-06-09 </w:t>
+      </w:r>
+      <w:proofErr w:type="gramStart"/>
+      <w:r>
+        <w:t>01:</w:t>
+      </w:r>
+      <w:proofErr w:type="gramEnd"/>
+      <w:r>
+        <w:t>52:59 [</w:t>
       </w:r>
       <w:proofErr w:type="spellStart"/>
       <w:r>
@@ -12144,7 +13848,15 @@
         <w:pStyle w:val="Listing"/>
       </w:pPr>
       <w:r>
-        <w:t>2023-06-09 01:52:59 [</w:t>
+        <w:t xml:space="preserve">2023-06-09 </w:t>
+      </w:r>
+      <w:proofErr w:type="gramStart"/>
+      <w:r>
+        <w:t>01:</w:t>
+      </w:r>
+      <w:proofErr w:type="gramEnd"/>
+      <w:r>
+        <w:t>52:59 [</w:t>
       </w:r>
       <w:proofErr w:type="spellStart"/>
       <w:r>
@@ -12177,7 +13889,15 @@
       </w:pPr>
       <w:r>
         <w:lastRenderedPageBreak/>
-        <w:t>2023-06-09 01:52:59 [</w:t>
+        <w:t xml:space="preserve">2023-06-09 </w:t>
+      </w:r>
+      <w:proofErr w:type="gramStart"/>
+      <w:r>
+        <w:t>01:</w:t>
+      </w:r>
+      <w:proofErr w:type="gramEnd"/>
+      <w:r>
+        <w:t>52:59 [</w:t>
       </w:r>
       <w:proofErr w:type="spellStart"/>
       <w:r>
@@ -12201,7 +13921,15 @@
         <w:pStyle w:val="Listing"/>
       </w:pPr>
       <w:r>
-        <w:t>2023-06-09 01:52:59 [</w:t>
+        <w:t xml:space="preserve">2023-06-09 </w:t>
+      </w:r>
+      <w:proofErr w:type="gramStart"/>
+      <w:r>
+        <w:t>01:</w:t>
+      </w:r>
+      <w:proofErr w:type="gramEnd"/>
+      <w:r>
+        <w:t>52:59 [</w:t>
       </w:r>
       <w:proofErr w:type="spellStart"/>
       <w:r>
@@ -12233,7 +13961,15 @@
         <w:pStyle w:val="Listing"/>
       </w:pPr>
       <w:r>
-        <w:t>2023-06-09 01:52:59 [</w:t>
+        <w:t xml:space="preserve">2023-06-09 </w:t>
+      </w:r>
+      <w:proofErr w:type="gramStart"/>
+      <w:r>
+        <w:t>01:</w:t>
+      </w:r>
+      <w:proofErr w:type="gramEnd"/>
+      <w:r>
+        <w:t>52:59 [</w:t>
       </w:r>
       <w:proofErr w:type="spellStart"/>
       <w:r>
@@ -12265,7 +14001,15 @@
         <w:pStyle w:val="Listing"/>
       </w:pPr>
       <w:r>
-        <w:t>2023-06-09 01:52:59 [</w:t>
+        <w:t xml:space="preserve">2023-06-09 </w:t>
+      </w:r>
+      <w:proofErr w:type="gramStart"/>
+      <w:r>
+        <w:t>01:</w:t>
+      </w:r>
+      <w:proofErr w:type="gramEnd"/>
+      <w:r>
+        <w:t>52:59 [</w:t>
       </w:r>
       <w:proofErr w:type="spellStart"/>
       <w:r>
@@ -12289,7 +14033,15 @@
         <w:pStyle w:val="Listing"/>
       </w:pPr>
       <w:r>
-        <w:t>2023-06-09 01:52:59 [</w:t>
+        <w:t xml:space="preserve">2023-06-09 </w:t>
+      </w:r>
+      <w:proofErr w:type="gramStart"/>
+      <w:r>
+        <w:t>01:</w:t>
+      </w:r>
+      <w:proofErr w:type="gramEnd"/>
+      <w:r>
+        <w:t>52:59 [</w:t>
       </w:r>
       <w:proofErr w:type="spellStart"/>
       <w:r>
@@ -12313,7 +14065,15 @@
         <w:pStyle w:val="Listing"/>
       </w:pPr>
       <w:r>
-        <w:t>2023-06-09 01:53:00 [</w:t>
+        <w:t xml:space="preserve">2023-06-09 </w:t>
+      </w:r>
+      <w:proofErr w:type="gramStart"/>
+      <w:r>
+        <w:t>01:</w:t>
+      </w:r>
+      <w:proofErr w:type="gramEnd"/>
+      <w:r>
+        <w:t>53:00 [</w:t>
       </w:r>
       <w:proofErr w:type="spellStart"/>
       <w:r>
@@ -12345,7 +14105,15 @@
         <w:pStyle w:val="Listing"/>
       </w:pPr>
       <w:r>
-        <w:t>2023-06-09 01:53:00 [</w:t>
+        <w:t xml:space="preserve">2023-06-09 </w:t>
+      </w:r>
+      <w:proofErr w:type="gramStart"/>
+      <w:r>
+        <w:t>01:</w:t>
+      </w:r>
+      <w:proofErr w:type="gramEnd"/>
+      <w:r>
+        <w:t>53:00 [</w:t>
       </w:r>
       <w:proofErr w:type="spellStart"/>
       <w:r>
@@ -12377,7 +14145,15 @@
         <w:pStyle w:val="Listing"/>
       </w:pPr>
       <w:r>
-        <w:t>2023-06-09 01:53:00 [</w:t>
+        <w:t xml:space="preserve">2023-06-09 </w:t>
+      </w:r>
+      <w:proofErr w:type="gramStart"/>
+      <w:r>
+        <w:t>01:</w:t>
+      </w:r>
+      <w:proofErr w:type="gramEnd"/>
+      <w:r>
+        <w:t>53:00 [</w:t>
       </w:r>
       <w:proofErr w:type="spellStart"/>
       <w:r>
@@ -12401,7 +14177,15 @@
         <w:pStyle w:val="Listing"/>
       </w:pPr>
       <w:r>
-        <w:t>2023-06-09 01:53:00 [</w:t>
+        <w:t xml:space="preserve">2023-06-09 </w:t>
+      </w:r>
+      <w:proofErr w:type="gramStart"/>
+      <w:r>
+        <w:t>01:</w:t>
+      </w:r>
+      <w:proofErr w:type="gramEnd"/>
+      <w:r>
+        <w:t>53:00 [</w:t>
       </w:r>
       <w:proofErr w:type="spellStart"/>
       <w:r>
@@ -12425,7 +14209,15 @@
         <w:pStyle w:val="Listing"/>
       </w:pPr>
       <w:r>
-        <w:t>2023-06-09 01:53:00 [</w:t>
+        <w:t xml:space="preserve">2023-06-09 </w:t>
+      </w:r>
+      <w:proofErr w:type="gramStart"/>
+      <w:r>
+        <w:t>01:</w:t>
+      </w:r>
+      <w:proofErr w:type="gramEnd"/>
+      <w:r>
+        <w:t>53:00 [</w:t>
       </w:r>
       <w:proofErr w:type="spellStart"/>
       <w:r>
@@ -12457,7 +14249,15 @@
         <w:pStyle w:val="Listing"/>
       </w:pPr>
       <w:r>
-        <w:t>2023-06-09 01:53:00 [</w:t>
+        <w:t xml:space="preserve">2023-06-09 </w:t>
+      </w:r>
+      <w:proofErr w:type="gramStart"/>
+      <w:r>
+        <w:t>01:</w:t>
+      </w:r>
+      <w:proofErr w:type="gramEnd"/>
+      <w:r>
+        <w:t>53:00 [</w:t>
       </w:r>
       <w:proofErr w:type="spellStart"/>
       <w:r>
@@ -12481,7 +14281,15 @@
         <w:pStyle w:val="Listing"/>
       </w:pPr>
       <w:r>
-        <w:t>2023-06-09 01:53:00 [</w:t>
+        <w:t xml:space="preserve">2023-06-09 </w:t>
+      </w:r>
+      <w:proofErr w:type="gramStart"/>
+      <w:r>
+        <w:t>01:</w:t>
+      </w:r>
+      <w:proofErr w:type="gramEnd"/>
+      <w:r>
+        <w:t>53:00 [</w:t>
       </w:r>
       <w:proofErr w:type="spellStart"/>
       <w:r>
@@ -12513,7 +14321,15 @@
         <w:pStyle w:val="Listing"/>
       </w:pPr>
       <w:r>
-        <w:t>2023-06-09 01:53:00 [</w:t>
+        <w:t xml:space="preserve">2023-06-09 </w:t>
+      </w:r>
+      <w:proofErr w:type="gramStart"/>
+      <w:r>
+        <w:t>01:</w:t>
+      </w:r>
+      <w:proofErr w:type="gramEnd"/>
+      <w:r>
+        <w:t>53:00 [</w:t>
       </w:r>
       <w:proofErr w:type="spellStart"/>
       <w:r>
@@ -12537,7 +14353,15 @@
         <w:pStyle w:val="Listing"/>
       </w:pPr>
       <w:r>
-        <w:t>2023-06-09 01:53:00 [</w:t>
+        <w:t xml:space="preserve">2023-06-09 </w:t>
+      </w:r>
+      <w:proofErr w:type="gramStart"/>
+      <w:r>
+        <w:t>01:</w:t>
+      </w:r>
+      <w:proofErr w:type="gramEnd"/>
+      <w:r>
+        <w:t>53:00 [</w:t>
       </w:r>
       <w:proofErr w:type="spellStart"/>
       <w:r>
@@ -12569,7 +14393,15 @@
         <w:pStyle w:val="Listing"/>
       </w:pPr>
       <w:r>
-        <w:t>2023-06-09 01:53:00 [</w:t>
+        <w:t xml:space="preserve">2023-06-09 </w:t>
+      </w:r>
+      <w:proofErr w:type="gramStart"/>
+      <w:r>
+        <w:t>01:</w:t>
+      </w:r>
+      <w:proofErr w:type="gramEnd"/>
+      <w:r>
+        <w:t>53:00 [</w:t>
       </w:r>
       <w:proofErr w:type="spellStart"/>
       <w:r>
@@ -12613,8 +14445,13 @@
       </w:hyperlink>
     </w:p>
     <w:p>
-      <w:r>
-        <w:t>Ca ramène &lt;</w:t>
+      <w:proofErr w:type="gramStart"/>
+      <w:r>
+        <w:t>Ca</w:t>
+      </w:r>
+      <w:proofErr w:type="gramEnd"/>
+      <w:r>
+        <w:t xml:space="preserve"> ramène &lt;</w:t>
       </w:r>
       <w:proofErr w:type="spellStart"/>
       <w:r>
@@ -12633,10 +14470,12 @@
         <w:t>&lt;</w:t>
       </w:r>
       <w:proofErr w:type="spellStart"/>
+      <w:proofErr w:type="gramStart"/>
       <w:r>
         <w:t>em</w:t>
       </w:r>
       <w:proofErr w:type="spellEnd"/>
+      <w:proofErr w:type="gramEnd"/>
       <w:r>
         <w:t>&gt;</w:t>
       </w:r>
@@ -12649,10 +14488,12 @@
         <w:t>&lt;</w:t>
       </w:r>
       <w:proofErr w:type="spellStart"/>
+      <w:proofErr w:type="gramStart"/>
       <w:r>
         <w:t>ul</w:t>
       </w:r>
       <w:proofErr w:type="spellEnd"/>
+      <w:proofErr w:type="gramEnd"/>
       <w:r>
         <w:t>&gt;</w:t>
       </w:r>
@@ -12662,7 +14503,15 @@
         <w:pStyle w:val="Listing"/>
       </w:pPr>
       <w:r>
-        <w:t>&lt;li&gt;Naissance: &lt;a href="https://www.source_naissance.fr/"&gt;https://www.source_naissance.fr/&lt;/a&gt;&lt;br&gt;Texte1 source naissance&lt;</w:t>
+        <w:t>&lt;</w:t>
+      </w:r>
+      <w:proofErr w:type="gramStart"/>
+      <w:r>
+        <w:t>li</w:t>
+      </w:r>
+      <w:proofErr w:type="gramEnd"/>
+      <w:r>
+        <w:t>&gt;Naissance: &lt;a href="https://www.source_naissance.fr/"&gt;https://www.source_naissance.fr/&lt;/a&gt;&lt;br&gt;Texte1 source naissance&lt;</w:t>
       </w:r>
       <w:proofErr w:type="spellStart"/>
       <w:r>
@@ -12687,7 +14536,15 @@
       </w:pPr>
       <w:r>
         <w:lastRenderedPageBreak/>
-        <w:t>&lt;li&gt;Union: &lt;a href="https://www.source_mariage.fr/"&gt;https://www.source_mariage.fr/&lt;/a&gt;&lt;br&gt;Texte1 source mariage&lt;</w:t>
+        <w:t>&lt;</w:t>
+      </w:r>
+      <w:proofErr w:type="gramStart"/>
+      <w:r>
+        <w:t>li</w:t>
+      </w:r>
+      <w:proofErr w:type="gramEnd"/>
+      <w:r>
+        <w:t>&gt;Union: &lt;a href="https://www.source_mariage.fr/"&gt;https://www.source_mariage.fr/&lt;/a&gt;&lt;br&gt;Texte1 source mariage&lt;</w:t>
       </w:r>
       <w:proofErr w:type="spellStart"/>
       <w:r>
@@ -12711,7 +14568,15 @@
         <w:pStyle w:val="Listing"/>
       </w:pPr>
       <w:r>
-        <w:t>&lt;li&gt;Décès: &lt;a href="https://www.source_deces.fr/"&gt;https://www.source_deces.fr/&lt;/a&gt; - Texte1 source décès&lt;</w:t>
+        <w:t>&lt;</w:t>
+      </w:r>
+      <w:proofErr w:type="gramStart"/>
+      <w:r>
+        <w:t>li</w:t>
+      </w:r>
+      <w:proofErr w:type="gramEnd"/>
+      <w:r>
+        <w:t>&gt;Décès: &lt;a href="https://www.source_deces.fr/"&gt;https://www.source_deces.fr/&lt;/a&gt; - Texte1 source décès&lt;</w:t>
       </w:r>
       <w:proofErr w:type="spellStart"/>
       <w:r>
@@ -12765,10 +14630,12 @@
     <w:p/>
     <w:p>
       <w:proofErr w:type="spellStart"/>
+      <w:proofErr w:type="gramStart"/>
       <w:r>
         <w:t>scrapy</w:t>
       </w:r>
       <w:proofErr w:type="spellEnd"/>
+      <w:proofErr w:type="gramEnd"/>
       <w:r>
         <w:t xml:space="preserve"> </w:t>
       </w:r>
@@ -12796,13 +14663,23 @@
       </w:r>
     </w:p>
     <w:p>
-      <w:r>
-        <w:t>sans titre, mais avec sources qui matchent</w:t>
-      </w:r>
-    </w:p>
-    <w:p>
-      <w:r>
-        <w:t>response.xpath("</w:t>
+      <w:proofErr w:type="gramStart"/>
+      <w:r>
+        <w:t>sans</w:t>
+      </w:r>
+      <w:proofErr w:type="gramEnd"/>
+      <w:r>
+        <w:t xml:space="preserve"> titre, mais avec sources qui matchent</w:t>
+      </w:r>
+    </w:p>
+    <w:p>
+      <w:proofErr w:type="gramStart"/>
+      <w:r>
+        <w:t>response.xpath</w:t>
+      </w:r>
+      <w:proofErr w:type="gramEnd"/>
+      <w:r>
+        <w:t>("</w:t>
       </w:r>
       <w:r>
         <w:t>//div[@id='person-title']/following-sibling::em[1]</w:t>
@@ -12812,32 +14689,54 @@
       </w:r>
     </w:p>
     <w:p>
-      <w:r>
-        <w:t>response.xpath("//div[@id='person-title']/following-sibling::em[1]").extract()</w:t>
-      </w:r>
-    </w:p>
-    <w:p>
-      <w:r>
-        <w:t>response.xpath("//div[@id='person-title']/following-sibling").extract()</w:t>
-      </w:r>
-    </w:p>
-    <w:p>
-      <w:r>
-        <w:t>response.xpath("//div[@id='person-title']/following-sibling::*[1][name()='em']")</w:t>
-      </w:r>
-    </w:p>
-    <w:p>
-      <w:r>
-        <w:t>response.xpath("//div[@id='person-title']/following-sibling::*[1][name()='em']/text()").get()</w:t>
+      <w:proofErr w:type="gramStart"/>
+      <w:r>
+        <w:t>response.xpath</w:t>
+      </w:r>
+      <w:proofErr w:type="gramEnd"/>
+      <w:r>
+        <w:t>("//div[@id='person-title']/following-sibling::em[1]").extract()</w:t>
+      </w:r>
+    </w:p>
+    <w:p>
+      <w:proofErr w:type="gramStart"/>
+      <w:r>
+        <w:t>response.xpath</w:t>
+      </w:r>
+      <w:proofErr w:type="gramEnd"/>
+      <w:r>
+        <w:t>("//div[@id='person-title']/following-sibling").extract()</w:t>
+      </w:r>
+    </w:p>
+    <w:p>
+      <w:proofErr w:type="gramStart"/>
+      <w:r>
+        <w:t>response.xpath</w:t>
+      </w:r>
+      <w:proofErr w:type="gramEnd"/>
+      <w:r>
+        <w:t>("//div[@id='person-title']/following-sibling::*[1][name()='em']")</w:t>
+      </w:r>
+    </w:p>
+    <w:p>
+      <w:proofErr w:type="gramStart"/>
+      <w:r>
+        <w:t>response.xpath</w:t>
+      </w:r>
+      <w:proofErr w:type="gramEnd"/>
+      <w:r>
+        <w:t>("//div[@id='person-title']/following-sibling::*[1][name()='em']/text()").get()</w:t>
       </w:r>
     </w:p>
     <w:p/>
     <w:p>
       <w:proofErr w:type="spellStart"/>
+      <w:proofErr w:type="gramStart"/>
       <w:r>
         <w:t>scrapy</w:t>
       </w:r>
       <w:proofErr w:type="spellEnd"/>
+      <w:proofErr w:type="gramEnd"/>
       <w:r>
         <w:t xml:space="preserve"> </w:t>
       </w:r>
@@ -12867,10 +14766,12 @@
     <w:p/>
     <w:p>
       <w:proofErr w:type="spellStart"/>
+      <w:proofErr w:type="gramStart"/>
       <w:r>
         <w:t>scrapy</w:t>
       </w:r>
       <w:proofErr w:type="spellEnd"/>
+      <w:proofErr w:type="gramEnd"/>
       <w:r>
         <w:t xml:space="preserve"> </w:t>
       </w:r>
@@ -12904,8 +14805,13 @@
           <w:noProof/>
         </w:rPr>
       </w:pPr>
-      <w:r>
-        <w:t>avec titre et note sur</w:t>
+      <w:proofErr w:type="gramStart"/>
+      <w:r>
+        <w:t>avec</w:t>
+      </w:r>
+      <w:proofErr w:type="gramEnd"/>
+      <w:r>
+        <w:t xml:space="preserve"> titre et note sur</w:t>
       </w:r>
       <w:r>
         <w:t xml:space="preserve"> le</w:t>
@@ -12925,10 +14831,12 @@
     <w:p/>
     <w:p>
       <w:proofErr w:type="spellStart"/>
+      <w:proofErr w:type="gramStart"/>
       <w:r>
         <w:t>scrapy</w:t>
       </w:r>
       <w:proofErr w:type="spellEnd"/>
+      <w:proofErr w:type="gramEnd"/>
       <w:r>
         <w:t xml:space="preserve"> </w:t>
       </w:r>
@@ -12958,10 +14866,12 @@
     <w:p/>
     <w:p>
       <w:proofErr w:type="spellStart"/>
+      <w:proofErr w:type="gramStart"/>
       <w:r>
         <w:t>response.xpath</w:t>
       </w:r>
       <w:proofErr w:type="spellEnd"/>
+      <w:proofErr w:type="gramEnd"/>
       <w:r>
         <w:t>("//</w:t>
       </w:r>
@@ -13082,7 +14992,27 @@
           <w:sz w:val="18"/>
           <w:szCs w:val="18"/>
         </w:rPr>
-        <w:t xml:space="preserve">result/gw.geneanet.org.danielr13.lang=fr.n=nicolas.oc=0.p=etienne+henri.log:[geneanet] DEBUG: </w:t>
+        <w:t>result/gw.geneanet.org.danielr13.lang=fr.n=</w:t>
+      </w:r>
+      <w:proofErr w:type="gramStart"/>
+      <w:r>
+        <w:rPr>
+          <w:rFonts w:ascii="Lucida Console" w:hAnsi="Lucida Console" w:cs="Lucida Console"/>
+          <w:kern w:val="0"/>
+          <w:sz w:val="18"/>
+          <w:szCs w:val="18"/>
+        </w:rPr>
+        <w:t>nicolas.oc=0.p</w:t>
+      </w:r>
+      <w:proofErr w:type="gramEnd"/>
+      <w:r>
+        <w:rPr>
+          <w:rFonts w:ascii="Lucida Console" w:hAnsi="Lucida Console" w:cs="Lucida Console"/>
+          <w:kern w:val="0"/>
+          <w:sz w:val="18"/>
+          <w:szCs w:val="18"/>
+        </w:rPr>
+        <w:t xml:space="preserve">=etienne+henri.log:[geneanet] DEBUG: </w:t>
       </w:r>
       <w:proofErr w:type="spellStart"/>
       <w:r>
@@ -13201,7 +15131,27 @@
           <w:sz w:val="18"/>
           <w:szCs w:val="18"/>
         </w:rPr>
-        <w:t>='danielr13?lang=</w:t>
+        <w:t>='danielr</w:t>
+      </w:r>
+      <w:proofErr w:type="gramStart"/>
+      <w:r>
+        <w:rPr>
+          <w:rFonts w:ascii="Lucida Console" w:hAnsi="Lucida Console" w:cs="Lucida Console"/>
+          <w:kern w:val="0"/>
+          <w:sz w:val="18"/>
+          <w:szCs w:val="18"/>
+        </w:rPr>
+        <w:t>13?</w:t>
+      </w:r>
+      <w:proofErr w:type="gramEnd"/>
+      <w:r>
+        <w:rPr>
+          <w:rFonts w:ascii="Lucida Console" w:hAnsi="Lucida Console" w:cs="Lucida Console"/>
+          <w:kern w:val="0"/>
+          <w:sz w:val="18"/>
+          <w:szCs w:val="18"/>
+        </w:rPr>
+        <w:t>lang=</w:t>
       </w:r>
       <w:proofErr w:type="spellStart"/>
       <w:r>
@@ -13243,7 +15193,27 @@
           <w:sz w:val="18"/>
           <w:szCs w:val="18"/>
         </w:rPr>
-        <w:t xml:space="preserve">result/gw.geneanet.org.danielr13.lang=fr.n=nicolas.oc=0.p=etienne+henri.log:[geneanet] DEBUG: </w:t>
+        <w:t>result/gw.geneanet.org.danielr13.lang=fr.n=</w:t>
+      </w:r>
+      <w:proofErr w:type="gramStart"/>
+      <w:r>
+        <w:rPr>
+          <w:rFonts w:ascii="Lucida Console" w:hAnsi="Lucida Console" w:cs="Lucida Console"/>
+          <w:kern w:val="0"/>
+          <w:sz w:val="18"/>
+          <w:szCs w:val="18"/>
+        </w:rPr>
+        <w:t>nicolas.oc=0.p</w:t>
+      </w:r>
+      <w:proofErr w:type="gramEnd"/>
+      <w:r>
+        <w:rPr>
+          <w:rFonts w:ascii="Lucida Console" w:hAnsi="Lucida Console" w:cs="Lucida Console"/>
+          <w:kern w:val="0"/>
+          <w:sz w:val="18"/>
+          <w:szCs w:val="18"/>
+        </w:rPr>
+        <w:t xml:space="preserve">=etienne+henri.log:[geneanet] DEBUG: </w:t>
       </w:r>
       <w:proofErr w:type="spellStart"/>
       <w:r>
@@ -13424,7 +15394,27 @@
           <w:sz w:val="18"/>
           <w:szCs w:val="18"/>
         </w:rPr>
-        <w:t xml:space="preserve">result/gw.geneanet.org.danielr13.lang=fr.n=nicolas.oc=0.p=etienne+henri.log:[geneanet] DEBUG: </w:t>
+        <w:t>result/gw.geneanet.org.danielr13.lang=fr.n=</w:t>
+      </w:r>
+      <w:proofErr w:type="gramStart"/>
+      <w:r>
+        <w:rPr>
+          <w:rFonts w:ascii="Lucida Console" w:hAnsi="Lucida Console" w:cs="Lucida Console"/>
+          <w:kern w:val="0"/>
+          <w:sz w:val="18"/>
+          <w:szCs w:val="18"/>
+        </w:rPr>
+        <w:t>nicolas.oc=0.p</w:t>
+      </w:r>
+      <w:proofErr w:type="gramEnd"/>
+      <w:r>
+        <w:rPr>
+          <w:rFonts w:ascii="Lucida Console" w:hAnsi="Lucida Console" w:cs="Lucida Console"/>
+          <w:kern w:val="0"/>
+          <w:sz w:val="18"/>
+          <w:szCs w:val="18"/>
+        </w:rPr>
+        <w:t xml:space="preserve">=etienne+henri.log:[geneanet] DEBUG: </w:t>
       </w:r>
       <w:proofErr w:type="spellStart"/>
       <w:r>
@@ -13486,7 +15476,27 @@
           <w:sz w:val="18"/>
           <w:szCs w:val="18"/>
         </w:rPr>
-        <w:t xml:space="preserve">result/gw.geneanet.org.danielr13.lang=fr.n=nicolas.oc=0.p=etienne+henri.log:[geneanet] DEBUG: </w:t>
+        <w:t>result/gw.geneanet.org.danielr13.lang=fr.n=</w:t>
+      </w:r>
+      <w:proofErr w:type="gramStart"/>
+      <w:r>
+        <w:rPr>
+          <w:rFonts w:ascii="Lucida Console" w:hAnsi="Lucida Console" w:cs="Lucida Console"/>
+          <w:kern w:val="0"/>
+          <w:sz w:val="18"/>
+          <w:szCs w:val="18"/>
+        </w:rPr>
+        <w:t>nicolas.oc=0.p</w:t>
+      </w:r>
+      <w:proofErr w:type="gramEnd"/>
+      <w:r>
+        <w:rPr>
+          <w:rFonts w:ascii="Lucida Console" w:hAnsi="Lucida Console" w:cs="Lucida Console"/>
+          <w:kern w:val="0"/>
+          <w:sz w:val="18"/>
+          <w:szCs w:val="18"/>
+        </w:rPr>
+        <w:t xml:space="preserve">=etienne+henri.log:[geneanet] DEBUG: </w:t>
       </w:r>
       <w:proofErr w:type="spellStart"/>
       <w:r>
@@ -13548,7 +15558,27 @@
           <w:sz w:val="18"/>
           <w:szCs w:val="18"/>
         </w:rPr>
-        <w:t xml:space="preserve">result/gw.geneanet.org.danielr13.lang=fr.n=nicolas.oc=0.p=etienne+henri.log:[geneanet] DEBUG: </w:t>
+        <w:t>result/gw.geneanet.org.danielr13.lang=fr.n=</w:t>
+      </w:r>
+      <w:proofErr w:type="gramStart"/>
+      <w:r>
+        <w:rPr>
+          <w:rFonts w:ascii="Lucida Console" w:hAnsi="Lucida Console" w:cs="Lucida Console"/>
+          <w:kern w:val="0"/>
+          <w:sz w:val="18"/>
+          <w:szCs w:val="18"/>
+        </w:rPr>
+        <w:t>nicolas.oc=0.p</w:t>
+      </w:r>
+      <w:proofErr w:type="gramEnd"/>
+      <w:r>
+        <w:rPr>
+          <w:rFonts w:ascii="Lucida Console" w:hAnsi="Lucida Console" w:cs="Lucida Console"/>
+          <w:kern w:val="0"/>
+          <w:sz w:val="18"/>
+          <w:szCs w:val="18"/>
+        </w:rPr>
+        <w:t xml:space="preserve">=etienne+henri.log:[geneanet] DEBUG: </w:t>
       </w:r>
       <w:proofErr w:type="spellStart"/>
       <w:r>
@@ -13750,7 +15780,27 @@
           <w:szCs w:val="18"/>
         </w:rPr>
         <w:lastRenderedPageBreak/>
-        <w:t xml:space="preserve">result/gw.geneanet.org.virgile81.lang=fr.n=schembri.oc=0.p=emmanuele.log:[geneanet] DEBUG: </w:t>
+        <w:t>result/gw.geneanet.org.virgile81.lang=fr.n=</w:t>
+      </w:r>
+      <w:proofErr w:type="gramStart"/>
+      <w:r>
+        <w:rPr>
+          <w:rFonts w:ascii="Lucida Console" w:hAnsi="Lucida Console" w:cs="Lucida Console"/>
+          <w:kern w:val="0"/>
+          <w:sz w:val="18"/>
+          <w:szCs w:val="18"/>
+        </w:rPr>
+        <w:t>schembri.oc=0.p</w:t>
+      </w:r>
+      <w:proofErr w:type="gramEnd"/>
+      <w:r>
+        <w:rPr>
+          <w:rFonts w:ascii="Lucida Console" w:hAnsi="Lucida Console" w:cs="Lucida Console"/>
+          <w:kern w:val="0"/>
+          <w:sz w:val="18"/>
+          <w:szCs w:val="18"/>
+        </w:rPr>
+        <w:t xml:space="preserve">=emmanuele.log:[geneanet] DEBUG: </w:t>
       </w:r>
       <w:proofErr w:type="spellStart"/>
       <w:r>
@@ -13872,7 +15922,27 @@
           <w:sz w:val="18"/>
           <w:szCs w:val="18"/>
         </w:rPr>
-        <w:t xml:space="preserve">result/gw.geneanet.org.virgile81.lang=fr.n=schembri.oc=0.p=emmanuele.log:[geneanet] DEBUG: </w:t>
+        <w:t>result/gw.geneanet.org.virgile81.lang=fr.n=</w:t>
+      </w:r>
+      <w:proofErr w:type="gramStart"/>
+      <w:r>
+        <w:rPr>
+          <w:rFonts w:ascii="Lucida Console" w:hAnsi="Lucida Console" w:cs="Lucida Console"/>
+          <w:kern w:val="0"/>
+          <w:sz w:val="18"/>
+          <w:szCs w:val="18"/>
+        </w:rPr>
+        <w:t>schembri.oc=0.p</w:t>
+      </w:r>
+      <w:proofErr w:type="gramEnd"/>
+      <w:r>
+        <w:rPr>
+          <w:rFonts w:ascii="Lucida Console" w:hAnsi="Lucida Console" w:cs="Lucida Console"/>
+          <w:kern w:val="0"/>
+          <w:sz w:val="18"/>
+          <w:szCs w:val="18"/>
+        </w:rPr>
+        <w:t xml:space="preserve">=emmanuele.log:[geneanet] DEBUG: </w:t>
       </w:r>
       <w:proofErr w:type="spellStart"/>
       <w:r>
@@ -14059,7 +16129,7 @@
       <w:rPr>
         <w:noProof/>
       </w:rPr>
-      <w:t>26/08/2023</w:t>
+      <w:t>27/08/2023</w:t>
     </w:r>
     <w:r>
       <w:fldChar w:fldCharType="end"/>
